--- a/project/Otro/Proyecto_Mayra_Carolina_Rivadeneira_Viteri.docx
+++ b/project/Otro/Proyecto_Mayra_Carolina_Rivadeneira_Viteri.docx
@@ -608,7 +608,7 @@
                                         </pic:cNvPicPr>
                                       </pic:nvPicPr>
                                       <pic:blipFill>
-                                        <a:blip r:embed="rId8" cstate="print"/>
+                                        <a:blip r:embed="rId9" cstate="print"/>
                                         <a:stretch>
                                           <a:fillRect/>
                                         </a:stretch>
@@ -6949,10 +6949,10 @@
           <w:noProof/>
         </w:rPr>
         <w:sectPr>
-          <w:headerReference w:type="default" r:id="rId9"/>
-          <w:footerReference w:type="default" r:id="rId10"/>
-          <w:headerReference w:type="first" r:id="rId11"/>
-          <w:footerReference w:type="first" r:id="rId12"/>
+          <w:headerReference w:type="default" r:id="rId10"/>
+          <w:footerReference w:type="default" r:id="rId11"/>
+          <w:headerReference w:type="first" r:id="rId12"/>
+          <w:footerReference w:type="first" r:id="rId13"/>
           <w:pgSz w:w="12240" w:h="15840"/>
           <w:pgMar w:top="1699" w:right="1699" w:bottom="1699" w:left="2261" w:header="720" w:footer="720" w:gutter="0"/>
           <w:pgNumType w:fmt="upperRoman" w:start="0"/>
@@ -7193,8 +7193,8 @@
           <w:numId w:val="1"/>
         </w:numPr>
         <w:sectPr>
-          <w:headerReference w:type="first" r:id="rId13"/>
-          <w:footerReference w:type="first" r:id="rId14"/>
+          <w:headerReference w:type="first" r:id="rId14"/>
+          <w:footerReference w:type="first" r:id="rId15"/>
           <w:pgSz w:w="12240" w:h="15840"/>
           <w:pgMar w:top="1701" w:right="1701" w:bottom="1701" w:left="2262" w:header="720" w:footer="720" w:gutter="0"/>
           <w:pgNumType w:start="1"/>
@@ -9722,7 +9722,7 @@
       <w:tr>
         <w:trPr>
           <w:cnfStyle w:val="000000100000" w:firstRow="0" w:lastRow="0" w:firstColumn="0" w:lastColumn="0" w:oddVBand="0" w:evenVBand="0" w:oddHBand="1" w:evenHBand="0" w:firstRowFirstColumn="0" w:firstRowLastColumn="0" w:lastRowFirstColumn="0" w:lastRowLastColumn="0"/>
-          <w:trHeight w:val="3256"/>
+          <w:trHeight w:val="2548"/>
         </w:trPr>
         <w:tc>
           <w:tcPr>
@@ -10071,7 +10071,6 @@
               <w:autoSpaceDE/>
               <w:autoSpaceDN/>
               <w:rPr>
-                <w:color w:val="000000"/>
                 <w:szCs w:val="24"/>
                 <w:lang w:val="es-PE" w:eastAsia="es-PE"/>
               </w:rPr>
@@ -10135,6 +10134,403 @@
                 <w:lang w:val="es-PE" w:eastAsia="es-PE"/>
               </w:rPr>
               <w:t>La demanda de asesorías puede verse afectada por la economía; sin embargo, el crecimiento del sector gastronómico y marketing genera oportunidades para ofrecer servicios especializados.</w:t>
+            </w:r>
+          </w:p>
+        </w:tc>
+      </w:tr>
+      <w:tr>
+        <w:trPr>
+          <w:cnfStyle w:val="000000100000" w:firstRow="0" w:lastRow="0" w:firstColumn="0" w:lastColumn="0" w:oddVBand="0" w:evenVBand="0" w:oddHBand="1" w:evenHBand="0" w:firstRowFirstColumn="0" w:firstRowLastColumn="0" w:lastRowFirstColumn="0" w:lastRowLastColumn="0"/>
+          <w:trHeight w:val="2896"/>
+        </w:trPr>
+        <w:tc>
+          <w:tcPr>
+            <w:tcW w:w="0" w:type="auto"/>
+            <w:hideMark/>
+          </w:tcPr>
+          <w:p>
+            <w:pPr>
+              <w:widowControl/>
+              <w:autoSpaceDE/>
+              <w:autoSpaceDN/>
+              <w:rPr>
+                <w:b/>
+                <w:bCs/>
+                <w:color w:val="000000"/>
+                <w:szCs w:val="24"/>
+                <w:lang w:val="es-PE" w:eastAsia="es-PE"/>
+              </w:rPr>
+            </w:pPr>
+            <w:r>
+              <w:rPr>
+                <w:b/>
+                <w:bCs/>
+                <w:color w:val="000000"/>
+                <w:szCs w:val="24"/>
+                <w:lang w:val="es-PE" w:eastAsia="es-PE"/>
+              </w:rPr>
+              <w:lastRenderedPageBreak/>
+              <w:t>Social</w:t>
+            </w:r>
+          </w:p>
+        </w:tc>
+        <w:tc>
+          <w:tcPr>
+            <w:tcW w:w="3418" w:type="dxa"/>
+            <w:hideMark/>
+          </w:tcPr>
+          <w:p>
+            <w:pPr>
+              <w:widowControl/>
+              <w:autoSpaceDE/>
+              <w:autoSpaceDN/>
+              <w:rPr>
+                <w:color w:val="000000"/>
+                <w:szCs w:val="24"/>
+                <w:lang w:val="es-PE" w:eastAsia="es-PE"/>
+              </w:rPr>
+            </w:pPr>
+            <w:r>
+              <w:rPr>
+                <w:b/>
+                <w:bCs/>
+                <w:color w:val="000000"/>
+                <w:szCs w:val="24"/>
+                <w:lang w:val="es-PE" w:eastAsia="es-PE"/>
+              </w:rPr>
+              <w:t>S1</w:t>
+            </w:r>
+            <w:r>
+              <w:rPr>
+                <w:color w:val="000000"/>
+                <w:szCs w:val="24"/>
+                <w:lang w:val="es-PE" w:eastAsia="es-PE"/>
+              </w:rPr>
+              <w:t xml:space="preserve"> </w:t>
+            </w:r>
+            <w:r>
+              <w:rPr>
+                <w:color w:val="000000"/>
+                <w:szCs w:val="24"/>
+                <w:lang w:val="es-PE" w:eastAsia="es-PE"/>
+              </w:rPr>
+              <w:t>Tendencia hacia emprendimientos gastronómicos.</w:t>
+            </w:r>
+          </w:p>
+          <w:p>
+            <w:pPr>
+              <w:widowControl/>
+              <w:autoSpaceDE/>
+              <w:autoSpaceDN/>
+              <w:rPr>
+                <w:color w:val="000000"/>
+                <w:szCs w:val="24"/>
+                <w:lang w:val="es-PE" w:eastAsia="es-PE"/>
+              </w:rPr>
+            </w:pPr>
+            <w:r>
+              <w:rPr>
+                <w:b/>
+                <w:bCs/>
+                <w:color w:val="000000"/>
+                <w:szCs w:val="24"/>
+                <w:lang w:val="es-PE" w:eastAsia="es-PE"/>
+              </w:rPr>
+              <w:t>S2</w:t>
+            </w:r>
+            <w:r>
+              <w:rPr>
+                <w:color w:val="000000"/>
+                <w:szCs w:val="24"/>
+                <w:lang w:val="es-PE" w:eastAsia="es-PE"/>
+              </w:rPr>
+              <w:t xml:space="preserve"> </w:t>
+            </w:r>
+            <w:r>
+              <w:rPr>
+                <w:color w:val="000000"/>
+                <w:szCs w:val="24"/>
+                <w:lang w:val="es-PE" w:eastAsia="es-PE"/>
+              </w:rPr>
+              <w:t>Interés en capacitación.</w:t>
+            </w:r>
+          </w:p>
+          <w:p>
+            <w:pPr>
+              <w:widowControl/>
+              <w:autoSpaceDE/>
+              <w:autoSpaceDN/>
+              <w:rPr>
+                <w:color w:val="000000"/>
+                <w:szCs w:val="24"/>
+                <w:lang w:val="es-PE" w:eastAsia="es-PE"/>
+              </w:rPr>
+            </w:pPr>
+            <w:r>
+              <w:rPr>
+                <w:b/>
+                <w:bCs/>
+                <w:color w:val="000000"/>
+                <w:szCs w:val="24"/>
+                <w:lang w:val="es-PE" w:eastAsia="es-PE"/>
+              </w:rPr>
+              <w:t>S3</w:t>
+            </w:r>
+            <w:r>
+              <w:rPr>
+                <w:color w:val="000000"/>
+                <w:szCs w:val="24"/>
+                <w:lang w:val="es-PE" w:eastAsia="es-PE"/>
+              </w:rPr>
+              <w:t xml:space="preserve"> </w:t>
+            </w:r>
+            <w:r>
+              <w:rPr>
+                <w:color w:val="000000"/>
+                <w:szCs w:val="24"/>
+                <w:lang w:val="es-PE" w:eastAsia="es-PE"/>
+              </w:rPr>
+              <w:t>Uso de redes sociales.</w:t>
+            </w:r>
+          </w:p>
+        </w:tc>
+        <w:tc>
+          <w:tcPr>
+            <w:tcW w:w="3419" w:type="dxa"/>
+            <w:hideMark/>
+          </w:tcPr>
+          <w:p>
+            <w:pPr>
+              <w:widowControl/>
+              <w:autoSpaceDE/>
+              <w:autoSpaceDN/>
+              <w:rPr>
+                <w:color w:val="000000"/>
+                <w:szCs w:val="24"/>
+                <w:lang w:val="es-PE" w:eastAsia="es-PE"/>
+              </w:rPr>
+            </w:pPr>
+            <w:r>
+              <w:rPr>
+                <w:color w:val="000000"/>
+                <w:szCs w:val="24"/>
+                <w:lang w:val="es-PE" w:eastAsia="es-PE"/>
+              </w:rPr>
+              <w:t>Existe una alta demanda de formación y asesoría en gastronomía, lo que favorece el posicionamiento del proyecto. Además, los consumidores valoran la innovación y</w:t>
+            </w:r>
+            <w:r>
+              <w:rPr>
+                <w:color w:val="000000"/>
+                <w:szCs w:val="24"/>
+                <w:lang w:val="es-PE" w:eastAsia="es-PE"/>
+              </w:rPr>
+              <w:t xml:space="preserve"> </w:t>
+            </w:r>
+            <w:r>
+              <w:rPr>
+                <w:color w:val="000000"/>
+                <w:szCs w:val="24"/>
+                <w:lang w:val="es-PE" w:eastAsia="es-PE"/>
+              </w:rPr>
+              <w:t>la experiencia.</w:t>
+            </w:r>
+          </w:p>
+        </w:tc>
+      </w:tr>
+      <w:tr>
+        <w:trPr>
+          <w:cnfStyle w:val="000000010000" w:firstRow="0" w:lastRow="0" w:firstColumn="0" w:lastColumn="0" w:oddVBand="0" w:evenVBand="0" w:oddHBand="0" w:evenHBand="1" w:firstRowFirstColumn="0" w:firstRowLastColumn="0" w:lastRowFirstColumn="0" w:lastRowLastColumn="0"/>
+          <w:trHeight w:val="1500"/>
+        </w:trPr>
+        <w:tc>
+          <w:tcPr>
+            <w:tcW w:w="0" w:type="auto"/>
+            <w:hideMark/>
+          </w:tcPr>
+          <w:p>
+            <w:pPr>
+              <w:widowControl/>
+              <w:autoSpaceDE/>
+              <w:autoSpaceDN/>
+              <w:rPr>
+                <w:b/>
+                <w:bCs/>
+                <w:color w:val="000000"/>
+                <w:szCs w:val="24"/>
+                <w:lang w:val="es-PE" w:eastAsia="es-PE"/>
+              </w:rPr>
+            </w:pPr>
+            <w:r>
+              <w:rPr>
+                <w:b/>
+                <w:bCs/>
+                <w:color w:val="000000"/>
+                <w:szCs w:val="24"/>
+                <w:lang w:val="es-PE" w:eastAsia="es-PE"/>
+              </w:rPr>
+              <w:t>Tecnológico</w:t>
+            </w:r>
+          </w:p>
+        </w:tc>
+        <w:tc>
+          <w:tcPr>
+            <w:tcW w:w="3418" w:type="dxa"/>
+            <w:hideMark/>
+          </w:tcPr>
+          <w:p>
+            <w:pPr>
+              <w:widowControl/>
+              <w:autoSpaceDE/>
+              <w:autoSpaceDN/>
+              <w:rPr>
+                <w:color w:val="000000"/>
+                <w:szCs w:val="24"/>
+                <w:lang w:val="es-PE" w:eastAsia="es-PE"/>
+              </w:rPr>
+            </w:pPr>
+            <w:r>
+              <w:rPr>
+                <w:b/>
+                <w:bCs/>
+                <w:color w:val="000000"/>
+                <w:szCs w:val="24"/>
+                <w:lang w:val="es-PE" w:eastAsia="es-PE"/>
+              </w:rPr>
+              <w:t>T1</w:t>
+            </w:r>
+            <w:r>
+              <w:rPr>
+                <w:color w:val="000000"/>
+                <w:szCs w:val="24"/>
+                <w:lang w:val="es-PE" w:eastAsia="es-PE"/>
+              </w:rPr>
+              <w:t xml:space="preserve"> </w:t>
+            </w:r>
+            <w:r>
+              <w:rPr>
+                <w:color w:val="000000"/>
+                <w:szCs w:val="24"/>
+                <w:lang w:val="es-PE" w:eastAsia="es-PE"/>
+              </w:rPr>
+              <w:t>Uso de plataformas digitales.</w:t>
+            </w:r>
+          </w:p>
+          <w:p>
+            <w:pPr>
+              <w:widowControl/>
+              <w:autoSpaceDE/>
+              <w:autoSpaceDN/>
+              <w:rPr>
+                <w:color w:val="000000"/>
+                <w:szCs w:val="24"/>
+                <w:lang w:val="es-PE" w:eastAsia="es-PE"/>
+              </w:rPr>
+            </w:pPr>
+            <w:r>
+              <w:rPr>
+                <w:b/>
+                <w:bCs/>
+                <w:color w:val="000000"/>
+                <w:szCs w:val="24"/>
+                <w:lang w:val="es-PE" w:eastAsia="es-PE"/>
+              </w:rPr>
+              <w:t>T2</w:t>
+            </w:r>
+            <w:r>
+              <w:rPr>
+                <w:color w:val="000000"/>
+                <w:szCs w:val="24"/>
+                <w:lang w:val="es-PE" w:eastAsia="es-PE"/>
+              </w:rPr>
+              <w:t xml:space="preserve"> </w:t>
+            </w:r>
+            <w:r>
+              <w:rPr>
+                <w:color w:val="000000"/>
+                <w:szCs w:val="24"/>
+                <w:lang w:val="es-PE" w:eastAsia="es-PE"/>
+              </w:rPr>
+              <w:t>Herramientas de marketing digital.</w:t>
+            </w:r>
+          </w:p>
+          <w:p>
+            <w:pPr>
+              <w:widowControl/>
+              <w:autoSpaceDE/>
+              <w:autoSpaceDN/>
+              <w:rPr>
+                <w:color w:val="000000"/>
+                <w:szCs w:val="24"/>
+                <w:lang w:val="es-PE" w:eastAsia="es-PE"/>
+              </w:rPr>
+            </w:pPr>
+            <w:r>
+              <w:rPr>
+                <w:b/>
+                <w:bCs/>
+                <w:color w:val="000000"/>
+                <w:szCs w:val="24"/>
+                <w:lang w:val="es-PE" w:eastAsia="es-PE"/>
+              </w:rPr>
+              <w:t>T3</w:t>
+            </w:r>
+            <w:r>
+              <w:rPr>
+                <w:color w:val="000000"/>
+                <w:szCs w:val="24"/>
+                <w:lang w:val="es-PE" w:eastAsia="es-PE"/>
+              </w:rPr>
+              <w:t xml:space="preserve"> </w:t>
+            </w:r>
+            <w:r>
+              <w:rPr>
+                <w:color w:val="000000"/>
+                <w:szCs w:val="24"/>
+                <w:lang w:val="es-PE" w:eastAsia="es-PE"/>
+              </w:rPr>
+              <w:t>Educación Hibrida.</w:t>
+            </w:r>
+          </w:p>
+        </w:tc>
+        <w:tc>
+          <w:tcPr>
+            <w:tcW w:w="3419" w:type="dxa"/>
+            <w:hideMark/>
+          </w:tcPr>
+          <w:p>
+            <w:pPr>
+              <w:widowControl/>
+              <w:autoSpaceDE/>
+              <w:autoSpaceDN/>
+              <w:rPr>
+                <w:color w:val="000000"/>
+                <w:szCs w:val="24"/>
+                <w:lang w:val="es-PE" w:eastAsia="es-PE"/>
+              </w:rPr>
+            </w:pPr>
+            <w:r>
+              <w:rPr>
+                <w:color w:val="000000"/>
+                <w:szCs w:val="24"/>
+                <w:lang w:val="es-PE" w:eastAsia="es-PE"/>
+              </w:rPr>
+              <w:t>La tecnología es clave para el desarrollo del negocio, ya que permite ofrecer asesorías virtuales, cursos online y estrategias de marketing a bajo costo y con</w:t>
+            </w:r>
+            <w:r>
+              <w:rPr>
+                <w:color w:val="000000"/>
+                <w:szCs w:val="24"/>
+                <w:lang w:val="es-PE" w:eastAsia="es-PE"/>
+              </w:rPr>
+              <w:t xml:space="preserve"> </w:t>
+            </w:r>
+            <w:r>
+              <w:rPr>
+                <w:color w:val="000000"/>
+                <w:szCs w:val="24"/>
+                <w:lang w:val="es-PE" w:eastAsia="es-PE"/>
+              </w:rPr>
+              <w:t>mayor alcance.</w:t>
             </w:r>
           </w:p>
         </w:tc>
@@ -10170,8 +10566,7 @@
                 <w:szCs w:val="24"/>
                 <w:lang w:val="es-PE" w:eastAsia="es-PE"/>
               </w:rPr>
-              <w:lastRenderedPageBreak/>
-              <w:t>Social</w:t>
+              <w:t>Ecológico</w:t>
             </w:r>
           </w:p>
         </w:tc>
@@ -10199,7 +10594,7 @@
                 <w:szCs w:val="24"/>
                 <w:lang w:val="es-PE" w:eastAsia="es-PE"/>
               </w:rPr>
-              <w:t>S1</w:t>
+              <w:t>E1</w:t>
             </w:r>
             <w:r>
               <w:rPr>
@@ -10215,7 +10610,23 @@
                 <w:szCs w:val="24"/>
                 <w:lang w:val="es-PE" w:eastAsia="es-PE"/>
               </w:rPr>
-              <w:t>Tendencia hacia emprendimientos gastronómicos.</w:t>
+              <w:t>Preferencia por productos</w:t>
+            </w:r>
+            <w:r>
+              <w:rPr>
+                <w:color w:val="000000"/>
+                <w:szCs w:val="24"/>
+                <w:lang w:val="es-PE" w:eastAsia="es-PE"/>
+              </w:rPr>
+              <w:t xml:space="preserve"> y practicas</w:t>
+            </w:r>
+            <w:r>
+              <w:rPr>
+                <w:color w:val="000000"/>
+                <w:szCs w:val="24"/>
+                <w:lang w:val="es-PE" w:eastAsia="es-PE"/>
+              </w:rPr>
+              <w:t xml:space="preserve"> sostenibles.</w:t>
             </w:r>
           </w:p>
           <w:p>
@@ -10237,7 +10648,7 @@
                 <w:szCs w:val="24"/>
                 <w:lang w:val="es-PE" w:eastAsia="es-PE"/>
               </w:rPr>
-              <w:t>S2</w:t>
+              <w:t>E2</w:t>
             </w:r>
             <w:r>
               <w:rPr>
@@ -10253,45 +10664,23 @@
                 <w:szCs w:val="24"/>
                 <w:lang w:val="es-PE" w:eastAsia="es-PE"/>
               </w:rPr>
-              <w:t>Interés en capacitación.</w:t>
-            </w:r>
-          </w:p>
-          <w:p>
-            <w:pPr>
-              <w:widowControl/>
-              <w:autoSpaceDE/>
-              <w:autoSpaceDN/>
+              <w:t>Cultura creciente de reciclaje</w:t>
+            </w:r>
+            <w:r>
               <w:rPr>
                 <w:color w:val="000000"/>
                 <w:szCs w:val="24"/>
                 <w:lang w:val="es-PE" w:eastAsia="es-PE"/>
               </w:rPr>
-            </w:pPr>
-            <w:r>
-              <w:rPr>
-                <w:b/>
-                <w:bCs/>
+              <w:t xml:space="preserve"> y reducción de desperdicios</w:t>
+            </w:r>
+            <w:r>
+              <w:rPr>
                 <w:color w:val="000000"/>
                 <w:szCs w:val="24"/>
                 <w:lang w:val="es-PE" w:eastAsia="es-PE"/>
               </w:rPr>
-              <w:t>S3</w:t>
-            </w:r>
-            <w:r>
-              <w:rPr>
-                <w:color w:val="000000"/>
-                <w:szCs w:val="24"/>
-                <w:lang w:val="es-PE" w:eastAsia="es-PE"/>
-              </w:rPr>
-              <w:t xml:space="preserve"> </w:t>
-            </w:r>
-            <w:r>
-              <w:rPr>
-                <w:color w:val="000000"/>
-                <w:szCs w:val="24"/>
-                <w:lang w:val="es-PE" w:eastAsia="es-PE"/>
-              </w:rPr>
-              <w:t>Uso de redes sociales.</w:t>
+              <w:t>.</w:t>
             </w:r>
           </w:p>
         </w:tc>
@@ -10317,23 +10706,7 @@
                 <w:szCs w:val="24"/>
                 <w:lang w:val="es-PE" w:eastAsia="es-PE"/>
               </w:rPr>
-              <w:t>Existe una alta demanda de formación y asesoría en gastronomía, lo que favorece el posicionamiento del proyecto. Además, los consumidores valoran la innovación y</w:t>
-            </w:r>
-            <w:r>
-              <w:rPr>
-                <w:color w:val="000000"/>
-                <w:szCs w:val="24"/>
-                <w:lang w:val="es-PE" w:eastAsia="es-PE"/>
-              </w:rPr>
-              <w:t xml:space="preserve"> </w:t>
-            </w:r>
-            <w:r>
-              <w:rPr>
-                <w:color w:val="000000"/>
-                <w:szCs w:val="24"/>
-                <w:lang w:val="es-PE" w:eastAsia="es-PE"/>
-              </w:rPr>
-              <w:t>la experiencia.</w:t>
+              <w:t>Cocina 360 puede incluir asesorías sobre sostenibilidad como valor agregado para diferenciar a los emprendedores.</w:t>
             </w:r>
           </w:p>
         </w:tc>
@@ -10341,7 +10714,7 @@
       <w:tr>
         <w:trPr>
           <w:cnfStyle w:val="000000010000" w:firstRow="0" w:lastRow="0" w:firstColumn="0" w:lastColumn="0" w:oddVBand="0" w:evenVBand="0" w:oddHBand="0" w:evenHBand="1" w:firstRowFirstColumn="0" w:firstRowLastColumn="0" w:lastRowFirstColumn="0" w:lastRowLastColumn="0"/>
-          <w:trHeight w:val="1500"/>
+          <w:trHeight w:val="1053"/>
         </w:trPr>
         <w:tc>
           <w:tcPr>
@@ -10369,7 +10742,7 @@
                 <w:szCs w:val="24"/>
                 <w:lang w:val="es-PE" w:eastAsia="es-PE"/>
               </w:rPr>
-              <w:t>Tecnológico</w:t>
+              <w:t>Legal</w:t>
             </w:r>
           </w:p>
         </w:tc>
@@ -10397,7 +10770,7 @@
                 <w:szCs w:val="24"/>
                 <w:lang w:val="es-PE" w:eastAsia="es-PE"/>
               </w:rPr>
-              <w:t>T1</w:t>
+              <w:t>L1</w:t>
             </w:r>
             <w:r>
               <w:rPr>
@@ -10413,7 +10786,15 @@
                 <w:szCs w:val="24"/>
                 <w:lang w:val="es-PE" w:eastAsia="es-PE"/>
               </w:rPr>
-              <w:t>Uso de plataformas digitales.</w:t>
+              <w:t>Normativas sanitarias</w:t>
+            </w:r>
+            <w:r>
+              <w:rPr>
+                <w:color w:val="000000"/>
+                <w:szCs w:val="24"/>
+                <w:lang w:val="es-PE" w:eastAsia="es-PE"/>
+              </w:rPr>
+              <w:t>.</w:t>
             </w:r>
           </w:p>
           <w:p>
@@ -10435,7 +10816,7 @@
                 <w:szCs w:val="24"/>
                 <w:lang w:val="es-PE" w:eastAsia="es-PE"/>
               </w:rPr>
-              <w:t>T2</w:t>
+              <w:t>L2</w:t>
             </w:r>
             <w:r>
               <w:rPr>
@@ -10451,7 +10832,7 @@
                 <w:szCs w:val="24"/>
                 <w:lang w:val="es-PE" w:eastAsia="es-PE"/>
               </w:rPr>
-              <w:t>Herramientas de marketing digital.</w:t>
+              <w:t>Regulación de servicios</w:t>
             </w:r>
           </w:p>
           <w:p>
@@ -10473,7 +10854,8 @@
                 <w:szCs w:val="24"/>
                 <w:lang w:val="es-PE" w:eastAsia="es-PE"/>
               </w:rPr>
-              <w:t>T3</w:t>
+              <w:lastRenderedPageBreak/>
+              <w:t>L3</w:t>
             </w:r>
             <w:r>
               <w:rPr>
@@ -10489,7 +10871,15 @@
                 <w:szCs w:val="24"/>
                 <w:lang w:val="es-PE" w:eastAsia="es-PE"/>
               </w:rPr>
-              <w:t>Educación Hibrida.</w:t>
+              <w:t>Propiedad intelectual y marca</w:t>
+            </w:r>
+            <w:r>
+              <w:rPr>
+                <w:color w:val="000000"/>
+                <w:szCs w:val="24"/>
+                <w:lang w:val="es-PE" w:eastAsia="es-PE"/>
+              </w:rPr>
+              <w:t>.</w:t>
             </w:r>
           </w:p>
         </w:tc>
@@ -10515,7 +10905,8 @@
                 <w:szCs w:val="24"/>
                 <w:lang w:val="es-PE" w:eastAsia="es-PE"/>
               </w:rPr>
-              <w:t>La tecnología es clave para el desarrollo del negocio, ya que permite ofrecer asesorías virtuales, cursos online y estrategias de marketing a bajo costo y con</w:t>
+              <w:lastRenderedPageBreak/>
+              <w:t xml:space="preserve">Cumplir con las normativas garantiza la formalidad del negocio, genera confianza en los clientes y permite operar de </w:t>
             </w:r>
             <w:r>
               <w:rPr>
@@ -10523,6 +10914,15 @@
                 <w:szCs w:val="24"/>
                 <w:lang w:val="es-PE" w:eastAsia="es-PE"/>
               </w:rPr>
+              <w:lastRenderedPageBreak/>
+              <w:t>manera segura en el mercado creando un excelente</w:t>
+            </w:r>
+            <w:r>
+              <w:rPr>
+                <w:color w:val="000000"/>
+                <w:szCs w:val="24"/>
+                <w:lang w:val="es-PE" w:eastAsia="es-PE"/>
+              </w:rPr>
               <w:t xml:space="preserve"> </w:t>
             </w:r>
             <w:r>
@@ -10531,497 +10931,7 @@
                 <w:szCs w:val="24"/>
                 <w:lang w:val="es-PE" w:eastAsia="es-PE"/>
               </w:rPr>
-              <w:t>mayor alcance.</w:t>
-            </w:r>
-          </w:p>
-        </w:tc>
-      </w:tr>
-      <w:tr>
-        <w:trPr>
-          <w:cnfStyle w:val="000000100000" w:firstRow="0" w:lastRow="0" w:firstColumn="0" w:lastColumn="0" w:oddVBand="0" w:evenVBand="0" w:oddHBand="1" w:evenHBand="0" w:firstRowFirstColumn="0" w:firstRowLastColumn="0" w:lastRowFirstColumn="0" w:lastRowLastColumn="0"/>
-          <w:trHeight w:val="911"/>
-        </w:trPr>
-        <w:tc>
-          <w:tcPr>
-            <w:tcW w:w="0" w:type="auto"/>
-            <w:hideMark/>
-          </w:tcPr>
-          <w:p>
-            <w:pPr>
-              <w:widowControl/>
-              <w:autoSpaceDE/>
-              <w:autoSpaceDN/>
-              <w:rPr>
-                <w:b/>
-                <w:bCs/>
-                <w:color w:val="000000"/>
-                <w:szCs w:val="24"/>
-                <w:lang w:val="es-PE" w:eastAsia="es-PE"/>
-              </w:rPr>
-            </w:pPr>
-            <w:r>
-              <w:rPr>
-                <w:b/>
-                <w:bCs/>
-                <w:color w:val="000000"/>
-                <w:szCs w:val="24"/>
-                <w:lang w:val="es-PE" w:eastAsia="es-PE"/>
-              </w:rPr>
-              <w:t>Ecológico</w:t>
-            </w:r>
-          </w:p>
-        </w:tc>
-        <w:tc>
-          <w:tcPr>
-            <w:tcW w:w="3418" w:type="dxa"/>
-            <w:hideMark/>
-          </w:tcPr>
-          <w:p>
-            <w:pPr>
-              <w:widowControl/>
-              <w:autoSpaceDE/>
-              <w:autoSpaceDN/>
-              <w:rPr>
-                <w:color w:val="000000"/>
-                <w:szCs w:val="24"/>
-                <w:lang w:val="es-PE" w:eastAsia="es-PE"/>
-              </w:rPr>
-            </w:pPr>
-            <w:r>
-              <w:rPr>
-                <w:b/>
-                <w:bCs/>
-                <w:color w:val="000000"/>
-                <w:szCs w:val="24"/>
-                <w:lang w:val="es-PE" w:eastAsia="es-PE"/>
-              </w:rPr>
-              <w:t>E1</w:t>
-            </w:r>
-            <w:r>
-              <w:rPr>
-                <w:color w:val="000000"/>
-                <w:szCs w:val="24"/>
-                <w:lang w:val="es-PE" w:eastAsia="es-PE"/>
-              </w:rPr>
-              <w:t xml:space="preserve"> </w:t>
-            </w:r>
-            <w:r>
-              <w:rPr>
-                <w:color w:val="000000"/>
-                <w:szCs w:val="24"/>
-                <w:lang w:val="es-PE" w:eastAsia="es-PE"/>
-              </w:rPr>
-              <w:t>Preferencia por productos sostenibles.</w:t>
-            </w:r>
-          </w:p>
-          <w:p>
-            <w:pPr>
-              <w:widowControl/>
-              <w:autoSpaceDE/>
-              <w:autoSpaceDN/>
-              <w:rPr>
-                <w:color w:val="000000"/>
-                <w:szCs w:val="24"/>
-                <w:lang w:val="es-PE" w:eastAsia="es-PE"/>
-              </w:rPr>
-            </w:pPr>
-            <w:r>
-              <w:rPr>
-                <w:b/>
-                <w:bCs/>
-                <w:color w:val="000000"/>
-                <w:szCs w:val="24"/>
-                <w:lang w:val="es-PE" w:eastAsia="es-PE"/>
-              </w:rPr>
-              <w:t>E2</w:t>
-            </w:r>
-            <w:r>
-              <w:rPr>
-                <w:color w:val="000000"/>
-                <w:szCs w:val="24"/>
-                <w:lang w:val="es-PE" w:eastAsia="es-PE"/>
-              </w:rPr>
-              <w:t xml:space="preserve"> </w:t>
-            </w:r>
-            <w:r>
-              <w:rPr>
-                <w:color w:val="000000"/>
-                <w:szCs w:val="24"/>
-                <w:lang w:val="es-PE" w:eastAsia="es-PE"/>
-              </w:rPr>
-              <w:t>Cultura creciente de reciclaje.</w:t>
-            </w:r>
-          </w:p>
-          <w:p>
-            <w:pPr>
-              <w:widowControl/>
-              <w:autoSpaceDE/>
-              <w:autoSpaceDN/>
-              <w:rPr>
-                <w:color w:val="000000"/>
-                <w:szCs w:val="24"/>
-                <w:lang w:val="es-PE" w:eastAsia="es-PE"/>
-              </w:rPr>
-            </w:pPr>
-            <w:r>
-              <w:rPr>
-                <w:b/>
-                <w:bCs/>
-                <w:color w:val="000000"/>
-                <w:szCs w:val="24"/>
-                <w:lang w:val="es-PE" w:eastAsia="es-PE"/>
-              </w:rPr>
-              <w:t>E3</w:t>
-            </w:r>
-            <w:r>
-              <w:rPr>
-                <w:color w:val="000000"/>
-                <w:szCs w:val="24"/>
-                <w:lang w:val="es-PE" w:eastAsia="es-PE"/>
-              </w:rPr>
-              <w:t xml:space="preserve"> </w:t>
-            </w:r>
-            <w:r>
-              <w:rPr>
-                <w:color w:val="000000"/>
-                <w:szCs w:val="24"/>
-                <w:lang w:val="es-PE" w:eastAsia="es-PE"/>
-              </w:rPr>
-              <w:t>Manejo adecuado de residuos de alimentos.</w:t>
-            </w:r>
-          </w:p>
-          <w:p>
-            <w:pPr>
-              <w:widowControl/>
-              <w:autoSpaceDE/>
-              <w:autoSpaceDN/>
-              <w:rPr>
-                <w:color w:val="000000"/>
-                <w:szCs w:val="24"/>
-                <w:lang w:val="es-PE" w:eastAsia="es-PE"/>
-              </w:rPr>
-            </w:pPr>
-            <w:r>
-              <w:rPr>
-                <w:b/>
-                <w:bCs/>
-                <w:color w:val="000000"/>
-                <w:szCs w:val="24"/>
-                <w:lang w:val="es-PE" w:eastAsia="es-PE"/>
-              </w:rPr>
-              <w:t>E4</w:t>
-            </w:r>
-            <w:r>
-              <w:rPr>
-                <w:color w:val="000000"/>
-                <w:szCs w:val="24"/>
-                <w:lang w:val="es-PE" w:eastAsia="es-PE"/>
-              </w:rPr>
-              <w:t xml:space="preserve"> </w:t>
-            </w:r>
-            <w:r>
-              <w:rPr>
-                <w:color w:val="000000"/>
-                <w:szCs w:val="24"/>
-                <w:lang w:val="es-PE" w:eastAsia="es-PE"/>
-              </w:rPr>
-              <w:t>Conciencia ambiental y movimientos ambientalistas.</w:t>
-            </w:r>
-          </w:p>
-        </w:tc>
-        <w:tc>
-          <w:tcPr>
-            <w:tcW w:w="3419" w:type="dxa"/>
-            <w:hideMark/>
-          </w:tcPr>
-          <w:p>
-            <w:pPr>
-              <w:widowControl/>
-              <w:autoSpaceDE/>
-              <w:autoSpaceDN/>
-              <w:rPr>
-                <w:color w:val="000000"/>
-                <w:szCs w:val="24"/>
-                <w:lang w:val="es-PE" w:eastAsia="es-PE"/>
-              </w:rPr>
-            </w:pPr>
-            <w:r>
-              <w:rPr>
-                <w:color w:val="000000"/>
-                <w:szCs w:val="24"/>
-                <w:lang w:val="es-PE" w:eastAsia="es-PE"/>
-              </w:rPr>
-              <w:t>La creciente preocupación por el medio ambiente impulsa a los consumidores a preferir negocios responsables con el entorno.</w:t>
-            </w:r>
-          </w:p>
-          <w:p>
-            <w:pPr>
-              <w:widowControl/>
-              <w:autoSpaceDE/>
-              <w:autoSpaceDN/>
-              <w:rPr>
-                <w:color w:val="000000"/>
-                <w:szCs w:val="24"/>
-                <w:lang w:val="es-PE" w:eastAsia="es-PE"/>
-              </w:rPr>
-            </w:pPr>
-            <w:r>
-              <w:rPr>
-                <w:color w:val="000000"/>
-                <w:szCs w:val="24"/>
-                <w:lang w:val="es-PE" w:eastAsia="es-PE"/>
-              </w:rPr>
-              <w:t xml:space="preserve">Easy Breakfast puede aprovechar esta tendencia utilizando empaques biodegradables y promoviendo prácticas sostenibles en la gestión de </w:t>
-            </w:r>
-            <w:r>
-              <w:rPr>
-                <w:color w:val="000000"/>
-                <w:szCs w:val="24"/>
-                <w:lang w:val="es-PE" w:eastAsia="es-PE"/>
-              </w:rPr>
-              <w:lastRenderedPageBreak/>
-              <w:t>residuos, lo cual también mejora la imagen del emprendimiento.</w:t>
-            </w:r>
-          </w:p>
-        </w:tc>
-      </w:tr>
-      <w:tr>
-        <w:trPr>
-          <w:cnfStyle w:val="000000010000" w:firstRow="0" w:lastRow="0" w:firstColumn="0" w:lastColumn="0" w:oddVBand="0" w:evenVBand="0" w:oddHBand="0" w:evenHBand="1" w:firstRowFirstColumn="0" w:firstRowLastColumn="0" w:lastRowFirstColumn="0" w:lastRowLastColumn="0"/>
-          <w:trHeight w:val="1500"/>
-        </w:trPr>
-        <w:tc>
-          <w:tcPr>
-            <w:tcW w:w="0" w:type="auto"/>
-            <w:hideMark/>
-          </w:tcPr>
-          <w:p>
-            <w:pPr>
-              <w:widowControl/>
-              <w:autoSpaceDE/>
-              <w:autoSpaceDN/>
-              <w:rPr>
-                <w:b/>
-                <w:bCs/>
-                <w:color w:val="000000"/>
-                <w:szCs w:val="24"/>
-                <w:lang w:val="es-PE" w:eastAsia="es-PE"/>
-              </w:rPr>
-            </w:pPr>
-            <w:r>
-              <w:rPr>
-                <w:b/>
-                <w:bCs/>
-                <w:color w:val="000000"/>
-                <w:szCs w:val="24"/>
-                <w:lang w:val="es-PE" w:eastAsia="es-PE"/>
-              </w:rPr>
-              <w:lastRenderedPageBreak/>
-              <w:t>Legal</w:t>
-            </w:r>
-          </w:p>
-        </w:tc>
-        <w:tc>
-          <w:tcPr>
-            <w:tcW w:w="3418" w:type="dxa"/>
-            <w:hideMark/>
-          </w:tcPr>
-          <w:p>
-            <w:pPr>
-              <w:widowControl/>
-              <w:autoSpaceDE/>
-              <w:autoSpaceDN/>
-              <w:rPr>
-                <w:color w:val="000000"/>
-                <w:szCs w:val="24"/>
-                <w:lang w:val="es-PE" w:eastAsia="es-PE"/>
-              </w:rPr>
-            </w:pPr>
-            <w:r>
-              <w:rPr>
-                <w:b/>
-                <w:bCs/>
-                <w:color w:val="000000"/>
-                <w:szCs w:val="24"/>
-                <w:lang w:val="es-PE" w:eastAsia="es-PE"/>
-              </w:rPr>
-              <w:t>L1</w:t>
-            </w:r>
-            <w:r>
-              <w:rPr>
-                <w:color w:val="000000"/>
-                <w:szCs w:val="24"/>
-                <w:lang w:val="es-PE" w:eastAsia="es-PE"/>
-              </w:rPr>
-              <w:t xml:space="preserve"> </w:t>
-            </w:r>
-            <w:r>
-              <w:rPr>
-                <w:color w:val="000000"/>
-                <w:szCs w:val="24"/>
-                <w:lang w:val="es-PE" w:eastAsia="es-PE"/>
-              </w:rPr>
-              <w:t>Normas sanitarias para la venta de alimentos.</w:t>
-            </w:r>
-          </w:p>
-          <w:p>
-            <w:pPr>
-              <w:widowControl/>
-              <w:autoSpaceDE/>
-              <w:autoSpaceDN/>
-              <w:rPr>
-                <w:color w:val="000000"/>
-                <w:szCs w:val="24"/>
-                <w:lang w:val="es-PE" w:eastAsia="es-PE"/>
-              </w:rPr>
-            </w:pPr>
-            <w:r>
-              <w:rPr>
-                <w:b/>
-                <w:bCs/>
-                <w:color w:val="000000"/>
-                <w:szCs w:val="24"/>
-                <w:lang w:val="es-PE" w:eastAsia="es-PE"/>
-              </w:rPr>
-              <w:t>L2</w:t>
-            </w:r>
-            <w:r>
-              <w:rPr>
-                <w:color w:val="000000"/>
-                <w:szCs w:val="24"/>
-                <w:lang w:val="es-PE" w:eastAsia="es-PE"/>
-              </w:rPr>
-              <w:t xml:space="preserve"> </w:t>
-            </w:r>
-            <w:r>
-              <w:rPr>
-                <w:color w:val="000000"/>
-                <w:szCs w:val="24"/>
-                <w:lang w:val="es-PE" w:eastAsia="es-PE"/>
-              </w:rPr>
-              <w:t>Certificaciones de manipulación de alimentos.</w:t>
-            </w:r>
-          </w:p>
-          <w:p>
-            <w:pPr>
-              <w:widowControl/>
-              <w:autoSpaceDE/>
-              <w:autoSpaceDN/>
-              <w:rPr>
-                <w:color w:val="000000"/>
-                <w:szCs w:val="24"/>
-                <w:lang w:val="es-PE" w:eastAsia="es-PE"/>
-              </w:rPr>
-            </w:pPr>
-            <w:r>
-              <w:rPr>
-                <w:b/>
-                <w:bCs/>
-                <w:color w:val="000000"/>
-                <w:szCs w:val="24"/>
-                <w:lang w:val="es-PE" w:eastAsia="es-PE"/>
-              </w:rPr>
-              <w:t>L3</w:t>
-            </w:r>
-            <w:r>
-              <w:rPr>
-                <w:color w:val="000000"/>
-                <w:szCs w:val="24"/>
-                <w:lang w:val="es-PE" w:eastAsia="es-PE"/>
-              </w:rPr>
-              <w:t xml:space="preserve"> </w:t>
-            </w:r>
-            <w:r>
-              <w:rPr>
-                <w:color w:val="000000"/>
-                <w:szCs w:val="24"/>
-                <w:lang w:val="es-PE" w:eastAsia="es-PE"/>
-              </w:rPr>
-              <w:t>Legislación laboral para contratación de empleados.</w:t>
-            </w:r>
-          </w:p>
-          <w:p>
-            <w:pPr>
-              <w:widowControl/>
-              <w:autoSpaceDE/>
-              <w:autoSpaceDN/>
-              <w:rPr>
-                <w:color w:val="000000"/>
-                <w:szCs w:val="24"/>
-                <w:lang w:val="es-PE" w:eastAsia="es-PE"/>
-              </w:rPr>
-            </w:pPr>
-            <w:r>
-              <w:rPr>
-                <w:b/>
-                <w:bCs/>
-                <w:color w:val="000000"/>
-                <w:szCs w:val="24"/>
-                <w:lang w:val="es-PE" w:eastAsia="es-PE"/>
-              </w:rPr>
-              <w:t>L4</w:t>
-            </w:r>
-            <w:r>
-              <w:rPr>
-                <w:color w:val="000000"/>
-                <w:szCs w:val="24"/>
-                <w:lang w:val="es-PE" w:eastAsia="es-PE"/>
-              </w:rPr>
-              <w:t xml:space="preserve"> </w:t>
-            </w:r>
-            <w:r>
-              <w:rPr>
-                <w:color w:val="000000"/>
-                <w:szCs w:val="24"/>
-                <w:lang w:val="es-PE" w:eastAsia="es-PE"/>
-              </w:rPr>
-              <w:t>Deducción de Impuesto a la Renta para pymes.</w:t>
-            </w:r>
-          </w:p>
-        </w:tc>
-        <w:tc>
-          <w:tcPr>
-            <w:tcW w:w="3419" w:type="dxa"/>
-            <w:hideMark/>
-          </w:tcPr>
-          <w:p>
-            <w:pPr>
-              <w:widowControl/>
-              <w:autoSpaceDE/>
-              <w:autoSpaceDN/>
-              <w:rPr>
-                <w:color w:val="000000"/>
-                <w:szCs w:val="24"/>
-                <w:lang w:val="es-PE" w:eastAsia="es-PE"/>
-              </w:rPr>
-            </w:pPr>
-            <w:r>
-              <w:rPr>
-                <w:color w:val="000000"/>
-                <w:szCs w:val="24"/>
-                <w:lang w:val="es-PE" w:eastAsia="es-PE"/>
-              </w:rPr>
-              <w:t>El cumplimiento de las normativas legales permite operar de manera formal y generar confianza en los clientes.</w:t>
-            </w:r>
-          </w:p>
-          <w:p>
-            <w:pPr>
-              <w:widowControl/>
-              <w:autoSpaceDE/>
-              <w:autoSpaceDN/>
-              <w:rPr>
-                <w:color w:val="000000"/>
-                <w:szCs w:val="24"/>
-                <w:lang w:val="es-PE" w:eastAsia="es-PE"/>
-              </w:rPr>
-            </w:pPr>
-            <w:r>
-              <w:rPr>
-                <w:color w:val="000000"/>
-                <w:szCs w:val="24"/>
-                <w:lang w:val="es-PE" w:eastAsia="es-PE"/>
-              </w:rPr>
-              <w:t>Además, la existencia de incentivos fiscales para pymes puede representar un beneficio para el crecimiento del emprendimiento, siempre que se cumplan las regulaciones sanitarias y laborales correspondientes.</w:t>
+              <w:t>renombre.</w:t>
             </w:r>
           </w:p>
         </w:tc>
@@ -11033,10 +10943,14 @@
           <w:rFonts w:eastAsiaTheme="majorEastAsia"/>
           <w:b/>
         </w:rPr>
+        <w:lastRenderedPageBreak/>
         <w:t>Nota:</w:t>
       </w:r>
       <w:r>
-        <w:t xml:space="preserve"> El análisis PESTEL identifica los factores externos del entorno que pueden influir positiva o negativamente en el desarrollo del proyecto Easy Breakfast.</w:t>
+        <w:t xml:space="preserve"> </w:t>
+      </w:r>
+      <w:r>
+        <w:t>El análisis PESTEL permite identificar factores externos que influyen en el desarrollo del emprendimiento.</w:t>
       </w:r>
       <w:r>
         <w:br w:type="page"/>
@@ -11169,19 +11083,6 @@
               </w:rPr>
               <w:t>Oportunidades (O)</w:t>
             </w:r>
-            <w:r>
-              <w:rPr>
-                <w:rFonts w:eastAsiaTheme="majorEastAsia"/>
-              </w:rPr>
-              <w:t xml:space="preserve"> </w:t>
-            </w:r>
-            <w:r>
-              <w:rPr>
-                <w:rFonts w:eastAsiaTheme="majorEastAsia"/>
-                <w:lang w:val="es-PE"/>
-              </w:rPr>
-              <w:t>PESTEL</w:t>
-            </w:r>
           </w:p>
         </w:tc>
       </w:tr>
@@ -11197,7 +11098,6 @@
             <w:pPr>
               <w:rPr>
                 <w:rFonts w:eastAsiaTheme="majorEastAsia"/>
-                <w:lang w:val="es-PE"/>
               </w:rPr>
             </w:pPr>
             <w:r>
@@ -11205,30 +11105,20 @@
                 <w:rFonts w:eastAsiaTheme="majorEastAsia"/>
                 <w:b/>
                 <w:bCs/>
-                <w:lang w:val="es-PE"/>
               </w:rPr>
               <w:t>F1</w:t>
             </w:r>
             <w:r>
               <w:rPr>
                 <w:rFonts w:eastAsiaTheme="majorEastAsia"/>
-                <w:lang w:val="es-PE"/>
-              </w:rPr>
-              <w:t xml:space="preserve"> </w:t>
-            </w:r>
-            <w:r>
-              <w:rPr>
-                <w:rFonts w:eastAsiaTheme="majorEastAsia"/>
-                <w:lang w:val="es-PE"/>
-              </w:rPr>
-              <w:t>Modelo de preventa online, que permite planificar la producción y reducir desperdicios.</w:t>
+              </w:rPr>
+              <w:t xml:space="preserve"> Propuesta innovadora (gastronomía + marketing).</w:t>
             </w:r>
           </w:p>
           <w:p>
             <w:pPr>
               <w:rPr>
                 <w:rFonts w:eastAsiaTheme="majorEastAsia"/>
-                <w:lang w:val="es-PE"/>
               </w:rPr>
             </w:pPr>
             <w:r>
@@ -11236,30 +11126,20 @@
                 <w:rFonts w:eastAsiaTheme="majorEastAsia"/>
                 <w:b/>
                 <w:bCs/>
-                <w:lang w:val="es-PE"/>
               </w:rPr>
               <w:t>F2</w:t>
             </w:r>
             <w:r>
               <w:rPr>
                 <w:rFonts w:eastAsiaTheme="majorEastAsia"/>
-                <w:lang w:val="es-PE"/>
-              </w:rPr>
-              <w:t xml:space="preserve"> </w:t>
-            </w:r>
-            <w:r>
-              <w:rPr>
-                <w:rFonts w:eastAsiaTheme="majorEastAsia"/>
-                <w:lang w:val="es-PE"/>
-              </w:rPr>
-              <w:t>Propuesta de valor saludable, alineada con tendencias actuales de alimentación.</w:t>
+              </w:rPr>
+              <w:t xml:space="preserve"> Uso de marketing digital e IA.</w:t>
             </w:r>
           </w:p>
           <w:p>
             <w:pPr>
               <w:rPr>
                 <w:rFonts w:eastAsiaTheme="majorEastAsia"/>
-                <w:lang w:val="es-PE"/>
               </w:rPr>
             </w:pPr>
             <w:r>
@@ -11267,30 +11147,26 @@
                 <w:rFonts w:eastAsiaTheme="majorEastAsia"/>
                 <w:b/>
                 <w:bCs/>
-                <w:lang w:val="es-PE"/>
               </w:rPr>
               <w:t>F3</w:t>
             </w:r>
             <w:r>
               <w:rPr>
                 <w:rFonts w:eastAsiaTheme="majorEastAsia"/>
-                <w:lang w:val="es-PE"/>
-              </w:rPr>
-              <w:t xml:space="preserve"> </w:t>
+              </w:rPr>
+              <w:t xml:space="preserve"> Diferenciación en el mercado</w:t>
             </w:r>
             <w:r>
               <w:rPr>
                 <w:rFonts w:eastAsiaTheme="majorEastAsia"/>
-                <w:lang w:val="es-PE"/>
-              </w:rPr>
-              <w:t>Uso de plataformas digitales para pedidos y promoción (web y redes sociales).</w:t>
+              </w:rPr>
+              <w:t>.</w:t>
             </w:r>
           </w:p>
           <w:p>
             <w:pPr>
               <w:rPr>
                 <w:rFonts w:eastAsiaTheme="majorEastAsia"/>
-                <w:lang w:val="es-PE"/>
               </w:rPr>
             </w:pPr>
             <w:r>
@@ -11298,23 +11174,14 @@
                 <w:rFonts w:eastAsiaTheme="majorEastAsia"/>
                 <w:b/>
                 <w:bCs/>
-                <w:lang w:val="es-PE"/>
               </w:rPr>
               <w:t>F4</w:t>
             </w:r>
             <w:r>
               <w:rPr>
                 <w:rFonts w:eastAsiaTheme="majorEastAsia"/>
-                <w:lang w:val="es-PE"/>
-              </w:rPr>
-              <w:t xml:space="preserve"> </w:t>
-            </w:r>
-            <w:r>
-              <w:rPr>
-                <w:rFonts w:eastAsiaTheme="majorEastAsia"/>
-                <w:lang w:val="es-PE"/>
-              </w:rPr>
-              <w:t>Bajo costo inicial de operación al ser un microemprendimiento.</w:t>
+              </w:rPr>
+              <w:t xml:space="preserve"> Creatividad en presentación.</w:t>
             </w:r>
           </w:p>
           <w:p>
@@ -11329,86 +11196,14 @@
                 <w:rFonts w:eastAsiaTheme="majorEastAsia"/>
                 <w:b/>
                 <w:bCs/>
-                <w:lang w:val="es-PE"/>
               </w:rPr>
               <w:t>F5</w:t>
             </w:r>
             <w:r>
               <w:rPr>
                 <w:rFonts w:eastAsiaTheme="majorEastAsia"/>
-                <w:lang w:val="es-PE"/>
-              </w:rPr>
-              <w:t xml:space="preserve"> </w:t>
-            </w:r>
-            <w:r>
-              <w:rPr>
-                <w:rFonts w:eastAsiaTheme="majorEastAsia"/>
-                <w:lang w:val="es-PE"/>
-              </w:rPr>
-              <w:t>Productos diferenciados como hotcakes con frutas y ponche de habas.</w:t>
-            </w:r>
-          </w:p>
-          <w:p>
-            <w:pPr>
-              <w:rPr>
-                <w:rFonts w:eastAsiaTheme="majorEastAsia"/>
-                <w:lang w:val="es-PE"/>
-              </w:rPr>
-            </w:pPr>
-            <w:r>
-              <w:rPr>
-                <w:rFonts w:eastAsiaTheme="majorEastAsia"/>
-                <w:b/>
-                <w:bCs/>
-                <w:lang w:val="es-PE"/>
-              </w:rPr>
-              <w:t>F6</w:t>
-            </w:r>
-            <w:r>
-              <w:rPr>
-                <w:rFonts w:eastAsiaTheme="majorEastAsia"/>
-                <w:lang w:val="es-PE"/>
-              </w:rPr>
-              <w:t xml:space="preserve"> </w:t>
-            </w:r>
-            <w:r>
-              <w:rPr>
-                <w:rFonts w:eastAsiaTheme="majorEastAsia"/>
-                <w:lang w:val="es-PE"/>
-              </w:rPr>
-              <w:t>Flexibilidad operativa, al poder ajustar la producción según la demanda diaria.</w:t>
-            </w:r>
-          </w:p>
-          <w:p>
-            <w:pPr>
-              <w:rPr>
-                <w:rFonts w:eastAsiaTheme="majorEastAsia"/>
-                <w:lang w:val="es-PE"/>
-              </w:rPr>
-            </w:pPr>
-            <w:r>
-              <w:rPr>
-                <w:rFonts w:eastAsiaTheme="majorEastAsia"/>
-                <w:b/>
-                <w:bCs/>
-                <w:lang w:val="es-PE"/>
-              </w:rPr>
-              <w:lastRenderedPageBreak/>
-              <w:t>F7</w:t>
-            </w:r>
-            <w:r>
-              <w:rPr>
-                <w:rFonts w:eastAsiaTheme="majorEastAsia"/>
-                <w:lang w:val="es-PE"/>
-              </w:rPr>
-              <w:t xml:space="preserve"> </w:t>
-            </w:r>
-            <w:r>
-              <w:rPr>
-                <w:rFonts w:eastAsiaTheme="majorEastAsia"/>
-                <w:lang w:val="es-PE"/>
-              </w:rPr>
-              <w:t>Segmento claro de mercado (estudiantes y profesionales con poco tiempo).</w:t>
+              </w:rPr>
+              <w:t xml:space="preserve"> Experiencia sensorial completa.</w:t>
             </w:r>
           </w:p>
         </w:tc>
@@ -11417,10 +11212,55 @@
             <w:tcW w:w="4135" w:type="dxa"/>
           </w:tcPr>
           <w:p>
+            <w:r>
+              <w:rPr>
+                <w:b/>
+                <w:bCs/>
+              </w:rPr>
+              <w:t>O1</w:t>
+            </w:r>
+            <w:r>
+              <w:t xml:space="preserve"> </w:t>
+            </w:r>
+            <w:r>
+              <w:t>Tendencia hacia experiencias gastronómicas.</w:t>
+            </w:r>
+          </w:p>
+          <w:p>
+            <w:r>
+              <w:rPr>
+                <w:b/>
+                <w:bCs/>
+              </w:rPr>
+              <w:t>O2</w:t>
+            </w:r>
+            <w:r>
+              <w:t xml:space="preserve"> </w:t>
+            </w:r>
+            <w:r>
+              <w:t>Crecimiento del uso de redes sociales.</w:t>
+            </w:r>
+          </w:p>
+          <w:p>
+            <w:r>
+              <w:rPr>
+                <w:b/>
+                <w:bCs/>
+              </w:rPr>
+              <w:t>O3</w:t>
+            </w:r>
+            <w:r>
+              <w:t xml:space="preserve"> </w:t>
+            </w:r>
+            <w:r>
+              <w:t>Participación en ferias gastronómicas y de emprendimiento existentes y nuevos</w:t>
+            </w:r>
+            <w:r>
+              <w:t>.</w:t>
+            </w:r>
+          </w:p>
+          <w:p>
             <w:pPr>
-              <w:tabs>
-                <w:tab w:val="num" w:pos="720"/>
-              </w:tabs>
               <w:rPr>
                 <w:rFonts w:eastAsiaTheme="majorEastAsia"/>
                 <w:lang w:val="es-PE"/>
@@ -11431,273 +11271,20 @@
                 <w:rFonts w:eastAsiaTheme="majorEastAsia"/>
                 <w:b/>
                 <w:bCs/>
-                <w:lang w:val="es-PE"/>
-              </w:rPr>
-              <w:lastRenderedPageBreak/>
-              <w:t>O1</w:t>
+              </w:rPr>
+              <w:t>O4</w:t>
             </w:r>
             <w:r>
               <w:rPr>
                 <w:rFonts w:eastAsiaTheme="majorEastAsia"/>
-                <w:lang w:val="es-PE"/>
               </w:rPr>
               <w:t xml:space="preserve"> </w:t>
             </w:r>
             <w:r>
               <w:rPr>
                 <w:rFonts w:eastAsiaTheme="majorEastAsia"/>
-                <w:lang w:val="es-PE"/>
-              </w:rPr>
-              <w:t>Crecimiento del consumo online y pedidos por internet.</w:t>
-            </w:r>
-          </w:p>
-          <w:p>
-            <w:pPr>
-              <w:rPr>
-                <w:rFonts w:eastAsiaTheme="majorEastAsia"/>
-                <w:lang w:val="es-PE"/>
-              </w:rPr>
-            </w:pPr>
-            <w:r>
-              <w:rPr>
-                <w:rFonts w:eastAsiaTheme="majorEastAsia"/>
-                <w:b/>
-                <w:bCs/>
-                <w:lang w:val="es-PE"/>
-              </w:rPr>
-              <w:t>O2</w:t>
-            </w:r>
-            <w:r>
-              <w:rPr>
-                <w:rFonts w:eastAsiaTheme="majorEastAsia"/>
-                <w:lang w:val="es-PE"/>
-              </w:rPr>
-              <w:t xml:space="preserve"> </w:t>
-            </w:r>
-            <w:r>
-              <w:rPr>
-                <w:rFonts w:eastAsiaTheme="majorEastAsia"/>
-                <w:lang w:val="es-PE"/>
-              </w:rPr>
-              <w:t>Mayor interés por la alimentación saludable.</w:t>
-            </w:r>
-          </w:p>
-          <w:p>
-            <w:pPr>
-              <w:rPr>
-                <w:rFonts w:eastAsiaTheme="majorEastAsia"/>
-                <w:lang w:val="es-PE"/>
-              </w:rPr>
-            </w:pPr>
-            <w:r>
-              <w:rPr>
-                <w:rFonts w:eastAsiaTheme="majorEastAsia"/>
-                <w:b/>
-                <w:bCs/>
-                <w:lang w:val="es-PE"/>
-              </w:rPr>
-              <w:t>O3</w:t>
-            </w:r>
-            <w:r>
-              <w:rPr>
-                <w:rFonts w:eastAsiaTheme="majorEastAsia"/>
-                <w:lang w:val="es-PE"/>
-              </w:rPr>
-              <w:t xml:space="preserve"> </w:t>
-            </w:r>
-            <w:r>
-              <w:rPr>
-                <w:rFonts w:eastAsiaTheme="majorEastAsia"/>
-                <w:lang w:val="es-PE"/>
-              </w:rPr>
-              <w:t>Estilo de vida acelerado de estudiantes y trabajadores.</w:t>
-            </w:r>
-          </w:p>
-          <w:p>
-            <w:pPr>
-              <w:rPr>
-                <w:rFonts w:eastAsiaTheme="majorEastAsia"/>
-                <w:lang w:val="es-PE"/>
-              </w:rPr>
-            </w:pPr>
-            <w:r>
-              <w:rPr>
-                <w:rFonts w:eastAsiaTheme="majorEastAsia"/>
-                <w:b/>
-                <w:bCs/>
-                <w:lang w:val="es-PE"/>
-              </w:rPr>
-              <w:t>O4</w:t>
-            </w:r>
-            <w:r>
-              <w:rPr>
-                <w:rFonts w:eastAsiaTheme="majorEastAsia"/>
-                <w:lang w:val="es-PE"/>
-              </w:rPr>
-              <w:t xml:space="preserve"> </w:t>
-            </w:r>
-            <w:r>
-              <w:rPr>
-                <w:rFonts w:eastAsiaTheme="majorEastAsia"/>
-                <w:lang w:val="es-PE"/>
-              </w:rPr>
-              <w:t>Poco tiempo para preparar desayunos en casa.</w:t>
-            </w:r>
-          </w:p>
-          <w:p>
-            <w:pPr>
-              <w:rPr>
-                <w:rFonts w:eastAsiaTheme="majorEastAsia"/>
-                <w:lang w:val="es-PE"/>
-              </w:rPr>
-            </w:pPr>
-            <w:r>
-              <w:rPr>
-                <w:rFonts w:eastAsiaTheme="majorEastAsia"/>
-                <w:b/>
-                <w:bCs/>
-                <w:lang w:val="es-PE"/>
-              </w:rPr>
-              <w:t>O5</w:t>
-            </w:r>
-            <w:r>
-              <w:rPr>
-                <w:rFonts w:eastAsiaTheme="majorEastAsia"/>
-                <w:lang w:val="es-PE"/>
-              </w:rPr>
-              <w:t xml:space="preserve"> </w:t>
-            </w:r>
-            <w:r>
-              <w:rPr>
-                <w:rFonts w:eastAsiaTheme="majorEastAsia"/>
-                <w:lang w:val="es-PE"/>
-              </w:rPr>
-              <w:t>Uso masivo de redes sociales para promoción de productos.</w:t>
-            </w:r>
-          </w:p>
-          <w:p>
-            <w:pPr>
-              <w:rPr>
-                <w:rFonts w:eastAsiaTheme="majorEastAsia"/>
-                <w:lang w:val="es-PE"/>
-              </w:rPr>
-            </w:pPr>
-            <w:r>
-              <w:rPr>
-                <w:rFonts w:eastAsiaTheme="majorEastAsia"/>
-                <w:b/>
-                <w:bCs/>
-                <w:lang w:val="es-PE"/>
-              </w:rPr>
-              <w:t>O6</w:t>
-            </w:r>
-            <w:r>
-              <w:rPr>
-                <w:rFonts w:eastAsiaTheme="majorEastAsia"/>
-                <w:lang w:val="es-PE"/>
-              </w:rPr>
-              <w:t xml:space="preserve"> </w:t>
-            </w:r>
-            <w:r>
-              <w:rPr>
-                <w:rFonts w:eastAsiaTheme="majorEastAsia"/>
-                <w:lang w:val="es-PE"/>
-              </w:rPr>
-              <w:t>Desarrollo de aplicaciones de delivery.</w:t>
-            </w:r>
-          </w:p>
-          <w:p>
-            <w:pPr>
-              <w:rPr>
-                <w:rFonts w:eastAsiaTheme="majorEastAsia"/>
-                <w:lang w:val="es-PE"/>
-              </w:rPr>
-            </w:pPr>
-            <w:r>
-              <w:rPr>
-                <w:rFonts w:eastAsiaTheme="majorEastAsia"/>
-                <w:b/>
-                <w:bCs/>
-                <w:lang w:val="es-PE"/>
-              </w:rPr>
-              <w:t>O7</w:t>
-            </w:r>
-            <w:r>
-              <w:rPr>
-                <w:rFonts w:eastAsiaTheme="majorEastAsia"/>
-                <w:lang w:val="es-PE"/>
-              </w:rPr>
-              <w:t xml:space="preserve"> </w:t>
-            </w:r>
-            <w:r>
-              <w:rPr>
-                <w:rFonts w:eastAsiaTheme="majorEastAsia"/>
-                <w:lang w:val="es-PE"/>
-              </w:rPr>
-              <w:t>Crecimiento de pagos digitales.</w:t>
-            </w:r>
-          </w:p>
-          <w:p>
-            <w:pPr>
-              <w:rPr>
-                <w:rFonts w:eastAsiaTheme="majorEastAsia"/>
-                <w:lang w:val="es-PE"/>
-              </w:rPr>
-            </w:pPr>
-            <w:r>
-              <w:rPr>
-                <w:rFonts w:eastAsiaTheme="majorEastAsia"/>
-                <w:b/>
-                <w:bCs/>
-                <w:lang w:val="es-PE"/>
-              </w:rPr>
-              <w:t>O8</w:t>
-            </w:r>
-            <w:r>
-              <w:rPr>
-                <w:rFonts w:eastAsiaTheme="majorEastAsia"/>
-                <w:lang w:val="es-PE"/>
-              </w:rPr>
-              <w:t xml:space="preserve"> </w:t>
-            </w:r>
-            <w:r>
-              <w:rPr>
-                <w:rFonts w:eastAsiaTheme="majorEastAsia"/>
-                <w:lang w:val="es-PE"/>
-              </w:rPr>
-              <w:t>Preferencia por productos sostenibles y ecológicos.</w:t>
-            </w:r>
-          </w:p>
-          <w:p>
-            <w:pPr>
-              <w:rPr>
-                <w:rFonts w:eastAsiaTheme="majorEastAsia"/>
-                <w:lang w:val="es-PE"/>
-              </w:rPr>
-            </w:pPr>
-            <w:r>
-              <w:rPr>
-                <w:rFonts w:eastAsiaTheme="majorEastAsia"/>
-                <w:b/>
-                <w:bCs/>
-                <w:lang w:val="es-PE"/>
-              </w:rPr>
-              <w:lastRenderedPageBreak/>
-              <w:t>O9</w:t>
-            </w:r>
-            <w:r>
-              <w:rPr>
-                <w:rFonts w:eastAsiaTheme="majorEastAsia"/>
-                <w:lang w:val="es-PE"/>
-              </w:rPr>
-              <w:t xml:space="preserve"> </w:t>
-            </w:r>
-            <w:r>
-              <w:rPr>
-                <w:rFonts w:eastAsiaTheme="majorEastAsia"/>
-                <w:lang w:val="es-PE"/>
-              </w:rPr>
-              <w:t>Regulaciones sanitarias claras que permiten formalizar el negocio.</w:t>
+              </w:rPr>
+              <w:t>Demanda de productos innovadores.</w:t>
             </w:r>
           </w:p>
         </w:tc>
@@ -11715,7 +11302,10 @@
         <w:t xml:space="preserve"> </w:t>
       </w:r>
       <w:r>
-        <w:t>La tabla presenta los factores internos positivos (fortalezas) y los factores externos favorables (oportunidades) que influyen en el desarrollo del proyecto Easy Breakfast. Las fortalezas corresponden a elementos controlables del emprendimiento, mientras que las oportunidades provienen del entorno identificado en el análisis PESTEL.</w:t>
+        <w:t>La tabla presenta los factores internos positivos y los factores externos favorables que influyen en el desarrollo del proyecto</w:t>
+      </w:r>
+      <w:r>
+        <w:t>.</w:t>
       </w:r>
     </w:p>
     <w:p>
@@ -11832,14 +11422,7 @@
               <w:rPr>
                 <w:rFonts w:eastAsiaTheme="majorEastAsia"/>
               </w:rPr>
-              <w:t xml:space="preserve">Amenazas (A) </w:t>
-            </w:r>
-            <w:r>
-              <w:rPr>
-                <w:rFonts w:eastAsiaTheme="majorEastAsia"/>
-                <w:lang w:val="es-PE"/>
-              </w:rPr>
-              <w:t>PESTEL</w:t>
+              <w:t>Amenazas (A)</w:t>
             </w:r>
           </w:p>
         </w:tc>
@@ -11853,34 +11436,64 @@
             <w:tcW w:w="4135" w:type="dxa"/>
           </w:tcPr>
           <w:p>
-            <w:pPr>
-              <w:rPr>
-                <w:rFonts w:eastAsiaTheme="majorEastAsia"/>
-                <w:lang w:val="es-PE"/>
-              </w:rPr>
-            </w:pPr>
-            <w:r>
-              <w:rPr>
-                <w:rFonts w:eastAsiaTheme="majorEastAsia"/>
+            <w:r>
+              <w:rPr>
                 <w:b/>
                 <w:bCs/>
-                <w:lang w:val="es-PE"/>
               </w:rPr>
               <w:t>D1</w:t>
             </w:r>
             <w:r>
-              <w:rPr>
-                <w:rFonts w:eastAsiaTheme="majorEastAsia"/>
-                <w:lang w:val="es-PE"/>
-              </w:rPr>
               <w:t xml:space="preserve"> </w:t>
             </w:r>
             <w:r>
-              <w:rPr>
-                <w:rFonts w:eastAsiaTheme="majorEastAsia"/>
-                <w:lang w:val="es-PE"/>
-              </w:rPr>
-              <w:t>Marca nueva sin posicionamiento en el mercado.</w:t>
+              <w:t>Falta de posicionamiento inicial.</w:t>
+            </w:r>
+          </w:p>
+          <w:p>
+            <w:r>
+              <w:rPr>
+                <w:b/>
+                <w:bCs/>
+              </w:rPr>
+              <w:lastRenderedPageBreak/>
+              <w:t>D2</w:t>
+            </w:r>
+            <w:r>
+              <w:t xml:space="preserve"> </w:t>
+            </w:r>
+            <w:r>
+              <w:t>Recursos financieros limitados.</w:t>
+            </w:r>
+          </w:p>
+          <w:p>
+            <w:r>
+              <w:rPr>
+                <w:b/>
+                <w:bCs/>
+              </w:rPr>
+              <w:t>D3</w:t>
+            </w:r>
+            <w:r>
+              <w:t xml:space="preserve"> </w:t>
+            </w:r>
+            <w:r>
+              <w:t>Capacidad operativa inicial baja.</w:t>
+            </w:r>
+          </w:p>
+          <w:p>
+            <w:r>
+              <w:rPr>
+                <w:b/>
+                <w:bCs/>
+              </w:rPr>
+              <w:t>D4</w:t>
+            </w:r>
+            <w:r>
+              <w:t xml:space="preserve"> </w:t>
+            </w:r>
+            <w:r>
+              <w:t>Bajo posicionamiento de la marca en el mercado.</w:t>
             </w:r>
           </w:p>
           <w:p>
@@ -11892,198 +11505,17 @@
             </w:pPr>
             <w:r>
               <w:rPr>
-                <w:rFonts w:eastAsiaTheme="majorEastAsia"/>
                 <w:b/>
                 <w:bCs/>
-                <w:lang w:val="es-PE"/>
-              </w:rPr>
-              <w:t>D2</w:t>
-            </w:r>
-            <w:r>
-              <w:rPr>
-                <w:rFonts w:eastAsiaTheme="majorEastAsia"/>
-                <w:lang w:val="es-PE"/>
-              </w:rPr>
+              </w:rPr>
+              <w:t>D5</w:t>
+            </w:r>
+            <w:r>
               <w:t xml:space="preserve"> </w:t>
             </w:r>
             <w:r>
-              <w:rPr>
-                <w:rFonts w:eastAsiaTheme="majorEastAsia"/>
-                <w:lang w:val="es-PE"/>
-              </w:rPr>
-              <w:t>Limitados recursos financieros para marketing o expansión.</w:t>
-            </w:r>
-          </w:p>
-          <w:p>
-            <w:pPr>
-              <w:rPr>
-                <w:rFonts w:eastAsiaTheme="majorEastAsia"/>
-                <w:lang w:val="es-PE"/>
-              </w:rPr>
-            </w:pPr>
-            <w:r>
-              <w:rPr>
-                <w:rFonts w:eastAsiaTheme="majorEastAsia"/>
-                <w:b/>
-                <w:bCs/>
-                <w:lang w:val="es-PE"/>
-              </w:rPr>
-              <w:t>D3</w:t>
-            </w:r>
-            <w:r>
-              <w:rPr>
-                <w:rFonts w:eastAsiaTheme="majorEastAsia"/>
-                <w:lang w:val="es-PE"/>
-              </w:rPr>
-              <w:t xml:space="preserve"> </w:t>
-            </w:r>
-            <w:r>
-              <w:rPr>
-                <w:rFonts w:eastAsiaTheme="majorEastAsia"/>
-                <w:lang w:val="es-PE"/>
-              </w:rPr>
-              <w:t>Capacidad de producción limitada en las primeras etapas.</w:t>
-            </w:r>
-          </w:p>
-          <w:p>
-            <w:pPr>
-              <w:rPr>
-                <w:rFonts w:eastAsiaTheme="majorEastAsia"/>
-                <w:lang w:val="es-PE"/>
-              </w:rPr>
-            </w:pPr>
-            <w:r>
-              <w:rPr>
-                <w:rFonts w:eastAsiaTheme="majorEastAsia"/>
-                <w:b/>
-                <w:bCs/>
-                <w:lang w:val="es-PE"/>
-              </w:rPr>
-              <w:t>D4</w:t>
-            </w:r>
-            <w:r>
-              <w:rPr>
-                <w:rFonts w:eastAsiaTheme="majorEastAsia"/>
-                <w:lang w:val="es-PE"/>
-              </w:rPr>
-              <w:t xml:space="preserve"> </w:t>
-            </w:r>
-            <w:r>
-              <w:rPr>
-                <w:rFonts w:eastAsiaTheme="majorEastAsia"/>
-                <w:lang w:val="es-PE"/>
-              </w:rPr>
-              <w:t>Dependencia inicial de redes sociales para promoción.</w:t>
-            </w:r>
-          </w:p>
-          <w:p>
-            <w:pPr>
-              <w:rPr>
-                <w:rFonts w:eastAsiaTheme="majorEastAsia"/>
-                <w:lang w:val="es-PE"/>
-              </w:rPr>
-            </w:pPr>
-            <w:r>
-              <w:rPr>
-                <w:rFonts w:eastAsiaTheme="majorEastAsia"/>
-                <w:b/>
-                <w:bCs/>
-                <w:lang w:val="es-PE"/>
-              </w:rPr>
-              <w:t>D5</w:t>
-            </w:r>
-            <w:r>
-              <w:rPr>
-                <w:rFonts w:eastAsiaTheme="majorEastAsia"/>
-                <w:lang w:val="es-PE"/>
-              </w:rPr>
-              <w:t xml:space="preserve"> </w:t>
-            </w:r>
-            <w:r>
-              <w:rPr>
-                <w:rFonts w:eastAsiaTheme="majorEastAsia"/>
-                <w:lang w:val="es-PE"/>
-              </w:rPr>
-              <w:t xml:space="preserve">Falta de experiencia empresarial en </w:t>
-            </w:r>
-            <w:r>
-              <w:rPr>
-                <w:rFonts w:eastAsiaTheme="majorEastAsia"/>
-                <w:lang w:val="es-PE"/>
-              </w:rPr>
-              <w:lastRenderedPageBreak/>
-              <w:t>gestión de alimentos a gran escala.</w:t>
-            </w:r>
-          </w:p>
-          <w:p>
-            <w:pPr>
-              <w:rPr>
-                <w:rFonts w:eastAsiaTheme="majorEastAsia"/>
-                <w:lang w:val="es-PE"/>
-              </w:rPr>
-            </w:pPr>
-            <w:r>
-              <w:rPr>
-                <w:rFonts w:eastAsiaTheme="majorEastAsia"/>
-                <w:b/>
-                <w:bCs/>
-                <w:lang w:val="es-PE"/>
-              </w:rPr>
-              <w:t>D6</w:t>
-            </w:r>
-            <w:r>
-              <w:rPr>
-                <w:rFonts w:eastAsiaTheme="majorEastAsia"/>
-                <w:lang w:val="es-PE"/>
-              </w:rPr>
-              <w:t xml:space="preserve"> </w:t>
-            </w:r>
-            <w:r>
-              <w:rPr>
-                <w:rFonts w:eastAsiaTheme="majorEastAsia"/>
-                <w:lang w:val="es-PE"/>
-              </w:rPr>
-              <w:t>Dependencia de proveedores de insumos alimenticios.</w:t>
-            </w:r>
-          </w:p>
-          <w:p>
-            <w:pPr>
-              <w:rPr>
-                <w:rFonts w:eastAsiaTheme="majorEastAsia"/>
-                <w:lang w:val="es-PE"/>
-              </w:rPr>
-            </w:pPr>
-            <w:r>
-              <w:rPr>
-                <w:rFonts w:eastAsiaTheme="majorEastAsia"/>
-                <w:b/>
-                <w:bCs/>
-                <w:lang w:val="es-PE"/>
-              </w:rPr>
-              <w:t>D7</w:t>
-            </w:r>
-            <w:r>
-              <w:rPr>
-                <w:rFonts w:eastAsiaTheme="majorEastAsia"/>
-                <w:lang w:val="es-PE"/>
-              </w:rPr>
-              <w:t xml:space="preserve"> </w:t>
-            </w:r>
-            <w:r>
-              <w:rPr>
-                <w:rFonts w:eastAsiaTheme="majorEastAsia"/>
-                <w:lang w:val="es-PE"/>
-              </w:rPr>
-              <w:t>Logística de entrega aún en fase de desarrollo.</w:t>
-            </w:r>
-          </w:p>
-          <w:p>
-            <w:pPr>
-              <w:rPr>
-                <w:rFonts w:eastAsiaTheme="majorEastAsia"/>
-                <w:lang w:val="es-PE"/>
-              </w:rPr>
-            </w:pPr>
+              <w:t>Dependencia de redes sociales.</w:t>
+            </w:r>
           </w:p>
         </w:tc>
         <w:tc>
@@ -12091,35 +11523,68 @@
             <w:tcW w:w="4135" w:type="dxa"/>
           </w:tcPr>
           <w:p>
-            <w:pPr>
-              <w:rPr>
-                <w:rFonts w:eastAsiaTheme="majorEastAsia"/>
-                <w:lang w:val="es-PE"/>
-              </w:rPr>
-            </w:pPr>
-            <w:r>
-              <w:rPr>
-                <w:rFonts w:eastAsiaTheme="majorEastAsia"/>
+            <w:r>
+              <w:rPr>
                 <w:b/>
                 <w:bCs/>
-                <w:lang w:val="es-PE"/>
               </w:rPr>
               <w:lastRenderedPageBreak/>
               <w:t>A1</w:t>
             </w:r>
             <w:r>
-              <w:rPr>
-                <w:rFonts w:eastAsiaTheme="majorEastAsia"/>
-                <w:lang w:val="es-PE"/>
-              </w:rPr>
               <w:t xml:space="preserve"> </w:t>
             </w:r>
             <w:r>
-              <w:rPr>
-                <w:rFonts w:eastAsiaTheme="majorEastAsia"/>
-                <w:lang w:val="es-PE"/>
-              </w:rPr>
-              <w:t>Alta informalidad en venta de alimentos callejeros.</w:t>
+              <w:t xml:space="preserve">Cambios en tendencias </w:t>
+            </w:r>
+            <w:r>
+              <w:lastRenderedPageBreak/>
+              <w:t>continuamente.</w:t>
+            </w:r>
+          </w:p>
+          <w:p>
+            <w:r>
+              <w:rPr>
+                <w:b/>
+                <w:bCs/>
+              </w:rPr>
+              <w:t>A2</w:t>
+            </w:r>
+            <w:r>
+              <w:t xml:space="preserve"> </w:t>
+            </w:r>
+            <w:r>
+              <w:t>Incremento de costos.</w:t>
+            </w:r>
+          </w:p>
+          <w:p>
+            <w:r>
+              <w:rPr>
+                <w:b/>
+                <w:bCs/>
+              </w:rPr>
+              <w:t>A3</w:t>
+            </w:r>
+            <w:r>
+              <w:t xml:space="preserve"> </w:t>
+            </w:r>
+            <w:r>
+              <w:t>Cambios en regulaciones sanitarias o requisitos legales.</w:t>
+            </w:r>
+          </w:p>
+          <w:p>
+            <w:r>
+              <w:rPr>
+                <w:b/>
+                <w:bCs/>
+              </w:rPr>
+              <w:t>A4</w:t>
+            </w:r>
+            <w:r>
+              <w:t xml:space="preserve"> </w:t>
+            </w:r>
+            <w:r>
+              <w:t>Incremento de costos.</w:t>
             </w:r>
           </w:p>
           <w:p>
@@ -12131,220 +11596,16 @@
             </w:pPr>
             <w:r>
               <w:rPr>
-                <w:rFonts w:eastAsiaTheme="majorEastAsia"/>
                 <w:b/>
                 <w:bCs/>
-                <w:lang w:val="es-PE"/>
-              </w:rPr>
-              <w:t>A2</w:t>
-            </w:r>
-            <w:r>
-              <w:rPr>
-                <w:rFonts w:eastAsiaTheme="majorEastAsia"/>
-                <w:lang w:val="es-PE"/>
-              </w:rPr>
+              </w:rPr>
+              <w:t>A5</w:t>
+            </w:r>
+            <w:r>
               <w:t xml:space="preserve"> </w:t>
             </w:r>
             <w:r>
-              <w:rPr>
-                <w:rFonts w:eastAsiaTheme="majorEastAsia"/>
-                <w:lang w:val="es-PE"/>
-              </w:rPr>
-              <w:t>Bajo poder adquisitivo de algunos consumidores.</w:t>
-            </w:r>
-          </w:p>
-          <w:p>
-            <w:pPr>
-              <w:rPr>
-                <w:rFonts w:eastAsiaTheme="majorEastAsia"/>
-                <w:lang w:val="es-PE"/>
-              </w:rPr>
-            </w:pPr>
-            <w:r>
-              <w:rPr>
-                <w:rFonts w:eastAsiaTheme="majorEastAsia"/>
-                <w:b/>
-                <w:bCs/>
-                <w:lang w:val="es-PE"/>
-              </w:rPr>
-              <w:t>A3</w:t>
-            </w:r>
-            <w:r>
-              <w:rPr>
-                <w:rFonts w:eastAsiaTheme="majorEastAsia"/>
-                <w:lang w:val="es-PE"/>
-              </w:rPr>
-              <w:t xml:space="preserve"> </w:t>
-            </w:r>
-            <w:r>
-              <w:rPr>
-                <w:rFonts w:eastAsiaTheme="majorEastAsia"/>
-                <w:lang w:val="es-PE"/>
-              </w:rPr>
-              <w:t>Incremento del precio de alimentos básicos.</w:t>
-            </w:r>
-          </w:p>
-          <w:p>
-            <w:pPr>
-              <w:rPr>
-                <w:rFonts w:eastAsiaTheme="majorEastAsia"/>
-                <w:lang w:val="es-PE"/>
-              </w:rPr>
-            </w:pPr>
-            <w:r>
-              <w:rPr>
-                <w:rFonts w:eastAsiaTheme="majorEastAsia"/>
-                <w:b/>
-                <w:bCs/>
-                <w:lang w:val="es-PE"/>
-              </w:rPr>
-              <w:t>A4</w:t>
-            </w:r>
-            <w:r>
-              <w:rPr>
-                <w:rFonts w:eastAsiaTheme="majorEastAsia"/>
-                <w:lang w:val="es-PE"/>
-              </w:rPr>
-              <w:t xml:space="preserve"> </w:t>
-            </w:r>
-            <w:r>
-              <w:rPr>
-                <w:rFonts w:eastAsiaTheme="majorEastAsia"/>
-                <w:lang w:val="es-PE"/>
-              </w:rPr>
-              <w:t>Riesgos derivados de la inseguridad nacional.</w:t>
-            </w:r>
-          </w:p>
-          <w:p>
-            <w:pPr>
-              <w:rPr>
-                <w:rFonts w:eastAsiaTheme="majorEastAsia"/>
-                <w:lang w:val="es-PE"/>
-              </w:rPr>
-            </w:pPr>
-            <w:r>
-              <w:rPr>
-                <w:rFonts w:eastAsiaTheme="majorEastAsia"/>
-                <w:b/>
-                <w:bCs/>
-                <w:lang w:val="es-PE"/>
-              </w:rPr>
-              <w:t>A5</w:t>
-            </w:r>
-            <w:r>
-              <w:rPr>
-                <w:rFonts w:eastAsiaTheme="majorEastAsia"/>
-                <w:lang w:val="es-PE"/>
-              </w:rPr>
-              <w:t xml:space="preserve"> </w:t>
-            </w:r>
-            <w:r>
-              <w:rPr>
-                <w:rFonts w:eastAsiaTheme="majorEastAsia"/>
-                <w:lang w:val="es-PE"/>
-              </w:rPr>
-              <w:t xml:space="preserve">Bajo apoyo estatal a </w:t>
-            </w:r>
-            <w:r>
-              <w:rPr>
-                <w:rFonts w:eastAsiaTheme="majorEastAsia"/>
-                <w:lang w:val="es-PE"/>
-              </w:rPr>
-              <w:lastRenderedPageBreak/>
-              <w:t>emprendimientos.</w:t>
-            </w:r>
-          </w:p>
-          <w:p>
-            <w:pPr>
-              <w:rPr>
-                <w:rFonts w:eastAsiaTheme="majorEastAsia"/>
-                <w:lang w:val="es-PE"/>
-              </w:rPr>
-            </w:pPr>
-            <w:r>
-              <w:rPr>
-                <w:rFonts w:eastAsiaTheme="majorEastAsia"/>
-                <w:b/>
-                <w:bCs/>
-                <w:lang w:val="es-PE"/>
-              </w:rPr>
-              <w:t>A6</w:t>
-            </w:r>
-            <w:r>
-              <w:rPr>
-                <w:rFonts w:eastAsiaTheme="majorEastAsia"/>
-                <w:lang w:val="es-PE"/>
-              </w:rPr>
-              <w:t xml:space="preserve"> </w:t>
-            </w:r>
-            <w:r>
-              <w:rPr>
-                <w:rFonts w:eastAsiaTheme="majorEastAsia"/>
-                <w:lang w:val="es-PE"/>
-              </w:rPr>
-              <w:t>Obligaciones sanitarias y permisos municipales.</w:t>
-            </w:r>
-          </w:p>
-          <w:p>
-            <w:pPr>
-              <w:rPr>
-                <w:rFonts w:eastAsiaTheme="majorEastAsia"/>
-                <w:lang w:val="es-PE"/>
-              </w:rPr>
-            </w:pPr>
-            <w:r>
-              <w:rPr>
-                <w:rFonts w:eastAsiaTheme="majorEastAsia"/>
-                <w:b/>
-                <w:bCs/>
-                <w:lang w:val="es-PE"/>
-              </w:rPr>
-              <w:t>A7</w:t>
-            </w:r>
-            <w:r>
-              <w:rPr>
-                <w:rFonts w:eastAsiaTheme="majorEastAsia"/>
-                <w:lang w:val="es-PE"/>
-              </w:rPr>
-              <w:t xml:space="preserve"> </w:t>
-            </w:r>
-            <w:r>
-              <w:rPr>
-                <w:rFonts w:eastAsiaTheme="majorEastAsia"/>
-                <w:lang w:val="es-PE"/>
-              </w:rPr>
-              <w:t>Legislación laboral para contratación de empleados.</w:t>
-            </w:r>
-          </w:p>
-          <w:p>
-            <w:pPr>
-              <w:rPr>
-                <w:rFonts w:eastAsiaTheme="majorEastAsia"/>
-                <w:lang w:val="es-PE"/>
-              </w:rPr>
-            </w:pPr>
-            <w:r>
-              <w:rPr>
-                <w:rFonts w:eastAsiaTheme="majorEastAsia"/>
-                <w:b/>
-                <w:bCs/>
-                <w:lang w:val="es-PE"/>
-              </w:rPr>
-              <w:t>A8</w:t>
-            </w:r>
-            <w:r>
-              <w:rPr>
-                <w:rFonts w:eastAsiaTheme="majorEastAsia"/>
-                <w:lang w:val="es-PE"/>
-              </w:rPr>
-              <w:t xml:space="preserve"> </w:t>
-            </w:r>
-            <w:r>
-              <w:rPr>
-                <w:rFonts w:eastAsiaTheme="majorEastAsia"/>
-                <w:lang w:val="es-PE"/>
-              </w:rPr>
-              <w:t>Competencia de negocios informales con precios bajos.</w:t>
+              <w:t>Mal manejo y uso de IA</w:t>
             </w:r>
           </w:p>
         </w:tc>
@@ -12356,10 +11617,17 @@
           <w:rFonts w:eastAsiaTheme="majorEastAsia"/>
           <w:b/>
         </w:rPr>
+        <w:lastRenderedPageBreak/>
         <w:t>Nota:</w:t>
       </w:r>
       <w:r>
-        <w:t xml:space="preserve"> La tabla muestra los factores internos negativos (debilidades) y los factores externos desfavorables (amenazas) que pueden afectar el desarrollo del proyecto Easy Breakfast. Las debilidades corresponden a aspectos internos del emprendimiento que pueden mejorarse, mientras que las amenazas provienen del entorno externo identificado en el análisis PESTEL.</w:t>
+        <w:t xml:space="preserve"> </w:t>
+      </w:r>
+      <w:r>
+        <w:t>El análisis FODA constituye el diagnóstico de referencia de COCINA 360° mostrando índices internos y externos</w:t>
+      </w:r>
+      <w:r>
+        <w:t>.</w:t>
       </w:r>
       <w:r>
         <w:br w:type="page"/>
@@ -13070,6 +12338,7 @@
                 <w:lang w:val="es-PE" w:eastAsia="es-PE"/>
               </w:rPr>
             </w:pPr>
+            <w:proofErr w:type="gramStart"/>
             <w:r>
               <w:rPr>
                 <w:b/>
@@ -13078,7 +12347,18 @@
                 <w:szCs w:val="24"/>
                 <w:lang w:val="es-PE" w:eastAsia="es-PE"/>
               </w:rPr>
-              <w:t>Total Costos Fijos</w:t>
+              <w:t>Total</w:t>
+            </w:r>
+            <w:proofErr w:type="gramEnd"/>
+            <w:r>
+              <w:rPr>
+                <w:b/>
+                <w:bCs/>
+                <w:color w:val="000000"/>
+                <w:szCs w:val="24"/>
+                <w:lang w:val="es-PE" w:eastAsia="es-PE"/>
+              </w:rPr>
+              <w:t xml:space="preserve"> Costos Fijos</w:t>
             </w:r>
           </w:p>
         </w:tc>
@@ -13626,6 +12906,7 @@
                 <w:lang w:val="es-PE" w:eastAsia="es-PE"/>
               </w:rPr>
             </w:pPr>
+            <w:proofErr w:type="gramStart"/>
             <w:r>
               <w:rPr>
                 <w:b/>
@@ -13635,7 +12916,18 @@
                 <w:lang w:val="es-PE" w:eastAsia="es-PE"/>
               </w:rPr>
               <w:lastRenderedPageBreak/>
-              <w:t>Total Costo Variable</w:t>
+              <w:t>Total</w:t>
+            </w:r>
+            <w:proofErr w:type="gramEnd"/>
+            <w:r>
+              <w:rPr>
+                <w:b/>
+                <w:bCs/>
+                <w:color w:val="000000"/>
+                <w:szCs w:val="24"/>
+                <w:lang w:val="es-PE" w:eastAsia="es-PE"/>
+              </w:rPr>
+              <w:t xml:space="preserve"> Costo Variable</w:t>
             </w:r>
           </w:p>
         </w:tc>
@@ -13963,7 +13255,7 @@
                     </pic:cNvPicPr>
                   </pic:nvPicPr>
                   <pic:blipFill>
-                    <a:blip r:embed="rId15"/>
+                    <a:blip r:embed="rId16"/>
                     <a:stretch>
                       <a:fillRect/>
                     </a:stretch>
@@ -14966,7 +14258,7 @@
           <w:noProof/>
         </w:rPr>
         <w:drawing>
-          <wp:inline distT="0" distB="0" distL="0" distR="0" wp14:anchorId="19FD2110" wp14:editId="0E5DB1F4">
+          <wp:inline distT="0" distB="0" distL="0" distR="0" wp14:anchorId="19FD2110" wp14:editId="3701360E">
             <wp:extent cx="3577389" cy="3577389"/>
             <wp:effectExtent l="0" t="0" r="4445" b="4445"/>
             <wp:docPr id="6" name="Imagen 6"/>
@@ -14983,7 +14275,7 @@
                     </pic:cNvPicPr>
                   </pic:nvPicPr>
                   <pic:blipFill>
-                    <a:blip r:embed="rId16" cstate="print">
+                    <a:blip r:embed="rId17" cstate="print">
                       <a:extLst>
                         <a:ext uri="{28A0092B-C50C-407E-A947-70E740481C1C}">
                           <a14:useLocalDpi xmlns:a14="http://schemas.microsoft.com/office/drawing/2010/main" val="0"/>
@@ -16036,7 +15328,21 @@
         <w:rPr>
           <w:lang w:val="es-PE" w:eastAsia="es-PE"/>
         </w:rPr>
-        <w:t xml:space="preserve"> abarca </w:t>
+        <w:t xml:space="preserve"> </w:t>
+      </w:r>
+      <w:proofErr w:type="gramStart"/>
+      <w:r>
+        <w:rPr>
+          <w:lang w:val="es-PE" w:eastAsia="es-PE"/>
+        </w:rPr>
+        <w:t>abarca</w:t>
+      </w:r>
+      <w:proofErr w:type="gramEnd"/>
+      <w:r>
+        <w:rPr>
+          <w:lang w:val="es-PE" w:eastAsia="es-PE"/>
+        </w:rPr>
+        <w:t xml:space="preserve"> </w:t>
       </w:r>
       <w:r>
         <w:rPr>
@@ -18224,142 +17530,6 @@
                     </pic:cNvPicPr>
                   </pic:nvPicPr>
                   <pic:blipFill>
-                    <a:blip r:embed="rId17" cstate="print">
-                      <a:extLst>
-                        <a:ext uri="{28A0092B-C50C-407E-A947-70E740481C1C}">
-                          <a14:useLocalDpi xmlns:a14="http://schemas.microsoft.com/office/drawing/2010/main" val="0"/>
-                        </a:ext>
-                      </a:extLst>
-                    </a:blip>
-                    <a:srcRect/>
-                    <a:stretch>
-                      <a:fillRect/>
-                    </a:stretch>
-                  </pic:blipFill>
-                  <pic:spPr bwMode="auto">
-                    <a:xfrm>
-                      <a:off x="0" y="0"/>
-                      <a:ext cx="5255895" cy="2212340"/>
-                    </a:xfrm>
-                    <a:prstGeom prst="rect">
-                      <a:avLst/>
-                    </a:prstGeom>
-                    <a:noFill/>
-                    <a:ln>
-                      <a:noFill/>
-                    </a:ln>
-                  </pic:spPr>
-                </pic:pic>
-              </a:graphicData>
-            </a:graphic>
-          </wp:inline>
-        </w:drawing>
-      </w:r>
-    </w:p>
-    <w:p>
-      <w:r>
-        <w:rPr>
-          <w:b/>
-          <w:bCs/>
-        </w:rPr>
-        <w:t>Nota:</w:t>
-      </w:r>
-      <w:r>
-        <w:t xml:space="preserve"> </w:t>
-      </w:r>
-      <w:r>
-        <w:t>Muestra las preferencias del consumidor en cuanto a desayunos se refiere.</w:t>
-      </w:r>
-    </w:p>
-    <w:p>
-      <w:pPr>
-        <w:pStyle w:val="FigureStyle"/>
-      </w:pPr>
-      <w:bookmarkStart w:id="61" w:name="_Toc224490734"/>
-      <w:r>
-        <w:rPr>
-          <w:b/>
-          <w:bCs/>
-          <w:i w:val="0"/>
-          <w:iCs/>
-        </w:rPr>
-        <w:t xml:space="preserve">Anexo </w:t>
-      </w:r>
-      <w:r>
-        <w:rPr>
-          <w:b/>
-          <w:bCs/>
-          <w:i w:val="0"/>
-          <w:iCs/>
-        </w:rPr>
-        <w:fldChar w:fldCharType="begin"/>
-      </w:r>
-      <w:r>
-        <w:rPr>
-          <w:b/>
-          <w:bCs/>
-          <w:i w:val="0"/>
-          <w:iCs/>
-        </w:rPr>
-        <w:instrText xml:space="preserve"> SEQ Anexo \* ARABIC </w:instrText>
-      </w:r>
-      <w:r>
-        <w:rPr>
-          <w:b/>
-          <w:bCs/>
-          <w:i w:val="0"/>
-          <w:iCs/>
-        </w:rPr>
-        <w:fldChar w:fldCharType="separate"/>
-      </w:r>
-      <w:r>
-        <w:rPr>
-          <w:b/>
-          <w:bCs/>
-          <w:i w:val="0"/>
-          <w:iCs/>
-          <w:noProof/>
-        </w:rPr>
-        <w:t>2</w:t>
-      </w:r>
-      <w:r>
-        <w:rPr>
-          <w:b/>
-          <w:bCs/>
-          <w:i w:val="0"/>
-          <w:iCs/>
-        </w:rPr>
-        <w:fldChar w:fldCharType="end"/>
-      </w:r>
-      <w:r>
-        <w:br/>
-        <w:t>Frecuencia de desayuno</w:t>
-      </w:r>
-      <w:bookmarkEnd w:id="61"/>
-    </w:p>
-    <w:p>
-      <w:r>
-        <w:rPr>
-          <w:noProof/>
-        </w:rPr>
-        <w:drawing>
-          <wp:inline distT="0" distB="0" distL="0" distR="0" wp14:anchorId="4149A053" wp14:editId="588F479A">
-            <wp:extent cx="5255895" cy="2212340"/>
-            <wp:effectExtent l="0" t="0" r="1905" b="0"/>
-            <wp:docPr id="17" name="Imagen 17" descr="Gráfico de las respuestas de Formularios. Título de la pregunta: 2. ¿Con qué frecuencia desayuna antes de iniciar sus actividades diarias?  . Número de respuestas: 53 respuestas."/>
-            <wp:cNvGraphicFramePr>
-              <a:graphicFrameLocks xmlns:a="http://schemas.openxmlformats.org/drawingml/2006/main" noChangeAspect="1"/>
-            </wp:cNvGraphicFramePr>
-            <a:graphic xmlns:a="http://schemas.openxmlformats.org/drawingml/2006/main">
-              <a:graphicData uri="http://schemas.openxmlformats.org/drawingml/2006/picture">
-                <pic:pic xmlns:pic="http://schemas.openxmlformats.org/drawingml/2006/picture">
-                  <pic:nvPicPr>
-                    <pic:cNvPr id="0" name="Picture 10" descr="Gráfico de las respuestas de Formularios. Título de la pregunta: 2. ¿Con qué frecuencia desayuna antes de iniciar sus actividades diarias?  . Número de respuestas: 53 respuestas."/>
-                    <pic:cNvPicPr>
-                      <a:picLocks noChangeAspect="1" noChangeArrowheads="1"/>
-                    </pic:cNvPicPr>
-                  </pic:nvPicPr>
-                  <pic:blipFill>
                     <a:blip r:embed="rId18" cstate="print">
                       <a:extLst>
                         <a:ext uri="{28A0092B-C50C-407E-A947-70E740481C1C}">
@@ -18401,14 +17571,17 @@
         <w:t>Nota:</w:t>
       </w:r>
       <w:r>
-        <w:t xml:space="preserve"> Muestra la frecuencia en la que los encuestados desayunan.</w:t>
+        <w:t xml:space="preserve"> </w:t>
+      </w:r>
+      <w:r>
+        <w:t>Muestra las preferencias del consumidor en cuanto a desayunos se refiere.</w:t>
       </w:r>
     </w:p>
     <w:p>
       <w:pPr>
         <w:pStyle w:val="FigureStyle"/>
       </w:pPr>
-      <w:bookmarkStart w:id="62" w:name="_Toc224490735"/>
+      <w:bookmarkStart w:id="61" w:name="_Toc224490734"/>
       <w:r>
         <w:rPr>
           <w:b/>
@@ -18416,7 +17589,6 @@
           <w:i w:val="0"/>
           <w:iCs/>
         </w:rPr>
-        <w:lastRenderedPageBreak/>
         <w:t xml:space="preserve">Anexo </w:t>
       </w:r>
       <w:r>
@@ -18454,7 +17626,7 @@
           <w:iCs/>
           <w:noProof/>
         </w:rPr>
-        <w:t>3</w:t>
+        <w:t>2</w:t>
       </w:r>
       <w:r>
         <w:rPr>
@@ -18467,12 +17639,9 @@
       </w:r>
       <w:r>
         <w:br/>
-        <w:t>Consideraciones de importancia</w:t>
-      </w:r>
-      <w:r>
-        <w:t xml:space="preserve"> en un desayuno</w:t>
-      </w:r>
-      <w:bookmarkEnd w:id="62"/>
+        <w:t>Frecuencia de desayuno</w:t>
+      </w:r>
+      <w:bookmarkEnd w:id="61"/>
     </w:p>
     <w:p>
       <w:r>
@@ -18480,10 +17649,10 @@
           <w:noProof/>
         </w:rPr>
         <w:drawing>
-          <wp:inline distT="0" distB="0" distL="0" distR="0" wp14:anchorId="552F29A8" wp14:editId="674584CF">
+          <wp:inline distT="0" distB="0" distL="0" distR="0" wp14:anchorId="4149A053" wp14:editId="588F479A">
             <wp:extent cx="5255895" cy="2212340"/>
             <wp:effectExtent l="0" t="0" r="1905" b="0"/>
-            <wp:docPr id="18" name="Imagen 18" descr="Gráfico de las respuestas de Formularios. Título de la pregunta: 3. ¿Qué aspectos considera más importantes al elegir un desayuno?  . Número de respuestas: 53 respuestas."/>
+            <wp:docPr id="17" name="Imagen 17" descr="Gráfico de las respuestas de Formularios. Título de la pregunta: 2. ¿Con qué frecuencia desayuna antes de iniciar sus actividades diarias?  . Número de respuestas: 53 respuestas."/>
             <wp:cNvGraphicFramePr>
               <a:graphicFrameLocks xmlns:a="http://schemas.openxmlformats.org/drawingml/2006/main" noChangeAspect="1"/>
             </wp:cNvGraphicFramePr>
@@ -18491,7 +17660,7 @@
               <a:graphicData uri="http://schemas.openxmlformats.org/drawingml/2006/picture">
                 <pic:pic xmlns:pic="http://schemas.openxmlformats.org/drawingml/2006/picture">
                   <pic:nvPicPr>
-                    <pic:cNvPr id="0" name="Picture 12" descr="Gráfico de las respuestas de Formularios. Título de la pregunta: 3. ¿Qué aspectos considera más importantes al elegir un desayuno?  . Número de respuestas: 53 respuestas."/>
+                    <pic:cNvPr id="0" name="Picture 10" descr="Gráfico de las respuestas de Formularios. Título de la pregunta: 2. ¿Con qué frecuencia desayuna antes de iniciar sus actividades diarias?  . Número de respuestas: 53 respuestas."/>
                     <pic:cNvPicPr>
                       <a:picLocks noChangeAspect="1" noChangeArrowheads="1"/>
                     </pic:cNvPicPr>
@@ -18538,29 +17707,30 @@
         <w:t>Nota:</w:t>
       </w:r>
       <w:r>
-        <w:t xml:space="preserve"> Muestra los aspectos que se consideran más importantes al elegir un desayuno.</w:t>
-      </w:r>
-    </w:p>
-    <w:p>
-      <w:pPr>
-        <w:jc w:val="left"/>
-        <w:rPr>
-          <w:i/>
-          <w:iCs/>
-        </w:rPr>
-      </w:pPr>
-      <w:bookmarkStart w:id="63" w:name="_Toc224490736"/>
+        <w:t xml:space="preserve"> Muestra la frecuencia en la que los encuestados desayunan.</w:t>
+      </w:r>
+    </w:p>
+    <w:p>
+      <w:pPr>
+        <w:pStyle w:val="FigureStyle"/>
+      </w:pPr>
+      <w:bookmarkStart w:id="62" w:name="_Toc224490735"/>
       <w:r>
         <w:rPr>
           <w:b/>
           <w:bCs/>
-        </w:rPr>
+          <w:i w:val="0"/>
+          <w:iCs/>
+        </w:rPr>
+        <w:lastRenderedPageBreak/>
         <w:t xml:space="preserve">Anexo </w:t>
       </w:r>
       <w:r>
         <w:rPr>
           <w:b/>
           <w:bCs/>
+          <w:i w:val="0"/>
+          <w:iCs/>
         </w:rPr>
         <w:fldChar w:fldCharType="begin"/>
       </w:r>
@@ -18568,6 +17738,8 @@
         <w:rPr>
           <w:b/>
           <w:bCs/>
+          <w:i w:val="0"/>
+          <w:iCs/>
         </w:rPr>
         <w:instrText xml:space="preserve"> SEQ Anexo \* ARABIC </w:instrText>
       </w:r>
@@ -18575,6 +17747,8 @@
         <w:rPr>
           <w:b/>
           <w:bCs/>
+          <w:i w:val="0"/>
+          <w:iCs/>
         </w:rPr>
         <w:fldChar w:fldCharType="separate"/>
       </w:r>
@@ -18582,26 +17756,29 @@
         <w:rPr>
           <w:b/>
           <w:bCs/>
+          <w:i w:val="0"/>
+          <w:iCs/>
           <w:noProof/>
         </w:rPr>
-        <w:t>4</w:t>
+        <w:t>3</w:t>
       </w:r>
       <w:r>
         <w:rPr>
           <w:b/>
           <w:bCs/>
+          <w:i w:val="0"/>
+          <w:iCs/>
         </w:rPr>
         <w:fldChar w:fldCharType="end"/>
       </w:r>
       <w:r>
-        <w:rPr>
-          <w:i/>
-          <w:iCs/>
-        </w:rPr>
         <w:br/>
-        <w:t>Dinero que se destina al desayuno.</w:t>
-      </w:r>
-      <w:bookmarkEnd w:id="63"/>
+        <w:t>Consideraciones de importancia</w:t>
+      </w:r>
+      <w:r>
+        <w:t xml:space="preserve"> en un desayuno</w:t>
+      </w:r>
+      <w:bookmarkEnd w:id="62"/>
     </w:p>
     <w:p>
       <w:r>
@@ -18609,10 +17786,10 @@
           <w:noProof/>
         </w:rPr>
         <w:drawing>
-          <wp:inline distT="0" distB="0" distL="0" distR="0" wp14:anchorId="07BF2B3A" wp14:editId="3D0B2E3B">
+          <wp:inline distT="0" distB="0" distL="0" distR="0" wp14:anchorId="552F29A8" wp14:editId="674584CF">
             <wp:extent cx="5255895" cy="2212340"/>
             <wp:effectExtent l="0" t="0" r="1905" b="0"/>
-            <wp:docPr id="20" name="Imagen 20" descr="Gráfico de las respuestas de Formularios. Título de la pregunta: 4. ¿Cuánto dinero destina aproximadamente para su desayuno diario?  . Número de respuestas: 53 respuestas."/>
+            <wp:docPr id="18" name="Imagen 18" descr="Gráfico de las respuestas de Formularios. Título de la pregunta: 3. ¿Qué aspectos considera más importantes al elegir un desayuno?  . Número de respuestas: 53 respuestas."/>
             <wp:cNvGraphicFramePr>
               <a:graphicFrameLocks xmlns:a="http://schemas.openxmlformats.org/drawingml/2006/main" noChangeAspect="1"/>
             </wp:cNvGraphicFramePr>
@@ -18620,7 +17797,7 @@
               <a:graphicData uri="http://schemas.openxmlformats.org/drawingml/2006/picture">
                 <pic:pic xmlns:pic="http://schemas.openxmlformats.org/drawingml/2006/picture">
                   <pic:nvPicPr>
-                    <pic:cNvPr id="0" name="Picture 14" descr="Gráfico de las respuestas de Formularios. Título de la pregunta: 4. ¿Cuánto dinero destina aproximadamente para su desayuno diario?  . Número de respuestas: 53 respuestas."/>
+                    <pic:cNvPr id="0" name="Picture 12" descr="Gráfico de las respuestas de Formularios. Título de la pregunta: 3. ¿Qué aspectos considera más importantes al elegir un desayuno?  . Número de respuestas: 53 respuestas."/>
                     <pic:cNvPicPr>
                       <a:picLocks noChangeAspect="1" noChangeArrowheads="1"/>
                     </pic:cNvPicPr>
@@ -18667,19 +17844,7 @@
         <w:t>Nota:</w:t>
       </w:r>
       <w:r>
-        <w:t xml:space="preserve"> </w:t>
-      </w:r>
-      <w:r>
-        <w:t>M</w:t>
-      </w:r>
-      <w:r>
-        <w:t xml:space="preserve">uestra </w:t>
-      </w:r>
-      <w:r>
-        <w:t>cuánto</w:t>
-      </w:r>
-      <w:r>
-        <w:t xml:space="preserve"> dinero se destina a desayunar cada día.</w:t>
+        <w:t xml:space="preserve"> Muestra los aspectos que se consideran más importantes al elegir un desayuno.</w:t>
       </w:r>
     </w:p>
     <w:p>
@@ -18690,13 +17855,12 @@
           <w:iCs/>
         </w:rPr>
       </w:pPr>
-      <w:bookmarkStart w:id="64" w:name="_Toc224490737"/>
+      <w:bookmarkStart w:id="63" w:name="_Toc224490736"/>
       <w:r>
         <w:rPr>
           <w:b/>
           <w:bCs/>
         </w:rPr>
-        <w:lastRenderedPageBreak/>
         <w:t xml:space="preserve">Anexo </w:t>
       </w:r>
       <w:r>
@@ -18726,7 +17890,7 @@
           <w:bCs/>
           <w:noProof/>
         </w:rPr>
-        <w:t>5</w:t>
+        <w:t>4</w:t>
       </w:r>
       <w:r>
         <w:rPr>
@@ -18741,36 +17905,9 @@
           <w:iCs/>
         </w:rPr>
         <w:br/>
-      </w:r>
-      <w:r>
-        <w:rPr>
-          <w:i/>
-          <w:iCs/>
-        </w:rPr>
-        <w:t xml:space="preserve">Personas que no </w:t>
-      </w:r>
-      <w:r>
-        <w:rPr>
-          <w:i/>
-          <w:iCs/>
-        </w:rPr>
-        <w:t>desayun</w:t>
-      </w:r>
-      <w:r>
-        <w:rPr>
-          <w:i/>
-          <w:iCs/>
-        </w:rPr>
-        <w:t>an</w:t>
-      </w:r>
-      <w:r>
-        <w:rPr>
-          <w:i/>
-          <w:iCs/>
-        </w:rPr>
-        <w:t xml:space="preserve"> por falta de tiempo.</w:t>
-      </w:r>
-      <w:bookmarkEnd w:id="64"/>
+        <w:t>Dinero que se destina al desayuno.</w:t>
+      </w:r>
+      <w:bookmarkEnd w:id="63"/>
     </w:p>
     <w:p>
       <w:r>
@@ -18778,10 +17915,10 @@
           <w:noProof/>
         </w:rPr>
         <w:drawing>
-          <wp:inline distT="0" distB="0" distL="0" distR="0" wp14:anchorId="39E750AB" wp14:editId="5FEC5920">
+          <wp:inline distT="0" distB="0" distL="0" distR="0" wp14:anchorId="07BF2B3A" wp14:editId="3D0B2E3B">
             <wp:extent cx="5255895" cy="2212340"/>
             <wp:effectExtent l="0" t="0" r="1905" b="0"/>
-            <wp:docPr id="26" name="Imagen 26" descr="Gráfico de las respuestas de Formularios. Título de la pregunta: 5. ¿Ha dejado de desayunar alguna vez por falta de tiempo?  . Número de respuestas: 53 respuestas."/>
+            <wp:docPr id="20" name="Imagen 20" descr="Gráfico de las respuestas de Formularios. Título de la pregunta: 4. ¿Cuánto dinero destina aproximadamente para su desayuno diario?  . Número de respuestas: 53 respuestas."/>
             <wp:cNvGraphicFramePr>
               <a:graphicFrameLocks xmlns:a="http://schemas.openxmlformats.org/drawingml/2006/main" noChangeAspect="1"/>
             </wp:cNvGraphicFramePr>
@@ -18789,7 +17926,7 @@
               <a:graphicData uri="http://schemas.openxmlformats.org/drawingml/2006/picture">
                 <pic:pic xmlns:pic="http://schemas.openxmlformats.org/drawingml/2006/picture">
                   <pic:nvPicPr>
-                    <pic:cNvPr id="0" name="Picture 16" descr="Gráfico de las respuestas de Formularios. Título de la pregunta: 5. ¿Ha dejado de desayunar alguna vez por falta de tiempo?  . Número de respuestas: 53 respuestas."/>
+                    <pic:cNvPr id="0" name="Picture 14" descr="Gráfico de las respuestas de Formularios. Título de la pregunta: 4. ¿Cuánto dinero destina aproximadamente para su desayuno diario?  . Número de respuestas: 53 respuestas."/>
                     <pic:cNvPicPr>
                       <a:picLocks noChangeAspect="1" noChangeArrowheads="1"/>
                     </pic:cNvPicPr>
@@ -18836,7 +17973,19 @@
         <w:t>Nota:</w:t>
       </w:r>
       <w:r>
-        <w:t xml:space="preserve"> Muestra la cantidad de personas que han dejado de desayunar por falta de tiempo.</w:t>
+        <w:t xml:space="preserve"> </w:t>
+      </w:r>
+      <w:r>
+        <w:t>M</w:t>
+      </w:r>
+      <w:r>
+        <w:t xml:space="preserve">uestra </w:t>
+      </w:r>
+      <w:r>
+        <w:t>cuánto</w:t>
+      </w:r>
+      <w:r>
+        <w:t xml:space="preserve"> dinero se destina a desayunar cada día.</w:t>
       </w:r>
     </w:p>
     <w:p>
@@ -18847,12 +17996,13 @@
           <w:iCs/>
         </w:rPr>
       </w:pPr>
-      <w:bookmarkStart w:id="65" w:name="_Toc224490738"/>
+      <w:bookmarkStart w:id="64" w:name="_Toc224490737"/>
       <w:r>
         <w:rPr>
           <w:b/>
           <w:bCs/>
         </w:rPr>
+        <w:lastRenderedPageBreak/>
         <w:t xml:space="preserve">Anexo </w:t>
       </w:r>
       <w:r>
@@ -18882,7 +18032,7 @@
           <w:bCs/>
           <w:noProof/>
         </w:rPr>
-        <w:t>6</w:t>
+        <w:t>5</w:t>
       </w:r>
       <w:r>
         <w:rPr>
@@ -18903,30 +18053,30 @@
           <w:i/>
           <w:iCs/>
         </w:rPr>
-        <w:t>Disposición a invertir en un</w:t>
+        <w:t xml:space="preserve">Personas que no </w:t>
       </w:r>
       <w:r>
         <w:rPr>
           <w:i/>
           <w:iCs/>
         </w:rPr>
-        <w:t xml:space="preserve"> desayun</w:t>
+        <w:t>desayun</w:t>
       </w:r>
       <w:r>
         <w:rPr>
           <w:i/>
           <w:iCs/>
         </w:rPr>
-        <w:t>o</w:t>
+        <w:t>an</w:t>
       </w:r>
       <w:r>
         <w:rPr>
           <w:i/>
           <w:iCs/>
         </w:rPr>
-        <w:t xml:space="preserve"> saludable.</w:t>
-      </w:r>
-      <w:bookmarkEnd w:id="65"/>
+        <w:t xml:space="preserve"> por falta de tiempo.</w:t>
+      </w:r>
+      <w:bookmarkEnd w:id="64"/>
     </w:p>
     <w:p>
       <w:r>
@@ -18934,10 +18084,10 @@
           <w:noProof/>
         </w:rPr>
         <w:drawing>
-          <wp:inline distT="0" distB="0" distL="0" distR="0" wp14:anchorId="67F42547" wp14:editId="46187E55">
+          <wp:inline distT="0" distB="0" distL="0" distR="0" wp14:anchorId="39E750AB" wp14:editId="5FEC5920">
             <wp:extent cx="5255895" cy="2212340"/>
             <wp:effectExtent l="0" t="0" r="1905" b="0"/>
-            <wp:docPr id="27" name="Imagen 27" descr="Gráfico de las respuestas de Formularios. Título de la pregunta: 6. ¿Estaría dispuesto a invertir entre $4 y $6 en un desayuno saludable?. Número de respuestas: 52 respuestas."/>
+            <wp:docPr id="26" name="Imagen 26" descr="Gráfico de las respuestas de Formularios. Título de la pregunta: 5. ¿Ha dejado de desayunar alguna vez por falta de tiempo?  . Número de respuestas: 53 respuestas."/>
             <wp:cNvGraphicFramePr>
               <a:graphicFrameLocks xmlns:a="http://schemas.openxmlformats.org/drawingml/2006/main" noChangeAspect="1"/>
             </wp:cNvGraphicFramePr>
@@ -18945,7 +18095,7 @@
               <a:graphicData uri="http://schemas.openxmlformats.org/drawingml/2006/picture">
                 <pic:pic xmlns:pic="http://schemas.openxmlformats.org/drawingml/2006/picture">
                   <pic:nvPicPr>
-                    <pic:cNvPr id="0" name="Picture 18" descr="Gráfico de las respuestas de Formularios. Título de la pregunta: 6. ¿Estaría dispuesto a invertir entre $4 y $6 en un desayuno saludable?. Número de respuestas: 52 respuestas."/>
+                    <pic:cNvPr id="0" name="Picture 16" descr="Gráfico de las respuestas de Formularios. Título de la pregunta: 5. ¿Ha dejado de desayunar alguna vez por falta de tiempo?  . Número de respuestas: 53 respuestas."/>
                     <pic:cNvPicPr>
                       <a:picLocks noChangeAspect="1" noChangeArrowheads="1"/>
                     </pic:cNvPicPr>
@@ -18992,17 +18142,7 @@
         <w:t>Nota:</w:t>
       </w:r>
       <w:r>
-        <w:t xml:space="preserve"> Muestra la </w:t>
-      </w:r>
-      <w:r>
-        <w:t>cantidad de dinero que se está dispuesto a invertir en</w:t>
-      </w:r>
-      <w:r>
-        <w:t xml:space="preserve"> desayunar de </w:t>
-      </w:r>
-      <w:r>
-        <w:lastRenderedPageBreak/>
-        <w:t>forma saludable.</w:t>
+        <w:t xml:space="preserve"> Muestra la cantidad de personas que han dejado de desayunar por falta de tiempo.</w:t>
       </w:r>
     </w:p>
     <w:p>
@@ -19013,7 +18153,7 @@
           <w:iCs/>
         </w:rPr>
       </w:pPr>
-      <w:bookmarkStart w:id="66" w:name="_Toc224490739"/>
+      <w:bookmarkStart w:id="65" w:name="_Toc224490738"/>
       <w:r>
         <w:rPr>
           <w:b/>
@@ -19048,7 +18188,7 @@
           <w:bCs/>
           <w:noProof/>
         </w:rPr>
-        <w:t>7</w:t>
+        <w:t>6</w:t>
       </w:r>
       <w:r>
         <w:rPr>
@@ -19069,16 +18209,30 @@
           <w:i/>
           <w:iCs/>
         </w:rPr>
-        <w:t>Elección de desayunos saludables</w:t>
+        <w:t>Disposición a invertir en un</w:t>
       </w:r>
       <w:r>
         <w:rPr>
           <w:i/>
           <w:iCs/>
         </w:rPr>
-        <w:t>.</w:t>
-      </w:r>
-      <w:bookmarkEnd w:id="66"/>
+        <w:t xml:space="preserve"> desayun</w:t>
+      </w:r>
+      <w:r>
+        <w:rPr>
+          <w:i/>
+          <w:iCs/>
+        </w:rPr>
+        <w:t>o</w:t>
+      </w:r>
+      <w:r>
+        <w:rPr>
+          <w:i/>
+          <w:iCs/>
+        </w:rPr>
+        <w:t xml:space="preserve"> saludable.</w:t>
+      </w:r>
+      <w:bookmarkEnd w:id="65"/>
     </w:p>
     <w:p>
       <w:r>
@@ -19086,10 +18240,10 @@
           <w:noProof/>
         </w:rPr>
         <w:drawing>
-          <wp:inline distT="0" distB="0" distL="0" distR="0" wp14:anchorId="0523C617" wp14:editId="57738371">
+          <wp:inline distT="0" distB="0" distL="0" distR="0" wp14:anchorId="67F42547" wp14:editId="46187E55">
             <wp:extent cx="5255895" cy="2212340"/>
             <wp:effectExtent l="0" t="0" r="1905" b="0"/>
-            <wp:docPr id="28" name="Imagen 28" descr="Gráfico de las respuestas de Formularios. Título de la pregunta: 7. Si tuviera que elegir un desayuno saludable, ¿Cuál preferiría?  . Número de respuestas: 53 respuestas."/>
+            <wp:docPr id="27" name="Imagen 27" descr="Gráfico de las respuestas de Formularios. Título de la pregunta: 6. ¿Estaría dispuesto a invertir entre $4 y $6 en un desayuno saludable?. Número de respuestas: 52 respuestas."/>
             <wp:cNvGraphicFramePr>
               <a:graphicFrameLocks xmlns:a="http://schemas.openxmlformats.org/drawingml/2006/main" noChangeAspect="1"/>
             </wp:cNvGraphicFramePr>
@@ -19097,7 +18251,7 @@
               <a:graphicData uri="http://schemas.openxmlformats.org/drawingml/2006/picture">
                 <pic:pic xmlns:pic="http://schemas.openxmlformats.org/drawingml/2006/picture">
                   <pic:nvPicPr>
-                    <pic:cNvPr id="0" name="Picture 20" descr="Gráfico de las respuestas de Formularios. Título de la pregunta: 7. Si tuviera que elegir un desayuno saludable, ¿Cuál preferiría?  . Número de respuestas: 53 respuestas."/>
+                    <pic:cNvPr id="0" name="Picture 18" descr="Gráfico de las respuestas de Formularios. Título de la pregunta: 6. ¿Estaría dispuesto a invertir entre $4 y $6 en un desayuno saludable?. Número de respuestas: 52 respuestas."/>
                     <pic:cNvPicPr>
                       <a:picLocks noChangeAspect="1" noChangeArrowheads="1"/>
                     </pic:cNvPicPr>
@@ -19144,52 +18298,33 @@
         <w:t>Nota:</w:t>
       </w:r>
       <w:r>
-        <w:t xml:space="preserve"> Muestra la</w:t>
-      </w:r>
-      <w:r>
-        <w:t xml:space="preserve"> elección y preferencias en cuanto a </w:t>
-      </w:r>
-      <w:r>
-        <w:t>desayunos saludables</w:t>
-      </w:r>
-      <w:r>
-        <w:t xml:space="preserve"> ofrecidos por Easy Breakfast</w:t>
-      </w:r>
-      <w:r>
-        <w:t>.</w:t>
+        <w:t xml:space="preserve"> Muestra la </w:t>
+      </w:r>
+      <w:r>
+        <w:t>cantidad de dinero que se está dispuesto a invertir en</w:t>
+      </w:r>
+      <w:r>
+        <w:t xml:space="preserve"> desayunar de </w:t>
+      </w:r>
+      <w:r>
+        <w:lastRenderedPageBreak/>
+        <w:t>forma saludable.</w:t>
       </w:r>
     </w:p>
     <w:p>
       <w:pPr>
         <w:jc w:val="left"/>
+        <w:rPr>
+          <w:i/>
+          <w:iCs/>
+        </w:rPr>
+      </w:pPr>
+      <w:bookmarkStart w:id="66" w:name="_Toc224490739"/>
+      <w:r>
         <w:rPr>
           <w:b/>
           <w:bCs/>
         </w:rPr>
-      </w:pPr>
-      <w:r>
-        <w:rPr>
-          <w:b/>
-          <w:bCs/>
-        </w:rPr>
-        <w:br w:type="page"/>
-      </w:r>
-    </w:p>
-    <w:p>
-      <w:pPr>
-        <w:jc w:val="left"/>
-        <w:rPr>
-          <w:i/>
-          <w:iCs/>
-        </w:rPr>
-      </w:pPr>
-      <w:bookmarkStart w:id="67" w:name="_Toc224490740"/>
-      <w:r>
-        <w:rPr>
-          <w:b/>
-          <w:bCs/>
-        </w:rPr>
-        <w:lastRenderedPageBreak/>
         <w:t xml:space="preserve">Anexo </w:t>
       </w:r>
       <w:r>
@@ -19219,7 +18354,7 @@
           <w:bCs/>
           <w:noProof/>
         </w:rPr>
-        <w:t>8</w:t>
+        <w:t>7</w:t>
       </w:r>
       <w:r>
         <w:rPr>
@@ -19240,7 +18375,7 @@
           <w:i/>
           <w:iCs/>
         </w:rPr>
-        <w:t>Valor otorgado por los potenciales clientes de Easy Breakfast</w:t>
+        <w:t>Elección de desayunos saludables</w:t>
       </w:r>
       <w:r>
         <w:rPr>
@@ -19249,7 +18384,7 @@
         </w:rPr>
         <w:t>.</w:t>
       </w:r>
-      <w:bookmarkEnd w:id="67"/>
+      <w:bookmarkEnd w:id="66"/>
     </w:p>
     <w:p>
       <w:r>
@@ -19257,10 +18392,10 @@
           <w:noProof/>
         </w:rPr>
         <w:drawing>
-          <wp:inline distT="0" distB="0" distL="0" distR="0" wp14:anchorId="3EDED5C1" wp14:editId="01FCB9E0">
+          <wp:inline distT="0" distB="0" distL="0" distR="0" wp14:anchorId="0523C617" wp14:editId="57738371">
             <wp:extent cx="5255895" cy="2212340"/>
             <wp:effectExtent l="0" t="0" r="1905" b="0"/>
-            <wp:docPr id="29" name="Imagen 29" descr="Gráfico de las respuestas de Formularios. Título de la pregunta: 8. ¿Qué valoraría más en un servicio de desayuno como Easy Breakfast?  . Número de respuestas: 53 respuestas."/>
+            <wp:docPr id="28" name="Imagen 28" descr="Gráfico de las respuestas de Formularios. Título de la pregunta: 7. Si tuviera que elegir un desayuno saludable, ¿Cuál preferiría?  . Número de respuestas: 53 respuestas."/>
             <wp:cNvGraphicFramePr>
               <a:graphicFrameLocks xmlns:a="http://schemas.openxmlformats.org/drawingml/2006/main" noChangeAspect="1"/>
             </wp:cNvGraphicFramePr>
@@ -19268,7 +18403,7 @@
               <a:graphicData uri="http://schemas.openxmlformats.org/drawingml/2006/picture">
                 <pic:pic xmlns:pic="http://schemas.openxmlformats.org/drawingml/2006/picture">
                   <pic:nvPicPr>
-                    <pic:cNvPr id="0" name="Picture 22" descr="Gráfico de las respuestas de Formularios. Título de la pregunta: 8. ¿Qué valoraría más en un servicio de desayuno como Easy Breakfast?  . Número de respuestas: 53 respuestas."/>
+                    <pic:cNvPr id="0" name="Picture 20" descr="Gráfico de las respuestas de Formularios. Título de la pregunta: 7. Si tuviera que elegir un desayuno saludable, ¿Cuál preferiría?  . Número de respuestas: 53 respuestas."/>
                     <pic:cNvPicPr>
                       <a:picLocks noChangeAspect="1" noChangeArrowheads="1"/>
                     </pic:cNvPicPr>
@@ -19315,6 +18450,177 @@
         <w:t>Nota:</w:t>
       </w:r>
       <w:r>
+        <w:t xml:space="preserve"> Muestra la</w:t>
+      </w:r>
+      <w:r>
+        <w:t xml:space="preserve"> elección y preferencias en cuanto a </w:t>
+      </w:r>
+      <w:r>
+        <w:t>desayunos saludables</w:t>
+      </w:r>
+      <w:r>
+        <w:t xml:space="preserve"> ofrecidos por Easy Breakfast</w:t>
+      </w:r>
+      <w:r>
+        <w:t>.</w:t>
+      </w:r>
+    </w:p>
+    <w:p>
+      <w:pPr>
+        <w:jc w:val="left"/>
+        <w:rPr>
+          <w:b/>
+          <w:bCs/>
+        </w:rPr>
+      </w:pPr>
+      <w:r>
+        <w:rPr>
+          <w:b/>
+          <w:bCs/>
+        </w:rPr>
+        <w:br w:type="page"/>
+      </w:r>
+    </w:p>
+    <w:p>
+      <w:pPr>
+        <w:jc w:val="left"/>
+        <w:rPr>
+          <w:i/>
+          <w:iCs/>
+        </w:rPr>
+      </w:pPr>
+      <w:bookmarkStart w:id="67" w:name="_Toc224490740"/>
+      <w:r>
+        <w:rPr>
+          <w:b/>
+          <w:bCs/>
+        </w:rPr>
+        <w:lastRenderedPageBreak/>
+        <w:t xml:space="preserve">Anexo </w:t>
+      </w:r>
+      <w:r>
+        <w:rPr>
+          <w:b/>
+          <w:bCs/>
+        </w:rPr>
+        <w:fldChar w:fldCharType="begin"/>
+      </w:r>
+      <w:r>
+        <w:rPr>
+          <w:b/>
+          <w:bCs/>
+        </w:rPr>
+        <w:instrText xml:space="preserve"> SEQ Anexo \* ARABIC </w:instrText>
+      </w:r>
+      <w:r>
+        <w:rPr>
+          <w:b/>
+          <w:bCs/>
+        </w:rPr>
+        <w:fldChar w:fldCharType="separate"/>
+      </w:r>
+      <w:r>
+        <w:rPr>
+          <w:b/>
+          <w:bCs/>
+          <w:noProof/>
+        </w:rPr>
+        <w:t>8</w:t>
+      </w:r>
+      <w:r>
+        <w:rPr>
+          <w:b/>
+          <w:bCs/>
+        </w:rPr>
+        <w:fldChar w:fldCharType="end"/>
+      </w:r>
+      <w:r>
+        <w:rPr>
+          <w:i/>
+          <w:iCs/>
+        </w:rPr>
+        <w:br/>
+      </w:r>
+      <w:r>
+        <w:rPr>
+          <w:i/>
+          <w:iCs/>
+        </w:rPr>
+        <w:t>Valor otorgado por los potenciales clientes de Easy Breakfast</w:t>
+      </w:r>
+      <w:r>
+        <w:rPr>
+          <w:i/>
+          <w:iCs/>
+        </w:rPr>
+        <w:t>.</w:t>
+      </w:r>
+      <w:bookmarkEnd w:id="67"/>
+    </w:p>
+    <w:p>
+      <w:r>
+        <w:rPr>
+          <w:noProof/>
+        </w:rPr>
+        <w:drawing>
+          <wp:inline distT="0" distB="0" distL="0" distR="0" wp14:anchorId="3EDED5C1" wp14:editId="01FCB9E0">
+            <wp:extent cx="5255895" cy="2212340"/>
+            <wp:effectExtent l="0" t="0" r="1905" b="0"/>
+            <wp:docPr id="29" name="Imagen 29" descr="Gráfico de las respuestas de Formularios. Título de la pregunta: 8. ¿Qué valoraría más en un servicio de desayuno como Easy Breakfast?  . Número de respuestas: 53 respuestas."/>
+            <wp:cNvGraphicFramePr>
+              <a:graphicFrameLocks xmlns:a="http://schemas.openxmlformats.org/drawingml/2006/main" noChangeAspect="1"/>
+            </wp:cNvGraphicFramePr>
+            <a:graphic xmlns:a="http://schemas.openxmlformats.org/drawingml/2006/main">
+              <a:graphicData uri="http://schemas.openxmlformats.org/drawingml/2006/picture">
+                <pic:pic xmlns:pic="http://schemas.openxmlformats.org/drawingml/2006/picture">
+                  <pic:nvPicPr>
+                    <pic:cNvPr id="0" name="Picture 22" descr="Gráfico de las respuestas de Formularios. Título de la pregunta: 8. ¿Qué valoraría más en un servicio de desayuno como Easy Breakfast?  . Número de respuestas: 53 respuestas."/>
+                    <pic:cNvPicPr>
+                      <a:picLocks noChangeAspect="1" noChangeArrowheads="1"/>
+                    </pic:cNvPicPr>
+                  </pic:nvPicPr>
+                  <pic:blipFill>
+                    <a:blip r:embed="rId25" cstate="print">
+                      <a:extLst>
+                        <a:ext uri="{28A0092B-C50C-407E-A947-70E740481C1C}">
+                          <a14:useLocalDpi xmlns:a14="http://schemas.microsoft.com/office/drawing/2010/main" val="0"/>
+                        </a:ext>
+                      </a:extLst>
+                    </a:blip>
+                    <a:srcRect/>
+                    <a:stretch>
+                      <a:fillRect/>
+                    </a:stretch>
+                  </pic:blipFill>
+                  <pic:spPr bwMode="auto">
+                    <a:xfrm>
+                      <a:off x="0" y="0"/>
+                      <a:ext cx="5255895" cy="2212340"/>
+                    </a:xfrm>
+                    <a:prstGeom prst="rect">
+                      <a:avLst/>
+                    </a:prstGeom>
+                    <a:noFill/>
+                    <a:ln>
+                      <a:noFill/>
+                    </a:ln>
+                  </pic:spPr>
+                </pic:pic>
+              </a:graphicData>
+            </a:graphic>
+          </wp:inline>
+        </w:drawing>
+      </w:r>
+    </w:p>
+    <w:p>
+      <w:r>
+        <w:rPr>
+          <w:b/>
+          <w:bCs/>
+        </w:rPr>
+        <w:t>Nota:</w:t>
+      </w:r>
+      <w:r>
         <w:t xml:space="preserve"> </w:t>
       </w:r>
       <w:r>
@@ -19412,7 +18718,7 @@
           <w:lang w:val="en-US"/>
         </w:rPr>
       </w:pPr>
-      <w:hyperlink r:id="rId25" w:history="1">
+      <w:hyperlink r:id="rId26" w:history="1">
         <w:r>
           <w:rPr>
             <w:rStyle w:val="Hipervnculo"/>
@@ -25349,7 +24655,6 @@
   <w:style w:type="character" w:default="1" w:styleId="Fuentedeprrafopredeter">
     <w:name w:val="Default Paragraph Font"/>
     <w:uiPriority w:val="1"/>
-    <w:semiHidden/>
     <w:unhideWhenUsed/>
   </w:style>
   <w:style w:type="table" w:default="1" w:styleId="Tablanormal">

--- a/project/Otro/Proyecto_Mayra_Carolina_Rivadeneira_Viteri.docx
+++ b/project/Otro/Proyecto_Mayra_Carolina_Rivadeneira_Viteri.docx
@@ -608,7 +608,7 @@
                                         </pic:cNvPicPr>
                                       </pic:nvPicPr>
                                       <pic:blipFill>
-                                        <a:blip r:embed="rId9" cstate="print"/>
+                                        <a:blip r:embed="rId8" cstate="print"/>
                                         <a:stretch>
                                           <a:fillRect/>
                                         </a:stretch>
@@ -6949,10 +6949,10 @@
           <w:noProof/>
         </w:rPr>
         <w:sectPr>
-          <w:headerReference w:type="default" r:id="rId10"/>
-          <w:footerReference w:type="default" r:id="rId11"/>
-          <w:headerReference w:type="first" r:id="rId12"/>
-          <w:footerReference w:type="first" r:id="rId13"/>
+          <w:headerReference w:type="default" r:id="rId9"/>
+          <w:footerReference w:type="default" r:id="rId10"/>
+          <w:headerReference w:type="first" r:id="rId11"/>
+          <w:footerReference w:type="first" r:id="rId12"/>
           <w:pgSz w:w="12240" w:h="15840"/>
           <w:pgMar w:top="1699" w:right="1699" w:bottom="1699" w:left="2261" w:header="720" w:footer="720" w:gutter="0"/>
           <w:pgNumType w:fmt="upperRoman" w:start="0"/>
@@ -7193,8 +7193,8 @@
           <w:numId w:val="1"/>
         </w:numPr>
         <w:sectPr>
-          <w:headerReference w:type="first" r:id="rId14"/>
-          <w:footerReference w:type="first" r:id="rId15"/>
+          <w:headerReference w:type="first" r:id="rId13"/>
+          <w:footerReference w:type="first" r:id="rId14"/>
           <w:pgSz w:w="12240" w:h="15840"/>
           <w:pgMar w:top="1701" w:right="1701" w:bottom="1701" w:left="2262" w:header="720" w:footer="720" w:gutter="0"/>
           <w:pgNumType w:start="1"/>
@@ -11220,10 +11220,7 @@
               <w:t>O1</w:t>
             </w:r>
             <w:r>
-              <w:t xml:space="preserve"> </w:t>
-            </w:r>
-            <w:r>
-              <w:t>Tendencia hacia experiencias gastronómicas.</w:t>
+              <w:t xml:space="preserve"> Tendencia hacia experiencias gastronómicas.</w:t>
             </w:r>
           </w:p>
           <w:p>
@@ -11235,10 +11232,7 @@
               <w:t>O2</w:t>
             </w:r>
             <w:r>
-              <w:t xml:space="preserve"> </w:t>
-            </w:r>
-            <w:r>
-              <w:t>Crecimiento del uso de redes sociales.</w:t>
+              <w:t xml:space="preserve"> Crecimiento del uso de redes sociales.</w:t>
             </w:r>
           </w:p>
           <w:p>
@@ -11250,13 +11244,7 @@
               <w:t>O3</w:t>
             </w:r>
             <w:r>
-              <w:t xml:space="preserve"> </w:t>
-            </w:r>
-            <w:r>
-              <w:t>Participación en ferias gastronómicas y de emprendimiento existentes y nuevos</w:t>
-            </w:r>
-            <w:r>
-              <w:t>.</w:t>
+              <w:t xml:space="preserve"> Participación en ferias gastronómicas y de emprendimiento existentes y nuevos.</w:t>
             </w:r>
           </w:p>
           <w:p>
@@ -11444,10 +11432,7 @@
               <w:t>D1</w:t>
             </w:r>
             <w:r>
-              <w:t xml:space="preserve"> </w:t>
-            </w:r>
-            <w:r>
-              <w:t>Falta de posicionamiento inicial.</w:t>
+              <w:t xml:space="preserve"> Falta de posicionamiento inicial.</w:t>
             </w:r>
           </w:p>
           <w:p>
@@ -11460,10 +11445,7 @@
               <w:t>D2</w:t>
             </w:r>
             <w:r>
-              <w:t xml:space="preserve"> </w:t>
-            </w:r>
-            <w:r>
-              <w:t>Recursos financieros limitados.</w:t>
+              <w:t xml:space="preserve"> Recursos financieros limitados.</w:t>
             </w:r>
           </w:p>
           <w:p>
@@ -11475,10 +11457,7 @@
               <w:t>D3</w:t>
             </w:r>
             <w:r>
-              <w:t xml:space="preserve"> </w:t>
-            </w:r>
-            <w:r>
-              <w:t>Capacidad operativa inicial baja.</w:t>
+              <w:t xml:space="preserve"> Capacidad operativa inicial baja.</w:t>
             </w:r>
           </w:p>
           <w:p>
@@ -11490,10 +11469,7 @@
               <w:t>D4</w:t>
             </w:r>
             <w:r>
-              <w:t xml:space="preserve"> </w:t>
-            </w:r>
-            <w:r>
-              <w:t>Bajo posicionamiento de la marca en el mercado.</w:t>
+              <w:t xml:space="preserve"> Bajo posicionamiento de la marca en el mercado.</w:t>
             </w:r>
           </w:p>
           <w:p>
@@ -11511,10 +11487,7 @@
               <w:t>D5</w:t>
             </w:r>
             <w:r>
-              <w:t xml:space="preserve"> </w:t>
-            </w:r>
-            <w:r>
-              <w:t>Dependencia de redes sociales.</w:t>
+              <w:t xml:space="preserve"> Dependencia de redes sociales.</w:t>
             </w:r>
           </w:p>
         </w:tc>
@@ -11532,10 +11505,7 @@
               <w:t>A1</w:t>
             </w:r>
             <w:r>
-              <w:t xml:space="preserve"> </w:t>
-            </w:r>
-            <w:r>
-              <w:t xml:space="preserve">Cambios en tendencias </w:t>
+              <w:t xml:space="preserve"> Cambios en tendencias </w:t>
             </w:r>
             <w:r>
               <w:lastRenderedPageBreak/>
@@ -11551,10 +11521,7 @@
               <w:t>A2</w:t>
             </w:r>
             <w:r>
-              <w:t xml:space="preserve"> </w:t>
-            </w:r>
-            <w:r>
-              <w:t>Incremento de costos.</w:t>
+              <w:t xml:space="preserve"> Incremento de costos.</w:t>
             </w:r>
           </w:p>
           <w:p>
@@ -11566,10 +11533,7 @@
               <w:t>A3</w:t>
             </w:r>
             <w:r>
-              <w:t xml:space="preserve"> </w:t>
-            </w:r>
-            <w:r>
-              <w:t>Cambios en regulaciones sanitarias o requisitos legales.</w:t>
+              <w:t xml:space="preserve"> Cambios en regulaciones sanitarias o requisitos legales.</w:t>
             </w:r>
           </w:p>
           <w:p>
@@ -11581,10 +11545,7 @@
               <w:t>A4</w:t>
             </w:r>
             <w:r>
-              <w:t xml:space="preserve"> </w:t>
-            </w:r>
-            <w:r>
-              <w:t>Incremento de costos.</w:t>
+              <w:t xml:space="preserve"> Incremento de costos.</w:t>
             </w:r>
           </w:p>
           <w:p>
@@ -11602,10 +11563,7 @@
               <w:t>A5</w:t>
             </w:r>
             <w:r>
-              <w:t xml:space="preserve"> </w:t>
-            </w:r>
-            <w:r>
-              <w:t>Mal manejo y uso de IA</w:t>
+              <w:t xml:space="preserve"> Mal manejo y uso de IA</w:t>
             </w:r>
           </w:p>
         </w:tc>
@@ -11724,16 +11682,16 @@
       <w:tblPr>
         <w:tblStyle w:val="TablaAPA"/>
         <w:tblW w:w="7000" w:type="dxa"/>
-        <w:tblLook w:val="05E0" w:firstRow="1" w:lastRow="1" w:firstColumn="1" w:lastColumn="1" w:noHBand="0" w:noVBand="1"/>
+        <w:tblLook w:val="04E0" w:firstRow="1" w:lastRow="1" w:firstColumn="1" w:lastColumn="0" w:noHBand="0" w:noVBand="1"/>
       </w:tblPr>
       <w:tblGrid>
-        <w:gridCol w:w="5450"/>
-        <w:gridCol w:w="1550"/>
+        <w:gridCol w:w="4504"/>
+        <w:gridCol w:w="2496"/>
       </w:tblGrid>
       <w:tr>
         <w:trPr>
           <w:cnfStyle w:val="100000000000" w:firstRow="1" w:lastRow="0" w:firstColumn="0" w:lastColumn="0" w:oddVBand="0" w:evenVBand="0" w:oddHBand="0" w:evenHBand="0" w:firstRowFirstColumn="0" w:firstRowLastColumn="0" w:lastRowFirstColumn="0" w:lastRowLastColumn="0"/>
-          <w:trHeight w:val="300"/>
+          <w:trHeight w:val="633"/>
         </w:trPr>
         <w:tc>
           <w:tcPr>
@@ -11744,26 +11702,219 @@
           </w:tcPr>
           <w:p>
             <w:pPr>
-              <w:widowControl/>
-              <w:autoSpaceDE/>
-              <w:autoSpaceDN/>
               <w:spacing w:before="0" w:after="0"/>
               <w:jc w:val="center"/>
               <w:rPr>
+                <w:lang w:val="es-PE" w:eastAsia="es-PE"/>
+              </w:rPr>
+            </w:pPr>
+            <w:r>
+              <w:rPr>
+                <w:lang w:val="es-PE" w:eastAsia="es-PE"/>
+              </w:rPr>
+              <w:t>Costos Fijos Mensuales</w:t>
+            </w:r>
+          </w:p>
+        </w:tc>
+      </w:tr>
+      <w:tr>
+        <w:trPr>
+          <w:cnfStyle w:val="000000100000" w:firstRow="0" w:lastRow="0" w:firstColumn="0" w:lastColumn="0" w:oddVBand="0" w:evenVBand="0" w:oddHBand="1" w:evenHBand="0" w:firstRowFirstColumn="0" w:firstRowLastColumn="0" w:lastRowFirstColumn="0" w:lastRowLastColumn="0"/>
+          <w:trHeight w:val="118"/>
+        </w:trPr>
+        <w:tc>
+          <w:tcPr>
+            <w:tcW w:w="4504" w:type="dxa"/>
+            <w:noWrap/>
+            <w:hideMark/>
+          </w:tcPr>
+          <w:p>
+            <w:pPr>
+              <w:spacing w:before="0" w:after="0"/>
+              <w:jc w:val="center"/>
+              <w:rPr>
+                <w:b/>
                 <w:bCs/>
-                <w:color w:val="000000"/>
-                <w:szCs w:val="24"/>
                 <w:lang w:val="es-PE" w:eastAsia="es-PE"/>
               </w:rPr>
             </w:pPr>
             <w:r>
               <w:rPr>
+                <w:b/>
                 <w:bCs/>
-                <w:color w:val="000000"/>
-                <w:szCs w:val="24"/>
-                <w:lang w:val="es-PE" w:eastAsia="es-PE"/>
-              </w:rPr>
-              <w:t>Costos Fijos Mensuales</w:t>
+                <w:lang w:val="es-PE" w:eastAsia="es-PE"/>
+              </w:rPr>
+              <w:t>Descripción</w:t>
+            </w:r>
+          </w:p>
+        </w:tc>
+        <w:tc>
+          <w:tcPr>
+            <w:tcW w:w="2496" w:type="dxa"/>
+            <w:noWrap/>
+            <w:hideMark/>
+          </w:tcPr>
+          <w:p>
+            <w:pPr>
+              <w:spacing w:before="0" w:after="0"/>
+              <w:jc w:val="center"/>
+              <w:rPr>
+                <w:b/>
+                <w:bCs/>
+                <w:lang w:val="es-PE" w:eastAsia="es-PE"/>
+              </w:rPr>
+            </w:pPr>
+            <w:r>
+              <w:rPr>
+                <w:b/>
+                <w:bCs/>
+                <w:lang w:val="es-PE" w:eastAsia="es-PE"/>
+              </w:rPr>
+              <w:t>Importe</w:t>
+            </w:r>
+          </w:p>
+        </w:tc>
+      </w:tr>
+      <w:tr>
+        <w:trPr>
+          <w:cnfStyle w:val="000000010000" w:firstRow="0" w:lastRow="0" w:firstColumn="0" w:lastColumn="0" w:oddVBand="0" w:evenVBand="0" w:oddHBand="0" w:evenHBand="1" w:firstRowFirstColumn="0" w:firstRowLastColumn="0" w:lastRowFirstColumn="0" w:lastRowLastColumn="0"/>
+          <w:trHeight w:val="89"/>
+        </w:trPr>
+        <w:tc>
+          <w:tcPr>
+            <w:tcW w:w="4504" w:type="dxa"/>
+            <w:noWrap/>
+            <w:hideMark/>
+          </w:tcPr>
+          <w:p>
+            <w:pPr>
+              <w:spacing w:before="0" w:after="0"/>
+              <w:rPr>
+                <w:lang w:val="es-PE" w:eastAsia="es-PE"/>
+              </w:rPr>
+            </w:pPr>
+            <w:r>
+              <w:rPr>
+                <w:lang w:val="es-PE" w:eastAsia="es-PE"/>
+              </w:rPr>
+              <w:t>Sueldos</w:t>
+            </w:r>
+          </w:p>
+        </w:tc>
+        <w:tc>
+          <w:tcPr>
+            <w:tcW w:w="2496" w:type="dxa"/>
+            <w:noWrap/>
+            <w:hideMark/>
+          </w:tcPr>
+          <w:p>
+            <w:pPr>
+              <w:spacing w:before="0" w:after="0"/>
+              <w:rPr>
+                <w:lang w:val="es-PE" w:eastAsia="es-PE"/>
+              </w:rPr>
+            </w:pPr>
+            <w:r>
+              <w:rPr>
+                <w:lang w:val="es-PE" w:eastAsia="es-PE"/>
+              </w:rPr>
+              <w:t xml:space="preserve"> $               800.00 </w:t>
+            </w:r>
+          </w:p>
+        </w:tc>
+      </w:tr>
+      <w:tr>
+        <w:trPr>
+          <w:cnfStyle w:val="000000100000" w:firstRow="0" w:lastRow="0" w:firstColumn="0" w:lastColumn="0" w:oddVBand="0" w:evenVBand="0" w:oddHBand="1" w:evenHBand="0" w:firstRowFirstColumn="0" w:firstRowLastColumn="0" w:lastRowFirstColumn="0" w:lastRowLastColumn="0"/>
+          <w:trHeight w:val="159"/>
+        </w:trPr>
+        <w:tc>
+          <w:tcPr>
+            <w:tcW w:w="4504" w:type="dxa"/>
+            <w:noWrap/>
+            <w:hideMark/>
+          </w:tcPr>
+          <w:p>
+            <w:pPr>
+              <w:spacing w:before="0" w:after="0"/>
+              <w:rPr>
+                <w:lang w:val="es-PE" w:eastAsia="es-PE"/>
+              </w:rPr>
+            </w:pPr>
+            <w:r>
+              <w:rPr>
+                <w:lang w:val="es-PE" w:eastAsia="es-PE"/>
+              </w:rPr>
+              <w:t>Plataformas digitales</w:t>
+            </w:r>
+          </w:p>
+        </w:tc>
+        <w:tc>
+          <w:tcPr>
+            <w:tcW w:w="2496" w:type="dxa"/>
+            <w:noWrap/>
+            <w:hideMark/>
+          </w:tcPr>
+          <w:p>
+            <w:pPr>
+              <w:spacing w:before="0" w:after="0"/>
+              <w:rPr>
+                <w:lang w:val="es-PE" w:eastAsia="es-PE"/>
+              </w:rPr>
+            </w:pPr>
+            <w:r>
+              <w:rPr>
+                <w:lang w:val="es-PE" w:eastAsia="es-PE"/>
+              </w:rPr>
+              <w:t xml:space="preserve"> $                  60.00 </w:t>
+            </w:r>
+          </w:p>
+        </w:tc>
+      </w:tr>
+      <w:tr>
+        <w:trPr>
+          <w:cnfStyle w:val="000000010000" w:firstRow="0" w:lastRow="0" w:firstColumn="0" w:lastColumn="0" w:oddVBand="0" w:evenVBand="0" w:oddHBand="0" w:evenHBand="1" w:firstRowFirstColumn="0" w:firstRowLastColumn="0" w:lastRowFirstColumn="0" w:lastRowLastColumn="0"/>
+          <w:trHeight w:val="300"/>
+        </w:trPr>
+        <w:tc>
+          <w:tcPr>
+            <w:tcW w:w="4504" w:type="dxa"/>
+            <w:noWrap/>
+            <w:hideMark/>
+          </w:tcPr>
+          <w:p>
+            <w:pPr>
+              <w:spacing w:before="0" w:after="0"/>
+              <w:rPr>
+                <w:lang w:val="es-PE" w:eastAsia="es-PE"/>
+              </w:rPr>
+            </w:pPr>
+            <w:r>
+              <w:rPr>
+                <w:lang w:val="es-PE" w:eastAsia="es-PE"/>
+              </w:rPr>
+              <w:t>Servicios básicos</w:t>
+            </w:r>
+          </w:p>
+        </w:tc>
+        <w:tc>
+          <w:tcPr>
+            <w:tcW w:w="2496" w:type="dxa"/>
+            <w:noWrap/>
+            <w:hideMark/>
+          </w:tcPr>
+          <w:p>
+            <w:pPr>
+              <w:spacing w:before="0" w:after="0"/>
+              <w:rPr>
+                <w:lang w:val="es-PE" w:eastAsia="es-PE"/>
+              </w:rPr>
+            </w:pPr>
+            <w:r>
+              <w:rPr>
+                <w:lang w:val="es-PE" w:eastAsia="es-PE"/>
+              </w:rPr>
+              <w:t xml:space="preserve"> $                  90.00 </w:t>
             </w:r>
           </w:p>
         </w:tc>
@@ -11775,67 +11926,43 @@
         </w:trPr>
         <w:tc>
           <w:tcPr>
-            <w:tcW w:w="5450" w:type="dxa"/>
+            <w:tcW w:w="4504" w:type="dxa"/>
             <w:noWrap/>
             <w:hideMark/>
           </w:tcPr>
           <w:p>
             <w:pPr>
-              <w:widowControl/>
-              <w:autoSpaceDE/>
-              <w:autoSpaceDN/>
               <w:spacing w:before="0" w:after="0"/>
-              <w:jc w:val="left"/>
-              <w:rPr>
-                <w:b/>
-                <w:bCs/>
-                <w:color w:val="000000"/>
-                <w:szCs w:val="24"/>
+              <w:rPr>
                 <w:lang w:val="es-PE" w:eastAsia="es-PE"/>
               </w:rPr>
             </w:pPr>
             <w:r>
               <w:rPr>
-                <w:b/>
-                <w:bCs/>
-                <w:color w:val="000000"/>
-                <w:szCs w:val="24"/>
-                <w:lang w:val="es-PE" w:eastAsia="es-PE"/>
-              </w:rPr>
-              <w:t xml:space="preserve">Descripción </w:t>
+                <w:lang w:val="es-PE" w:eastAsia="es-PE"/>
+              </w:rPr>
+              <w:t>Publicidad y marketing digital</w:t>
             </w:r>
           </w:p>
         </w:tc>
         <w:tc>
           <w:tcPr>
-            <w:tcW w:w="1550" w:type="dxa"/>
+            <w:tcW w:w="2496" w:type="dxa"/>
             <w:noWrap/>
             <w:hideMark/>
           </w:tcPr>
           <w:p>
             <w:pPr>
-              <w:widowControl/>
-              <w:autoSpaceDE/>
-              <w:autoSpaceDN/>
               <w:spacing w:before="0" w:after="0"/>
-              <w:jc w:val="left"/>
-              <w:rPr>
-                <w:b/>
-                <w:bCs/>
-                <w:color w:val="000000"/>
-                <w:szCs w:val="24"/>
+              <w:rPr>
                 <w:lang w:val="es-PE" w:eastAsia="es-PE"/>
               </w:rPr>
             </w:pPr>
             <w:r>
               <w:rPr>
-                <w:b/>
-                <w:bCs/>
-                <w:color w:val="000000"/>
-                <w:szCs w:val="24"/>
-                <w:lang w:val="es-PE" w:eastAsia="es-PE"/>
-              </w:rPr>
-              <w:t xml:space="preserve"> Importe </w:t>
+                <w:lang w:val="es-PE" w:eastAsia="es-PE"/>
+              </w:rPr>
+              <w:t xml:space="preserve"> $               200.00 </w:t>
             </w:r>
           </w:p>
         </w:tc>
@@ -11847,59 +11974,43 @@
         </w:trPr>
         <w:tc>
           <w:tcPr>
-            <w:tcW w:w="5450" w:type="dxa"/>
+            <w:tcW w:w="4504" w:type="dxa"/>
             <w:noWrap/>
             <w:hideMark/>
           </w:tcPr>
           <w:p>
             <w:pPr>
-              <w:widowControl/>
-              <w:autoSpaceDE/>
-              <w:autoSpaceDN/>
               <w:spacing w:before="0" w:after="0"/>
-              <w:jc w:val="left"/>
-              <w:rPr>
-                <w:color w:val="000000"/>
-                <w:szCs w:val="24"/>
+              <w:rPr>
                 <w:lang w:val="es-PE" w:eastAsia="es-PE"/>
               </w:rPr>
             </w:pPr>
             <w:r>
               <w:rPr>
-                <w:color w:val="000000"/>
-                <w:szCs w:val="24"/>
-                <w:lang w:val="es-PE" w:eastAsia="es-PE"/>
-              </w:rPr>
-              <w:t>Predio</w:t>
+                <w:lang w:val="es-PE" w:eastAsia="es-PE"/>
+              </w:rPr>
+              <w:t>Deuda</w:t>
             </w:r>
           </w:p>
         </w:tc>
         <w:tc>
           <w:tcPr>
-            <w:tcW w:w="1550" w:type="dxa"/>
+            <w:tcW w:w="2496" w:type="dxa"/>
             <w:noWrap/>
             <w:hideMark/>
           </w:tcPr>
           <w:p>
             <w:pPr>
-              <w:widowControl/>
-              <w:autoSpaceDE/>
-              <w:autoSpaceDN/>
               <w:spacing w:before="0" w:after="0"/>
-              <w:jc w:val="left"/>
-              <w:rPr>
-                <w:color w:val="000000"/>
-                <w:szCs w:val="24"/>
+              <w:rPr>
                 <w:lang w:val="es-PE" w:eastAsia="es-PE"/>
               </w:rPr>
             </w:pPr>
             <w:r>
               <w:rPr>
-                <w:color w:val="000000"/>
-                <w:szCs w:val="24"/>
-                <w:lang w:val="es-PE" w:eastAsia="es-PE"/>
-              </w:rPr>
-              <w:t xml:space="preserve"> $ 0.56 </w:t>
+                <w:lang w:val="es-PE" w:eastAsia="es-PE"/>
+              </w:rPr>
+              <w:t xml:space="preserve"> $               190.00 </w:t>
             </w:r>
           </w:p>
         </w:tc>
@@ -11911,83 +12022,378 @@
         </w:trPr>
         <w:tc>
           <w:tcPr>
-            <w:tcW w:w="5450" w:type="dxa"/>
+            <w:tcW w:w="4504" w:type="dxa"/>
             <w:noWrap/>
             <w:hideMark/>
           </w:tcPr>
           <w:p>
             <w:pPr>
-              <w:widowControl/>
-              <w:autoSpaceDE/>
-              <w:autoSpaceDN/>
               <w:spacing w:before="0" w:after="0"/>
-              <w:jc w:val="left"/>
-              <w:rPr>
-                <w:color w:val="000000"/>
-                <w:szCs w:val="24"/>
+              <w:rPr>
                 <w:lang w:val="es-PE" w:eastAsia="es-PE"/>
               </w:rPr>
             </w:pPr>
             <w:r>
               <w:rPr>
-                <w:color w:val="000000"/>
-                <w:szCs w:val="24"/>
-                <w:lang w:val="es-PE" w:eastAsia="es-PE"/>
-              </w:rPr>
-              <w:t>Mano de obra</w:t>
+                <w:lang w:val="es-PE" w:eastAsia="es-PE"/>
+              </w:rPr>
+              <w:t>Otros</w:t>
             </w:r>
           </w:p>
         </w:tc>
         <w:tc>
           <w:tcPr>
-            <w:tcW w:w="1550" w:type="dxa"/>
+            <w:tcW w:w="2496" w:type="dxa"/>
             <w:noWrap/>
             <w:hideMark/>
           </w:tcPr>
           <w:p>
             <w:pPr>
-              <w:widowControl/>
-              <w:autoSpaceDE/>
-              <w:autoSpaceDN/>
               <w:spacing w:before="0" w:after="0"/>
-              <w:jc w:val="left"/>
-              <w:rPr>
-                <w:color w:val="000000"/>
-                <w:szCs w:val="24"/>
+              <w:rPr>
                 <w:lang w:val="es-PE" w:eastAsia="es-PE"/>
               </w:rPr>
             </w:pPr>
             <w:r>
               <w:rPr>
-                <w:color w:val="000000"/>
-                <w:szCs w:val="24"/>
-                <w:lang w:val="es-PE" w:eastAsia="es-PE"/>
-              </w:rPr>
-              <w:t xml:space="preserve"> $</w:t>
-            </w:r>
-            <w:r>
-              <w:rPr>
-                <w:color w:val="000000"/>
-                <w:szCs w:val="24"/>
-                <w:lang w:val="es-PE" w:eastAsia="es-PE"/>
-              </w:rPr>
-              <w:t xml:space="preserve"> </w:t>
-            </w:r>
-            <w:r>
-              <w:rPr>
-                <w:color w:val="000000"/>
-                <w:szCs w:val="24"/>
-                <w:lang w:val="es-PE" w:eastAsia="es-PE"/>
-              </w:rPr>
-              <w:t>45</w:t>
-            </w:r>
-            <w:r>
-              <w:rPr>
-                <w:color w:val="000000"/>
-                <w:szCs w:val="24"/>
-                <w:lang w:val="es-PE" w:eastAsia="es-PE"/>
-              </w:rPr>
-              <w:t xml:space="preserve">0.00 </w:t>
+                <w:lang w:val="es-PE" w:eastAsia="es-PE"/>
+              </w:rPr>
+              <w:t xml:space="preserve"> $                  50.00 </w:t>
+            </w:r>
+          </w:p>
+        </w:tc>
+      </w:tr>
+      <w:tr>
+        <w:trPr>
+          <w:cnfStyle w:val="010000000000" w:firstRow="0" w:lastRow="1" w:firstColumn="0" w:lastColumn="0" w:oddVBand="0" w:evenVBand="0" w:oddHBand="0" w:evenHBand="0" w:firstRowFirstColumn="0" w:firstRowLastColumn="0" w:lastRowFirstColumn="0" w:lastRowLastColumn="0"/>
+          <w:trHeight w:val="300"/>
+        </w:trPr>
+        <w:tc>
+          <w:tcPr>
+            <w:tcW w:w="4504" w:type="dxa"/>
+            <w:noWrap/>
+            <w:hideMark/>
+          </w:tcPr>
+          <w:p>
+            <w:pPr>
+              <w:spacing w:before="0" w:after="0"/>
+              <w:rPr>
+                <w:lang w:val="es-PE" w:eastAsia="es-PE"/>
+              </w:rPr>
+            </w:pPr>
+            <w:r>
+              <w:rPr>
+                <w:lang w:val="es-PE" w:eastAsia="es-PE"/>
+              </w:rPr>
+              <w:t xml:space="preserve">Total Costos Fijos </w:t>
+            </w:r>
+          </w:p>
+        </w:tc>
+        <w:tc>
+          <w:tcPr>
+            <w:tcW w:w="2496" w:type="dxa"/>
+            <w:noWrap/>
+            <w:hideMark/>
+          </w:tcPr>
+          <w:p>
+            <w:pPr>
+              <w:spacing w:before="0" w:after="0"/>
+              <w:rPr>
+                <w:lang w:val="es-PE" w:eastAsia="es-PE"/>
+              </w:rPr>
+            </w:pPr>
+            <w:r>
+              <w:rPr>
+                <w:lang w:val="es-PE" w:eastAsia="es-PE"/>
+              </w:rPr>
+              <w:t xml:space="preserve"> $            1,390.00 </w:t>
+            </w:r>
+          </w:p>
+        </w:tc>
+      </w:tr>
+    </w:tbl>
+    <w:p>
+      <w:r>
+        <w:rPr>
+          <w:b/>
+          <w:bCs/>
+        </w:rPr>
+        <w:t>Nota:</w:t>
+      </w:r>
+      <w:r>
+        <w:t xml:space="preserve"> </w:t>
+      </w:r>
+      <w:r>
+        <w:t xml:space="preserve">Los costos fijos mensuales corresponden a aquellos gastos que </w:t>
+      </w:r>
+      <w:r>
+        <w:t xml:space="preserve">se </w:t>
+      </w:r>
+      <w:r>
+        <w:t>debe</w:t>
+      </w:r>
+      <w:r>
+        <w:t>n</w:t>
+      </w:r>
+      <w:r>
+        <w:t xml:space="preserve"> cubrir independientemente del volumen de ventas.</w:t>
+      </w:r>
+    </w:p>
+    <w:p>
+      <w:pPr>
+        <w:pStyle w:val="FigureStyle"/>
+      </w:pPr>
+      <w:bookmarkStart w:id="29" w:name="_Toc224490257"/>
+      <w:r>
+        <w:rPr>
+          <w:b/>
+          <w:bCs/>
+          <w:i w:val="0"/>
+          <w:iCs/>
+        </w:rPr>
+        <w:t xml:space="preserve">Tabla </w:t>
+      </w:r>
+      <w:r>
+        <w:rPr>
+          <w:b/>
+          <w:bCs/>
+          <w:i w:val="0"/>
+          <w:iCs/>
+        </w:rPr>
+        <w:fldChar w:fldCharType="begin"/>
+      </w:r>
+      <w:r>
+        <w:rPr>
+          <w:b/>
+          <w:bCs/>
+          <w:i w:val="0"/>
+          <w:iCs/>
+        </w:rPr>
+        <w:instrText xml:space="preserve"> SEQ Tabla \* ARABIC </w:instrText>
+      </w:r>
+      <w:r>
+        <w:rPr>
+          <w:b/>
+          <w:bCs/>
+          <w:i w:val="0"/>
+          <w:iCs/>
+        </w:rPr>
+        <w:fldChar w:fldCharType="separate"/>
+      </w:r>
+      <w:r>
+        <w:rPr>
+          <w:b/>
+          <w:bCs/>
+          <w:i w:val="0"/>
+          <w:iCs/>
+          <w:noProof/>
+        </w:rPr>
+        <w:t>6</w:t>
+      </w:r>
+      <w:r>
+        <w:rPr>
+          <w:b/>
+          <w:bCs/>
+          <w:i w:val="0"/>
+          <w:iCs/>
+        </w:rPr>
+        <w:fldChar w:fldCharType="end"/>
+      </w:r>
+      <w:r>
+        <w:br/>
+        <w:t>Costos Variables x Unidad</w:t>
+      </w:r>
+      <w:bookmarkEnd w:id="29"/>
+    </w:p>
+    <w:tbl>
+      <w:tblPr>
+        <w:tblStyle w:val="TablaAPA"/>
+        <w:tblW w:w="7000" w:type="dxa"/>
+        <w:tblLook w:val="04E0" w:firstRow="1" w:lastRow="1" w:firstColumn="1" w:lastColumn="0" w:noHBand="0" w:noVBand="1"/>
+      </w:tblPr>
+      <w:tblGrid>
+        <w:gridCol w:w="4104"/>
+        <w:gridCol w:w="2896"/>
+      </w:tblGrid>
+      <w:tr>
+        <w:trPr>
+          <w:cnfStyle w:val="100000000000" w:firstRow="1" w:lastRow="0" w:firstColumn="0" w:lastColumn="0" w:oddVBand="0" w:evenVBand="0" w:oddHBand="0" w:evenHBand="0" w:firstRowFirstColumn="0" w:firstRowLastColumn="0" w:lastRowFirstColumn="0" w:lastRowLastColumn="0"/>
+          <w:trHeight w:val="607"/>
+        </w:trPr>
+        <w:tc>
+          <w:tcPr>
+            <w:tcW w:w="7000" w:type="dxa"/>
+            <w:gridSpan w:val="2"/>
+            <w:noWrap/>
+            <w:hideMark/>
+          </w:tcPr>
+          <w:p>
+            <w:pPr>
+              <w:spacing w:before="0" w:after="0"/>
+              <w:jc w:val="center"/>
+              <w:rPr>
+                <w:lang w:val="es-PE" w:eastAsia="es-PE"/>
+              </w:rPr>
+            </w:pPr>
+            <w:r>
+              <w:rPr>
+                <w:lang w:val="es-PE" w:eastAsia="es-PE"/>
+              </w:rPr>
+              <w:t>Costos Variables x Unidad</w:t>
+            </w:r>
+          </w:p>
+        </w:tc>
+      </w:tr>
+      <w:tr>
+        <w:trPr>
+          <w:cnfStyle w:val="000000100000" w:firstRow="0" w:lastRow="0" w:firstColumn="0" w:lastColumn="0" w:oddVBand="0" w:evenVBand="0" w:oddHBand="1" w:evenHBand="0" w:firstRowFirstColumn="0" w:firstRowLastColumn="0" w:lastRowFirstColumn="0" w:lastRowLastColumn="0"/>
+          <w:trHeight w:val="300"/>
+        </w:trPr>
+        <w:tc>
+          <w:tcPr>
+            <w:tcW w:w="4104" w:type="dxa"/>
+            <w:noWrap/>
+            <w:hideMark/>
+          </w:tcPr>
+          <w:p>
+            <w:pPr>
+              <w:spacing w:before="0" w:after="0"/>
+              <w:jc w:val="center"/>
+              <w:rPr>
+                <w:b/>
+                <w:bCs/>
+                <w:lang w:val="es-PE" w:eastAsia="es-PE"/>
+              </w:rPr>
+            </w:pPr>
+            <w:r>
+              <w:rPr>
+                <w:b/>
+                <w:bCs/>
+                <w:lang w:val="es-PE" w:eastAsia="es-PE"/>
+              </w:rPr>
+              <w:t>Descripción</w:t>
+            </w:r>
+          </w:p>
+        </w:tc>
+        <w:tc>
+          <w:tcPr>
+            <w:tcW w:w="2896" w:type="dxa"/>
+            <w:noWrap/>
+            <w:hideMark/>
+          </w:tcPr>
+          <w:p>
+            <w:pPr>
+              <w:spacing w:before="0" w:after="0"/>
+              <w:jc w:val="center"/>
+              <w:rPr>
+                <w:b/>
+                <w:bCs/>
+                <w:lang w:val="es-PE" w:eastAsia="es-PE"/>
+              </w:rPr>
+            </w:pPr>
+            <w:r>
+              <w:rPr>
+                <w:b/>
+                <w:bCs/>
+                <w:lang w:val="es-PE" w:eastAsia="es-PE"/>
+              </w:rPr>
+              <w:t>Importe</w:t>
+            </w:r>
+          </w:p>
+        </w:tc>
+      </w:tr>
+      <w:tr>
+        <w:trPr>
+          <w:cnfStyle w:val="000000010000" w:firstRow="0" w:lastRow="0" w:firstColumn="0" w:lastColumn="0" w:oddVBand="0" w:evenVBand="0" w:oddHBand="0" w:evenHBand="1" w:firstRowFirstColumn="0" w:firstRowLastColumn="0" w:lastRowFirstColumn="0" w:lastRowLastColumn="0"/>
+          <w:trHeight w:val="420"/>
+        </w:trPr>
+        <w:tc>
+          <w:tcPr>
+            <w:tcW w:w="4104" w:type="dxa"/>
+            <w:noWrap/>
+            <w:hideMark/>
+          </w:tcPr>
+          <w:p>
+            <w:pPr>
+              <w:spacing w:before="0" w:after="0"/>
+              <w:rPr>
+                <w:lang w:val="es-PE" w:eastAsia="es-PE"/>
+              </w:rPr>
+            </w:pPr>
+            <w:r>
+              <w:rPr>
+                <w:lang w:val="es-PE" w:eastAsia="es-PE"/>
+              </w:rPr>
+              <w:t>Material didáctico</w:t>
+            </w:r>
+          </w:p>
+        </w:tc>
+        <w:tc>
+          <w:tcPr>
+            <w:tcW w:w="2896" w:type="dxa"/>
+            <w:noWrap/>
+            <w:hideMark/>
+          </w:tcPr>
+          <w:p>
+            <w:pPr>
+              <w:spacing w:before="0" w:after="0"/>
+              <w:rPr>
+                <w:lang w:val="es-PE" w:eastAsia="es-PE"/>
+              </w:rPr>
+            </w:pPr>
+            <w:r>
+              <w:rPr>
+                <w:lang w:val="es-PE" w:eastAsia="es-PE"/>
+              </w:rPr>
+              <w:t xml:space="preserve"> $                  20.00 </w:t>
+            </w:r>
+          </w:p>
+        </w:tc>
+      </w:tr>
+      <w:tr>
+        <w:trPr>
+          <w:cnfStyle w:val="000000100000" w:firstRow="0" w:lastRow="0" w:firstColumn="0" w:lastColumn="0" w:oddVBand="0" w:evenVBand="0" w:oddHBand="1" w:evenHBand="0" w:firstRowFirstColumn="0" w:firstRowLastColumn="0" w:lastRowFirstColumn="0" w:lastRowLastColumn="0"/>
+          <w:trHeight w:val="300"/>
+        </w:trPr>
+        <w:tc>
+          <w:tcPr>
+            <w:tcW w:w="4104" w:type="dxa"/>
+            <w:noWrap/>
+            <w:hideMark/>
+          </w:tcPr>
+          <w:p>
+            <w:pPr>
+              <w:spacing w:before="0" w:after="0"/>
+              <w:rPr>
+                <w:lang w:val="es-PE" w:eastAsia="es-PE"/>
+              </w:rPr>
+            </w:pPr>
+            <w:r>
+              <w:rPr>
+                <w:lang w:val="es-PE" w:eastAsia="es-PE"/>
+              </w:rPr>
+              <w:t>Herramientas digitales</w:t>
+            </w:r>
+          </w:p>
+        </w:tc>
+        <w:tc>
+          <w:tcPr>
+            <w:tcW w:w="2896" w:type="dxa"/>
+            <w:noWrap/>
+            <w:hideMark/>
+          </w:tcPr>
+          <w:p>
+            <w:pPr>
+              <w:spacing w:before="0" w:after="0"/>
+              <w:rPr>
+                <w:lang w:val="es-PE" w:eastAsia="es-PE"/>
+              </w:rPr>
+            </w:pPr>
+            <w:r>
+              <w:rPr>
+                <w:lang w:val="es-PE" w:eastAsia="es-PE"/>
+              </w:rPr>
+              <w:t xml:space="preserve"> $                  10.00 </w:t>
             </w:r>
           </w:p>
         </w:tc>
@@ -11999,315 +12405,43 @@
         </w:trPr>
         <w:tc>
           <w:tcPr>
-            <w:tcW w:w="5450" w:type="dxa"/>
+            <w:tcW w:w="4104" w:type="dxa"/>
             <w:noWrap/>
             <w:hideMark/>
           </w:tcPr>
           <w:p>
             <w:pPr>
-              <w:widowControl/>
-              <w:autoSpaceDE/>
-              <w:autoSpaceDN/>
               <w:spacing w:before="0" w:after="0"/>
-              <w:jc w:val="left"/>
-              <w:rPr>
-                <w:color w:val="000000"/>
-                <w:szCs w:val="24"/>
+              <w:rPr>
                 <w:lang w:val="es-PE" w:eastAsia="es-PE"/>
               </w:rPr>
             </w:pPr>
             <w:r>
               <w:rPr>
-                <w:color w:val="000000"/>
-                <w:szCs w:val="24"/>
-                <w:lang w:val="es-PE" w:eastAsia="es-PE"/>
-              </w:rPr>
-              <w:t>Servicios básicos</w:t>
+                <w:lang w:val="es-PE" w:eastAsia="es-PE"/>
+              </w:rPr>
+              <w:t>Tiempo operativo</w:t>
             </w:r>
           </w:p>
         </w:tc>
         <w:tc>
           <w:tcPr>
-            <w:tcW w:w="1550" w:type="dxa"/>
+            <w:tcW w:w="2896" w:type="dxa"/>
             <w:noWrap/>
             <w:hideMark/>
           </w:tcPr>
           <w:p>
             <w:pPr>
-              <w:widowControl/>
-              <w:autoSpaceDE/>
-              <w:autoSpaceDN/>
               <w:spacing w:before="0" w:after="0"/>
-              <w:jc w:val="left"/>
-              <w:rPr>
-                <w:color w:val="000000"/>
-                <w:szCs w:val="24"/>
+              <w:rPr>
                 <w:lang w:val="es-PE" w:eastAsia="es-PE"/>
               </w:rPr>
             </w:pPr>
             <w:r>
               <w:rPr>
-                <w:color w:val="000000"/>
-                <w:szCs w:val="24"/>
-                <w:lang w:val="es-PE" w:eastAsia="es-PE"/>
-              </w:rPr>
-              <w:t xml:space="preserve"> $ 55.00 </w:t>
-            </w:r>
-          </w:p>
-        </w:tc>
-      </w:tr>
-      <w:tr>
-        <w:trPr>
-          <w:cnfStyle w:val="000000100000" w:firstRow="0" w:lastRow="0" w:firstColumn="0" w:lastColumn="0" w:oddVBand="0" w:evenVBand="0" w:oddHBand="1" w:evenHBand="0" w:firstRowFirstColumn="0" w:firstRowLastColumn="0" w:lastRowFirstColumn="0" w:lastRowLastColumn="0"/>
-          <w:trHeight w:val="300"/>
-        </w:trPr>
-        <w:tc>
-          <w:tcPr>
-            <w:tcW w:w="5450" w:type="dxa"/>
-            <w:noWrap/>
-            <w:hideMark/>
-          </w:tcPr>
-          <w:p>
-            <w:pPr>
-              <w:widowControl/>
-              <w:autoSpaceDE/>
-              <w:autoSpaceDN/>
-              <w:spacing w:before="0" w:after="0"/>
-              <w:jc w:val="left"/>
-              <w:rPr>
-                <w:color w:val="000000"/>
-                <w:szCs w:val="24"/>
-                <w:lang w:val="es-PE" w:eastAsia="es-PE"/>
-              </w:rPr>
-            </w:pPr>
-            <w:r>
-              <w:rPr>
-                <w:color w:val="000000"/>
-                <w:szCs w:val="24"/>
-                <w:lang w:val="es-PE" w:eastAsia="es-PE"/>
-              </w:rPr>
-              <w:t>Publicidad y marketing digital</w:t>
-            </w:r>
-          </w:p>
-        </w:tc>
-        <w:tc>
-          <w:tcPr>
-            <w:tcW w:w="1550" w:type="dxa"/>
-            <w:noWrap/>
-            <w:hideMark/>
-          </w:tcPr>
-          <w:p>
-            <w:pPr>
-              <w:widowControl/>
-              <w:autoSpaceDE/>
-              <w:autoSpaceDN/>
-              <w:spacing w:before="0" w:after="0"/>
-              <w:jc w:val="left"/>
-              <w:rPr>
-                <w:color w:val="000000"/>
-                <w:szCs w:val="24"/>
-                <w:lang w:val="es-PE" w:eastAsia="es-PE"/>
-              </w:rPr>
-            </w:pPr>
-            <w:r>
-              <w:rPr>
-                <w:color w:val="000000"/>
-                <w:szCs w:val="24"/>
-                <w:lang w:val="es-PE" w:eastAsia="es-PE"/>
-              </w:rPr>
-              <w:t xml:space="preserve"> $ 50.00 </w:t>
-            </w:r>
-          </w:p>
-        </w:tc>
-      </w:tr>
-      <w:tr>
-        <w:trPr>
-          <w:cnfStyle w:val="000000010000" w:firstRow="0" w:lastRow="0" w:firstColumn="0" w:lastColumn="0" w:oddVBand="0" w:evenVBand="0" w:oddHBand="0" w:evenHBand="1" w:firstRowFirstColumn="0" w:firstRowLastColumn="0" w:lastRowFirstColumn="0" w:lastRowLastColumn="0"/>
-          <w:trHeight w:val="300"/>
-        </w:trPr>
-        <w:tc>
-          <w:tcPr>
-            <w:tcW w:w="5450" w:type="dxa"/>
-            <w:noWrap/>
-            <w:hideMark/>
-          </w:tcPr>
-          <w:p>
-            <w:pPr>
-              <w:widowControl/>
-              <w:autoSpaceDE/>
-              <w:autoSpaceDN/>
-              <w:spacing w:before="0" w:after="0"/>
-              <w:jc w:val="left"/>
-              <w:rPr>
-                <w:color w:val="000000"/>
-                <w:szCs w:val="24"/>
-                <w:lang w:val="es-PE" w:eastAsia="es-PE"/>
-              </w:rPr>
-            </w:pPr>
-            <w:r>
-              <w:rPr>
-                <w:color w:val="000000"/>
-                <w:szCs w:val="24"/>
-                <w:lang w:val="es-PE" w:eastAsia="es-PE"/>
-              </w:rPr>
-              <w:t>Dominio y mantenimiento de plataforma web</w:t>
-            </w:r>
-          </w:p>
-        </w:tc>
-        <w:tc>
-          <w:tcPr>
-            <w:tcW w:w="1550" w:type="dxa"/>
-            <w:noWrap/>
-            <w:hideMark/>
-          </w:tcPr>
-          <w:p>
-            <w:pPr>
-              <w:widowControl/>
-              <w:autoSpaceDE/>
-              <w:autoSpaceDN/>
-              <w:spacing w:before="0" w:after="0"/>
-              <w:jc w:val="left"/>
-              <w:rPr>
-                <w:color w:val="000000"/>
-                <w:szCs w:val="24"/>
-                <w:lang w:val="es-PE" w:eastAsia="es-PE"/>
-              </w:rPr>
-            </w:pPr>
-            <w:r>
-              <w:rPr>
-                <w:color w:val="000000"/>
-                <w:szCs w:val="24"/>
-                <w:lang w:val="es-PE" w:eastAsia="es-PE"/>
-              </w:rPr>
-              <w:t xml:space="preserve"> $ 10.00 </w:t>
-            </w:r>
-          </w:p>
-        </w:tc>
-      </w:tr>
-      <w:tr>
-        <w:trPr>
-          <w:cnfStyle w:val="000000100000" w:firstRow="0" w:lastRow="0" w:firstColumn="0" w:lastColumn="0" w:oddVBand="0" w:evenVBand="0" w:oddHBand="1" w:evenHBand="0" w:firstRowFirstColumn="0" w:firstRowLastColumn="0" w:lastRowFirstColumn="0" w:lastRowLastColumn="0"/>
-          <w:trHeight w:val="300"/>
-        </w:trPr>
-        <w:tc>
-          <w:tcPr>
-            <w:tcW w:w="5450" w:type="dxa"/>
-            <w:noWrap/>
-            <w:hideMark/>
-          </w:tcPr>
-          <w:p>
-            <w:pPr>
-              <w:widowControl/>
-              <w:autoSpaceDE/>
-              <w:autoSpaceDN/>
-              <w:spacing w:before="0" w:after="0"/>
-              <w:jc w:val="left"/>
-              <w:rPr>
-                <w:color w:val="000000"/>
-                <w:szCs w:val="24"/>
-                <w:lang w:val="es-PE" w:eastAsia="es-PE"/>
-              </w:rPr>
-            </w:pPr>
-            <w:r>
-              <w:rPr>
-                <w:color w:val="000000"/>
-                <w:szCs w:val="24"/>
-                <w:lang w:val="es-PE" w:eastAsia="es-PE"/>
-              </w:rPr>
-              <w:t>Utensilios y mantenimiento de cocina</w:t>
-            </w:r>
-          </w:p>
-        </w:tc>
-        <w:tc>
-          <w:tcPr>
-            <w:tcW w:w="1550" w:type="dxa"/>
-            <w:noWrap/>
-            <w:hideMark/>
-          </w:tcPr>
-          <w:p>
-            <w:pPr>
-              <w:widowControl/>
-              <w:autoSpaceDE/>
-              <w:autoSpaceDN/>
-              <w:spacing w:before="0" w:after="0"/>
-              <w:jc w:val="left"/>
-              <w:rPr>
-                <w:color w:val="000000"/>
-                <w:szCs w:val="24"/>
-                <w:lang w:val="es-PE" w:eastAsia="es-PE"/>
-              </w:rPr>
-            </w:pPr>
-            <w:r>
-              <w:rPr>
-                <w:color w:val="000000"/>
-                <w:szCs w:val="24"/>
-                <w:lang w:val="es-PE" w:eastAsia="es-PE"/>
-              </w:rPr>
-              <w:t xml:space="preserve"> $ 15.00 </w:t>
-            </w:r>
-          </w:p>
-        </w:tc>
-      </w:tr>
-      <w:tr>
-        <w:trPr>
-          <w:cnfStyle w:val="000000010000" w:firstRow="0" w:lastRow="0" w:firstColumn="0" w:lastColumn="0" w:oddVBand="0" w:evenVBand="0" w:oddHBand="0" w:evenHBand="1" w:firstRowFirstColumn="0" w:firstRowLastColumn="0" w:lastRowFirstColumn="0" w:lastRowLastColumn="0"/>
-          <w:trHeight w:val="300"/>
-        </w:trPr>
-        <w:tc>
-          <w:tcPr>
-            <w:tcW w:w="5450" w:type="dxa"/>
-            <w:noWrap/>
-            <w:hideMark/>
-          </w:tcPr>
-          <w:p>
-            <w:pPr>
-              <w:widowControl/>
-              <w:autoSpaceDE/>
-              <w:autoSpaceDN/>
-              <w:spacing w:before="0" w:after="0"/>
-              <w:jc w:val="left"/>
-              <w:rPr>
-                <w:color w:val="000000"/>
-                <w:szCs w:val="24"/>
-                <w:lang w:val="es-PE" w:eastAsia="es-PE"/>
-              </w:rPr>
-            </w:pPr>
-            <w:r>
-              <w:rPr>
-                <w:color w:val="000000"/>
-                <w:szCs w:val="24"/>
-                <w:lang w:val="es-PE" w:eastAsia="es-PE"/>
-              </w:rPr>
-              <w:t>Equipos de Seguridad y EPP's</w:t>
-            </w:r>
-          </w:p>
-        </w:tc>
-        <w:tc>
-          <w:tcPr>
-            <w:tcW w:w="1550" w:type="dxa"/>
-            <w:noWrap/>
-            <w:hideMark/>
-          </w:tcPr>
-          <w:p>
-            <w:pPr>
-              <w:widowControl/>
-              <w:autoSpaceDE/>
-              <w:autoSpaceDN/>
-              <w:spacing w:before="0" w:after="0"/>
-              <w:jc w:val="left"/>
-              <w:rPr>
-                <w:color w:val="000000"/>
-                <w:szCs w:val="24"/>
-                <w:lang w:val="es-PE" w:eastAsia="es-PE"/>
-              </w:rPr>
-            </w:pPr>
-            <w:r>
-              <w:rPr>
-                <w:color w:val="000000"/>
-                <w:szCs w:val="24"/>
-                <w:lang w:val="es-PE" w:eastAsia="es-PE"/>
-              </w:rPr>
-              <w:t xml:space="preserve"> $ 10.00 </w:t>
+                <w:lang w:val="es-PE" w:eastAsia="es-PE"/>
+              </w:rPr>
+              <w:t xml:space="preserve"> $                  10.00 </w:t>
             </w:r>
           </w:p>
         </w:tc>
@@ -12319,99 +12453,44 @@
         </w:trPr>
         <w:tc>
           <w:tcPr>
-            <w:tcW w:w="5450" w:type="dxa"/>
+            <w:tcW w:w="4104" w:type="dxa"/>
             <w:noWrap/>
             <w:hideMark/>
           </w:tcPr>
           <w:p>
             <w:pPr>
-              <w:widowControl/>
-              <w:autoSpaceDE/>
-              <w:autoSpaceDN/>
               <w:spacing w:before="0" w:after="0"/>
-              <w:jc w:val="left"/>
-              <w:rPr>
-                <w:b/>
-                <w:bCs/>
-                <w:color w:val="000000"/>
-                <w:szCs w:val="24"/>
+              <w:rPr>
                 <w:lang w:val="es-PE" w:eastAsia="es-PE"/>
               </w:rPr>
             </w:pPr>
-            <w:proofErr w:type="gramStart"/>
-            <w:r>
-              <w:rPr>
-                <w:b/>
-                <w:bCs/>
-                <w:color w:val="000000"/>
-                <w:szCs w:val="24"/>
-                <w:lang w:val="es-PE" w:eastAsia="es-PE"/>
-              </w:rPr>
-              <w:t>Total</w:t>
-            </w:r>
-            <w:proofErr w:type="gramEnd"/>
-            <w:r>
-              <w:rPr>
-                <w:b/>
-                <w:bCs/>
-                <w:color w:val="000000"/>
-                <w:szCs w:val="24"/>
-                <w:lang w:val="es-PE" w:eastAsia="es-PE"/>
-              </w:rPr>
-              <w:t xml:space="preserve"> Costos Fijos</w:t>
+            <w:r>
+              <w:rPr>
+                <w:lang w:val="es-PE" w:eastAsia="es-PE"/>
+              </w:rPr>
+              <w:lastRenderedPageBreak/>
+              <w:t>Total Costo Variable</w:t>
             </w:r>
           </w:p>
         </w:tc>
         <w:tc>
           <w:tcPr>
-            <w:tcW w:w="1550" w:type="dxa"/>
+            <w:tcW w:w="2896" w:type="dxa"/>
             <w:noWrap/>
             <w:hideMark/>
           </w:tcPr>
           <w:p>
             <w:pPr>
-              <w:widowControl/>
-              <w:autoSpaceDE/>
-              <w:autoSpaceDN/>
               <w:spacing w:before="0" w:after="0"/>
-              <w:jc w:val="left"/>
-              <w:rPr>
-                <w:b/>
-                <w:bCs/>
-                <w:color w:val="000000"/>
-                <w:szCs w:val="24"/>
+              <w:rPr>
                 <w:lang w:val="es-PE" w:eastAsia="es-PE"/>
               </w:rPr>
             </w:pPr>
             <w:r>
               <w:rPr>
-                <w:b/>
-                <w:bCs/>
-                <w:color w:val="000000"/>
-                <w:szCs w:val="24"/>
-                <w:lang w:val="es-PE" w:eastAsia="es-PE"/>
-              </w:rPr>
-              <w:t xml:space="preserve"> $ </w:t>
-            </w:r>
-            <w:r>
-              <w:rPr>
-                <w:b/>
-                <w:bCs/>
-                <w:color w:val="000000"/>
-                <w:szCs w:val="24"/>
-                <w:lang w:val="es-PE" w:eastAsia="es-PE"/>
-              </w:rPr>
-              <w:t>59</w:t>
-            </w:r>
-            <w:r>
-              <w:rPr>
-                <w:b/>
-                <w:bCs/>
-                <w:color w:val="000000"/>
-                <w:szCs w:val="24"/>
-                <w:lang w:val="es-PE" w:eastAsia="es-PE"/>
-              </w:rPr>
-              <w:t xml:space="preserve">0.56 </w:t>
+                <w:lang w:val="es-PE" w:eastAsia="es-PE"/>
+              </w:rPr>
+              <w:t xml:space="preserve"> $                  40.00 </w:t>
             </w:r>
           </w:p>
         </w:tc>
@@ -12429,20 +12508,17 @@
         <w:t xml:space="preserve"> </w:t>
       </w:r>
       <w:r>
-        <w:t xml:space="preserve">Los costos fijos mensuales corresponden a aquellos gastos que </w:t>
-      </w:r>
-      <w:r>
-        <w:t xml:space="preserve">Easy Breakfast </w:t>
-      </w:r>
-      <w:r>
-        <w:t>debe cubrir independientemente del volumen de ventas.</w:t>
+        <w:t>Los costos variables por unidad representan los gastos directamente asociados a la</w:t>
+      </w:r>
+      <w:r>
+        <w:t>…</w:t>
       </w:r>
     </w:p>
     <w:p>
       <w:pPr>
         <w:pStyle w:val="FigureStyle"/>
       </w:pPr>
-      <w:bookmarkStart w:id="29" w:name="_Toc224490257"/>
+      <w:bookmarkStart w:id="30" w:name="_Toc224490258"/>
       <w:r>
         <w:rPr>
           <w:b/>
@@ -12487,7 +12563,7 @@
           <w:iCs/>
           <w:noProof/>
         </w:rPr>
-        <w:t>6</w:t>
+        <w:t>7</w:t>
       </w:r>
       <w:r>
         <w:rPr>
@@ -12500,556 +12576,10 @@
       </w:r>
       <w:r>
         <w:br/>
-        <w:t>Costos Variables x Unidad</w:t>
-      </w:r>
-      <w:bookmarkEnd w:id="29"/>
-    </w:p>
-    <w:tbl>
-      <w:tblPr>
-        <w:tblStyle w:val="TablaAPA"/>
-        <w:tblW w:w="5529" w:type="dxa"/>
-        <w:tblLook w:val="04E0" w:firstRow="1" w:lastRow="1" w:firstColumn="1" w:lastColumn="0" w:noHBand="0" w:noVBand="1"/>
-      </w:tblPr>
-      <w:tblGrid>
-        <w:gridCol w:w="4001"/>
-        <w:gridCol w:w="1528"/>
-      </w:tblGrid>
-      <w:tr>
-        <w:trPr>
-          <w:cnfStyle w:val="100000000000" w:firstRow="1" w:lastRow="0" w:firstColumn="0" w:lastColumn="0" w:oddVBand="0" w:evenVBand="0" w:oddHBand="0" w:evenHBand="0" w:firstRowFirstColumn="0" w:firstRowLastColumn="0" w:lastRowFirstColumn="0" w:lastRowLastColumn="0"/>
-          <w:trHeight w:val="300"/>
-        </w:trPr>
-        <w:tc>
-          <w:tcPr>
-            <w:tcW w:w="5529" w:type="dxa"/>
-            <w:gridSpan w:val="2"/>
-            <w:noWrap/>
-            <w:hideMark/>
-          </w:tcPr>
-          <w:p>
-            <w:pPr>
-              <w:widowControl/>
-              <w:autoSpaceDE/>
-              <w:autoSpaceDN/>
-              <w:spacing w:before="0" w:after="0"/>
-              <w:jc w:val="center"/>
-              <w:rPr>
-                <w:bCs/>
-                <w:color w:val="000000"/>
-                <w:szCs w:val="24"/>
-                <w:lang w:val="es-PE" w:eastAsia="es-PE"/>
-              </w:rPr>
-            </w:pPr>
-            <w:r>
-              <w:rPr>
-                <w:bCs/>
-                <w:color w:val="000000"/>
-                <w:szCs w:val="24"/>
-                <w:lang w:val="es-PE" w:eastAsia="es-PE"/>
-              </w:rPr>
-              <w:t>Costos Variables x Unidad</w:t>
-            </w:r>
-          </w:p>
-        </w:tc>
-      </w:tr>
-      <w:tr>
-        <w:trPr>
-          <w:cnfStyle w:val="000000100000" w:firstRow="0" w:lastRow="0" w:firstColumn="0" w:lastColumn="0" w:oddVBand="0" w:evenVBand="0" w:oddHBand="1" w:evenHBand="0" w:firstRowFirstColumn="0" w:firstRowLastColumn="0" w:lastRowFirstColumn="0" w:lastRowLastColumn="0"/>
-          <w:trHeight w:val="300"/>
-        </w:trPr>
-        <w:tc>
-          <w:tcPr>
-            <w:tcW w:w="4001" w:type="dxa"/>
-            <w:noWrap/>
-            <w:hideMark/>
-          </w:tcPr>
-          <w:p>
-            <w:pPr>
-              <w:widowControl/>
-              <w:autoSpaceDE/>
-              <w:autoSpaceDN/>
-              <w:spacing w:before="0" w:after="0"/>
-              <w:jc w:val="left"/>
-              <w:rPr>
-                <w:b/>
-                <w:bCs/>
-                <w:color w:val="000000"/>
-                <w:szCs w:val="24"/>
-                <w:lang w:val="es-PE" w:eastAsia="es-PE"/>
-              </w:rPr>
-            </w:pPr>
-            <w:r>
-              <w:rPr>
-                <w:b/>
-                <w:bCs/>
-                <w:color w:val="000000"/>
-                <w:szCs w:val="24"/>
-                <w:lang w:val="es-PE" w:eastAsia="es-PE"/>
-              </w:rPr>
-              <w:t xml:space="preserve">Descripción </w:t>
-            </w:r>
-          </w:p>
-        </w:tc>
-        <w:tc>
-          <w:tcPr>
-            <w:tcW w:w="1528" w:type="dxa"/>
-            <w:noWrap/>
-            <w:hideMark/>
-          </w:tcPr>
-          <w:p>
-            <w:pPr>
-              <w:widowControl/>
-              <w:autoSpaceDE/>
-              <w:autoSpaceDN/>
-              <w:spacing w:before="0" w:after="0"/>
-              <w:jc w:val="left"/>
-              <w:rPr>
-                <w:b/>
-                <w:bCs/>
-                <w:color w:val="000000"/>
-                <w:szCs w:val="24"/>
-                <w:lang w:val="es-PE" w:eastAsia="es-PE"/>
-              </w:rPr>
-            </w:pPr>
-            <w:r>
-              <w:rPr>
-                <w:b/>
-                <w:bCs/>
-                <w:color w:val="000000"/>
-                <w:szCs w:val="24"/>
-                <w:lang w:val="es-PE" w:eastAsia="es-PE"/>
-              </w:rPr>
-              <w:t xml:space="preserve"> Importe </w:t>
-            </w:r>
-          </w:p>
-        </w:tc>
-      </w:tr>
-      <w:tr>
-        <w:trPr>
-          <w:cnfStyle w:val="000000010000" w:firstRow="0" w:lastRow="0" w:firstColumn="0" w:lastColumn="0" w:oddVBand="0" w:evenVBand="0" w:oddHBand="0" w:evenHBand="1" w:firstRowFirstColumn="0" w:firstRowLastColumn="0" w:lastRowFirstColumn="0" w:lastRowLastColumn="0"/>
-          <w:trHeight w:val="300"/>
-        </w:trPr>
-        <w:tc>
-          <w:tcPr>
-            <w:tcW w:w="4001" w:type="dxa"/>
-            <w:noWrap/>
-            <w:hideMark/>
-          </w:tcPr>
-          <w:p>
-            <w:pPr>
-              <w:widowControl/>
-              <w:autoSpaceDE/>
-              <w:autoSpaceDN/>
-              <w:spacing w:before="0" w:after="0"/>
-              <w:jc w:val="left"/>
-              <w:rPr>
-                <w:color w:val="000000"/>
-                <w:szCs w:val="24"/>
-                <w:lang w:val="es-PE" w:eastAsia="es-PE"/>
-              </w:rPr>
-            </w:pPr>
-            <w:r>
-              <w:rPr>
-                <w:color w:val="000000"/>
-                <w:szCs w:val="24"/>
-                <w:lang w:val="es-PE" w:eastAsia="es-PE"/>
-              </w:rPr>
-              <w:t>Materia Prima</w:t>
-            </w:r>
-          </w:p>
-        </w:tc>
-        <w:tc>
-          <w:tcPr>
-            <w:tcW w:w="1528" w:type="dxa"/>
-            <w:noWrap/>
-            <w:hideMark/>
-          </w:tcPr>
-          <w:p>
-            <w:pPr>
-              <w:widowControl/>
-              <w:autoSpaceDE/>
-              <w:autoSpaceDN/>
-              <w:spacing w:before="0" w:after="0"/>
-              <w:jc w:val="left"/>
-              <w:rPr>
-                <w:color w:val="000000"/>
-                <w:szCs w:val="24"/>
-                <w:lang w:val="es-PE" w:eastAsia="es-PE"/>
-              </w:rPr>
-            </w:pPr>
-            <w:r>
-              <w:rPr>
-                <w:color w:val="000000"/>
-                <w:szCs w:val="24"/>
-                <w:lang w:val="es-PE" w:eastAsia="es-PE"/>
-              </w:rPr>
-              <w:t xml:space="preserve"> $ 1.25 </w:t>
-            </w:r>
-          </w:p>
-        </w:tc>
-      </w:tr>
-      <w:tr>
-        <w:trPr>
-          <w:cnfStyle w:val="000000100000" w:firstRow="0" w:lastRow="0" w:firstColumn="0" w:lastColumn="0" w:oddVBand="0" w:evenVBand="0" w:oddHBand="1" w:evenHBand="0" w:firstRowFirstColumn="0" w:firstRowLastColumn="0" w:lastRowFirstColumn="0" w:lastRowLastColumn="0"/>
-          <w:trHeight w:val="300"/>
-        </w:trPr>
-        <w:tc>
-          <w:tcPr>
-            <w:tcW w:w="4001" w:type="dxa"/>
-            <w:noWrap/>
-            <w:hideMark/>
-          </w:tcPr>
-          <w:p>
-            <w:pPr>
-              <w:widowControl/>
-              <w:autoSpaceDE/>
-              <w:autoSpaceDN/>
-              <w:spacing w:before="0" w:after="0"/>
-              <w:jc w:val="left"/>
-              <w:rPr>
-                <w:color w:val="000000"/>
-                <w:szCs w:val="24"/>
-                <w:lang w:val="es-PE" w:eastAsia="es-PE"/>
-              </w:rPr>
-            </w:pPr>
-            <w:r>
-              <w:rPr>
-                <w:color w:val="000000"/>
-                <w:szCs w:val="24"/>
-                <w:lang w:val="es-PE" w:eastAsia="es-PE"/>
-              </w:rPr>
-              <w:t>Insumos</w:t>
-            </w:r>
-          </w:p>
-        </w:tc>
-        <w:tc>
-          <w:tcPr>
-            <w:tcW w:w="1528" w:type="dxa"/>
-            <w:noWrap/>
-            <w:hideMark/>
-          </w:tcPr>
-          <w:p>
-            <w:pPr>
-              <w:widowControl/>
-              <w:autoSpaceDE/>
-              <w:autoSpaceDN/>
-              <w:spacing w:before="0" w:after="0"/>
-              <w:jc w:val="left"/>
-              <w:rPr>
-                <w:color w:val="000000"/>
-                <w:szCs w:val="24"/>
-                <w:lang w:val="es-PE" w:eastAsia="es-PE"/>
-              </w:rPr>
-            </w:pPr>
-            <w:r>
-              <w:rPr>
-                <w:color w:val="000000"/>
-                <w:szCs w:val="24"/>
-                <w:lang w:val="es-PE" w:eastAsia="es-PE"/>
-              </w:rPr>
-              <w:t xml:space="preserve"> $ 0.25 </w:t>
-            </w:r>
-          </w:p>
-        </w:tc>
-      </w:tr>
-      <w:tr>
-        <w:trPr>
-          <w:cnfStyle w:val="000000010000" w:firstRow="0" w:lastRow="0" w:firstColumn="0" w:lastColumn="0" w:oddVBand="0" w:evenVBand="0" w:oddHBand="0" w:evenHBand="1" w:firstRowFirstColumn="0" w:firstRowLastColumn="0" w:lastRowFirstColumn="0" w:lastRowLastColumn="0"/>
-          <w:trHeight w:val="300"/>
-        </w:trPr>
-        <w:tc>
-          <w:tcPr>
-            <w:tcW w:w="4001" w:type="dxa"/>
-            <w:noWrap/>
-            <w:hideMark/>
-          </w:tcPr>
-          <w:p>
-            <w:pPr>
-              <w:widowControl/>
-              <w:autoSpaceDE/>
-              <w:autoSpaceDN/>
-              <w:spacing w:before="0" w:after="0"/>
-              <w:jc w:val="left"/>
-              <w:rPr>
-                <w:color w:val="000000"/>
-                <w:szCs w:val="24"/>
-                <w:lang w:val="es-PE" w:eastAsia="es-PE"/>
-              </w:rPr>
-            </w:pPr>
-            <w:r>
-              <w:rPr>
-                <w:color w:val="000000"/>
-                <w:szCs w:val="24"/>
-                <w:lang w:val="es-PE" w:eastAsia="es-PE"/>
-              </w:rPr>
-              <w:t>Costos de Envío</w:t>
-            </w:r>
-          </w:p>
-        </w:tc>
-        <w:tc>
-          <w:tcPr>
-            <w:tcW w:w="1528" w:type="dxa"/>
-            <w:noWrap/>
-            <w:hideMark/>
-          </w:tcPr>
-          <w:p>
-            <w:pPr>
-              <w:widowControl/>
-              <w:autoSpaceDE/>
-              <w:autoSpaceDN/>
-              <w:spacing w:before="0" w:after="0"/>
-              <w:jc w:val="left"/>
-              <w:rPr>
-                <w:color w:val="000000"/>
-                <w:szCs w:val="24"/>
-                <w:lang w:val="es-PE" w:eastAsia="es-PE"/>
-              </w:rPr>
-            </w:pPr>
-            <w:r>
-              <w:rPr>
-                <w:color w:val="000000"/>
-                <w:szCs w:val="24"/>
-                <w:lang w:val="es-PE" w:eastAsia="es-PE"/>
-              </w:rPr>
-              <w:t xml:space="preserve"> $ 0.85 </w:t>
-            </w:r>
-          </w:p>
-        </w:tc>
-      </w:tr>
-      <w:tr>
-        <w:trPr>
-          <w:cnfStyle w:val="000000100000" w:firstRow="0" w:lastRow="0" w:firstColumn="0" w:lastColumn="0" w:oddVBand="0" w:evenVBand="0" w:oddHBand="1" w:evenHBand="0" w:firstRowFirstColumn="0" w:firstRowLastColumn="0" w:lastRowFirstColumn="0" w:lastRowLastColumn="0"/>
-          <w:trHeight w:val="300"/>
-        </w:trPr>
-        <w:tc>
-          <w:tcPr>
-            <w:tcW w:w="4001" w:type="dxa"/>
-            <w:noWrap/>
-            <w:hideMark/>
-          </w:tcPr>
-          <w:p>
-            <w:pPr>
-              <w:widowControl/>
-              <w:autoSpaceDE/>
-              <w:autoSpaceDN/>
-              <w:spacing w:before="0" w:after="0"/>
-              <w:jc w:val="left"/>
-              <w:rPr>
-                <w:color w:val="000000"/>
-                <w:szCs w:val="24"/>
-                <w:lang w:val="es-PE" w:eastAsia="es-PE"/>
-              </w:rPr>
-            </w:pPr>
-            <w:r>
-              <w:rPr>
-                <w:color w:val="000000"/>
-                <w:szCs w:val="24"/>
-                <w:lang w:val="es-PE" w:eastAsia="es-PE"/>
-              </w:rPr>
-              <w:t>Merma</w:t>
-            </w:r>
-          </w:p>
-        </w:tc>
-        <w:tc>
-          <w:tcPr>
-            <w:tcW w:w="1528" w:type="dxa"/>
-            <w:noWrap/>
-            <w:hideMark/>
-          </w:tcPr>
-          <w:p>
-            <w:pPr>
-              <w:widowControl/>
-              <w:autoSpaceDE/>
-              <w:autoSpaceDN/>
-              <w:spacing w:before="0" w:after="0"/>
-              <w:jc w:val="left"/>
-              <w:rPr>
-                <w:color w:val="000000"/>
-                <w:szCs w:val="24"/>
-                <w:lang w:val="es-PE" w:eastAsia="es-PE"/>
-              </w:rPr>
-            </w:pPr>
-            <w:r>
-              <w:rPr>
-                <w:color w:val="000000"/>
-                <w:szCs w:val="24"/>
-                <w:lang w:val="es-PE" w:eastAsia="es-PE"/>
-              </w:rPr>
-              <w:t xml:space="preserve"> $ 0.25 </w:t>
-            </w:r>
-          </w:p>
-        </w:tc>
-      </w:tr>
-      <w:tr>
-        <w:trPr>
-          <w:cnfStyle w:val="010000000000" w:firstRow="0" w:lastRow="1" w:firstColumn="0" w:lastColumn="0" w:oddVBand="0" w:evenVBand="0" w:oddHBand="0" w:evenHBand="0" w:firstRowFirstColumn="0" w:firstRowLastColumn="0" w:lastRowFirstColumn="0" w:lastRowLastColumn="0"/>
-          <w:trHeight w:val="300"/>
-        </w:trPr>
-        <w:tc>
-          <w:tcPr>
-            <w:tcW w:w="4001" w:type="dxa"/>
-            <w:noWrap/>
-            <w:hideMark/>
-          </w:tcPr>
-          <w:p>
-            <w:pPr>
-              <w:widowControl/>
-              <w:autoSpaceDE/>
-              <w:autoSpaceDN/>
-              <w:spacing w:before="0" w:after="0"/>
-              <w:jc w:val="left"/>
-              <w:rPr>
-                <w:b/>
-                <w:bCs/>
-                <w:color w:val="000000"/>
-                <w:szCs w:val="24"/>
-                <w:lang w:val="es-PE" w:eastAsia="es-PE"/>
-              </w:rPr>
-            </w:pPr>
-            <w:proofErr w:type="gramStart"/>
-            <w:r>
-              <w:rPr>
-                <w:b/>
-                <w:bCs/>
-                <w:color w:val="000000"/>
-                <w:szCs w:val="24"/>
-                <w:lang w:val="es-PE" w:eastAsia="es-PE"/>
-              </w:rPr>
-              <w:lastRenderedPageBreak/>
-              <w:t>Total</w:t>
-            </w:r>
-            <w:proofErr w:type="gramEnd"/>
-            <w:r>
-              <w:rPr>
-                <w:b/>
-                <w:bCs/>
-                <w:color w:val="000000"/>
-                <w:szCs w:val="24"/>
-                <w:lang w:val="es-PE" w:eastAsia="es-PE"/>
-              </w:rPr>
-              <w:t xml:space="preserve"> Costo Variable</w:t>
-            </w:r>
-          </w:p>
-        </w:tc>
-        <w:tc>
-          <w:tcPr>
-            <w:tcW w:w="1528" w:type="dxa"/>
-            <w:noWrap/>
-            <w:hideMark/>
-          </w:tcPr>
-          <w:p>
-            <w:pPr>
-              <w:widowControl/>
-              <w:autoSpaceDE/>
-              <w:autoSpaceDN/>
-              <w:spacing w:before="0" w:after="0"/>
-              <w:jc w:val="left"/>
-              <w:rPr>
-                <w:b/>
-                <w:bCs/>
-                <w:color w:val="000000"/>
-                <w:szCs w:val="24"/>
-                <w:lang w:val="es-PE" w:eastAsia="es-PE"/>
-              </w:rPr>
-            </w:pPr>
-            <w:r>
-              <w:rPr>
-                <w:b/>
-                <w:bCs/>
-                <w:color w:val="000000"/>
-                <w:szCs w:val="24"/>
-                <w:lang w:val="es-PE" w:eastAsia="es-PE"/>
-              </w:rPr>
-              <w:t xml:space="preserve"> $ 2.60 </w:t>
-            </w:r>
-          </w:p>
-        </w:tc>
-      </w:tr>
-    </w:tbl>
-    <w:p>
-      <w:r>
-        <w:rPr>
-          <w:b/>
-          <w:bCs/>
-        </w:rPr>
-        <w:t>Nota:</w:t>
-      </w:r>
-      <w:r>
-        <w:t xml:space="preserve"> </w:t>
-      </w:r>
-      <w:r>
-        <w:t>Los costos variables por unidad representan los gastos directamente asociados a la producción y entrega de cada desayuno saludable.</w:t>
-      </w:r>
-      <w:r>
-        <w:t xml:space="preserve"> </w:t>
-      </w:r>
-      <w:r>
-        <w:t>Dichos costos varían en función del número de unidades producidas y vendidas.</w:t>
-      </w:r>
-    </w:p>
-    <w:p>
-      <w:pPr>
-        <w:pStyle w:val="FigureStyle"/>
-      </w:pPr>
-      <w:bookmarkStart w:id="30" w:name="_Toc224490258"/>
-      <w:r>
-        <w:rPr>
-          <w:b/>
-          <w:bCs/>
-          <w:i w:val="0"/>
-          <w:iCs/>
-        </w:rPr>
-        <w:t xml:space="preserve">Tabla </w:t>
-      </w:r>
-      <w:r>
-        <w:rPr>
-          <w:b/>
-          <w:bCs/>
-          <w:i w:val="0"/>
-          <w:iCs/>
-        </w:rPr>
-        <w:fldChar w:fldCharType="begin"/>
-      </w:r>
-      <w:r>
-        <w:rPr>
-          <w:b/>
-          <w:bCs/>
-          <w:i w:val="0"/>
-          <w:iCs/>
-        </w:rPr>
-        <w:instrText xml:space="preserve"> SEQ Tabla \* ARABIC </w:instrText>
-      </w:r>
-      <w:r>
-        <w:rPr>
-          <w:b/>
-          <w:bCs/>
-          <w:i w:val="0"/>
-          <w:iCs/>
-        </w:rPr>
-        <w:fldChar w:fldCharType="separate"/>
-      </w:r>
-      <w:r>
-        <w:rPr>
-          <w:b/>
-          <w:bCs/>
-          <w:i w:val="0"/>
-          <w:iCs/>
-          <w:noProof/>
-        </w:rPr>
-        <w:t>7</w:t>
-      </w:r>
-      <w:r>
-        <w:rPr>
-          <w:b/>
-          <w:bCs/>
-          <w:i w:val="0"/>
-          <w:iCs/>
-        </w:rPr>
-        <w:fldChar w:fldCharType="end"/>
-      </w:r>
-      <w:r>
-        <w:br/>
-        <w:t>Precio de Venta Unitario</w:t>
+        <w:t>Precio de</w:t>
+      </w:r>
+      <w:r>
+        <w:t>l Servicio</w:t>
       </w:r>
       <w:bookmarkEnd w:id="30"/>
     </w:p>
@@ -13095,7 +12625,16 @@
                 <w:szCs w:val="24"/>
                 <w:lang w:val="es-PE" w:eastAsia="es-PE"/>
               </w:rPr>
-              <w:t>Precio de Venta Unitario</w:t>
+              <w:t>Precio de</w:t>
+            </w:r>
+            <w:r>
+              <w:rPr>
+                <w:bCs/>
+                <w:color w:val="000000"/>
+                <w:szCs w:val="24"/>
+                <w:lang w:val="es-PE" w:eastAsia="es-PE"/>
+              </w:rPr>
+              <w:t>l Servicio</w:t>
             </w:r>
           </w:p>
         </w:tc>
@@ -13126,7 +12665,25 @@
                 <w:szCs w:val="24"/>
                 <w:lang w:val="es-PE" w:eastAsia="es-PE"/>
               </w:rPr>
-              <w:t xml:space="preserve"> $ 6.00 </w:t>
+              <w:t xml:space="preserve"> $ </w:t>
+            </w:r>
+            <w:r>
+              <w:rPr>
+                <w:bCs/>
+                <w:color w:val="000000"/>
+                <w:szCs w:val="24"/>
+                <w:lang w:val="es-PE" w:eastAsia="es-PE"/>
+              </w:rPr>
+              <w:t>100</w:t>
+            </w:r>
+            <w:r>
+              <w:rPr>
+                <w:bCs/>
+                <w:color w:val="000000"/>
+                <w:szCs w:val="24"/>
+                <w:lang w:val="es-PE" w:eastAsia="es-PE"/>
+              </w:rPr>
+              <w:t xml:space="preserve">.00 </w:t>
             </w:r>
           </w:p>
         </w:tc>
@@ -13144,20 +12701,25 @@
         <w:t xml:space="preserve"> </w:t>
       </w:r>
       <w:r>
-        <w:t xml:space="preserve">El precio de venta unitario fue establecido considerando los costos </w:t>
+        <w:t>El precio de</w:t>
+      </w:r>
+      <w:r>
+        <w:t>l servicio</w:t>
+      </w:r>
+      <w:r>
+        <w:t xml:space="preserve"> unitario fue establecido considerando los costos </w:t>
       </w:r>
       <w:r>
         <w:t>fijos, costos variables</w:t>
       </w:r>
       <w:r>
-        <w:t xml:space="preserve"> y el valor percibido por el cliente en el mercado de desayunos saludables. Este precio busca garantizar la competitividad del producto y la sostenibilidad financiera del emprendimiento.</w:t>
+        <w:t xml:space="preserve"> y el valor percibido por el cliente en el mercado de desayunos saludables.</w:t>
       </w:r>
     </w:p>
     <w:p>
       <w:pPr>
         <w:pStyle w:val="FigureStyle"/>
       </w:pPr>
-      <w:bookmarkStart w:id="31" w:name="_Toc224490346"/>
       <w:r>
         <w:rPr>
           <w:b/>
@@ -13165,7 +12727,7 @@
           <w:i w:val="0"/>
           <w:iCs/>
         </w:rPr>
-        <w:t xml:space="preserve">Figura </w:t>
+        <w:t xml:space="preserve">Tabla </w:t>
       </w:r>
       <w:r>
         <w:rPr>
@@ -13183,7 +12745,7 @@
           <w:i w:val="0"/>
           <w:iCs/>
         </w:rPr>
-        <w:instrText xml:space="preserve"> SEQ Figura \* ARABIC </w:instrText>
+        <w:instrText xml:space="preserve"> SEQ Tabla \* ARABIC </w:instrText>
       </w:r>
       <w:r>
         <w:rPr>
@@ -13202,7 +12764,7 @@
           <w:iCs/>
           <w:noProof/>
         </w:rPr>
-        <w:t>1</w:t>
+        <w:t>8</w:t>
       </w:r>
       <w:r>
         <w:rPr>
@@ -13215,6 +12777,231 @@
       </w:r>
       <w:r>
         <w:br/>
+        <w:t xml:space="preserve">Cantidad e Ingreso de </w:t>
+      </w:r>
+      <w:r>
+        <w:t>Equilibrio</w:t>
+      </w:r>
+    </w:p>
+    <w:tbl>
+      <w:tblPr>
+        <w:tblStyle w:val="TablaAPA"/>
+        <w:tblW w:w="5812" w:type="dxa"/>
+        <w:tblLook w:val="04A0" w:firstRow="1" w:lastRow="0" w:firstColumn="1" w:lastColumn="0" w:noHBand="0" w:noVBand="1"/>
+      </w:tblPr>
+      <w:tblGrid>
+        <w:gridCol w:w="3119"/>
+        <w:gridCol w:w="2693"/>
+      </w:tblGrid>
+      <w:tr>
+        <w:trPr>
+          <w:cnfStyle w:val="100000000000" w:firstRow="1" w:lastRow="0" w:firstColumn="0" w:lastColumn="0" w:oddVBand="0" w:evenVBand="0" w:oddHBand="0" w:evenHBand="0" w:firstRowFirstColumn="0" w:firstRowLastColumn="0" w:lastRowFirstColumn="0" w:lastRowLastColumn="0"/>
+          <w:trHeight w:val="300"/>
+        </w:trPr>
+        <w:tc>
+          <w:tcPr>
+            <w:tcW w:w="3119" w:type="dxa"/>
+            <w:noWrap/>
+            <w:hideMark/>
+          </w:tcPr>
+          <w:p>
+            <w:pPr>
+              <w:spacing w:before="0" w:after="0"/>
+              <w:rPr>
+                <w:lang w:val="es-PE" w:eastAsia="es-PE"/>
+              </w:rPr>
+            </w:pPr>
+            <w:r>
+              <w:rPr>
+                <w:lang w:val="es-PE" w:eastAsia="es-PE"/>
+              </w:rPr>
+              <w:t>Cantidad de Equilibrio</w:t>
+            </w:r>
+          </w:p>
+        </w:tc>
+        <w:tc>
+          <w:tcPr>
+            <w:tcW w:w="2693" w:type="dxa"/>
+            <w:noWrap/>
+            <w:hideMark/>
+          </w:tcPr>
+          <w:p>
+            <w:pPr>
+              <w:spacing w:before="0" w:after="0"/>
+              <w:rPr>
+                <w:b w:val="0"/>
+                <w:bCs/>
+                <w:lang w:val="es-PE" w:eastAsia="es-PE"/>
+              </w:rPr>
+            </w:pPr>
+            <w:r>
+              <w:rPr>
+                <w:lang w:val="es-PE" w:eastAsia="es-PE"/>
+              </w:rPr>
+              <w:t xml:space="preserve"> </w:t>
+            </w:r>
+            <w:r>
+              <w:rPr>
+                <w:b w:val="0"/>
+                <w:bCs/>
+                <w:lang w:val="es-PE" w:eastAsia="es-PE"/>
+              </w:rPr>
+              <w:t xml:space="preserve">$                   23.17 </w:t>
+            </w:r>
+          </w:p>
+        </w:tc>
+      </w:tr>
+      <w:tr>
+        <w:trPr>
+          <w:cnfStyle w:val="000000100000" w:firstRow="0" w:lastRow="0" w:firstColumn="0" w:lastColumn="0" w:oddVBand="0" w:evenVBand="0" w:oddHBand="1" w:evenHBand="0" w:firstRowFirstColumn="0" w:firstRowLastColumn="0" w:lastRowFirstColumn="0" w:lastRowLastColumn="0"/>
+          <w:trHeight w:val="300"/>
+        </w:trPr>
+        <w:tc>
+          <w:tcPr>
+            <w:tcW w:w="3119" w:type="dxa"/>
+            <w:noWrap/>
+            <w:hideMark/>
+          </w:tcPr>
+          <w:p>
+            <w:pPr>
+              <w:spacing w:before="0" w:after="0"/>
+              <w:rPr>
+                <w:b/>
+                <w:bCs/>
+                <w:lang w:val="es-PE" w:eastAsia="es-PE"/>
+              </w:rPr>
+            </w:pPr>
+            <w:r>
+              <w:rPr>
+                <w:b/>
+                <w:bCs/>
+                <w:lang w:val="es-PE" w:eastAsia="es-PE"/>
+              </w:rPr>
+              <w:t>Ingreso de Equilibrio</w:t>
+            </w:r>
+          </w:p>
+        </w:tc>
+        <w:tc>
+          <w:tcPr>
+            <w:tcW w:w="2693" w:type="dxa"/>
+            <w:noWrap/>
+            <w:hideMark/>
+          </w:tcPr>
+          <w:p>
+            <w:pPr>
+              <w:spacing w:before="0" w:after="0"/>
+              <w:rPr>
+                <w:lang w:val="es-PE" w:eastAsia="es-PE"/>
+              </w:rPr>
+            </w:pPr>
+            <w:r>
+              <w:rPr>
+                <w:lang w:val="es-PE" w:eastAsia="es-PE"/>
+              </w:rPr>
+              <w:t xml:space="preserve"> $             2,316.67 </w:t>
+            </w:r>
+          </w:p>
+        </w:tc>
+      </w:tr>
+    </w:tbl>
+    <w:p>
+      <w:r>
+        <w:rPr>
+          <w:b/>
+          <w:bCs/>
+        </w:rPr>
+        <w:t>Nota:</w:t>
+      </w:r>
+      <w:r>
+        <w:t xml:space="preserve"> </w:t>
+      </w:r>
+      <w:r>
+        <w:t>Se muestra la cantidad e ingresos para llegar al punto de equilibrio.</w:t>
+      </w:r>
+    </w:p>
+    <w:p>
+      <w:pPr>
+        <w:pStyle w:val="FigureStyle"/>
+        <w:rPr>
+          <w:b/>
+          <w:bCs/>
+          <w:i w:val="0"/>
+          <w:iCs/>
+        </w:rPr>
+      </w:pPr>
+      <w:bookmarkStart w:id="31" w:name="_Toc224490346"/>
+      <w:r>
+        <w:rPr>
+          <w:b/>
+          <w:bCs/>
+          <w:i w:val="0"/>
+          <w:iCs/>
+        </w:rPr>
+        <w:br w:type="page"/>
+      </w:r>
+    </w:p>
+    <w:p>
+      <w:pPr>
+        <w:pStyle w:val="FigureStyle"/>
+      </w:pPr>
+      <w:r>
+        <w:rPr>
+          <w:b/>
+          <w:bCs/>
+          <w:i w:val="0"/>
+          <w:iCs/>
+        </w:rPr>
+        <w:lastRenderedPageBreak/>
+        <w:t xml:space="preserve">Figura </w:t>
+      </w:r>
+      <w:r>
+        <w:rPr>
+          <w:b/>
+          <w:bCs/>
+          <w:i w:val="0"/>
+          <w:iCs/>
+        </w:rPr>
+        <w:fldChar w:fldCharType="begin"/>
+      </w:r>
+      <w:r>
+        <w:rPr>
+          <w:b/>
+          <w:bCs/>
+          <w:i w:val="0"/>
+          <w:iCs/>
+        </w:rPr>
+        <w:instrText xml:space="preserve"> SEQ Figura \* ARABIC </w:instrText>
+      </w:r>
+      <w:r>
+        <w:rPr>
+          <w:b/>
+          <w:bCs/>
+          <w:i w:val="0"/>
+          <w:iCs/>
+        </w:rPr>
+        <w:fldChar w:fldCharType="separate"/>
+      </w:r>
+      <w:r>
+        <w:rPr>
+          <w:b/>
+          <w:bCs/>
+          <w:i w:val="0"/>
+          <w:iCs/>
+          <w:noProof/>
+        </w:rPr>
+        <w:t>1</w:t>
+      </w:r>
+      <w:r>
+        <w:rPr>
+          <w:b/>
+          <w:bCs/>
+          <w:i w:val="0"/>
+          <w:iCs/>
+        </w:rPr>
+        <w:fldChar w:fldCharType="end"/>
+      </w:r>
+      <w:r>
+        <w:br/>
         <w:t>Punto de Equilibrio</w:t>
       </w:r>
       <w:bookmarkEnd w:id="31"/>
@@ -13223,19 +13010,12 @@
       <w:r>
         <w:rPr>
           <w:noProof/>
-          <w14:ligatures w14:val="standardContextual"/>
         </w:rPr>
         <w:drawing>
-          <wp:inline distT="0" distB="0" distL="0" distR="0" wp14:anchorId="58A10CE8" wp14:editId="35790536">
-            <wp:extent cx="4480948" cy="2743438"/>
-            <wp:effectExtent l="0" t="0" r="0" b="0"/>
-            <wp:docPr id="24" name="Imagen 12">
-              <a:extLst xmlns:a="http://schemas.openxmlformats.org/drawingml/2006/main">
-                <a:ext uri="{FF2B5EF4-FFF2-40B4-BE49-F238E27FC236}">
-                  <a16:creationId xmlns:a16="http://schemas.microsoft.com/office/drawing/2014/main" id="{B9D0EF08-AD6C-36E2-38F5-BABD8FBA8D4E}"/>
-                </a:ext>
-              </a:extLst>
-            </wp:docPr>
+          <wp:inline distT="0" distB="0" distL="0" distR="0" wp14:anchorId="5865BDB1" wp14:editId="676A8798">
+            <wp:extent cx="5270500" cy="3788424"/>
+            <wp:effectExtent l="0" t="0" r="6350" b="2540"/>
+            <wp:docPr id="7" name="Imagen 7"/>
             <wp:cNvGraphicFramePr>
               <a:graphicFrameLocks xmlns:a="http://schemas.openxmlformats.org/drawingml/2006/main" noChangeAspect="1"/>
             </wp:cNvGraphicFramePr>
@@ -13243,31 +13023,33 @@
               <a:graphicData uri="http://schemas.openxmlformats.org/drawingml/2006/picture">
                 <pic:pic xmlns:pic="http://schemas.openxmlformats.org/drawingml/2006/picture">
                   <pic:nvPicPr>
-                    <pic:cNvPr id="13" name="Imagen 12">
-                      <a:extLst>
-                        <a:ext uri="{FF2B5EF4-FFF2-40B4-BE49-F238E27FC236}">
-                          <a16:creationId xmlns:a16="http://schemas.microsoft.com/office/drawing/2014/main" id="{B9D0EF08-AD6C-36E2-38F5-BABD8FBA8D4E}"/>
-                        </a:ext>
-                      </a:extLst>
-                    </pic:cNvPr>
+                    <pic:cNvPr id="0" name="Picture 3"/>
                     <pic:cNvPicPr>
-                      <a:picLocks noChangeAspect="1"/>
+                      <a:picLocks noChangeAspect="1" noChangeArrowheads="1"/>
                     </pic:cNvPicPr>
                   </pic:nvPicPr>
                   <pic:blipFill>
-                    <a:blip r:embed="rId16"/>
+                    <a:blip r:embed="rId15">
+                      <a:extLst>
+                        <a:ext uri="{28A0092B-C50C-407E-A947-70E740481C1C}">
+                          <a14:useLocalDpi xmlns:a14="http://schemas.microsoft.com/office/drawing/2010/main" val="0"/>
+                        </a:ext>
+                      </a:extLst>
+                    </a:blip>
+                    <a:srcRect/>
                     <a:stretch>
                       <a:fillRect/>
                     </a:stretch>
                   </pic:blipFill>
-                  <pic:spPr>
+                  <pic:spPr bwMode="auto">
                     <a:xfrm>
                       <a:off x="0" y="0"/>
-                      <a:ext cx="4480948" cy="2743438"/>
+                      <a:ext cx="5274273" cy="3791136"/>
                     </a:xfrm>
                     <a:prstGeom prst="rect">
                       <a:avLst/>
                     </a:prstGeom>
+                    <a:noFill/>
                   </pic:spPr>
                 </pic:pic>
               </a:graphicData>
@@ -13282,7 +13064,6 @@
           <w:b/>
           <w:bCs/>
         </w:rPr>
-        <w:lastRenderedPageBreak/>
         <w:t>Nota:</w:t>
       </w:r>
       <w:r>
@@ -13295,49 +13076,10 @@
         <w:t>ste grafico muestra que e</w:t>
       </w:r>
       <w:r>
-        <w:t xml:space="preserve">l punto de equilibrio se alcanza aproximadamente en la venta </w:t>
-      </w:r>
-      <w:r>
-        <w:t>174 de</w:t>
-      </w:r>
-      <w:r>
-        <w:t xml:space="preserve"> </w:t>
-      </w:r>
-      <w:r>
-        <w:t>desayunos saludables,</w:t>
-      </w:r>
-      <w:r>
-        <w:t xml:space="preserve"> lo que </w:t>
-      </w:r>
-      <w:r>
-        <w:t xml:space="preserve">en ingresos </w:t>
-      </w:r>
-      <w:r>
-        <w:t>representa</w:t>
-      </w:r>
-      <w:r>
-        <w:t>n</w:t>
-      </w:r>
-      <w:r>
-        <w:t xml:space="preserve"> $</w:t>
-      </w:r>
-      <w:r>
-        <w:t>1.04</w:t>
-      </w:r>
-      <w:r>
-        <w:t>2</w:t>
-      </w:r>
-      <w:r>
-        <w:t>.16</w:t>
-      </w:r>
-      <w:r>
-        <w:t>, considerando un precio de venta de $</w:t>
-      </w:r>
-      <w:r>
-        <w:t>6</w:t>
-      </w:r>
-      <w:r>
-        <w:t>,00 por unidad</w:t>
+        <w:t>l punto de equilibrio se alcanza aproximadamente en</w:t>
+      </w:r>
+      <w:r>
+        <w:t>.</w:t>
       </w:r>
       <w:r>
         <w:t>.</w:t>
@@ -13815,7 +13557,7 @@
           <w:iCs/>
           <w:noProof/>
         </w:rPr>
-        <w:t>8</w:t>
+        <w:t>9</w:t>
       </w:r>
       <w:r>
         <w:rPr>
@@ -14258,7 +14000,7 @@
           <w:noProof/>
         </w:rPr>
         <w:drawing>
-          <wp:inline distT="0" distB="0" distL="0" distR="0" wp14:anchorId="19FD2110" wp14:editId="3701360E">
+          <wp:inline distT="0" distB="0" distL="0" distR="0" wp14:anchorId="19FD2110" wp14:editId="135CAA11">
             <wp:extent cx="3577389" cy="3577389"/>
             <wp:effectExtent l="0" t="0" r="4445" b="4445"/>
             <wp:docPr id="6" name="Imagen 6"/>
@@ -14275,7 +14017,7 @@
                     </pic:cNvPicPr>
                   </pic:nvPicPr>
                   <pic:blipFill>
-                    <a:blip r:embed="rId17" cstate="print">
+                    <a:blip r:embed="rId16" cstate="print">
                       <a:extLst>
                         <a:ext uri="{28A0092B-C50C-407E-A947-70E740481C1C}">
                           <a14:useLocalDpi xmlns:a14="http://schemas.microsoft.com/office/drawing/2010/main" val="0"/>
@@ -15328,21 +15070,7 @@
         <w:rPr>
           <w:lang w:val="es-PE" w:eastAsia="es-PE"/>
         </w:rPr>
-        <w:t xml:space="preserve"> </w:t>
-      </w:r>
-      <w:proofErr w:type="gramStart"/>
-      <w:r>
-        <w:rPr>
-          <w:lang w:val="es-PE" w:eastAsia="es-PE"/>
-        </w:rPr>
-        <w:t>abarca</w:t>
-      </w:r>
-      <w:proofErr w:type="gramEnd"/>
-      <w:r>
-        <w:rPr>
-          <w:lang w:val="es-PE" w:eastAsia="es-PE"/>
-        </w:rPr>
-        <w:t xml:space="preserve"> </w:t>
+        <w:t xml:space="preserve"> abarca </w:t>
       </w:r>
       <w:r>
         <w:rPr>
@@ -17530,6 +17258,142 @@
                     </pic:cNvPicPr>
                   </pic:nvPicPr>
                   <pic:blipFill>
+                    <a:blip r:embed="rId17" cstate="print">
+                      <a:extLst>
+                        <a:ext uri="{28A0092B-C50C-407E-A947-70E740481C1C}">
+                          <a14:useLocalDpi xmlns:a14="http://schemas.microsoft.com/office/drawing/2010/main" val="0"/>
+                        </a:ext>
+                      </a:extLst>
+                    </a:blip>
+                    <a:srcRect/>
+                    <a:stretch>
+                      <a:fillRect/>
+                    </a:stretch>
+                  </pic:blipFill>
+                  <pic:spPr bwMode="auto">
+                    <a:xfrm>
+                      <a:off x="0" y="0"/>
+                      <a:ext cx="5255895" cy="2212340"/>
+                    </a:xfrm>
+                    <a:prstGeom prst="rect">
+                      <a:avLst/>
+                    </a:prstGeom>
+                    <a:noFill/>
+                    <a:ln>
+                      <a:noFill/>
+                    </a:ln>
+                  </pic:spPr>
+                </pic:pic>
+              </a:graphicData>
+            </a:graphic>
+          </wp:inline>
+        </w:drawing>
+      </w:r>
+    </w:p>
+    <w:p>
+      <w:r>
+        <w:rPr>
+          <w:b/>
+          <w:bCs/>
+        </w:rPr>
+        <w:t>Nota:</w:t>
+      </w:r>
+      <w:r>
+        <w:t xml:space="preserve"> </w:t>
+      </w:r>
+      <w:r>
+        <w:t>Muestra las preferencias del consumidor en cuanto a desayunos se refiere.</w:t>
+      </w:r>
+    </w:p>
+    <w:p>
+      <w:pPr>
+        <w:pStyle w:val="FigureStyle"/>
+      </w:pPr>
+      <w:bookmarkStart w:id="61" w:name="_Toc224490734"/>
+      <w:r>
+        <w:rPr>
+          <w:b/>
+          <w:bCs/>
+          <w:i w:val="0"/>
+          <w:iCs/>
+        </w:rPr>
+        <w:t xml:space="preserve">Anexo </w:t>
+      </w:r>
+      <w:r>
+        <w:rPr>
+          <w:b/>
+          <w:bCs/>
+          <w:i w:val="0"/>
+          <w:iCs/>
+        </w:rPr>
+        <w:fldChar w:fldCharType="begin"/>
+      </w:r>
+      <w:r>
+        <w:rPr>
+          <w:b/>
+          <w:bCs/>
+          <w:i w:val="0"/>
+          <w:iCs/>
+        </w:rPr>
+        <w:instrText xml:space="preserve"> SEQ Anexo \* ARABIC </w:instrText>
+      </w:r>
+      <w:r>
+        <w:rPr>
+          <w:b/>
+          <w:bCs/>
+          <w:i w:val="0"/>
+          <w:iCs/>
+        </w:rPr>
+        <w:fldChar w:fldCharType="separate"/>
+      </w:r>
+      <w:r>
+        <w:rPr>
+          <w:b/>
+          <w:bCs/>
+          <w:i w:val="0"/>
+          <w:iCs/>
+          <w:noProof/>
+        </w:rPr>
+        <w:t>2</w:t>
+      </w:r>
+      <w:r>
+        <w:rPr>
+          <w:b/>
+          <w:bCs/>
+          <w:i w:val="0"/>
+          <w:iCs/>
+        </w:rPr>
+        <w:fldChar w:fldCharType="end"/>
+      </w:r>
+      <w:r>
+        <w:br/>
+        <w:t>Frecuencia de desayuno</w:t>
+      </w:r>
+      <w:bookmarkEnd w:id="61"/>
+    </w:p>
+    <w:p>
+      <w:r>
+        <w:rPr>
+          <w:noProof/>
+        </w:rPr>
+        <w:drawing>
+          <wp:inline distT="0" distB="0" distL="0" distR="0" wp14:anchorId="4149A053" wp14:editId="588F479A">
+            <wp:extent cx="5255895" cy="2212340"/>
+            <wp:effectExtent l="0" t="0" r="1905" b="0"/>
+            <wp:docPr id="17" name="Imagen 17" descr="Gráfico de las respuestas de Formularios. Título de la pregunta: 2. ¿Con qué frecuencia desayuna antes de iniciar sus actividades diarias?  . Número de respuestas: 53 respuestas."/>
+            <wp:cNvGraphicFramePr>
+              <a:graphicFrameLocks xmlns:a="http://schemas.openxmlformats.org/drawingml/2006/main" noChangeAspect="1"/>
+            </wp:cNvGraphicFramePr>
+            <a:graphic xmlns:a="http://schemas.openxmlformats.org/drawingml/2006/main">
+              <a:graphicData uri="http://schemas.openxmlformats.org/drawingml/2006/picture">
+                <pic:pic xmlns:pic="http://schemas.openxmlformats.org/drawingml/2006/picture">
+                  <pic:nvPicPr>
+                    <pic:cNvPr id="0" name="Picture 10" descr="Gráfico de las respuestas de Formularios. Título de la pregunta: 2. ¿Con qué frecuencia desayuna antes de iniciar sus actividades diarias?  . Número de respuestas: 53 respuestas."/>
+                    <pic:cNvPicPr>
+                      <a:picLocks noChangeAspect="1" noChangeArrowheads="1"/>
+                    </pic:cNvPicPr>
+                  </pic:nvPicPr>
+                  <pic:blipFill>
                     <a:blip r:embed="rId18" cstate="print">
                       <a:extLst>
                         <a:ext uri="{28A0092B-C50C-407E-A947-70E740481C1C}">
@@ -17571,17 +17435,14 @@
         <w:t>Nota:</w:t>
       </w:r>
       <w:r>
-        <w:t xml:space="preserve"> </w:t>
-      </w:r>
-      <w:r>
-        <w:t>Muestra las preferencias del consumidor en cuanto a desayunos se refiere.</w:t>
+        <w:t xml:space="preserve"> Muestra la frecuencia en la que los encuestados desayunan.</w:t>
       </w:r>
     </w:p>
     <w:p>
       <w:pPr>
         <w:pStyle w:val="FigureStyle"/>
       </w:pPr>
-      <w:bookmarkStart w:id="61" w:name="_Toc224490734"/>
+      <w:bookmarkStart w:id="62" w:name="_Toc224490735"/>
       <w:r>
         <w:rPr>
           <w:b/>
@@ -17589,6 +17450,7 @@
           <w:i w:val="0"/>
           <w:iCs/>
         </w:rPr>
+        <w:lastRenderedPageBreak/>
         <w:t xml:space="preserve">Anexo </w:t>
       </w:r>
       <w:r>
@@ -17626,7 +17488,7 @@
           <w:iCs/>
           <w:noProof/>
         </w:rPr>
-        <w:t>2</w:t>
+        <w:t>3</w:t>
       </w:r>
       <w:r>
         <w:rPr>
@@ -17639,9 +17501,12 @@
       </w:r>
       <w:r>
         <w:br/>
-        <w:t>Frecuencia de desayuno</w:t>
-      </w:r>
-      <w:bookmarkEnd w:id="61"/>
+        <w:t>Consideraciones de importancia</w:t>
+      </w:r>
+      <w:r>
+        <w:t xml:space="preserve"> en un desayuno</w:t>
+      </w:r>
+      <w:bookmarkEnd w:id="62"/>
     </w:p>
     <w:p>
       <w:r>
@@ -17649,10 +17514,10 @@
           <w:noProof/>
         </w:rPr>
         <w:drawing>
-          <wp:inline distT="0" distB="0" distL="0" distR="0" wp14:anchorId="4149A053" wp14:editId="588F479A">
+          <wp:inline distT="0" distB="0" distL="0" distR="0" wp14:anchorId="552F29A8" wp14:editId="674584CF">
             <wp:extent cx="5255895" cy="2212340"/>
             <wp:effectExtent l="0" t="0" r="1905" b="0"/>
-            <wp:docPr id="17" name="Imagen 17" descr="Gráfico de las respuestas de Formularios. Título de la pregunta: 2. ¿Con qué frecuencia desayuna antes de iniciar sus actividades diarias?  . Número de respuestas: 53 respuestas."/>
+            <wp:docPr id="18" name="Imagen 18" descr="Gráfico de las respuestas de Formularios. Título de la pregunta: 3. ¿Qué aspectos considera más importantes al elegir un desayuno?  . Número de respuestas: 53 respuestas."/>
             <wp:cNvGraphicFramePr>
               <a:graphicFrameLocks xmlns:a="http://schemas.openxmlformats.org/drawingml/2006/main" noChangeAspect="1"/>
             </wp:cNvGraphicFramePr>
@@ -17660,7 +17525,7 @@
               <a:graphicData uri="http://schemas.openxmlformats.org/drawingml/2006/picture">
                 <pic:pic xmlns:pic="http://schemas.openxmlformats.org/drawingml/2006/picture">
                   <pic:nvPicPr>
-                    <pic:cNvPr id="0" name="Picture 10" descr="Gráfico de las respuestas de Formularios. Título de la pregunta: 2. ¿Con qué frecuencia desayuna antes de iniciar sus actividades diarias?  . Número de respuestas: 53 respuestas."/>
+                    <pic:cNvPr id="0" name="Picture 12" descr="Gráfico de las respuestas de Formularios. Título de la pregunta: 3. ¿Qué aspectos considera más importantes al elegir un desayuno?  . Número de respuestas: 53 respuestas."/>
                     <pic:cNvPicPr>
                       <a:picLocks noChangeAspect="1" noChangeArrowheads="1"/>
                     </pic:cNvPicPr>
@@ -17707,30 +17572,29 @@
         <w:t>Nota:</w:t>
       </w:r>
       <w:r>
-        <w:t xml:space="preserve"> Muestra la frecuencia en la que los encuestados desayunan.</w:t>
-      </w:r>
-    </w:p>
-    <w:p>
-      <w:pPr>
-        <w:pStyle w:val="FigureStyle"/>
-      </w:pPr>
-      <w:bookmarkStart w:id="62" w:name="_Toc224490735"/>
+        <w:t xml:space="preserve"> Muestra los aspectos que se consideran más importantes al elegir un desayuno.</w:t>
+      </w:r>
+    </w:p>
+    <w:p>
+      <w:pPr>
+        <w:jc w:val="left"/>
+        <w:rPr>
+          <w:i/>
+          <w:iCs/>
+        </w:rPr>
+      </w:pPr>
+      <w:bookmarkStart w:id="63" w:name="_Toc224490736"/>
       <w:r>
         <w:rPr>
           <w:b/>
           <w:bCs/>
-          <w:i w:val="0"/>
-          <w:iCs/>
-        </w:rPr>
-        <w:lastRenderedPageBreak/>
+        </w:rPr>
         <w:t xml:space="preserve">Anexo </w:t>
       </w:r>
       <w:r>
         <w:rPr>
           <w:b/>
           <w:bCs/>
-          <w:i w:val="0"/>
-          <w:iCs/>
         </w:rPr>
         <w:fldChar w:fldCharType="begin"/>
       </w:r>
@@ -17738,8 +17602,6 @@
         <w:rPr>
           <w:b/>
           <w:bCs/>
-          <w:i w:val="0"/>
-          <w:iCs/>
         </w:rPr>
         <w:instrText xml:space="preserve"> SEQ Anexo \* ARABIC </w:instrText>
       </w:r>
@@ -17747,8 +17609,6 @@
         <w:rPr>
           <w:b/>
           <w:bCs/>
-          <w:i w:val="0"/>
-          <w:iCs/>
         </w:rPr>
         <w:fldChar w:fldCharType="separate"/>
       </w:r>
@@ -17756,29 +17616,26 @@
         <w:rPr>
           <w:b/>
           <w:bCs/>
-          <w:i w:val="0"/>
-          <w:iCs/>
           <w:noProof/>
         </w:rPr>
-        <w:t>3</w:t>
+        <w:t>4</w:t>
       </w:r>
       <w:r>
         <w:rPr>
           <w:b/>
           <w:bCs/>
-          <w:i w:val="0"/>
+        </w:rPr>
+        <w:fldChar w:fldCharType="end"/>
+      </w:r>
+      <w:r>
+        <w:rPr>
+          <w:i/>
           <w:iCs/>
         </w:rPr>
-        <w:fldChar w:fldCharType="end"/>
-      </w:r>
-      <w:r>
         <w:br/>
-        <w:t>Consideraciones de importancia</w:t>
-      </w:r>
-      <w:r>
-        <w:t xml:space="preserve"> en un desayuno</w:t>
-      </w:r>
-      <w:bookmarkEnd w:id="62"/>
+        <w:t>Dinero que se destina al desayuno.</w:t>
+      </w:r>
+      <w:bookmarkEnd w:id="63"/>
     </w:p>
     <w:p>
       <w:r>
@@ -17786,10 +17643,10 @@
           <w:noProof/>
         </w:rPr>
         <w:drawing>
-          <wp:inline distT="0" distB="0" distL="0" distR="0" wp14:anchorId="552F29A8" wp14:editId="674584CF">
+          <wp:inline distT="0" distB="0" distL="0" distR="0" wp14:anchorId="07BF2B3A" wp14:editId="3D0B2E3B">
             <wp:extent cx="5255895" cy="2212340"/>
             <wp:effectExtent l="0" t="0" r="1905" b="0"/>
-            <wp:docPr id="18" name="Imagen 18" descr="Gráfico de las respuestas de Formularios. Título de la pregunta: 3. ¿Qué aspectos considera más importantes al elegir un desayuno?  . Número de respuestas: 53 respuestas."/>
+            <wp:docPr id="20" name="Imagen 20" descr="Gráfico de las respuestas de Formularios. Título de la pregunta: 4. ¿Cuánto dinero destina aproximadamente para su desayuno diario?  . Número de respuestas: 53 respuestas."/>
             <wp:cNvGraphicFramePr>
               <a:graphicFrameLocks xmlns:a="http://schemas.openxmlformats.org/drawingml/2006/main" noChangeAspect="1"/>
             </wp:cNvGraphicFramePr>
@@ -17797,7 +17654,7 @@
               <a:graphicData uri="http://schemas.openxmlformats.org/drawingml/2006/picture">
                 <pic:pic xmlns:pic="http://schemas.openxmlformats.org/drawingml/2006/picture">
                   <pic:nvPicPr>
-                    <pic:cNvPr id="0" name="Picture 12" descr="Gráfico de las respuestas de Formularios. Título de la pregunta: 3. ¿Qué aspectos considera más importantes al elegir un desayuno?  . Número de respuestas: 53 respuestas."/>
+                    <pic:cNvPr id="0" name="Picture 14" descr="Gráfico de las respuestas de Formularios. Título de la pregunta: 4. ¿Cuánto dinero destina aproximadamente para su desayuno diario?  . Número de respuestas: 53 respuestas."/>
                     <pic:cNvPicPr>
                       <a:picLocks noChangeAspect="1" noChangeArrowheads="1"/>
                     </pic:cNvPicPr>
@@ -17844,7 +17701,19 @@
         <w:t>Nota:</w:t>
       </w:r>
       <w:r>
-        <w:t xml:space="preserve"> Muestra los aspectos que se consideran más importantes al elegir un desayuno.</w:t>
+        <w:t xml:space="preserve"> </w:t>
+      </w:r>
+      <w:r>
+        <w:t>M</w:t>
+      </w:r>
+      <w:r>
+        <w:t xml:space="preserve">uestra </w:t>
+      </w:r>
+      <w:r>
+        <w:t>cuánto</w:t>
+      </w:r>
+      <w:r>
+        <w:t xml:space="preserve"> dinero se destina a desayunar cada día.</w:t>
       </w:r>
     </w:p>
     <w:p>
@@ -17855,12 +17724,13 @@
           <w:iCs/>
         </w:rPr>
       </w:pPr>
-      <w:bookmarkStart w:id="63" w:name="_Toc224490736"/>
+      <w:bookmarkStart w:id="64" w:name="_Toc224490737"/>
       <w:r>
         <w:rPr>
           <w:b/>
           <w:bCs/>
         </w:rPr>
+        <w:lastRenderedPageBreak/>
         <w:t xml:space="preserve">Anexo </w:t>
       </w:r>
       <w:r>
@@ -17890,7 +17760,7 @@
           <w:bCs/>
           <w:noProof/>
         </w:rPr>
-        <w:t>4</w:t>
+        <w:t>5</w:t>
       </w:r>
       <w:r>
         <w:rPr>
@@ -17905,9 +17775,36 @@
           <w:iCs/>
         </w:rPr>
         <w:br/>
-        <w:t>Dinero que se destina al desayuno.</w:t>
-      </w:r>
-      <w:bookmarkEnd w:id="63"/>
+      </w:r>
+      <w:r>
+        <w:rPr>
+          <w:i/>
+          <w:iCs/>
+        </w:rPr>
+        <w:t xml:space="preserve">Personas que no </w:t>
+      </w:r>
+      <w:r>
+        <w:rPr>
+          <w:i/>
+          <w:iCs/>
+        </w:rPr>
+        <w:t>desayun</w:t>
+      </w:r>
+      <w:r>
+        <w:rPr>
+          <w:i/>
+          <w:iCs/>
+        </w:rPr>
+        <w:t>an</w:t>
+      </w:r>
+      <w:r>
+        <w:rPr>
+          <w:i/>
+          <w:iCs/>
+        </w:rPr>
+        <w:t xml:space="preserve"> por falta de tiempo.</w:t>
+      </w:r>
+      <w:bookmarkEnd w:id="64"/>
     </w:p>
     <w:p>
       <w:r>
@@ -17915,10 +17812,10 @@
           <w:noProof/>
         </w:rPr>
         <w:drawing>
-          <wp:inline distT="0" distB="0" distL="0" distR="0" wp14:anchorId="07BF2B3A" wp14:editId="3D0B2E3B">
+          <wp:inline distT="0" distB="0" distL="0" distR="0" wp14:anchorId="39E750AB" wp14:editId="5FEC5920">
             <wp:extent cx="5255895" cy="2212340"/>
             <wp:effectExtent l="0" t="0" r="1905" b="0"/>
-            <wp:docPr id="20" name="Imagen 20" descr="Gráfico de las respuestas de Formularios. Título de la pregunta: 4. ¿Cuánto dinero destina aproximadamente para su desayuno diario?  . Número de respuestas: 53 respuestas."/>
+            <wp:docPr id="26" name="Imagen 26" descr="Gráfico de las respuestas de Formularios. Título de la pregunta: 5. ¿Ha dejado de desayunar alguna vez por falta de tiempo?  . Número de respuestas: 53 respuestas."/>
             <wp:cNvGraphicFramePr>
               <a:graphicFrameLocks xmlns:a="http://schemas.openxmlformats.org/drawingml/2006/main" noChangeAspect="1"/>
             </wp:cNvGraphicFramePr>
@@ -17926,7 +17823,7 @@
               <a:graphicData uri="http://schemas.openxmlformats.org/drawingml/2006/picture">
                 <pic:pic xmlns:pic="http://schemas.openxmlformats.org/drawingml/2006/picture">
                   <pic:nvPicPr>
-                    <pic:cNvPr id="0" name="Picture 14" descr="Gráfico de las respuestas de Formularios. Título de la pregunta: 4. ¿Cuánto dinero destina aproximadamente para su desayuno diario?  . Número de respuestas: 53 respuestas."/>
+                    <pic:cNvPr id="0" name="Picture 16" descr="Gráfico de las respuestas de Formularios. Título de la pregunta: 5. ¿Ha dejado de desayunar alguna vez por falta de tiempo?  . Número de respuestas: 53 respuestas."/>
                     <pic:cNvPicPr>
                       <a:picLocks noChangeAspect="1" noChangeArrowheads="1"/>
                     </pic:cNvPicPr>
@@ -17973,19 +17870,7 @@
         <w:t>Nota:</w:t>
       </w:r>
       <w:r>
-        <w:t xml:space="preserve"> </w:t>
-      </w:r>
-      <w:r>
-        <w:t>M</w:t>
-      </w:r>
-      <w:r>
-        <w:t xml:space="preserve">uestra </w:t>
-      </w:r>
-      <w:r>
-        <w:t>cuánto</w:t>
-      </w:r>
-      <w:r>
-        <w:t xml:space="preserve"> dinero se destina a desayunar cada día.</w:t>
+        <w:t xml:space="preserve"> Muestra la cantidad de personas que han dejado de desayunar por falta de tiempo.</w:t>
       </w:r>
     </w:p>
     <w:p>
@@ -17996,13 +17881,12 @@
           <w:iCs/>
         </w:rPr>
       </w:pPr>
-      <w:bookmarkStart w:id="64" w:name="_Toc224490737"/>
+      <w:bookmarkStart w:id="65" w:name="_Toc224490738"/>
       <w:r>
         <w:rPr>
           <w:b/>
           <w:bCs/>
         </w:rPr>
-        <w:lastRenderedPageBreak/>
         <w:t xml:space="preserve">Anexo </w:t>
       </w:r>
       <w:r>
@@ -18032,7 +17916,7 @@
           <w:bCs/>
           <w:noProof/>
         </w:rPr>
-        <w:t>5</w:t>
+        <w:t>6</w:t>
       </w:r>
       <w:r>
         <w:rPr>
@@ -18053,30 +17937,30 @@
           <w:i/>
           <w:iCs/>
         </w:rPr>
-        <w:t xml:space="preserve">Personas que no </w:t>
+        <w:t>Disposición a invertir en un</w:t>
       </w:r>
       <w:r>
         <w:rPr>
           <w:i/>
           <w:iCs/>
         </w:rPr>
-        <w:t>desayun</w:t>
+        <w:t xml:space="preserve"> desayun</w:t>
       </w:r>
       <w:r>
         <w:rPr>
           <w:i/>
           <w:iCs/>
         </w:rPr>
-        <w:t>an</w:t>
+        <w:t>o</w:t>
       </w:r>
       <w:r>
         <w:rPr>
           <w:i/>
           <w:iCs/>
         </w:rPr>
-        <w:t xml:space="preserve"> por falta de tiempo.</w:t>
-      </w:r>
-      <w:bookmarkEnd w:id="64"/>
+        <w:t xml:space="preserve"> saludable.</w:t>
+      </w:r>
+      <w:bookmarkEnd w:id="65"/>
     </w:p>
     <w:p>
       <w:r>
@@ -18084,10 +17968,10 @@
           <w:noProof/>
         </w:rPr>
         <w:drawing>
-          <wp:inline distT="0" distB="0" distL="0" distR="0" wp14:anchorId="39E750AB" wp14:editId="5FEC5920">
+          <wp:inline distT="0" distB="0" distL="0" distR="0" wp14:anchorId="67F42547" wp14:editId="46187E55">
             <wp:extent cx="5255895" cy="2212340"/>
             <wp:effectExtent l="0" t="0" r="1905" b="0"/>
-            <wp:docPr id="26" name="Imagen 26" descr="Gráfico de las respuestas de Formularios. Título de la pregunta: 5. ¿Ha dejado de desayunar alguna vez por falta de tiempo?  . Número de respuestas: 53 respuestas."/>
+            <wp:docPr id="27" name="Imagen 27" descr="Gráfico de las respuestas de Formularios. Título de la pregunta: 6. ¿Estaría dispuesto a invertir entre $4 y $6 en un desayuno saludable?. Número de respuestas: 52 respuestas."/>
             <wp:cNvGraphicFramePr>
               <a:graphicFrameLocks xmlns:a="http://schemas.openxmlformats.org/drawingml/2006/main" noChangeAspect="1"/>
             </wp:cNvGraphicFramePr>
@@ -18095,7 +17979,7 @@
               <a:graphicData uri="http://schemas.openxmlformats.org/drawingml/2006/picture">
                 <pic:pic xmlns:pic="http://schemas.openxmlformats.org/drawingml/2006/picture">
                   <pic:nvPicPr>
-                    <pic:cNvPr id="0" name="Picture 16" descr="Gráfico de las respuestas de Formularios. Título de la pregunta: 5. ¿Ha dejado de desayunar alguna vez por falta de tiempo?  . Número de respuestas: 53 respuestas."/>
+                    <pic:cNvPr id="0" name="Picture 18" descr="Gráfico de las respuestas de Formularios. Título de la pregunta: 6. ¿Estaría dispuesto a invertir entre $4 y $6 en un desayuno saludable?. Número de respuestas: 52 respuestas."/>
                     <pic:cNvPicPr>
                       <a:picLocks noChangeAspect="1" noChangeArrowheads="1"/>
                     </pic:cNvPicPr>
@@ -18142,7 +18026,17 @@
         <w:t>Nota:</w:t>
       </w:r>
       <w:r>
-        <w:t xml:space="preserve"> Muestra la cantidad de personas que han dejado de desayunar por falta de tiempo.</w:t>
+        <w:t xml:space="preserve"> Muestra la </w:t>
+      </w:r>
+      <w:r>
+        <w:t>cantidad de dinero que se está dispuesto a invertir en</w:t>
+      </w:r>
+      <w:r>
+        <w:t xml:space="preserve"> desayunar de </w:t>
+      </w:r>
+      <w:r>
+        <w:lastRenderedPageBreak/>
+        <w:t>forma saludable.</w:t>
       </w:r>
     </w:p>
     <w:p>
@@ -18153,7 +18047,7 @@
           <w:iCs/>
         </w:rPr>
       </w:pPr>
-      <w:bookmarkStart w:id="65" w:name="_Toc224490738"/>
+      <w:bookmarkStart w:id="66" w:name="_Toc224490739"/>
       <w:r>
         <w:rPr>
           <w:b/>
@@ -18188,7 +18082,7 @@
           <w:bCs/>
           <w:noProof/>
         </w:rPr>
-        <w:t>6</w:t>
+        <w:t>7</w:t>
       </w:r>
       <w:r>
         <w:rPr>
@@ -18209,30 +18103,16 @@
           <w:i/>
           <w:iCs/>
         </w:rPr>
-        <w:t>Disposición a invertir en un</w:t>
+        <w:t>Elección de desayunos saludables</w:t>
       </w:r>
       <w:r>
         <w:rPr>
           <w:i/>
           <w:iCs/>
         </w:rPr>
-        <w:t xml:space="preserve"> desayun</w:t>
-      </w:r>
-      <w:r>
-        <w:rPr>
-          <w:i/>
-          <w:iCs/>
-        </w:rPr>
-        <w:t>o</w:t>
-      </w:r>
-      <w:r>
-        <w:rPr>
-          <w:i/>
-          <w:iCs/>
-        </w:rPr>
-        <w:t xml:space="preserve"> saludable.</w:t>
-      </w:r>
-      <w:bookmarkEnd w:id="65"/>
+        <w:t>.</w:t>
+      </w:r>
+      <w:bookmarkEnd w:id="66"/>
     </w:p>
     <w:p>
       <w:r>
@@ -18240,10 +18120,10 @@
           <w:noProof/>
         </w:rPr>
         <w:drawing>
-          <wp:inline distT="0" distB="0" distL="0" distR="0" wp14:anchorId="67F42547" wp14:editId="46187E55">
+          <wp:inline distT="0" distB="0" distL="0" distR="0" wp14:anchorId="0523C617" wp14:editId="57738371">
             <wp:extent cx="5255895" cy="2212340"/>
             <wp:effectExtent l="0" t="0" r="1905" b="0"/>
-            <wp:docPr id="27" name="Imagen 27" descr="Gráfico de las respuestas de Formularios. Título de la pregunta: 6. ¿Estaría dispuesto a invertir entre $4 y $6 en un desayuno saludable?. Número de respuestas: 52 respuestas."/>
+            <wp:docPr id="28" name="Imagen 28" descr="Gráfico de las respuestas de Formularios. Título de la pregunta: 7. Si tuviera que elegir un desayuno saludable, ¿Cuál preferiría?  . Número de respuestas: 53 respuestas."/>
             <wp:cNvGraphicFramePr>
               <a:graphicFrameLocks xmlns:a="http://schemas.openxmlformats.org/drawingml/2006/main" noChangeAspect="1"/>
             </wp:cNvGraphicFramePr>
@@ -18251,7 +18131,7 @@
               <a:graphicData uri="http://schemas.openxmlformats.org/drawingml/2006/picture">
                 <pic:pic xmlns:pic="http://schemas.openxmlformats.org/drawingml/2006/picture">
                   <pic:nvPicPr>
-                    <pic:cNvPr id="0" name="Picture 18" descr="Gráfico de las respuestas de Formularios. Título de la pregunta: 6. ¿Estaría dispuesto a invertir entre $4 y $6 en un desayuno saludable?. Número de respuestas: 52 respuestas."/>
+                    <pic:cNvPr id="0" name="Picture 20" descr="Gráfico de las respuestas de Formularios. Título de la pregunta: 7. Si tuviera que elegir un desayuno saludable, ¿Cuál preferiría?  . Número de respuestas: 53 respuestas."/>
                     <pic:cNvPicPr>
                       <a:picLocks noChangeAspect="1" noChangeArrowheads="1"/>
                     </pic:cNvPicPr>
@@ -18298,17 +18178,35 @@
         <w:t>Nota:</w:t>
       </w:r>
       <w:r>
-        <w:t xml:space="preserve"> Muestra la </w:t>
-      </w:r>
-      <w:r>
-        <w:t>cantidad de dinero que se está dispuesto a invertir en</w:t>
-      </w:r>
-      <w:r>
-        <w:t xml:space="preserve"> desayunar de </w:t>
-      </w:r>
-      <w:r>
-        <w:lastRenderedPageBreak/>
-        <w:t>forma saludable.</w:t>
+        <w:t xml:space="preserve"> Muestra la</w:t>
+      </w:r>
+      <w:r>
+        <w:t xml:space="preserve"> elección y preferencias en cuanto a </w:t>
+      </w:r>
+      <w:r>
+        <w:t>desayunos saludables</w:t>
+      </w:r>
+      <w:r>
+        <w:t xml:space="preserve"> ofrecidos por Easy Breakfast</w:t>
+      </w:r>
+      <w:r>
+        <w:t>.</w:t>
+      </w:r>
+    </w:p>
+    <w:p>
+      <w:pPr>
+        <w:jc w:val="left"/>
+        <w:rPr>
+          <w:b/>
+          <w:bCs/>
+        </w:rPr>
+      </w:pPr>
+      <w:r>
+        <w:rPr>
+          <w:b/>
+          <w:bCs/>
+        </w:rPr>
+        <w:br w:type="page"/>
       </w:r>
     </w:p>
     <w:p>
@@ -18319,12 +18217,13 @@
           <w:iCs/>
         </w:rPr>
       </w:pPr>
-      <w:bookmarkStart w:id="66" w:name="_Toc224490739"/>
+      <w:bookmarkStart w:id="67" w:name="_Toc224490740"/>
       <w:r>
         <w:rPr>
           <w:b/>
           <w:bCs/>
         </w:rPr>
+        <w:lastRenderedPageBreak/>
         <w:t xml:space="preserve">Anexo </w:t>
       </w:r>
       <w:r>
@@ -18354,7 +18253,7 @@
           <w:bCs/>
           <w:noProof/>
         </w:rPr>
-        <w:t>7</w:t>
+        <w:t>8</w:t>
       </w:r>
       <w:r>
         <w:rPr>
@@ -18375,7 +18274,7 @@
           <w:i/>
           <w:iCs/>
         </w:rPr>
-        <w:t>Elección de desayunos saludables</w:t>
+        <w:t>Valor otorgado por los potenciales clientes de Easy Breakfast</w:t>
       </w:r>
       <w:r>
         <w:rPr>
@@ -18384,7 +18283,7 @@
         </w:rPr>
         <w:t>.</w:t>
       </w:r>
-      <w:bookmarkEnd w:id="66"/>
+      <w:bookmarkEnd w:id="67"/>
     </w:p>
     <w:p>
       <w:r>
@@ -18392,10 +18291,10 @@
           <w:noProof/>
         </w:rPr>
         <w:drawing>
-          <wp:inline distT="0" distB="0" distL="0" distR="0" wp14:anchorId="0523C617" wp14:editId="57738371">
+          <wp:inline distT="0" distB="0" distL="0" distR="0" wp14:anchorId="3EDED5C1" wp14:editId="01FCB9E0">
             <wp:extent cx="5255895" cy="2212340"/>
             <wp:effectExtent l="0" t="0" r="1905" b="0"/>
-            <wp:docPr id="28" name="Imagen 28" descr="Gráfico de las respuestas de Formularios. Título de la pregunta: 7. Si tuviera que elegir un desayuno saludable, ¿Cuál preferiría?  . Número de respuestas: 53 respuestas."/>
+            <wp:docPr id="29" name="Imagen 29" descr="Gráfico de las respuestas de Formularios. Título de la pregunta: 8. ¿Qué valoraría más en un servicio de desayuno como Easy Breakfast?  . Número de respuestas: 53 respuestas."/>
             <wp:cNvGraphicFramePr>
               <a:graphicFrameLocks xmlns:a="http://schemas.openxmlformats.org/drawingml/2006/main" noChangeAspect="1"/>
             </wp:cNvGraphicFramePr>
@@ -18403,7 +18302,7 @@
               <a:graphicData uri="http://schemas.openxmlformats.org/drawingml/2006/picture">
                 <pic:pic xmlns:pic="http://schemas.openxmlformats.org/drawingml/2006/picture">
                   <pic:nvPicPr>
-                    <pic:cNvPr id="0" name="Picture 20" descr="Gráfico de las respuestas de Formularios. Título de la pregunta: 7. Si tuviera que elegir un desayuno saludable, ¿Cuál preferiría?  . Número de respuestas: 53 respuestas."/>
+                    <pic:cNvPr id="0" name="Picture 22" descr="Gráfico de las respuestas de Formularios. Título de la pregunta: 8. ¿Qué valoraría más en un servicio de desayuno como Easy Breakfast?  . Número de respuestas: 53 respuestas."/>
                     <pic:cNvPicPr>
                       <a:picLocks noChangeAspect="1" noChangeArrowheads="1"/>
                     </pic:cNvPicPr>
@@ -18450,177 +18349,6 @@
         <w:t>Nota:</w:t>
       </w:r>
       <w:r>
-        <w:t xml:space="preserve"> Muestra la</w:t>
-      </w:r>
-      <w:r>
-        <w:t xml:space="preserve"> elección y preferencias en cuanto a </w:t>
-      </w:r>
-      <w:r>
-        <w:t>desayunos saludables</w:t>
-      </w:r>
-      <w:r>
-        <w:t xml:space="preserve"> ofrecidos por Easy Breakfast</w:t>
-      </w:r>
-      <w:r>
-        <w:t>.</w:t>
-      </w:r>
-    </w:p>
-    <w:p>
-      <w:pPr>
-        <w:jc w:val="left"/>
-        <w:rPr>
-          <w:b/>
-          <w:bCs/>
-        </w:rPr>
-      </w:pPr>
-      <w:r>
-        <w:rPr>
-          <w:b/>
-          <w:bCs/>
-        </w:rPr>
-        <w:br w:type="page"/>
-      </w:r>
-    </w:p>
-    <w:p>
-      <w:pPr>
-        <w:jc w:val="left"/>
-        <w:rPr>
-          <w:i/>
-          <w:iCs/>
-        </w:rPr>
-      </w:pPr>
-      <w:bookmarkStart w:id="67" w:name="_Toc224490740"/>
-      <w:r>
-        <w:rPr>
-          <w:b/>
-          <w:bCs/>
-        </w:rPr>
-        <w:lastRenderedPageBreak/>
-        <w:t xml:space="preserve">Anexo </w:t>
-      </w:r>
-      <w:r>
-        <w:rPr>
-          <w:b/>
-          <w:bCs/>
-        </w:rPr>
-        <w:fldChar w:fldCharType="begin"/>
-      </w:r>
-      <w:r>
-        <w:rPr>
-          <w:b/>
-          <w:bCs/>
-        </w:rPr>
-        <w:instrText xml:space="preserve"> SEQ Anexo \* ARABIC </w:instrText>
-      </w:r>
-      <w:r>
-        <w:rPr>
-          <w:b/>
-          <w:bCs/>
-        </w:rPr>
-        <w:fldChar w:fldCharType="separate"/>
-      </w:r>
-      <w:r>
-        <w:rPr>
-          <w:b/>
-          <w:bCs/>
-          <w:noProof/>
-        </w:rPr>
-        <w:t>8</w:t>
-      </w:r>
-      <w:r>
-        <w:rPr>
-          <w:b/>
-          <w:bCs/>
-        </w:rPr>
-        <w:fldChar w:fldCharType="end"/>
-      </w:r>
-      <w:r>
-        <w:rPr>
-          <w:i/>
-          <w:iCs/>
-        </w:rPr>
-        <w:br/>
-      </w:r>
-      <w:r>
-        <w:rPr>
-          <w:i/>
-          <w:iCs/>
-        </w:rPr>
-        <w:t>Valor otorgado por los potenciales clientes de Easy Breakfast</w:t>
-      </w:r>
-      <w:r>
-        <w:rPr>
-          <w:i/>
-          <w:iCs/>
-        </w:rPr>
-        <w:t>.</w:t>
-      </w:r>
-      <w:bookmarkEnd w:id="67"/>
-    </w:p>
-    <w:p>
-      <w:r>
-        <w:rPr>
-          <w:noProof/>
-        </w:rPr>
-        <w:drawing>
-          <wp:inline distT="0" distB="0" distL="0" distR="0" wp14:anchorId="3EDED5C1" wp14:editId="01FCB9E0">
-            <wp:extent cx="5255895" cy="2212340"/>
-            <wp:effectExtent l="0" t="0" r="1905" b="0"/>
-            <wp:docPr id="29" name="Imagen 29" descr="Gráfico de las respuestas de Formularios. Título de la pregunta: 8. ¿Qué valoraría más en un servicio de desayuno como Easy Breakfast?  . Número de respuestas: 53 respuestas."/>
-            <wp:cNvGraphicFramePr>
-              <a:graphicFrameLocks xmlns:a="http://schemas.openxmlformats.org/drawingml/2006/main" noChangeAspect="1"/>
-            </wp:cNvGraphicFramePr>
-            <a:graphic xmlns:a="http://schemas.openxmlformats.org/drawingml/2006/main">
-              <a:graphicData uri="http://schemas.openxmlformats.org/drawingml/2006/picture">
-                <pic:pic xmlns:pic="http://schemas.openxmlformats.org/drawingml/2006/picture">
-                  <pic:nvPicPr>
-                    <pic:cNvPr id="0" name="Picture 22" descr="Gráfico de las respuestas de Formularios. Título de la pregunta: 8. ¿Qué valoraría más en un servicio de desayuno como Easy Breakfast?  . Número de respuestas: 53 respuestas."/>
-                    <pic:cNvPicPr>
-                      <a:picLocks noChangeAspect="1" noChangeArrowheads="1"/>
-                    </pic:cNvPicPr>
-                  </pic:nvPicPr>
-                  <pic:blipFill>
-                    <a:blip r:embed="rId25" cstate="print">
-                      <a:extLst>
-                        <a:ext uri="{28A0092B-C50C-407E-A947-70E740481C1C}">
-                          <a14:useLocalDpi xmlns:a14="http://schemas.microsoft.com/office/drawing/2010/main" val="0"/>
-                        </a:ext>
-                      </a:extLst>
-                    </a:blip>
-                    <a:srcRect/>
-                    <a:stretch>
-                      <a:fillRect/>
-                    </a:stretch>
-                  </pic:blipFill>
-                  <pic:spPr bwMode="auto">
-                    <a:xfrm>
-                      <a:off x="0" y="0"/>
-                      <a:ext cx="5255895" cy="2212340"/>
-                    </a:xfrm>
-                    <a:prstGeom prst="rect">
-                      <a:avLst/>
-                    </a:prstGeom>
-                    <a:noFill/>
-                    <a:ln>
-                      <a:noFill/>
-                    </a:ln>
-                  </pic:spPr>
-                </pic:pic>
-              </a:graphicData>
-            </a:graphic>
-          </wp:inline>
-        </w:drawing>
-      </w:r>
-    </w:p>
-    <w:p>
-      <w:r>
-        <w:rPr>
-          <w:b/>
-          <w:bCs/>
-        </w:rPr>
-        <w:t>Nota:</w:t>
-      </w:r>
-      <w:r>
         <w:t xml:space="preserve"> </w:t>
       </w:r>
       <w:r>
@@ -18718,7 +18446,7 @@
           <w:lang w:val="en-US"/>
         </w:rPr>
       </w:pPr>
-      <w:hyperlink r:id="rId26" w:history="1">
+      <w:hyperlink r:id="rId25" w:history="1">
         <w:r>
           <w:rPr>
             <w:rStyle w:val="Hipervnculo"/>
@@ -24655,6 +24383,7 @@
   <w:style w:type="character" w:default="1" w:styleId="Fuentedeprrafopredeter">
     <w:name w:val="Default Paragraph Font"/>
     <w:uiPriority w:val="1"/>
+    <w:semiHidden/>
     <w:unhideWhenUsed/>
   </w:style>
   <w:style w:type="table" w:default="1" w:styleId="Tablanormal">

--- a/project/Otro/Proyecto_Mayra_Carolina_Rivadeneira_Viteri.docx
+++ b/project/Otro/Proyecto_Mayra_Carolina_Rivadeneira_Viteri.docx
@@ -12081,11 +12081,19 @@
                 <w:lang w:val="es-PE" w:eastAsia="es-PE"/>
               </w:rPr>
             </w:pPr>
-            <w:r>
-              <w:rPr>
-                <w:lang w:val="es-PE" w:eastAsia="es-PE"/>
-              </w:rPr>
-              <w:t xml:space="preserve">Total Costos Fijos </w:t>
+            <w:proofErr w:type="gramStart"/>
+            <w:r>
+              <w:rPr>
+                <w:lang w:val="es-PE" w:eastAsia="es-PE"/>
+              </w:rPr>
+              <w:t>Total</w:t>
+            </w:r>
+            <w:proofErr w:type="gramEnd"/>
+            <w:r>
+              <w:rPr>
+                <w:lang w:val="es-PE" w:eastAsia="es-PE"/>
+              </w:rPr>
+              <w:t xml:space="preserve"> Costos Fijos </w:t>
             </w:r>
           </w:p>
         </w:tc>
@@ -12464,12 +12472,20 @@
                 <w:lang w:val="es-PE" w:eastAsia="es-PE"/>
               </w:rPr>
             </w:pPr>
+            <w:proofErr w:type="gramStart"/>
             <w:r>
               <w:rPr>
                 <w:lang w:val="es-PE" w:eastAsia="es-PE"/>
               </w:rPr>
               <w:lastRenderedPageBreak/>
-              <w:t>Total Costo Variable</w:t>
+              <w:t>Total</w:t>
+            </w:r>
+            <w:proofErr w:type="gramEnd"/>
+            <w:r>
+              <w:rPr>
+                <w:lang w:val="es-PE" w:eastAsia="es-PE"/>
+              </w:rPr>
+              <w:t xml:space="preserve"> Costo Variable</w:t>
             </w:r>
           </w:p>
         </w:tc>
@@ -13070,19 +13086,16 @@
         <w:t xml:space="preserve"> </w:t>
       </w:r>
       <w:r>
-        <w:t>E</w:t>
-      </w:r>
-      <w:r>
-        <w:t>ste grafico muestra que e</w:t>
-      </w:r>
-      <w:r>
-        <w:t>l punto de equilibrio se alcanza aproximadamente en</w:t>
-      </w:r>
-      <w:r>
-        <w:t>.</w:t>
-      </w:r>
-      <w:r>
-        <w:t>.</w:t>
+        <w:t>El punto de equilibrio se alcanza aproximadamente en 20 asesorías o capacitaciones mensuales, con ingresos de $2.000, considerando costos fijos de $1.200 y un costo variable de $60 por servicio.</w:t>
+      </w:r>
+    </w:p>
+    <w:p>
+      <w:r>
+        <w:t xml:space="preserve">El punto de equilibrio del proyecto Cocina 360° se alcanza cuando los ingresos generados por las asesorías igualan los costos fijos mensuales, estimados en $1,200. De acuerdo con el análisis financiero, este nivel se logra con aproximadamente 20 clientes al mes, considerando un precio promedio de $60 por servicio. En el gráfico se observa que, a partir de este punto, los ingresos comienzan a superar los costos, </w:t>
+      </w:r>
+      <w:r>
+        <w:lastRenderedPageBreak/>
+        <w:t>generando utilidades para el negocio. Además, la proyección muestra una tendencia creciente en la demanda, lo que permite evidenciar un margen de seguridad favorable. Este resultado confirma que el modelo de negocio es sostenible, ya que no requiere un volumen elevado de clientes para cubrir sus costos operativos, reduciendo el riesgo financiero y facilitando su crecimiento progresivo.</w:t>
       </w:r>
       <w:r>
         <w:br w:type="page"/>
@@ -13125,25 +13138,10 @@
         <w:t xml:space="preserve">Nombre del proyecto: </w:t>
       </w:r>
       <w:r>
-        <w:t xml:space="preserve">Plan de negocios </w:t>
-      </w:r>
-      <w:r>
-        <w:t xml:space="preserve">para </w:t>
-      </w:r>
-      <w:r>
-        <w:t>Easy Breakfast</w:t>
-      </w:r>
-      <w:r>
-        <w:t>,</w:t>
-      </w:r>
-      <w:r>
-        <w:t xml:space="preserve"> preventa</w:t>
-      </w:r>
-      <w:r>
-        <w:t xml:space="preserve"> online</w:t>
-      </w:r>
-      <w:r>
-        <w:t xml:space="preserve"> de desayunos saludables.</w:t>
+        <w:t>Plan de negocios para la creación de “Cocina 360°”</w:t>
+      </w:r>
+      <w:r>
+        <w:t>.</w:t>
       </w:r>
     </w:p>
     <w:p>
@@ -13155,7 +13153,13 @@
         </w:numPr>
       </w:pPr>
       <w:r>
-        <w:t xml:space="preserve">Tipo de proyecto: Emprendimiento gastronómico, productos saludables. </w:t>
+        <w:t xml:space="preserve">Tipo de proyecto: </w:t>
+      </w:r>
+      <w:r>
+        <w:t>Emprendimiento de servicios gastronómicos y consultoría en marketing</w:t>
+      </w:r>
+      <w:r>
+        <w:t xml:space="preserve">. </w:t>
       </w:r>
     </w:p>
     <w:p>
@@ -13167,7 +13171,10 @@
         </w:numPr>
       </w:pPr>
       <w:r>
-        <w:t>Área: Alimentos</w:t>
+        <w:t xml:space="preserve">Área: </w:t>
+      </w:r>
+      <w:r>
+        <w:t>Gastronomía y marketing.</w:t>
       </w:r>
     </w:p>
     <w:p>
@@ -13182,10 +13189,10 @@
         <w:t>Propósito del proyecto:</w:t>
       </w:r>
       <w:r>
-        <w:t xml:space="preserve"> O</w:t>
-      </w:r>
-      <w:r>
-        <w:t>frecer desayunos prácticos, nutritivos y accesibles para personas que cuentan con poco tiempo en la mañana, brindando una alternativa rápida y de calidad.</w:t>
+        <w:t xml:space="preserve"> </w:t>
+      </w:r>
+      <w:r>
+        <w:t>El propósito del proyecto “Cocina 360°” es transformar la manera en que se conciben los negocios gastronómicos, mediante la integración de la cocina, la creatividad y el marketing estratégico. Se busca potenciar la experiencia culinaria no solo desde el sabor, sino también desde la presentación, la identidad de marca y la conexión emocional con el cliente, brindando herramientas que permitan a los emprendimientos gastronómicos ser sostenibles, innovadores y competitivos en el mercado.</w:t>
       </w:r>
     </w:p>
     <w:p>
@@ -13200,7 +13207,7 @@
         <w:t xml:space="preserve">Objetivos del branding: </w:t>
       </w:r>
       <w:r>
-        <w:t>Posicionar a Easy Breakfast como una opción confiable y práctica para el consumo diario de desayunos.</w:t>
+        <w:t>Construir una identidad de marca sólida, auténtica y diferenciada que posicione a “Cocina 360°” como un referente en asesoría gastronómica y marketing, destacándose por su innovación, creatividad y enfoque integral en el desarrollo de negocios culinarios.</w:t>
       </w:r>
       <w:r>
         <w:br w:type="page"/>
@@ -14000,7 +14007,7 @@
           <w:noProof/>
         </w:rPr>
         <w:drawing>
-          <wp:inline distT="0" distB="0" distL="0" distR="0" wp14:anchorId="19FD2110" wp14:editId="135CAA11">
+          <wp:inline distT="0" distB="0" distL="0" distR="0" wp14:anchorId="19FD2110" wp14:editId="610BC3C6">
             <wp:extent cx="3577389" cy="3577389"/>
             <wp:effectExtent l="0" t="0" r="4445" b="4445"/>
             <wp:docPr id="6" name="Imagen 6"/>
@@ -15070,7 +15077,21 @@
         <w:rPr>
           <w:lang w:val="es-PE" w:eastAsia="es-PE"/>
         </w:rPr>
-        <w:t xml:space="preserve"> abarca </w:t>
+        <w:t xml:space="preserve"> </w:t>
+      </w:r>
+      <w:proofErr w:type="gramStart"/>
+      <w:r>
+        <w:rPr>
+          <w:lang w:val="es-PE" w:eastAsia="es-PE"/>
+        </w:rPr>
+        <w:t>abarca</w:t>
+      </w:r>
+      <w:proofErr w:type="gramEnd"/>
+      <w:r>
+        <w:rPr>
+          <w:lang w:val="es-PE" w:eastAsia="es-PE"/>
+        </w:rPr>
+        <w:t xml:space="preserve"> </w:t>
       </w:r>
       <w:r>
         <w:rPr>
@@ -24383,7 +24404,6 @@
   <w:style w:type="character" w:default="1" w:styleId="Fuentedeprrafopredeter">
     <w:name w:val="Default Paragraph Font"/>
     <w:uiPriority w:val="1"/>
-    <w:semiHidden/>
     <w:unhideWhenUsed/>
   </w:style>
   <w:style w:type="table" w:default="1" w:styleId="Tablanormal">

--- a/project/Otro/Proyecto_Mayra_Carolina_Rivadeneira_Viteri.docx
+++ b/project/Otro/Proyecto_Mayra_Carolina_Rivadeneira_Viteri.docx
@@ -12081,19 +12081,11 @@
                 <w:lang w:val="es-PE" w:eastAsia="es-PE"/>
               </w:rPr>
             </w:pPr>
-            <w:proofErr w:type="gramStart"/>
-            <w:r>
-              <w:rPr>
-                <w:lang w:val="es-PE" w:eastAsia="es-PE"/>
-              </w:rPr>
-              <w:t>Total</w:t>
-            </w:r>
-            <w:proofErr w:type="gramEnd"/>
-            <w:r>
-              <w:rPr>
-                <w:lang w:val="es-PE" w:eastAsia="es-PE"/>
-              </w:rPr>
-              <w:t xml:space="preserve"> Costos Fijos </w:t>
+            <w:r>
+              <w:rPr>
+                <w:lang w:val="es-PE" w:eastAsia="es-PE"/>
+              </w:rPr>
+              <w:t xml:space="preserve">Total Costos Fijos </w:t>
             </w:r>
           </w:p>
         </w:tc>
@@ -12472,20 +12464,12 @@
                 <w:lang w:val="es-PE" w:eastAsia="es-PE"/>
               </w:rPr>
             </w:pPr>
-            <w:proofErr w:type="gramStart"/>
             <w:r>
               <w:rPr>
                 <w:lang w:val="es-PE" w:eastAsia="es-PE"/>
               </w:rPr>
               <w:lastRenderedPageBreak/>
-              <w:t>Total</w:t>
-            </w:r>
-            <w:proofErr w:type="gramEnd"/>
-            <w:r>
-              <w:rPr>
-                <w:lang w:val="es-PE" w:eastAsia="es-PE"/>
-              </w:rPr>
-              <w:t xml:space="preserve"> Costo Variable</w:t>
+              <w:t>Total Costo Variable</w:t>
             </w:r>
           </w:p>
         </w:tc>
@@ -13234,32 +13218,13 @@
         <w:rPr>
           <w:rFonts w:eastAsiaTheme="majorEastAsia"/>
         </w:rPr>
-        <w:t xml:space="preserve">La construcción de la identidad de marca de </w:t>
+        <w:t xml:space="preserve">Cocina 360° se construye como una marca moderna, cercana y profesional, enfocada en el acompañamiento integral del emprendedor gastronómico. El concepto “360°” representa una visión completa del negocio, abarcando desde la idea inicial hasta la comercialización </w:t>
       </w:r>
       <w:r>
         <w:rPr>
           <w:rFonts w:eastAsiaTheme="majorEastAsia"/>
         </w:rPr>
-        <w:t>Easy Breakfast</w:t>
-      </w:r>
-      <w:r>
-        <w:rPr>
-          <w:rFonts w:eastAsiaTheme="majorEastAsia"/>
-        </w:rPr>
-        <w:t xml:space="preserve"> se fundamenta en la creación de una personalidad corporativa coherente con su propuesta de valor: facilitar el acceso a desayunos saludables mediante un sistema digital eficiente y organizado. El branding del proyecto no se limita a la identidad visual, sino que busca generar una conexión emocional con el cliente, posicionándose como una marca confiable, cercana y orientada al bienestar y rendimiento diario.</w:t>
-      </w:r>
-    </w:p>
-    <w:p>
-      <w:pPr>
-        <w:rPr>
-          <w:rFonts w:eastAsiaTheme="majorEastAsia"/>
-        </w:rPr>
-      </w:pPr>
-      <w:r>
-        <w:rPr>
-          <w:rFonts w:eastAsiaTheme="majorEastAsia"/>
-        </w:rPr>
-        <w:t>Considerando lo anterior, los arquetipos que mejor se alinean con Easy Breakfast son:</w:t>
+        <w:t>digital.</w:t>
       </w:r>
     </w:p>
     <w:p>
@@ -13268,9 +13233,12 @@
       </w:pPr>
       <w:bookmarkStart w:id="35" w:name="_Toc224501408"/>
       <w:r>
-        <w:t>Arquetipo Principal: El Cuidador</w:t>
+        <w:t xml:space="preserve">Arquetipo Principal: El </w:t>
       </w:r>
       <w:bookmarkEnd w:id="35"/>
+      <w:r>
+        <w:t>Mentor</w:t>
+      </w:r>
     </w:p>
     <w:p>
       <w:pPr>
@@ -13295,76 +13263,19 @@
         <w:rPr>
           <w:rFonts w:eastAsiaTheme="majorEastAsia"/>
         </w:rPr>
-        <w:t xml:space="preserve"> Simboliza la compasión, generosidad y protección. Se caracteriza por el deseo profundo de cuidar y proteger a los demás, asegurando que todos estén a salvo y atendidos. Motivado por un fuerte sentido de responsabilidad, encuentra satisfacción en ayudar y servir a los demás, siendo altruista y dispuesto a sacrificarse por el bienestar ajeno. Su mayor recompensa es saber que ha hecho una diferencia positiva en la vida de alguien.</w:t>
-      </w:r>
-    </w:p>
-    <w:p>
-      <w:pPr>
-        <w:pStyle w:val="Prrafodelista"/>
-        <w:numPr>
-          <w:ilvl w:val="0"/>
-          <w:numId w:val="40"/>
-        </w:numPr>
+        <w:t xml:space="preserve"> </w:t>
+      </w:r>
+      <w:r>
         <w:rPr>
           <w:rFonts w:eastAsiaTheme="majorEastAsia"/>
         </w:rPr>
-      </w:pPr>
+        <w:t>S</w:t>
+      </w:r>
       <w:r>
         <w:rPr>
           <w:rFonts w:eastAsiaTheme="majorEastAsia"/>
-          <w:b/>
-          <w:bCs/>
-        </w:rPr>
-        <w:t>Justificación de elección:</w:t>
-      </w:r>
-      <w:r>
-        <w:rPr>
-          <w:rFonts w:eastAsiaTheme="majorEastAsia"/>
-        </w:rPr>
-        <w:t xml:space="preserve"> Este arquetipo se alinea directamente con la esencia del proyecto, ya que Easy Breakfast busca cuidar la salud del cliente a través de alimentos frescos, nutritivos y planificados con anticipación. La marca transmite preocupación genuina por el bienestar diario de sus consumidores, facilitando su rutina y promoviendo hábitos alimenticios responsables. Asimismo, el sistema de preventa contribuye a una gestión más sostenible y consciente, reforzando el compromiso con la responsabilidad y el cuidado.</w:t>
-      </w:r>
-    </w:p>
-    <w:p>
-      <w:pPr>
-        <w:pStyle w:val="Prrafodelista"/>
-        <w:numPr>
-          <w:ilvl w:val="0"/>
-          <w:numId w:val="40"/>
-        </w:numPr>
-        <w:rPr>
-          <w:rFonts w:eastAsiaTheme="majorEastAsia"/>
-          <w:b/>
-          <w:bCs/>
-        </w:rPr>
-      </w:pPr>
-      <w:r>
-        <w:rPr>
-          <w:rFonts w:eastAsiaTheme="majorEastAsia"/>
-          <w:b/>
-          <w:bCs/>
-        </w:rPr>
-        <w:lastRenderedPageBreak/>
-        <w:t>Rasgos principales:</w:t>
-      </w:r>
-      <w:r>
-        <w:rPr>
-          <w:rFonts w:eastAsiaTheme="majorEastAsia"/>
-          <w:b/>
-          <w:bCs/>
-        </w:rPr>
-        <w:t xml:space="preserve"> </w:t>
-      </w:r>
-      <w:r>
-        <w:t>C</w:t>
-      </w:r>
-      <w:r>
-        <w:t>ompasión, generosidad, protección</w:t>
-      </w:r>
-      <w:r>
-        <w:t xml:space="preserve"> y</w:t>
-      </w:r>
-      <w:r>
-        <w:t xml:space="preserve"> servicio.</w:t>
+        </w:rPr>
+        <w:t>u propósito es guiar, educar y acompañar a los emprendedores en el desarrollo de sus proyectos. Este arquetipo transmite confianza, conocimiento, liderazgo y crecimiento personal y profesional.</w:t>
       </w:r>
     </w:p>
     <w:p>
@@ -13373,9 +13284,12 @@
       </w:pPr>
       <w:bookmarkStart w:id="36" w:name="_Toc224501409"/>
       <w:r>
-        <w:t>Arquetipo Secundario: El Héroe</w:t>
+        <w:t xml:space="preserve">Arquetipo Secundario: El </w:t>
       </w:r>
       <w:bookmarkEnd w:id="36"/>
+      <w:r>
+        <w:t>Creador</w:t>
+      </w:r>
     </w:p>
     <w:p>
       <w:pPr>
@@ -13400,103 +13314,27 @@
         <w:rPr>
           <w:rFonts w:eastAsiaTheme="majorEastAsia"/>
         </w:rPr>
-        <w:t xml:space="preserve"> Encarna el coraje, la determinación y la voluntad de superarse para alcanzar el éxito. Es el defensor y protector, siempre dispuesto a enfrentar grandes desafíos con el objetivo de salir victorioso. Competitivo y ambicioso, el Héroe lucha por causas nobles, enfrentando cualquier obstáculo en su camino.</w:t>
-      </w:r>
-    </w:p>
-    <w:p>
-      <w:pPr>
-        <w:pStyle w:val="Prrafodelista"/>
-        <w:numPr>
-          <w:ilvl w:val="0"/>
-          <w:numId w:val="7"/>
-        </w:numPr>
+        <w:t xml:space="preserve"> </w:t>
+      </w:r>
+      <w:r>
         <w:rPr>
           <w:rFonts w:eastAsiaTheme="majorEastAsia"/>
         </w:rPr>
-      </w:pPr>
+        <w:t>Este r</w:t>
+      </w:r>
       <w:r>
         <w:rPr>
           <w:rFonts w:eastAsiaTheme="majorEastAsia"/>
-          <w:b/>
-          <w:bCs/>
-        </w:rPr>
-        <w:t>Justificación de elección</w:t>
-      </w:r>
-      <w:r>
+        </w:rPr>
+        <w:t>efleja la creatividad, innovación y originalidad presentes en el diseño de marcas gastronómicas y propuestas culinarias.</w:t>
+      </w:r>
+    </w:p>
+    <w:p>
+      <w:pPr>
         <w:rPr>
           <w:rFonts w:eastAsiaTheme="majorEastAsia"/>
-          <w:b/>
-          <w:bCs/>
-        </w:rPr>
-        <w:t xml:space="preserve">: </w:t>
-      </w:r>
-      <w:r>
-        <w:rPr>
-          <w:rFonts w:eastAsiaTheme="majorEastAsia"/>
-        </w:rPr>
-        <w:t>El arquetipo del Héroe complementa al Cuidador al proyectar una imagen de energía y rendimiento. Easy Breakfast no solo alimenta, sino que impulsa al cliente a comenzar el día con determinación y productividad. La marca comunica que una adecuada alimentación matutina es el punto de partida para conquistar metas personales y profesionales.</w:t>
-      </w:r>
-    </w:p>
-    <w:p>
-      <w:pPr>
-        <w:pStyle w:val="Prrafodelista"/>
-        <w:numPr>
-          <w:ilvl w:val="0"/>
-          <w:numId w:val="7"/>
-        </w:numPr>
-        <w:rPr>
-          <w:rFonts w:eastAsiaTheme="majorEastAsia"/>
-        </w:rPr>
-      </w:pPr>
-      <w:r>
-        <w:rPr>
-          <w:rFonts w:eastAsiaTheme="majorEastAsia"/>
-          <w:b/>
-          <w:bCs/>
-        </w:rPr>
-        <w:t>Rasgos principales:</w:t>
-      </w:r>
-      <w:r>
-        <w:rPr>
-          <w:rFonts w:eastAsiaTheme="majorEastAsia"/>
-          <w:b/>
-          <w:bCs/>
-        </w:rPr>
-        <w:t xml:space="preserve"> </w:t>
-      </w:r>
-      <w:r>
-        <w:t>V</w:t>
-      </w:r>
-      <w:r>
-        <w:t>oz valiente, motivadora, fuerte; lenguaje que inspira confianza y determinación.</w:t>
-      </w:r>
-    </w:p>
-    <w:p>
-      <w:pPr>
-        <w:rPr>
-          <w:rFonts w:eastAsiaTheme="majorEastAsia"/>
-        </w:rPr>
-      </w:pPr>
-      <w:r>
-        <w:rPr>
-          <w:rFonts w:eastAsiaTheme="majorEastAsia"/>
-        </w:rPr>
-        <w:t xml:space="preserve">Easy Breakfast se posiciona como una marca </w:t>
-      </w:r>
-      <w:r>
-        <w:rPr>
-          <w:rFonts w:eastAsiaTheme="majorEastAsia"/>
-          <w:b/>
-          <w:bCs/>
-        </w:rPr>
-        <w:t>Cuidador–Héroe</w:t>
-      </w:r>
-      <w:r>
-        <w:rPr>
-          <w:rFonts w:eastAsiaTheme="majorEastAsia"/>
-        </w:rPr>
-        <w:t>, donde el cuidado y la nutrición (Cuidador) se convierten en la base para el desempeño y la superación diaria (Héroe). Esta combinación permite proyectar una identidad equilibrada: cercana y empática, pero al mismo tiempo motivadora y orientada al logro.</w:t>
-      </w:r>
+        </w:rPr>
+      </w:pPr>
       <w:r>
         <w:rPr>
           <w:rFonts w:eastAsiaTheme="majorEastAsia"/>
@@ -13672,7 +13510,13 @@
               <w:rPr>
                 <w:rFonts w:eastAsiaTheme="majorEastAsia"/>
               </w:rPr>
-              <w:t>Cercano, positivo</w:t>
+              <w:t>Guía, c</w:t>
+            </w:r>
+            <w:r>
+              <w:rPr>
+                <w:rFonts w:eastAsiaTheme="majorEastAsia"/>
+              </w:rPr>
+              <w:t>ercano</w:t>
             </w:r>
             <w:r>
               <w:rPr>
@@ -13735,7 +13579,13 @@
               <w:rPr>
                 <w:rFonts w:eastAsiaTheme="majorEastAsia"/>
               </w:rPr>
-              <w:t>Saludable, dinámico y moderno</w:t>
+              <w:t xml:space="preserve">Saludable, dinámico </w:t>
+            </w:r>
+            <w:r>
+              <w:rPr>
+                <w:rFonts w:eastAsiaTheme="majorEastAsia"/>
+              </w:rPr>
+              <w:t>e innovador.</w:t>
             </w:r>
           </w:p>
         </w:tc>
@@ -13777,19 +13627,7 @@
               </w:rPr>
             </w:pPr>
             <w:r>
-              <w:t>C</w:t>
-            </w:r>
-            <w:r>
-              <w:t>ompasión, generosidad</w:t>
-            </w:r>
-            <w:r>
-              <w:t>, b</w:t>
-            </w:r>
-            <w:r>
-              <w:rPr>
-                <w:rFonts w:eastAsiaTheme="majorEastAsia"/>
-              </w:rPr>
-              <w:t>ienestar, responsabilidad, nutrición y confianza</w:t>
+              <w:t>…..</w:t>
             </w:r>
             <w:r>
               <w:rPr>
@@ -13840,7 +13678,7 @@
               <w:rPr>
                 <w:rFonts w:eastAsiaTheme="majorEastAsia"/>
               </w:rPr>
-              <w:t>Empática, de apoyo y orientada a mejorar su rutina diaria</w:t>
+              <w:t>….</w:t>
             </w:r>
             <w:r>
               <w:rPr>
@@ -13913,7 +13751,19 @@
         <w:rPr>
           <w:rFonts w:eastAsiaTheme="majorEastAsia"/>
         </w:rPr>
-        <w:t xml:space="preserve"> Elementos que definen la identidad y personalidad de la marca Easy Breakfast.</w:t>
+        <w:t xml:space="preserve"> Elementos que definen la identidad y personalidad de la marca</w:t>
+      </w:r>
+      <w:r>
+        <w:rPr>
+          <w:rFonts w:eastAsiaTheme="majorEastAsia"/>
+        </w:rPr>
+        <w:t xml:space="preserve"> …</w:t>
+      </w:r>
+      <w:r>
+        <w:rPr>
+          <w:rFonts w:eastAsiaTheme="majorEastAsia"/>
+        </w:rPr>
+        <w:t>.</w:t>
       </w:r>
       <w:r>
         <w:rPr>
@@ -13997,9 +13847,12 @@
         <w:br/>
       </w:r>
       <w:r>
-        <w:t>Logo de Easy Breakfast</w:t>
+        <w:t>Logo de</w:t>
       </w:r>
       <w:bookmarkEnd w:id="40"/>
+      <w:r>
+        <w:t xml:space="preserve"> Cocina 360°</w:t>
+      </w:r>
     </w:p>
     <w:p>
       <w:r>
@@ -14007,10 +13860,10 @@
           <w:noProof/>
         </w:rPr>
         <w:drawing>
-          <wp:inline distT="0" distB="0" distL="0" distR="0" wp14:anchorId="19FD2110" wp14:editId="610BC3C6">
-            <wp:extent cx="3577389" cy="3577389"/>
-            <wp:effectExtent l="0" t="0" r="4445" b="4445"/>
-            <wp:docPr id="6" name="Imagen 6"/>
+          <wp:inline distT="0" distB="0" distL="0" distR="0" wp14:anchorId="62EC4DBD" wp14:editId="5F651ACE">
+            <wp:extent cx="2514600" cy="2514600"/>
+            <wp:effectExtent l="0" t="0" r="0" b="0"/>
+            <wp:docPr id="3" name="Imagen 3"/>
             <wp:cNvGraphicFramePr>
               <a:graphicFrameLocks xmlns:a="http://schemas.openxmlformats.org/drawingml/2006/main" noChangeAspect="1"/>
             </wp:cNvGraphicFramePr>
@@ -14018,7 +13871,7 @@
               <a:graphicData uri="http://schemas.openxmlformats.org/drawingml/2006/picture">
                 <pic:pic xmlns:pic="http://schemas.openxmlformats.org/drawingml/2006/picture">
                   <pic:nvPicPr>
-                    <pic:cNvPr id="0" name="Picture 1"/>
+                    <pic:cNvPr id="0" name="Picture 2"/>
                     <pic:cNvPicPr>
                       <a:picLocks noChangeAspect="1" noChangeArrowheads="1"/>
                     </pic:cNvPicPr>
@@ -14039,15 +13892,12 @@
                   <pic:spPr bwMode="auto">
                     <a:xfrm>
                       <a:off x="0" y="0"/>
-                      <a:ext cx="3579643" cy="3579643"/>
+                      <a:ext cx="2514600" cy="2514600"/>
                     </a:xfrm>
                     <a:prstGeom prst="rect">
                       <a:avLst/>
                     </a:prstGeom>
                     <a:noFill/>
-                    <a:ln>
-                      <a:noFill/>
-                    </a:ln>
                   </pic:spPr>
                 </pic:pic>
               </a:graphicData>
@@ -14072,12 +13922,18 @@
         <w:t>:</w:t>
       </w:r>
       <w:r>
-        <w:t xml:space="preserve"> El logotipo de Easy Breakfast representa la esencia del negocio: ofrecer desayunos saludables, frescos y accesibles para comenzar el día de manera equilibrada.</w:t>
-      </w:r>
-    </w:p>
-    <w:p>
-      <w:r>
-        <w:t>La ilustración del bowl con frutas simboliza nutrición, bienestar y alimentación natural, mientras que el rostro sonriente transmite cercanía, confianza y una experiencia positiva para el cliente. La tipografía amigable y los tonos verdes refuerzan la idea de frescura, salud y simplicidad, alineándose con la propuesta de valor de facilitar un desayuno práctico y saludable mediante un sistema de pedidos organizado.</w:t>
+        <w:t xml:space="preserve"> El logotipo de </w:t>
+      </w:r>
+      <w:r>
+        <w:t xml:space="preserve">Cocina 360° </w:t>
+      </w:r>
+      <w:r>
+        <w:t>representa la esencia del negocio.</w:t>
+      </w:r>
+    </w:p>
+    <w:p>
+      <w:r>
+        <w:t>Aquí una descripción del logo…</w:t>
       </w:r>
       <w:r>
         <w:br w:type="page"/>
@@ -14124,7 +13980,7 @@
           <w:b/>
           <w:bCs/>
         </w:rPr>
-        <w:t>Nos encargamos de tu desayuno para que tú te encargues de conquistar el día</w:t>
+        <w:t>Colocar eslogan del producto…</w:t>
       </w:r>
       <w:r>
         <w:rPr>
@@ -14132,14 +13988,6 @@
           <w:b/>
           <w:bCs/>
         </w:rPr>
-        <w:t>!</w:t>
-      </w:r>
-      <w:r>
-        <w:rPr>
-          <w:rFonts w:eastAsiaTheme="majorEastAsia"/>
-          <w:b/>
-          <w:bCs/>
-        </w:rPr>
         <w:t>"</w:t>
       </w:r>
     </w:p>
@@ -14155,131 +14003,7 @@
           <w:rFonts w:eastAsiaTheme="majorEastAsia"/>
           <w:lang w:val="es-PE"/>
         </w:rPr>
-        <w:t>E</w:t>
-      </w:r>
-      <w:r>
-        <w:rPr>
-          <w:rFonts w:eastAsiaTheme="majorEastAsia"/>
-          <w:lang w:val="es-PE"/>
-        </w:rPr>
-        <w:t>ste</w:t>
-      </w:r>
-      <w:r>
-        <w:rPr>
-          <w:rFonts w:eastAsiaTheme="majorEastAsia"/>
-          <w:lang w:val="es-PE"/>
-        </w:rPr>
-        <w:t xml:space="preserve"> eslogan refleja la propuesta de valor principal de </w:t>
-      </w:r>
-      <w:r>
-        <w:rPr>
-          <w:rFonts w:eastAsiaTheme="majorEastAsia"/>
-          <w:b/>
-          <w:bCs/>
-          <w:lang w:val="es-PE"/>
-        </w:rPr>
-        <w:t>Easy Breakfast</w:t>
-      </w:r>
-      <w:r>
-        <w:rPr>
-          <w:rFonts w:eastAsiaTheme="majorEastAsia"/>
-          <w:lang w:val="es-PE"/>
-        </w:rPr>
-        <w:t xml:space="preserve">, la cual consiste en facilitar el acceso a desayunos saludables mediante un sistema organizado de pedidos anticipados. La primera parte del mensaje, </w:t>
-      </w:r>
-      <w:r>
-        <w:rPr>
-          <w:rFonts w:eastAsiaTheme="majorEastAsia"/>
-          <w:i/>
-          <w:iCs/>
-          <w:lang w:val="es-PE"/>
-        </w:rPr>
-        <w:t>“Nos encargamos de tu desayuno”</w:t>
-      </w:r>
-      <w:r>
-        <w:rPr>
-          <w:rFonts w:eastAsiaTheme="majorEastAsia"/>
-          <w:lang w:val="es-PE"/>
-        </w:rPr>
-        <w:t>, comunica el compromiso de la marca con la preparación de alimentos nutritivos, frescos y listos para el consumo, reduciendo el tiempo y la preocupación del cliente por planificar su primera comida del día.</w:t>
-      </w:r>
-    </w:p>
-    <w:p>
-      <w:pPr>
-        <w:rPr>
-          <w:rFonts w:eastAsiaTheme="majorEastAsia"/>
-          <w:lang w:val="es-PE"/>
-        </w:rPr>
-      </w:pPr>
-      <w:r>
-        <w:rPr>
-          <w:rFonts w:eastAsiaTheme="majorEastAsia"/>
-          <w:lang w:val="es-PE"/>
-        </w:rPr>
-        <w:t xml:space="preserve">La segunda parte, </w:t>
-      </w:r>
-      <w:r>
-        <w:rPr>
-          <w:rFonts w:eastAsiaTheme="majorEastAsia"/>
-          <w:i/>
-          <w:iCs/>
-          <w:lang w:val="es-PE"/>
-        </w:rPr>
-        <w:t>“para que tú te encargues de conquistar el día”</w:t>
-      </w:r>
-      <w:r>
-        <w:rPr>
-          <w:rFonts w:eastAsiaTheme="majorEastAsia"/>
-          <w:lang w:val="es-PE"/>
-        </w:rPr>
-        <w:t>, transmite una idea de motivación y rendimiento, destacando que un buen desayuno es el punto de partida para afrontar las actividades diarias con energía, concentración y productividad. De esta manera, el eslogan conecta con los valores de bienestar, practicidad y eficiencia que caracterizan al proyecto.</w:t>
-      </w:r>
-    </w:p>
-    <w:p>
-      <w:pPr>
-        <w:rPr>
-          <w:rFonts w:eastAsiaTheme="majorEastAsia"/>
-          <w:lang w:val="es-PE"/>
-        </w:rPr>
-      </w:pPr>
-      <w:r>
-        <w:rPr>
-          <w:rFonts w:eastAsiaTheme="majorEastAsia"/>
-          <w:lang w:val="es-PE"/>
-        </w:rPr>
-        <w:t xml:space="preserve">Asimismo, el mensaje se alinea con los arquetipos de marca definidos para Easy Breakfast: el </w:t>
-      </w:r>
-      <w:r>
-        <w:rPr>
-          <w:rFonts w:eastAsiaTheme="majorEastAsia"/>
-          <w:b/>
-          <w:bCs/>
-          <w:lang w:val="es-PE"/>
-        </w:rPr>
-        <w:t>Cuidador</w:t>
-      </w:r>
-      <w:r>
-        <w:rPr>
-          <w:rFonts w:eastAsiaTheme="majorEastAsia"/>
-          <w:lang w:val="es-PE"/>
-        </w:rPr>
-        <w:t xml:space="preserve">, que se refleja en el interés por la salud y el bienestar del cliente, y el </w:t>
-      </w:r>
-      <w:r>
-        <w:rPr>
-          <w:rFonts w:eastAsiaTheme="majorEastAsia"/>
-          <w:b/>
-          <w:bCs/>
-          <w:lang w:val="es-PE"/>
-        </w:rPr>
-        <w:t>Héroe</w:t>
-      </w:r>
-      <w:r>
-        <w:rPr>
-          <w:rFonts w:eastAsiaTheme="majorEastAsia"/>
-          <w:lang w:val="es-PE"/>
-        </w:rPr>
-        <w:t>, que inspira a las personas a iniciar el día con determinación y actitud positiva. En conjunto, el eslogan comunica que Easy Breakfast no solo ofrece alimentos, sino también una solución que contribuye al desempeño y calidad de vida de sus consumidores.</w:t>
+        <w:t>Aquí debe ir una descripción del eslogan…</w:t>
       </w:r>
     </w:p>
     <w:p>
@@ -14314,6 +14038,19 @@
     </w:p>
     <w:p>
       <w:pPr>
+        <w:rPr>
+          <w:lang w:val="es-PE" w:eastAsia="es-PE"/>
+        </w:rPr>
+      </w:pPr>
+      <w:r>
+        <w:rPr>
+          <w:lang w:eastAsia="es-PE"/>
+        </w:rPr>
+        <w:t>La gastronomía es una disciplina que integra conocimientos culinarios, culturales, sociales y económicos. No se limita únicamente a la preparación de alimentos, sino que abarca la comprensión del acto de alimentarse y su impacto en la sociedad. Desde una perspectiva clásica, se considera que la gastronomía estudia la relación entre el ser humano y su alimentación (Brillat-Savarin, 1825). En la actualidad, la gastronomía ha evolucionado hacia un enfoque estratégico, donde se vincula con la innovación, la experiencia del cliente y el desarrollo de negocios. En este contexto, la gastronomía se convierte en un motor de emprendimiento, especialmente en pequeños y medianos negocios de alimentos, donde la calidad del producto debe ir acompañada de estrategias de gestión y comercialización. El concepto de Cocina 360° se basa en una visión integral del negocio gastronómico, donde se consideran todos los factores que influyen en su éxito. No solo se enfoca en la producción culinaria, sino también en la gestión administrativa, el marketing, la experiencia del cliente y la innovación. Este modelo busca integrar todas las áreas del negocio para lograr eficiencia, competitividad y sostenibilidad en el mercado gastronómico, alineándose con enfoques modernos de gestión empresarial.</w:t>
+      </w:r>
+    </w:p>
+    <w:p>
+      <w:pPr>
         <w:pStyle w:val="Ttulo2"/>
         <w:rPr>
           <w:lang w:val="es-PE" w:eastAsia="es-PE"/>
@@ -14324,1055 +14061,67 @@
         <w:rPr>
           <w:lang w:val="es-PE" w:eastAsia="es-PE"/>
         </w:rPr>
-        <w:t>Emprendimiento</w:t>
+        <w:t>Metodología de la Investigación</w:t>
       </w:r>
       <w:bookmarkEnd w:id="43"/>
     </w:p>
     <w:p>
       <w:pPr>
         <w:rPr>
-          <w:lang w:val="es-PE" w:eastAsia="es-PE"/>
-        </w:rPr>
-      </w:pPr>
-      <w:r>
-        <w:rPr>
-          <w:lang w:val="es-PE" w:eastAsia="es-PE"/>
-        </w:rPr>
-        <w:t>El emprendimiento se define como el proceso mediante el cual una persona identifica una oportunidad en el mercado y desarrolla una iniciativa empresarial para satisfacer una necesidad específica.</w:t>
-      </w:r>
-      <w:sdt>
-        <w:sdtPr>
-          <w:rPr>
-            <w:lang w:val="es-PE" w:eastAsia="es-PE"/>
-          </w:rPr>
-          <w:id w:val="-426734948"/>
-          <w:citation/>
-        </w:sdtPr>
-        <w:sdtContent>
-          <w:r>
-            <w:rPr>
-              <w:lang w:val="es-PE" w:eastAsia="es-PE"/>
-            </w:rPr>
-            <w:fldChar w:fldCharType="begin"/>
-          </w:r>
-          <w:r>
-            <w:rPr>
-              <w:lang w:eastAsia="es-PE"/>
-            </w:rPr>
-            <w:instrText xml:space="preserve"> CITATION Esc23 \l 3082 </w:instrText>
-          </w:r>
-          <w:r>
-            <w:rPr>
-              <w:lang w:val="es-PE" w:eastAsia="es-PE"/>
-            </w:rPr>
-            <w:fldChar w:fldCharType="separate"/>
-          </w:r>
-          <w:r>
-            <w:rPr>
-              <w:noProof/>
-              <w:lang w:eastAsia="es-PE"/>
-            </w:rPr>
-            <w:t xml:space="preserve"> (Comercial, 2023)</w:t>
-          </w:r>
-          <w:r>
-            <w:rPr>
-              <w:lang w:val="es-PE" w:eastAsia="es-PE"/>
-            </w:rPr>
-            <w:fldChar w:fldCharType="end"/>
-          </w:r>
-        </w:sdtContent>
-      </w:sdt>
-      <w:r>
-        <w:rPr>
-          <w:lang w:val="es-PE" w:eastAsia="es-PE"/>
-        </w:rPr>
-        <w:t xml:space="preserve"> Este proceso implica creatividad, innovación y la capacidad de asumir riesgos con el objetivo de generar valor económico y social.</w:t>
-      </w:r>
-    </w:p>
-    <w:p>
-      <w:pPr>
-        <w:rPr>
-          <w:lang w:val="es-PE" w:eastAsia="es-PE"/>
-        </w:rPr>
-      </w:pPr>
-      <w:r>
-        <w:rPr>
-          <w:lang w:val="es-PE" w:eastAsia="es-PE"/>
-        </w:rPr>
-        <w:t>Según Peter Drucker, el emprendimiento consiste en la búsqueda sistemática de oportunidades y en la explotación de los cambios del entorno para transformarlos en negocios viables. En este sentido, los emprendedores no solo crean empresas, sino que introducen nuevas formas de ofrecer productos o servicios que responden a las necesidades del mercado.</w:t>
-      </w:r>
-    </w:p>
-    <w:p>
-      <w:pPr>
-        <w:rPr>
-          <w:lang w:val="es-PE" w:eastAsia="es-PE"/>
-        </w:rPr>
-      </w:pPr>
-      <w:r>
-        <w:rPr>
-          <w:lang w:val="es-PE" w:eastAsia="es-PE"/>
-        </w:rPr>
-        <w:t>Por otro lado, Joseph Schumpeter considera que el emprendimiento es un motor del desarrollo económico, ya que permite introducir innovaciones que transforman los mercados y generan nuevas dinámicas de consumo.</w:t>
-      </w:r>
-    </w:p>
-    <w:p>
-      <w:pPr>
-        <w:rPr>
-          <w:lang w:val="es-PE" w:eastAsia="es-PE"/>
-        </w:rPr>
-      </w:pPr>
-      <w:r>
-        <w:rPr>
-          <w:lang w:val="es-PE" w:eastAsia="es-PE"/>
-        </w:rPr>
-        <w:t>En el contexto actual, el emprendimiento también se relaciona con la capacidad de identificar tendencias sociales, como la creciente preocupación por la salud y la alimentación equilibrada. En este sentido, proyectos como Easy Breakfast</w:t>
-      </w:r>
-      <w:r>
-        <w:rPr>
-          <w:lang w:val="es-PE" w:eastAsia="es-PE"/>
-        </w:rPr>
-        <w:t xml:space="preserve"> buscan responder a la necesidad de consumir alimentos saludables de forma práctica, especialmente en personas con rutinas laborales o académicas que disponen de poco tiempo para preparar su desayuno.</w:t>
-      </w:r>
-    </w:p>
+          <w:lang w:eastAsia="es-PE"/>
+        </w:rPr>
+      </w:pPr>
+      <w:bookmarkStart w:id="44" w:name="_Toc224501415"/>
+      <w:r>
+        <w:rPr>
+          <w:lang w:eastAsia="es-PE"/>
+        </w:rPr>
+        <w:t>La presente investigación se desarrolla bajo un enfoque cualitativo, ya que permite analizar y comprender las necesidades, problemáticas y oportunidades de los emprendimientos gastronómicos en relación con la aplicación de asesorías integrales. Este enfoque facilita la interpretación de la realidad desde la perspectiva de los actores involucrados.</w:t>
+      </w:r>
+      <w:bookmarkStart w:id="45" w:name="_Toc224501416"/>
+      <w:bookmarkEnd w:id="44"/>
+    </w:p>
+    <w:bookmarkEnd w:id="45"/>
     <w:p>
       <w:pPr>
         <w:pStyle w:val="Ttulo2"/>
+      </w:pPr>
+      <w:r>
+        <w:lastRenderedPageBreak/>
+        <w:t>Modalidad de la investigación</w:t>
+      </w:r>
+    </w:p>
+    <w:p>
+      <w:r>
+        <w:t>La investigación es de modalidad aplicada, debido a que busca resolver un problema práctico: la falta de integración entre gastronomía y marketing en los negocios de alimentos. Su finalidad es desarrollar una propuesta funcional denominada Cocina 360°.</w:t>
+      </w:r>
+    </w:p>
+    <w:p>
+      <w:pPr>
+        <w:pStyle w:val="Ttulo2"/>
         <w:rPr>
           <w:lang w:eastAsia="es-PE"/>
         </w:rPr>
       </w:pPr>
-      <w:bookmarkStart w:id="44" w:name="_Toc224501415"/>
       <w:r>
         <w:rPr>
           <w:lang w:eastAsia="es-PE"/>
         </w:rPr>
-        <w:lastRenderedPageBreak/>
-        <w:t>Plan de Negocios</w:t>
-      </w:r>
-      <w:bookmarkEnd w:id="44"/>
-    </w:p>
-    <w:p>
-      <w:pPr>
-        <w:rPr>
-          <w:lang w:val="es-PE" w:eastAsia="es-PE"/>
-        </w:rPr>
-      </w:pPr>
-      <w:r>
-        <w:rPr>
-          <w:lang w:val="es-PE" w:eastAsia="es-PE"/>
-        </w:rPr>
-        <w:t xml:space="preserve">El plan de negocios es una herramienta </w:t>
-      </w:r>
-      <w:r>
-        <w:rPr>
-          <w:lang w:val="es-PE" w:eastAsia="es-PE"/>
-        </w:rPr>
-        <w:t>primordial</w:t>
-      </w:r>
-      <w:r>
-        <w:rPr>
-          <w:lang w:val="es-PE" w:eastAsia="es-PE"/>
-        </w:rPr>
-        <w:t xml:space="preserve"> para analizar la viabilidad de un emprendimiento, ya que permite estructurar de manera organizada los diferentes aspectos que intervienen en la creación y funcionamiento de una empresa.</w:t>
-      </w:r>
-    </w:p>
-    <w:p>
-      <w:pPr>
-        <w:rPr>
-          <w:lang w:val="es-PE" w:eastAsia="es-PE"/>
-        </w:rPr>
-      </w:pPr>
-      <w:r>
-        <w:rPr>
-          <w:lang w:val="es-PE" w:eastAsia="es-PE"/>
-        </w:rPr>
-        <w:t xml:space="preserve">De acuerdo </w:t>
-      </w:r>
-      <w:r>
-        <w:rPr>
-          <w:lang w:val="es-PE" w:eastAsia="es-PE"/>
-        </w:rPr>
-        <w:t>con Barringer e Ireland,</w:t>
-      </w:r>
-      <w:r>
-        <w:rPr>
-          <w:lang w:val="es-PE" w:eastAsia="es-PE"/>
-        </w:rPr>
-        <w:t xml:space="preserve"> el plan de negocios describe el modelo de operación de una empresa, incluyendo el análisis del mercado, la propuesta de valor, las estrategias comerciales, la estructura organizacional y las proyecciones financieras.</w:t>
-      </w:r>
-    </w:p>
-    <w:p>
-      <w:pPr>
-        <w:rPr>
-          <w:lang w:val="es-PE" w:eastAsia="es-PE"/>
-        </w:rPr>
-      </w:pPr>
-      <w:r>
-        <w:rPr>
-          <w:lang w:val="es-PE" w:eastAsia="es-PE"/>
-        </w:rPr>
-        <w:t>Asimismo, el plan de negocios permite evaluar los riesgos del proyecto y establecer estrategias que contribuyan a la sostenibilidad del emprendimiento en el tiempo.</w:t>
-      </w:r>
-    </w:p>
-    <w:p>
-      <w:pPr>
-        <w:rPr>
-          <w:lang w:val="es-PE" w:eastAsia="es-PE"/>
-        </w:rPr>
-      </w:pPr>
-      <w:r>
-        <w:rPr>
-          <w:lang w:val="es-PE" w:eastAsia="es-PE"/>
-        </w:rPr>
-        <w:t xml:space="preserve">En el caso del </w:t>
-      </w:r>
-      <w:r>
-        <w:rPr>
-          <w:lang w:val="es-PE" w:eastAsia="es-PE"/>
-        </w:rPr>
-        <w:t>proyecto Easy Breakfast,</w:t>
-      </w:r>
-      <w:r>
-        <w:rPr>
-          <w:lang w:val="es-PE" w:eastAsia="es-PE"/>
-        </w:rPr>
-        <w:t xml:space="preserve"> el plan de negocios permite analizar la viabilidad de ofrecer desayunos saludables mediante un sistema de pedidos anticipados en línea, optimizando la producción y reduciendo desperdicios, lo que contribuye a una gestión eficiente de los recursos.</w:t>
-      </w:r>
-    </w:p>
-    <w:p>
-      <w:pPr>
-        <w:pStyle w:val="Ttulo2"/>
-      </w:pPr>
-      <w:bookmarkStart w:id="45" w:name="_Toc224501416"/>
-      <w:r>
-        <w:t xml:space="preserve">Modelo de Negocio </w:t>
-      </w:r>
-      <w:r>
-        <w:t>CANVAS</w:t>
-      </w:r>
-      <w:bookmarkEnd w:id="45"/>
-    </w:p>
-    <w:p>
-      <w:r>
-        <w:t xml:space="preserve">El modelo de negocio </w:t>
-      </w:r>
-      <w:r>
-        <w:t xml:space="preserve">CANVAS </w:t>
-      </w:r>
-      <w:r>
-        <w:t xml:space="preserve">es una herramienta estratégica que permite visualizar de manera </w:t>
-      </w:r>
-      <w:r>
-        <w:t>clara la estructura de un negocio a través de nueve elementos fundamentales.</w:t>
-      </w:r>
-    </w:p>
-    <w:p>
-      <w:r>
-        <w:t xml:space="preserve">Según </w:t>
-      </w:r>
-      <w:r>
-        <w:rPr>
-          <w:rStyle w:val="Textoennegrita"/>
-          <w:rFonts w:eastAsiaTheme="majorEastAsia"/>
-          <w:b w:val="0"/>
-          <w:bCs w:val="0"/>
-        </w:rPr>
-        <w:t>Osterwalder y Pigneur</w:t>
-      </w:r>
-      <w:r>
-        <w:rPr>
-          <w:b/>
-          <w:bCs/>
-        </w:rPr>
-        <w:t>,</w:t>
-      </w:r>
-      <w:r>
-        <w:t xml:space="preserve"> el modelo </w:t>
-      </w:r>
-      <w:r>
-        <w:t>CANVAS</w:t>
-      </w:r>
-      <w:r>
-        <w:t xml:space="preserve"> facilita la comprensión del funcionamiento de una empresa al integrar</w:t>
-      </w:r>
-      <w:r>
-        <w:t xml:space="preserve"> aspectos clave como los segmentos de clientes, la propuesta de valor, los canales de distribución, las relaciones con los clientes, las fuentes de ingreso, los recursos clave, las actividades clave, los socios estratégicos y la estructura de costos.</w:t>
-      </w:r>
-    </w:p>
-    <w:p>
-      <w:r>
-        <w:lastRenderedPageBreak/>
-        <w:t>Este modelo es ampliamente utilizado en proyectos de emprendimiento debido a su simplicidad y capacidad para representar de forma gráfica cómo una empresa crea, entrega y captura valor.</w:t>
-      </w:r>
-    </w:p>
-    <w:p>
-      <w:r>
-        <w:t xml:space="preserve">En el proyecto </w:t>
-      </w:r>
-      <w:r>
-        <w:rPr>
-          <w:rStyle w:val="Textoennegrita"/>
-          <w:rFonts w:eastAsiaTheme="majorEastAsia"/>
-          <w:b w:val="0"/>
-          <w:bCs w:val="0"/>
-        </w:rPr>
-        <w:t>Easy Breakfast</w:t>
-      </w:r>
-      <w:r>
-        <w:t xml:space="preserve">, el modelo </w:t>
-      </w:r>
-      <w:r>
-        <w:t>CANVAS</w:t>
-      </w:r>
-      <w:r>
-        <w:t xml:space="preserve"> permite organizar los elementos esenciales del negocio, como el público objetivo interesado en alimentación saludable, la propuesta de valor basada en desayunos nutritivos y prácticos, y el uso de plataformas digitales para gestionar pedidos y entregas.</w:t>
-      </w:r>
-    </w:p>
-    <w:p>
-      <w:pPr>
-        <w:pStyle w:val="Ttulo2"/>
+        <w:t>Tipo de investigación</w:t>
+      </w:r>
+    </w:p>
+    <w:p>
+      <w:pPr>
         <w:rPr>
           <w:lang w:eastAsia="es-PE"/>
         </w:rPr>
       </w:pPr>
-      <w:bookmarkStart w:id="46" w:name="_Toc224501417"/>
+      <w:bookmarkStart w:id="46" w:name="_Toc224501418"/>
       <w:r>
         <w:rPr>
           <w:lang w:eastAsia="es-PE"/>
         </w:rPr>
-        <w:t>Alimentación Saludable</w:t>
-      </w:r>
-      <w:bookmarkEnd w:id="46"/>
-    </w:p>
-    <w:p>
-      <w:pPr>
-        <w:rPr>
-          <w:lang w:eastAsia="es-PE"/>
-        </w:rPr>
-      </w:pPr>
-      <w:r>
-        <w:rPr>
-          <w:lang w:eastAsia="es-PE"/>
-        </w:rPr>
-        <w:t>La alimentación saludable es un conjunto de hábitos alimenticios que proporcionan al organismo los nutrientes necesarios para mantener un adecuado estado de salud y bienestar. Una dieta equilibrada incluye alimentos variados como frutas, cereales, lácteos, proteínas y grasas saludables en proporciones adecuadas.</w:t>
-      </w:r>
-    </w:p>
-    <w:p>
-      <w:pPr>
-        <w:rPr>
-          <w:lang w:eastAsia="es-PE"/>
-        </w:rPr>
-      </w:pPr>
-      <w:r>
-        <w:rPr>
-          <w:lang w:eastAsia="es-PE"/>
-        </w:rPr>
-        <w:t>De acuerdo con la Organización Mundial de la Salud (OMS), una alimentación saludable contribuye a la prevención de enfermedades crónicas como la obesidad, la diabetes y las enfermedades cardiovasculares.</w:t>
-      </w:r>
-    </w:p>
-    <w:p>
-      <w:pPr>
-        <w:rPr>
-          <w:lang w:eastAsia="es-PE"/>
-        </w:rPr>
-      </w:pPr>
-      <w:r>
-        <w:rPr>
-          <w:lang w:eastAsia="es-PE"/>
-        </w:rPr>
-        <w:t>El desayuno es considerado una de las comidas más importantes del día, ya que proporciona la energía necesaria para iniciar las actividades diarias y mejora el rendimiento físico y mental.</w:t>
-      </w:r>
-    </w:p>
-    <w:p>
-      <w:pPr>
-        <w:rPr>
-          <w:lang w:eastAsia="es-PE"/>
-        </w:rPr>
-      </w:pPr>
-      <w:r>
-        <w:rPr>
-          <w:lang w:eastAsia="es-PE"/>
-        </w:rPr>
-        <w:t>En este contexto, el proyecto Easy Breakfast se enfoca en ofrecer opciones de desayuno que combinen ingredientes naturales como frutas, yogur, granola y otros alimentos nutritivos, promoviendo hábitos alimenticios saludables en los consumidores.</w:t>
-      </w:r>
-    </w:p>
-    <w:p>
-      <w:pPr>
-        <w:pStyle w:val="Ttulo2"/>
-        <w:rPr>
-          <w:lang w:eastAsia="es-PE"/>
-        </w:rPr>
-      </w:pPr>
-      <w:bookmarkStart w:id="47" w:name="_Toc224501418"/>
-      <w:r>
-        <w:rPr>
-          <w:lang w:eastAsia="es-PE"/>
-        </w:rPr>
-        <w:lastRenderedPageBreak/>
-        <w:t>Marketing Digital y Redes Sociales</w:t>
-      </w:r>
-      <w:bookmarkEnd w:id="47"/>
-    </w:p>
-    <w:p>
-      <w:pPr>
-        <w:rPr>
-          <w:lang w:val="es-PE" w:eastAsia="es-PE"/>
-        </w:rPr>
-      </w:pPr>
-      <w:r>
-        <w:rPr>
-          <w:lang w:val="es-PE" w:eastAsia="es-PE"/>
-        </w:rPr>
-        <w:t>El marketing digital comprende el conjunto de estrategias y herramientas utilizadas para promocionar productos o servicios a través de medios digitales como redes sociales, páginas web y plataformas de comercio electrónico.</w:t>
-      </w:r>
-    </w:p>
-    <w:p>
-      <w:pPr>
-        <w:rPr>
-          <w:lang w:val="es-PE" w:eastAsia="es-PE"/>
-        </w:rPr>
-      </w:pPr>
-      <w:r>
-        <w:rPr>
-          <w:lang w:val="es-PE" w:eastAsia="es-PE"/>
-        </w:rPr>
-        <w:t>Según Kotler y Keller, el marketing digital permite a las empresas establecer una comunicación directa con los consumidores, conocer sus preferencias y adaptar sus estrategias comerciales de manera más eficiente.</w:t>
-      </w:r>
-    </w:p>
-    <w:p>
-      <w:pPr>
-        <w:rPr>
-          <w:lang w:val="es-PE" w:eastAsia="es-PE"/>
-        </w:rPr>
-      </w:pPr>
-      <w:r>
-        <w:rPr>
-          <w:lang w:val="es-PE" w:eastAsia="es-PE"/>
-        </w:rPr>
-        <w:t>Las redes sociales se han convertido en uno de los canales más importantes para la promoción de emprendimientos, ya que permiten llegar a un público amplio con costos relativamente bajos.</w:t>
-      </w:r>
-    </w:p>
-    <w:p>
-      <w:pPr>
-        <w:rPr>
-          <w:lang w:val="es-PE" w:eastAsia="es-PE"/>
-        </w:rPr>
-      </w:pPr>
-      <w:r>
-        <w:rPr>
-          <w:lang w:val="es-PE" w:eastAsia="es-PE"/>
-        </w:rPr>
-        <w:t>En el caso de Easy Breakfast, el marketing digital juega un papel fundamental para difundir la propuesta de valor del negocio, promocionar los productos y gestionar los pedidos mediante plataformas en línea, facilitando la interacción con los clientes y fortaleciendo la presencia de la marca.</w:t>
-      </w:r>
-    </w:p>
-    <w:p>
-      <w:pPr>
-        <w:rPr>
-          <w:lang w:eastAsia="es-PE"/>
-        </w:rPr>
-      </w:pPr>
-      <w:r>
-        <w:rPr>
-          <w:lang w:eastAsia="es-PE"/>
-        </w:rPr>
-        <w:t>En síntesis, el marco teórico desarrollado permite comprender los conceptos fundamentales que respaldan la creación del emprendimiento Easy Breakfast, resaltando la relevancia del emprendimiento, la planificación estratégica y el diseño de modelos de negocio como herramientas para estructurar una propuesta viable. Asimismo, se destaca la importancia de promover hábitos de alimentación saludable y aprovechar las herramientas digitales para acercar productos nutritivos y prácticos a los consumidores. Estos fundamentos teóricos constituyen la base que orienta el desarrollo y la proyección del presente proyecto.</w:t>
-      </w:r>
-      <w:r>
-        <w:rPr>
-          <w:lang w:eastAsia="es-PE"/>
-        </w:rPr>
-        <w:br w:type="page"/>
-      </w:r>
-    </w:p>
-    <w:p>
-      <w:pPr>
-        <w:pStyle w:val="Ttulo1"/>
-        <w:rPr>
-          <w:lang w:val="es-PE" w:eastAsia="es-PE"/>
-        </w:rPr>
-      </w:pPr>
-      <w:bookmarkStart w:id="48" w:name="_Toc224501419"/>
-      <w:r>
-        <w:rPr>
-          <w:lang w:val="es-PE" w:eastAsia="es-PE"/>
-        </w:rPr>
-        <w:lastRenderedPageBreak/>
-        <w:t>M</w:t>
-      </w:r>
-      <w:r>
-        <w:rPr>
-          <w:lang w:eastAsia="es-PE"/>
-        </w:rPr>
-        <w:t>ARCO METODOLÓGICO</w:t>
-      </w:r>
-      <w:bookmarkEnd w:id="48"/>
-    </w:p>
-    <w:p>
-      <w:pPr>
-        <w:pStyle w:val="Ttulo2"/>
-        <w:rPr>
-          <w:lang w:val="es-PE" w:eastAsia="es-PE"/>
-        </w:rPr>
-      </w:pPr>
-      <w:bookmarkStart w:id="49" w:name="_Toc224501420"/>
-      <w:r>
-        <w:rPr>
-          <w:lang w:val="es-PE" w:eastAsia="es-PE"/>
-        </w:rPr>
-        <w:t>Enfoque de la investigación</w:t>
-      </w:r>
-      <w:bookmarkEnd w:id="49"/>
-    </w:p>
-    <w:p>
-      <w:pPr>
-        <w:rPr>
-          <w:lang w:val="es-PE" w:eastAsia="es-PE"/>
-        </w:rPr>
-      </w:pPr>
-      <w:r>
-        <w:rPr>
-          <w:lang w:val="es-PE" w:eastAsia="es-PE"/>
-        </w:rPr>
-        <w:t>El presente estudio se desarrolló bajo un enfoque cuantitativo, ya que se recolectó información mediante la aplicación de encuestas dirigidas a potenciales consumidores del servicio de desayunos saludables. A través de estas encuestas se obtuvieron datos numéricos relacionados con los hábitos de consumo, preferencias alimenticias, disposición de compra y nivel de aceptación del producto propuesto.</w:t>
-      </w:r>
-    </w:p>
-    <w:p>
-      <w:pPr>
-        <w:rPr>
-          <w:lang w:val="es-PE" w:eastAsia="es-PE"/>
-        </w:rPr>
-      </w:pPr>
-      <w:r>
-        <w:rPr>
-          <w:lang w:val="es-PE" w:eastAsia="es-PE"/>
-        </w:rPr>
-        <w:t>De acuerdo con Hernández, Fernández y Baptista (2014), el enfoque cuantitativo permite analizar fenómenos mediante la medición de variables y el procesamiento de datos estadísticos, lo cual facilita la interpretación objetiva de los resultados y la toma de decisiones fundamentadas.</w:t>
-      </w:r>
-    </w:p>
-    <w:p>
-      <w:pPr>
-        <w:rPr>
-          <w:lang w:val="es-PE" w:eastAsia="es-PE"/>
-        </w:rPr>
-      </w:pPr>
-      <w:r>
-        <w:rPr>
-          <w:lang w:val="es-PE" w:eastAsia="es-PE"/>
-        </w:rPr>
-        <w:t>Este enfoque permitió evaluar el interés del mercado en un servicio de desayunos saludables con entrega programada, así como conocer aspectos importantes como la frecuencia de consumo</w:t>
-      </w:r>
-      <w:r>
-        <w:rPr>
-          <w:lang w:val="es-PE" w:eastAsia="es-PE"/>
-        </w:rPr>
-        <w:t xml:space="preserve"> y</w:t>
-      </w:r>
-      <w:r>
-        <w:rPr>
-          <w:lang w:val="es-PE" w:eastAsia="es-PE"/>
-        </w:rPr>
-        <w:t xml:space="preserve"> el precio que los consumidores estarían dispuestos a pagar.</w:t>
-      </w:r>
-    </w:p>
-    <w:p>
-      <w:pPr>
-        <w:pStyle w:val="Ttulo2"/>
-        <w:rPr>
-          <w:lang w:val="es-PE" w:eastAsia="es-PE"/>
-        </w:rPr>
-      </w:pPr>
-      <w:bookmarkStart w:id="50" w:name="_Toc224501421"/>
-      <w:r>
-        <w:rPr>
-          <w:lang w:val="es-PE" w:eastAsia="es-PE"/>
-        </w:rPr>
-        <w:t>Tipo de investigación</w:t>
-      </w:r>
-      <w:bookmarkEnd w:id="50"/>
-    </w:p>
-    <w:p>
-      <w:pPr>
-        <w:rPr>
-          <w:lang w:val="es-PE" w:eastAsia="es-PE"/>
-        </w:rPr>
-      </w:pPr>
-      <w:r>
-        <w:rPr>
-          <w:lang w:val="es-PE" w:eastAsia="es-PE"/>
-        </w:rPr>
-        <w:t>Esta</w:t>
-      </w:r>
-      <w:r>
-        <w:rPr>
-          <w:lang w:val="es-PE" w:eastAsia="es-PE"/>
-        </w:rPr>
-        <w:t xml:space="preserve"> investigación </w:t>
-      </w:r>
-      <w:r>
-        <w:rPr>
-          <w:lang w:val="es-PE" w:eastAsia="es-PE"/>
-        </w:rPr>
-        <w:t xml:space="preserve">se </w:t>
-      </w:r>
-      <w:r>
-        <w:rPr>
-          <w:lang w:val="es-PE" w:eastAsia="es-PE"/>
-        </w:rPr>
-        <w:t>realiz</w:t>
-      </w:r>
-      <w:r>
-        <w:rPr>
-          <w:lang w:val="es-PE" w:eastAsia="es-PE"/>
-        </w:rPr>
-        <w:t>ó</w:t>
-      </w:r>
-      <w:r>
-        <w:rPr>
-          <w:lang w:val="es-PE" w:eastAsia="es-PE"/>
-        </w:rPr>
-        <w:t xml:space="preserve"> </w:t>
-      </w:r>
-      <w:r>
-        <w:rPr>
-          <w:lang w:val="es-PE" w:eastAsia="es-PE"/>
-        </w:rPr>
-        <w:t>considerando</w:t>
-      </w:r>
-      <w:r>
-        <w:rPr>
-          <w:lang w:val="es-PE" w:eastAsia="es-PE"/>
-        </w:rPr>
-        <w:t xml:space="preserve"> un estudio descriptivo, debido a que se buscó identificar y detallar las características del mercado objetivo, así como comprender los hábitos de consumo relacionados con el desayuno y la alimentación saludable.</w:t>
-      </w:r>
-    </w:p>
-    <w:p>
-      <w:pPr>
-        <w:rPr>
-          <w:lang w:val="es-PE" w:eastAsia="es-PE"/>
-        </w:rPr>
-      </w:pPr>
-      <w:r>
-        <w:rPr>
-          <w:lang w:val="es-PE" w:eastAsia="es-PE"/>
-        </w:rPr>
-        <w:t>La investigación descriptiva tiene como finalidad analizar y presentar las características de una población o fenómeno específico sin modificar las variables estudiadas (Tamayo &amp; Tamayo, 200</w:t>
-      </w:r>
-      <w:r>
-        <w:rPr>
-          <w:lang w:val="es-PE" w:eastAsia="es-PE"/>
-        </w:rPr>
-        <w:t>3</w:t>
-      </w:r>
-      <w:r>
-        <w:rPr>
-          <w:lang w:val="es-PE" w:eastAsia="es-PE"/>
-        </w:rPr>
-        <w:t>).</w:t>
-      </w:r>
-    </w:p>
-    <w:p>
-      <w:pPr>
-        <w:rPr>
-          <w:lang w:val="es-PE" w:eastAsia="es-PE"/>
-        </w:rPr>
-      </w:pPr>
-      <w:r>
-        <w:rPr>
-          <w:lang w:val="es-PE" w:eastAsia="es-PE"/>
-        </w:rPr>
-        <w:lastRenderedPageBreak/>
-        <w:t>Asimismo, el estudio posee un carácter aplicado, ya que los resultados obtenidos se orientan a la solución de una necesidad real mediante el diseño de un plan de negocios para la creación del emprendimiento “Easy Breakfast”, enfocado en la preparación y comercialización de desayunos saludables.</w:t>
-      </w:r>
-    </w:p>
-    <w:p>
-      <w:pPr>
-        <w:pStyle w:val="Ttulo2"/>
-        <w:rPr>
-          <w:lang w:val="es-PE" w:eastAsia="es-PE"/>
-        </w:rPr>
-      </w:pPr>
-      <w:bookmarkStart w:id="51" w:name="_Toc224501422"/>
-      <w:r>
-        <w:rPr>
-          <w:lang w:val="es-PE" w:eastAsia="es-PE"/>
-        </w:rPr>
-        <w:t>Modalidad de la investigación</w:t>
-      </w:r>
-      <w:bookmarkEnd w:id="51"/>
-    </w:p>
-    <w:p>
-      <w:pPr>
-        <w:rPr>
-          <w:lang w:val="es-PE" w:eastAsia="es-PE"/>
-        </w:rPr>
-      </w:pPr>
-      <w:r>
-        <w:rPr>
-          <w:lang w:val="es-PE" w:eastAsia="es-PE"/>
-        </w:rPr>
-        <w:t>La modalidad de investigación utilizada fue principalmente de campo, debido a que la información fue recolectada directamente de los potenciales clientes mediante encuestas aplicadas a personas que forman parte del mercado objetivo.</w:t>
-      </w:r>
-    </w:p>
-    <w:p>
-      <w:pPr>
-        <w:rPr>
-          <w:lang w:val="es-PE" w:eastAsia="es-PE"/>
-        </w:rPr>
-      </w:pPr>
-      <w:r>
-        <w:rPr>
-          <w:lang w:val="es-PE" w:eastAsia="es-PE"/>
-        </w:rPr>
-        <w:t>Este tipo de investigación permite obtener información directa del entorno real en el que se pretende implementar el negocio, lo que facilita comprender mejor las necesidades y preferencias de los consumidores.</w:t>
-      </w:r>
-    </w:p>
-    <w:p>
-      <w:pPr>
-        <w:rPr>
-          <w:lang w:val="es-PE" w:eastAsia="es-PE"/>
-        </w:rPr>
-      </w:pPr>
-      <w:r>
-        <w:rPr>
-          <w:lang w:val="es-PE" w:eastAsia="es-PE"/>
-        </w:rPr>
-        <w:t>De manera complementaria, también se desarrolló una investigación documental, a través de la revisión de libros, artículos académicos, páginas web especializadas y fuentes teóricas relacionadas con el emprendimiento, la alimentación saludable y los modelos de negocio. Estas fuentes permitieron sustentar conceptualmente el desarrollo del proyecto.</w:t>
-      </w:r>
-    </w:p>
-    <w:p>
-      <w:pPr>
-        <w:pStyle w:val="Ttulo2"/>
-        <w:rPr>
-          <w:lang w:val="es-PE" w:eastAsia="es-PE"/>
-        </w:rPr>
-      </w:pPr>
-      <w:bookmarkStart w:id="52" w:name="_Toc224501423"/>
-      <w:r>
-        <w:rPr>
-          <w:lang w:val="es-PE" w:eastAsia="es-PE"/>
-        </w:rPr>
-        <w:t>Población y muestra</w:t>
-      </w:r>
-      <w:bookmarkEnd w:id="52"/>
-    </w:p>
-    <w:p>
-      <w:pPr>
-        <w:rPr>
-          <w:lang w:val="es-PE" w:eastAsia="es-PE"/>
-        </w:rPr>
-      </w:pPr>
-      <w:r>
-        <w:rPr>
-          <w:lang w:val="es-PE" w:eastAsia="es-PE"/>
-        </w:rPr>
-        <w:t>Las personas que conforman l</w:t>
-      </w:r>
-      <w:r>
-        <w:rPr>
-          <w:lang w:val="es-PE" w:eastAsia="es-PE"/>
-        </w:rPr>
-        <w:t>a población de estudio</w:t>
-      </w:r>
-      <w:r>
-        <w:rPr>
-          <w:lang w:val="es-PE" w:eastAsia="es-PE"/>
-        </w:rPr>
-        <w:t xml:space="preserve"> </w:t>
-      </w:r>
-      <w:proofErr w:type="gramStart"/>
-      <w:r>
-        <w:rPr>
-          <w:lang w:val="es-PE" w:eastAsia="es-PE"/>
-        </w:rPr>
-        <w:t>abarca</w:t>
-      </w:r>
-      <w:proofErr w:type="gramEnd"/>
-      <w:r>
-        <w:rPr>
-          <w:lang w:val="es-PE" w:eastAsia="es-PE"/>
-        </w:rPr>
-        <w:t xml:space="preserve"> </w:t>
-      </w:r>
-      <w:r>
-        <w:rPr>
-          <w:lang w:val="es-PE" w:eastAsia="es-PE"/>
-        </w:rPr>
-        <w:t>especialmente estudiantes</w:t>
-      </w:r>
-      <w:r>
-        <w:rPr>
-          <w:lang w:val="es-PE" w:eastAsia="es-PE"/>
-        </w:rPr>
-        <w:t xml:space="preserve"> universitarios</w:t>
-      </w:r>
-      <w:r>
-        <w:rPr>
-          <w:lang w:val="es-PE" w:eastAsia="es-PE"/>
-        </w:rPr>
-        <w:t xml:space="preserve">, </w:t>
-      </w:r>
-      <w:r>
-        <w:rPr>
-          <w:lang w:val="es-PE" w:eastAsia="es-PE"/>
-        </w:rPr>
-        <w:t xml:space="preserve">oficinistas </w:t>
-      </w:r>
-      <w:r>
-        <w:rPr>
-          <w:lang w:val="es-PE" w:eastAsia="es-PE"/>
-        </w:rPr>
-        <w:t xml:space="preserve">y personas con estilos de vida </w:t>
-      </w:r>
-      <w:r>
-        <w:rPr>
-          <w:lang w:val="es-PE" w:eastAsia="es-PE"/>
-        </w:rPr>
-        <w:t>agitados</w:t>
-      </w:r>
-      <w:r>
-        <w:rPr>
-          <w:lang w:val="es-PE" w:eastAsia="es-PE"/>
-        </w:rPr>
-        <w:t xml:space="preserve"> que buscan opciones de alimentación rápida, práctica y nutritiva</w:t>
-      </w:r>
-      <w:r>
-        <w:rPr>
-          <w:lang w:val="es-PE" w:eastAsia="es-PE"/>
-        </w:rPr>
-        <w:t xml:space="preserve"> abarcando</w:t>
-      </w:r>
-      <w:r>
-        <w:rPr>
-          <w:lang w:val="es-PE" w:eastAsia="es-PE"/>
-        </w:rPr>
-        <w:t xml:space="preserve"> personas potencialmente interesadas en consumir desayunos saludables</w:t>
-      </w:r>
-    </w:p>
-    <w:p>
-      <w:pPr>
-        <w:rPr>
-          <w:lang w:val="es-PE" w:eastAsia="es-PE"/>
-        </w:rPr>
-      </w:pPr>
-      <w:r>
-        <w:rPr>
-          <w:lang w:val="es-PE" w:eastAsia="es-PE"/>
-        </w:rPr>
-        <w:t xml:space="preserve">Para la recolección de información se aplicó un cuestionario dirigido a personas </w:t>
-      </w:r>
-      <w:r>
-        <w:rPr>
-          <w:lang w:val="es-PE" w:eastAsia="es-PE"/>
-        </w:rPr>
-        <w:lastRenderedPageBreak/>
-        <w:t>mayores de edad, quienes representan el público objetivo del emprendimiento.</w:t>
-      </w:r>
-    </w:p>
-    <w:p>
-      <w:pPr>
-        <w:rPr>
-          <w:lang w:val="es-PE" w:eastAsia="es-PE"/>
-        </w:rPr>
-      </w:pPr>
-      <w:r>
-        <w:rPr>
-          <w:lang w:val="es-PE" w:eastAsia="es-PE"/>
-        </w:rPr>
-        <w:t>La muestra se seleccionó mediante un muestreo no probabilístico por conveniencia, considerando a personas disponibles para participar en la encuesta dentro del entorno del estudio. Este tipo de muestreo permitió obtener información preliminar sobre las preferencias y comportamientos de consumo del mercado potencial.</w:t>
-      </w:r>
-    </w:p>
-    <w:p>
-      <w:pPr>
-        <w:pStyle w:val="Ttulo2"/>
-        <w:rPr>
-          <w:lang w:val="es-PE" w:eastAsia="es-PE"/>
-        </w:rPr>
-      </w:pPr>
-      <w:bookmarkStart w:id="53" w:name="_Toc224501424"/>
-      <w:r>
-        <w:rPr>
-          <w:lang w:val="es-PE" w:eastAsia="es-PE"/>
-        </w:rPr>
-        <w:t>Técnicas e instrumentos de recolección de datos</w:t>
-      </w:r>
-      <w:bookmarkEnd w:id="53"/>
-    </w:p>
-    <w:p>
-      <w:pPr>
-        <w:rPr>
-          <w:lang w:val="es-PE" w:eastAsia="es-PE"/>
-        </w:rPr>
-      </w:pPr>
-      <w:r>
-        <w:rPr>
-          <w:lang w:val="es-PE" w:eastAsia="es-PE"/>
-        </w:rPr>
-        <w:t xml:space="preserve">La </w:t>
-      </w:r>
-      <w:r>
-        <w:rPr>
-          <w:lang w:val="es-PE" w:eastAsia="es-PE"/>
-        </w:rPr>
-        <w:t xml:space="preserve">principal </w:t>
-      </w:r>
-      <w:r>
-        <w:rPr>
-          <w:lang w:val="es-PE" w:eastAsia="es-PE"/>
-        </w:rPr>
-        <w:t>técnica utilizada para la obtención de información fue la encuesta, la cual permitió recopilar datos relevantes sobre los hábitos de consumo de desayuno, preferencias alimenticias, frecuencia de compra y aceptación de propuestas de alimentación saludable.</w:t>
-      </w:r>
-    </w:p>
-    <w:p>
-      <w:pPr>
-        <w:rPr>
-          <w:lang w:val="es-PE" w:eastAsia="es-PE"/>
-        </w:rPr>
-      </w:pPr>
-      <w:r>
-        <w:rPr>
-          <w:lang w:val="es-PE" w:eastAsia="es-PE"/>
-        </w:rPr>
-        <w:t>El instrumento utilizado fue un cuestionario estructurado, compuesto principalmente por preguntas cerradas que facilitaron la recopilación, organización y posterior análisis de la información obtenida.</w:t>
-      </w:r>
-    </w:p>
-    <w:p>
-      <w:pPr>
-        <w:rPr>
-          <w:lang w:val="es-PE" w:eastAsia="es-PE"/>
-        </w:rPr>
-      </w:pPr>
-      <w:r>
-        <w:rPr>
-          <w:lang w:val="es-PE" w:eastAsia="es-PE"/>
-        </w:rPr>
-        <w:t>Las preguntas incluyeron variables relacionadas con aspectos como:</w:t>
-      </w:r>
-    </w:p>
-    <w:p>
-      <w:pPr>
-        <w:rPr>
-          <w:lang w:val="es-PE" w:eastAsia="es-PE"/>
-        </w:rPr>
-      </w:pPr>
-      <w:r>
-        <w:rPr>
-          <w:lang w:val="es-PE" w:eastAsia="es-PE"/>
-        </w:rPr>
-        <w:t>Preferencias por alimentos saludables</w:t>
-      </w:r>
-    </w:p>
-    <w:p>
-      <w:pPr>
-        <w:rPr>
-          <w:lang w:val="es-PE" w:eastAsia="es-PE"/>
-        </w:rPr>
-      </w:pPr>
-      <w:r>
-        <w:rPr>
-          <w:lang w:val="es-PE" w:eastAsia="es-PE"/>
-        </w:rPr>
-        <w:t>Frecuencia con la que las personas consumen desayuno</w:t>
-      </w:r>
-    </w:p>
-    <w:p>
-      <w:pPr>
-        <w:rPr>
-          <w:lang w:val="es-PE" w:eastAsia="es-PE"/>
-        </w:rPr>
-      </w:pPr>
-      <w:r>
-        <w:rPr>
-          <w:lang w:val="es-PE" w:eastAsia="es-PE"/>
-        </w:rPr>
-        <w:t>Aspectos que se consideran más importantes al elegir un desayuno</w:t>
-      </w:r>
-    </w:p>
-    <w:p>
-      <w:pPr>
-        <w:rPr>
-          <w:lang w:val="es-PE" w:eastAsia="es-PE"/>
-        </w:rPr>
-      </w:pPr>
-      <w:r>
-        <w:rPr>
-          <w:lang w:val="es-PE" w:eastAsia="es-PE"/>
-        </w:rPr>
-        <w:t>Precio dispuesto a pagar</w:t>
-      </w:r>
-    </w:p>
-    <w:p>
-      <w:pPr>
-        <w:rPr>
-          <w:lang w:val="es-PE" w:eastAsia="es-PE"/>
-        </w:rPr>
-      </w:pPr>
-      <w:r>
-        <w:rPr>
-          <w:lang w:val="es-PE" w:eastAsia="es-PE"/>
-        </w:rPr>
-        <w:t xml:space="preserve">Los resultados obtenidos fueron organizados y representados mediante gráficos estadísticas, lo que permitió visualizar de forma clara las tendencias y preferencias del </w:t>
-      </w:r>
-      <w:r>
-        <w:rPr>
-          <w:lang w:val="es-PE" w:eastAsia="es-PE"/>
-        </w:rPr>
-        <w:lastRenderedPageBreak/>
-        <w:t>mercado objetivo.</w:t>
-      </w:r>
-    </w:p>
-    <w:p>
-      <w:pPr>
-        <w:pStyle w:val="Ttulo2"/>
-        <w:rPr>
-          <w:lang w:val="es-PE" w:eastAsia="es-PE"/>
-        </w:rPr>
-      </w:pPr>
-      <w:bookmarkStart w:id="54" w:name="_Toc224501425"/>
-      <w:r>
-        <w:rPr>
-          <w:lang w:val="es-PE" w:eastAsia="es-PE"/>
-        </w:rPr>
-        <w:t>Modelo metodológico CANVAS</w:t>
-      </w:r>
-      <w:bookmarkEnd w:id="54"/>
-    </w:p>
-    <w:p>
-      <w:pPr>
-        <w:rPr>
-          <w:lang w:val="es-PE" w:eastAsia="es-PE"/>
-        </w:rPr>
-      </w:pPr>
-      <w:r>
-        <w:rPr>
-          <w:lang w:val="es-PE" w:eastAsia="es-PE"/>
-        </w:rPr>
-        <w:t>Para el diseño y estructuración del plan de negocios se utilizó el modelo CANVAS, una herramienta estratégica que permite representar de manera visual y organizada los elementos fundamentales que conforman un modelo de negocio.</w:t>
-      </w:r>
-    </w:p>
-    <w:p>
-      <w:pPr>
-        <w:rPr>
-          <w:lang w:val="es-PE" w:eastAsia="es-PE"/>
-        </w:rPr>
-      </w:pPr>
-      <w:r>
-        <w:rPr>
-          <w:lang w:val="es-PE" w:eastAsia="es-PE"/>
-        </w:rPr>
-        <w:t>Este modelo fue desarrollado por Osterwalder y Pigneur (2010) y se compone de nueve bloques clave que describen el funcionamiento de una empresa y la forma en que genera valor para sus clientes.</w:t>
-      </w:r>
-    </w:p>
-    <w:p>
-      <w:pPr>
-        <w:rPr>
-          <w:lang w:val="es-PE" w:eastAsia="es-PE"/>
-        </w:rPr>
-      </w:pPr>
-      <w:r>
-        <w:rPr>
-          <w:lang w:val="es-PE" w:eastAsia="es-PE"/>
-        </w:rPr>
-        <w:t>Los nueve componentes del modelo CANVAS son:</w:t>
+        <w:t>La investigación es:</w:t>
       </w:r>
     </w:p>
     <w:p>
@@ -15383,14 +14132,14 @@
           <w:numId w:val="41"/>
         </w:numPr>
         <w:rPr>
-          <w:lang w:val="es-PE" w:eastAsia="es-PE"/>
-        </w:rPr>
-      </w:pPr>
-      <w:r>
-        <w:rPr>
-          <w:lang w:val="es-PE" w:eastAsia="es-PE"/>
-        </w:rPr>
-        <w:t>Segmentos de clientes</w:t>
+          <w:lang w:eastAsia="es-PE"/>
+        </w:rPr>
+      </w:pPr>
+      <w:r>
+        <w:rPr>
+          <w:lang w:eastAsia="es-PE"/>
+        </w:rPr>
+        <w:t>Descriptiva, porque analiza las características de los negocios gastronómicos.</w:t>
       </w:r>
     </w:p>
     <w:p>
@@ -15401,14 +14150,900 @@
           <w:numId w:val="41"/>
         </w:numPr>
         <w:rPr>
+          <w:lang w:eastAsia="es-PE"/>
+        </w:rPr>
+      </w:pPr>
+      <w:r>
+        <w:rPr>
+          <w:lang w:eastAsia="es-PE"/>
+        </w:rPr>
+        <w:t>Explicativa, porque identifica las causas de los problemas en su gestión</w:t>
+      </w:r>
+      <w:r>
+        <w:rPr>
+          <w:lang w:eastAsia="es-PE"/>
+        </w:rPr>
+        <w:t>.</w:t>
+      </w:r>
+    </w:p>
+    <w:p>
+      <w:pPr>
+        <w:pStyle w:val="Ttulo2"/>
+        <w:rPr>
+          <w:lang w:eastAsia="es-PE"/>
+        </w:rPr>
+      </w:pPr>
+      <w:r>
+        <w:rPr>
+          <w:lang w:eastAsia="es-PE"/>
+        </w:rPr>
+        <w:t>Métodos de investigación</w:t>
+      </w:r>
+    </w:p>
+    <w:p>
+      <w:pPr>
+        <w:rPr>
+          <w:lang w:eastAsia="es-PE"/>
+        </w:rPr>
+      </w:pPr>
+      <w:r>
+        <w:rPr>
+          <w:lang w:eastAsia="es-PE"/>
+        </w:rPr>
+        <w:t>Se aplican los siguientes métodos:</w:t>
+      </w:r>
+    </w:p>
+    <w:p>
+      <w:pPr>
+        <w:pStyle w:val="Prrafodelista"/>
+        <w:numPr>
+          <w:ilvl w:val="0"/>
+          <w:numId w:val="46"/>
+        </w:numPr>
+        <w:rPr>
+          <w:lang w:eastAsia="es-PE"/>
+        </w:rPr>
+      </w:pPr>
+      <w:r>
+        <w:rPr>
+          <w:lang w:eastAsia="es-PE"/>
+        </w:rPr>
+        <w:t>Método analítico</w:t>
+      </w:r>
+    </w:p>
+    <w:p>
+      <w:pPr>
+        <w:pStyle w:val="Prrafodelista"/>
+        <w:numPr>
+          <w:ilvl w:val="0"/>
+          <w:numId w:val="46"/>
+        </w:numPr>
+        <w:rPr>
+          <w:lang w:eastAsia="es-PE"/>
+        </w:rPr>
+      </w:pPr>
+      <w:r>
+        <w:rPr>
+          <w:lang w:eastAsia="es-PE"/>
+        </w:rPr>
+        <w:t>Método sintético</w:t>
+      </w:r>
+    </w:p>
+    <w:p>
+      <w:pPr>
+        <w:pStyle w:val="Prrafodelista"/>
+        <w:numPr>
+          <w:ilvl w:val="0"/>
+          <w:numId w:val="46"/>
+        </w:numPr>
+        <w:rPr>
+          <w:lang w:eastAsia="es-PE"/>
+        </w:rPr>
+      </w:pPr>
+      <w:r>
+        <w:rPr>
+          <w:lang w:eastAsia="es-PE"/>
+        </w:rPr>
+        <w:t>Método inductivo</w:t>
+      </w:r>
+    </w:p>
+    <w:p>
+      <w:pPr>
+        <w:rPr>
+          <w:lang w:eastAsia="es-PE"/>
+        </w:rPr>
+      </w:pPr>
+      <w:r>
+        <w:rPr>
+          <w:lang w:eastAsia="es-PE"/>
+        </w:rPr>
+        <w:t>Estos permiten estudiar el problema, descomponerlo y construir una propuesta integral.</w:t>
+      </w:r>
+    </w:p>
+    <w:p>
+      <w:pPr>
+        <w:pStyle w:val="Ttulo2"/>
+        <w:rPr>
+          <w:lang w:eastAsia="es-PE"/>
+        </w:rPr>
+      </w:pPr>
+      <w:r>
+        <w:rPr>
+          <w:lang w:eastAsia="es-PE"/>
+        </w:rPr>
+        <w:t>Técnicas de investigación</w:t>
+      </w:r>
+    </w:p>
+    <w:p>
+      <w:pPr>
+        <w:rPr>
+          <w:lang w:eastAsia="es-PE"/>
+        </w:rPr>
+      </w:pPr>
+      <w:r>
+        <w:rPr>
+          <w:lang w:eastAsia="es-PE"/>
+        </w:rPr>
+        <w:t>Las técnicas utilizadas son:</w:t>
+      </w:r>
+    </w:p>
+    <w:p>
+      <w:pPr>
+        <w:pStyle w:val="Prrafodelista"/>
+        <w:numPr>
+          <w:ilvl w:val="0"/>
+          <w:numId w:val="47"/>
+        </w:numPr>
+        <w:rPr>
+          <w:lang w:eastAsia="es-PE"/>
+        </w:rPr>
+      </w:pPr>
+      <w:r>
+        <w:rPr>
+          <w:lang w:eastAsia="es-PE"/>
+        </w:rPr>
+        <w:t>Entrevistas</w:t>
+      </w:r>
+    </w:p>
+    <w:p>
+      <w:pPr>
+        <w:pStyle w:val="Prrafodelista"/>
+        <w:numPr>
+          <w:ilvl w:val="0"/>
+          <w:numId w:val="47"/>
+        </w:numPr>
+        <w:rPr>
+          <w:lang w:eastAsia="es-PE"/>
+        </w:rPr>
+      </w:pPr>
+      <w:r>
+        <w:rPr>
+          <w:lang w:eastAsia="es-PE"/>
+        </w:rPr>
+        <w:t>Observación</w:t>
+      </w:r>
+    </w:p>
+    <w:p>
+      <w:pPr>
+        <w:pStyle w:val="Prrafodelista"/>
+        <w:numPr>
+          <w:ilvl w:val="0"/>
+          <w:numId w:val="47"/>
+        </w:numPr>
+        <w:rPr>
+          <w:lang w:eastAsia="es-PE"/>
+        </w:rPr>
+      </w:pPr>
+      <w:r>
+        <w:rPr>
+          <w:lang w:eastAsia="es-PE"/>
+        </w:rPr>
+        <w:lastRenderedPageBreak/>
+        <w:t>Revisión documental</w:t>
+      </w:r>
+    </w:p>
+    <w:p>
+      <w:pPr>
+        <w:pStyle w:val="Ttulo2"/>
+        <w:rPr>
+          <w:lang w:eastAsia="es-PE"/>
+        </w:rPr>
+      </w:pPr>
+      <w:r>
+        <w:rPr>
+          <w:lang w:eastAsia="es-PE"/>
+        </w:rPr>
+        <w:t>Población y muestra</w:t>
+      </w:r>
+    </w:p>
+    <w:p>
+      <w:pPr>
+        <w:rPr>
+          <w:lang w:eastAsia="es-PE"/>
+        </w:rPr>
+      </w:pPr>
+      <w:r>
+        <w:rPr>
+          <w:lang w:eastAsia="es-PE"/>
+        </w:rPr>
+        <w:t>La población está conformada por emprendimientos gastronómicos. La muestra incluye negocios seleccionados según criterios como tipo de servicio, tamaño y ubicación.</w:t>
+      </w:r>
+    </w:p>
+    <w:p>
+      <w:pPr>
+        <w:pStyle w:val="Ttulo2"/>
+        <w:rPr>
+          <w:lang w:eastAsia="es-PE"/>
+        </w:rPr>
+      </w:pPr>
+      <w:r>
+        <w:rPr>
+          <w:lang w:eastAsia="es-PE"/>
+        </w:rPr>
+        <w:t>Delimitación de la investigación</w:t>
+      </w:r>
+    </w:p>
+    <w:p>
+      <w:pPr>
+        <w:pStyle w:val="Prrafodelista"/>
+        <w:numPr>
+          <w:ilvl w:val="0"/>
+          <w:numId w:val="48"/>
+        </w:numPr>
+        <w:rPr>
+          <w:lang w:eastAsia="es-PE"/>
+        </w:rPr>
+      </w:pPr>
+      <w:r>
+        <w:rPr>
+          <w:lang w:eastAsia="es-PE"/>
+        </w:rPr>
+        <w:t>Espacial: Negocios gastronómicos en la zona de estudio</w:t>
+      </w:r>
+      <w:r>
+        <w:rPr>
+          <w:lang w:eastAsia="es-PE"/>
+        </w:rPr>
+        <w:t>.</w:t>
+      </w:r>
+    </w:p>
+    <w:p>
+      <w:pPr>
+        <w:pStyle w:val="Prrafodelista"/>
+        <w:numPr>
+          <w:ilvl w:val="0"/>
+          <w:numId w:val="48"/>
+        </w:numPr>
+        <w:rPr>
+          <w:lang w:eastAsia="es-PE"/>
+        </w:rPr>
+      </w:pPr>
+      <w:r>
+        <w:rPr>
+          <w:lang w:eastAsia="es-PE"/>
+        </w:rPr>
+        <w:t>Temporal: Periodo de desarrollo del proyecto</w:t>
+      </w:r>
+      <w:r>
+        <w:rPr>
+          <w:lang w:eastAsia="es-PE"/>
+        </w:rPr>
+        <w:t>.</w:t>
+      </w:r>
+    </w:p>
+    <w:p>
+      <w:pPr>
+        <w:pStyle w:val="Prrafodelista"/>
+        <w:numPr>
+          <w:ilvl w:val="0"/>
+          <w:numId w:val="48"/>
+        </w:numPr>
+        <w:rPr>
+          <w:lang w:eastAsia="es-PE"/>
+        </w:rPr>
+      </w:pPr>
+      <w:r>
+        <w:rPr>
+          <w:lang w:eastAsia="es-PE"/>
+        </w:rPr>
+        <w:t>Temática: Gastronomía y marketing aplicado a asesorías</w:t>
+      </w:r>
+      <w:r>
+        <w:rPr>
+          <w:lang w:eastAsia="es-PE"/>
+        </w:rPr>
+        <w:t>.</w:t>
+      </w:r>
+    </w:p>
+    <w:bookmarkEnd w:id="46"/>
+    <w:p>
+      <w:pPr>
+        <w:rPr>
+          <w:lang w:eastAsia="es-PE"/>
+        </w:rPr>
+      </w:pPr>
+      <w:r>
+        <w:rPr>
+          <w:lang w:eastAsia="es-PE"/>
+        </w:rPr>
+        <w:br w:type="page"/>
+      </w:r>
+    </w:p>
+    <w:p>
+      <w:pPr>
+        <w:pStyle w:val="Ttulo1"/>
+        <w:rPr>
           <w:lang w:val="es-PE" w:eastAsia="es-PE"/>
         </w:rPr>
       </w:pPr>
+      <w:bookmarkStart w:id="47" w:name="_Toc224501419"/>
       <w:r>
         <w:rPr>
           <w:lang w:val="es-PE" w:eastAsia="es-PE"/>
         </w:rPr>
-        <w:t>Propuesta de valor</w:t>
+        <w:lastRenderedPageBreak/>
+        <w:t>M</w:t>
+      </w:r>
+      <w:r>
+        <w:rPr>
+          <w:lang w:eastAsia="es-PE"/>
+        </w:rPr>
+        <w:t>ARCO METODOLÓGICO</w:t>
+      </w:r>
+      <w:bookmarkEnd w:id="47"/>
+    </w:p>
+    <w:p>
+      <w:pPr>
+        <w:pStyle w:val="Ttulo2"/>
+        <w:rPr>
+          <w:lang w:val="es-PE" w:eastAsia="es-PE"/>
+        </w:rPr>
+      </w:pPr>
+      <w:bookmarkStart w:id="48" w:name="_Toc224501420"/>
+      <w:r>
+        <w:rPr>
+          <w:lang w:val="es-PE" w:eastAsia="es-PE"/>
+        </w:rPr>
+        <w:t>Enfoque de la investigación</w:t>
+      </w:r>
+      <w:bookmarkEnd w:id="48"/>
+    </w:p>
+    <w:p>
+      <w:pPr>
+        <w:rPr>
+          <w:lang w:val="es-PE" w:eastAsia="es-PE"/>
+        </w:rPr>
+      </w:pPr>
+      <w:r>
+        <w:rPr>
+          <w:lang w:val="es-PE" w:eastAsia="es-PE"/>
+        </w:rPr>
+        <w:t>El presente estudio se desarrolló bajo un enfoque cuantitativo, ya que se recolectó información mediante la aplicación de encuestas dirigidas a potenciales consumidores del servicio de desayunos saludables. A través de estas encuestas se obtuvieron datos numéricos relacionados con los hábitos de consumo, preferencias alimenticias, disposición de compra y nivel de aceptación del producto propuesto.</w:t>
+      </w:r>
+    </w:p>
+    <w:p>
+      <w:pPr>
+        <w:rPr>
+          <w:lang w:val="es-PE" w:eastAsia="es-PE"/>
+        </w:rPr>
+      </w:pPr>
+      <w:r>
+        <w:rPr>
+          <w:lang w:val="es-PE" w:eastAsia="es-PE"/>
+        </w:rPr>
+        <w:t>De acuerdo con Hernández, Fernández y Baptista (2014), el enfoque cuantitativo permite analizar fenómenos mediante la medición de variables y el procesamiento de datos estadísticos, lo cual facilita la interpretación objetiva de los resultados y la toma de decisiones fundamentadas.</w:t>
+      </w:r>
+    </w:p>
+    <w:p>
+      <w:pPr>
+        <w:rPr>
+          <w:lang w:val="es-PE" w:eastAsia="es-PE"/>
+        </w:rPr>
+      </w:pPr>
+      <w:r>
+        <w:rPr>
+          <w:lang w:val="es-PE" w:eastAsia="es-PE"/>
+        </w:rPr>
+        <w:t>Este enfoque permitió evaluar el interés del mercado en un servicio de desayunos saludables con entrega programada, así como conocer aspectos importantes como la frecuencia de consumo</w:t>
+      </w:r>
+      <w:r>
+        <w:rPr>
+          <w:lang w:val="es-PE" w:eastAsia="es-PE"/>
+        </w:rPr>
+        <w:t xml:space="preserve"> y</w:t>
+      </w:r>
+      <w:r>
+        <w:rPr>
+          <w:lang w:val="es-PE" w:eastAsia="es-PE"/>
+        </w:rPr>
+        <w:t xml:space="preserve"> el precio que los consumidores estarían dispuestos a pagar.</w:t>
+      </w:r>
+    </w:p>
+    <w:p>
+      <w:pPr>
+        <w:pStyle w:val="Ttulo2"/>
+        <w:rPr>
+          <w:lang w:val="es-PE" w:eastAsia="es-PE"/>
+        </w:rPr>
+      </w:pPr>
+      <w:bookmarkStart w:id="49" w:name="_Toc224501421"/>
+      <w:r>
+        <w:rPr>
+          <w:lang w:val="es-PE" w:eastAsia="es-PE"/>
+        </w:rPr>
+        <w:t>Tipo de investigación</w:t>
+      </w:r>
+      <w:bookmarkEnd w:id="49"/>
+    </w:p>
+    <w:p>
+      <w:pPr>
+        <w:rPr>
+          <w:lang w:val="es-PE" w:eastAsia="es-PE"/>
+        </w:rPr>
+      </w:pPr>
+      <w:r>
+        <w:rPr>
+          <w:lang w:val="es-PE" w:eastAsia="es-PE"/>
+        </w:rPr>
+        <w:t>Esta</w:t>
+      </w:r>
+      <w:r>
+        <w:rPr>
+          <w:lang w:val="es-PE" w:eastAsia="es-PE"/>
+        </w:rPr>
+        <w:t xml:space="preserve"> investigación </w:t>
+      </w:r>
+      <w:r>
+        <w:rPr>
+          <w:lang w:val="es-PE" w:eastAsia="es-PE"/>
+        </w:rPr>
+        <w:t xml:space="preserve">se </w:t>
+      </w:r>
+      <w:r>
+        <w:rPr>
+          <w:lang w:val="es-PE" w:eastAsia="es-PE"/>
+        </w:rPr>
+        <w:t>realiz</w:t>
+      </w:r>
+      <w:r>
+        <w:rPr>
+          <w:lang w:val="es-PE" w:eastAsia="es-PE"/>
+        </w:rPr>
+        <w:t>ó</w:t>
+      </w:r>
+      <w:r>
+        <w:rPr>
+          <w:lang w:val="es-PE" w:eastAsia="es-PE"/>
+        </w:rPr>
+        <w:t xml:space="preserve"> </w:t>
+      </w:r>
+      <w:r>
+        <w:rPr>
+          <w:lang w:val="es-PE" w:eastAsia="es-PE"/>
+        </w:rPr>
+        <w:t>considerando</w:t>
+      </w:r>
+      <w:r>
+        <w:rPr>
+          <w:lang w:val="es-PE" w:eastAsia="es-PE"/>
+        </w:rPr>
+        <w:t xml:space="preserve"> un estudio descriptivo, debido a que se buscó identificar y detallar las características del mercado objetivo, así como comprender los hábitos de consumo relacionados con el desayuno y la alimentación saludable.</w:t>
+      </w:r>
+    </w:p>
+    <w:p>
+      <w:pPr>
+        <w:rPr>
+          <w:lang w:val="es-PE" w:eastAsia="es-PE"/>
+        </w:rPr>
+      </w:pPr>
+      <w:r>
+        <w:rPr>
+          <w:lang w:val="es-PE" w:eastAsia="es-PE"/>
+        </w:rPr>
+        <w:t>La investigación descriptiva tiene como finalidad analizar y presentar las características de una población o fenómeno específico sin modificar las variables estudiadas (Tamayo &amp; Tamayo, 200</w:t>
+      </w:r>
+      <w:r>
+        <w:rPr>
+          <w:lang w:val="es-PE" w:eastAsia="es-PE"/>
+        </w:rPr>
+        <w:t>3</w:t>
+      </w:r>
+      <w:r>
+        <w:rPr>
+          <w:lang w:val="es-PE" w:eastAsia="es-PE"/>
+        </w:rPr>
+        <w:t>).</w:t>
+      </w:r>
+    </w:p>
+    <w:p>
+      <w:pPr>
+        <w:rPr>
+          <w:lang w:val="es-PE" w:eastAsia="es-PE"/>
+        </w:rPr>
+      </w:pPr>
+      <w:r>
+        <w:rPr>
+          <w:lang w:val="es-PE" w:eastAsia="es-PE"/>
+        </w:rPr>
+        <w:lastRenderedPageBreak/>
+        <w:t>Asimismo, el estudio posee un carácter aplicado, ya que los resultados obtenidos se orientan a la solución de una necesidad real mediante el diseño de un plan de negocios para la creación del emprendimiento “Easy Breakfast”, enfocado en la preparación y comercialización de desayunos saludables.</w:t>
+      </w:r>
+    </w:p>
+    <w:p>
+      <w:pPr>
+        <w:pStyle w:val="Ttulo2"/>
+        <w:rPr>
+          <w:lang w:val="es-PE" w:eastAsia="es-PE"/>
+        </w:rPr>
+      </w:pPr>
+      <w:bookmarkStart w:id="50" w:name="_Toc224501422"/>
+      <w:r>
+        <w:rPr>
+          <w:lang w:val="es-PE" w:eastAsia="es-PE"/>
+        </w:rPr>
+        <w:t>Modalidad de la investigación</w:t>
+      </w:r>
+      <w:bookmarkEnd w:id="50"/>
+    </w:p>
+    <w:p>
+      <w:pPr>
+        <w:rPr>
+          <w:lang w:val="es-PE" w:eastAsia="es-PE"/>
+        </w:rPr>
+      </w:pPr>
+      <w:r>
+        <w:rPr>
+          <w:lang w:val="es-PE" w:eastAsia="es-PE"/>
+        </w:rPr>
+        <w:t>La modalidad de investigación utilizada fue principalmente de campo, debido a que la información fue recolectada directamente de los potenciales clientes mediante encuestas aplicadas a personas que forman parte del mercado objetivo.</w:t>
+      </w:r>
+    </w:p>
+    <w:p>
+      <w:pPr>
+        <w:rPr>
+          <w:lang w:val="es-PE" w:eastAsia="es-PE"/>
+        </w:rPr>
+      </w:pPr>
+      <w:r>
+        <w:rPr>
+          <w:lang w:val="es-PE" w:eastAsia="es-PE"/>
+        </w:rPr>
+        <w:t>Este tipo de investigación permite obtener información directa del entorno real en el que se pretende implementar el negocio, lo que facilita comprender mejor las necesidades y preferencias de los consumidores.</w:t>
+      </w:r>
+    </w:p>
+    <w:p>
+      <w:pPr>
+        <w:rPr>
+          <w:lang w:val="es-PE" w:eastAsia="es-PE"/>
+        </w:rPr>
+      </w:pPr>
+      <w:r>
+        <w:rPr>
+          <w:lang w:val="es-PE" w:eastAsia="es-PE"/>
+        </w:rPr>
+        <w:t>De manera complementaria, también se desarrolló una investigación documental, a través de la revisión de libros, artículos académicos, páginas web especializadas y fuentes teóricas relacionadas con el emprendimiento, la alimentación saludable y los modelos de negocio. Estas fuentes permitieron sustentar conceptualmente el desarrollo del proyecto.</w:t>
+      </w:r>
+    </w:p>
+    <w:p>
+      <w:pPr>
+        <w:pStyle w:val="Ttulo2"/>
+        <w:rPr>
+          <w:lang w:val="es-PE" w:eastAsia="es-PE"/>
+        </w:rPr>
+      </w:pPr>
+      <w:bookmarkStart w:id="51" w:name="_Toc224501423"/>
+      <w:r>
+        <w:rPr>
+          <w:lang w:val="es-PE" w:eastAsia="es-PE"/>
+        </w:rPr>
+        <w:t>Población y muestra</w:t>
+      </w:r>
+      <w:bookmarkEnd w:id="51"/>
+    </w:p>
+    <w:p>
+      <w:pPr>
+        <w:rPr>
+          <w:lang w:val="es-PE" w:eastAsia="es-PE"/>
+        </w:rPr>
+      </w:pPr>
+      <w:r>
+        <w:rPr>
+          <w:lang w:val="es-PE" w:eastAsia="es-PE"/>
+        </w:rPr>
+        <w:t>Las personas que conforman l</w:t>
+      </w:r>
+      <w:r>
+        <w:rPr>
+          <w:lang w:val="es-PE" w:eastAsia="es-PE"/>
+        </w:rPr>
+        <w:t>a población de estudio</w:t>
+      </w:r>
+      <w:r>
+        <w:rPr>
+          <w:lang w:val="es-PE" w:eastAsia="es-PE"/>
+        </w:rPr>
+        <w:t xml:space="preserve"> abarca </w:t>
+      </w:r>
+      <w:r>
+        <w:rPr>
+          <w:lang w:val="es-PE" w:eastAsia="es-PE"/>
+        </w:rPr>
+        <w:t>especialmente estudiantes</w:t>
+      </w:r>
+      <w:r>
+        <w:rPr>
+          <w:lang w:val="es-PE" w:eastAsia="es-PE"/>
+        </w:rPr>
+        <w:t xml:space="preserve"> universitarios</w:t>
+      </w:r>
+      <w:r>
+        <w:rPr>
+          <w:lang w:val="es-PE" w:eastAsia="es-PE"/>
+        </w:rPr>
+        <w:t xml:space="preserve">, </w:t>
+      </w:r>
+      <w:r>
+        <w:rPr>
+          <w:lang w:val="es-PE" w:eastAsia="es-PE"/>
+        </w:rPr>
+        <w:t xml:space="preserve">oficinistas </w:t>
+      </w:r>
+      <w:r>
+        <w:rPr>
+          <w:lang w:val="es-PE" w:eastAsia="es-PE"/>
+        </w:rPr>
+        <w:t xml:space="preserve">y personas con estilos de vida </w:t>
+      </w:r>
+      <w:r>
+        <w:rPr>
+          <w:lang w:val="es-PE" w:eastAsia="es-PE"/>
+        </w:rPr>
+        <w:t>agitados</w:t>
+      </w:r>
+      <w:r>
+        <w:rPr>
+          <w:lang w:val="es-PE" w:eastAsia="es-PE"/>
+        </w:rPr>
+        <w:t xml:space="preserve"> que buscan opciones de alimentación rápida, práctica y nutritiva</w:t>
+      </w:r>
+      <w:r>
+        <w:rPr>
+          <w:lang w:val="es-PE" w:eastAsia="es-PE"/>
+        </w:rPr>
+        <w:t xml:space="preserve"> abarcando</w:t>
+      </w:r>
+      <w:r>
+        <w:rPr>
+          <w:lang w:val="es-PE" w:eastAsia="es-PE"/>
+        </w:rPr>
+        <w:t xml:space="preserve"> personas potencialmente interesadas en consumir desayunos saludables</w:t>
+      </w:r>
+    </w:p>
+    <w:p>
+      <w:pPr>
+        <w:rPr>
+          <w:lang w:val="es-PE" w:eastAsia="es-PE"/>
+        </w:rPr>
+      </w:pPr>
+      <w:r>
+        <w:rPr>
+          <w:lang w:val="es-PE" w:eastAsia="es-PE"/>
+        </w:rPr>
+        <w:t xml:space="preserve">Para la recolección de información se aplicó un cuestionario dirigido a personas </w:t>
+      </w:r>
+      <w:r>
+        <w:rPr>
+          <w:lang w:val="es-PE" w:eastAsia="es-PE"/>
+        </w:rPr>
+        <w:lastRenderedPageBreak/>
+        <w:t>mayores de edad, quienes representan el público objetivo del emprendimiento.</w:t>
+      </w:r>
+    </w:p>
+    <w:p>
+      <w:pPr>
+        <w:rPr>
+          <w:lang w:val="es-PE" w:eastAsia="es-PE"/>
+        </w:rPr>
+      </w:pPr>
+      <w:r>
+        <w:rPr>
+          <w:lang w:val="es-PE" w:eastAsia="es-PE"/>
+        </w:rPr>
+        <w:t>La muestra se seleccionó mediante un muestreo no probabilístico por conveniencia, considerando a personas disponibles para participar en la encuesta dentro del entorno del estudio. Este tipo de muestreo permitió obtener información preliminar sobre las preferencias y comportamientos de consumo del mercado potencial.</w:t>
+      </w:r>
+    </w:p>
+    <w:p>
+      <w:pPr>
+        <w:pStyle w:val="Ttulo2"/>
+        <w:rPr>
+          <w:lang w:val="es-PE" w:eastAsia="es-PE"/>
+        </w:rPr>
+      </w:pPr>
+      <w:bookmarkStart w:id="52" w:name="_Toc224501424"/>
+      <w:r>
+        <w:rPr>
+          <w:lang w:val="es-PE" w:eastAsia="es-PE"/>
+        </w:rPr>
+        <w:t>Técnicas e instrumentos de recolección de datos</w:t>
+      </w:r>
+      <w:bookmarkEnd w:id="52"/>
+    </w:p>
+    <w:p>
+      <w:pPr>
+        <w:rPr>
+          <w:lang w:val="es-PE" w:eastAsia="es-PE"/>
+        </w:rPr>
+      </w:pPr>
+      <w:r>
+        <w:rPr>
+          <w:lang w:val="es-PE" w:eastAsia="es-PE"/>
+        </w:rPr>
+        <w:t xml:space="preserve">La </w:t>
+      </w:r>
+      <w:r>
+        <w:rPr>
+          <w:lang w:val="es-PE" w:eastAsia="es-PE"/>
+        </w:rPr>
+        <w:t xml:space="preserve">principal </w:t>
+      </w:r>
+      <w:r>
+        <w:rPr>
+          <w:lang w:val="es-PE" w:eastAsia="es-PE"/>
+        </w:rPr>
+        <w:t>técnica utilizada para la obtención de información fue la encuesta, la cual permitió recopilar datos relevantes sobre los hábitos de consumo de desayuno, preferencias alimenticias, frecuencia de compra y aceptación de propuestas de alimentación saludable.</w:t>
+      </w:r>
+    </w:p>
+    <w:p>
+      <w:pPr>
+        <w:rPr>
+          <w:lang w:val="es-PE" w:eastAsia="es-PE"/>
+        </w:rPr>
+      </w:pPr>
+      <w:r>
+        <w:rPr>
+          <w:lang w:val="es-PE" w:eastAsia="es-PE"/>
+        </w:rPr>
+        <w:t>El instrumento utilizado fue un cuestionario estructurado, compuesto principalmente por preguntas cerradas que facilitaron la recopilación, organización y posterior análisis de la información obtenida.</w:t>
+      </w:r>
+    </w:p>
+    <w:p>
+      <w:pPr>
+        <w:rPr>
+          <w:lang w:val="es-PE" w:eastAsia="es-PE"/>
+        </w:rPr>
+      </w:pPr>
+      <w:r>
+        <w:rPr>
+          <w:lang w:val="es-PE" w:eastAsia="es-PE"/>
+        </w:rPr>
+        <w:t>Las preguntas incluyeron variables relacionadas con aspectos como:</w:t>
+      </w:r>
+    </w:p>
+    <w:p>
+      <w:pPr>
+        <w:rPr>
+          <w:lang w:val="es-PE" w:eastAsia="es-PE"/>
+        </w:rPr>
+      </w:pPr>
+      <w:r>
+        <w:rPr>
+          <w:lang w:val="es-PE" w:eastAsia="es-PE"/>
+        </w:rPr>
+        <w:t>Preferencias por alimentos saludables</w:t>
+      </w:r>
+    </w:p>
+    <w:p>
+      <w:pPr>
+        <w:rPr>
+          <w:lang w:val="es-PE" w:eastAsia="es-PE"/>
+        </w:rPr>
+      </w:pPr>
+      <w:r>
+        <w:rPr>
+          <w:lang w:val="es-PE" w:eastAsia="es-PE"/>
+        </w:rPr>
+        <w:t>Frecuencia con la que las personas consumen desayuno</w:t>
+      </w:r>
+    </w:p>
+    <w:p>
+      <w:pPr>
+        <w:rPr>
+          <w:lang w:val="es-PE" w:eastAsia="es-PE"/>
+        </w:rPr>
+      </w:pPr>
+      <w:r>
+        <w:rPr>
+          <w:lang w:val="es-PE" w:eastAsia="es-PE"/>
+        </w:rPr>
+        <w:t>Aspectos que se consideran más importantes al elegir un desayuno</w:t>
+      </w:r>
+    </w:p>
+    <w:p>
+      <w:pPr>
+        <w:rPr>
+          <w:lang w:val="es-PE" w:eastAsia="es-PE"/>
+        </w:rPr>
+      </w:pPr>
+      <w:r>
+        <w:rPr>
+          <w:lang w:val="es-PE" w:eastAsia="es-PE"/>
+        </w:rPr>
+        <w:t>Precio dispuesto a pagar</w:t>
+      </w:r>
+    </w:p>
+    <w:p>
+      <w:pPr>
+        <w:rPr>
+          <w:lang w:val="es-PE" w:eastAsia="es-PE"/>
+        </w:rPr>
+      </w:pPr>
+      <w:r>
+        <w:rPr>
+          <w:lang w:val="es-PE" w:eastAsia="es-PE"/>
+        </w:rPr>
+        <w:t xml:space="preserve">Los resultados obtenidos fueron organizados y representados mediante gráficos estadísticas, lo que permitió visualizar de forma clara las tendencias y preferencias del </w:t>
+      </w:r>
+      <w:r>
+        <w:rPr>
+          <w:lang w:val="es-PE" w:eastAsia="es-PE"/>
+        </w:rPr>
+        <w:lastRenderedPageBreak/>
+        <w:t>mercado objetivo.</w:t>
+      </w:r>
+    </w:p>
+    <w:p>
+      <w:pPr>
+        <w:pStyle w:val="Ttulo2"/>
+        <w:rPr>
+          <w:lang w:val="es-PE" w:eastAsia="es-PE"/>
+        </w:rPr>
+      </w:pPr>
+      <w:bookmarkStart w:id="53" w:name="_Toc224501425"/>
+      <w:r>
+        <w:rPr>
+          <w:lang w:val="es-PE" w:eastAsia="es-PE"/>
+        </w:rPr>
+        <w:t>Modelo metodológico CANVAS</w:t>
+      </w:r>
+      <w:bookmarkEnd w:id="53"/>
+    </w:p>
+    <w:p>
+      <w:pPr>
+        <w:rPr>
+          <w:lang w:val="es-PE" w:eastAsia="es-PE"/>
+        </w:rPr>
+      </w:pPr>
+      <w:r>
+        <w:rPr>
+          <w:lang w:val="es-PE" w:eastAsia="es-PE"/>
+        </w:rPr>
+        <w:t>Para el diseño y estructuración del plan de negocios se utilizó el modelo CANVAS, una herramienta estratégica que permite representar de manera visual y organizada los elementos fundamentales que conforman un modelo de negocio.</w:t>
+      </w:r>
+    </w:p>
+    <w:p>
+      <w:pPr>
+        <w:rPr>
+          <w:lang w:val="es-PE" w:eastAsia="es-PE"/>
+        </w:rPr>
+      </w:pPr>
+      <w:r>
+        <w:rPr>
+          <w:lang w:val="es-PE" w:eastAsia="es-PE"/>
+        </w:rPr>
+        <w:t>Este modelo fue desarrollado por Osterwalder y Pigneur (2010) y se compone de nueve bloques clave que describen el funcionamiento de una empresa y la forma en que genera valor para sus clientes.</w:t>
+      </w:r>
+    </w:p>
+    <w:p>
+      <w:pPr>
+        <w:rPr>
+          <w:lang w:val="es-PE" w:eastAsia="es-PE"/>
+        </w:rPr>
+      </w:pPr>
+      <w:r>
+        <w:rPr>
+          <w:lang w:val="es-PE" w:eastAsia="es-PE"/>
+        </w:rPr>
+        <w:t>Los nueve componentes del modelo CANVAS son:</w:t>
       </w:r>
     </w:p>
     <w:p>
@@ -15426,7 +15061,7 @@
         <w:rPr>
           <w:lang w:val="es-PE" w:eastAsia="es-PE"/>
         </w:rPr>
-        <w:t>Canales</w:t>
+        <w:t>Segmentos de clientes</w:t>
       </w:r>
     </w:p>
     <w:p>
@@ -15444,7 +15079,7 @@
         <w:rPr>
           <w:lang w:val="es-PE" w:eastAsia="es-PE"/>
         </w:rPr>
-        <w:t>Relaciones con los clientes</w:t>
+        <w:t>Propuesta de valor</w:t>
       </w:r>
     </w:p>
     <w:p>
@@ -15462,7 +15097,7 @@
         <w:rPr>
           <w:lang w:val="es-PE" w:eastAsia="es-PE"/>
         </w:rPr>
-        <w:t>Fuentes de ingresos</w:t>
+        <w:t>Canales</w:t>
       </w:r>
     </w:p>
     <w:p>
@@ -15480,7 +15115,7 @@
         <w:rPr>
           <w:lang w:val="es-PE" w:eastAsia="es-PE"/>
         </w:rPr>
-        <w:t>Recursos clave</w:t>
+        <w:t>Relaciones con los clientes</w:t>
       </w:r>
     </w:p>
     <w:p>
@@ -15498,7 +15133,7 @@
         <w:rPr>
           <w:lang w:val="es-PE" w:eastAsia="es-PE"/>
         </w:rPr>
-        <w:t>Actividades clave</w:t>
+        <w:t>Fuentes de ingresos</w:t>
       </w:r>
     </w:p>
     <w:p>
@@ -15516,7 +15151,7 @@
         <w:rPr>
           <w:lang w:val="es-PE" w:eastAsia="es-PE"/>
         </w:rPr>
-        <w:t>Socios clave</w:t>
+        <w:t>Recursos clave</w:t>
       </w:r>
     </w:p>
     <w:p>
@@ -15534,6 +15169,42 @@
         <w:rPr>
           <w:lang w:val="es-PE" w:eastAsia="es-PE"/>
         </w:rPr>
+        <w:t>Actividades clave</w:t>
+      </w:r>
+    </w:p>
+    <w:p>
+      <w:pPr>
+        <w:pStyle w:val="Prrafodelista"/>
+        <w:numPr>
+          <w:ilvl w:val="0"/>
+          <w:numId w:val="41"/>
+        </w:numPr>
+        <w:rPr>
+          <w:lang w:val="es-PE" w:eastAsia="es-PE"/>
+        </w:rPr>
+      </w:pPr>
+      <w:r>
+        <w:rPr>
+          <w:lang w:val="es-PE" w:eastAsia="es-PE"/>
+        </w:rPr>
+        <w:t>Socios clave</w:t>
+      </w:r>
+    </w:p>
+    <w:p>
+      <w:pPr>
+        <w:pStyle w:val="Prrafodelista"/>
+        <w:numPr>
+          <w:ilvl w:val="0"/>
+          <w:numId w:val="41"/>
+        </w:numPr>
+        <w:rPr>
+          <w:lang w:val="es-PE" w:eastAsia="es-PE"/>
+        </w:rPr>
+      </w:pPr>
+      <w:r>
+        <w:rPr>
+          <w:lang w:val="es-PE" w:eastAsia="es-PE"/>
+        </w:rPr>
         <w:t>Estructura de costos</w:t>
       </w:r>
     </w:p>
@@ -15577,14 +15248,14 @@
           <w:lang w:val="es-PE" w:eastAsia="es-PE"/>
         </w:rPr>
       </w:pPr>
-      <w:bookmarkStart w:id="55" w:name="_Toc224501426"/>
+      <w:bookmarkStart w:id="54" w:name="_Toc224501426"/>
       <w:r>
         <w:rPr>
           <w:lang w:val="es-PE" w:eastAsia="es-PE"/>
         </w:rPr>
         <w:t>Procesamiento y análisis de la información</w:t>
       </w:r>
-      <w:bookmarkEnd w:id="55"/>
+      <w:bookmarkEnd w:id="54"/>
     </w:p>
     <w:p>
       <w:pPr>
@@ -15707,12 +15378,12 @@
       <w:pPr>
         <w:pStyle w:val="Ttulo1"/>
       </w:pPr>
-      <w:bookmarkStart w:id="56" w:name="_Toc224501427"/>
+      <w:bookmarkStart w:id="55" w:name="_Toc224501427"/>
       <w:r>
         <w:lastRenderedPageBreak/>
         <w:t>CONCLUSIONES</w:t>
       </w:r>
-      <w:bookmarkEnd w:id="56"/>
+      <w:bookmarkEnd w:id="55"/>
     </w:p>
     <w:p>
       <w:pPr>
@@ -15789,12 +15460,12 @@
       <w:pPr>
         <w:pStyle w:val="Ttulo1"/>
       </w:pPr>
-      <w:bookmarkStart w:id="57" w:name="_Toc224501428"/>
+      <w:bookmarkStart w:id="56" w:name="_Toc224501428"/>
       <w:r>
         <w:lastRenderedPageBreak/>
         <w:t>RECOMENDACIONES</w:t>
       </w:r>
-      <w:bookmarkEnd w:id="57"/>
+      <w:bookmarkEnd w:id="56"/>
     </w:p>
     <w:p>
       <w:pPr>
@@ -15871,12 +15542,12 @@
       <w:pPr>
         <w:pStyle w:val="Ttulo1"/>
       </w:pPr>
-      <w:bookmarkStart w:id="58" w:name="_Toc224501429"/>
+      <w:bookmarkStart w:id="57" w:name="_Toc224501429"/>
       <w:r>
         <w:lastRenderedPageBreak/>
         <w:t>REFERENCIAS BIBLIOGRÁFICAS</w:t>
       </w:r>
-      <w:bookmarkEnd w:id="58"/>
+      <w:bookmarkEnd w:id="57"/>
     </w:p>
     <w:sdt>
       <w:sdtPr>
@@ -16338,12 +16009,12 @@
           <w:numId w:val="45"/>
         </w:numPr>
       </w:pPr>
-      <w:bookmarkStart w:id="59" w:name="_Toc224501430"/>
+      <w:bookmarkStart w:id="58" w:name="_Toc224501430"/>
       <w:r>
         <w:lastRenderedPageBreak/>
         <w:t>ANEXOS</w:t>
       </w:r>
-      <w:bookmarkEnd w:id="59"/>
+      <w:bookmarkEnd w:id="58"/>
     </w:p>
     <w:p>
       <w:pPr>
@@ -17183,7 +16854,7 @@
       <w:pPr>
         <w:pStyle w:val="FigureStyle"/>
       </w:pPr>
-      <w:bookmarkStart w:id="60" w:name="_Toc224490733"/>
+      <w:bookmarkStart w:id="59" w:name="_Toc224490733"/>
       <w:r>
         <w:rPr>
           <w:b/>
@@ -17249,7 +16920,7 @@
       <w:r>
         <w:t>referencias del consumidor</w:t>
       </w:r>
-      <w:bookmarkEnd w:id="60"/>
+      <w:bookmarkEnd w:id="59"/>
     </w:p>
     <w:p>
       <w:pPr>
@@ -17330,7 +17001,7 @@
       <w:pPr>
         <w:pStyle w:val="FigureStyle"/>
       </w:pPr>
-      <w:bookmarkStart w:id="61" w:name="_Toc224490734"/>
+      <w:bookmarkStart w:id="60" w:name="_Toc224490734"/>
       <w:r>
         <w:rPr>
           <w:b/>
@@ -17390,7 +17061,7 @@
         <w:br/>
         <w:t>Frecuencia de desayuno</w:t>
       </w:r>
-      <w:bookmarkEnd w:id="61"/>
+      <w:bookmarkEnd w:id="60"/>
     </w:p>
     <w:p>
       <w:r>
@@ -17463,7 +17134,7 @@
       <w:pPr>
         <w:pStyle w:val="FigureStyle"/>
       </w:pPr>
-      <w:bookmarkStart w:id="62" w:name="_Toc224490735"/>
+      <w:bookmarkStart w:id="61" w:name="_Toc224490735"/>
       <w:r>
         <w:rPr>
           <w:b/>
@@ -17527,7 +17198,7 @@
       <w:r>
         <w:t xml:space="preserve"> en un desayuno</w:t>
       </w:r>
-      <w:bookmarkEnd w:id="62"/>
+      <w:bookmarkEnd w:id="61"/>
     </w:p>
     <w:p>
       <w:r>
@@ -17604,7 +17275,7 @@
           <w:iCs/>
         </w:rPr>
       </w:pPr>
-      <w:bookmarkStart w:id="63" w:name="_Toc224490736"/>
+      <w:bookmarkStart w:id="62" w:name="_Toc224490736"/>
       <w:r>
         <w:rPr>
           <w:b/>
@@ -17656,7 +17327,7 @@
         <w:br/>
         <w:t>Dinero que se destina al desayuno.</w:t>
       </w:r>
-      <w:bookmarkEnd w:id="63"/>
+      <w:bookmarkEnd w:id="62"/>
     </w:p>
     <w:p>
       <w:r>
@@ -17745,7 +17416,7 @@
           <w:iCs/>
         </w:rPr>
       </w:pPr>
-      <w:bookmarkStart w:id="64" w:name="_Toc224490737"/>
+      <w:bookmarkStart w:id="63" w:name="_Toc224490737"/>
       <w:r>
         <w:rPr>
           <w:b/>
@@ -17825,7 +17496,7 @@
         </w:rPr>
         <w:t xml:space="preserve"> por falta de tiempo.</w:t>
       </w:r>
-      <w:bookmarkEnd w:id="64"/>
+      <w:bookmarkEnd w:id="63"/>
     </w:p>
     <w:p>
       <w:r>
@@ -17902,7 +17573,7 @@
           <w:iCs/>
         </w:rPr>
       </w:pPr>
-      <w:bookmarkStart w:id="65" w:name="_Toc224490738"/>
+      <w:bookmarkStart w:id="64" w:name="_Toc224490738"/>
       <w:r>
         <w:rPr>
           <w:b/>
@@ -17981,7 +17652,7 @@
         </w:rPr>
         <w:t xml:space="preserve"> saludable.</w:t>
       </w:r>
-      <w:bookmarkEnd w:id="65"/>
+      <w:bookmarkEnd w:id="64"/>
     </w:p>
     <w:p>
       <w:r>
@@ -18068,7 +17739,7 @@
           <w:iCs/>
         </w:rPr>
       </w:pPr>
-      <w:bookmarkStart w:id="66" w:name="_Toc224490739"/>
+      <w:bookmarkStart w:id="65" w:name="_Toc224490739"/>
       <w:r>
         <w:rPr>
           <w:b/>
@@ -18133,7 +17804,7 @@
         </w:rPr>
         <w:t>.</w:t>
       </w:r>
-      <w:bookmarkEnd w:id="66"/>
+      <w:bookmarkEnd w:id="65"/>
     </w:p>
     <w:p>
       <w:r>
@@ -18238,7 +17909,7 @@
           <w:iCs/>
         </w:rPr>
       </w:pPr>
-      <w:bookmarkStart w:id="67" w:name="_Toc224490740"/>
+      <w:bookmarkStart w:id="66" w:name="_Toc224490740"/>
       <w:r>
         <w:rPr>
           <w:b/>
@@ -18304,7 +17975,7 @@
         </w:rPr>
         <w:t>.</w:t>
       </w:r>
-      <w:bookmarkEnd w:id="67"/>
+      <w:bookmarkEnd w:id="66"/>
     </w:p>
     <w:p>
       <w:r>
@@ -18392,7 +18063,7 @@
           <w:lang w:val="en-US"/>
         </w:rPr>
       </w:pPr>
-      <w:bookmarkStart w:id="68" w:name="_Toc224490741"/>
+      <w:bookmarkStart w:id="67" w:name="_Toc224490741"/>
       <w:r>
         <w:rPr>
           <w:b/>
@@ -18456,9 +18127,15 @@
           <w:lang w:val="en-US"/>
         </w:rPr>
         <w:br/>
-        <w:t>Publicidad de Easy Breakfast</w:t>
-      </w:r>
-      <w:bookmarkEnd w:id="68"/>
+        <w:t xml:space="preserve">Publicidad de </w:t>
+      </w:r>
+      <w:r>
+        <w:rPr>
+          <w:lang w:val="en-US"/>
+        </w:rPr>
+        <w:t>Cocina 360°</w:t>
+      </w:r>
+      <w:bookmarkEnd w:id="67"/>
     </w:p>
     <w:p>
       <w:pPr>
@@ -18474,7 +18151,7 @@
             <w:rFonts w:eastAsiaTheme="majorEastAsia"/>
             <w:lang w:val="en-US"/>
           </w:rPr>
-          <w:t>Easy Breakfast Video</w:t>
+          <w:t>Cocina 360° Video</w:t>
         </w:r>
       </w:hyperlink>
     </w:p>
@@ -20523,6 +20200,119 @@
     </w:lvl>
   </w:abstractNum>
   <w:abstractNum w:abstractNumId="14" w15:restartNumberingAfterBreak="0">
+    <w:nsid w:val="35855CCF"/>
+    <w:multiLevelType w:val="hybridMultilevel"/>
+    <w:tmpl w:val="79F87B44"/>
+    <w:lvl w:ilvl="0" w:tplc="280A0001">
+      <w:start w:val="1"/>
+      <w:numFmt w:val="bullet"/>
+      <w:lvlText w:val=""/>
+      <w:lvlJc w:val="left"/>
+      <w:pPr>
+        <w:ind w:left="720" w:hanging="360"/>
+      </w:pPr>
+      <w:rPr>
+        <w:rFonts w:ascii="Symbol" w:hAnsi="Symbol" w:hint="default"/>
+      </w:rPr>
+    </w:lvl>
+    <w:lvl w:ilvl="1" w:tplc="280A0003" w:tentative="1">
+      <w:start w:val="1"/>
+      <w:numFmt w:val="bullet"/>
+      <w:lvlText w:val="o"/>
+      <w:lvlJc w:val="left"/>
+      <w:pPr>
+        <w:ind w:left="1440" w:hanging="360"/>
+      </w:pPr>
+      <w:rPr>
+        <w:rFonts w:ascii="Courier New" w:hAnsi="Courier New" w:cs="Courier New" w:hint="default"/>
+      </w:rPr>
+    </w:lvl>
+    <w:lvl w:ilvl="2" w:tplc="280A0005" w:tentative="1">
+      <w:start w:val="1"/>
+      <w:numFmt w:val="bullet"/>
+      <w:lvlText w:val=""/>
+      <w:lvlJc w:val="left"/>
+      <w:pPr>
+        <w:ind w:left="2160" w:hanging="360"/>
+      </w:pPr>
+      <w:rPr>
+        <w:rFonts w:ascii="Wingdings" w:hAnsi="Wingdings" w:hint="default"/>
+      </w:rPr>
+    </w:lvl>
+    <w:lvl w:ilvl="3" w:tplc="280A0001" w:tentative="1">
+      <w:start w:val="1"/>
+      <w:numFmt w:val="bullet"/>
+      <w:lvlText w:val=""/>
+      <w:lvlJc w:val="left"/>
+      <w:pPr>
+        <w:ind w:left="2880" w:hanging="360"/>
+      </w:pPr>
+      <w:rPr>
+        <w:rFonts w:ascii="Symbol" w:hAnsi="Symbol" w:hint="default"/>
+      </w:rPr>
+    </w:lvl>
+    <w:lvl w:ilvl="4" w:tplc="280A0003" w:tentative="1">
+      <w:start w:val="1"/>
+      <w:numFmt w:val="bullet"/>
+      <w:lvlText w:val="o"/>
+      <w:lvlJc w:val="left"/>
+      <w:pPr>
+        <w:ind w:left="3600" w:hanging="360"/>
+      </w:pPr>
+      <w:rPr>
+        <w:rFonts w:ascii="Courier New" w:hAnsi="Courier New" w:cs="Courier New" w:hint="default"/>
+      </w:rPr>
+    </w:lvl>
+    <w:lvl w:ilvl="5" w:tplc="280A0005" w:tentative="1">
+      <w:start w:val="1"/>
+      <w:numFmt w:val="bullet"/>
+      <w:lvlText w:val=""/>
+      <w:lvlJc w:val="left"/>
+      <w:pPr>
+        <w:ind w:left="4320" w:hanging="360"/>
+      </w:pPr>
+      <w:rPr>
+        <w:rFonts w:ascii="Wingdings" w:hAnsi="Wingdings" w:hint="default"/>
+      </w:rPr>
+    </w:lvl>
+    <w:lvl w:ilvl="6" w:tplc="280A0001" w:tentative="1">
+      <w:start w:val="1"/>
+      <w:numFmt w:val="bullet"/>
+      <w:lvlText w:val=""/>
+      <w:lvlJc w:val="left"/>
+      <w:pPr>
+        <w:ind w:left="5040" w:hanging="360"/>
+      </w:pPr>
+      <w:rPr>
+        <w:rFonts w:ascii="Symbol" w:hAnsi="Symbol" w:hint="default"/>
+      </w:rPr>
+    </w:lvl>
+    <w:lvl w:ilvl="7" w:tplc="280A0003" w:tentative="1">
+      <w:start w:val="1"/>
+      <w:numFmt w:val="bullet"/>
+      <w:lvlText w:val="o"/>
+      <w:lvlJc w:val="left"/>
+      <w:pPr>
+        <w:ind w:left="5760" w:hanging="360"/>
+      </w:pPr>
+      <w:rPr>
+        <w:rFonts w:ascii="Courier New" w:hAnsi="Courier New" w:cs="Courier New" w:hint="default"/>
+      </w:rPr>
+    </w:lvl>
+    <w:lvl w:ilvl="8" w:tplc="280A0005" w:tentative="1">
+      <w:start w:val="1"/>
+      <w:numFmt w:val="bullet"/>
+      <w:lvlText w:val=""/>
+      <w:lvlJc w:val="left"/>
+      <w:pPr>
+        <w:ind w:left="6480" w:hanging="360"/>
+      </w:pPr>
+      <w:rPr>
+        <w:rFonts w:ascii="Wingdings" w:hAnsi="Wingdings" w:hint="default"/>
+      </w:rPr>
+    </w:lvl>
+  </w:abstractNum>
+  <w:abstractNum w:abstractNumId="15" w15:restartNumberingAfterBreak="0">
     <w:nsid w:val="35DA3D45"/>
     <w:multiLevelType w:val="hybridMultilevel"/>
     <w:tmpl w:val="D7509C3A"/>
@@ -20608,7 +20398,7 @@
       </w:pPr>
     </w:lvl>
   </w:abstractNum>
-  <w:abstractNum w:abstractNumId="15" w15:restartNumberingAfterBreak="0">
+  <w:abstractNum w:abstractNumId="16" w15:restartNumberingAfterBreak="0">
     <w:nsid w:val="36FE7A9A"/>
     <w:multiLevelType w:val="multilevel"/>
     <w:tmpl w:val="0ACA317C"/>
@@ -20728,7 +20518,7 @@
       </w:rPr>
     </w:lvl>
   </w:abstractNum>
-  <w:abstractNum w:abstractNumId="16" w15:restartNumberingAfterBreak="0">
+  <w:abstractNum w:abstractNumId="17" w15:restartNumberingAfterBreak="0">
     <w:nsid w:val="39135CDA"/>
     <w:multiLevelType w:val="multilevel"/>
     <w:tmpl w:val="9E8CD8C8"/>
@@ -20877,7 +20667,7 @@
       </w:rPr>
     </w:lvl>
   </w:abstractNum>
-  <w:abstractNum w:abstractNumId="17" w15:restartNumberingAfterBreak="0">
+  <w:abstractNum w:abstractNumId="18" w15:restartNumberingAfterBreak="0">
     <w:nsid w:val="39900DC4"/>
     <w:multiLevelType w:val="multilevel"/>
     <w:tmpl w:val="A616384A"/>
@@ -21026,7 +20816,7 @@
       </w:rPr>
     </w:lvl>
   </w:abstractNum>
-  <w:abstractNum w:abstractNumId="18" w15:restartNumberingAfterBreak="0">
+  <w:abstractNum w:abstractNumId="19" w15:restartNumberingAfterBreak="0">
     <w:nsid w:val="3C8442A3"/>
     <w:multiLevelType w:val="multilevel"/>
     <w:tmpl w:val="51FCB4BE"/>
@@ -21175,7 +20965,7 @@
       </w:rPr>
     </w:lvl>
   </w:abstractNum>
-  <w:abstractNum w:abstractNumId="19" w15:restartNumberingAfterBreak="0">
+  <w:abstractNum w:abstractNumId="20" w15:restartNumberingAfterBreak="0">
     <w:nsid w:val="3D441842"/>
     <w:multiLevelType w:val="hybridMultilevel"/>
     <w:tmpl w:val="A0B0E90A"/>
@@ -21287,7 +21077,7 @@
       </w:rPr>
     </w:lvl>
   </w:abstractNum>
-  <w:abstractNum w:abstractNumId="20" w15:restartNumberingAfterBreak="0">
+  <w:abstractNum w:abstractNumId="21" w15:restartNumberingAfterBreak="0">
     <w:nsid w:val="3DC621F2"/>
     <w:multiLevelType w:val="hybridMultilevel"/>
     <w:tmpl w:val="02840326"/>
@@ -21400,7 +21190,7 @@
       </w:rPr>
     </w:lvl>
   </w:abstractNum>
-  <w:abstractNum w:abstractNumId="21" w15:restartNumberingAfterBreak="0">
+  <w:abstractNum w:abstractNumId="22" w15:restartNumberingAfterBreak="0">
     <w:nsid w:val="40855F38"/>
     <w:multiLevelType w:val="multilevel"/>
     <w:tmpl w:val="0C0A001D"/>
@@ -21486,7 +21276,7 @@
       </w:pPr>
     </w:lvl>
   </w:abstractNum>
-  <w:abstractNum w:abstractNumId="22" w15:restartNumberingAfterBreak="0">
+  <w:abstractNum w:abstractNumId="23" w15:restartNumberingAfterBreak="0">
     <w:nsid w:val="44C61F2A"/>
     <w:multiLevelType w:val="hybridMultilevel"/>
     <w:tmpl w:val="F800E3D4"/>
@@ -21575,7 +21365,7 @@
       </w:pPr>
     </w:lvl>
   </w:abstractNum>
-  <w:abstractNum w:abstractNumId="23" w15:restartNumberingAfterBreak="0">
+  <w:abstractNum w:abstractNumId="24" w15:restartNumberingAfterBreak="0">
     <w:nsid w:val="452C5C3E"/>
     <w:multiLevelType w:val="hybridMultilevel"/>
     <w:tmpl w:val="3F82E166"/>
@@ -21664,7 +21454,7 @@
       </w:pPr>
     </w:lvl>
   </w:abstractNum>
-  <w:abstractNum w:abstractNumId="24" w15:restartNumberingAfterBreak="0">
+  <w:abstractNum w:abstractNumId="25" w15:restartNumberingAfterBreak="0">
     <w:nsid w:val="48B57FB2"/>
     <w:multiLevelType w:val="hybridMultilevel"/>
     <w:tmpl w:val="53988912"/>
@@ -21777,7 +21567,7 @@
       </w:rPr>
     </w:lvl>
   </w:abstractNum>
-  <w:abstractNum w:abstractNumId="25" w15:restartNumberingAfterBreak="0">
+  <w:abstractNum w:abstractNumId="26" w15:restartNumberingAfterBreak="0">
     <w:nsid w:val="4BC15F78"/>
     <w:multiLevelType w:val="hybridMultilevel"/>
     <w:tmpl w:val="749AA930"/>
@@ -21890,7 +21680,7 @@
       </w:rPr>
     </w:lvl>
   </w:abstractNum>
-  <w:abstractNum w:abstractNumId="26" w15:restartNumberingAfterBreak="0">
+  <w:abstractNum w:abstractNumId="27" w15:restartNumberingAfterBreak="0">
     <w:nsid w:val="4C52255D"/>
     <w:multiLevelType w:val="hybridMultilevel"/>
     <w:tmpl w:val="128E50B6"/>
@@ -22003,7 +21793,7 @@
       </w:rPr>
     </w:lvl>
   </w:abstractNum>
-  <w:abstractNum w:abstractNumId="27" w15:restartNumberingAfterBreak="0">
+  <w:abstractNum w:abstractNumId="28" w15:restartNumberingAfterBreak="0">
     <w:nsid w:val="4DE92888"/>
     <w:multiLevelType w:val="hybridMultilevel"/>
     <w:tmpl w:val="61BE5222"/>
@@ -22116,7 +21906,120 @@
       </w:rPr>
     </w:lvl>
   </w:abstractNum>
-  <w:abstractNum w:abstractNumId="28" w15:restartNumberingAfterBreak="0">
+  <w:abstractNum w:abstractNumId="29" w15:restartNumberingAfterBreak="0">
+    <w:nsid w:val="4E5A168D"/>
+    <w:multiLevelType w:val="hybridMultilevel"/>
+    <w:tmpl w:val="A6A6C36E"/>
+    <w:lvl w:ilvl="0" w:tplc="280A0001">
+      <w:start w:val="1"/>
+      <w:numFmt w:val="bullet"/>
+      <w:lvlText w:val=""/>
+      <w:lvlJc w:val="left"/>
+      <w:pPr>
+        <w:ind w:left="720" w:hanging="360"/>
+      </w:pPr>
+      <w:rPr>
+        <w:rFonts w:ascii="Symbol" w:hAnsi="Symbol" w:hint="default"/>
+      </w:rPr>
+    </w:lvl>
+    <w:lvl w:ilvl="1" w:tplc="280A0003" w:tentative="1">
+      <w:start w:val="1"/>
+      <w:numFmt w:val="bullet"/>
+      <w:lvlText w:val="o"/>
+      <w:lvlJc w:val="left"/>
+      <w:pPr>
+        <w:ind w:left="1440" w:hanging="360"/>
+      </w:pPr>
+      <w:rPr>
+        <w:rFonts w:ascii="Courier New" w:hAnsi="Courier New" w:cs="Courier New" w:hint="default"/>
+      </w:rPr>
+    </w:lvl>
+    <w:lvl w:ilvl="2" w:tplc="280A0005" w:tentative="1">
+      <w:start w:val="1"/>
+      <w:numFmt w:val="bullet"/>
+      <w:lvlText w:val=""/>
+      <w:lvlJc w:val="left"/>
+      <w:pPr>
+        <w:ind w:left="2160" w:hanging="360"/>
+      </w:pPr>
+      <w:rPr>
+        <w:rFonts w:ascii="Wingdings" w:hAnsi="Wingdings" w:hint="default"/>
+      </w:rPr>
+    </w:lvl>
+    <w:lvl w:ilvl="3" w:tplc="280A0001" w:tentative="1">
+      <w:start w:val="1"/>
+      <w:numFmt w:val="bullet"/>
+      <w:lvlText w:val=""/>
+      <w:lvlJc w:val="left"/>
+      <w:pPr>
+        <w:ind w:left="2880" w:hanging="360"/>
+      </w:pPr>
+      <w:rPr>
+        <w:rFonts w:ascii="Symbol" w:hAnsi="Symbol" w:hint="default"/>
+      </w:rPr>
+    </w:lvl>
+    <w:lvl w:ilvl="4" w:tplc="280A0003" w:tentative="1">
+      <w:start w:val="1"/>
+      <w:numFmt w:val="bullet"/>
+      <w:lvlText w:val="o"/>
+      <w:lvlJc w:val="left"/>
+      <w:pPr>
+        <w:ind w:left="3600" w:hanging="360"/>
+      </w:pPr>
+      <w:rPr>
+        <w:rFonts w:ascii="Courier New" w:hAnsi="Courier New" w:cs="Courier New" w:hint="default"/>
+      </w:rPr>
+    </w:lvl>
+    <w:lvl w:ilvl="5" w:tplc="280A0005" w:tentative="1">
+      <w:start w:val="1"/>
+      <w:numFmt w:val="bullet"/>
+      <w:lvlText w:val=""/>
+      <w:lvlJc w:val="left"/>
+      <w:pPr>
+        <w:ind w:left="4320" w:hanging="360"/>
+      </w:pPr>
+      <w:rPr>
+        <w:rFonts w:ascii="Wingdings" w:hAnsi="Wingdings" w:hint="default"/>
+      </w:rPr>
+    </w:lvl>
+    <w:lvl w:ilvl="6" w:tplc="280A0001" w:tentative="1">
+      <w:start w:val="1"/>
+      <w:numFmt w:val="bullet"/>
+      <w:lvlText w:val=""/>
+      <w:lvlJc w:val="left"/>
+      <w:pPr>
+        <w:ind w:left="5040" w:hanging="360"/>
+      </w:pPr>
+      <w:rPr>
+        <w:rFonts w:ascii="Symbol" w:hAnsi="Symbol" w:hint="default"/>
+      </w:rPr>
+    </w:lvl>
+    <w:lvl w:ilvl="7" w:tplc="280A0003" w:tentative="1">
+      <w:start w:val="1"/>
+      <w:numFmt w:val="bullet"/>
+      <w:lvlText w:val="o"/>
+      <w:lvlJc w:val="left"/>
+      <w:pPr>
+        <w:ind w:left="5760" w:hanging="360"/>
+      </w:pPr>
+      <w:rPr>
+        <w:rFonts w:ascii="Courier New" w:hAnsi="Courier New" w:cs="Courier New" w:hint="default"/>
+      </w:rPr>
+    </w:lvl>
+    <w:lvl w:ilvl="8" w:tplc="280A0005" w:tentative="1">
+      <w:start w:val="1"/>
+      <w:numFmt w:val="bullet"/>
+      <w:lvlText w:val=""/>
+      <w:lvlJc w:val="left"/>
+      <w:pPr>
+        <w:ind w:left="6480" w:hanging="360"/>
+      </w:pPr>
+      <w:rPr>
+        <w:rFonts w:ascii="Wingdings" w:hAnsi="Wingdings" w:hint="default"/>
+      </w:rPr>
+    </w:lvl>
+  </w:abstractNum>
+  <w:abstractNum w:abstractNumId="30" w15:restartNumberingAfterBreak="0">
     <w:nsid w:val="555E3D3B"/>
     <w:multiLevelType w:val="multilevel"/>
     <w:tmpl w:val="A0BCF8DA"/>
@@ -22265,7 +22168,7 @@
       </w:rPr>
     </w:lvl>
   </w:abstractNum>
-  <w:abstractNum w:abstractNumId="29" w15:restartNumberingAfterBreak="0">
+  <w:abstractNum w:abstractNumId="31" w15:restartNumberingAfterBreak="0">
     <w:nsid w:val="59513941"/>
     <w:multiLevelType w:val="hybridMultilevel"/>
     <w:tmpl w:val="59BE62B8"/>
@@ -22378,7 +22281,7 @@
       </w:rPr>
     </w:lvl>
   </w:abstractNum>
-  <w:abstractNum w:abstractNumId="30" w15:restartNumberingAfterBreak="0">
+  <w:abstractNum w:abstractNumId="32" w15:restartNumberingAfterBreak="0">
     <w:nsid w:val="59FA0E4D"/>
     <w:multiLevelType w:val="hybridMultilevel"/>
     <w:tmpl w:val="123E34BA"/>
@@ -22491,7 +22394,7 @@
       </w:rPr>
     </w:lvl>
   </w:abstractNum>
-  <w:abstractNum w:abstractNumId="31" w15:restartNumberingAfterBreak="0">
+  <w:abstractNum w:abstractNumId="33" w15:restartNumberingAfterBreak="0">
     <w:nsid w:val="5C2E2113"/>
     <w:multiLevelType w:val="multilevel"/>
     <w:tmpl w:val="06F079A4"/>
@@ -22640,7 +22543,7 @@
       </w:rPr>
     </w:lvl>
   </w:abstractNum>
-  <w:abstractNum w:abstractNumId="32" w15:restartNumberingAfterBreak="0">
+  <w:abstractNum w:abstractNumId="34" w15:restartNumberingAfterBreak="0">
     <w:nsid w:val="5C9F7BB4"/>
     <w:multiLevelType w:val="hybridMultilevel"/>
     <w:tmpl w:val="E502095A"/>
@@ -22753,7 +22656,7 @@
       </w:rPr>
     </w:lvl>
   </w:abstractNum>
-  <w:abstractNum w:abstractNumId="33" w15:restartNumberingAfterBreak="0">
+  <w:abstractNum w:abstractNumId="35" w15:restartNumberingAfterBreak="0">
     <w:nsid w:val="5F324DAA"/>
     <w:multiLevelType w:val="hybridMultilevel"/>
     <w:tmpl w:val="581EE330"/>
@@ -22842,7 +22745,120 @@
       </w:pPr>
     </w:lvl>
   </w:abstractNum>
-  <w:abstractNum w:abstractNumId="34" w15:restartNumberingAfterBreak="0">
+  <w:abstractNum w:abstractNumId="36" w15:restartNumberingAfterBreak="0">
+    <w:nsid w:val="6093453D"/>
+    <w:multiLevelType w:val="hybridMultilevel"/>
+    <w:tmpl w:val="D910BD60"/>
+    <w:lvl w:ilvl="0" w:tplc="280A0001">
+      <w:start w:val="1"/>
+      <w:numFmt w:val="bullet"/>
+      <w:lvlText w:val=""/>
+      <w:lvlJc w:val="left"/>
+      <w:pPr>
+        <w:ind w:left="720" w:hanging="360"/>
+      </w:pPr>
+      <w:rPr>
+        <w:rFonts w:ascii="Symbol" w:hAnsi="Symbol" w:hint="default"/>
+      </w:rPr>
+    </w:lvl>
+    <w:lvl w:ilvl="1" w:tplc="280A0003" w:tentative="1">
+      <w:start w:val="1"/>
+      <w:numFmt w:val="bullet"/>
+      <w:lvlText w:val="o"/>
+      <w:lvlJc w:val="left"/>
+      <w:pPr>
+        <w:ind w:left="1440" w:hanging="360"/>
+      </w:pPr>
+      <w:rPr>
+        <w:rFonts w:ascii="Courier New" w:hAnsi="Courier New" w:cs="Courier New" w:hint="default"/>
+      </w:rPr>
+    </w:lvl>
+    <w:lvl w:ilvl="2" w:tplc="280A0005" w:tentative="1">
+      <w:start w:val="1"/>
+      <w:numFmt w:val="bullet"/>
+      <w:lvlText w:val=""/>
+      <w:lvlJc w:val="left"/>
+      <w:pPr>
+        <w:ind w:left="2160" w:hanging="360"/>
+      </w:pPr>
+      <w:rPr>
+        <w:rFonts w:ascii="Wingdings" w:hAnsi="Wingdings" w:hint="default"/>
+      </w:rPr>
+    </w:lvl>
+    <w:lvl w:ilvl="3" w:tplc="280A0001" w:tentative="1">
+      <w:start w:val="1"/>
+      <w:numFmt w:val="bullet"/>
+      <w:lvlText w:val=""/>
+      <w:lvlJc w:val="left"/>
+      <w:pPr>
+        <w:ind w:left="2880" w:hanging="360"/>
+      </w:pPr>
+      <w:rPr>
+        <w:rFonts w:ascii="Symbol" w:hAnsi="Symbol" w:hint="default"/>
+      </w:rPr>
+    </w:lvl>
+    <w:lvl w:ilvl="4" w:tplc="280A0003" w:tentative="1">
+      <w:start w:val="1"/>
+      <w:numFmt w:val="bullet"/>
+      <w:lvlText w:val="o"/>
+      <w:lvlJc w:val="left"/>
+      <w:pPr>
+        <w:ind w:left="3600" w:hanging="360"/>
+      </w:pPr>
+      <w:rPr>
+        <w:rFonts w:ascii="Courier New" w:hAnsi="Courier New" w:cs="Courier New" w:hint="default"/>
+      </w:rPr>
+    </w:lvl>
+    <w:lvl w:ilvl="5" w:tplc="280A0005" w:tentative="1">
+      <w:start w:val="1"/>
+      <w:numFmt w:val="bullet"/>
+      <w:lvlText w:val=""/>
+      <w:lvlJc w:val="left"/>
+      <w:pPr>
+        <w:ind w:left="4320" w:hanging="360"/>
+      </w:pPr>
+      <w:rPr>
+        <w:rFonts w:ascii="Wingdings" w:hAnsi="Wingdings" w:hint="default"/>
+      </w:rPr>
+    </w:lvl>
+    <w:lvl w:ilvl="6" w:tplc="280A0001" w:tentative="1">
+      <w:start w:val="1"/>
+      <w:numFmt w:val="bullet"/>
+      <w:lvlText w:val=""/>
+      <w:lvlJc w:val="left"/>
+      <w:pPr>
+        <w:ind w:left="5040" w:hanging="360"/>
+      </w:pPr>
+      <w:rPr>
+        <w:rFonts w:ascii="Symbol" w:hAnsi="Symbol" w:hint="default"/>
+      </w:rPr>
+    </w:lvl>
+    <w:lvl w:ilvl="7" w:tplc="280A0003" w:tentative="1">
+      <w:start w:val="1"/>
+      <w:numFmt w:val="bullet"/>
+      <w:lvlText w:val="o"/>
+      <w:lvlJc w:val="left"/>
+      <w:pPr>
+        <w:ind w:left="5760" w:hanging="360"/>
+      </w:pPr>
+      <w:rPr>
+        <w:rFonts w:ascii="Courier New" w:hAnsi="Courier New" w:cs="Courier New" w:hint="default"/>
+      </w:rPr>
+    </w:lvl>
+    <w:lvl w:ilvl="8" w:tplc="280A0005" w:tentative="1">
+      <w:start w:val="1"/>
+      <w:numFmt w:val="bullet"/>
+      <w:lvlText w:val=""/>
+      <w:lvlJc w:val="left"/>
+      <w:pPr>
+        <w:ind w:left="6480" w:hanging="360"/>
+      </w:pPr>
+      <w:rPr>
+        <w:rFonts w:ascii="Wingdings" w:hAnsi="Wingdings" w:hint="default"/>
+      </w:rPr>
+    </w:lvl>
+  </w:abstractNum>
+  <w:abstractNum w:abstractNumId="37" w15:restartNumberingAfterBreak="0">
     <w:nsid w:val="62883FE0"/>
     <w:multiLevelType w:val="hybridMultilevel"/>
     <w:tmpl w:val="7D64F252"/>
@@ -22955,7 +22971,7 @@
       </w:rPr>
     </w:lvl>
   </w:abstractNum>
-  <w:abstractNum w:abstractNumId="35" w15:restartNumberingAfterBreak="0">
+  <w:abstractNum w:abstractNumId="38" w15:restartNumberingAfterBreak="0">
     <w:nsid w:val="62EA7A14"/>
     <w:multiLevelType w:val="hybridMultilevel"/>
     <w:tmpl w:val="BE985BEE"/>
@@ -23044,7 +23060,7 @@
       </w:pPr>
     </w:lvl>
   </w:abstractNum>
-  <w:abstractNum w:abstractNumId="36" w15:restartNumberingAfterBreak="0">
+  <w:abstractNum w:abstractNumId="39" w15:restartNumberingAfterBreak="0">
     <w:nsid w:val="693011CC"/>
     <w:multiLevelType w:val="hybridMultilevel"/>
     <w:tmpl w:val="1A6AA9EC"/>
@@ -23133,7 +23149,7 @@
       </w:pPr>
     </w:lvl>
   </w:abstractNum>
-  <w:abstractNum w:abstractNumId="37" w15:restartNumberingAfterBreak="0">
+  <w:abstractNum w:abstractNumId="40" w15:restartNumberingAfterBreak="0">
     <w:nsid w:val="70FD5BD8"/>
     <w:multiLevelType w:val="hybridMultilevel"/>
     <w:tmpl w:val="6412A4CA"/>
@@ -23219,10 +23235,10 @@
       </w:pPr>
     </w:lvl>
   </w:abstractNum>
-  <w:abstractNum w:abstractNumId="38" w15:restartNumberingAfterBreak="0">
+  <w:abstractNum w:abstractNumId="41" w15:restartNumberingAfterBreak="0">
     <w:nsid w:val="74F47D35"/>
     <w:multiLevelType w:val="hybridMultilevel"/>
-    <w:tmpl w:val="1934207C"/>
+    <w:tmpl w:val="CC04513A"/>
     <w:lvl w:ilvl="0" w:tplc="280A0001">
       <w:start w:val="1"/>
       <w:numFmt w:val="bullet"/>
@@ -23332,7 +23348,7 @@
       </w:rPr>
     </w:lvl>
   </w:abstractNum>
-  <w:abstractNum w:abstractNumId="39" w15:restartNumberingAfterBreak="0">
+  <w:abstractNum w:abstractNumId="42" w15:restartNumberingAfterBreak="0">
     <w:nsid w:val="7B536A7E"/>
     <w:multiLevelType w:val="hybridMultilevel"/>
     <w:tmpl w:val="6F9E6054"/>
@@ -23445,7 +23461,7 @@
       </w:rPr>
     </w:lvl>
   </w:abstractNum>
-  <w:abstractNum w:abstractNumId="40" w15:restartNumberingAfterBreak="0">
+  <w:abstractNum w:abstractNumId="43" w15:restartNumberingAfterBreak="0">
     <w:nsid w:val="7ED61F88"/>
     <w:multiLevelType w:val="multilevel"/>
     <w:tmpl w:val="C992846A"/>
@@ -23558,7 +23574,7 @@
       </w:pPr>
     </w:lvl>
   </w:abstractNum>
-  <w:abstractNum w:abstractNumId="41" w15:restartNumberingAfterBreak="0">
+  <w:abstractNum w:abstractNumId="44" w15:restartNumberingAfterBreak="0">
     <w:nsid w:val="7FED6EB8"/>
     <w:multiLevelType w:val="hybridMultilevel"/>
     <w:tmpl w:val="E95C3638"/>
@@ -23651,22 +23667,22 @@
     <w:abstractNumId w:val="13"/>
   </w:num>
   <w:num w:numId="2" w16cid:durableId="107508674">
-    <w:abstractNumId w:val="19"/>
+    <w:abstractNumId w:val="20"/>
   </w:num>
   <w:num w:numId="3" w16cid:durableId="1037704738">
-    <w:abstractNumId w:val="15"/>
+    <w:abstractNumId w:val="16"/>
   </w:num>
   <w:num w:numId="4" w16cid:durableId="770854546">
-    <w:abstractNumId w:val="15"/>
+    <w:abstractNumId w:val="16"/>
   </w:num>
   <w:num w:numId="5" w16cid:durableId="2061438233">
-    <w:abstractNumId w:val="21"/>
+    <w:abstractNumId w:val="22"/>
   </w:num>
   <w:num w:numId="6" w16cid:durableId="206528550">
-    <w:abstractNumId w:val="25"/>
+    <w:abstractNumId w:val="26"/>
   </w:num>
   <w:num w:numId="7" w16cid:durableId="331183043">
-    <w:abstractNumId w:val="26"/>
+    <w:abstractNumId w:val="27"/>
   </w:num>
   <w:num w:numId="8" w16cid:durableId="1058749717">
     <w:abstractNumId w:val="3"/>
@@ -23675,22 +23691,22 @@
     <w:abstractNumId w:val="10"/>
   </w:num>
   <w:num w:numId="10" w16cid:durableId="1826554038">
-    <w:abstractNumId w:val="37"/>
+    <w:abstractNumId w:val="40"/>
   </w:num>
   <w:num w:numId="11" w16cid:durableId="1256204693">
-    <w:abstractNumId w:val="22"/>
+    <w:abstractNumId w:val="23"/>
   </w:num>
   <w:num w:numId="12" w16cid:durableId="100147255">
-    <w:abstractNumId w:val="23"/>
+    <w:abstractNumId w:val="24"/>
   </w:num>
   <w:num w:numId="13" w16cid:durableId="843282817">
-    <w:abstractNumId w:val="33"/>
+    <w:abstractNumId w:val="35"/>
   </w:num>
   <w:num w:numId="14" w16cid:durableId="742096125">
     <w:abstractNumId w:val="7"/>
   </w:num>
   <w:num w:numId="15" w16cid:durableId="1510675076">
-    <w:abstractNumId w:val="41"/>
+    <w:abstractNumId w:val="44"/>
   </w:num>
   <w:num w:numId="16" w16cid:durableId="1404260108">
     <w:abstractNumId w:val="9"/>
@@ -23699,10 +23715,10 @@
     <w:abstractNumId w:val="11"/>
   </w:num>
   <w:num w:numId="18" w16cid:durableId="1751080579">
-    <w:abstractNumId w:val="36"/>
+    <w:abstractNumId w:val="39"/>
   </w:num>
   <w:num w:numId="19" w16cid:durableId="443963146">
-    <w:abstractNumId w:val="35"/>
+    <w:abstractNumId w:val="38"/>
   </w:num>
   <w:num w:numId="20" w16cid:durableId="1435785057">
     <w:abstractNumId w:val="1"/>
@@ -23711,22 +23727,22 @@
     <w:abstractNumId w:val="0"/>
   </w:num>
   <w:num w:numId="22" w16cid:durableId="1007899504">
-    <w:abstractNumId w:val="14"/>
+    <w:abstractNumId w:val="15"/>
   </w:num>
   <w:num w:numId="23" w16cid:durableId="1734616518">
-    <w:abstractNumId w:val="34"/>
+    <w:abstractNumId w:val="37"/>
   </w:num>
   <w:num w:numId="24" w16cid:durableId="1909076364">
     <w:abstractNumId w:val="2"/>
   </w:num>
   <w:num w:numId="25" w16cid:durableId="155149640">
-    <w:abstractNumId w:val="29"/>
+    <w:abstractNumId w:val="31"/>
   </w:num>
   <w:num w:numId="26" w16cid:durableId="619184564">
     <w:abstractNumId w:val="6"/>
   </w:num>
   <w:num w:numId="27" w16cid:durableId="1655834034">
-    <w:abstractNumId w:val="20"/>
+    <w:abstractNumId w:val="21"/>
   </w:num>
   <w:num w:numId="28" w16cid:durableId="1510681576">
     <w:abstractNumId w:val="4"/>
@@ -23735,58 +23751,67 @@
     <w:abstractNumId w:val="12"/>
   </w:num>
   <w:num w:numId="30" w16cid:durableId="855536756">
-    <w:abstractNumId w:val="24"/>
+    <w:abstractNumId w:val="25"/>
   </w:num>
   <w:num w:numId="31" w16cid:durableId="800996187">
-    <w:abstractNumId w:val="32"/>
+    <w:abstractNumId w:val="34"/>
   </w:num>
   <w:num w:numId="32" w16cid:durableId="1974095939">
-    <w:abstractNumId w:val="27"/>
+    <w:abstractNumId w:val="28"/>
   </w:num>
   <w:num w:numId="33" w16cid:durableId="530536984">
     <w:abstractNumId w:val="8"/>
   </w:num>
   <w:num w:numId="34" w16cid:durableId="2050106468">
-    <w:abstractNumId w:val="15"/>
+    <w:abstractNumId w:val="16"/>
     <w:lvlOverride w:ilvl="0">
       <w:startOverride w:val="9"/>
     </w:lvlOverride>
   </w:num>
   <w:num w:numId="35" w16cid:durableId="223757689">
-    <w:abstractNumId w:val="16"/>
+    <w:abstractNumId w:val="17"/>
   </w:num>
   <w:num w:numId="36" w16cid:durableId="859859167">
-    <w:abstractNumId w:val="28"/>
+    <w:abstractNumId w:val="30"/>
   </w:num>
   <w:num w:numId="37" w16cid:durableId="1862742871">
-    <w:abstractNumId w:val="17"/>
+    <w:abstractNumId w:val="18"/>
   </w:num>
   <w:num w:numId="38" w16cid:durableId="312607106">
-    <w:abstractNumId w:val="31"/>
+    <w:abstractNumId w:val="33"/>
   </w:num>
   <w:num w:numId="39" w16cid:durableId="1867675429">
     <w:abstractNumId w:val="5"/>
   </w:num>
   <w:num w:numId="40" w16cid:durableId="2080709772">
-    <w:abstractNumId w:val="30"/>
+    <w:abstractNumId w:val="32"/>
   </w:num>
   <w:num w:numId="41" w16cid:durableId="881749912">
-    <w:abstractNumId w:val="38"/>
+    <w:abstractNumId w:val="41"/>
   </w:num>
   <w:num w:numId="42" w16cid:durableId="780490837">
-    <w:abstractNumId w:val="18"/>
+    <w:abstractNumId w:val="19"/>
   </w:num>
   <w:num w:numId="43" w16cid:durableId="1010522474">
-    <w:abstractNumId w:val="40"/>
+    <w:abstractNumId w:val="43"/>
   </w:num>
   <w:num w:numId="44" w16cid:durableId="510681330">
-    <w:abstractNumId w:val="39"/>
+    <w:abstractNumId w:val="42"/>
   </w:num>
   <w:num w:numId="45" w16cid:durableId="231815477">
-    <w:abstractNumId w:val="15"/>
+    <w:abstractNumId w:val="16"/>
     <w:lvlOverride w:ilvl="0">
       <w:startOverride w:val="19"/>
     </w:lvlOverride>
+  </w:num>
+  <w:num w:numId="46" w16cid:durableId="23755108">
+    <w:abstractNumId w:val="14"/>
+  </w:num>
+  <w:num w:numId="47" w16cid:durableId="1462532456">
+    <w:abstractNumId w:val="29"/>
+  </w:num>
+  <w:num w:numId="48" w16cid:durableId="658388417">
+    <w:abstractNumId w:val="36"/>
   </w:num>
 </w:numbering>
 </file>

--- a/project/Otro/Proyecto_Mayra_Carolina_Rivadeneira_Viteri.docx
+++ b/project/Otro/Proyecto_Mayra_Carolina_Rivadeneira_Viteri.docx
@@ -7086,7 +7086,15 @@
     </w:p>
     <w:p>
       <w:r>
-        <w:t xml:space="preserve">En la actualidad, el Ecuador se caracteriza por presentar una alta actividad emprendedora en comparación con otros países de la región. De acuerdo con el informe del Global Entrepreneurship Monitor (GEM) Ecuador 2024, la Tasa de Actividad Emprendedora Temprana (TEA) alcanza aproximadamente el 33,4 %, posicionando al país como uno de los que registra mayor número de personas involucradas en la creación de nuevos negocios en América Latina.  </w:t>
+        <w:t xml:space="preserve">En la actualidad, el Ecuador se caracteriza por presentar una alta actividad emprendedora en comparación con otros países de la región. De acuerdo con el informe del Global </w:t>
+      </w:r>
+      <w:proofErr w:type="spellStart"/>
+      <w:r>
+        <w:t>Entrepreneurship</w:t>
+      </w:r>
+      <w:proofErr w:type="spellEnd"/>
+      <w:r>
+        <w:t xml:space="preserve"> Monitor (GEM) Ecuador 2024, la Tasa de Actividad Emprendedora Temprana (TEA) alcanza aproximadamente el 33,4 %, posicionando al país como uno de los que registra mayor número de personas involucradas en la creación de nuevos negocios en América Latina.  </w:t>
       </w:r>
     </w:p>
     <w:p>
@@ -7283,7 +7291,14 @@
       </w:r>
       <w:r>
         <w:br/>
-        <w:t>Model CANVAS</w:t>
+      </w:r>
+      <w:proofErr w:type="spellStart"/>
+      <w:r>
+        <w:t>Model</w:t>
+      </w:r>
+      <w:proofErr w:type="spellEnd"/>
+      <w:r>
+        <w:t xml:space="preserve"> CANVAS</w:t>
       </w:r>
       <w:bookmarkEnd w:id="6"/>
     </w:p>
@@ -8130,6 +8145,7 @@
                 <w:lang w:val="es-PE" w:eastAsia="es-PE"/>
               </w:rPr>
             </w:pPr>
+            <w:proofErr w:type="spellStart"/>
             <w:r>
               <w:rPr>
                 <w:color w:val="000000"/>
@@ -8137,8 +8153,29 @@
                 <w:szCs w:val="18"/>
                 <w:lang w:val="es-PE" w:eastAsia="es-PE"/>
               </w:rPr>
-              <w:t>Dark kitchens</w:t>
-            </w:r>
+              <w:t>Dark</w:t>
+            </w:r>
+            <w:proofErr w:type="spellEnd"/>
+            <w:r>
+              <w:rPr>
+                <w:color w:val="000000"/>
+                <w:sz w:val="18"/>
+                <w:szCs w:val="18"/>
+                <w:lang w:val="es-PE" w:eastAsia="es-PE"/>
+              </w:rPr>
+              <w:t xml:space="preserve"> </w:t>
+            </w:r>
+            <w:proofErr w:type="spellStart"/>
+            <w:r>
+              <w:rPr>
+                <w:color w:val="000000"/>
+                <w:sz w:val="18"/>
+                <w:szCs w:val="18"/>
+                <w:lang w:val="es-PE" w:eastAsia="es-PE"/>
+              </w:rPr>
+              <w:t>kitchens</w:t>
+            </w:r>
+            <w:proofErr w:type="spellEnd"/>
           </w:p>
           <w:p>
             <w:pPr>
@@ -9110,7 +9147,35 @@
         <w:rPr>
           <w:lang w:val="es-PE" w:eastAsia="es-PE"/>
         </w:rPr>
-        <w:t>Nuestro emprendimiento “Cocina 360°” está dirigido a emprendedores gastronómicos, restaurantes, dark kitchens, estudiantes de gastronomía y personas apasionadas por la cocina que buscan desarrollar o fortalecer sus negocios. Asimismo, se consideran clientes potenciales aquellos interesados en profesionalizar sus conocimientos y mejorar la gestión y posicionamiento de sus marcas dentro del mercado gastronómico.</w:t>
+        <w:t xml:space="preserve">Nuestro emprendimiento “Cocina 360°” está dirigido a emprendedores gastronómicos, restaurantes, </w:t>
+      </w:r>
+      <w:proofErr w:type="spellStart"/>
+      <w:r>
+        <w:rPr>
+          <w:lang w:val="es-PE" w:eastAsia="es-PE"/>
+        </w:rPr>
+        <w:t>dark</w:t>
+      </w:r>
+      <w:proofErr w:type="spellEnd"/>
+      <w:r>
+        <w:rPr>
+          <w:lang w:val="es-PE" w:eastAsia="es-PE"/>
+        </w:rPr>
+        <w:t xml:space="preserve"> </w:t>
+      </w:r>
+      <w:proofErr w:type="spellStart"/>
+      <w:r>
+        <w:rPr>
+          <w:lang w:val="es-PE" w:eastAsia="es-PE"/>
+        </w:rPr>
+        <w:t>kitchens</w:t>
+      </w:r>
+      <w:proofErr w:type="spellEnd"/>
+      <w:r>
+        <w:rPr>
+          <w:lang w:val="es-PE" w:eastAsia="es-PE"/>
+        </w:rPr>
+        <w:t>, estudiantes de gastronomía y personas apasionadas por la cocina que buscan desarrollar o fortalecer sus negocios. Asimismo, se consideran clientes potenciales aquellos interesados en profesionalizar sus conocimientos y mejorar la gestión y posicionamiento de sus marcas dentro del mercado gastronómico.</w:t>
       </w:r>
     </w:p>
     <w:p>
@@ -12081,11 +12146,19 @@
                 <w:lang w:val="es-PE" w:eastAsia="es-PE"/>
               </w:rPr>
             </w:pPr>
-            <w:r>
-              <w:rPr>
-                <w:lang w:val="es-PE" w:eastAsia="es-PE"/>
-              </w:rPr>
-              <w:t xml:space="preserve">Total Costos Fijos </w:t>
+            <w:proofErr w:type="gramStart"/>
+            <w:r>
+              <w:rPr>
+                <w:lang w:val="es-PE" w:eastAsia="es-PE"/>
+              </w:rPr>
+              <w:t>Total</w:t>
+            </w:r>
+            <w:proofErr w:type="gramEnd"/>
+            <w:r>
+              <w:rPr>
+                <w:lang w:val="es-PE" w:eastAsia="es-PE"/>
+              </w:rPr>
+              <w:t xml:space="preserve"> Costos Fijos </w:t>
             </w:r>
           </w:p>
         </w:tc>
@@ -12464,12 +12537,20 @@
                 <w:lang w:val="es-PE" w:eastAsia="es-PE"/>
               </w:rPr>
             </w:pPr>
+            <w:proofErr w:type="gramStart"/>
             <w:r>
               <w:rPr>
                 <w:lang w:val="es-PE" w:eastAsia="es-PE"/>
               </w:rPr>
               <w:lastRenderedPageBreak/>
-              <w:t>Total Costo Variable</w:t>
+              <w:t>Total</w:t>
+            </w:r>
+            <w:proofErr w:type="gramEnd"/>
+            <w:r>
+              <w:rPr>
+                <w:lang w:val="es-PE" w:eastAsia="es-PE"/>
+              </w:rPr>
+              <w:t xml:space="preserve"> Costo Variable</w:t>
             </w:r>
           </w:p>
         </w:tc>
@@ -13218,13 +13299,7 @@
         <w:rPr>
           <w:rFonts w:eastAsiaTheme="majorEastAsia"/>
         </w:rPr>
-        <w:t xml:space="preserve">Cocina 360° se construye como una marca moderna, cercana y profesional, enfocada en el acompañamiento integral del emprendedor gastronómico. El concepto “360°” representa una visión completa del negocio, abarcando desde la idea inicial hasta la comercialización </w:t>
-      </w:r>
-      <w:r>
-        <w:rPr>
-          <w:rFonts w:eastAsiaTheme="majorEastAsia"/>
-        </w:rPr>
-        <w:t>digital.</w:t>
+        <w:t>Cocina 360° se construye como una marca moderna, cercana y profesional, enfocada en el acompañamiento integral del emprendedor gastronómico. El concepto “360°” representa una visión completa del negocio, abarcando desde la idea inicial hasta la comercialización digital.</w:t>
       </w:r>
     </w:p>
     <w:p>
@@ -13753,6 +13828,7 @@
         </w:rPr>
         <w:t xml:space="preserve"> Elementos que definen la identidad y personalidad de la marca</w:t>
       </w:r>
+      <w:proofErr w:type="gramStart"/>
       <w:r>
         <w:rPr>
           <w:rFonts w:eastAsiaTheme="majorEastAsia"/>
@@ -13765,6 +13841,7 @@
         </w:rPr>
         <w:t>.</w:t>
       </w:r>
+      <w:proofErr w:type="gramEnd"/>
       <w:r>
         <w:rPr>
           <w:rFonts w:eastAsiaTheme="majorEastAsia"/>
@@ -14046,7 +14123,21 @@
         <w:rPr>
           <w:lang w:eastAsia="es-PE"/>
         </w:rPr>
-        <w:t>La gastronomía es una disciplina que integra conocimientos culinarios, culturales, sociales y económicos. No se limita únicamente a la preparación de alimentos, sino que abarca la comprensión del acto de alimentarse y su impacto en la sociedad. Desde una perspectiva clásica, se considera que la gastronomía estudia la relación entre el ser humano y su alimentación (Brillat-Savarin, 1825). En la actualidad, la gastronomía ha evolucionado hacia un enfoque estratégico, donde se vincula con la innovación, la experiencia del cliente y el desarrollo de negocios. En este contexto, la gastronomía se convierte en un motor de emprendimiento, especialmente en pequeños y medianos negocios de alimentos, donde la calidad del producto debe ir acompañada de estrategias de gestión y comercialización. El concepto de Cocina 360° se basa en una visión integral del negocio gastronómico, donde se consideran todos los factores que influyen en su éxito. No solo se enfoca en la producción culinaria, sino también en la gestión administrativa, el marketing, la experiencia del cliente y la innovación. Este modelo busca integrar todas las áreas del negocio para lograr eficiencia, competitividad y sostenibilidad en el mercado gastronómico, alineándose con enfoques modernos de gestión empresarial.</w:t>
+        <w:t>La gastronomía es una disciplina que integra conocimientos culinarios, culturales, sociales y económicos. No se limita únicamente a la preparación de alimentos, sino que abarca la comprensión del acto de alimentarse y su impacto en la sociedad. Desde una perspectiva clásica, se considera que la gastronomía estudia la relación entre el ser humano y su alimentación (</w:t>
+      </w:r>
+      <w:proofErr w:type="spellStart"/>
+      <w:r>
+        <w:rPr>
+          <w:lang w:eastAsia="es-PE"/>
+        </w:rPr>
+        <w:t>Brillat-Savarin</w:t>
+      </w:r>
+      <w:proofErr w:type="spellEnd"/>
+      <w:r>
+        <w:rPr>
+          <w:lang w:eastAsia="es-PE"/>
+        </w:rPr>
+        <w:t>, 1825). En la actualidad, la gastronomía ha evolucionado hacia un enfoque estratégico, donde se vincula con la innovación, la experiencia del cliente y el desarrollo de negocios. En este contexto, la gastronomía se convierte en un motor de emprendimiento, especialmente en pequeños y medianos negocios de alimentos, donde la calidad del producto debe ir acompañada de estrategias de gestión y comercialización. El concepto de Cocina 360° se basa en una visión integral del negocio gastronómico, donde se consideran todos los factores que influyen en su éxito. No solo se enfoca en la producción culinaria, sino también en la gestión administrativa, el marketing, la experiencia del cliente y la innovación. Este modelo busca integrar todas las áreas del negocio para lograr eficiencia, competitividad y sostenibilidad en el mercado gastronómico, alineándose con enfoques modernos de gestión empresarial.</w:t>
       </w:r>
     </w:p>
     <w:p>
@@ -14473,7 +14564,7 @@
       <w:pPr>
         <w:pStyle w:val="Ttulo1"/>
         <w:rPr>
-          <w:lang w:val="es-PE" w:eastAsia="es-PE"/>
+          <w:lang w:eastAsia="es-PE"/>
         </w:rPr>
       </w:pPr>
       <w:bookmarkStart w:id="47" w:name="_Toc224501419"/>
@@ -14494,896 +14585,104 @@
     </w:p>
     <w:p>
       <w:pPr>
-        <w:pStyle w:val="Ttulo2"/>
         <w:rPr>
           <w:lang w:val="es-PE" w:eastAsia="es-PE"/>
         </w:rPr>
       </w:pPr>
-      <w:bookmarkStart w:id="48" w:name="_Toc224501420"/>
-      <w:r>
+    </w:p>
+    <w:p>
+      <w:pPr>
         <w:rPr>
           <w:lang w:val="es-PE" w:eastAsia="es-PE"/>
         </w:rPr>
-        <w:t>Enfoque de la investigación</w:t>
-      </w:r>
-      <w:bookmarkEnd w:id="48"/>
-    </w:p>
-    <w:p>
-      <w:pPr>
+      </w:pPr>
+      <w:r>
         <w:rPr>
           <w:lang w:val="es-PE" w:eastAsia="es-PE"/>
         </w:rPr>
-      </w:pPr>
+        <w:t>.</w:t>
+      </w:r>
       <w:r>
         <w:rPr>
           <w:lang w:val="es-PE" w:eastAsia="es-PE"/>
         </w:rPr>
-        <w:t>El presente estudio se desarrolló bajo un enfoque cuantitativo, ya que se recolectó información mediante la aplicación de encuestas dirigidas a potenciales consumidores del servicio de desayunos saludables. A través de estas encuestas se obtuvieron datos numéricos relacionados con los hábitos de consumo, preferencias alimenticias, disposición de compra y nivel de aceptación del producto propuesto.</w:t>
-      </w:r>
-    </w:p>
-    <w:p>
-      <w:pPr>
-        <w:rPr>
-          <w:lang w:val="es-PE" w:eastAsia="es-PE"/>
-        </w:rPr>
-      </w:pPr>
-      <w:r>
-        <w:rPr>
-          <w:lang w:val="es-PE" w:eastAsia="es-PE"/>
-        </w:rPr>
-        <w:t>De acuerdo con Hernández, Fernández y Baptista (2014), el enfoque cuantitativo permite analizar fenómenos mediante la medición de variables y el procesamiento de datos estadísticos, lo cual facilita la interpretación objetiva de los resultados y la toma de decisiones fundamentadas.</w:t>
-      </w:r>
-    </w:p>
-    <w:p>
-      <w:pPr>
-        <w:rPr>
-          <w:lang w:val="es-PE" w:eastAsia="es-PE"/>
-        </w:rPr>
-      </w:pPr>
-      <w:r>
-        <w:rPr>
-          <w:lang w:val="es-PE" w:eastAsia="es-PE"/>
-        </w:rPr>
-        <w:t>Este enfoque permitió evaluar el interés del mercado en un servicio de desayunos saludables con entrega programada, así como conocer aspectos importantes como la frecuencia de consumo</w:t>
-      </w:r>
-      <w:r>
-        <w:rPr>
-          <w:lang w:val="es-PE" w:eastAsia="es-PE"/>
-        </w:rPr>
-        <w:t xml:space="preserve"> y</w:t>
-      </w:r>
-      <w:r>
-        <w:rPr>
-          <w:lang w:val="es-PE" w:eastAsia="es-PE"/>
-        </w:rPr>
-        <w:t xml:space="preserve"> el precio que los consumidores estarían dispuestos a pagar.</w:t>
-      </w:r>
-    </w:p>
-    <w:p>
-      <w:pPr>
-        <w:pStyle w:val="Ttulo2"/>
-        <w:rPr>
-          <w:lang w:val="es-PE" w:eastAsia="es-PE"/>
-        </w:rPr>
-      </w:pPr>
-      <w:bookmarkStart w:id="49" w:name="_Toc224501421"/>
-      <w:r>
-        <w:rPr>
-          <w:lang w:val="es-PE" w:eastAsia="es-PE"/>
-        </w:rPr>
-        <w:t>Tipo de investigación</w:t>
-      </w:r>
-      <w:bookmarkEnd w:id="49"/>
-    </w:p>
-    <w:p>
-      <w:pPr>
-        <w:rPr>
-          <w:lang w:val="es-PE" w:eastAsia="es-PE"/>
-        </w:rPr>
-      </w:pPr>
-      <w:r>
-        <w:rPr>
-          <w:lang w:val="es-PE" w:eastAsia="es-PE"/>
-        </w:rPr>
-        <w:t>Esta</w:t>
-      </w:r>
-      <w:r>
-        <w:rPr>
-          <w:lang w:val="es-PE" w:eastAsia="es-PE"/>
-        </w:rPr>
-        <w:t xml:space="preserve"> investigación </w:t>
-      </w:r>
-      <w:r>
-        <w:rPr>
-          <w:lang w:val="es-PE" w:eastAsia="es-PE"/>
-        </w:rPr>
-        <w:t xml:space="preserve">se </w:t>
-      </w:r>
-      <w:r>
-        <w:rPr>
-          <w:lang w:val="es-PE" w:eastAsia="es-PE"/>
-        </w:rPr>
-        <w:t>realiz</w:t>
-      </w:r>
-      <w:r>
-        <w:rPr>
-          <w:lang w:val="es-PE" w:eastAsia="es-PE"/>
-        </w:rPr>
-        <w:t>ó</w:t>
-      </w:r>
-      <w:r>
-        <w:rPr>
-          <w:lang w:val="es-PE" w:eastAsia="es-PE"/>
-        </w:rPr>
-        <w:t xml:space="preserve"> </w:t>
-      </w:r>
-      <w:r>
-        <w:rPr>
-          <w:lang w:val="es-PE" w:eastAsia="es-PE"/>
-        </w:rPr>
-        <w:t>considerando</w:t>
-      </w:r>
-      <w:r>
-        <w:rPr>
-          <w:lang w:val="es-PE" w:eastAsia="es-PE"/>
-        </w:rPr>
-        <w:t xml:space="preserve"> un estudio descriptivo, debido a que se buscó identificar y detallar las características del mercado objetivo, así como comprender los hábitos de consumo relacionados con el desayuno y la alimentación saludable.</w:t>
-      </w:r>
-    </w:p>
-    <w:p>
-      <w:pPr>
-        <w:rPr>
-          <w:lang w:val="es-PE" w:eastAsia="es-PE"/>
-        </w:rPr>
-      </w:pPr>
-      <w:r>
-        <w:rPr>
-          <w:lang w:val="es-PE" w:eastAsia="es-PE"/>
-        </w:rPr>
-        <w:t>La investigación descriptiva tiene como finalidad analizar y presentar las características de una población o fenómeno específico sin modificar las variables estudiadas (Tamayo &amp; Tamayo, 200</w:t>
-      </w:r>
-      <w:r>
-        <w:rPr>
-          <w:lang w:val="es-PE" w:eastAsia="es-PE"/>
-        </w:rPr>
-        <w:t>3</w:t>
-      </w:r>
-      <w:r>
-        <w:rPr>
-          <w:lang w:val="es-PE" w:eastAsia="es-PE"/>
-        </w:rPr>
-        <w:t>).</w:t>
-      </w:r>
-    </w:p>
-    <w:p>
-      <w:pPr>
-        <w:rPr>
-          <w:lang w:val="es-PE" w:eastAsia="es-PE"/>
-        </w:rPr>
-      </w:pPr>
-      <w:r>
-        <w:rPr>
-          <w:lang w:val="es-PE" w:eastAsia="es-PE"/>
-        </w:rPr>
-        <w:lastRenderedPageBreak/>
-        <w:t>Asimismo, el estudio posee un carácter aplicado, ya que los resultados obtenidos se orientan a la solución de una necesidad real mediante el diseño de un plan de negocios para la creación del emprendimiento “Easy Breakfast”, enfocado en la preparación y comercialización de desayunos saludables.</w:t>
-      </w:r>
-    </w:p>
-    <w:p>
-      <w:pPr>
-        <w:pStyle w:val="Ttulo2"/>
-        <w:rPr>
-          <w:lang w:val="es-PE" w:eastAsia="es-PE"/>
-        </w:rPr>
-      </w:pPr>
-      <w:bookmarkStart w:id="50" w:name="_Toc224501422"/>
-      <w:r>
-        <w:rPr>
-          <w:lang w:val="es-PE" w:eastAsia="es-PE"/>
-        </w:rPr>
-        <w:t>Modalidad de la investigación</w:t>
-      </w:r>
-      <w:bookmarkEnd w:id="50"/>
-    </w:p>
-    <w:p>
-      <w:pPr>
-        <w:rPr>
-          <w:lang w:val="es-PE" w:eastAsia="es-PE"/>
-        </w:rPr>
-      </w:pPr>
-      <w:r>
-        <w:rPr>
-          <w:lang w:val="es-PE" w:eastAsia="es-PE"/>
-        </w:rPr>
-        <w:t>La modalidad de investigación utilizada fue principalmente de campo, debido a que la información fue recolectada directamente de los potenciales clientes mediante encuestas aplicadas a personas que forman parte del mercado objetivo.</w:t>
-      </w:r>
-    </w:p>
-    <w:p>
-      <w:pPr>
-        <w:rPr>
-          <w:lang w:val="es-PE" w:eastAsia="es-PE"/>
-        </w:rPr>
-      </w:pPr>
-      <w:r>
-        <w:rPr>
-          <w:lang w:val="es-PE" w:eastAsia="es-PE"/>
-        </w:rPr>
-        <w:t>Este tipo de investigación permite obtener información directa del entorno real en el que se pretende implementar el negocio, lo que facilita comprender mejor las necesidades y preferencias de los consumidores.</w:t>
-      </w:r>
-    </w:p>
-    <w:p>
-      <w:pPr>
-        <w:rPr>
-          <w:lang w:val="es-PE" w:eastAsia="es-PE"/>
-        </w:rPr>
-      </w:pPr>
-      <w:r>
-        <w:rPr>
-          <w:lang w:val="es-PE" w:eastAsia="es-PE"/>
-        </w:rPr>
-        <w:t>De manera complementaria, también se desarrolló una investigación documental, a través de la revisión de libros, artículos académicos, páginas web especializadas y fuentes teóricas relacionadas con el emprendimiento, la alimentación saludable y los modelos de negocio. Estas fuentes permitieron sustentar conceptualmente el desarrollo del proyecto.</w:t>
-      </w:r>
-    </w:p>
-    <w:p>
-      <w:pPr>
-        <w:pStyle w:val="Ttulo2"/>
-        <w:rPr>
-          <w:lang w:val="es-PE" w:eastAsia="es-PE"/>
-        </w:rPr>
-      </w:pPr>
-      <w:bookmarkStart w:id="51" w:name="_Toc224501423"/>
-      <w:r>
-        <w:rPr>
-          <w:lang w:val="es-PE" w:eastAsia="es-PE"/>
-        </w:rPr>
-        <w:t>Población y muestra</w:t>
-      </w:r>
-      <w:bookmarkEnd w:id="51"/>
-    </w:p>
-    <w:p>
-      <w:pPr>
-        <w:rPr>
-          <w:lang w:val="es-PE" w:eastAsia="es-PE"/>
-        </w:rPr>
-      </w:pPr>
-      <w:r>
-        <w:rPr>
-          <w:lang w:val="es-PE" w:eastAsia="es-PE"/>
-        </w:rPr>
-        <w:t>Las personas que conforman l</w:t>
-      </w:r>
-      <w:r>
-        <w:rPr>
-          <w:lang w:val="es-PE" w:eastAsia="es-PE"/>
-        </w:rPr>
-        <w:t>a población de estudio</w:t>
-      </w:r>
-      <w:r>
-        <w:rPr>
-          <w:lang w:val="es-PE" w:eastAsia="es-PE"/>
-        </w:rPr>
-        <w:t xml:space="preserve"> abarca </w:t>
-      </w:r>
-      <w:r>
-        <w:rPr>
-          <w:lang w:val="es-PE" w:eastAsia="es-PE"/>
-        </w:rPr>
-        <w:t>especialmente estudiantes</w:t>
-      </w:r>
-      <w:r>
-        <w:rPr>
-          <w:lang w:val="es-PE" w:eastAsia="es-PE"/>
-        </w:rPr>
-        <w:t xml:space="preserve"> universitarios</w:t>
-      </w:r>
-      <w:r>
-        <w:rPr>
-          <w:lang w:val="es-PE" w:eastAsia="es-PE"/>
-        </w:rPr>
-        <w:t xml:space="preserve">, </w:t>
-      </w:r>
-      <w:r>
-        <w:rPr>
-          <w:lang w:val="es-PE" w:eastAsia="es-PE"/>
-        </w:rPr>
-        <w:t xml:space="preserve">oficinistas </w:t>
-      </w:r>
-      <w:r>
-        <w:rPr>
-          <w:lang w:val="es-PE" w:eastAsia="es-PE"/>
-        </w:rPr>
-        <w:t xml:space="preserve">y personas con estilos de vida </w:t>
-      </w:r>
-      <w:r>
-        <w:rPr>
-          <w:lang w:val="es-PE" w:eastAsia="es-PE"/>
-        </w:rPr>
-        <w:t>agitados</w:t>
-      </w:r>
-      <w:r>
-        <w:rPr>
-          <w:lang w:val="es-PE" w:eastAsia="es-PE"/>
-        </w:rPr>
-        <w:t xml:space="preserve"> que buscan opciones de alimentación rápida, práctica y nutritiva</w:t>
-      </w:r>
-      <w:r>
-        <w:rPr>
-          <w:lang w:val="es-PE" w:eastAsia="es-PE"/>
-        </w:rPr>
-        <w:t xml:space="preserve"> abarcando</w:t>
-      </w:r>
-      <w:r>
-        <w:rPr>
-          <w:lang w:val="es-PE" w:eastAsia="es-PE"/>
-        </w:rPr>
-        <w:t xml:space="preserve"> personas potencialmente interesadas en consumir desayunos saludables</w:t>
-      </w:r>
-    </w:p>
-    <w:p>
-      <w:pPr>
-        <w:rPr>
-          <w:lang w:val="es-PE" w:eastAsia="es-PE"/>
-        </w:rPr>
-      </w:pPr>
-      <w:r>
-        <w:rPr>
-          <w:lang w:val="es-PE" w:eastAsia="es-PE"/>
-        </w:rPr>
-        <w:t xml:space="preserve">Para la recolección de información se aplicó un cuestionario dirigido a personas </w:t>
-      </w:r>
-      <w:r>
-        <w:rPr>
-          <w:lang w:val="es-PE" w:eastAsia="es-PE"/>
-        </w:rPr>
-        <w:lastRenderedPageBreak/>
-        <w:t>mayores de edad, quienes representan el público objetivo del emprendimiento.</w:t>
-      </w:r>
-    </w:p>
-    <w:p>
-      <w:pPr>
-        <w:rPr>
-          <w:lang w:val="es-PE" w:eastAsia="es-PE"/>
-        </w:rPr>
-      </w:pPr>
-      <w:r>
-        <w:rPr>
-          <w:lang w:val="es-PE" w:eastAsia="es-PE"/>
-        </w:rPr>
-        <w:t>La muestra se seleccionó mediante un muestreo no probabilístico por conveniencia, considerando a personas disponibles para participar en la encuesta dentro del entorno del estudio. Este tipo de muestreo permitió obtener información preliminar sobre las preferencias y comportamientos de consumo del mercado potencial.</w:t>
-      </w:r>
-    </w:p>
-    <w:p>
-      <w:pPr>
-        <w:pStyle w:val="Ttulo2"/>
-        <w:rPr>
-          <w:lang w:val="es-PE" w:eastAsia="es-PE"/>
-        </w:rPr>
-      </w:pPr>
-      <w:bookmarkStart w:id="52" w:name="_Toc224501424"/>
-      <w:r>
-        <w:rPr>
-          <w:lang w:val="es-PE" w:eastAsia="es-PE"/>
-        </w:rPr>
-        <w:t>Técnicas e instrumentos de recolección de datos</w:t>
-      </w:r>
-      <w:bookmarkEnd w:id="52"/>
-    </w:p>
-    <w:p>
-      <w:pPr>
-        <w:rPr>
-          <w:lang w:val="es-PE" w:eastAsia="es-PE"/>
-        </w:rPr>
-      </w:pPr>
-      <w:r>
-        <w:rPr>
-          <w:lang w:val="es-PE" w:eastAsia="es-PE"/>
-        </w:rPr>
-        <w:t xml:space="preserve">La </w:t>
-      </w:r>
-      <w:r>
-        <w:rPr>
-          <w:lang w:val="es-PE" w:eastAsia="es-PE"/>
-        </w:rPr>
-        <w:t xml:space="preserve">principal </w:t>
-      </w:r>
-      <w:r>
-        <w:rPr>
-          <w:lang w:val="es-PE" w:eastAsia="es-PE"/>
-        </w:rPr>
-        <w:t>técnica utilizada para la obtención de información fue la encuesta, la cual permitió recopilar datos relevantes sobre los hábitos de consumo de desayuno, preferencias alimenticias, frecuencia de compra y aceptación de propuestas de alimentación saludable.</w:t>
-      </w:r>
-    </w:p>
-    <w:p>
-      <w:pPr>
-        <w:rPr>
-          <w:lang w:val="es-PE" w:eastAsia="es-PE"/>
-        </w:rPr>
-      </w:pPr>
-      <w:r>
-        <w:rPr>
-          <w:lang w:val="es-PE" w:eastAsia="es-PE"/>
-        </w:rPr>
-        <w:t>El instrumento utilizado fue un cuestionario estructurado, compuesto principalmente por preguntas cerradas que facilitaron la recopilación, organización y posterior análisis de la información obtenida.</w:t>
-      </w:r>
-    </w:p>
-    <w:p>
-      <w:pPr>
-        <w:rPr>
-          <w:lang w:val="es-PE" w:eastAsia="es-PE"/>
-        </w:rPr>
-      </w:pPr>
-      <w:r>
-        <w:rPr>
-          <w:lang w:val="es-PE" w:eastAsia="es-PE"/>
-        </w:rPr>
-        <w:t>Las preguntas incluyeron variables relacionadas con aspectos como:</w:t>
-      </w:r>
-    </w:p>
-    <w:p>
-      <w:pPr>
-        <w:rPr>
-          <w:lang w:val="es-PE" w:eastAsia="es-PE"/>
-        </w:rPr>
-      </w:pPr>
-      <w:r>
-        <w:rPr>
-          <w:lang w:val="es-PE" w:eastAsia="es-PE"/>
-        </w:rPr>
-        <w:t>Preferencias por alimentos saludables</w:t>
-      </w:r>
-    </w:p>
-    <w:p>
-      <w:pPr>
-        <w:rPr>
-          <w:lang w:val="es-PE" w:eastAsia="es-PE"/>
-        </w:rPr>
-      </w:pPr>
-      <w:r>
-        <w:rPr>
-          <w:lang w:val="es-PE" w:eastAsia="es-PE"/>
-        </w:rPr>
-        <w:t>Frecuencia con la que las personas consumen desayuno</w:t>
-      </w:r>
-    </w:p>
-    <w:p>
-      <w:pPr>
-        <w:rPr>
-          <w:lang w:val="es-PE" w:eastAsia="es-PE"/>
-        </w:rPr>
-      </w:pPr>
-      <w:r>
-        <w:rPr>
-          <w:lang w:val="es-PE" w:eastAsia="es-PE"/>
-        </w:rPr>
-        <w:t>Aspectos que se consideran más importantes al elegir un desayuno</w:t>
-      </w:r>
-    </w:p>
-    <w:p>
-      <w:pPr>
-        <w:rPr>
-          <w:lang w:val="es-PE" w:eastAsia="es-PE"/>
-        </w:rPr>
-      </w:pPr>
-      <w:r>
-        <w:rPr>
-          <w:lang w:val="es-PE" w:eastAsia="es-PE"/>
-        </w:rPr>
-        <w:t>Precio dispuesto a pagar</w:t>
-      </w:r>
-    </w:p>
-    <w:p>
-      <w:pPr>
-        <w:rPr>
-          <w:lang w:val="es-PE" w:eastAsia="es-PE"/>
-        </w:rPr>
-      </w:pPr>
-      <w:r>
-        <w:rPr>
-          <w:lang w:val="es-PE" w:eastAsia="es-PE"/>
-        </w:rPr>
-        <w:t xml:space="preserve">Los resultados obtenidos fueron organizados y representados mediante gráficos estadísticas, lo que permitió visualizar de forma clara las tendencias y preferencias del </w:t>
-      </w:r>
-      <w:r>
-        <w:rPr>
-          <w:lang w:val="es-PE" w:eastAsia="es-PE"/>
-        </w:rPr>
-        <w:lastRenderedPageBreak/>
-        <w:t>mercado objetivo.</w:t>
-      </w:r>
-    </w:p>
-    <w:p>
-      <w:pPr>
-        <w:pStyle w:val="Ttulo2"/>
-        <w:rPr>
-          <w:lang w:val="es-PE" w:eastAsia="es-PE"/>
-        </w:rPr>
-      </w:pPr>
-      <w:bookmarkStart w:id="53" w:name="_Toc224501425"/>
-      <w:r>
-        <w:rPr>
-          <w:lang w:val="es-PE" w:eastAsia="es-PE"/>
-        </w:rPr>
-        <w:t>Modelo metodológico CANVAS</w:t>
-      </w:r>
-      <w:bookmarkEnd w:id="53"/>
-    </w:p>
-    <w:p>
-      <w:pPr>
-        <w:rPr>
-          <w:lang w:val="es-PE" w:eastAsia="es-PE"/>
-        </w:rPr>
-      </w:pPr>
-      <w:r>
-        <w:rPr>
-          <w:lang w:val="es-PE" w:eastAsia="es-PE"/>
-        </w:rPr>
-        <w:t>Para el diseño y estructuración del plan de negocios se utilizó el modelo CANVAS, una herramienta estratégica que permite representar de manera visual y organizada los elementos fundamentales que conforman un modelo de negocio.</w:t>
-      </w:r>
-    </w:p>
-    <w:p>
-      <w:pPr>
-        <w:rPr>
-          <w:lang w:val="es-PE" w:eastAsia="es-PE"/>
-        </w:rPr>
-      </w:pPr>
-      <w:r>
-        <w:rPr>
-          <w:lang w:val="es-PE" w:eastAsia="es-PE"/>
-        </w:rPr>
-        <w:t>Este modelo fue desarrollado por Osterwalder y Pigneur (2010) y se compone de nueve bloques clave que describen el funcionamiento de una empresa y la forma en que genera valor para sus clientes.</w:t>
-      </w:r>
-    </w:p>
-    <w:p>
-      <w:pPr>
-        <w:rPr>
-          <w:lang w:val="es-PE" w:eastAsia="es-PE"/>
-        </w:rPr>
-      </w:pPr>
-      <w:r>
-        <w:rPr>
-          <w:lang w:val="es-PE" w:eastAsia="es-PE"/>
-        </w:rPr>
-        <w:t>Los nueve componentes del modelo CANVAS son:</w:t>
-      </w:r>
-    </w:p>
-    <w:p>
-      <w:pPr>
-        <w:pStyle w:val="Prrafodelista"/>
-        <w:numPr>
-          <w:ilvl w:val="0"/>
-          <w:numId w:val="41"/>
-        </w:numPr>
-        <w:rPr>
-          <w:lang w:val="es-PE" w:eastAsia="es-PE"/>
-        </w:rPr>
-      </w:pPr>
-      <w:r>
-        <w:rPr>
-          <w:lang w:val="es-PE" w:eastAsia="es-PE"/>
-        </w:rPr>
-        <w:t>Segmentos de clientes</w:t>
-      </w:r>
-    </w:p>
-    <w:p>
-      <w:pPr>
-        <w:pStyle w:val="Prrafodelista"/>
-        <w:numPr>
-          <w:ilvl w:val="0"/>
-          <w:numId w:val="41"/>
-        </w:numPr>
-        <w:rPr>
-          <w:lang w:val="es-PE" w:eastAsia="es-PE"/>
-        </w:rPr>
-      </w:pPr>
-      <w:r>
-        <w:rPr>
-          <w:lang w:val="es-PE" w:eastAsia="es-PE"/>
-        </w:rPr>
-        <w:t>Propuesta de valor</w:t>
-      </w:r>
-    </w:p>
-    <w:p>
-      <w:pPr>
-        <w:pStyle w:val="Prrafodelista"/>
-        <w:numPr>
-          <w:ilvl w:val="0"/>
-          <w:numId w:val="41"/>
-        </w:numPr>
-        <w:rPr>
-          <w:lang w:val="es-PE" w:eastAsia="es-PE"/>
-        </w:rPr>
-      </w:pPr>
-      <w:r>
-        <w:rPr>
-          <w:lang w:val="es-PE" w:eastAsia="es-PE"/>
-        </w:rPr>
-        <w:t>Canales</w:t>
-      </w:r>
-    </w:p>
-    <w:p>
-      <w:pPr>
-        <w:pStyle w:val="Prrafodelista"/>
-        <w:numPr>
-          <w:ilvl w:val="0"/>
-          <w:numId w:val="41"/>
-        </w:numPr>
-        <w:rPr>
-          <w:lang w:val="es-PE" w:eastAsia="es-PE"/>
-        </w:rPr>
-      </w:pPr>
-      <w:r>
-        <w:rPr>
-          <w:lang w:val="es-PE" w:eastAsia="es-PE"/>
-        </w:rPr>
-        <w:t>Relaciones con los clientes</w:t>
-      </w:r>
-    </w:p>
-    <w:p>
-      <w:pPr>
-        <w:pStyle w:val="Prrafodelista"/>
-        <w:numPr>
-          <w:ilvl w:val="0"/>
-          <w:numId w:val="41"/>
-        </w:numPr>
-        <w:rPr>
-          <w:lang w:val="es-PE" w:eastAsia="es-PE"/>
-        </w:rPr>
-      </w:pPr>
-      <w:r>
-        <w:rPr>
-          <w:lang w:val="es-PE" w:eastAsia="es-PE"/>
-        </w:rPr>
-        <w:t>Fuentes de ingresos</w:t>
-      </w:r>
-    </w:p>
-    <w:p>
-      <w:pPr>
-        <w:pStyle w:val="Prrafodelista"/>
-        <w:numPr>
-          <w:ilvl w:val="0"/>
-          <w:numId w:val="41"/>
-        </w:numPr>
-        <w:rPr>
-          <w:lang w:val="es-PE" w:eastAsia="es-PE"/>
-        </w:rPr>
-      </w:pPr>
-      <w:r>
-        <w:rPr>
-          <w:lang w:val="es-PE" w:eastAsia="es-PE"/>
-        </w:rPr>
-        <w:t>Recursos clave</w:t>
-      </w:r>
-    </w:p>
-    <w:p>
-      <w:pPr>
-        <w:pStyle w:val="Prrafodelista"/>
-        <w:numPr>
-          <w:ilvl w:val="0"/>
-          <w:numId w:val="41"/>
-        </w:numPr>
-        <w:rPr>
-          <w:lang w:val="es-PE" w:eastAsia="es-PE"/>
-        </w:rPr>
-      </w:pPr>
-      <w:r>
-        <w:rPr>
-          <w:lang w:val="es-PE" w:eastAsia="es-PE"/>
-        </w:rPr>
-        <w:t>Actividades clave</w:t>
-      </w:r>
-    </w:p>
-    <w:p>
-      <w:pPr>
-        <w:pStyle w:val="Prrafodelista"/>
-        <w:numPr>
-          <w:ilvl w:val="0"/>
-          <w:numId w:val="41"/>
-        </w:numPr>
-        <w:rPr>
-          <w:lang w:val="es-PE" w:eastAsia="es-PE"/>
-        </w:rPr>
-      </w:pPr>
-      <w:r>
-        <w:rPr>
-          <w:lang w:val="es-PE" w:eastAsia="es-PE"/>
-        </w:rPr>
-        <w:t>Socios clave</w:t>
-      </w:r>
-    </w:p>
-    <w:p>
-      <w:pPr>
-        <w:pStyle w:val="Prrafodelista"/>
-        <w:numPr>
-          <w:ilvl w:val="0"/>
-          <w:numId w:val="41"/>
-        </w:numPr>
-        <w:rPr>
-          <w:lang w:val="es-PE" w:eastAsia="es-PE"/>
-        </w:rPr>
-      </w:pPr>
-      <w:r>
-        <w:rPr>
-          <w:lang w:val="es-PE" w:eastAsia="es-PE"/>
-        </w:rPr>
-        <w:t>Estructura de costos</w:t>
-      </w:r>
-    </w:p>
-    <w:p>
-      <w:pPr>
-        <w:rPr>
-          <w:lang w:val="es-PE" w:eastAsia="es-PE"/>
-        </w:rPr>
-      </w:pPr>
-      <w:r>
-        <w:rPr>
-          <w:lang w:val="es-PE" w:eastAsia="es-PE"/>
-        </w:rPr>
-        <w:t xml:space="preserve">La aplicación de este modelo permitió estructurar el emprendimiento “Easy Breakfast”, identificando claramente el mercado objetivo, la propuesta de valor basada en desayunos saludables preparados y entregados de forma práctica, los canales de venta y comunicación, así como los recursos, actividades y alianzas necesarias para el </w:t>
-      </w:r>
-      <w:r>
-        <w:rPr>
-          <w:lang w:val="es-PE" w:eastAsia="es-PE"/>
-        </w:rPr>
-        <w:lastRenderedPageBreak/>
-        <w:t>funcionamiento del negocio.</w:t>
-      </w:r>
-    </w:p>
-    <w:p>
-      <w:pPr>
-        <w:rPr>
-          <w:lang w:val="es-PE" w:eastAsia="es-PE"/>
-        </w:rPr>
-      </w:pPr>
-      <w:r>
-        <w:rPr>
-          <w:lang w:val="es-PE" w:eastAsia="es-PE"/>
-        </w:rPr>
-        <w:t>El uso del modelo CANVAS facilitó una visión integral del proyecto, permitiendo organizar estratégicamente los diferentes elementos que intervienen en la operación y desarrollo del emprendimiento.</w:t>
-      </w:r>
-    </w:p>
-    <w:p>
-      <w:pPr>
-        <w:pStyle w:val="Ttulo2"/>
-        <w:rPr>
-          <w:lang w:val="es-PE" w:eastAsia="es-PE"/>
-        </w:rPr>
-      </w:pPr>
-      <w:bookmarkStart w:id="54" w:name="_Toc224501426"/>
-      <w:r>
-        <w:rPr>
-          <w:lang w:val="es-PE" w:eastAsia="es-PE"/>
-        </w:rPr>
-        <w:t>Procesamiento y análisis de la información</w:t>
-      </w:r>
-      <w:bookmarkEnd w:id="54"/>
-    </w:p>
-    <w:p>
-      <w:pPr>
-        <w:rPr>
-          <w:lang w:val="es-PE" w:eastAsia="es-PE"/>
-        </w:rPr>
-      </w:pPr>
-      <w:r>
-        <w:rPr>
-          <w:lang w:val="es-PE" w:eastAsia="es-PE"/>
-        </w:rPr>
-        <w:t xml:space="preserve">Una vez </w:t>
-      </w:r>
-      <w:r>
-        <w:rPr>
-          <w:lang w:val="es-PE" w:eastAsia="es-PE"/>
-        </w:rPr>
-        <w:t xml:space="preserve">finalizada la </w:t>
-      </w:r>
-      <w:r>
-        <w:rPr>
-          <w:lang w:val="es-PE" w:eastAsia="es-PE"/>
-        </w:rPr>
-        <w:t>recopila</w:t>
-      </w:r>
-      <w:r>
-        <w:rPr>
-          <w:lang w:val="es-PE" w:eastAsia="es-PE"/>
-        </w:rPr>
-        <w:t>ción</w:t>
-      </w:r>
-      <w:r>
-        <w:rPr>
-          <w:lang w:val="es-PE" w:eastAsia="es-PE"/>
-        </w:rPr>
-        <w:t xml:space="preserve"> </w:t>
-      </w:r>
-      <w:r>
-        <w:rPr>
-          <w:lang w:val="es-PE" w:eastAsia="es-PE"/>
-        </w:rPr>
-        <w:t xml:space="preserve">de </w:t>
-      </w:r>
-      <w:r>
-        <w:rPr>
-          <w:lang w:val="es-PE" w:eastAsia="es-PE"/>
-        </w:rPr>
-        <w:t>los datos mediante las encuestas, la información fue organizada y procesada utilizando herramientas básicas de análisis estadístico.</w:t>
-      </w:r>
-    </w:p>
-    <w:p>
-      <w:pPr>
-        <w:rPr>
-          <w:lang w:val="es-PE" w:eastAsia="es-PE"/>
-        </w:rPr>
-      </w:pPr>
-      <w:r>
-        <w:rPr>
-          <w:lang w:val="es-PE" w:eastAsia="es-PE"/>
-        </w:rPr>
-        <w:t>Posteriormente, los resultados fueron presentados mediante gráficos, lo que permitió interpretar de forma clara las respuestas obtenidas y visualizar las tendencias del mercado.</w:t>
-      </w:r>
-    </w:p>
-    <w:p>
-      <w:pPr>
-        <w:rPr>
-          <w:lang w:val="es-PE" w:eastAsia="es-PE"/>
-        </w:rPr>
-      </w:pPr>
-      <w:r>
-        <w:rPr>
-          <w:lang w:val="es-PE" w:eastAsia="es-PE"/>
-        </w:rPr>
-        <w:t>El análisis de la información permitió identificar las preferencias del público objetivo, evaluar el nivel de aceptación de la propuesta de negocio y determinar la viabilidad comercial del proyecto “Easy Breakfast”, aportando información clave para la toma de decisiones dentro del plan de emprendimiento.</w:t>
-      </w:r>
-    </w:p>
-    <w:p>
-      <w:pPr>
-        <w:rPr>
-          <w:lang w:val="es-PE" w:eastAsia="es-PE"/>
-        </w:rPr>
-      </w:pPr>
-    </w:p>
-    <w:p>
-      <w:pPr>
-        <w:rPr>
-          <w:lang w:val="es-PE" w:eastAsia="es-PE"/>
-        </w:rPr>
-      </w:pPr>
-    </w:p>
-    <w:p>
-      <w:pPr>
-        <w:rPr>
-          <w:lang w:val="es-PE" w:eastAsia="es-PE"/>
-        </w:rPr>
-      </w:pPr>
-    </w:p>
-    <w:p>
-      <w:pPr>
-        <w:rPr>
-          <w:lang w:val="es-PE" w:eastAsia="es-PE"/>
-        </w:rPr>
-      </w:pPr>
-    </w:p>
-    <w:p>
-      <w:pPr>
-        <w:rPr>
-          <w:lang w:val="es-PE" w:eastAsia="es-PE"/>
-        </w:rPr>
-      </w:pPr>
-    </w:p>
-    <w:p>
-      <w:pPr>
-        <w:rPr>
-          <w:lang w:val="es-PE" w:eastAsia="es-PE"/>
-        </w:rPr>
-      </w:pPr>
+        <w:br w:type="page"/>
+      </w:r>
     </w:p>
     <w:p>
       <w:pPr>
         <w:pStyle w:val="Ttulo1"/>
       </w:pPr>
-      <w:bookmarkStart w:id="55" w:name="_Toc224501427"/>
+      <w:bookmarkStart w:id="48" w:name="_Toc224501427"/>
       <w:r>
         <w:lastRenderedPageBreak/>
         <w:t>CONCLUSIONES</w:t>
       </w:r>
-      <w:bookmarkEnd w:id="55"/>
+      <w:bookmarkEnd w:id="48"/>
+    </w:p>
+    <w:p>
+      <w:pPr>
+        <w:rPr>
+          <w:lang w:eastAsia="es-PE"/>
+        </w:rPr>
+      </w:pPr>
+      <w:r>
+        <w:rPr>
+          <w:lang w:eastAsia="es-PE"/>
+        </w:rPr>
+        <w:t>La investigación permitió evidenciar que los emprendimientos gastronómicos presentan debilidades en la gestión administrativa, el control de costos y la aplicación de estrategias de marketing, lo cual afecta directamente su rentabilidad y permanencia en el mercado.</w:t>
+      </w:r>
+    </w:p>
+    <w:p>
+      <w:pPr>
+        <w:rPr>
+          <w:lang w:eastAsia="es-PE"/>
+        </w:rPr>
+      </w:pPr>
+      <w:r>
+        <w:rPr>
+          <w:lang w:eastAsia="es-PE"/>
+        </w:rPr>
+        <w:t>Se determinó que existe un uso limitado y poco estratégico de herramientas digitales como Instagram y TikTok, lo que reduce las oportunidades de posicionamiento y captación de clientes en un entorno altamente competitivo.</w:t>
+      </w:r>
+    </w:p>
+    <w:p>
+      <w:pPr>
+        <w:rPr>
+          <w:lang w:eastAsia="es-PE"/>
+        </w:rPr>
+      </w:pPr>
+      <w:r>
+        <w:rPr>
+          <w:lang w:eastAsia="es-PE"/>
+        </w:rPr>
+        <w:t>Asimismo,</w:t>
+      </w:r>
+      <w:r>
+        <w:rPr>
+          <w:lang w:eastAsia="es-PE"/>
+        </w:rPr>
+        <w:t xml:space="preserve"> </w:t>
+      </w:r>
+      <w:r>
+        <w:rPr>
+          <w:lang w:eastAsia="es-PE"/>
+        </w:rPr>
+        <w:t>se identificó que la falta de asesoría especializada incide en la desorganización de los procesos internos, la ausencia de estandarización y la baja calidad en la experiencia del cliente.</w:t>
+      </w:r>
+    </w:p>
+    <w:p>
+      <w:pPr>
+        <w:rPr>
+          <w:lang w:eastAsia="es-PE"/>
+        </w:rPr>
+      </w:pPr>
+      <w:r>
+        <w:rPr>
+          <w:lang w:eastAsia="es-PE"/>
+        </w:rPr>
+        <w:t>En función de los resultados obtenidos, se concluye que la integración de la gastronomía con el marketing, a través de un modelo de asesoría como Cocina 360°, constituye una alternativa efectiva para mejorar la gestión de los negocios gastronómicos.</w:t>
+      </w:r>
     </w:p>
     <w:p>
       <w:pPr>
@@ -15393,66 +14692,21 @@
       </w:pPr>
       <w:r>
         <w:rPr>
+          <w:lang w:eastAsia="es-PE"/>
+        </w:rPr>
+        <w:t>Finalmente, se demuestra que el objetivo general de la investigación se cumplió, al proponer un modelo integral que responde a las necesidades reales del sector, contribuyendo al fortalecimiento, crecimiento y sostenibilidad de los emprendimientos gastronómicos.</w:t>
+      </w:r>
+    </w:p>
+    <w:p>
+      <w:pPr>
+        <w:rPr>
           <w:lang w:val="es-PE" w:eastAsia="es-PE"/>
         </w:rPr>
-        <w:t>El desarrollo del presente proyecto permitió analizar la viabilidad de implementar el emprendimiento Easy Breakfast, basado en la preventa online de desayunos saludables dirigidos a profesionales con poco tiempo disponible, evidenciando que existe una tendencia creciente hacia el consumo de alimentos prácticos, nutritivos y accesibles que se adapten a estilos de vida acelerados.</w:t>
-      </w:r>
-    </w:p>
-    <w:p>
-      <w:pPr>
+      </w:pPr>
+      <w:r>
         <w:rPr>
           <w:lang w:val="es-PE" w:eastAsia="es-PE"/>
         </w:rPr>
-      </w:pPr>
-      <w:r>
-        <w:rPr>
-          <w:lang w:val="es-PE" w:eastAsia="es-PE"/>
-        </w:rPr>
-        <w:t>La aplicación de la metodología CANVAS permitió estructurar de manera clara los elementos fundamentales del modelo de negocio, identificando los segmentos de clientes, la propuesta de valor, los canales de comercialización, los recursos clave y la estructura de costos necesarios para el funcionamiento del emprendimiento.</w:t>
-      </w:r>
-    </w:p>
-    <w:p>
-      <w:pPr>
-        <w:rPr>
-          <w:lang w:val="es-PE" w:eastAsia="es-PE"/>
-        </w:rPr>
-      </w:pPr>
-      <w:r>
-        <w:rPr>
-          <w:lang w:val="es-PE" w:eastAsia="es-PE"/>
-        </w:rPr>
-        <w:t>El estudio del mercado objetivo evidenció que existe un interés por parte de los consumidores en adquirir opciones de desayuno saludables y listas para consumir, especialmente cuando estas se ofrecen mediante plataformas digitales que facilitan el proceso de compra y entrega.</w:t>
-      </w:r>
-    </w:p>
-    <w:p>
-      <w:pPr>
-        <w:rPr>
-          <w:lang w:val="es-PE" w:eastAsia="es-PE"/>
-        </w:rPr>
-      </w:pPr>
-      <w:r>
-        <w:rPr>
-          <w:lang w:val="es-PE" w:eastAsia="es-PE"/>
-        </w:rPr>
-        <w:t>El análisis de los factores internos y externos mediante herramientas estratégicas como el análisis PESTEL y la matriz FODA permitió identificar oportunidades relacionadas con el crecimiento del consumo de alimentos saludables y el uso de plataformas digitales, así como desafíos asociados a la competencia y la gestión eficiente de los costos operativos.</w:t>
-      </w:r>
-    </w:p>
-    <w:p>
-      <w:pPr>
-        <w:rPr>
-          <w:lang w:val="es-PE" w:eastAsia="es-PE"/>
-        </w:rPr>
-      </w:pPr>
-      <w:r>
-        <w:rPr>
-          <w:lang w:val="es-PE" w:eastAsia="es-PE"/>
-        </w:rPr>
-        <w:t>Finalmente, la definición de estrategias de producción y comercialización orientadas al uso de canales digitales, alianzas con proveedores de insumos frescos y un enfoque en la calidad del producto permite generar una ventaja competitiva que contribuye a la sostenibilidad y crecimiento del emprendimiento.</w:t>
-      </w:r>
-      <w:r>
-        <w:rPr>
-          <w:lang w:val="es-PE" w:eastAsia="es-PE"/>
-        </w:rPr>
         <w:br w:type="page"/>
       </w:r>
     </w:p>
@@ -15460,12 +14714,64 @@
       <w:pPr>
         <w:pStyle w:val="Ttulo1"/>
       </w:pPr>
-      <w:bookmarkStart w:id="56" w:name="_Toc224501428"/>
+      <w:bookmarkStart w:id="49" w:name="_Toc224501428"/>
       <w:r>
         <w:lastRenderedPageBreak/>
         <w:t>RECOMENDACIONES</w:t>
       </w:r>
-      <w:bookmarkEnd w:id="56"/>
+      <w:bookmarkEnd w:id="49"/>
+    </w:p>
+    <w:p>
+      <w:pPr>
+        <w:rPr>
+          <w:lang w:eastAsia="es-PE"/>
+        </w:rPr>
+      </w:pPr>
+      <w:r>
+        <w:rPr>
+          <w:lang w:eastAsia="es-PE"/>
+        </w:rPr>
+        <w:t>Se recomienda a los emprendimientos gastronómicos adoptar un enfoque integral en la gestión de sus negocios, considerando no solo la calidad de los productos ofrecidos, sino también la implementación de estrategias de marketing que permitan mejorar su posicionamiento en el mercado. La aplicación del modelo Cocina 360° puede contribuir significativamente a optimizar los procesos internos y fortalecer la competitividad.</w:t>
+      </w:r>
+    </w:p>
+    <w:p>
+      <w:pPr>
+        <w:rPr>
+          <w:lang w:eastAsia="es-PE"/>
+        </w:rPr>
+      </w:pPr>
+      <w:r>
+        <w:rPr>
+          <w:lang w:eastAsia="es-PE"/>
+        </w:rPr>
+        <w:t>Asimismo, es fundamental que los propietarios de negocios gastronómicos busquen asesorías especializadas que les permitan identificar debilidades en áreas como costos, diseño de menú, servicio al cliente y promoción. La asesoría profesional facilita la toma de decisiones estratégicas basadas en análisis reales del negocio.</w:t>
+      </w:r>
+    </w:p>
+    <w:p>
+      <w:pPr>
+        <w:rPr>
+          <w:lang w:eastAsia="es-PE"/>
+        </w:rPr>
+      </w:pPr>
+      <w:r>
+        <w:rPr>
+          <w:lang w:eastAsia="es-PE"/>
+        </w:rPr>
+        <w:t>Se recomienda también el uso constante de herramientas digitales, especialmente redes sociales como Instagram y TikTok, para promocionar productos y generar interacción con los clientes. Estas plataformas permiten aumentar la visibilidad del negocio y atraer nuevos consumidores.</w:t>
+      </w:r>
+    </w:p>
+    <w:p>
+      <w:pPr>
+        <w:rPr>
+          <w:lang w:eastAsia="es-PE"/>
+        </w:rPr>
+      </w:pPr>
+      <w:r>
+        <w:rPr>
+          <w:lang w:eastAsia="es-PE"/>
+        </w:rPr>
+        <w:t>De igual manera, es importante capacitar continuamente al personal en áreas tanto técnicas como de atención al cliente, ya que la experiencia del consumidor es un factor clave en la fidelización y recomendación del negocio.</w:t>
+      </w:r>
     </w:p>
     <w:p>
       <w:pPr>
@@ -15475,66 +14781,21 @@
       </w:pPr>
       <w:r>
         <w:rPr>
+          <w:lang w:eastAsia="es-PE"/>
+        </w:rPr>
+        <w:t>Finalmente, se recomienda a futuros investigadores profundizar en el estudio de la relación entre gastronomía y marketing, así como en el impacto de las asesorías gastronómicas en la rentabilidad de los emprendimientos, con el fin de fortalecer modelos como Cocina 360° y adaptarlos a diferentes contextos.</w:t>
+      </w:r>
+    </w:p>
+    <w:p>
+      <w:pPr>
+        <w:rPr>
           <w:lang w:val="es-PE" w:eastAsia="es-PE"/>
         </w:rPr>
-        <w:t>Implementar estrategias de marketing digital a través de redes sociales, publicidad segmentada y contenido informativo sobre alimentación saludable, con el fin de fortalecer el posicionamiento de la marca Easy Breakfast y atraer nuevos clientes.</w:t>
-      </w:r>
-    </w:p>
-    <w:p>
-      <w:pPr>
+      </w:pPr>
+      <w:r>
         <w:rPr>
           <w:lang w:val="es-PE" w:eastAsia="es-PE"/>
         </w:rPr>
-      </w:pPr>
-      <w:r>
-        <w:rPr>
-          <w:lang w:val="es-PE" w:eastAsia="es-PE"/>
-        </w:rPr>
-        <w:t>Establecer y mantener alianzas estratégicas con proveedores confiables de frutas, granos, yogur y otros insumos, garantizando así la calidad de los productos y la continuidad del abastecimiento a precios competitivos.</w:t>
-      </w:r>
-    </w:p>
-    <w:p>
-      <w:pPr>
-        <w:rPr>
-          <w:lang w:val="es-PE" w:eastAsia="es-PE"/>
-        </w:rPr>
-      </w:pPr>
-      <w:r>
-        <w:rPr>
-          <w:lang w:val="es-PE" w:eastAsia="es-PE"/>
-        </w:rPr>
-        <w:t>Fortalecer los procesos de producción bajo normas de higiene y control de calidad, asegurando que los desayunos ofrecidos cumplan con estándares adecuados de manipulación de alimentos y presentación.</w:t>
-      </w:r>
-    </w:p>
-    <w:p>
-      <w:pPr>
-        <w:rPr>
-          <w:lang w:val="es-PE" w:eastAsia="es-PE"/>
-        </w:rPr>
-      </w:pPr>
-      <w:r>
-        <w:rPr>
-          <w:lang w:val="es-PE" w:eastAsia="es-PE"/>
-        </w:rPr>
-        <w:t>Evaluar periódicamente las preferencias y necesidades de los consumidores mediante estudios de mercado o encuestas, con el propósito de adaptar la oferta de productos a nuevas tendencias de alimentación saludable.</w:t>
-      </w:r>
-    </w:p>
-    <w:p>
-      <w:pPr>
-        <w:rPr>
-          <w:lang w:val="es-PE" w:eastAsia="es-PE"/>
-        </w:rPr>
-      </w:pPr>
-      <w:r>
-        <w:rPr>
-          <w:lang w:val="es-PE" w:eastAsia="es-PE"/>
-        </w:rPr>
-        <w:t>Considerar en el futuro la ampliación del portafolio de productos, incorporando nuevas opciones de desayunos, snacks saludables o planes de suscripción semanal, con el objetivo de diversificar las fuentes de ingreso y ampliar el alcance del negocio.</w:t>
-      </w:r>
-      <w:r>
-        <w:rPr>
-          <w:lang w:val="es-PE" w:eastAsia="es-PE"/>
-        </w:rPr>
         <w:br w:type="page"/>
       </w:r>
     </w:p>
@@ -15542,12 +14803,12 @@
       <w:pPr>
         <w:pStyle w:val="Ttulo1"/>
       </w:pPr>
-      <w:bookmarkStart w:id="57" w:name="_Toc224501429"/>
+      <w:bookmarkStart w:id="50" w:name="_Toc224501429"/>
       <w:r>
         <w:lastRenderedPageBreak/>
         <w:t>REFERENCIAS BIBLIOGRÁFICAS</w:t>
       </w:r>
-      <w:bookmarkEnd w:id="57"/>
+      <w:bookmarkEnd w:id="50"/>
     </w:p>
     <w:sdt>
       <w:sdtPr>
@@ -15569,406 +14830,7 @@
                 <w:pStyle w:val="Bibliografa"/>
                 <w:spacing w:line="276" w:lineRule="auto"/>
                 <w:ind w:left="720" w:hanging="720"/>
-                <w:rPr>
-                  <w:noProof/>
-                  <w:szCs w:val="24"/>
-                </w:rPr>
               </w:pPr>
-              <w:r>
-                <w:fldChar w:fldCharType="begin"/>
-              </w:r>
-              <w:r>
-                <w:instrText>BIBLIOGRAPHY</w:instrText>
-              </w:r>
-              <w:r>
-                <w:fldChar w:fldCharType="separate"/>
-              </w:r>
-              <w:r>
-                <w:rPr>
-                  <w:noProof/>
-                </w:rPr>
-                <w:t xml:space="preserve">Comercial, E. B. (31 de Marzo de 2023). </w:t>
-              </w:r>
-              <w:r>
-                <w:rPr>
-                  <w:i/>
-                  <w:iCs/>
-                  <w:noProof/>
-                </w:rPr>
-                <w:t>Ventana EBC</w:t>
-              </w:r>
-              <w:r>
-                <w:rPr>
-                  <w:noProof/>
-                </w:rPr>
-                <w:t>. Obtenido de https://www.ebc.mx/ventana/emprendimiento-que-es-y-para-que-sirve/</w:t>
-              </w:r>
-            </w:p>
-            <w:p>
-              <w:pPr>
-                <w:pStyle w:val="Bibliografa"/>
-                <w:spacing w:line="276" w:lineRule="auto"/>
-                <w:ind w:left="720" w:hanging="720"/>
-                <w:rPr>
-                  <w:noProof/>
-                  <w:lang w:val="en-US"/>
-                </w:rPr>
-              </w:pPr>
-              <w:r>
-                <w:rPr>
-                  <w:noProof/>
-                  <w:lang w:val="en-US"/>
-                </w:rPr>
-                <w:t xml:space="preserve">Drucker, P. (1985). </w:t>
-              </w:r>
-              <w:r>
-                <w:rPr>
-                  <w:i/>
-                  <w:iCs/>
-                  <w:noProof/>
-                  <w:lang w:val="en-US"/>
-                </w:rPr>
-                <w:t>Innovation and Entrepreneurship.</w:t>
-              </w:r>
-              <w:r>
-                <w:rPr>
-                  <w:noProof/>
-                  <w:lang w:val="en-US"/>
-                </w:rPr>
-                <w:t xml:space="preserve"> Nueva York: Harper &amp; Row.</w:t>
-              </w:r>
-            </w:p>
-            <w:p>
-              <w:pPr>
-                <w:pStyle w:val="Bibliografa"/>
-                <w:spacing w:line="276" w:lineRule="auto"/>
-                <w:ind w:left="720" w:hanging="720"/>
-                <w:rPr>
-                  <w:noProof/>
-                </w:rPr>
-              </w:pPr>
-              <w:r>
-                <w:rPr>
-                  <w:noProof/>
-                  <w:lang w:val="en-US"/>
-                </w:rPr>
-                <w:t xml:space="preserve">FAO. (2016). </w:t>
-              </w:r>
-              <w:r>
-                <w:rPr>
-                  <w:i/>
-                  <w:iCs/>
-                  <w:noProof/>
-                  <w:lang w:val="en-US"/>
-                </w:rPr>
-                <w:t>Food and Agriculture Organization</w:t>
-              </w:r>
-              <w:r>
-                <w:rPr>
-                  <w:noProof/>
-                  <w:lang w:val="en-US"/>
-                </w:rPr>
-                <w:t xml:space="preserve">. </w:t>
-              </w:r>
-              <w:r>
-                <w:rPr>
-                  <w:noProof/>
-                </w:rPr>
-                <w:t>Obtenido de https://www.fao.org/home/en/</w:t>
-              </w:r>
-            </w:p>
-            <w:p>
-              <w:pPr>
-                <w:pStyle w:val="Bibliografa"/>
-                <w:spacing w:line="276" w:lineRule="auto"/>
-                <w:ind w:left="720" w:hanging="720"/>
-                <w:rPr>
-                  <w:noProof/>
-                </w:rPr>
-              </w:pPr>
-              <w:r>
-                <w:rPr>
-                  <w:noProof/>
-                </w:rPr>
-                <w:t xml:space="preserve">Gary, A., &amp; Philip, K. (2013). </w:t>
-              </w:r>
-              <w:r>
-                <w:rPr>
-                  <w:i/>
-                  <w:iCs/>
-                  <w:noProof/>
-                </w:rPr>
-                <w:t>Fundamentos de Marketing.</w:t>
-              </w:r>
-              <w:r>
-                <w:rPr>
-                  <w:noProof/>
-                </w:rPr>
-                <w:t xml:space="preserve"> México: Pearson Educación.</w:t>
-              </w:r>
-            </w:p>
-            <w:p>
-              <w:pPr>
-                <w:pStyle w:val="Bibliografa"/>
-                <w:spacing w:line="276" w:lineRule="auto"/>
-                <w:ind w:left="720" w:hanging="720"/>
-                <w:rPr>
-                  <w:noProof/>
-                  <w:lang w:val="en-US"/>
-                </w:rPr>
-              </w:pPr>
-              <w:r>
-                <w:rPr>
-                  <w:noProof/>
-                  <w:lang w:val="en-US"/>
-                </w:rPr>
-                <w:t xml:space="preserve">Geissdoerfer, M., Savaget, P., Bocken, N., &amp; Jan Hultink, E. (2017). The Circular Economy – A new sustainability paradigm? </w:t>
-              </w:r>
-              <w:r>
-                <w:rPr>
-                  <w:i/>
-                  <w:iCs/>
-                  <w:noProof/>
-                  <w:lang w:val="en-US"/>
-                </w:rPr>
-                <w:t>Journal of Cleaner</w:t>
-              </w:r>
-              <w:r>
-                <w:rPr>
-                  <w:noProof/>
-                  <w:lang w:val="en-US"/>
-                </w:rPr>
-                <w:t>.</w:t>
-              </w:r>
-            </w:p>
-            <w:p>
-              <w:pPr>
-                <w:pStyle w:val="Bibliografa"/>
-                <w:spacing w:line="276" w:lineRule="auto"/>
-                <w:ind w:left="720" w:hanging="720"/>
-                <w:rPr>
-                  <w:noProof/>
-                </w:rPr>
-              </w:pPr>
-              <w:r>
-                <w:rPr>
-                  <w:noProof/>
-                </w:rPr>
-                <w:t xml:space="preserve">Hernández, R., Fernández, C., &amp; Baptista, P. (2014). </w:t>
-              </w:r>
-              <w:r>
-                <w:rPr>
-                  <w:i/>
-                  <w:iCs/>
-                  <w:noProof/>
-                </w:rPr>
-                <w:t>Metodología de la Investigación.</w:t>
-              </w:r>
-              <w:r>
-                <w:rPr>
-                  <w:noProof/>
-                </w:rPr>
-                <w:t xml:space="preserve"> México: MC Graw Hill Education.</w:t>
-              </w:r>
-            </w:p>
-            <w:p>
-              <w:pPr>
-                <w:pStyle w:val="Bibliografa"/>
-                <w:spacing w:line="276" w:lineRule="auto"/>
-                <w:ind w:left="720" w:hanging="720"/>
-                <w:rPr>
-                  <w:noProof/>
-                </w:rPr>
-              </w:pPr>
-              <w:r>
-                <w:rPr>
-                  <w:noProof/>
-                  <w:lang w:val="en-US"/>
-                </w:rPr>
-                <w:t xml:space="preserve">Kotler, P., &amp; Armstrong, G. (2012). </w:t>
-              </w:r>
-              <w:r>
-                <w:rPr>
-                  <w:i/>
-                  <w:iCs/>
-                  <w:noProof/>
-                  <w:lang w:val="en-US"/>
-                </w:rPr>
-                <w:t>Marketing.</w:t>
-              </w:r>
-              <w:r>
-                <w:rPr>
-                  <w:noProof/>
-                  <w:lang w:val="en-US"/>
-                </w:rPr>
-                <w:t xml:space="preserve"> </w:t>
-              </w:r>
-              <w:r>
-                <w:rPr>
-                  <w:noProof/>
-                </w:rPr>
-                <w:t>México: Pearson Educación.</w:t>
-              </w:r>
-            </w:p>
-            <w:p>
-              <w:pPr>
-                <w:pStyle w:val="Bibliografa"/>
-                <w:spacing w:line="276" w:lineRule="auto"/>
-                <w:ind w:left="720" w:hanging="720"/>
-                <w:rPr>
-                  <w:noProof/>
-                  <w:lang w:val="en-US"/>
-                </w:rPr>
-              </w:pPr>
-              <w:r>
-                <w:rPr>
-                  <w:noProof/>
-                </w:rPr>
-                <w:t xml:space="preserve">Osterwalder, A., &amp; Pigneur, Y. (2009). </w:t>
-              </w:r>
-              <w:r>
-                <w:rPr>
-                  <w:i/>
-                  <w:iCs/>
-                  <w:noProof/>
-                  <w:lang w:val="en-US"/>
-                </w:rPr>
-                <w:t>Business Model Generation.</w:t>
-              </w:r>
-              <w:r>
-                <w:rPr>
-                  <w:noProof/>
-                  <w:lang w:val="en-US"/>
-                </w:rPr>
-                <w:t xml:space="preserve"> Clark.</w:t>
-              </w:r>
-            </w:p>
-            <w:p>
-              <w:pPr>
-                <w:pStyle w:val="Bibliografa"/>
-                <w:spacing w:line="276" w:lineRule="auto"/>
-                <w:ind w:left="720" w:hanging="720"/>
-                <w:rPr>
-                  <w:noProof/>
-                  <w:lang w:val="en-US"/>
-                </w:rPr>
-              </w:pPr>
-              <w:r>
-                <w:rPr>
-                  <w:noProof/>
-                  <w:lang w:val="en-US"/>
-                </w:rPr>
-                <w:t xml:space="preserve">Schumpeter, J. (1934). </w:t>
-              </w:r>
-              <w:r>
-                <w:rPr>
-                  <w:i/>
-                  <w:iCs/>
-                  <w:noProof/>
-                  <w:lang w:val="en-US"/>
-                </w:rPr>
-                <w:t>Theory of Economic Development.</w:t>
-              </w:r>
-              <w:r>
-                <w:rPr>
-                  <w:noProof/>
-                  <w:lang w:val="en-US"/>
-                </w:rPr>
-                <w:t xml:space="preserve"> Alemania: Harvard University Press.</w:t>
-              </w:r>
-            </w:p>
-            <w:p>
-              <w:pPr>
-                <w:pStyle w:val="Bibliografa"/>
-                <w:spacing w:line="276" w:lineRule="auto"/>
-                <w:ind w:left="720" w:hanging="720"/>
-                <w:rPr>
-                  <w:noProof/>
-                </w:rPr>
-              </w:pPr>
-              <w:r>
-                <w:rPr>
-                  <w:noProof/>
-                </w:rPr>
-                <w:t xml:space="preserve">Tamayo, M. (2003). </w:t>
-              </w:r>
-              <w:r>
-                <w:rPr>
-                  <w:i/>
-                  <w:iCs/>
-                  <w:noProof/>
-                </w:rPr>
-                <w:t>El Proceso de la Investigación Científica.</w:t>
-              </w:r>
-              <w:r>
-                <w:rPr>
-                  <w:noProof/>
-                </w:rPr>
-                <w:t xml:space="preserve"> México: Limusa.</w:t>
-              </w:r>
-            </w:p>
-            <w:p>
-              <w:pPr>
-                <w:pStyle w:val="Bibliografa"/>
-                <w:spacing w:line="276" w:lineRule="auto"/>
-                <w:ind w:left="720" w:hanging="720"/>
-                <w:rPr>
-                  <w:noProof/>
-                  <w:lang w:val="en-US"/>
-                </w:rPr>
-              </w:pPr>
-              <w:r>
-                <w:rPr>
-                  <w:noProof/>
-                </w:rPr>
-                <w:t xml:space="preserve">Ventures, E. S. (2016). </w:t>
-              </w:r>
-              <w:r>
-                <w:rPr>
-                  <w:i/>
-                  <w:iCs/>
-                  <w:noProof/>
-                  <w:lang w:val="en-US"/>
-                </w:rPr>
-                <w:t>Barringer, Bruce; Ireland, R.</w:t>
-              </w:r>
-              <w:r>
-                <w:rPr>
-                  <w:noProof/>
-                  <w:lang w:val="en-US"/>
-                </w:rPr>
-                <w:t xml:space="preserve"> Pearson College Div.</w:t>
-              </w:r>
-            </w:p>
-            <w:p>
-              <w:pPr>
-                <w:pStyle w:val="Bibliografa"/>
-                <w:spacing w:line="276" w:lineRule="auto"/>
-                <w:ind w:left="720" w:hanging="720"/>
-                <w:rPr>
-                  <w:noProof/>
-                </w:rPr>
-              </w:pPr>
-              <w:r>
-                <w:rPr>
-                  <w:noProof/>
-                </w:rPr>
-                <w:t xml:space="preserve">WHO. (2024). </w:t>
-              </w:r>
-              <w:r>
-                <w:rPr>
-                  <w:i/>
-                  <w:iCs/>
-                  <w:noProof/>
-                </w:rPr>
-                <w:t>Organización Mundial de la Salud</w:t>
-              </w:r>
-              <w:r>
-                <w:rPr>
-                  <w:noProof/>
-                </w:rPr>
-                <w:t>. Obtenido de https://www.who.int/es</w:t>
-              </w:r>
             </w:p>
             <w:p>
               <w:pPr>
@@ -15977,13 +14839,6 @@
                 </w:tabs>
                 <w:spacing w:line="276" w:lineRule="auto"/>
               </w:pPr>
-              <w:r>
-                <w:rPr>
-                  <w:b/>
-                  <w:bCs/>
-                </w:rPr>
-                <w:fldChar w:fldCharType="end"/>
-              </w:r>
             </w:p>
           </w:sdtContent>
         </w:sdt>
@@ -16009,12 +14864,12 @@
           <w:numId w:val="45"/>
         </w:numPr>
       </w:pPr>
-      <w:bookmarkStart w:id="58" w:name="_Toc224501430"/>
+      <w:bookmarkStart w:id="51" w:name="_Toc224501430"/>
       <w:r>
         <w:lastRenderedPageBreak/>
         <w:t>ANEXOS</w:t>
       </w:r>
-      <w:bookmarkEnd w:id="58"/>
+      <w:bookmarkEnd w:id="51"/>
     </w:p>
     <w:p>
       <w:pPr>
@@ -16669,13 +15524,23 @@
           <w:lang w:val="es-PE" w:eastAsia="es-PE"/>
         </w:rPr>
       </w:pPr>
+      <w:proofErr w:type="spellStart"/>
       <w:r>
         <w:rPr>
           <w:color w:val="1F1F1F"/>
           <w:szCs w:val="24"/>
           <w:lang w:val="es-PE" w:eastAsia="es-PE"/>
         </w:rPr>
-        <w:t>Hotcakes saludables con frutas</w:t>
+        <w:t>Hotcakes</w:t>
+      </w:r>
+      <w:proofErr w:type="spellEnd"/>
+      <w:r>
+        <w:rPr>
+          <w:color w:val="1F1F1F"/>
+          <w:szCs w:val="24"/>
+          <w:lang w:val="es-PE" w:eastAsia="es-PE"/>
+        </w:rPr>
+        <w:t xml:space="preserve"> saludables con frutas</w:t>
       </w:r>
     </w:p>
     <w:p>
@@ -16761,7 +15626,23 @@
           <w:rFonts w:eastAsiaTheme="majorEastAsia"/>
           <w:szCs w:val="24"/>
         </w:rPr>
-        <w:t>¿Qué valoraría más en un servicio de desayuno como Easy Breakfast?</w:t>
+        <w:t xml:space="preserve">¿Qué valoraría más en un servicio de desayuno como Easy </w:t>
+      </w:r>
+      <w:proofErr w:type="spellStart"/>
+      <w:r>
+        <w:rPr>
+          <w:rFonts w:eastAsiaTheme="majorEastAsia"/>
+          <w:szCs w:val="24"/>
+        </w:rPr>
+        <w:t>Breakfast</w:t>
+      </w:r>
+      <w:proofErr w:type="spellEnd"/>
+      <w:r>
+        <w:rPr>
+          <w:rFonts w:eastAsiaTheme="majorEastAsia"/>
+          <w:szCs w:val="24"/>
+        </w:rPr>
+        <w:t>?</w:t>
       </w:r>
     </w:p>
     <w:p>
@@ -16854,7 +15735,7 @@
       <w:pPr>
         <w:pStyle w:val="FigureStyle"/>
       </w:pPr>
-      <w:bookmarkStart w:id="59" w:name="_Toc224490733"/>
+      <w:bookmarkStart w:id="52" w:name="_Toc224490733"/>
       <w:r>
         <w:rPr>
           <w:b/>
@@ -16920,7 +15801,7 @@
       <w:r>
         <w:t>referencias del consumidor</w:t>
       </w:r>
-      <w:bookmarkEnd w:id="59"/>
+      <w:bookmarkEnd w:id="52"/>
     </w:p>
     <w:p>
       <w:pPr>
@@ -17001,7 +15882,7 @@
       <w:pPr>
         <w:pStyle w:val="FigureStyle"/>
       </w:pPr>
-      <w:bookmarkStart w:id="60" w:name="_Toc224490734"/>
+      <w:bookmarkStart w:id="53" w:name="_Toc224490734"/>
       <w:r>
         <w:rPr>
           <w:b/>
@@ -17061,7 +15942,7 @@
         <w:br/>
         <w:t>Frecuencia de desayuno</w:t>
       </w:r>
-      <w:bookmarkEnd w:id="60"/>
+      <w:bookmarkEnd w:id="53"/>
     </w:p>
     <w:p>
       <w:r>
@@ -17134,7 +16015,7 @@
       <w:pPr>
         <w:pStyle w:val="FigureStyle"/>
       </w:pPr>
-      <w:bookmarkStart w:id="61" w:name="_Toc224490735"/>
+      <w:bookmarkStart w:id="54" w:name="_Toc224490735"/>
       <w:r>
         <w:rPr>
           <w:b/>
@@ -17198,7 +16079,7 @@
       <w:r>
         <w:t xml:space="preserve"> en un desayuno</w:t>
       </w:r>
-      <w:bookmarkEnd w:id="61"/>
+      <w:bookmarkEnd w:id="54"/>
     </w:p>
     <w:p>
       <w:r>
@@ -17275,7 +16156,7 @@
           <w:iCs/>
         </w:rPr>
       </w:pPr>
-      <w:bookmarkStart w:id="62" w:name="_Toc224490736"/>
+      <w:bookmarkStart w:id="55" w:name="_Toc224490736"/>
       <w:r>
         <w:rPr>
           <w:b/>
@@ -17327,7 +16208,7 @@
         <w:br/>
         <w:t>Dinero que se destina al desayuno.</w:t>
       </w:r>
-      <w:bookmarkEnd w:id="62"/>
+      <w:bookmarkEnd w:id="55"/>
     </w:p>
     <w:p>
       <w:r>
@@ -17416,7 +16297,7 @@
           <w:iCs/>
         </w:rPr>
       </w:pPr>
-      <w:bookmarkStart w:id="63" w:name="_Toc224490737"/>
+      <w:bookmarkStart w:id="56" w:name="_Toc224490737"/>
       <w:r>
         <w:rPr>
           <w:b/>
@@ -17496,7 +16377,7 @@
         </w:rPr>
         <w:t xml:space="preserve"> por falta de tiempo.</w:t>
       </w:r>
-      <w:bookmarkEnd w:id="63"/>
+      <w:bookmarkEnd w:id="56"/>
     </w:p>
     <w:p>
       <w:r>
@@ -17573,7 +16454,7 @@
           <w:iCs/>
         </w:rPr>
       </w:pPr>
-      <w:bookmarkStart w:id="64" w:name="_Toc224490738"/>
+      <w:bookmarkStart w:id="57" w:name="_Toc224490738"/>
       <w:r>
         <w:rPr>
           <w:b/>
@@ -17652,7 +16533,7 @@
         </w:rPr>
         <w:t xml:space="preserve"> saludable.</w:t>
       </w:r>
-      <w:bookmarkEnd w:id="64"/>
+      <w:bookmarkEnd w:id="57"/>
     </w:p>
     <w:p>
       <w:r>
@@ -17739,7 +16620,7 @@
           <w:iCs/>
         </w:rPr>
       </w:pPr>
-      <w:bookmarkStart w:id="65" w:name="_Toc224490739"/>
+      <w:bookmarkStart w:id="58" w:name="_Toc224490739"/>
       <w:r>
         <w:rPr>
           <w:b/>
@@ -17804,7 +16685,7 @@
         </w:rPr>
         <w:t>.</w:t>
       </w:r>
-      <w:bookmarkEnd w:id="65"/>
+      <w:bookmarkEnd w:id="58"/>
     </w:p>
     <w:p>
       <w:r>
@@ -17879,8 +16760,13 @@
         <w:t>desayunos saludables</w:t>
       </w:r>
       <w:r>
-        <w:t xml:space="preserve"> ofrecidos por Easy Breakfast</w:t>
-      </w:r>
+        <w:t xml:space="preserve"> ofrecidos por Easy </w:t>
+      </w:r>
+      <w:proofErr w:type="spellStart"/>
+      <w:r>
+        <w:t>Breakfast</w:t>
+      </w:r>
+      <w:proofErr w:type="spellEnd"/>
       <w:r>
         <w:t>.</w:t>
       </w:r>
@@ -17909,7 +16795,7 @@
           <w:iCs/>
         </w:rPr>
       </w:pPr>
-      <w:bookmarkStart w:id="66" w:name="_Toc224490740"/>
+      <w:bookmarkStart w:id="59" w:name="_Toc224490740"/>
       <w:r>
         <w:rPr>
           <w:b/>
@@ -17966,16 +16852,25 @@
           <w:i/>
           <w:iCs/>
         </w:rPr>
-        <w:t>Valor otorgado por los potenciales clientes de Easy Breakfast</w:t>
-      </w:r>
+        <w:t xml:space="preserve">Valor otorgado por los potenciales clientes de Easy </w:t>
+      </w:r>
+      <w:proofErr w:type="spellStart"/>
       <w:r>
         <w:rPr>
           <w:i/>
           <w:iCs/>
         </w:rPr>
+        <w:t>Breakfast</w:t>
+      </w:r>
+      <w:proofErr w:type="spellEnd"/>
+      <w:r>
+        <w:rPr>
+          <w:i/>
+          <w:iCs/>
+        </w:rPr>
         <w:t>.</w:t>
       </w:r>
-      <w:bookmarkEnd w:id="66"/>
+      <w:bookmarkEnd w:id="59"/>
     </w:p>
     <w:p>
       <w:r>
@@ -18060,17 +16955,17 @@
       <w:pPr>
         <w:pStyle w:val="FigureStyle"/>
         <w:rPr>
-          <w:lang w:val="en-US"/>
-        </w:rPr>
-      </w:pPr>
-      <w:bookmarkStart w:id="67" w:name="_Toc224490741"/>
+          <w:lang w:val="es-PE"/>
+        </w:rPr>
+      </w:pPr>
+      <w:bookmarkStart w:id="60" w:name="_Toc224490741"/>
       <w:r>
         <w:rPr>
           <w:b/>
           <w:bCs/>
           <w:i w:val="0"/>
           <w:iCs/>
-          <w:lang w:val="en-US"/>
+          <w:lang w:val="es-PE"/>
         </w:rPr>
         <w:t xml:space="preserve">Anexo </w:t>
       </w:r>
@@ -18089,7 +16984,7 @@
           <w:bCs/>
           <w:i w:val="0"/>
           <w:iCs/>
-          <w:lang w:val="en-US"/>
+          <w:lang w:val="es-PE"/>
         </w:rPr>
         <w:instrText xml:space="preserve"> SEQ Anexo \* ARABIC </w:instrText>
       </w:r>
@@ -18109,7 +17004,7 @@
           <w:i w:val="0"/>
           <w:iCs/>
           <w:noProof/>
-          <w:lang w:val="en-US"/>
+          <w:lang w:val="es-PE"/>
         </w:rPr>
         <w:t>9</w:t>
       </w:r>
@@ -18124,24 +17019,24 @@
       </w:r>
       <w:r>
         <w:rPr>
-          <w:lang w:val="en-US"/>
+          <w:lang w:val="es-PE"/>
         </w:rPr>
         <w:br/>
         <w:t xml:space="preserve">Publicidad de </w:t>
       </w:r>
       <w:r>
         <w:rPr>
-          <w:lang w:val="en-US"/>
+          <w:lang w:val="es-PE"/>
         </w:rPr>
         <w:t>Cocina 360°</w:t>
       </w:r>
-      <w:bookmarkEnd w:id="67"/>
+      <w:bookmarkEnd w:id="60"/>
     </w:p>
     <w:p>
       <w:pPr>
         <w:rPr>
           <w:rFonts w:eastAsiaTheme="majorEastAsia"/>
-          <w:lang w:val="en-US"/>
+          <w:lang w:val="es-PE"/>
         </w:rPr>
       </w:pPr>
       <w:hyperlink r:id="rId25" w:history="1">
@@ -18149,7 +17044,7 @@
           <w:rPr>
             <w:rStyle w:val="Hipervnculo"/>
             <w:rFonts w:eastAsiaTheme="majorEastAsia"/>
-            <w:lang w:val="en-US"/>
+            <w:lang w:val="es-PE"/>
           </w:rPr>
           <w:t>Cocina 360° Video</w:t>
         </w:r>
@@ -18158,7 +17053,7 @@
     <w:p>
       <w:pPr>
         <w:rPr>
-          <w:lang w:val="en-US"/>
+          <w:lang w:val="es-PE"/>
         </w:rPr>
       </w:pPr>
     </w:p>

--- a/project/Otro/Proyecto_Mayra_Carolina_Rivadeneira_Viteri.docx
+++ b/project/Otro/Proyecto_Mayra_Carolina_Rivadeneira_Viteri.docx
@@ -1454,7 +1454,6 @@
             <w:tabs>
               <w:tab w:val="right" w:leader="dot" w:pos="8270"/>
             </w:tabs>
-            <w:spacing w:line="276" w:lineRule="auto"/>
             <w:rPr>
               <w:rFonts w:asciiTheme="minorHAnsi" w:eastAsiaTheme="minorEastAsia" w:hAnsiTheme="minorHAnsi" w:cstheme="minorBidi"/>
               <w:noProof/>
@@ -1482,7 +1481,7 @@
             </w:rPr>
             <w:fldChar w:fldCharType="separate"/>
           </w:r>
-          <w:hyperlink w:anchor="_Toc224501381" w:history="1">
+          <w:hyperlink w:anchor="_Toc225609035" w:history="1">
             <w:r>
               <w:rPr>
                 <w:rStyle w:val="Hipervnculo"/>
@@ -1510,7 +1509,7 @@
                 <w:noProof/>
                 <w:webHidden/>
               </w:rPr>
-              <w:instrText xml:space="preserve"> PAGEREF _Toc224501381 \h </w:instrText>
+              <w:instrText xml:space="preserve"> PAGEREF _Toc225609035 \h </w:instrText>
             </w:r>
             <w:r>
               <w:rPr>
@@ -1547,7 +1546,6 @@
             <w:tabs>
               <w:tab w:val="right" w:leader="dot" w:pos="8270"/>
             </w:tabs>
-            <w:spacing w:line="276" w:lineRule="auto"/>
             <w:rPr>
               <w:rFonts w:asciiTheme="minorHAnsi" w:eastAsiaTheme="minorEastAsia" w:hAnsiTheme="minorHAnsi" w:cstheme="minorBidi"/>
               <w:noProof/>
@@ -1557,7 +1555,7 @@
               <w14:ligatures w14:val="standardContextual"/>
             </w:rPr>
           </w:pPr>
-          <w:hyperlink w:anchor="_Toc224501382" w:history="1">
+          <w:hyperlink w:anchor="_Toc225609036" w:history="1">
             <w:r>
               <w:rPr>
                 <w:rStyle w:val="Hipervnculo"/>
@@ -1584,7 +1582,7 @@
                 <w:noProof/>
                 <w:webHidden/>
               </w:rPr>
-              <w:instrText xml:space="preserve"> PAGEREF _Toc224501382 \h </w:instrText>
+              <w:instrText xml:space="preserve"> PAGEREF _Toc225609036 \h </w:instrText>
             </w:r>
             <w:r>
               <w:rPr>
@@ -1604,7 +1602,7 @@
                 <w:noProof/>
                 <w:webHidden/>
               </w:rPr>
-              <w:t>4</w:t>
+              <w:t>2</w:t>
             </w:r>
             <w:r>
               <w:rPr>
@@ -1621,7 +1619,6 @@
             <w:tabs>
               <w:tab w:val="right" w:leader="dot" w:pos="8270"/>
             </w:tabs>
-            <w:spacing w:line="276" w:lineRule="auto"/>
             <w:rPr>
               <w:rFonts w:asciiTheme="minorHAnsi" w:eastAsiaTheme="minorEastAsia" w:hAnsiTheme="minorHAnsi" w:cstheme="minorBidi"/>
               <w:noProof/>
@@ -1631,7 +1628,7 @@
               <w14:ligatures w14:val="standardContextual"/>
             </w:rPr>
           </w:pPr>
-          <w:hyperlink w:anchor="_Toc224501383" w:history="1">
+          <w:hyperlink w:anchor="_Toc225609037" w:history="1">
             <w:r>
               <w:rPr>
                 <w:rStyle w:val="Hipervnculo"/>
@@ -1658,7 +1655,7 @@
                 <w:noProof/>
                 <w:webHidden/>
               </w:rPr>
-              <w:instrText xml:space="preserve"> PAGEREF _Toc224501383 \h </w:instrText>
+              <w:instrText xml:space="preserve"> PAGEREF _Toc225609037 \h </w:instrText>
             </w:r>
             <w:r>
               <w:rPr>
@@ -1678,7 +1675,7 @@
                 <w:noProof/>
                 <w:webHidden/>
               </w:rPr>
-              <w:t>6</w:t>
+              <w:t>3</w:t>
             </w:r>
             <w:r>
               <w:rPr>
@@ -1695,7 +1692,6 @@
             <w:tabs>
               <w:tab w:val="right" w:leader="dot" w:pos="8270"/>
             </w:tabs>
-            <w:spacing w:line="276" w:lineRule="auto"/>
             <w:rPr>
               <w:rFonts w:asciiTheme="minorHAnsi" w:eastAsiaTheme="minorEastAsia" w:hAnsiTheme="minorHAnsi" w:cstheme="minorBidi"/>
               <w:noProof/>
@@ -1705,7 +1701,7 @@
               <w14:ligatures w14:val="standardContextual"/>
             </w:rPr>
           </w:pPr>
-          <w:hyperlink w:anchor="_Toc224501384" w:history="1">
+          <w:hyperlink w:anchor="_Toc225609038" w:history="1">
             <w:r>
               <w:rPr>
                 <w:rStyle w:val="Hipervnculo"/>
@@ -1732,7 +1728,7 @@
                 <w:noProof/>
                 <w:webHidden/>
               </w:rPr>
-              <w:instrText xml:space="preserve"> PAGEREF _Toc224501384 \h </w:instrText>
+              <w:instrText xml:space="preserve"> PAGEREF _Toc225609038 \h </w:instrText>
             </w:r>
             <w:r>
               <w:rPr>
@@ -1752,7 +1748,7 @@
                 <w:noProof/>
                 <w:webHidden/>
               </w:rPr>
-              <w:t>6</w:t>
+              <w:t>3</w:t>
             </w:r>
             <w:r>
               <w:rPr>
@@ -1769,7 +1765,6 @@
             <w:tabs>
               <w:tab w:val="right" w:leader="dot" w:pos="8270"/>
             </w:tabs>
-            <w:spacing w:line="276" w:lineRule="auto"/>
             <w:rPr>
               <w:rFonts w:asciiTheme="minorHAnsi" w:eastAsiaTheme="minorEastAsia" w:hAnsiTheme="minorHAnsi" w:cstheme="minorBidi"/>
               <w:noProof/>
@@ -1779,7 +1774,7 @@
               <w14:ligatures w14:val="standardContextual"/>
             </w:rPr>
           </w:pPr>
-          <w:hyperlink w:anchor="_Toc224501385" w:history="1">
+          <w:hyperlink w:anchor="_Toc225609039" w:history="1">
             <w:r>
               <w:rPr>
                 <w:rStyle w:val="Hipervnculo"/>
@@ -1806,7 +1801,7 @@
                 <w:noProof/>
                 <w:webHidden/>
               </w:rPr>
-              <w:instrText xml:space="preserve"> PAGEREF _Toc224501385 \h </w:instrText>
+              <w:instrText xml:space="preserve"> PAGEREF _Toc225609039 \h </w:instrText>
             </w:r>
             <w:r>
               <w:rPr>
@@ -1826,7 +1821,7 @@
                 <w:noProof/>
                 <w:webHidden/>
               </w:rPr>
-              <w:t>6</w:t>
+              <w:t>3</w:t>
             </w:r>
             <w:r>
               <w:rPr>
@@ -1843,7 +1838,6 @@
             <w:tabs>
               <w:tab w:val="right" w:leader="dot" w:pos="8270"/>
             </w:tabs>
-            <w:spacing w:line="276" w:lineRule="auto"/>
             <w:rPr>
               <w:rFonts w:asciiTheme="minorHAnsi" w:eastAsiaTheme="minorEastAsia" w:hAnsiTheme="minorHAnsi" w:cstheme="minorBidi"/>
               <w:noProof/>
@@ -1853,7 +1847,7 @@
               <w14:ligatures w14:val="standardContextual"/>
             </w:rPr>
           </w:pPr>
-          <w:hyperlink w:anchor="_Toc224501386" w:history="1">
+          <w:hyperlink w:anchor="_Toc225609040" w:history="1">
             <w:r>
               <w:rPr>
                 <w:rStyle w:val="Hipervnculo"/>
@@ -1880,7 +1874,7 @@
                 <w:noProof/>
                 <w:webHidden/>
               </w:rPr>
-              <w:instrText xml:space="preserve"> PAGEREF _Toc224501386 \h </w:instrText>
+              <w:instrText xml:space="preserve"> PAGEREF _Toc225609040 \h </w:instrText>
             </w:r>
             <w:r>
               <w:rPr>
@@ -1900,7 +1894,7 @@
                 <w:noProof/>
                 <w:webHidden/>
               </w:rPr>
-              <w:t>7</w:t>
+              <w:t>4</w:t>
             </w:r>
             <w:r>
               <w:rPr>
@@ -1917,7 +1911,6 @@
             <w:tabs>
               <w:tab w:val="right" w:leader="dot" w:pos="8270"/>
             </w:tabs>
-            <w:spacing w:line="276" w:lineRule="auto"/>
             <w:rPr>
               <w:rFonts w:asciiTheme="minorHAnsi" w:eastAsiaTheme="minorEastAsia" w:hAnsiTheme="minorHAnsi" w:cstheme="minorBidi"/>
               <w:noProof/>
@@ -1927,13 +1920,14 @@
               <w14:ligatures w14:val="standardContextual"/>
             </w:rPr>
           </w:pPr>
-          <w:hyperlink w:anchor="_Toc224501387" w:history="1">
+          <w:hyperlink w:anchor="_Toc225609041" w:history="1">
             <w:r>
               <w:rPr>
                 <w:rStyle w:val="Hipervnculo"/>
                 <w:noProof/>
-              </w:rPr>
-              <w:t>4.1. The Business Model CANVAS</w:t>
+                <w:lang w:val="es-PE"/>
+              </w:rPr>
+              <w:t>4.1. Desarrollo de Elementos CANVAS</w:t>
             </w:r>
             <w:r>
               <w:rPr>
@@ -1954,7 +1948,7 @@
                 <w:noProof/>
                 <w:webHidden/>
               </w:rPr>
-              <w:instrText xml:space="preserve"> PAGEREF _Toc224501387 \h </w:instrText>
+              <w:instrText xml:space="preserve"> PAGEREF _Toc225609041 \h </w:instrText>
             </w:r>
             <w:r>
               <w:rPr>
@@ -1974,7 +1968,7 @@
                 <w:noProof/>
                 <w:webHidden/>
               </w:rPr>
-              <w:t>8</w:t>
+              <w:t>5</w:t>
             </w:r>
             <w:r>
               <w:rPr>
@@ -1991,7 +1985,6 @@
             <w:tabs>
               <w:tab w:val="right" w:leader="dot" w:pos="8270"/>
             </w:tabs>
-            <w:spacing w:line="276" w:lineRule="auto"/>
             <w:rPr>
               <w:rFonts w:asciiTheme="minorHAnsi" w:eastAsiaTheme="minorEastAsia" w:hAnsiTheme="minorHAnsi" w:cstheme="minorBidi"/>
               <w:noProof/>
@@ -2001,7 +1994,7 @@
               <w14:ligatures w14:val="standardContextual"/>
             </w:rPr>
           </w:pPr>
-          <w:hyperlink w:anchor="_Toc224501388" w:history="1">
+          <w:hyperlink w:anchor="_Toc225609042" w:history="1">
             <w:r>
               <w:rPr>
                 <w:rStyle w:val="Hipervnculo"/>
@@ -2028,7 +2021,7 @@
                 <w:noProof/>
                 <w:webHidden/>
               </w:rPr>
-              <w:instrText xml:space="preserve"> PAGEREF _Toc224501388 \h </w:instrText>
+              <w:instrText xml:space="preserve"> PAGEREF _Toc225609042 \h </w:instrText>
             </w:r>
             <w:r>
               <w:rPr>
@@ -2048,7 +2041,7 @@
                 <w:noProof/>
                 <w:webHidden/>
               </w:rPr>
-              <w:t>8</w:t>
+              <w:t>5</w:t>
             </w:r>
             <w:r>
               <w:rPr>
@@ -2065,7 +2058,6 @@
             <w:tabs>
               <w:tab w:val="right" w:leader="dot" w:pos="8270"/>
             </w:tabs>
-            <w:spacing w:line="276" w:lineRule="auto"/>
             <w:rPr>
               <w:rFonts w:asciiTheme="minorHAnsi" w:eastAsiaTheme="minorEastAsia" w:hAnsiTheme="minorHAnsi" w:cstheme="minorBidi"/>
               <w:noProof/>
@@ -2075,7 +2067,7 @@
               <w14:ligatures w14:val="standardContextual"/>
             </w:rPr>
           </w:pPr>
-          <w:hyperlink w:anchor="_Toc224501389" w:history="1">
+          <w:hyperlink w:anchor="_Toc225609043" w:history="1">
             <w:r>
               <w:rPr>
                 <w:rStyle w:val="Hipervnculo"/>
@@ -2102,7 +2094,7 @@
                 <w:noProof/>
                 <w:webHidden/>
               </w:rPr>
-              <w:instrText xml:space="preserve"> PAGEREF _Toc224501389 \h </w:instrText>
+              <w:instrText xml:space="preserve"> PAGEREF _Toc225609043 \h </w:instrText>
             </w:r>
             <w:r>
               <w:rPr>
@@ -2122,7 +2114,7 @@
                 <w:noProof/>
                 <w:webHidden/>
               </w:rPr>
-              <w:t>9</w:t>
+              <w:t>5</w:t>
             </w:r>
             <w:r>
               <w:rPr>
@@ -2139,7 +2131,6 @@
             <w:tabs>
               <w:tab w:val="right" w:leader="dot" w:pos="8270"/>
             </w:tabs>
-            <w:spacing w:line="276" w:lineRule="auto"/>
             <w:rPr>
               <w:rFonts w:asciiTheme="minorHAnsi" w:eastAsiaTheme="minorEastAsia" w:hAnsiTheme="minorHAnsi" w:cstheme="minorBidi"/>
               <w:noProof/>
@@ -2149,7 +2140,7 @@
               <w14:ligatures w14:val="standardContextual"/>
             </w:rPr>
           </w:pPr>
-          <w:hyperlink w:anchor="_Toc224501390" w:history="1">
+          <w:hyperlink w:anchor="_Toc225609044" w:history="1">
             <w:r>
               <w:rPr>
                 <w:rStyle w:val="Hipervnculo"/>
@@ -2176,7 +2167,7 @@
                 <w:noProof/>
                 <w:webHidden/>
               </w:rPr>
-              <w:instrText xml:space="preserve"> PAGEREF _Toc224501390 \h </w:instrText>
+              <w:instrText xml:space="preserve"> PAGEREF _Toc225609044 \h </w:instrText>
             </w:r>
             <w:r>
               <w:rPr>
@@ -2196,7 +2187,7 @@
                 <w:noProof/>
                 <w:webHidden/>
               </w:rPr>
-              <w:t>10</w:t>
+              <w:t>5</w:t>
             </w:r>
             <w:r>
               <w:rPr>
@@ -2213,7 +2204,6 @@
             <w:tabs>
               <w:tab w:val="right" w:leader="dot" w:pos="8270"/>
             </w:tabs>
-            <w:spacing w:line="276" w:lineRule="auto"/>
             <w:rPr>
               <w:rFonts w:asciiTheme="minorHAnsi" w:eastAsiaTheme="minorEastAsia" w:hAnsiTheme="minorHAnsi" w:cstheme="minorBidi"/>
               <w:noProof/>
@@ -2223,7 +2213,7 @@
               <w14:ligatures w14:val="standardContextual"/>
             </w:rPr>
           </w:pPr>
-          <w:hyperlink w:anchor="_Toc224501391" w:history="1">
+          <w:hyperlink w:anchor="_Toc225609045" w:history="1">
             <w:r>
               <w:rPr>
                 <w:rStyle w:val="Hipervnculo"/>
@@ -2250,7 +2240,7 @@
                 <w:noProof/>
                 <w:webHidden/>
               </w:rPr>
-              <w:instrText xml:space="preserve"> PAGEREF _Toc224501391 \h </w:instrText>
+              <w:instrText xml:space="preserve"> PAGEREF _Toc225609045 \h </w:instrText>
             </w:r>
             <w:r>
               <w:rPr>
@@ -2270,7 +2260,7 @@
                 <w:noProof/>
                 <w:webHidden/>
               </w:rPr>
-              <w:t>10</w:t>
+              <w:t>6</w:t>
             </w:r>
             <w:r>
               <w:rPr>
@@ -2287,7 +2277,6 @@
             <w:tabs>
               <w:tab w:val="right" w:leader="dot" w:pos="8270"/>
             </w:tabs>
-            <w:spacing w:line="276" w:lineRule="auto"/>
             <w:rPr>
               <w:rFonts w:asciiTheme="minorHAnsi" w:eastAsiaTheme="minorEastAsia" w:hAnsiTheme="minorHAnsi" w:cstheme="minorBidi"/>
               <w:noProof/>
@@ -2297,7 +2286,7 @@
               <w14:ligatures w14:val="standardContextual"/>
             </w:rPr>
           </w:pPr>
-          <w:hyperlink w:anchor="_Toc224501392" w:history="1">
+          <w:hyperlink w:anchor="_Toc225609046" w:history="1">
             <w:r>
               <w:rPr>
                 <w:rStyle w:val="Hipervnculo"/>
@@ -2324,7 +2313,7 @@
                 <w:noProof/>
                 <w:webHidden/>
               </w:rPr>
-              <w:instrText xml:space="preserve"> PAGEREF _Toc224501392 \h </w:instrText>
+              <w:instrText xml:space="preserve"> PAGEREF _Toc225609046 \h </w:instrText>
             </w:r>
             <w:r>
               <w:rPr>
@@ -2344,7 +2333,7 @@
                 <w:noProof/>
                 <w:webHidden/>
               </w:rPr>
-              <w:t>11</w:t>
+              <w:t>6</w:t>
             </w:r>
             <w:r>
               <w:rPr>
@@ -2361,7 +2350,6 @@
             <w:tabs>
               <w:tab w:val="right" w:leader="dot" w:pos="8270"/>
             </w:tabs>
-            <w:spacing w:line="276" w:lineRule="auto"/>
             <w:rPr>
               <w:rFonts w:asciiTheme="minorHAnsi" w:eastAsiaTheme="minorEastAsia" w:hAnsiTheme="minorHAnsi" w:cstheme="minorBidi"/>
               <w:noProof/>
@@ -2371,7 +2359,7 @@
               <w14:ligatures w14:val="standardContextual"/>
             </w:rPr>
           </w:pPr>
-          <w:hyperlink w:anchor="_Toc224501393" w:history="1">
+          <w:hyperlink w:anchor="_Toc225609047" w:history="1">
             <w:r>
               <w:rPr>
                 <w:rStyle w:val="Hipervnculo"/>
@@ -2398,7 +2386,7 @@
                 <w:noProof/>
                 <w:webHidden/>
               </w:rPr>
-              <w:instrText xml:space="preserve"> PAGEREF _Toc224501393 \h </w:instrText>
+              <w:instrText xml:space="preserve"> PAGEREF _Toc225609047 \h </w:instrText>
             </w:r>
             <w:r>
               <w:rPr>
@@ -2418,7 +2406,7 @@
                 <w:noProof/>
                 <w:webHidden/>
               </w:rPr>
-              <w:t>11</w:t>
+              <w:t>6</w:t>
             </w:r>
             <w:r>
               <w:rPr>
@@ -2435,7 +2423,6 @@
             <w:tabs>
               <w:tab w:val="right" w:leader="dot" w:pos="8270"/>
             </w:tabs>
-            <w:spacing w:line="276" w:lineRule="auto"/>
             <w:rPr>
               <w:rFonts w:asciiTheme="minorHAnsi" w:eastAsiaTheme="minorEastAsia" w:hAnsiTheme="minorHAnsi" w:cstheme="minorBidi"/>
               <w:noProof/>
@@ -2445,7 +2432,7 @@
               <w14:ligatures w14:val="standardContextual"/>
             </w:rPr>
           </w:pPr>
-          <w:hyperlink w:anchor="_Toc224501394" w:history="1">
+          <w:hyperlink w:anchor="_Toc225609048" w:history="1">
             <w:r>
               <w:rPr>
                 <w:rStyle w:val="Hipervnculo"/>
@@ -2472,7 +2459,7 @@
                 <w:noProof/>
                 <w:webHidden/>
               </w:rPr>
-              <w:instrText xml:space="preserve"> PAGEREF _Toc224501394 \h </w:instrText>
+              <w:instrText xml:space="preserve"> PAGEREF _Toc225609048 \h </w:instrText>
             </w:r>
             <w:r>
               <w:rPr>
@@ -2492,7 +2479,7 @@
                 <w:noProof/>
                 <w:webHidden/>
               </w:rPr>
-              <w:t>12</w:t>
+              <w:t>6</w:t>
             </w:r>
             <w:r>
               <w:rPr>
@@ -2509,7 +2496,6 @@
             <w:tabs>
               <w:tab w:val="right" w:leader="dot" w:pos="8270"/>
             </w:tabs>
-            <w:spacing w:line="276" w:lineRule="auto"/>
             <w:rPr>
               <w:rFonts w:asciiTheme="minorHAnsi" w:eastAsiaTheme="minorEastAsia" w:hAnsiTheme="minorHAnsi" w:cstheme="minorBidi"/>
               <w:noProof/>
@@ -2519,7 +2505,7 @@
               <w14:ligatures w14:val="standardContextual"/>
             </w:rPr>
           </w:pPr>
-          <w:hyperlink w:anchor="_Toc224501395" w:history="1">
+          <w:hyperlink w:anchor="_Toc225609049" w:history="1">
             <w:r>
               <w:rPr>
                 <w:rStyle w:val="Hipervnculo"/>
@@ -2546,7 +2532,7 @@
                 <w:noProof/>
                 <w:webHidden/>
               </w:rPr>
-              <w:instrText xml:space="preserve"> PAGEREF _Toc224501395 \h </w:instrText>
+              <w:instrText xml:space="preserve"> PAGEREF _Toc225609049 \h </w:instrText>
             </w:r>
             <w:r>
               <w:rPr>
@@ -2566,7 +2552,7 @@
                 <w:noProof/>
                 <w:webHidden/>
               </w:rPr>
-              <w:t>13</w:t>
+              <w:t>7</w:t>
             </w:r>
             <w:r>
               <w:rPr>
@@ -2583,7 +2569,6 @@
             <w:tabs>
               <w:tab w:val="right" w:leader="dot" w:pos="8270"/>
             </w:tabs>
-            <w:spacing w:line="276" w:lineRule="auto"/>
             <w:rPr>
               <w:rFonts w:asciiTheme="minorHAnsi" w:eastAsiaTheme="minorEastAsia" w:hAnsiTheme="minorHAnsi" w:cstheme="minorBidi"/>
               <w:noProof/>
@@ -2593,7 +2578,7 @@
               <w14:ligatures w14:val="standardContextual"/>
             </w:rPr>
           </w:pPr>
-          <w:hyperlink w:anchor="_Toc224501396" w:history="1">
+          <w:hyperlink w:anchor="_Toc225609050" w:history="1">
             <w:r>
               <w:rPr>
                 <w:rStyle w:val="Hipervnculo"/>
@@ -2620,7 +2605,7 @@
                 <w:noProof/>
                 <w:webHidden/>
               </w:rPr>
-              <w:instrText xml:space="preserve"> PAGEREF _Toc224501396 \h </w:instrText>
+              <w:instrText xml:space="preserve"> PAGEREF _Toc225609050 \h </w:instrText>
             </w:r>
             <w:r>
               <w:rPr>
@@ -2640,7 +2625,7 @@
                 <w:noProof/>
                 <w:webHidden/>
               </w:rPr>
-              <w:t>13</w:t>
+              <w:t>7</w:t>
             </w:r>
             <w:r>
               <w:rPr>
@@ -2657,7 +2642,6 @@
             <w:tabs>
               <w:tab w:val="right" w:leader="dot" w:pos="8270"/>
             </w:tabs>
-            <w:spacing w:line="276" w:lineRule="auto"/>
             <w:rPr>
               <w:rFonts w:asciiTheme="minorHAnsi" w:eastAsiaTheme="minorEastAsia" w:hAnsiTheme="minorHAnsi" w:cstheme="minorBidi"/>
               <w:noProof/>
@@ -2667,7 +2651,7 @@
               <w14:ligatures w14:val="standardContextual"/>
             </w:rPr>
           </w:pPr>
-          <w:hyperlink w:anchor="_Toc224501397" w:history="1">
+          <w:hyperlink w:anchor="_Toc225609051" w:history="1">
             <w:r>
               <w:rPr>
                 <w:rStyle w:val="Hipervnculo"/>
@@ -2694,7 +2678,7 @@
                 <w:noProof/>
                 <w:webHidden/>
               </w:rPr>
-              <w:instrText xml:space="preserve"> PAGEREF _Toc224501397 \h </w:instrText>
+              <w:instrText xml:space="preserve"> PAGEREF _Toc225609051 \h </w:instrText>
             </w:r>
             <w:r>
               <w:rPr>
@@ -2714,7 +2698,7 @@
                 <w:noProof/>
                 <w:webHidden/>
               </w:rPr>
-              <w:t>14</w:t>
+              <w:t>8</w:t>
             </w:r>
             <w:r>
               <w:rPr>
@@ -2731,7 +2715,6 @@
             <w:tabs>
               <w:tab w:val="right" w:leader="dot" w:pos="8270"/>
             </w:tabs>
-            <w:spacing w:line="276" w:lineRule="auto"/>
             <w:rPr>
               <w:rFonts w:asciiTheme="minorHAnsi" w:eastAsiaTheme="minorEastAsia" w:hAnsiTheme="minorHAnsi" w:cstheme="minorBidi"/>
               <w:noProof/>
@@ -2741,7 +2724,7 @@
               <w14:ligatures w14:val="standardContextual"/>
             </w:rPr>
           </w:pPr>
-          <w:hyperlink w:anchor="_Toc224501398" w:history="1">
+          <w:hyperlink w:anchor="_Toc225609052" w:history="1">
             <w:r>
               <w:rPr>
                 <w:rStyle w:val="Hipervnculo"/>
@@ -2768,7 +2751,7 @@
                 <w:noProof/>
                 <w:webHidden/>
               </w:rPr>
-              <w:instrText xml:space="preserve"> PAGEREF _Toc224501398 \h </w:instrText>
+              <w:instrText xml:space="preserve"> PAGEREF _Toc225609052 \h </w:instrText>
             </w:r>
             <w:r>
               <w:rPr>
@@ -2788,7 +2771,7 @@
                 <w:noProof/>
                 <w:webHidden/>
               </w:rPr>
-              <w:t>14</w:t>
+              <w:t>8</w:t>
             </w:r>
             <w:r>
               <w:rPr>
@@ -2805,7 +2788,6 @@
             <w:tabs>
               <w:tab w:val="right" w:leader="dot" w:pos="8270"/>
             </w:tabs>
-            <w:spacing w:line="276" w:lineRule="auto"/>
             <w:rPr>
               <w:rFonts w:asciiTheme="minorHAnsi" w:eastAsiaTheme="minorEastAsia" w:hAnsiTheme="minorHAnsi" w:cstheme="minorBidi"/>
               <w:noProof/>
@@ -2815,7 +2797,7 @@
               <w14:ligatures w14:val="standardContextual"/>
             </w:rPr>
           </w:pPr>
-          <w:hyperlink w:anchor="_Toc224501399" w:history="1">
+          <w:hyperlink w:anchor="_Toc225609053" w:history="1">
             <w:r>
               <w:rPr>
                 <w:rStyle w:val="Hipervnculo"/>
@@ -2842,7 +2824,7 @@
                 <w:noProof/>
                 <w:webHidden/>
               </w:rPr>
-              <w:instrText xml:space="preserve"> PAGEREF _Toc224501399 \h </w:instrText>
+              <w:instrText xml:space="preserve"> PAGEREF _Toc225609053 \h </w:instrText>
             </w:r>
             <w:r>
               <w:rPr>
@@ -2862,7 +2844,7 @@
                 <w:noProof/>
                 <w:webHidden/>
               </w:rPr>
-              <w:t>14</w:t>
+              <w:t>8</w:t>
             </w:r>
             <w:r>
               <w:rPr>
@@ -2879,7 +2861,6 @@
             <w:tabs>
               <w:tab w:val="right" w:leader="dot" w:pos="8270"/>
             </w:tabs>
-            <w:spacing w:line="276" w:lineRule="auto"/>
             <w:rPr>
               <w:rFonts w:asciiTheme="minorHAnsi" w:eastAsiaTheme="minorEastAsia" w:hAnsiTheme="minorHAnsi" w:cstheme="minorBidi"/>
               <w:noProof/>
@@ -2889,7 +2870,7 @@
               <w14:ligatures w14:val="standardContextual"/>
             </w:rPr>
           </w:pPr>
-          <w:hyperlink w:anchor="_Toc224501400" w:history="1">
+          <w:hyperlink w:anchor="_Toc225609054" w:history="1">
             <w:r>
               <w:rPr>
                 <w:rStyle w:val="Hipervnculo"/>
@@ -2916,7 +2897,7 @@
                 <w:noProof/>
                 <w:webHidden/>
               </w:rPr>
-              <w:instrText xml:space="preserve"> PAGEREF _Toc224501400 \h </w:instrText>
+              <w:instrText xml:space="preserve"> PAGEREF _Toc225609054 \h </w:instrText>
             </w:r>
             <w:r>
               <w:rPr>
@@ -2936,7 +2917,7 @@
                 <w:noProof/>
                 <w:webHidden/>
               </w:rPr>
-              <w:t>14</w:t>
+              <w:t>8</w:t>
             </w:r>
             <w:r>
               <w:rPr>
@@ -2953,7 +2934,6 @@
             <w:tabs>
               <w:tab w:val="right" w:leader="dot" w:pos="8270"/>
             </w:tabs>
-            <w:spacing w:line="276" w:lineRule="auto"/>
             <w:rPr>
               <w:rFonts w:asciiTheme="minorHAnsi" w:eastAsiaTheme="minorEastAsia" w:hAnsiTheme="minorHAnsi" w:cstheme="minorBidi"/>
               <w:noProof/>
@@ -2963,7 +2943,7 @@
               <w14:ligatures w14:val="standardContextual"/>
             </w:rPr>
           </w:pPr>
-          <w:hyperlink w:anchor="_Toc224501401" w:history="1">
+          <w:hyperlink w:anchor="_Toc225609055" w:history="1">
             <w:r>
               <w:rPr>
                 <w:rStyle w:val="Hipervnculo"/>
@@ -2990,7 +2970,7 @@
                 <w:noProof/>
                 <w:webHidden/>
               </w:rPr>
-              <w:instrText xml:space="preserve"> PAGEREF _Toc224501401 \h </w:instrText>
+              <w:instrText xml:space="preserve"> PAGEREF _Toc225609055 \h </w:instrText>
             </w:r>
             <w:r>
               <w:rPr>
@@ -3010,7 +2990,7 @@
                 <w:noProof/>
                 <w:webHidden/>
               </w:rPr>
-              <w:t>16</w:t>
+              <w:t>9</w:t>
             </w:r>
             <w:r>
               <w:rPr>
@@ -3027,7 +3007,6 @@
             <w:tabs>
               <w:tab w:val="right" w:leader="dot" w:pos="8270"/>
             </w:tabs>
-            <w:spacing w:line="276" w:lineRule="auto"/>
             <w:rPr>
               <w:rFonts w:asciiTheme="minorHAnsi" w:eastAsiaTheme="minorEastAsia" w:hAnsiTheme="minorHAnsi" w:cstheme="minorBidi"/>
               <w:noProof/>
@@ -3037,7 +3016,7 @@
               <w14:ligatures w14:val="standardContextual"/>
             </w:rPr>
           </w:pPr>
-          <w:hyperlink w:anchor="_Toc224501402" w:history="1">
+          <w:hyperlink w:anchor="_Toc225609056" w:history="1">
             <w:r>
               <w:rPr>
                 <w:rStyle w:val="Hipervnculo"/>
@@ -3064,7 +3043,7 @@
                 <w:noProof/>
                 <w:webHidden/>
               </w:rPr>
-              <w:instrText xml:space="preserve"> PAGEREF _Toc224501402 \h </w:instrText>
+              <w:instrText xml:space="preserve"> PAGEREF _Toc225609056 \h </w:instrText>
             </w:r>
             <w:r>
               <w:rPr>
@@ -3084,7 +3063,7 @@
                 <w:noProof/>
                 <w:webHidden/>
               </w:rPr>
-              <w:t>20</w:t>
+              <w:t>12</w:t>
             </w:r>
             <w:r>
               <w:rPr>
@@ -3101,7 +3080,6 @@
             <w:tabs>
               <w:tab w:val="right" w:leader="dot" w:pos="8270"/>
             </w:tabs>
-            <w:spacing w:line="276" w:lineRule="auto"/>
             <w:rPr>
               <w:rFonts w:asciiTheme="minorHAnsi" w:eastAsiaTheme="minorEastAsia" w:hAnsiTheme="minorHAnsi" w:cstheme="minorBidi"/>
               <w:noProof/>
@@ -3111,7 +3089,7 @@
               <w14:ligatures w14:val="standardContextual"/>
             </w:rPr>
           </w:pPr>
-          <w:hyperlink w:anchor="_Toc224501403" w:history="1">
+          <w:hyperlink w:anchor="_Toc225609057" w:history="1">
             <w:r>
               <w:rPr>
                 <w:rStyle w:val="Hipervnculo"/>
@@ -3138,7 +3116,7 @@
                 <w:noProof/>
                 <w:webHidden/>
               </w:rPr>
-              <w:instrText xml:space="preserve"> PAGEREF _Toc224501403 \h </w:instrText>
+              <w:instrText xml:space="preserve"> PAGEREF _Toc225609057 \h </w:instrText>
             </w:r>
             <w:r>
               <w:rPr>
@@ -3158,7 +3136,7 @@
                 <w:noProof/>
                 <w:webHidden/>
               </w:rPr>
-              <w:t>23</w:t>
+              <w:t>14</w:t>
             </w:r>
             <w:r>
               <w:rPr>
@@ -3175,7 +3153,6 @@
             <w:tabs>
               <w:tab w:val="right" w:leader="dot" w:pos="8270"/>
             </w:tabs>
-            <w:spacing w:line="276" w:lineRule="auto"/>
             <w:rPr>
               <w:rFonts w:asciiTheme="minorHAnsi" w:eastAsiaTheme="minorEastAsia" w:hAnsiTheme="minorHAnsi" w:cstheme="minorBidi"/>
               <w:noProof/>
@@ -3185,7 +3162,7 @@
               <w14:ligatures w14:val="standardContextual"/>
             </w:rPr>
           </w:pPr>
-          <w:hyperlink w:anchor="_Toc224501404" w:history="1">
+          <w:hyperlink w:anchor="_Toc225609058" w:history="1">
             <w:r>
               <w:rPr>
                 <w:rStyle w:val="Hipervnculo"/>
@@ -3212,7 +3189,7 @@
                 <w:noProof/>
                 <w:webHidden/>
               </w:rPr>
-              <w:instrText xml:space="preserve"> PAGEREF _Toc224501404 \h </w:instrText>
+              <w:instrText xml:space="preserve"> PAGEREF _Toc225609058 \h </w:instrText>
             </w:r>
             <w:r>
               <w:rPr>
@@ -3232,7 +3209,7 @@
                 <w:noProof/>
                 <w:webHidden/>
               </w:rPr>
-              <w:t>23</w:t>
+              <w:t>14</w:t>
             </w:r>
             <w:r>
               <w:rPr>
@@ -3249,7 +3226,6 @@
             <w:tabs>
               <w:tab w:val="right" w:leader="dot" w:pos="8270"/>
             </w:tabs>
-            <w:spacing w:line="276" w:lineRule="auto"/>
             <w:rPr>
               <w:rFonts w:asciiTheme="minorHAnsi" w:eastAsiaTheme="minorEastAsia" w:hAnsiTheme="minorHAnsi" w:cstheme="minorBidi"/>
               <w:noProof/>
@@ -3259,7 +3235,7 @@
               <w14:ligatures w14:val="standardContextual"/>
             </w:rPr>
           </w:pPr>
-          <w:hyperlink w:anchor="_Toc224501405" w:history="1">
+          <w:hyperlink w:anchor="_Toc225609059" w:history="1">
             <w:r>
               <w:rPr>
                 <w:rStyle w:val="Hipervnculo"/>
@@ -3286,7 +3262,7 @@
                 <w:noProof/>
                 <w:webHidden/>
               </w:rPr>
-              <w:instrText xml:space="preserve"> PAGEREF _Toc224501405 \h </w:instrText>
+              <w:instrText xml:space="preserve"> PAGEREF _Toc225609059 \h </w:instrText>
             </w:r>
             <w:r>
               <w:rPr>
@@ -3306,7 +3282,7 @@
                 <w:noProof/>
                 <w:webHidden/>
               </w:rPr>
-              <w:t>26</w:t>
+              <w:t>18</w:t>
             </w:r>
             <w:r>
               <w:rPr>
@@ -3323,7 +3299,6 @@
             <w:tabs>
               <w:tab w:val="right" w:leader="dot" w:pos="8270"/>
             </w:tabs>
-            <w:spacing w:line="276" w:lineRule="auto"/>
             <w:rPr>
               <w:rFonts w:asciiTheme="minorHAnsi" w:eastAsiaTheme="minorEastAsia" w:hAnsiTheme="minorHAnsi" w:cstheme="minorBidi"/>
               <w:noProof/>
@@ -3333,7 +3308,7 @@
               <w14:ligatures w14:val="standardContextual"/>
             </w:rPr>
           </w:pPr>
-          <w:hyperlink w:anchor="_Toc224501406" w:history="1">
+          <w:hyperlink w:anchor="_Toc225609060" w:history="1">
             <w:r>
               <w:rPr>
                 <w:rStyle w:val="Hipervnculo"/>
@@ -3360,7 +3335,7 @@
                 <w:noProof/>
                 <w:webHidden/>
               </w:rPr>
-              <w:instrText xml:space="preserve"> PAGEREF _Toc224501406 \h </w:instrText>
+              <w:instrText xml:space="preserve"> PAGEREF _Toc225609060 \h </w:instrText>
             </w:r>
             <w:r>
               <w:rPr>
@@ -3380,7 +3355,7 @@
                 <w:noProof/>
                 <w:webHidden/>
               </w:rPr>
-              <w:t>26</w:t>
+              <w:t>18</w:t>
             </w:r>
             <w:r>
               <w:rPr>
@@ -3397,7 +3372,6 @@
             <w:tabs>
               <w:tab w:val="right" w:leader="dot" w:pos="8270"/>
             </w:tabs>
-            <w:spacing w:line="276" w:lineRule="auto"/>
             <w:rPr>
               <w:rFonts w:asciiTheme="minorHAnsi" w:eastAsiaTheme="minorEastAsia" w:hAnsiTheme="minorHAnsi" w:cstheme="minorBidi"/>
               <w:noProof/>
@@ -3407,7 +3381,7 @@
               <w14:ligatures w14:val="standardContextual"/>
             </w:rPr>
           </w:pPr>
-          <w:hyperlink w:anchor="_Toc224501407" w:history="1">
+          <w:hyperlink w:anchor="_Toc225609061" w:history="1">
             <w:r>
               <w:rPr>
                 <w:rStyle w:val="Hipervnculo"/>
@@ -3434,7 +3408,7 @@
                 <w:noProof/>
                 <w:webHidden/>
               </w:rPr>
-              <w:instrText xml:space="preserve"> PAGEREF _Toc224501407 \h </w:instrText>
+              <w:instrText xml:space="preserve"> PAGEREF _Toc225609061 \h </w:instrText>
             </w:r>
             <w:r>
               <w:rPr>
@@ -3454,7 +3428,7 @@
                 <w:noProof/>
                 <w:webHidden/>
               </w:rPr>
-              <w:t>27</w:t>
+              <w:t>19</w:t>
             </w:r>
             <w:r>
               <w:rPr>
@@ -3471,7 +3445,6 @@
             <w:tabs>
               <w:tab w:val="right" w:leader="dot" w:pos="8270"/>
             </w:tabs>
-            <w:spacing w:line="276" w:lineRule="auto"/>
             <w:rPr>
               <w:rFonts w:asciiTheme="minorHAnsi" w:eastAsiaTheme="minorEastAsia" w:hAnsiTheme="minorHAnsi" w:cstheme="minorBidi"/>
               <w:noProof/>
@@ -3481,13 +3454,13 @@
               <w14:ligatures w14:val="standardContextual"/>
             </w:rPr>
           </w:pPr>
-          <w:hyperlink w:anchor="_Toc224501408" w:history="1">
+          <w:hyperlink w:anchor="_Toc225609062" w:history="1">
             <w:r>
               <w:rPr>
                 <w:rStyle w:val="Hipervnculo"/>
                 <w:noProof/>
               </w:rPr>
-              <w:t>10.1. Arquetipo Principal: El Cuidador</w:t>
+              <w:t>10.1. Arquetipo Principal: El Mentor</w:t>
             </w:r>
             <w:r>
               <w:rPr>
@@ -3508,7 +3481,7 @@
                 <w:noProof/>
                 <w:webHidden/>
               </w:rPr>
-              <w:instrText xml:space="preserve"> PAGEREF _Toc224501408 \h </w:instrText>
+              <w:instrText xml:space="preserve"> PAGEREF _Toc225609062 \h </w:instrText>
             </w:r>
             <w:r>
               <w:rPr>
@@ -3528,7 +3501,7 @@
                 <w:noProof/>
                 <w:webHidden/>
               </w:rPr>
-              <w:t>27</w:t>
+              <w:t>19</w:t>
             </w:r>
             <w:r>
               <w:rPr>
@@ -3545,7 +3518,6 @@
             <w:tabs>
               <w:tab w:val="right" w:leader="dot" w:pos="8270"/>
             </w:tabs>
-            <w:spacing w:line="276" w:lineRule="auto"/>
             <w:rPr>
               <w:rFonts w:asciiTheme="minorHAnsi" w:eastAsiaTheme="minorEastAsia" w:hAnsiTheme="minorHAnsi" w:cstheme="minorBidi"/>
               <w:noProof/>
@@ -3555,13 +3527,13 @@
               <w14:ligatures w14:val="standardContextual"/>
             </w:rPr>
           </w:pPr>
-          <w:hyperlink w:anchor="_Toc224501409" w:history="1">
+          <w:hyperlink w:anchor="_Toc225609063" w:history="1">
             <w:r>
               <w:rPr>
                 <w:rStyle w:val="Hipervnculo"/>
                 <w:noProof/>
               </w:rPr>
-              <w:t>10.2. Arquetipo Secundario: El Héroe</w:t>
+              <w:t>10.2. Arquetipo Secundario: El Creador</w:t>
             </w:r>
             <w:r>
               <w:rPr>
@@ -3582,7 +3554,7 @@
                 <w:noProof/>
                 <w:webHidden/>
               </w:rPr>
-              <w:instrText xml:space="preserve"> PAGEREF _Toc224501409 \h </w:instrText>
+              <w:instrText xml:space="preserve"> PAGEREF _Toc225609063 \h </w:instrText>
             </w:r>
             <w:r>
               <w:rPr>
@@ -3602,7 +3574,7 @@
                 <w:noProof/>
                 <w:webHidden/>
               </w:rPr>
-              <w:t>28</w:t>
+              <w:t>19</w:t>
             </w:r>
             <w:r>
               <w:rPr>
@@ -3619,7 +3591,6 @@
             <w:tabs>
               <w:tab w:val="right" w:leader="dot" w:pos="8270"/>
             </w:tabs>
-            <w:spacing w:line="276" w:lineRule="auto"/>
             <w:rPr>
               <w:rFonts w:asciiTheme="minorHAnsi" w:eastAsiaTheme="minorEastAsia" w:hAnsiTheme="minorHAnsi" w:cstheme="minorBidi"/>
               <w:noProof/>
@@ -3629,7 +3600,7 @@
               <w14:ligatures w14:val="standardContextual"/>
             </w:rPr>
           </w:pPr>
-          <w:hyperlink w:anchor="_Toc224501410" w:history="1">
+          <w:hyperlink w:anchor="_Toc225609064" w:history="1">
             <w:r>
               <w:rPr>
                 <w:rStyle w:val="Hipervnculo"/>
@@ -3656,7 +3627,7 @@
                 <w:noProof/>
                 <w:webHidden/>
               </w:rPr>
-              <w:instrText xml:space="preserve"> PAGEREF _Toc224501410 \h </w:instrText>
+              <w:instrText xml:space="preserve"> PAGEREF _Toc225609064 \h </w:instrText>
             </w:r>
             <w:r>
               <w:rPr>
@@ -3676,7 +3647,7 @@
                 <w:noProof/>
                 <w:webHidden/>
               </w:rPr>
-              <w:t>29</w:t>
+              <w:t>20</w:t>
             </w:r>
             <w:r>
               <w:rPr>
@@ -3693,7 +3664,6 @@
             <w:tabs>
               <w:tab w:val="right" w:leader="dot" w:pos="8270"/>
             </w:tabs>
-            <w:spacing w:line="276" w:lineRule="auto"/>
             <w:rPr>
               <w:rFonts w:asciiTheme="minorHAnsi" w:eastAsiaTheme="minorEastAsia" w:hAnsiTheme="minorHAnsi" w:cstheme="minorBidi"/>
               <w:noProof/>
@@ -3703,7 +3673,7 @@
               <w14:ligatures w14:val="standardContextual"/>
             </w:rPr>
           </w:pPr>
-          <w:hyperlink w:anchor="_Toc224501411" w:history="1">
+          <w:hyperlink w:anchor="_Toc225609065" w:history="1">
             <w:r>
               <w:rPr>
                 <w:rStyle w:val="Hipervnculo"/>
@@ -3730,7 +3700,7 @@
                 <w:noProof/>
                 <w:webHidden/>
               </w:rPr>
-              <w:instrText xml:space="preserve"> PAGEREF _Toc224501411 \h </w:instrText>
+              <w:instrText xml:space="preserve"> PAGEREF _Toc225609065 \h </w:instrText>
             </w:r>
             <w:r>
               <w:rPr>
@@ -3750,7 +3720,7 @@
                 <w:noProof/>
                 <w:webHidden/>
               </w:rPr>
-              <w:t>30</w:t>
+              <w:t>21</w:t>
             </w:r>
             <w:r>
               <w:rPr>
@@ -3767,7 +3737,6 @@
             <w:tabs>
               <w:tab w:val="right" w:leader="dot" w:pos="8270"/>
             </w:tabs>
-            <w:spacing w:line="276" w:lineRule="auto"/>
             <w:rPr>
               <w:rFonts w:asciiTheme="minorHAnsi" w:eastAsiaTheme="minorEastAsia" w:hAnsiTheme="minorHAnsi" w:cstheme="minorBidi"/>
               <w:noProof/>
@@ -3777,7 +3746,7 @@
               <w14:ligatures w14:val="standardContextual"/>
             </w:rPr>
           </w:pPr>
-          <w:hyperlink w:anchor="_Toc224501412" w:history="1">
+          <w:hyperlink w:anchor="_Toc225609066" w:history="1">
             <w:r>
               <w:rPr>
                 <w:rStyle w:val="Hipervnculo"/>
@@ -3804,7 +3773,7 @@
                 <w:noProof/>
                 <w:webHidden/>
               </w:rPr>
-              <w:instrText xml:space="preserve"> PAGEREF _Toc224501412 \h </w:instrText>
+              <w:instrText xml:space="preserve"> PAGEREF _Toc225609066 \h </w:instrText>
             </w:r>
             <w:r>
               <w:rPr>
@@ -3824,7 +3793,7 @@
                 <w:noProof/>
                 <w:webHidden/>
               </w:rPr>
-              <w:t>31</w:t>
+              <w:t>22</w:t>
             </w:r>
             <w:r>
               <w:rPr>
@@ -3841,7 +3810,6 @@
             <w:tabs>
               <w:tab w:val="right" w:leader="dot" w:pos="8270"/>
             </w:tabs>
-            <w:spacing w:line="276" w:lineRule="auto"/>
             <w:rPr>
               <w:rFonts w:asciiTheme="minorHAnsi" w:eastAsiaTheme="minorEastAsia" w:hAnsiTheme="minorHAnsi" w:cstheme="minorBidi"/>
               <w:noProof/>
@@ -3851,7 +3819,7 @@
               <w14:ligatures w14:val="standardContextual"/>
             </w:rPr>
           </w:pPr>
-          <w:hyperlink w:anchor="_Toc224501413" w:history="1">
+          <w:hyperlink w:anchor="_Toc225609067" w:history="1">
             <w:r>
               <w:rPr>
                 <w:rStyle w:val="Hipervnculo"/>
@@ -3879,7 +3847,7 @@
                 <w:noProof/>
                 <w:webHidden/>
               </w:rPr>
-              <w:instrText xml:space="preserve"> PAGEREF _Toc224501413 \h </w:instrText>
+              <w:instrText xml:space="preserve"> PAGEREF _Toc225609067 \h </w:instrText>
             </w:r>
             <w:r>
               <w:rPr>
@@ -3899,7 +3867,7 @@
                 <w:noProof/>
                 <w:webHidden/>
               </w:rPr>
-              <w:t>32</w:t>
+              <w:t>23</w:t>
             </w:r>
             <w:r>
               <w:rPr>
@@ -3916,7 +3884,6 @@
             <w:tabs>
               <w:tab w:val="right" w:leader="dot" w:pos="8270"/>
             </w:tabs>
-            <w:spacing w:line="276" w:lineRule="auto"/>
             <w:rPr>
               <w:rFonts w:asciiTheme="minorHAnsi" w:eastAsiaTheme="minorEastAsia" w:hAnsiTheme="minorHAnsi" w:cstheme="minorBidi"/>
               <w:noProof/>
@@ -3926,14 +3893,14 @@
               <w14:ligatures w14:val="standardContextual"/>
             </w:rPr>
           </w:pPr>
-          <w:hyperlink w:anchor="_Toc224501414" w:history="1">
+          <w:hyperlink w:anchor="_Toc225609068" w:history="1">
             <w:r>
               <w:rPr>
                 <w:rStyle w:val="Hipervnculo"/>
                 <w:noProof/>
                 <w:lang w:val="es-PE" w:eastAsia="es-PE"/>
               </w:rPr>
-              <w:t>14.1. Emprendimiento</w:t>
+              <w:t>14.1. Metodología de la Investigación</w:t>
             </w:r>
             <w:r>
               <w:rPr>
@@ -3954,7 +3921,7 @@
                 <w:noProof/>
                 <w:webHidden/>
               </w:rPr>
-              <w:instrText xml:space="preserve"> PAGEREF _Toc224501414 \h </w:instrText>
+              <w:instrText xml:space="preserve"> PAGEREF _Toc225609068 \h </w:instrText>
             </w:r>
             <w:r>
               <w:rPr>
@@ -3974,7 +3941,7 @@
                 <w:noProof/>
                 <w:webHidden/>
               </w:rPr>
-              <w:t>32</w:t>
+              <w:t>23</w:t>
             </w:r>
             <w:r>
               <w:rPr>
@@ -3991,7 +3958,6 @@
             <w:tabs>
               <w:tab w:val="right" w:leader="dot" w:pos="8270"/>
             </w:tabs>
-            <w:spacing w:line="276" w:lineRule="auto"/>
             <w:rPr>
               <w:rFonts w:asciiTheme="minorHAnsi" w:eastAsiaTheme="minorEastAsia" w:hAnsiTheme="minorHAnsi" w:cstheme="minorBidi"/>
               <w:noProof/>
@@ -4001,14 +3967,13 @@
               <w14:ligatures w14:val="standardContextual"/>
             </w:rPr>
           </w:pPr>
-          <w:hyperlink w:anchor="_Toc224501415" w:history="1">
+          <w:hyperlink w:anchor="_Toc225609069" w:history="1">
             <w:r>
               <w:rPr>
                 <w:rStyle w:val="Hipervnculo"/>
                 <w:noProof/>
-                <w:lang w:eastAsia="es-PE"/>
-              </w:rPr>
-              <w:t>14.2. Plan de Negocios</w:t>
+              </w:rPr>
+              <w:t>14.2. Modalidad de la investigación</w:t>
             </w:r>
             <w:r>
               <w:rPr>
@@ -4029,7 +3994,7 @@
                 <w:noProof/>
                 <w:webHidden/>
               </w:rPr>
-              <w:instrText xml:space="preserve"> PAGEREF _Toc224501415 \h </w:instrText>
+              <w:instrText xml:space="preserve"> PAGEREF _Toc225609069 \h </w:instrText>
             </w:r>
             <w:r>
               <w:rPr>
@@ -4049,7 +4014,7 @@
                 <w:noProof/>
                 <w:webHidden/>
               </w:rPr>
-              <w:t>33</w:t>
+              <w:t>24</w:t>
             </w:r>
             <w:r>
               <w:rPr>
@@ -4066,7 +4031,6 @@
             <w:tabs>
               <w:tab w:val="right" w:leader="dot" w:pos="8270"/>
             </w:tabs>
-            <w:spacing w:line="276" w:lineRule="auto"/>
             <w:rPr>
               <w:rFonts w:asciiTheme="minorHAnsi" w:eastAsiaTheme="minorEastAsia" w:hAnsiTheme="minorHAnsi" w:cstheme="minorBidi"/>
               <w:noProof/>
@@ -4076,13 +4040,14 @@
               <w14:ligatures w14:val="standardContextual"/>
             </w:rPr>
           </w:pPr>
-          <w:hyperlink w:anchor="_Toc224501416" w:history="1">
+          <w:hyperlink w:anchor="_Toc225609070" w:history="1">
             <w:r>
               <w:rPr>
                 <w:rStyle w:val="Hipervnculo"/>
                 <w:noProof/>
-              </w:rPr>
-              <w:t>14.3. Modelo de Negocio CANVAS</w:t>
+                <w:lang w:eastAsia="es-PE"/>
+              </w:rPr>
+              <w:t>14.3. Tipo de investigación</w:t>
             </w:r>
             <w:r>
               <w:rPr>
@@ -4103,7 +4068,7 @@
                 <w:noProof/>
                 <w:webHidden/>
               </w:rPr>
-              <w:instrText xml:space="preserve"> PAGEREF _Toc224501416 \h </w:instrText>
+              <w:instrText xml:space="preserve"> PAGEREF _Toc225609070 \h </w:instrText>
             </w:r>
             <w:r>
               <w:rPr>
@@ -4123,7 +4088,7 @@
                 <w:noProof/>
                 <w:webHidden/>
               </w:rPr>
-              <w:t>33</w:t>
+              <w:t>24</w:t>
             </w:r>
             <w:r>
               <w:rPr>
@@ -4140,7 +4105,6 @@
             <w:tabs>
               <w:tab w:val="right" w:leader="dot" w:pos="8270"/>
             </w:tabs>
-            <w:spacing w:line="276" w:lineRule="auto"/>
             <w:rPr>
               <w:rFonts w:asciiTheme="minorHAnsi" w:eastAsiaTheme="minorEastAsia" w:hAnsiTheme="minorHAnsi" w:cstheme="minorBidi"/>
               <w:noProof/>
@@ -4150,14 +4114,14 @@
               <w14:ligatures w14:val="standardContextual"/>
             </w:rPr>
           </w:pPr>
-          <w:hyperlink w:anchor="_Toc224501417" w:history="1">
+          <w:hyperlink w:anchor="_Toc225609071" w:history="1">
             <w:r>
               <w:rPr>
                 <w:rStyle w:val="Hipervnculo"/>
                 <w:noProof/>
                 <w:lang w:eastAsia="es-PE"/>
               </w:rPr>
-              <w:t>14.4. Alimentación Saludable</w:t>
+              <w:t>14.4. Métodos de investigación</w:t>
             </w:r>
             <w:r>
               <w:rPr>
@@ -4178,7 +4142,7 @@
                 <w:noProof/>
                 <w:webHidden/>
               </w:rPr>
-              <w:instrText xml:space="preserve"> PAGEREF _Toc224501417 \h </w:instrText>
+              <w:instrText xml:space="preserve"> PAGEREF _Toc225609071 \h </w:instrText>
             </w:r>
             <w:r>
               <w:rPr>
@@ -4198,7 +4162,7 @@
                 <w:noProof/>
                 <w:webHidden/>
               </w:rPr>
-              <w:t>34</w:t>
+              <w:t>24</w:t>
             </w:r>
             <w:r>
               <w:rPr>
@@ -4215,7 +4179,6 @@
             <w:tabs>
               <w:tab w:val="right" w:leader="dot" w:pos="8270"/>
             </w:tabs>
-            <w:spacing w:line="276" w:lineRule="auto"/>
             <w:rPr>
               <w:rFonts w:asciiTheme="minorHAnsi" w:eastAsiaTheme="minorEastAsia" w:hAnsiTheme="minorHAnsi" w:cstheme="minorBidi"/>
               <w:noProof/>
@@ -4225,14 +4188,14 @@
               <w14:ligatures w14:val="standardContextual"/>
             </w:rPr>
           </w:pPr>
-          <w:hyperlink w:anchor="_Toc224501418" w:history="1">
+          <w:hyperlink w:anchor="_Toc225609072" w:history="1">
             <w:r>
               <w:rPr>
                 <w:rStyle w:val="Hipervnculo"/>
                 <w:noProof/>
                 <w:lang w:eastAsia="es-PE"/>
               </w:rPr>
-              <w:t>14.5. Marketing Digital y Redes Sociales</w:t>
+              <w:t>14.5. Técnicas de investigación</w:t>
             </w:r>
             <w:r>
               <w:rPr>
@@ -4253,7 +4216,7 @@
                 <w:noProof/>
                 <w:webHidden/>
               </w:rPr>
-              <w:instrText xml:space="preserve"> PAGEREF _Toc224501418 \h </w:instrText>
+              <w:instrText xml:space="preserve"> PAGEREF _Toc225609072 \h </w:instrText>
             </w:r>
             <w:r>
               <w:rPr>
@@ -4273,7 +4236,7 @@
                 <w:noProof/>
                 <w:webHidden/>
               </w:rPr>
-              <w:t>35</w:t>
+              <w:t>24</w:t>
             </w:r>
             <w:r>
               <w:rPr>
@@ -4286,11 +4249,10 @@
         </w:p>
         <w:p>
           <w:pPr>
-            <w:pStyle w:val="TDC1"/>
+            <w:pStyle w:val="TDC2"/>
             <w:tabs>
               <w:tab w:val="right" w:leader="dot" w:pos="8270"/>
             </w:tabs>
-            <w:spacing w:line="276" w:lineRule="auto"/>
             <w:rPr>
               <w:rFonts w:asciiTheme="minorHAnsi" w:eastAsiaTheme="minorEastAsia" w:hAnsiTheme="minorHAnsi" w:cstheme="minorBidi"/>
               <w:noProof/>
@@ -4300,22 +4262,14 @@
               <w14:ligatures w14:val="standardContextual"/>
             </w:rPr>
           </w:pPr>
-          <w:hyperlink w:anchor="_Toc224501419" w:history="1">
+          <w:hyperlink w:anchor="_Toc225609073" w:history="1">
             <w:r>
               <w:rPr>
                 <w:rStyle w:val="Hipervnculo"/>
                 <w:noProof/>
-                <w:lang w:val="es-PE" w:eastAsia="es-PE"/>
-              </w:rPr>
-              <w:t>15. M</w:t>
-            </w:r>
-            <w:r>
-              <w:rPr>
-                <w:rStyle w:val="Hipervnculo"/>
-                <w:noProof/>
                 <w:lang w:eastAsia="es-PE"/>
               </w:rPr>
-              <w:t>ARCO METODOLÓGICO</w:t>
+              <w:t>14.6. Población y muestra</w:t>
             </w:r>
             <w:r>
               <w:rPr>
@@ -4336,7 +4290,7 @@
                 <w:noProof/>
                 <w:webHidden/>
               </w:rPr>
-              <w:instrText xml:space="preserve"> PAGEREF _Toc224501419 \h </w:instrText>
+              <w:instrText xml:space="preserve"> PAGEREF _Toc225609073 \h </w:instrText>
             </w:r>
             <w:r>
               <w:rPr>
@@ -4356,7 +4310,7 @@
                 <w:noProof/>
                 <w:webHidden/>
               </w:rPr>
-              <w:t>36</w:t>
+              <w:t>25</w:t>
             </w:r>
             <w:r>
               <w:rPr>
@@ -4373,7 +4327,6 @@
             <w:tabs>
               <w:tab w:val="right" w:leader="dot" w:pos="8270"/>
             </w:tabs>
-            <w:spacing w:line="276" w:lineRule="auto"/>
             <w:rPr>
               <w:rFonts w:asciiTheme="minorHAnsi" w:eastAsiaTheme="minorEastAsia" w:hAnsiTheme="minorHAnsi" w:cstheme="minorBidi"/>
               <w:noProof/>
@@ -4383,14 +4336,14 @@
               <w14:ligatures w14:val="standardContextual"/>
             </w:rPr>
           </w:pPr>
-          <w:hyperlink w:anchor="_Toc224501420" w:history="1">
+          <w:hyperlink w:anchor="_Toc225609074" w:history="1">
             <w:r>
               <w:rPr>
                 <w:rStyle w:val="Hipervnculo"/>
                 <w:noProof/>
-                <w:lang w:val="es-PE" w:eastAsia="es-PE"/>
-              </w:rPr>
-              <w:t>15.1. Enfoque de la investigación</w:t>
+                <w:lang w:eastAsia="es-PE"/>
+              </w:rPr>
+              <w:t>14.7. Delimitación de la investigación</w:t>
             </w:r>
             <w:r>
               <w:rPr>
@@ -4411,7 +4364,7 @@
                 <w:noProof/>
                 <w:webHidden/>
               </w:rPr>
-              <w:instrText xml:space="preserve"> PAGEREF _Toc224501420 \h </w:instrText>
+              <w:instrText xml:space="preserve"> PAGEREF _Toc225609074 \h </w:instrText>
             </w:r>
             <w:r>
               <w:rPr>
@@ -4431,7 +4384,7 @@
                 <w:noProof/>
                 <w:webHidden/>
               </w:rPr>
-              <w:t>36</w:t>
+              <w:t>25</w:t>
             </w:r>
             <w:r>
               <w:rPr>
@@ -4444,11 +4397,10 @@
         </w:p>
         <w:p>
           <w:pPr>
-            <w:pStyle w:val="TDC2"/>
+            <w:pStyle w:val="TDC1"/>
             <w:tabs>
               <w:tab w:val="right" w:leader="dot" w:pos="8270"/>
             </w:tabs>
-            <w:spacing w:line="276" w:lineRule="auto"/>
             <w:rPr>
               <w:rFonts w:asciiTheme="minorHAnsi" w:eastAsiaTheme="minorEastAsia" w:hAnsiTheme="minorHAnsi" w:cstheme="minorBidi"/>
               <w:noProof/>
@@ -4458,14 +4410,30 @@
               <w14:ligatures w14:val="standardContextual"/>
             </w:rPr>
           </w:pPr>
-          <w:hyperlink w:anchor="_Toc224501421" w:history="1">
+          <w:hyperlink w:anchor="_Toc225609075" w:history="1">
             <w:r>
               <w:rPr>
                 <w:rStyle w:val="Hipervnculo"/>
                 <w:noProof/>
-                <w:lang w:val="es-PE" w:eastAsia="es-PE"/>
-              </w:rPr>
-              <w:t>15.2. Tipo de investigación</w:t>
+                <w:lang w:eastAsia="es-PE"/>
+              </w:rPr>
+              <w:t>15.</w:t>
+            </w:r>
+            <w:r>
+              <w:rPr>
+                <w:rStyle w:val="Hipervnculo"/>
+                <w:noProof/>
+                <w:lang w:val="es-PE" w:eastAsia="es-PE"/>
+              </w:rPr>
+              <w:t xml:space="preserve"> M</w:t>
+            </w:r>
+            <w:r>
+              <w:rPr>
+                <w:rStyle w:val="Hipervnculo"/>
+                <w:noProof/>
+                <w:lang w:eastAsia="es-PE"/>
+              </w:rPr>
+              <w:t>ARCO METODOLÓGICO</w:t>
             </w:r>
             <w:r>
               <w:rPr>
@@ -4486,7 +4454,7 @@
                 <w:noProof/>
                 <w:webHidden/>
               </w:rPr>
-              <w:instrText xml:space="preserve"> PAGEREF _Toc224501421 \h </w:instrText>
+              <w:instrText xml:space="preserve"> PAGEREF _Toc225609075 \h </w:instrText>
             </w:r>
             <w:r>
               <w:rPr>
@@ -4506,7 +4474,7 @@
                 <w:noProof/>
                 <w:webHidden/>
               </w:rPr>
-              <w:t>36</w:t>
+              <w:t>26</w:t>
             </w:r>
             <w:r>
               <w:rPr>
@@ -4519,11 +4487,10 @@
         </w:p>
         <w:p>
           <w:pPr>
-            <w:pStyle w:val="TDC2"/>
+            <w:pStyle w:val="TDC1"/>
             <w:tabs>
               <w:tab w:val="right" w:leader="dot" w:pos="8270"/>
             </w:tabs>
-            <w:spacing w:line="276" w:lineRule="auto"/>
             <w:rPr>
               <w:rFonts w:asciiTheme="minorHAnsi" w:eastAsiaTheme="minorEastAsia" w:hAnsiTheme="minorHAnsi" w:cstheme="minorBidi"/>
               <w:noProof/>
@@ -4533,14 +4500,13 @@
               <w14:ligatures w14:val="standardContextual"/>
             </w:rPr>
           </w:pPr>
-          <w:hyperlink w:anchor="_Toc224501422" w:history="1">
+          <w:hyperlink w:anchor="_Toc225609076" w:history="1">
             <w:r>
               <w:rPr>
                 <w:rStyle w:val="Hipervnculo"/>
                 <w:noProof/>
-                <w:lang w:val="es-PE" w:eastAsia="es-PE"/>
-              </w:rPr>
-              <w:t>15.3. Modalidad de la investigación</w:t>
+              </w:rPr>
+              <w:t>16. CONCLUSIONES</w:t>
             </w:r>
             <w:r>
               <w:rPr>
@@ -4561,7 +4527,7 @@
                 <w:noProof/>
                 <w:webHidden/>
               </w:rPr>
-              <w:instrText xml:space="preserve"> PAGEREF _Toc224501422 \h </w:instrText>
+              <w:instrText xml:space="preserve"> PAGEREF _Toc225609076 \h </w:instrText>
             </w:r>
             <w:r>
               <w:rPr>
@@ -4581,7 +4547,7 @@
                 <w:noProof/>
                 <w:webHidden/>
               </w:rPr>
-              <w:t>37</w:t>
+              <w:t>27</w:t>
             </w:r>
             <w:r>
               <w:rPr>
@@ -4594,11 +4560,10 @@
         </w:p>
         <w:p>
           <w:pPr>
-            <w:pStyle w:val="TDC2"/>
+            <w:pStyle w:val="TDC1"/>
             <w:tabs>
               <w:tab w:val="right" w:leader="dot" w:pos="8270"/>
             </w:tabs>
-            <w:spacing w:line="276" w:lineRule="auto"/>
             <w:rPr>
               <w:rFonts w:asciiTheme="minorHAnsi" w:eastAsiaTheme="minorEastAsia" w:hAnsiTheme="minorHAnsi" w:cstheme="minorBidi"/>
               <w:noProof/>
@@ -4608,14 +4573,13 @@
               <w14:ligatures w14:val="standardContextual"/>
             </w:rPr>
           </w:pPr>
-          <w:hyperlink w:anchor="_Toc224501423" w:history="1">
+          <w:hyperlink w:anchor="_Toc225609077" w:history="1">
             <w:r>
               <w:rPr>
                 <w:rStyle w:val="Hipervnculo"/>
                 <w:noProof/>
-                <w:lang w:val="es-PE" w:eastAsia="es-PE"/>
-              </w:rPr>
-              <w:t>15.4. Población y muestra</w:t>
+              </w:rPr>
+              <w:t>17. RECOMENDACIONES</w:t>
             </w:r>
             <w:r>
               <w:rPr>
@@ -4636,7 +4600,7 @@
                 <w:noProof/>
                 <w:webHidden/>
               </w:rPr>
-              <w:instrText xml:space="preserve"> PAGEREF _Toc224501423 \h </w:instrText>
+              <w:instrText xml:space="preserve"> PAGEREF _Toc225609077 \h </w:instrText>
             </w:r>
             <w:r>
               <w:rPr>
@@ -4656,7 +4620,7 @@
                 <w:noProof/>
                 <w:webHidden/>
               </w:rPr>
-              <w:t>37</w:t>
+              <w:t>28</w:t>
             </w:r>
             <w:r>
               <w:rPr>
@@ -4669,11 +4633,10 @@
         </w:p>
         <w:p>
           <w:pPr>
-            <w:pStyle w:val="TDC2"/>
+            <w:pStyle w:val="TDC1"/>
             <w:tabs>
               <w:tab w:val="right" w:leader="dot" w:pos="8270"/>
             </w:tabs>
-            <w:spacing w:line="276" w:lineRule="auto"/>
             <w:rPr>
               <w:rFonts w:asciiTheme="minorHAnsi" w:eastAsiaTheme="minorEastAsia" w:hAnsiTheme="minorHAnsi" w:cstheme="minorBidi"/>
               <w:noProof/>
@@ -4683,14 +4646,13 @@
               <w14:ligatures w14:val="standardContextual"/>
             </w:rPr>
           </w:pPr>
-          <w:hyperlink w:anchor="_Toc224501424" w:history="1">
+          <w:hyperlink w:anchor="_Toc225609078" w:history="1">
             <w:r>
               <w:rPr>
                 <w:rStyle w:val="Hipervnculo"/>
                 <w:noProof/>
-                <w:lang w:val="es-PE" w:eastAsia="es-PE"/>
-              </w:rPr>
-              <w:t>15.5. Técnicas e instrumentos de recolección de datos</w:t>
+              </w:rPr>
+              <w:t>18. REFERENCIAS BIBLIOGRÁFICAS</w:t>
             </w:r>
             <w:r>
               <w:rPr>
@@ -4711,7 +4673,7 @@
                 <w:noProof/>
                 <w:webHidden/>
               </w:rPr>
-              <w:instrText xml:space="preserve"> PAGEREF _Toc224501424 \h </w:instrText>
+              <w:instrText xml:space="preserve"> PAGEREF _Toc225609078 \h </w:instrText>
             </w:r>
             <w:r>
               <w:rPr>
@@ -4731,7 +4693,7 @@
                 <w:noProof/>
                 <w:webHidden/>
               </w:rPr>
-              <w:t>38</w:t>
+              <w:t>29</w:t>
             </w:r>
             <w:r>
               <w:rPr>
@@ -4744,11 +4706,10 @@
         </w:p>
         <w:p>
           <w:pPr>
-            <w:pStyle w:val="TDC2"/>
+            <w:pStyle w:val="TDC1"/>
             <w:tabs>
               <w:tab w:val="right" w:leader="dot" w:pos="8270"/>
             </w:tabs>
-            <w:spacing w:line="276" w:lineRule="auto"/>
             <w:rPr>
               <w:rFonts w:asciiTheme="minorHAnsi" w:eastAsiaTheme="minorEastAsia" w:hAnsiTheme="minorHAnsi" w:cstheme="minorBidi"/>
               <w:noProof/>
@@ -4758,14 +4719,13 @@
               <w14:ligatures w14:val="standardContextual"/>
             </w:rPr>
           </w:pPr>
-          <w:hyperlink w:anchor="_Toc224501425" w:history="1">
+          <w:hyperlink w:anchor="_Toc225609079" w:history="1">
             <w:r>
               <w:rPr>
                 <w:rStyle w:val="Hipervnculo"/>
                 <w:noProof/>
-                <w:lang w:val="es-PE" w:eastAsia="es-PE"/>
-              </w:rPr>
-              <w:t>15.6. Modelo metodológico CANVAS</w:t>
+              </w:rPr>
+              <w:t>19. ANEXOS</w:t>
             </w:r>
             <w:r>
               <w:rPr>
@@ -4786,7 +4746,7 @@
                 <w:noProof/>
                 <w:webHidden/>
               </w:rPr>
-              <w:instrText xml:space="preserve"> PAGEREF _Toc224501425 \h </w:instrText>
+              <w:instrText xml:space="preserve"> PAGEREF _Toc225609079 \h </w:instrText>
             </w:r>
             <w:r>
               <w:rPr>
@@ -4806,378 +4766,7 @@
                 <w:noProof/>
                 <w:webHidden/>
               </w:rPr>
-              <w:t>39</w:t>
-            </w:r>
-            <w:r>
-              <w:rPr>
-                <w:noProof/>
-                <w:webHidden/>
-              </w:rPr>
-              <w:fldChar w:fldCharType="end"/>
-            </w:r>
-          </w:hyperlink>
-        </w:p>
-        <w:p>
-          <w:pPr>
-            <w:pStyle w:val="TDC2"/>
-            <w:tabs>
-              <w:tab w:val="right" w:leader="dot" w:pos="8270"/>
-            </w:tabs>
-            <w:spacing w:line="276" w:lineRule="auto"/>
-            <w:rPr>
-              <w:rFonts w:asciiTheme="minorHAnsi" w:eastAsiaTheme="minorEastAsia" w:hAnsiTheme="minorHAnsi" w:cstheme="minorBidi"/>
-              <w:noProof/>
-              <w:kern w:val="2"/>
-              <w:szCs w:val="24"/>
-              <w:lang w:val="es-PE" w:eastAsia="es-PE"/>
-              <w14:ligatures w14:val="standardContextual"/>
-            </w:rPr>
-          </w:pPr>
-          <w:hyperlink w:anchor="_Toc224501426" w:history="1">
-            <w:r>
-              <w:rPr>
-                <w:rStyle w:val="Hipervnculo"/>
-                <w:noProof/>
-                <w:lang w:val="es-PE" w:eastAsia="es-PE"/>
-              </w:rPr>
-              <w:t>15.7. Procesamiento y análisis de la información</w:t>
-            </w:r>
-            <w:r>
-              <w:rPr>
-                <w:noProof/>
-                <w:webHidden/>
-              </w:rPr>
-              <w:tab/>
-            </w:r>
-            <w:r>
-              <w:rPr>
-                <w:noProof/>
-                <w:webHidden/>
-              </w:rPr>
-              <w:fldChar w:fldCharType="begin"/>
-            </w:r>
-            <w:r>
-              <w:rPr>
-                <w:noProof/>
-                <w:webHidden/>
-              </w:rPr>
-              <w:instrText xml:space="preserve"> PAGEREF _Toc224501426 \h </w:instrText>
-            </w:r>
-            <w:r>
-              <w:rPr>
-                <w:noProof/>
-                <w:webHidden/>
-              </w:rPr>
-            </w:r>
-            <w:r>
-              <w:rPr>
-                <w:noProof/>
-                <w:webHidden/>
-              </w:rPr>
-              <w:fldChar w:fldCharType="separate"/>
-            </w:r>
-            <w:r>
-              <w:rPr>
-                <w:noProof/>
-                <w:webHidden/>
-              </w:rPr>
-              <w:t>40</w:t>
-            </w:r>
-            <w:r>
-              <w:rPr>
-                <w:noProof/>
-                <w:webHidden/>
-              </w:rPr>
-              <w:fldChar w:fldCharType="end"/>
-            </w:r>
-          </w:hyperlink>
-        </w:p>
-        <w:p>
-          <w:pPr>
-            <w:pStyle w:val="TDC1"/>
-            <w:tabs>
-              <w:tab w:val="right" w:leader="dot" w:pos="8270"/>
-            </w:tabs>
-            <w:spacing w:line="276" w:lineRule="auto"/>
-            <w:rPr>
-              <w:rFonts w:asciiTheme="minorHAnsi" w:eastAsiaTheme="minorEastAsia" w:hAnsiTheme="minorHAnsi" w:cstheme="minorBidi"/>
-              <w:noProof/>
-              <w:kern w:val="2"/>
-              <w:szCs w:val="24"/>
-              <w:lang w:val="es-PE" w:eastAsia="es-PE"/>
-              <w14:ligatures w14:val="standardContextual"/>
-            </w:rPr>
-          </w:pPr>
-          <w:hyperlink w:anchor="_Toc224501427" w:history="1">
-            <w:r>
-              <w:rPr>
-                <w:rStyle w:val="Hipervnculo"/>
-                <w:noProof/>
-              </w:rPr>
-              <w:t>16. CONCLUSIONES</w:t>
-            </w:r>
-            <w:r>
-              <w:rPr>
-                <w:noProof/>
-                <w:webHidden/>
-              </w:rPr>
-              <w:tab/>
-            </w:r>
-            <w:r>
-              <w:rPr>
-                <w:noProof/>
-                <w:webHidden/>
-              </w:rPr>
-              <w:fldChar w:fldCharType="begin"/>
-            </w:r>
-            <w:r>
-              <w:rPr>
-                <w:noProof/>
-                <w:webHidden/>
-              </w:rPr>
-              <w:instrText xml:space="preserve"> PAGEREF _Toc224501427 \h </w:instrText>
-            </w:r>
-            <w:r>
-              <w:rPr>
-                <w:noProof/>
-                <w:webHidden/>
-              </w:rPr>
-            </w:r>
-            <w:r>
-              <w:rPr>
-                <w:noProof/>
-                <w:webHidden/>
-              </w:rPr>
-              <w:fldChar w:fldCharType="separate"/>
-            </w:r>
-            <w:r>
-              <w:rPr>
-                <w:noProof/>
-                <w:webHidden/>
-              </w:rPr>
-              <w:t>41</w:t>
-            </w:r>
-            <w:r>
-              <w:rPr>
-                <w:noProof/>
-                <w:webHidden/>
-              </w:rPr>
-              <w:fldChar w:fldCharType="end"/>
-            </w:r>
-          </w:hyperlink>
-        </w:p>
-        <w:p>
-          <w:pPr>
-            <w:pStyle w:val="TDC1"/>
-            <w:tabs>
-              <w:tab w:val="right" w:leader="dot" w:pos="8270"/>
-            </w:tabs>
-            <w:spacing w:line="276" w:lineRule="auto"/>
-            <w:rPr>
-              <w:rFonts w:asciiTheme="minorHAnsi" w:eastAsiaTheme="minorEastAsia" w:hAnsiTheme="minorHAnsi" w:cstheme="minorBidi"/>
-              <w:noProof/>
-              <w:kern w:val="2"/>
-              <w:szCs w:val="24"/>
-              <w:lang w:val="es-PE" w:eastAsia="es-PE"/>
-              <w14:ligatures w14:val="standardContextual"/>
-            </w:rPr>
-          </w:pPr>
-          <w:hyperlink w:anchor="_Toc224501428" w:history="1">
-            <w:r>
-              <w:rPr>
-                <w:rStyle w:val="Hipervnculo"/>
-                <w:noProof/>
-              </w:rPr>
-              <w:t>17. RECOMENDACIONES</w:t>
-            </w:r>
-            <w:r>
-              <w:rPr>
-                <w:noProof/>
-                <w:webHidden/>
-              </w:rPr>
-              <w:tab/>
-            </w:r>
-            <w:r>
-              <w:rPr>
-                <w:noProof/>
-                <w:webHidden/>
-              </w:rPr>
-              <w:fldChar w:fldCharType="begin"/>
-            </w:r>
-            <w:r>
-              <w:rPr>
-                <w:noProof/>
-                <w:webHidden/>
-              </w:rPr>
-              <w:instrText xml:space="preserve"> PAGEREF _Toc224501428 \h </w:instrText>
-            </w:r>
-            <w:r>
-              <w:rPr>
-                <w:noProof/>
-                <w:webHidden/>
-              </w:rPr>
-            </w:r>
-            <w:r>
-              <w:rPr>
-                <w:noProof/>
-                <w:webHidden/>
-              </w:rPr>
-              <w:fldChar w:fldCharType="separate"/>
-            </w:r>
-            <w:r>
-              <w:rPr>
-                <w:noProof/>
-                <w:webHidden/>
-              </w:rPr>
-              <w:t>42</w:t>
-            </w:r>
-            <w:r>
-              <w:rPr>
-                <w:noProof/>
-                <w:webHidden/>
-              </w:rPr>
-              <w:fldChar w:fldCharType="end"/>
-            </w:r>
-          </w:hyperlink>
-        </w:p>
-        <w:p>
-          <w:pPr>
-            <w:pStyle w:val="TDC1"/>
-            <w:tabs>
-              <w:tab w:val="right" w:leader="dot" w:pos="8270"/>
-            </w:tabs>
-            <w:spacing w:line="276" w:lineRule="auto"/>
-            <w:rPr>
-              <w:rFonts w:asciiTheme="minorHAnsi" w:eastAsiaTheme="minorEastAsia" w:hAnsiTheme="minorHAnsi" w:cstheme="minorBidi"/>
-              <w:noProof/>
-              <w:kern w:val="2"/>
-              <w:szCs w:val="24"/>
-              <w:lang w:val="es-PE" w:eastAsia="es-PE"/>
-              <w14:ligatures w14:val="standardContextual"/>
-            </w:rPr>
-          </w:pPr>
-          <w:hyperlink w:anchor="_Toc224501429" w:history="1">
-            <w:r>
-              <w:rPr>
-                <w:rStyle w:val="Hipervnculo"/>
-                <w:noProof/>
-              </w:rPr>
-              <w:t>18. REFERENCIAS BIBLIOGRÁFICAS</w:t>
-            </w:r>
-            <w:r>
-              <w:rPr>
-                <w:noProof/>
-                <w:webHidden/>
-              </w:rPr>
-              <w:tab/>
-            </w:r>
-            <w:r>
-              <w:rPr>
-                <w:noProof/>
-                <w:webHidden/>
-              </w:rPr>
-              <w:fldChar w:fldCharType="begin"/>
-            </w:r>
-            <w:r>
-              <w:rPr>
-                <w:noProof/>
-                <w:webHidden/>
-              </w:rPr>
-              <w:instrText xml:space="preserve"> PAGEREF _Toc224501429 \h </w:instrText>
-            </w:r>
-            <w:r>
-              <w:rPr>
-                <w:noProof/>
-                <w:webHidden/>
-              </w:rPr>
-            </w:r>
-            <w:r>
-              <w:rPr>
-                <w:noProof/>
-                <w:webHidden/>
-              </w:rPr>
-              <w:fldChar w:fldCharType="separate"/>
-            </w:r>
-            <w:r>
-              <w:rPr>
-                <w:noProof/>
-                <w:webHidden/>
-              </w:rPr>
-              <w:t>43</w:t>
-            </w:r>
-            <w:r>
-              <w:rPr>
-                <w:noProof/>
-                <w:webHidden/>
-              </w:rPr>
-              <w:fldChar w:fldCharType="end"/>
-            </w:r>
-          </w:hyperlink>
-        </w:p>
-        <w:p>
-          <w:pPr>
-            <w:pStyle w:val="TDC1"/>
-            <w:tabs>
-              <w:tab w:val="right" w:leader="dot" w:pos="8270"/>
-            </w:tabs>
-            <w:spacing w:line="276" w:lineRule="auto"/>
-            <w:rPr>
-              <w:rFonts w:asciiTheme="minorHAnsi" w:eastAsiaTheme="minorEastAsia" w:hAnsiTheme="minorHAnsi" w:cstheme="minorBidi"/>
-              <w:noProof/>
-              <w:kern w:val="2"/>
-              <w:szCs w:val="24"/>
-              <w:lang w:val="es-PE" w:eastAsia="es-PE"/>
-              <w14:ligatures w14:val="standardContextual"/>
-            </w:rPr>
-          </w:pPr>
-          <w:hyperlink w:anchor="_Toc224501430" w:history="1">
-            <w:r>
-              <w:rPr>
-                <w:rStyle w:val="Hipervnculo"/>
-                <w:noProof/>
-              </w:rPr>
-              <w:t>19. ANEXOS</w:t>
-            </w:r>
-            <w:r>
-              <w:rPr>
-                <w:noProof/>
-                <w:webHidden/>
-              </w:rPr>
-              <w:tab/>
-            </w:r>
-            <w:r>
-              <w:rPr>
-                <w:noProof/>
-                <w:webHidden/>
-              </w:rPr>
-              <w:fldChar w:fldCharType="begin"/>
-            </w:r>
-            <w:r>
-              <w:rPr>
-                <w:noProof/>
-                <w:webHidden/>
-              </w:rPr>
-              <w:instrText xml:space="preserve"> PAGEREF _Toc224501430 \h </w:instrText>
-            </w:r>
-            <w:r>
-              <w:rPr>
-                <w:noProof/>
-                <w:webHidden/>
-              </w:rPr>
-            </w:r>
-            <w:r>
-              <w:rPr>
-                <w:noProof/>
-                <w:webHidden/>
-              </w:rPr>
-              <w:fldChar w:fldCharType="separate"/>
-            </w:r>
-            <w:r>
-              <w:rPr>
-                <w:noProof/>
-                <w:webHidden/>
-              </w:rPr>
-              <w:t>44</w:t>
+              <w:t>30</w:t>
             </w:r>
             <w:r>
               <w:rPr>
@@ -7046,7 +6635,7 @@
         <w:lastRenderedPageBreak/>
         <w:fldChar w:fldCharType="end"/>
       </w:r>
-      <w:bookmarkStart w:id="0" w:name="_Toc224501381"/>
+      <w:bookmarkStart w:id="0" w:name="_Toc225609035"/>
       <w:r>
         <w:rPr>
           <w:lang w:val="es-PE"/>
@@ -7077,7 +6666,7 @@
       <w:pPr>
         <w:pStyle w:val="Ttulo1"/>
       </w:pPr>
-      <w:bookmarkStart w:id="1" w:name="_Toc224501382"/>
+      <w:bookmarkStart w:id="1" w:name="_Toc225609036"/>
       <w:r>
         <w:lastRenderedPageBreak/>
         <w:t>PLANTEAMIENTO DEL PROBLEMA</w:t>
@@ -7119,7 +6708,7 @@
       <w:pPr>
         <w:pStyle w:val="Ttulo1"/>
       </w:pPr>
-      <w:bookmarkStart w:id="2" w:name="_Toc224501383"/>
+      <w:bookmarkStart w:id="2" w:name="_Toc225609037"/>
       <w:r>
         <w:lastRenderedPageBreak/>
         <w:t>OBJETIVOS</w:t>
@@ -7130,7 +6719,7 @@
       <w:pPr>
         <w:pStyle w:val="Ttulo2"/>
       </w:pPr>
-      <w:bookmarkStart w:id="3" w:name="_Toc224501384"/>
+      <w:bookmarkStart w:id="3" w:name="_Toc225609038"/>
       <w:r>
         <w:rPr>
           <w:rFonts w:eastAsia="Times New Roman"/>
@@ -7148,7 +6737,7 @@
       <w:pPr>
         <w:pStyle w:val="Ttulo2"/>
       </w:pPr>
-      <w:bookmarkStart w:id="4" w:name="_Toc224501385"/>
+      <w:bookmarkStart w:id="4" w:name="_Toc225609039"/>
       <w:r>
         <w:rPr>
           <w:rFonts w:eastAsia="Times New Roman"/>
@@ -7191,6 +6780,9 @@
       </w:pPr>
       <w:r>
         <w:t>Identificar los elementos del modelo CANVAS para estructurar el negocio</w:t>
+      </w:r>
+      <w:r>
+        <w:t>.</w:t>
       </w:r>
     </w:p>
     <w:p>
@@ -7222,7 +6814,7 @@
       <w:pPr>
         <w:pStyle w:val="Ttulo1"/>
       </w:pPr>
-      <w:bookmarkStart w:id="5" w:name="_Toc224501386"/>
+      <w:bookmarkStart w:id="5" w:name="_Toc225609040"/>
       <w:r>
         <w:lastRenderedPageBreak/>
         <w:t>MARCO ADMINISTRATIVO</w:t>
@@ -7690,6 +7282,22 @@
               </w:rPr>
             </w:pPr>
           </w:p>
+          <w:p>
+            <w:pPr>
+              <w:widowControl/>
+              <w:autoSpaceDE/>
+              <w:autoSpaceDN/>
+              <w:spacing w:before="0" w:after="0" w:line="240" w:lineRule="auto"/>
+              <w:jc w:val="left"/>
+              <w:cnfStyle w:val="000000000000" w:firstRow="0" w:lastRow="0" w:firstColumn="0" w:lastColumn="0" w:oddVBand="0" w:evenVBand="0" w:oddHBand="0" w:evenHBand="0" w:firstRowFirstColumn="0" w:firstRowLastColumn="0" w:lastRowFirstColumn="0" w:lastRowLastColumn="0"/>
+              <w:rPr>
+                <w:color w:val="000000"/>
+                <w:sz w:val="18"/>
+                <w:szCs w:val="18"/>
+                <w:lang w:val="es-PE" w:eastAsia="es-PE"/>
+              </w:rPr>
+            </w:pPr>
+          </w:p>
         </w:tc>
         <w:tc>
           <w:tcPr>
@@ -8879,6 +8487,21 @@
               <w:spacing w:before="0" w:after="0" w:line="240" w:lineRule="auto"/>
               <w:jc w:val="left"/>
               <w:rPr>
+                <w:color w:val="000000"/>
+                <w:sz w:val="18"/>
+                <w:szCs w:val="18"/>
+                <w:lang w:val="es-PE" w:eastAsia="es-PE"/>
+              </w:rPr>
+            </w:pPr>
+          </w:p>
+          <w:p>
+            <w:pPr>
+              <w:widowControl/>
+              <w:autoSpaceDE/>
+              <w:autoSpaceDN/>
+              <w:spacing w:before="0" w:after="0" w:line="240" w:lineRule="auto"/>
+              <w:jc w:val="left"/>
+              <w:rPr>
                 <w:b w:val="0"/>
                 <w:bCs w:val="0"/>
                 <w:color w:val="000000"/>
@@ -9112,7 +8735,7 @@
           <w:lang w:val="es-PE"/>
         </w:rPr>
       </w:pPr>
-      <w:bookmarkStart w:id="7" w:name="_Toc224501387"/>
+      <w:bookmarkStart w:id="7" w:name="_Toc225609041"/>
       <w:r>
         <w:rPr>
           <w:lang w:val="es-PE"/>
@@ -9131,7 +8754,7 @@
       <w:pPr>
         <w:pStyle w:val="Ttulo3"/>
       </w:pPr>
-      <w:bookmarkStart w:id="8" w:name="_Toc224501388"/>
+      <w:bookmarkStart w:id="8" w:name="_Toc225609042"/>
       <w:r>
         <w:t>Segmentos de clientes</w:t>
       </w:r>
@@ -9182,7 +8805,7 @@
       <w:pPr>
         <w:pStyle w:val="Ttulo3"/>
       </w:pPr>
-      <w:bookmarkStart w:id="9" w:name="_Toc224501389"/>
+      <w:bookmarkStart w:id="9" w:name="_Toc225609043"/>
       <w:r>
         <w:t>Propuesta de valor</w:t>
       </w:r>
@@ -9205,7 +8828,7 @@
       <w:pPr>
         <w:pStyle w:val="Ttulo3"/>
       </w:pPr>
-      <w:bookmarkStart w:id="10" w:name="_Toc224501390"/>
+      <w:bookmarkStart w:id="10" w:name="_Toc225609044"/>
       <w:r>
         <w:t>Canales</w:t>
       </w:r>
@@ -9228,7 +8851,7 @@
       <w:pPr>
         <w:pStyle w:val="Ttulo3"/>
       </w:pPr>
-      <w:bookmarkStart w:id="11" w:name="_Toc224501391"/>
+      <w:bookmarkStart w:id="11" w:name="_Toc225609045"/>
       <w:r>
         <w:lastRenderedPageBreak/>
         <w:t>Relación con los clientes</w:t>
@@ -9252,7 +8875,7 @@
       <w:pPr>
         <w:pStyle w:val="Ttulo3"/>
       </w:pPr>
-      <w:bookmarkStart w:id="12" w:name="_Toc224501392"/>
+      <w:bookmarkStart w:id="12" w:name="_Toc225609046"/>
       <w:r>
         <w:t>Fuentes de ingresos</w:t>
       </w:r>
@@ -9275,7 +8898,7 @@
       <w:pPr>
         <w:pStyle w:val="Ttulo3"/>
       </w:pPr>
-      <w:bookmarkStart w:id="13" w:name="_Toc224501393"/>
+      <w:bookmarkStart w:id="13" w:name="_Toc225609047"/>
       <w:r>
         <w:t>Recursos clave</w:t>
       </w:r>
@@ -9298,7 +8921,7 @@
       <w:pPr>
         <w:pStyle w:val="Ttulo3"/>
       </w:pPr>
-      <w:bookmarkStart w:id="14" w:name="_Toc224501394"/>
+      <w:bookmarkStart w:id="14" w:name="_Toc225609048"/>
       <w:r>
         <w:t>Actividades clave</w:t>
       </w:r>
@@ -9321,7 +8944,7 @@
       <w:pPr>
         <w:pStyle w:val="Ttulo3"/>
       </w:pPr>
-      <w:bookmarkStart w:id="15" w:name="_Toc224501395"/>
+      <w:bookmarkStart w:id="15" w:name="_Toc225609049"/>
       <w:r>
         <w:lastRenderedPageBreak/>
         <w:t>Socios clave</w:t>
@@ -9345,7 +8968,7 @@
       <w:pPr>
         <w:pStyle w:val="Ttulo3"/>
       </w:pPr>
-      <w:bookmarkStart w:id="16" w:name="_Toc224501396"/>
+      <w:bookmarkStart w:id="16" w:name="_Toc225609050"/>
       <w:r>
         <w:t>Estructura de costos</w:t>
       </w:r>
@@ -9374,7 +8997,7 @@
       <w:pPr>
         <w:pStyle w:val="Ttulo1"/>
       </w:pPr>
-      <w:bookmarkStart w:id="17" w:name="_Toc224501397"/>
+      <w:bookmarkStart w:id="17" w:name="_Toc225609051"/>
       <w:r>
         <w:lastRenderedPageBreak/>
         <w:t>FILOSOFÍA ORGANIZACIONAL</w:t>
@@ -9385,7 +9008,7 @@
       <w:pPr>
         <w:pStyle w:val="Ttulo2"/>
       </w:pPr>
-      <w:bookmarkStart w:id="18" w:name="_Toc224501398"/>
+      <w:bookmarkStart w:id="18" w:name="_Toc225609052"/>
       <w:r>
         <w:t>Misión</w:t>
       </w:r>
@@ -9408,7 +9031,7 @@
       <w:pPr>
         <w:pStyle w:val="Ttulo2"/>
       </w:pPr>
-      <w:bookmarkStart w:id="19" w:name="_Toc224501399"/>
+      <w:bookmarkStart w:id="19" w:name="_Toc225609053"/>
       <w:r>
         <w:t>Visión</w:t>
       </w:r>
@@ -9431,7 +9054,7 @@
       <w:pPr>
         <w:pStyle w:val="Ttulo2"/>
       </w:pPr>
-      <w:bookmarkStart w:id="20" w:name="_Toc224501400"/>
+      <w:bookmarkStart w:id="20" w:name="_Toc225609054"/>
       <w:r>
         <w:t>Valores</w:t>
       </w:r>
@@ -9580,7 +9203,7 @@
       <w:pPr>
         <w:pStyle w:val="Ttulo1"/>
       </w:pPr>
-      <w:bookmarkStart w:id="21" w:name="_Toc224501401"/>
+      <w:bookmarkStart w:id="21" w:name="_Toc225609055"/>
       <w:r>
         <w:lastRenderedPageBreak/>
         <w:t>ANÁLISIS PESTEL</w:t>
@@ -10206,7 +9829,7 @@
       <w:tr>
         <w:trPr>
           <w:cnfStyle w:val="000000100000" w:firstRow="0" w:lastRow="0" w:firstColumn="0" w:lastColumn="0" w:oddVBand="0" w:evenVBand="0" w:oddHBand="1" w:evenHBand="0" w:firstRowFirstColumn="0" w:firstRowLastColumn="0" w:lastRowFirstColumn="0" w:lastRowLastColumn="0"/>
-          <w:trHeight w:val="2896"/>
+          <w:trHeight w:val="3165"/>
         </w:trPr>
         <w:tc>
           <w:tcPr>
@@ -11008,7 +10631,6 @@
           <w:rFonts w:eastAsiaTheme="majorEastAsia"/>
           <w:b/>
         </w:rPr>
-        <w:lastRenderedPageBreak/>
         <w:t>Nota:</w:t>
       </w:r>
       <w:r>
@@ -11025,7 +10647,7 @@
       <w:pPr>
         <w:pStyle w:val="Ttulo1"/>
       </w:pPr>
-      <w:bookmarkStart w:id="23" w:name="_Toc224501402"/>
+      <w:bookmarkStart w:id="23" w:name="_Toc225609056"/>
       <w:r>
         <w:lastRenderedPageBreak/>
         <w:t>ANÁLISIS FODA</w:t>
@@ -11640,7 +11262,6 @@
           <w:rFonts w:eastAsiaTheme="majorEastAsia"/>
           <w:b/>
         </w:rPr>
-        <w:lastRenderedPageBreak/>
         <w:t>Nota:</w:t>
       </w:r>
       <w:r>
@@ -11660,7 +11281,7 @@
       <w:pPr>
         <w:pStyle w:val="Ttulo1"/>
       </w:pPr>
-      <w:bookmarkStart w:id="26" w:name="_Toc224501403"/>
+      <w:bookmarkStart w:id="26" w:name="_Toc225609057"/>
       <w:r>
         <w:lastRenderedPageBreak/>
         <w:t>ANÁLISIS FINANCIERO</w:t>
@@ -11671,7 +11292,7 @@
       <w:pPr>
         <w:pStyle w:val="Ttulo2"/>
       </w:pPr>
-      <w:bookmarkStart w:id="27" w:name="_Toc224501404"/>
+      <w:bookmarkStart w:id="27" w:name="_Toc225609058"/>
       <w:r>
         <w:t>Punto de Equilibrio</w:t>
       </w:r>
@@ -13170,7 +12791,7 @@
       <w:pPr>
         <w:pStyle w:val="Ttulo1"/>
       </w:pPr>
-      <w:bookmarkStart w:id="32" w:name="_Toc224501405"/>
+      <w:bookmarkStart w:id="32" w:name="_Toc225609059"/>
       <w:r>
         <w:lastRenderedPageBreak/>
         <w:t>MARCA / BRANDING</w:t>
@@ -13181,7 +12802,7 @@
       <w:pPr>
         <w:pStyle w:val="Ttulo2"/>
       </w:pPr>
-      <w:bookmarkStart w:id="33" w:name="_Toc224501406"/>
+      <w:bookmarkStart w:id="33" w:name="_Toc225609060"/>
       <w:r>
         <w:t>Datos generales del proyecto</w:t>
       </w:r>
@@ -13282,7 +12903,7 @@
       <w:pPr>
         <w:pStyle w:val="Ttulo1"/>
       </w:pPr>
-      <w:bookmarkStart w:id="34" w:name="_Toc224501407"/>
+      <w:bookmarkStart w:id="34" w:name="_Toc225609061"/>
       <w:r>
         <w:lastRenderedPageBreak/>
         <w:t>ARQUETIPOS</w:t>
@@ -13306,14 +12927,14 @@
       <w:pPr>
         <w:pStyle w:val="Ttulo2"/>
       </w:pPr>
-      <w:bookmarkStart w:id="35" w:name="_Toc224501408"/>
+      <w:bookmarkStart w:id="35" w:name="_Toc225609062"/>
       <w:r>
         <w:t xml:space="preserve">Arquetipo Principal: El </w:t>
       </w:r>
+      <w:r>
+        <w:t>Mentor</w:t>
+      </w:r>
       <w:bookmarkEnd w:id="35"/>
-      <w:r>
-        <w:t>Mentor</w:t>
-      </w:r>
     </w:p>
     <w:p>
       <w:pPr>
@@ -13357,14 +12978,14 @@
       <w:pPr>
         <w:pStyle w:val="Ttulo2"/>
       </w:pPr>
-      <w:bookmarkStart w:id="36" w:name="_Toc224501409"/>
+      <w:bookmarkStart w:id="36" w:name="_Toc225609063"/>
       <w:r>
         <w:t xml:space="preserve">Arquetipo Secundario: El </w:t>
       </w:r>
+      <w:r>
+        <w:t>Creador</w:t>
+      </w:r>
       <w:bookmarkEnd w:id="36"/>
-      <w:r>
-        <w:t>Creador</w:t>
-      </w:r>
     </w:p>
     <w:p>
       <w:pPr>
@@ -13421,7 +13042,7 @@
       <w:pPr>
         <w:pStyle w:val="Ttulo1"/>
       </w:pPr>
-      <w:bookmarkStart w:id="37" w:name="_Toc224501410"/>
+      <w:bookmarkStart w:id="37" w:name="_Toc225609064"/>
       <w:r>
         <w:lastRenderedPageBreak/>
         <w:t>PERSONALIDAD DE MARCA</w:t>
@@ -13853,7 +13474,7 @@
       <w:pPr>
         <w:pStyle w:val="Ttulo1"/>
       </w:pPr>
-      <w:bookmarkStart w:id="39" w:name="_Toc224501411"/>
+      <w:bookmarkStart w:id="39" w:name="_Toc225609065"/>
       <w:r>
         <w:lastRenderedPageBreak/>
         <w:t>LOGOTIPO</w:t>
@@ -14020,7 +13641,7 @@
       <w:pPr>
         <w:pStyle w:val="Ttulo1"/>
       </w:pPr>
-      <w:bookmarkStart w:id="41" w:name="_Toc224501412"/>
+      <w:bookmarkStart w:id="41" w:name="_Toc225609066"/>
       <w:r>
         <w:lastRenderedPageBreak/>
         <w:t>ESLOGAN</w:t>
@@ -14103,7 +13724,7 @@
           <w:lang w:val="es-PE" w:eastAsia="es-PE"/>
         </w:rPr>
       </w:pPr>
-      <w:bookmarkStart w:id="42" w:name="_Toc224501413"/>
+      <w:bookmarkStart w:id="42" w:name="_Toc225609067"/>
       <w:r>
         <w:rPr>
           <w:lang w:val="es-PE" w:eastAsia="es-PE"/>
@@ -14147,7 +13768,7 @@
           <w:lang w:val="es-PE" w:eastAsia="es-PE"/>
         </w:rPr>
       </w:pPr>
-      <w:bookmarkStart w:id="43" w:name="_Toc224501414"/>
+      <w:bookmarkStart w:id="43" w:name="_Toc225609068"/>
       <w:r>
         <w:rPr>
           <w:lang w:val="es-PE" w:eastAsia="es-PE"/>
@@ -14162,52 +13783,51 @@
           <w:lang w:eastAsia="es-PE"/>
         </w:rPr>
       </w:pPr>
-      <w:bookmarkStart w:id="44" w:name="_Toc224501415"/>
       <w:r>
         <w:rPr>
           <w:lang w:eastAsia="es-PE"/>
         </w:rPr>
         <w:t>La presente investigación se desarrolla bajo un enfoque cualitativo, ya que permite analizar y comprender las necesidades, problemáticas y oportunidades de los emprendimientos gastronómicos en relación con la aplicación de asesorías integrales. Este enfoque facilita la interpretación de la realidad desde la perspectiva de los actores involucrados.</w:t>
       </w:r>
-      <w:bookmarkStart w:id="45" w:name="_Toc224501416"/>
+    </w:p>
+    <w:p>
+      <w:pPr>
+        <w:pStyle w:val="Ttulo2"/>
+      </w:pPr>
+      <w:bookmarkStart w:id="44" w:name="_Toc225609069"/>
+      <w:r>
+        <w:lastRenderedPageBreak/>
+        <w:t>Modalidad de la investigación</w:t>
+      </w:r>
       <w:bookmarkEnd w:id="44"/>
     </w:p>
-    <w:bookmarkEnd w:id="45"/>
     <w:p>
-      <w:pPr>
-        <w:pStyle w:val="Ttulo2"/>
-      </w:pPr>
-      <w:r>
-        <w:lastRenderedPageBreak/>
-        <w:t>Modalidad de la investigación</w:t>
+      <w:r>
+        <w:t>La investigación es de modalidad aplicada, debido a que busca resolver un problema práctico: la falta de integración entre gastronomía y marketing en los negocios de alimentos. Su finalidad es desarrollar una propuesta funcional denominada Cocina 360°.</w:t>
       </w:r>
     </w:p>
     <w:p>
-      <w:r>
-        <w:t>La investigación es de modalidad aplicada, debido a que busca resolver un problema práctico: la falta de integración entre gastronomía y marketing en los negocios de alimentos. Su finalidad es desarrollar una propuesta funcional denominada Cocina 360°.</w:t>
-      </w:r>
+      <w:pPr>
+        <w:pStyle w:val="Ttulo2"/>
+        <w:rPr>
+          <w:lang w:eastAsia="es-PE"/>
+        </w:rPr>
+      </w:pPr>
+      <w:bookmarkStart w:id="45" w:name="_Toc225609070"/>
+      <w:r>
+        <w:rPr>
+          <w:lang w:eastAsia="es-PE"/>
+        </w:rPr>
+        <w:t>Tipo de investigación</w:t>
+      </w:r>
+      <w:bookmarkEnd w:id="45"/>
     </w:p>
     <w:p>
       <w:pPr>
-        <w:pStyle w:val="Ttulo2"/>
         <w:rPr>
           <w:lang w:eastAsia="es-PE"/>
         </w:rPr>
       </w:pPr>
-      <w:r>
-        <w:rPr>
-          <w:lang w:eastAsia="es-PE"/>
-        </w:rPr>
-        <w:t>Tipo de investigación</w:t>
-      </w:r>
-    </w:p>
-    <w:p>
-      <w:pPr>
-        <w:rPr>
-          <w:lang w:eastAsia="es-PE"/>
-        </w:rPr>
-      </w:pPr>
-      <w:bookmarkStart w:id="46" w:name="_Toc224501418"/>
       <w:r>
         <w:rPr>
           <w:lang w:eastAsia="es-PE"/>
@@ -14264,12 +13884,14 @@
           <w:lang w:eastAsia="es-PE"/>
         </w:rPr>
       </w:pPr>
+      <w:bookmarkStart w:id="46" w:name="_Toc225609071"/>
       <w:r>
         <w:rPr>
           <w:lang w:eastAsia="es-PE"/>
         </w:rPr>
         <w:t>Métodos de investigación</w:t>
       </w:r>
+      <w:bookmarkEnd w:id="46"/>
     </w:p>
     <w:p>
       <w:pPr>
@@ -14358,12 +13980,14 @@
           <w:lang w:eastAsia="es-PE"/>
         </w:rPr>
       </w:pPr>
+      <w:bookmarkStart w:id="47" w:name="_Toc225609072"/>
       <w:r>
         <w:rPr>
           <w:lang w:eastAsia="es-PE"/>
         </w:rPr>
         <w:t>Técnicas de investigación</w:t>
       </w:r>
+      <w:bookmarkEnd w:id="47"/>
     </w:p>
     <w:p>
       <w:pPr>
@@ -14440,12 +14064,14 @@
           <w:lang w:eastAsia="es-PE"/>
         </w:rPr>
       </w:pPr>
+      <w:bookmarkStart w:id="48" w:name="_Toc225609073"/>
       <w:r>
         <w:rPr>
           <w:lang w:eastAsia="es-PE"/>
         </w:rPr>
         <w:t>Población y muestra</w:t>
       </w:r>
+      <w:bookmarkEnd w:id="48"/>
     </w:p>
     <w:p>
       <w:pPr>
@@ -14467,12 +14093,14 @@
           <w:lang w:eastAsia="es-PE"/>
         </w:rPr>
       </w:pPr>
+      <w:bookmarkStart w:id="49" w:name="_Toc225609074"/>
       <w:r>
         <w:rPr>
           <w:lang w:eastAsia="es-PE"/>
         </w:rPr>
         <w:t>Delimitación de la investigación</w:t>
       </w:r>
+      <w:bookmarkEnd w:id="49"/>
     </w:p>
     <w:p>
       <w:pPr>
@@ -14546,7 +14174,6 @@
         <w:t>.</w:t>
       </w:r>
     </w:p>
-    <w:bookmarkEnd w:id="46"/>
     <w:p>
       <w:pPr>
         <w:rPr>
@@ -14567,7 +14194,7 @@
           <w:lang w:eastAsia="es-PE"/>
         </w:rPr>
       </w:pPr>
-      <w:bookmarkStart w:id="47" w:name="_Toc224501419"/>
+      <w:bookmarkStart w:id="50" w:name="_Toc225609075"/>
       <w:r>
         <w:rPr>
           <w:lang w:val="es-PE" w:eastAsia="es-PE"/>
@@ -14581,7 +14208,7 @@
         </w:rPr>
         <w:t>ARCO METODOLÓGICO</w:t>
       </w:r>
-      <w:bookmarkEnd w:id="47"/>
+      <w:bookmarkEnd w:id="50"/>
     </w:p>
     <w:p>
       <w:pPr>
@@ -14613,12 +14240,12 @@
       <w:pPr>
         <w:pStyle w:val="Ttulo1"/>
       </w:pPr>
-      <w:bookmarkStart w:id="48" w:name="_Toc224501427"/>
+      <w:bookmarkStart w:id="51" w:name="_Toc225609076"/>
       <w:r>
         <w:lastRenderedPageBreak/>
         <w:t>CONCLUSIONES</w:t>
       </w:r>
-      <w:bookmarkEnd w:id="48"/>
+      <w:bookmarkEnd w:id="51"/>
     </w:p>
     <w:p>
       <w:pPr>
@@ -14714,12 +14341,12 @@
       <w:pPr>
         <w:pStyle w:val="Ttulo1"/>
       </w:pPr>
-      <w:bookmarkStart w:id="49" w:name="_Toc224501428"/>
+      <w:bookmarkStart w:id="52" w:name="_Toc225609077"/>
       <w:r>
         <w:lastRenderedPageBreak/>
         <w:t>RECOMENDACIONES</w:t>
       </w:r>
-      <w:bookmarkEnd w:id="49"/>
+      <w:bookmarkEnd w:id="52"/>
     </w:p>
     <w:p>
       <w:pPr>
@@ -14803,12 +14430,12 @@
       <w:pPr>
         <w:pStyle w:val="Ttulo1"/>
       </w:pPr>
-      <w:bookmarkStart w:id="50" w:name="_Toc224501429"/>
+      <w:bookmarkStart w:id="53" w:name="_Toc225609078"/>
       <w:r>
         <w:lastRenderedPageBreak/>
         <w:t>REFERENCIAS BIBLIOGRÁFICAS</w:t>
       </w:r>
-      <w:bookmarkEnd w:id="50"/>
+      <w:bookmarkEnd w:id="53"/>
     </w:p>
     <w:sdt>
       <w:sdtPr>
@@ -14864,12 +14491,12 @@
           <w:numId w:val="45"/>
         </w:numPr>
       </w:pPr>
-      <w:bookmarkStart w:id="51" w:name="_Toc224501430"/>
+      <w:bookmarkStart w:id="54" w:name="_Toc225609079"/>
       <w:r>
         <w:lastRenderedPageBreak/>
         <w:t>ANEXOS</w:t>
       </w:r>
-      <w:bookmarkEnd w:id="51"/>
+      <w:bookmarkEnd w:id="54"/>
     </w:p>
     <w:p>
       <w:pPr>
@@ -14883,7 +14510,28 @@
           <w:rFonts w:eastAsiaTheme="majorEastAsia"/>
           <w:szCs w:val="24"/>
         </w:rPr>
-        <w:t>El siguiente cuestionario tiene como objetivo conocer los hábitos de desayuno y el interés en un servicio de desayunos saludables con entrega programada.</w:t>
+        <w:t xml:space="preserve">Añadir </w:t>
+      </w:r>
+      <w:r>
+        <w:rPr>
+          <w:rFonts w:eastAsiaTheme="majorEastAsia"/>
+          <w:szCs w:val="24"/>
+        </w:rPr>
+        <w:t>cuestionario</w:t>
+      </w:r>
+      <w:r>
+        <w:rPr>
+          <w:rFonts w:eastAsiaTheme="majorEastAsia"/>
+          <w:szCs w:val="24"/>
+        </w:rPr>
+        <w:t xml:space="preserve"> o encuesta y el objetivo de la misma</w:t>
+      </w:r>
+      <w:r>
+        <w:rPr>
+          <w:rFonts w:eastAsiaTheme="majorEastAsia"/>
+          <w:szCs w:val="24"/>
+        </w:rPr>
+        <w:t>.</w:t>
       </w:r>
     </w:p>
     <w:p>
@@ -14903,7 +14551,37 @@
           <w:rFonts w:eastAsiaTheme="majorEastAsia"/>
           <w:szCs w:val="24"/>
         </w:rPr>
-        <w:t>¿Le gustaría adquirir desayunos saludables?</w:t>
+        <w:t>¿Le gustaría adquirir</w:t>
+      </w:r>
+      <w:proofErr w:type="gramStart"/>
+      <w:r>
+        <w:rPr>
+          <w:rFonts w:eastAsiaTheme="majorEastAsia"/>
+          <w:szCs w:val="24"/>
+        </w:rPr>
+        <w:t xml:space="preserve"> </w:t>
+      </w:r>
+      <w:r>
+        <w:rPr>
+          <w:rFonts w:eastAsiaTheme="majorEastAsia"/>
+          <w:szCs w:val="24"/>
+        </w:rPr>
+        <w:t>….</w:t>
+      </w:r>
+      <w:proofErr w:type="gramEnd"/>
+      <w:r>
+        <w:rPr>
+          <w:rFonts w:eastAsiaTheme="majorEastAsia"/>
+          <w:szCs w:val="24"/>
+        </w:rPr>
+        <w:t>.</w:t>
+      </w:r>
+      <w:r>
+        <w:rPr>
+          <w:rFonts w:eastAsiaTheme="majorEastAsia"/>
+          <w:szCs w:val="24"/>
+        </w:rPr>
+        <w:t>?</w:t>
       </w:r>
     </w:p>
     <w:p>
@@ -14952,767 +14630,6 @@
     </w:p>
     <w:p>
       <w:pPr>
-        <w:pStyle w:val="Prrafodelista"/>
-        <w:numPr>
-          <w:ilvl w:val="0"/>
-          <w:numId w:val="22"/>
-        </w:numPr>
-        <w:rPr>
-          <w:rFonts w:eastAsiaTheme="majorEastAsia"/>
-          <w:szCs w:val="24"/>
-        </w:rPr>
-      </w:pPr>
-      <w:r>
-        <w:rPr>
-          <w:rFonts w:eastAsiaTheme="majorEastAsia"/>
-          <w:szCs w:val="24"/>
-        </w:rPr>
-        <w:t>¿Con qué frecuencia desayuna antes de iniciar sus actividades diarias?</w:t>
-      </w:r>
-    </w:p>
-    <w:p>
-      <w:pPr>
-        <w:pStyle w:val="Prrafodelista"/>
-        <w:numPr>
-          <w:ilvl w:val="0"/>
-          <w:numId w:val="24"/>
-        </w:numPr>
-        <w:rPr>
-          <w:color w:val="1F1F1F"/>
-          <w:szCs w:val="24"/>
-          <w:lang w:val="es-PE" w:eastAsia="es-PE"/>
-        </w:rPr>
-      </w:pPr>
-      <w:r>
-        <w:rPr>
-          <w:color w:val="1F1F1F"/>
-          <w:szCs w:val="24"/>
-          <w:lang w:val="es-PE" w:eastAsia="es-PE"/>
-        </w:rPr>
-        <w:t>Todos los días</w:t>
-      </w:r>
-    </w:p>
-    <w:p>
-      <w:pPr>
-        <w:pStyle w:val="Prrafodelista"/>
-        <w:numPr>
-          <w:ilvl w:val="0"/>
-          <w:numId w:val="24"/>
-        </w:numPr>
-        <w:rPr>
-          <w:color w:val="1F1F1F"/>
-          <w:szCs w:val="24"/>
-          <w:lang w:val="es-PE" w:eastAsia="es-PE"/>
-        </w:rPr>
-      </w:pPr>
-      <w:r>
-        <w:rPr>
-          <w:color w:val="1F1F1F"/>
-          <w:szCs w:val="24"/>
-          <w:lang w:val="es-PE" w:eastAsia="es-PE"/>
-        </w:rPr>
-        <w:t>3 a 5 veces por semana</w:t>
-      </w:r>
-    </w:p>
-    <w:p>
-      <w:pPr>
-        <w:pStyle w:val="Prrafodelista"/>
-        <w:numPr>
-          <w:ilvl w:val="0"/>
-          <w:numId w:val="24"/>
-        </w:numPr>
-        <w:rPr>
-          <w:color w:val="1F1F1F"/>
-          <w:szCs w:val="24"/>
-          <w:lang w:val="es-PE" w:eastAsia="es-PE"/>
-        </w:rPr>
-      </w:pPr>
-      <w:r>
-        <w:rPr>
-          <w:color w:val="1F1F1F"/>
-          <w:szCs w:val="24"/>
-          <w:lang w:val="es-PE" w:eastAsia="es-PE"/>
-        </w:rPr>
-        <w:t>1 a 2 veces por semana</w:t>
-      </w:r>
-    </w:p>
-    <w:p>
-      <w:pPr>
-        <w:pStyle w:val="Prrafodelista"/>
-        <w:numPr>
-          <w:ilvl w:val="0"/>
-          <w:numId w:val="24"/>
-        </w:numPr>
-        <w:rPr>
-          <w:color w:val="1F1F1F"/>
-          <w:szCs w:val="24"/>
-          <w:lang w:val="es-PE" w:eastAsia="es-PE"/>
-        </w:rPr>
-      </w:pPr>
-      <w:r>
-        <w:rPr>
-          <w:color w:val="1F1F1F"/>
-          <w:szCs w:val="24"/>
-          <w:lang w:val="es-PE" w:eastAsia="es-PE"/>
-        </w:rPr>
-        <w:t>Casi nunca</w:t>
-      </w:r>
-    </w:p>
-    <w:p>
-      <w:pPr>
-        <w:pStyle w:val="Prrafodelista"/>
-        <w:numPr>
-          <w:ilvl w:val="0"/>
-          <w:numId w:val="22"/>
-        </w:numPr>
-        <w:rPr>
-          <w:rFonts w:eastAsiaTheme="majorEastAsia"/>
-          <w:szCs w:val="24"/>
-        </w:rPr>
-      </w:pPr>
-      <w:r>
-        <w:rPr>
-          <w:rFonts w:eastAsiaTheme="majorEastAsia"/>
-          <w:szCs w:val="24"/>
-        </w:rPr>
-        <w:t>¿Qué aspectos considera más importantes al elegir un desayuno?</w:t>
-      </w:r>
-    </w:p>
-    <w:p>
-      <w:pPr>
-        <w:pStyle w:val="Prrafodelista"/>
-        <w:numPr>
-          <w:ilvl w:val="0"/>
-          <w:numId w:val="25"/>
-        </w:numPr>
-        <w:rPr>
-          <w:color w:val="1F1F1F"/>
-          <w:szCs w:val="24"/>
-          <w:lang w:val="es-PE" w:eastAsia="es-PE"/>
-        </w:rPr>
-      </w:pPr>
-      <w:r>
-        <w:rPr>
-          <w:color w:val="1F1F1F"/>
-          <w:szCs w:val="24"/>
-          <w:lang w:val="es-PE" w:eastAsia="es-PE"/>
-        </w:rPr>
-        <w:t>Rapidez o facilidad para obtenerlo</w:t>
-      </w:r>
-    </w:p>
-    <w:p>
-      <w:pPr>
-        <w:pStyle w:val="Prrafodelista"/>
-        <w:numPr>
-          <w:ilvl w:val="0"/>
-          <w:numId w:val="25"/>
-        </w:numPr>
-        <w:rPr>
-          <w:color w:val="1F1F1F"/>
-          <w:szCs w:val="24"/>
-          <w:lang w:val="es-PE" w:eastAsia="es-PE"/>
-        </w:rPr>
-      </w:pPr>
-      <w:r>
-        <w:rPr>
-          <w:color w:val="1F1F1F"/>
-          <w:szCs w:val="24"/>
-          <w:lang w:val="es-PE" w:eastAsia="es-PE"/>
-        </w:rPr>
-        <w:t>Precio accesible</w:t>
-      </w:r>
-    </w:p>
-    <w:p>
-      <w:pPr>
-        <w:pStyle w:val="Prrafodelista"/>
-        <w:numPr>
-          <w:ilvl w:val="0"/>
-          <w:numId w:val="25"/>
-        </w:numPr>
-        <w:rPr>
-          <w:color w:val="1F1F1F"/>
-          <w:szCs w:val="24"/>
-          <w:lang w:val="es-PE" w:eastAsia="es-PE"/>
-        </w:rPr>
-      </w:pPr>
-      <w:r>
-        <w:rPr>
-          <w:color w:val="1F1F1F"/>
-          <w:szCs w:val="24"/>
-          <w:lang w:val="es-PE" w:eastAsia="es-PE"/>
-        </w:rPr>
-        <w:t>Sabor</w:t>
-      </w:r>
-    </w:p>
-    <w:p>
-      <w:pPr>
-        <w:pStyle w:val="Prrafodelista"/>
-        <w:numPr>
-          <w:ilvl w:val="0"/>
-          <w:numId w:val="25"/>
-        </w:numPr>
-        <w:rPr>
-          <w:color w:val="1F1F1F"/>
-          <w:szCs w:val="24"/>
-          <w:lang w:val="es-PE" w:eastAsia="es-PE"/>
-        </w:rPr>
-      </w:pPr>
-      <w:r>
-        <w:rPr>
-          <w:color w:val="1F1F1F"/>
-          <w:szCs w:val="24"/>
-          <w:lang w:val="es-PE" w:eastAsia="es-PE"/>
-        </w:rPr>
-        <w:t>Presentación</w:t>
-      </w:r>
-    </w:p>
-    <w:p>
-      <w:pPr>
-        <w:pStyle w:val="Prrafodelista"/>
-        <w:numPr>
-          <w:ilvl w:val="0"/>
-          <w:numId w:val="25"/>
-        </w:numPr>
-        <w:rPr>
-          <w:color w:val="1F1F1F"/>
-          <w:szCs w:val="24"/>
-          <w:lang w:val="es-PE" w:eastAsia="es-PE"/>
-        </w:rPr>
-      </w:pPr>
-      <w:r>
-        <w:rPr>
-          <w:color w:val="1F1F1F"/>
-          <w:szCs w:val="24"/>
-          <w:lang w:val="es-PE" w:eastAsia="es-PE"/>
-        </w:rPr>
-        <w:t>Otros:</w:t>
-      </w:r>
-    </w:p>
-    <w:p>
-      <w:pPr>
-        <w:pStyle w:val="Prrafodelista"/>
-        <w:numPr>
-          <w:ilvl w:val="0"/>
-          <w:numId w:val="22"/>
-        </w:numPr>
-        <w:rPr>
-          <w:rFonts w:eastAsiaTheme="majorEastAsia"/>
-          <w:szCs w:val="24"/>
-        </w:rPr>
-      </w:pPr>
-      <w:r>
-        <w:rPr>
-          <w:rFonts w:eastAsiaTheme="majorEastAsia"/>
-          <w:szCs w:val="24"/>
-        </w:rPr>
-        <w:t>¿Cuánto dinero destina aproximadamente para su desayuno diario?</w:t>
-      </w:r>
-    </w:p>
-    <w:p>
-      <w:pPr>
-        <w:pStyle w:val="Prrafodelista"/>
-        <w:numPr>
-          <w:ilvl w:val="0"/>
-          <w:numId w:val="26"/>
-        </w:numPr>
-        <w:rPr>
-          <w:color w:val="1F1F1F"/>
-          <w:szCs w:val="24"/>
-          <w:lang w:val="es-PE" w:eastAsia="es-PE"/>
-        </w:rPr>
-      </w:pPr>
-      <w:r>
-        <w:rPr>
-          <w:color w:val="1F1F1F"/>
-          <w:szCs w:val="24"/>
-          <w:lang w:val="es-PE" w:eastAsia="es-PE"/>
-        </w:rPr>
-        <w:t>Menos de $2</w:t>
-      </w:r>
-    </w:p>
-    <w:p>
-      <w:pPr>
-        <w:pStyle w:val="Prrafodelista"/>
-        <w:numPr>
-          <w:ilvl w:val="0"/>
-          <w:numId w:val="26"/>
-        </w:numPr>
-        <w:rPr>
-          <w:color w:val="1F1F1F"/>
-          <w:szCs w:val="24"/>
-          <w:lang w:val="es-PE" w:eastAsia="es-PE"/>
-        </w:rPr>
-      </w:pPr>
-      <w:r>
-        <w:rPr>
-          <w:color w:val="1F1F1F"/>
-          <w:szCs w:val="24"/>
-          <w:lang w:val="es-PE" w:eastAsia="es-PE"/>
-        </w:rPr>
-        <w:t>Entre $2 y $3</w:t>
-      </w:r>
-    </w:p>
-    <w:p>
-      <w:pPr>
-        <w:pStyle w:val="Prrafodelista"/>
-        <w:numPr>
-          <w:ilvl w:val="0"/>
-          <w:numId w:val="26"/>
-        </w:numPr>
-        <w:rPr>
-          <w:color w:val="1F1F1F"/>
-          <w:szCs w:val="24"/>
-          <w:lang w:val="es-PE" w:eastAsia="es-PE"/>
-        </w:rPr>
-      </w:pPr>
-      <w:r>
-        <w:rPr>
-          <w:color w:val="1F1F1F"/>
-          <w:szCs w:val="24"/>
-          <w:lang w:val="es-PE" w:eastAsia="es-PE"/>
-        </w:rPr>
-        <w:t>Entre $3 y $5</w:t>
-      </w:r>
-    </w:p>
-    <w:p>
-      <w:pPr>
-        <w:pStyle w:val="Prrafodelista"/>
-        <w:numPr>
-          <w:ilvl w:val="0"/>
-          <w:numId w:val="26"/>
-        </w:numPr>
-        <w:rPr>
-          <w:color w:val="1F1F1F"/>
-          <w:szCs w:val="24"/>
-          <w:lang w:val="es-PE" w:eastAsia="es-PE"/>
-        </w:rPr>
-      </w:pPr>
-      <w:r>
-        <w:rPr>
-          <w:color w:val="1F1F1F"/>
-          <w:szCs w:val="24"/>
-          <w:lang w:val="es-PE" w:eastAsia="es-PE"/>
-        </w:rPr>
-        <w:t>Más de $5</w:t>
-      </w:r>
-    </w:p>
-    <w:p>
-      <w:pPr>
-        <w:pStyle w:val="Prrafodelista"/>
-        <w:numPr>
-          <w:ilvl w:val="0"/>
-          <w:numId w:val="22"/>
-        </w:numPr>
-        <w:rPr>
-          <w:rFonts w:eastAsiaTheme="majorEastAsia"/>
-          <w:szCs w:val="24"/>
-        </w:rPr>
-      </w:pPr>
-      <w:r>
-        <w:rPr>
-          <w:rFonts w:eastAsiaTheme="majorEastAsia"/>
-          <w:szCs w:val="24"/>
-        </w:rPr>
-        <w:t>¿Ha dejado de desayunar alguna vez por falta de tiempo?</w:t>
-      </w:r>
-    </w:p>
-    <w:p>
-      <w:pPr>
-        <w:pStyle w:val="Prrafodelista"/>
-        <w:numPr>
-          <w:ilvl w:val="0"/>
-          <w:numId w:val="27"/>
-        </w:numPr>
-        <w:rPr>
-          <w:color w:val="1F1F1F"/>
-          <w:szCs w:val="24"/>
-          <w:lang w:val="es-PE" w:eastAsia="es-PE"/>
-        </w:rPr>
-      </w:pPr>
-      <w:r>
-        <w:rPr>
-          <w:color w:val="1F1F1F"/>
-          <w:szCs w:val="24"/>
-          <w:lang w:val="es-PE" w:eastAsia="es-PE"/>
-        </w:rPr>
-        <w:t>Sí, frecuentemente</w:t>
-      </w:r>
-    </w:p>
-    <w:p>
-      <w:pPr>
-        <w:pStyle w:val="Prrafodelista"/>
-        <w:numPr>
-          <w:ilvl w:val="0"/>
-          <w:numId w:val="27"/>
-        </w:numPr>
-        <w:rPr>
-          <w:color w:val="1F1F1F"/>
-          <w:szCs w:val="24"/>
-          <w:lang w:val="es-PE" w:eastAsia="es-PE"/>
-        </w:rPr>
-      </w:pPr>
-      <w:r>
-        <w:rPr>
-          <w:color w:val="1F1F1F"/>
-          <w:szCs w:val="24"/>
-          <w:lang w:val="es-PE" w:eastAsia="es-PE"/>
-        </w:rPr>
-        <w:lastRenderedPageBreak/>
-        <w:t>Algunas veces</w:t>
-      </w:r>
-    </w:p>
-    <w:p>
-      <w:pPr>
-        <w:pStyle w:val="Prrafodelista"/>
-        <w:numPr>
-          <w:ilvl w:val="0"/>
-          <w:numId w:val="27"/>
-        </w:numPr>
-        <w:rPr>
-          <w:color w:val="1F1F1F"/>
-          <w:szCs w:val="24"/>
-          <w:lang w:val="es-PE" w:eastAsia="es-PE"/>
-        </w:rPr>
-      </w:pPr>
-      <w:r>
-        <w:rPr>
-          <w:color w:val="1F1F1F"/>
-          <w:szCs w:val="24"/>
-          <w:lang w:val="es-PE" w:eastAsia="es-PE"/>
-        </w:rPr>
-        <w:t>Rara vez</w:t>
-      </w:r>
-    </w:p>
-    <w:p>
-      <w:pPr>
-        <w:pStyle w:val="Prrafodelista"/>
-        <w:numPr>
-          <w:ilvl w:val="0"/>
-          <w:numId w:val="27"/>
-        </w:numPr>
-        <w:rPr>
-          <w:color w:val="1F1F1F"/>
-          <w:szCs w:val="24"/>
-          <w:lang w:val="es-PE" w:eastAsia="es-PE"/>
-        </w:rPr>
-      </w:pPr>
-      <w:r>
-        <w:rPr>
-          <w:color w:val="1F1F1F"/>
-          <w:szCs w:val="24"/>
-          <w:lang w:val="es-PE" w:eastAsia="es-PE"/>
-        </w:rPr>
-        <w:t>Nunca</w:t>
-      </w:r>
-    </w:p>
-    <w:p>
-      <w:pPr>
-        <w:pStyle w:val="Prrafodelista"/>
-        <w:numPr>
-          <w:ilvl w:val="0"/>
-          <w:numId w:val="22"/>
-        </w:numPr>
-        <w:rPr>
-          <w:rFonts w:eastAsiaTheme="majorEastAsia"/>
-          <w:szCs w:val="24"/>
-        </w:rPr>
-      </w:pPr>
-      <w:r>
-        <w:rPr>
-          <w:rFonts w:eastAsiaTheme="majorEastAsia"/>
-          <w:szCs w:val="24"/>
-        </w:rPr>
-        <w:t>¿Estaría dispuesto a invertir entre $4 y $6 en un desayuno saludable?</w:t>
-      </w:r>
-    </w:p>
-    <w:p>
-      <w:pPr>
-        <w:pStyle w:val="Prrafodelista"/>
-        <w:numPr>
-          <w:ilvl w:val="0"/>
-          <w:numId w:val="28"/>
-        </w:numPr>
-        <w:rPr>
-          <w:color w:val="1F1F1F"/>
-          <w:szCs w:val="24"/>
-          <w:lang w:val="es-PE" w:eastAsia="es-PE"/>
-        </w:rPr>
-      </w:pPr>
-      <w:r>
-        <w:rPr>
-          <w:color w:val="1F1F1F"/>
-          <w:szCs w:val="24"/>
-          <w:lang w:val="es-PE" w:eastAsia="es-PE"/>
-        </w:rPr>
-        <w:t>Sí</w:t>
-      </w:r>
-    </w:p>
-    <w:p>
-      <w:pPr>
-        <w:pStyle w:val="Prrafodelista"/>
-        <w:numPr>
-          <w:ilvl w:val="0"/>
-          <w:numId w:val="28"/>
-        </w:numPr>
-        <w:rPr>
-          <w:color w:val="1F1F1F"/>
-          <w:szCs w:val="24"/>
-          <w:lang w:val="es-PE" w:eastAsia="es-PE"/>
-        </w:rPr>
-      </w:pPr>
-      <w:r>
-        <w:rPr>
-          <w:color w:val="1F1F1F"/>
-          <w:szCs w:val="24"/>
-          <w:lang w:val="es-PE" w:eastAsia="es-PE"/>
-        </w:rPr>
-        <w:t>No</w:t>
-      </w:r>
-    </w:p>
-    <w:p>
-      <w:pPr>
-        <w:pStyle w:val="Prrafodelista"/>
-        <w:numPr>
-          <w:ilvl w:val="0"/>
-          <w:numId w:val="28"/>
-        </w:numPr>
-        <w:rPr>
-          <w:color w:val="1F1F1F"/>
-          <w:szCs w:val="24"/>
-          <w:lang w:val="es-PE" w:eastAsia="es-PE"/>
-        </w:rPr>
-      </w:pPr>
-      <w:r>
-        <w:rPr>
-          <w:color w:val="1F1F1F"/>
-          <w:szCs w:val="24"/>
-          <w:lang w:val="es-PE" w:eastAsia="es-PE"/>
-        </w:rPr>
-        <w:t>Tal vez</w:t>
-      </w:r>
-    </w:p>
-    <w:p>
-      <w:pPr>
-        <w:pStyle w:val="Prrafodelista"/>
-        <w:numPr>
-          <w:ilvl w:val="0"/>
-          <w:numId w:val="22"/>
-        </w:numPr>
-        <w:rPr>
-          <w:rFonts w:eastAsiaTheme="majorEastAsia"/>
-          <w:szCs w:val="24"/>
-        </w:rPr>
-      </w:pPr>
-      <w:r>
-        <w:rPr>
-          <w:rFonts w:eastAsiaTheme="majorEastAsia"/>
-          <w:szCs w:val="24"/>
-        </w:rPr>
-        <w:t>Si tuviera que elegir un desayuno saludable, ¿Cuál preferiría?</w:t>
-      </w:r>
-    </w:p>
-    <w:p>
-      <w:pPr>
-        <w:pStyle w:val="Prrafodelista"/>
-        <w:numPr>
-          <w:ilvl w:val="0"/>
-          <w:numId w:val="31"/>
-        </w:numPr>
-        <w:rPr>
-          <w:color w:val="1F1F1F"/>
-          <w:szCs w:val="24"/>
-          <w:lang w:val="es-PE" w:eastAsia="es-PE"/>
-        </w:rPr>
-      </w:pPr>
-      <w:proofErr w:type="spellStart"/>
-      <w:r>
-        <w:rPr>
-          <w:color w:val="1F1F1F"/>
-          <w:szCs w:val="24"/>
-          <w:lang w:val="es-PE" w:eastAsia="es-PE"/>
-        </w:rPr>
-        <w:t>Hotcakes</w:t>
-      </w:r>
-      <w:proofErr w:type="spellEnd"/>
-      <w:r>
-        <w:rPr>
-          <w:color w:val="1F1F1F"/>
-          <w:szCs w:val="24"/>
-          <w:lang w:val="es-PE" w:eastAsia="es-PE"/>
-        </w:rPr>
-        <w:t xml:space="preserve"> saludables con frutas</w:t>
-      </w:r>
-    </w:p>
-    <w:p>
-      <w:pPr>
-        <w:pStyle w:val="Prrafodelista"/>
-        <w:numPr>
-          <w:ilvl w:val="0"/>
-          <w:numId w:val="31"/>
-        </w:numPr>
-        <w:rPr>
-          <w:color w:val="1F1F1F"/>
-          <w:szCs w:val="24"/>
-          <w:lang w:val="es-PE" w:eastAsia="es-PE"/>
-        </w:rPr>
-      </w:pPr>
-      <w:r>
-        <w:rPr>
-          <w:color w:val="1F1F1F"/>
-          <w:szCs w:val="24"/>
-          <w:lang w:val="es-PE" w:eastAsia="es-PE"/>
-        </w:rPr>
-        <w:t>Bebidas nutritivas (ej. ponche de habas)</w:t>
-      </w:r>
-    </w:p>
-    <w:p>
-      <w:pPr>
-        <w:pStyle w:val="Prrafodelista"/>
-        <w:numPr>
-          <w:ilvl w:val="0"/>
-          <w:numId w:val="31"/>
-        </w:numPr>
-        <w:rPr>
-          <w:color w:val="1F1F1F"/>
-          <w:szCs w:val="24"/>
-          <w:lang w:val="es-PE" w:eastAsia="es-PE"/>
-        </w:rPr>
-      </w:pPr>
-      <w:r>
-        <w:rPr>
-          <w:color w:val="1F1F1F"/>
-          <w:szCs w:val="24"/>
-          <w:lang w:val="es-PE" w:eastAsia="es-PE"/>
-        </w:rPr>
-        <w:t>Combos de desayuno saludable</w:t>
-      </w:r>
-    </w:p>
-    <w:p>
-      <w:pPr>
-        <w:pStyle w:val="Prrafodelista"/>
-        <w:numPr>
-          <w:ilvl w:val="0"/>
-          <w:numId w:val="31"/>
-        </w:numPr>
-        <w:rPr>
-          <w:color w:val="1F1F1F"/>
-          <w:szCs w:val="24"/>
-          <w:lang w:val="es-PE" w:eastAsia="es-PE"/>
-        </w:rPr>
-      </w:pPr>
-      <w:r>
-        <w:rPr>
-          <w:color w:val="1F1F1F"/>
-          <w:szCs w:val="24"/>
-          <w:lang w:val="es-PE" w:eastAsia="es-PE"/>
-        </w:rPr>
-        <w:t>Snacks saludables rápidos</w:t>
-      </w:r>
-    </w:p>
-    <w:p>
-      <w:pPr>
-        <w:pStyle w:val="Prrafodelista"/>
-        <w:numPr>
-          <w:ilvl w:val="0"/>
-          <w:numId w:val="22"/>
-        </w:numPr>
-        <w:rPr>
-          <w:rFonts w:eastAsiaTheme="majorEastAsia"/>
-          <w:szCs w:val="24"/>
-        </w:rPr>
-      </w:pPr>
-      <w:r>
-        <w:rPr>
-          <w:rFonts w:eastAsiaTheme="majorEastAsia"/>
-          <w:szCs w:val="24"/>
-        </w:rPr>
-        <w:t xml:space="preserve">¿Qué valoraría más en un servicio de desayuno como Easy </w:t>
-      </w:r>
-      <w:proofErr w:type="spellStart"/>
-      <w:r>
-        <w:rPr>
-          <w:rFonts w:eastAsiaTheme="majorEastAsia"/>
-          <w:szCs w:val="24"/>
-        </w:rPr>
-        <w:t>Breakfast</w:t>
-      </w:r>
-      <w:proofErr w:type="spellEnd"/>
-      <w:r>
-        <w:rPr>
-          <w:rFonts w:eastAsiaTheme="majorEastAsia"/>
-          <w:szCs w:val="24"/>
-        </w:rPr>
-        <w:t>?</w:t>
-      </w:r>
-    </w:p>
-    <w:p>
-      <w:pPr>
-        <w:pStyle w:val="Prrafodelista"/>
-        <w:numPr>
-          <w:ilvl w:val="0"/>
-          <w:numId w:val="32"/>
-        </w:numPr>
-        <w:rPr>
-          <w:color w:val="1F1F1F"/>
-          <w:szCs w:val="24"/>
-          <w:lang w:val="es-PE" w:eastAsia="es-PE"/>
-        </w:rPr>
-      </w:pPr>
-      <w:r>
-        <w:rPr>
-          <w:color w:val="1F1F1F"/>
-          <w:szCs w:val="24"/>
-          <w:lang w:val="es-PE" w:eastAsia="es-PE"/>
-        </w:rPr>
-        <w:t>Entrega puntual</w:t>
-      </w:r>
-    </w:p>
-    <w:p>
-      <w:pPr>
-        <w:pStyle w:val="Prrafodelista"/>
-        <w:numPr>
-          <w:ilvl w:val="0"/>
-          <w:numId w:val="32"/>
-        </w:numPr>
-        <w:rPr>
-          <w:color w:val="1F1F1F"/>
-          <w:szCs w:val="24"/>
-          <w:lang w:val="es-PE" w:eastAsia="es-PE"/>
-        </w:rPr>
-      </w:pPr>
-      <w:r>
-        <w:rPr>
-          <w:color w:val="1F1F1F"/>
-          <w:szCs w:val="24"/>
-          <w:lang w:val="es-PE" w:eastAsia="es-PE"/>
-        </w:rPr>
-        <w:t>Alimentos saludables</w:t>
-      </w:r>
-    </w:p>
-    <w:p>
-      <w:pPr>
-        <w:pStyle w:val="Prrafodelista"/>
-        <w:numPr>
-          <w:ilvl w:val="0"/>
-          <w:numId w:val="32"/>
-        </w:numPr>
-        <w:rPr>
-          <w:color w:val="1F1F1F"/>
-          <w:szCs w:val="24"/>
-          <w:lang w:val="es-PE" w:eastAsia="es-PE"/>
-        </w:rPr>
-      </w:pPr>
-      <w:r>
-        <w:rPr>
-          <w:color w:val="1F1F1F"/>
-          <w:szCs w:val="24"/>
-          <w:lang w:val="es-PE" w:eastAsia="es-PE"/>
-        </w:rPr>
-        <w:t>Precio accesible</w:t>
-      </w:r>
-    </w:p>
-    <w:p>
-      <w:pPr>
         <w:pStyle w:val="FigureStyle"/>
         <w:rPr>
           <w:b/>
@@ -15735,7 +14652,7 @@
       <w:pPr>
         <w:pStyle w:val="FigureStyle"/>
       </w:pPr>
-      <w:bookmarkStart w:id="52" w:name="_Toc224490733"/>
+      <w:bookmarkStart w:id="55" w:name="_Toc224490733"/>
       <w:r>
         <w:rPr>
           <w:b/>
@@ -15801,7 +14718,7 @@
       <w:r>
         <w:t>referencias del consumidor</w:t>
       </w:r>
-      <w:bookmarkEnd w:id="52"/>
+      <w:bookmarkEnd w:id="55"/>
     </w:p>
     <w:p>
       <w:pPr>
@@ -15881,26 +14798,28 @@
     <w:p>
       <w:pPr>
         <w:pStyle w:val="FigureStyle"/>
-      </w:pPr>
-      <w:bookmarkStart w:id="53" w:name="_Toc224490734"/>
-      <w:r>
         <w:rPr>
           <w:b/>
           <w:bCs/>
           <w:i w:val="0"/>
           <w:iCs/>
         </w:rPr>
-        <w:t xml:space="preserve">Anexo </w:t>
-      </w:r>
-      <w:r>
+      </w:pPr>
+      <w:bookmarkStart w:id="56" w:name="_Toc224490741"/>
+    </w:p>
+    <w:p>
+      <w:pPr>
+        <w:pStyle w:val="FigureStyle"/>
+        <w:tabs>
+          <w:tab w:val="left" w:pos="1838"/>
+        </w:tabs>
         <w:rPr>
           <w:b/>
           <w:bCs/>
           <w:i w:val="0"/>
           <w:iCs/>
         </w:rPr>
-        <w:fldChar w:fldCharType="begin"/>
-      </w:r>
+      </w:pPr>
       <w:r>
         <w:rPr>
           <w:b/>
@@ -15908,1057 +14827,30 @@
           <w:i w:val="0"/>
           <w:iCs/>
         </w:rPr>
-        <w:instrText xml:space="preserve"> SEQ Anexo \* ARABIC </w:instrText>
-      </w:r>
-      <w:r>
+        <w:t>……</w:t>
+      </w:r>
+    </w:p>
+    <w:p>
+      <w:pPr>
+        <w:pStyle w:val="FigureStyle"/>
+        <w:tabs>
+          <w:tab w:val="left" w:pos="1838"/>
+        </w:tabs>
         <w:rPr>
           <w:b/>
           <w:bCs/>
           <w:i w:val="0"/>
           <w:iCs/>
         </w:rPr>
-        <w:fldChar w:fldCharType="separate"/>
-      </w:r>
-      <w:r>
-        <w:rPr>
-          <w:b/>
-          <w:bCs/>
-          <w:i w:val="0"/>
-          <w:iCs/>
-          <w:noProof/>
-        </w:rPr>
-        <w:t>2</w:t>
-      </w:r>
-      <w:r>
-        <w:rPr>
-          <w:b/>
-          <w:bCs/>
-          <w:i w:val="0"/>
-          <w:iCs/>
-        </w:rPr>
-        <w:fldChar w:fldCharType="end"/>
-      </w:r>
-      <w:r>
-        <w:br/>
-        <w:t>Frecuencia de desayuno</w:t>
-      </w:r>
-      <w:bookmarkEnd w:id="53"/>
+      </w:pPr>
     </w:p>
     <w:p>
-      <w:r>
-        <w:rPr>
-          <w:noProof/>
-        </w:rPr>
-        <w:drawing>
-          <wp:inline distT="0" distB="0" distL="0" distR="0" wp14:anchorId="4149A053" wp14:editId="588F479A">
-            <wp:extent cx="5255895" cy="2212340"/>
-            <wp:effectExtent l="0" t="0" r="1905" b="0"/>
-            <wp:docPr id="17" name="Imagen 17" descr="Gráfico de las respuestas de Formularios. Título de la pregunta: 2. ¿Con qué frecuencia desayuna antes de iniciar sus actividades diarias?  . Número de respuestas: 53 respuestas."/>
-            <wp:cNvGraphicFramePr>
-              <a:graphicFrameLocks xmlns:a="http://schemas.openxmlformats.org/drawingml/2006/main" noChangeAspect="1"/>
-            </wp:cNvGraphicFramePr>
-            <a:graphic xmlns:a="http://schemas.openxmlformats.org/drawingml/2006/main">
-              <a:graphicData uri="http://schemas.openxmlformats.org/drawingml/2006/picture">
-                <pic:pic xmlns:pic="http://schemas.openxmlformats.org/drawingml/2006/picture">
-                  <pic:nvPicPr>
-                    <pic:cNvPr id="0" name="Picture 10" descr="Gráfico de las respuestas de Formularios. Título de la pregunta: 2. ¿Con qué frecuencia desayuna antes de iniciar sus actividades diarias?  . Número de respuestas: 53 respuestas."/>
-                    <pic:cNvPicPr>
-                      <a:picLocks noChangeAspect="1" noChangeArrowheads="1"/>
-                    </pic:cNvPicPr>
-                  </pic:nvPicPr>
-                  <pic:blipFill>
-                    <a:blip r:embed="rId18" cstate="print">
-                      <a:extLst>
-                        <a:ext uri="{28A0092B-C50C-407E-A947-70E740481C1C}">
-                          <a14:useLocalDpi xmlns:a14="http://schemas.microsoft.com/office/drawing/2010/main" val="0"/>
-                        </a:ext>
-                      </a:extLst>
-                    </a:blip>
-                    <a:srcRect/>
-                    <a:stretch>
-                      <a:fillRect/>
-                    </a:stretch>
-                  </pic:blipFill>
-                  <pic:spPr bwMode="auto">
-                    <a:xfrm>
-                      <a:off x="0" y="0"/>
-                      <a:ext cx="5255895" cy="2212340"/>
-                    </a:xfrm>
-                    <a:prstGeom prst="rect">
-                      <a:avLst/>
-                    </a:prstGeom>
-                    <a:noFill/>
-                    <a:ln>
-                      <a:noFill/>
-                    </a:ln>
-                  </pic:spPr>
-                </pic:pic>
-              </a:graphicData>
-            </a:graphic>
-          </wp:inline>
-        </w:drawing>
-      </w:r>
-    </w:p>
-    <w:p>
-      <w:r>
-        <w:rPr>
-          <w:b/>
-          <w:bCs/>
-        </w:rPr>
-        <w:t>Nota:</w:t>
-      </w:r>
-      <w:r>
-        <w:t xml:space="preserve"> Muestra la frecuencia en la que los encuestados desayunan.</w:t>
-      </w:r>
-    </w:p>
-    <w:p>
       <w:pPr>
         <w:pStyle w:val="FigureStyle"/>
-      </w:pPr>
-      <w:bookmarkStart w:id="54" w:name="_Toc224490735"/>
-      <w:r>
-        <w:rPr>
-          <w:b/>
-          <w:bCs/>
-          <w:i w:val="0"/>
-          <w:iCs/>
-        </w:rPr>
-        <w:lastRenderedPageBreak/>
-        <w:t xml:space="preserve">Anexo </w:t>
-      </w:r>
-      <w:r>
-        <w:rPr>
-          <w:b/>
-          <w:bCs/>
-          <w:i w:val="0"/>
-          <w:iCs/>
-        </w:rPr>
-        <w:fldChar w:fldCharType="begin"/>
-      </w:r>
-      <w:r>
-        <w:rPr>
-          <w:b/>
-          <w:bCs/>
-          <w:i w:val="0"/>
-          <w:iCs/>
-        </w:rPr>
-        <w:instrText xml:space="preserve"> SEQ Anexo \* ARABIC </w:instrText>
-      </w:r>
-      <w:r>
-        <w:rPr>
-          <w:b/>
-          <w:bCs/>
-          <w:i w:val="0"/>
-          <w:iCs/>
-        </w:rPr>
-        <w:fldChar w:fldCharType="separate"/>
-      </w:r>
-      <w:r>
-        <w:rPr>
-          <w:b/>
-          <w:bCs/>
-          <w:i w:val="0"/>
-          <w:iCs/>
-          <w:noProof/>
-        </w:rPr>
-        <w:t>3</w:t>
-      </w:r>
-      <w:r>
-        <w:rPr>
-          <w:b/>
-          <w:bCs/>
-          <w:i w:val="0"/>
-          <w:iCs/>
-        </w:rPr>
-        <w:fldChar w:fldCharType="end"/>
-      </w:r>
-      <w:r>
-        <w:br/>
-        <w:t>Consideraciones de importancia</w:t>
-      </w:r>
-      <w:r>
-        <w:t xml:space="preserve"> en un desayuno</w:t>
-      </w:r>
-      <w:bookmarkEnd w:id="54"/>
-    </w:p>
-    <w:p>
-      <w:r>
-        <w:rPr>
-          <w:noProof/>
-        </w:rPr>
-        <w:drawing>
-          <wp:inline distT="0" distB="0" distL="0" distR="0" wp14:anchorId="552F29A8" wp14:editId="674584CF">
-            <wp:extent cx="5255895" cy="2212340"/>
-            <wp:effectExtent l="0" t="0" r="1905" b="0"/>
-            <wp:docPr id="18" name="Imagen 18" descr="Gráfico de las respuestas de Formularios. Título de la pregunta: 3. ¿Qué aspectos considera más importantes al elegir un desayuno?  . Número de respuestas: 53 respuestas."/>
-            <wp:cNvGraphicFramePr>
-              <a:graphicFrameLocks xmlns:a="http://schemas.openxmlformats.org/drawingml/2006/main" noChangeAspect="1"/>
-            </wp:cNvGraphicFramePr>
-            <a:graphic xmlns:a="http://schemas.openxmlformats.org/drawingml/2006/main">
-              <a:graphicData uri="http://schemas.openxmlformats.org/drawingml/2006/picture">
-                <pic:pic xmlns:pic="http://schemas.openxmlformats.org/drawingml/2006/picture">
-                  <pic:nvPicPr>
-                    <pic:cNvPr id="0" name="Picture 12" descr="Gráfico de las respuestas de Formularios. Título de la pregunta: 3. ¿Qué aspectos considera más importantes al elegir un desayuno?  . Número de respuestas: 53 respuestas."/>
-                    <pic:cNvPicPr>
-                      <a:picLocks noChangeAspect="1" noChangeArrowheads="1"/>
-                    </pic:cNvPicPr>
-                  </pic:nvPicPr>
-                  <pic:blipFill>
-                    <a:blip r:embed="rId19" cstate="print">
-                      <a:extLst>
-                        <a:ext uri="{28A0092B-C50C-407E-A947-70E740481C1C}">
-                          <a14:useLocalDpi xmlns:a14="http://schemas.microsoft.com/office/drawing/2010/main" val="0"/>
-                        </a:ext>
-                      </a:extLst>
-                    </a:blip>
-                    <a:srcRect/>
-                    <a:stretch>
-                      <a:fillRect/>
-                    </a:stretch>
-                  </pic:blipFill>
-                  <pic:spPr bwMode="auto">
-                    <a:xfrm>
-                      <a:off x="0" y="0"/>
-                      <a:ext cx="5255895" cy="2212340"/>
-                    </a:xfrm>
-                    <a:prstGeom prst="rect">
-                      <a:avLst/>
-                    </a:prstGeom>
-                    <a:noFill/>
-                    <a:ln>
-                      <a:noFill/>
-                    </a:ln>
-                  </pic:spPr>
-                </pic:pic>
-              </a:graphicData>
-            </a:graphic>
-          </wp:inline>
-        </w:drawing>
-      </w:r>
-    </w:p>
-    <w:p>
-      <w:r>
-        <w:rPr>
-          <w:b/>
-          <w:bCs/>
-        </w:rPr>
-        <w:t>Nota:</w:t>
-      </w:r>
-      <w:r>
-        <w:t xml:space="preserve"> Muestra los aspectos que se consideran más importantes al elegir un desayuno.</w:t>
-      </w:r>
-    </w:p>
-    <w:p>
-      <w:pPr>
-        <w:jc w:val="left"/>
-        <w:rPr>
-          <w:i/>
-          <w:iCs/>
-        </w:rPr>
-      </w:pPr>
-      <w:bookmarkStart w:id="55" w:name="_Toc224490736"/>
-      <w:r>
-        <w:rPr>
-          <w:b/>
-          <w:bCs/>
-        </w:rPr>
-        <w:t xml:space="preserve">Anexo </w:t>
-      </w:r>
-      <w:r>
-        <w:rPr>
-          <w:b/>
-          <w:bCs/>
-        </w:rPr>
-        <w:fldChar w:fldCharType="begin"/>
-      </w:r>
-      <w:r>
-        <w:rPr>
-          <w:b/>
-          <w:bCs/>
-        </w:rPr>
-        <w:instrText xml:space="preserve"> SEQ Anexo \* ARABIC </w:instrText>
-      </w:r>
-      <w:r>
-        <w:rPr>
-          <w:b/>
-          <w:bCs/>
-        </w:rPr>
-        <w:fldChar w:fldCharType="separate"/>
-      </w:r>
-      <w:r>
-        <w:rPr>
-          <w:b/>
-          <w:bCs/>
-          <w:noProof/>
-        </w:rPr>
-        <w:t>4</w:t>
-      </w:r>
-      <w:r>
-        <w:rPr>
-          <w:b/>
-          <w:bCs/>
-        </w:rPr>
-        <w:fldChar w:fldCharType="end"/>
-      </w:r>
-      <w:r>
-        <w:rPr>
-          <w:i/>
-          <w:iCs/>
-        </w:rPr>
-        <w:br/>
-        <w:t>Dinero que se destina al desayuno.</w:t>
-      </w:r>
-      <w:bookmarkEnd w:id="55"/>
-    </w:p>
-    <w:p>
-      <w:r>
-        <w:rPr>
-          <w:noProof/>
-        </w:rPr>
-        <w:drawing>
-          <wp:inline distT="0" distB="0" distL="0" distR="0" wp14:anchorId="07BF2B3A" wp14:editId="3D0B2E3B">
-            <wp:extent cx="5255895" cy="2212340"/>
-            <wp:effectExtent l="0" t="0" r="1905" b="0"/>
-            <wp:docPr id="20" name="Imagen 20" descr="Gráfico de las respuestas de Formularios. Título de la pregunta: 4. ¿Cuánto dinero destina aproximadamente para su desayuno diario?  . Número de respuestas: 53 respuestas."/>
-            <wp:cNvGraphicFramePr>
-              <a:graphicFrameLocks xmlns:a="http://schemas.openxmlformats.org/drawingml/2006/main" noChangeAspect="1"/>
-            </wp:cNvGraphicFramePr>
-            <a:graphic xmlns:a="http://schemas.openxmlformats.org/drawingml/2006/main">
-              <a:graphicData uri="http://schemas.openxmlformats.org/drawingml/2006/picture">
-                <pic:pic xmlns:pic="http://schemas.openxmlformats.org/drawingml/2006/picture">
-                  <pic:nvPicPr>
-                    <pic:cNvPr id="0" name="Picture 14" descr="Gráfico de las respuestas de Formularios. Título de la pregunta: 4. ¿Cuánto dinero destina aproximadamente para su desayuno diario?  . Número de respuestas: 53 respuestas."/>
-                    <pic:cNvPicPr>
-                      <a:picLocks noChangeAspect="1" noChangeArrowheads="1"/>
-                    </pic:cNvPicPr>
-                  </pic:nvPicPr>
-                  <pic:blipFill>
-                    <a:blip r:embed="rId20" cstate="print">
-                      <a:extLst>
-                        <a:ext uri="{28A0092B-C50C-407E-A947-70E740481C1C}">
-                          <a14:useLocalDpi xmlns:a14="http://schemas.microsoft.com/office/drawing/2010/main" val="0"/>
-                        </a:ext>
-                      </a:extLst>
-                    </a:blip>
-                    <a:srcRect/>
-                    <a:stretch>
-                      <a:fillRect/>
-                    </a:stretch>
-                  </pic:blipFill>
-                  <pic:spPr bwMode="auto">
-                    <a:xfrm>
-                      <a:off x="0" y="0"/>
-                      <a:ext cx="5255895" cy="2212340"/>
-                    </a:xfrm>
-                    <a:prstGeom prst="rect">
-                      <a:avLst/>
-                    </a:prstGeom>
-                    <a:noFill/>
-                    <a:ln>
-                      <a:noFill/>
-                    </a:ln>
-                  </pic:spPr>
-                </pic:pic>
-              </a:graphicData>
-            </a:graphic>
-          </wp:inline>
-        </w:drawing>
-      </w:r>
-    </w:p>
-    <w:p>
-      <w:r>
-        <w:rPr>
-          <w:b/>
-          <w:bCs/>
-        </w:rPr>
-        <w:t>Nota:</w:t>
-      </w:r>
-      <w:r>
-        <w:t xml:space="preserve"> </w:t>
-      </w:r>
-      <w:r>
-        <w:t>M</w:t>
-      </w:r>
-      <w:r>
-        <w:t xml:space="preserve">uestra </w:t>
-      </w:r>
-      <w:r>
-        <w:t>cuánto</w:t>
-      </w:r>
-      <w:r>
-        <w:t xml:space="preserve"> dinero se destina a desayunar cada día.</w:t>
-      </w:r>
-    </w:p>
-    <w:p>
-      <w:pPr>
-        <w:jc w:val="left"/>
-        <w:rPr>
-          <w:i/>
-          <w:iCs/>
-        </w:rPr>
-      </w:pPr>
-      <w:bookmarkStart w:id="56" w:name="_Toc224490737"/>
-      <w:r>
-        <w:rPr>
-          <w:b/>
-          <w:bCs/>
-        </w:rPr>
-        <w:lastRenderedPageBreak/>
-        <w:t xml:space="preserve">Anexo </w:t>
-      </w:r>
-      <w:r>
-        <w:rPr>
-          <w:b/>
-          <w:bCs/>
-        </w:rPr>
-        <w:fldChar w:fldCharType="begin"/>
-      </w:r>
-      <w:r>
-        <w:rPr>
-          <w:b/>
-          <w:bCs/>
-        </w:rPr>
-        <w:instrText xml:space="preserve"> SEQ Anexo \* ARABIC </w:instrText>
-      </w:r>
-      <w:r>
-        <w:rPr>
-          <w:b/>
-          <w:bCs/>
-        </w:rPr>
-        <w:fldChar w:fldCharType="separate"/>
-      </w:r>
-      <w:r>
-        <w:rPr>
-          <w:b/>
-          <w:bCs/>
-          <w:noProof/>
-        </w:rPr>
-        <w:t>5</w:t>
-      </w:r>
-      <w:r>
-        <w:rPr>
-          <w:b/>
-          <w:bCs/>
-        </w:rPr>
-        <w:fldChar w:fldCharType="end"/>
-      </w:r>
-      <w:r>
-        <w:rPr>
-          <w:i/>
-          <w:iCs/>
-        </w:rPr>
-        <w:br/>
-      </w:r>
-      <w:r>
-        <w:rPr>
-          <w:i/>
-          <w:iCs/>
-        </w:rPr>
-        <w:t xml:space="preserve">Personas que no </w:t>
-      </w:r>
-      <w:r>
-        <w:rPr>
-          <w:i/>
-          <w:iCs/>
-        </w:rPr>
-        <w:t>desayun</w:t>
-      </w:r>
-      <w:r>
-        <w:rPr>
-          <w:i/>
-          <w:iCs/>
-        </w:rPr>
-        <w:t>an</w:t>
-      </w:r>
-      <w:r>
-        <w:rPr>
-          <w:i/>
-          <w:iCs/>
-        </w:rPr>
-        <w:t xml:space="preserve"> por falta de tiempo.</w:t>
-      </w:r>
-      <w:bookmarkEnd w:id="56"/>
-    </w:p>
-    <w:p>
-      <w:r>
-        <w:rPr>
-          <w:noProof/>
-        </w:rPr>
-        <w:drawing>
-          <wp:inline distT="0" distB="0" distL="0" distR="0" wp14:anchorId="39E750AB" wp14:editId="5FEC5920">
-            <wp:extent cx="5255895" cy="2212340"/>
-            <wp:effectExtent l="0" t="0" r="1905" b="0"/>
-            <wp:docPr id="26" name="Imagen 26" descr="Gráfico de las respuestas de Formularios. Título de la pregunta: 5. ¿Ha dejado de desayunar alguna vez por falta de tiempo?  . Número de respuestas: 53 respuestas."/>
-            <wp:cNvGraphicFramePr>
-              <a:graphicFrameLocks xmlns:a="http://schemas.openxmlformats.org/drawingml/2006/main" noChangeAspect="1"/>
-            </wp:cNvGraphicFramePr>
-            <a:graphic xmlns:a="http://schemas.openxmlformats.org/drawingml/2006/main">
-              <a:graphicData uri="http://schemas.openxmlformats.org/drawingml/2006/picture">
-                <pic:pic xmlns:pic="http://schemas.openxmlformats.org/drawingml/2006/picture">
-                  <pic:nvPicPr>
-                    <pic:cNvPr id="0" name="Picture 16" descr="Gráfico de las respuestas de Formularios. Título de la pregunta: 5. ¿Ha dejado de desayunar alguna vez por falta de tiempo?  . Número de respuestas: 53 respuestas."/>
-                    <pic:cNvPicPr>
-                      <a:picLocks noChangeAspect="1" noChangeArrowheads="1"/>
-                    </pic:cNvPicPr>
-                  </pic:nvPicPr>
-                  <pic:blipFill>
-                    <a:blip r:embed="rId21" cstate="print">
-                      <a:extLst>
-                        <a:ext uri="{28A0092B-C50C-407E-A947-70E740481C1C}">
-                          <a14:useLocalDpi xmlns:a14="http://schemas.microsoft.com/office/drawing/2010/main" val="0"/>
-                        </a:ext>
-                      </a:extLst>
-                    </a:blip>
-                    <a:srcRect/>
-                    <a:stretch>
-                      <a:fillRect/>
-                    </a:stretch>
-                  </pic:blipFill>
-                  <pic:spPr bwMode="auto">
-                    <a:xfrm>
-                      <a:off x="0" y="0"/>
-                      <a:ext cx="5255895" cy="2212340"/>
-                    </a:xfrm>
-                    <a:prstGeom prst="rect">
-                      <a:avLst/>
-                    </a:prstGeom>
-                    <a:noFill/>
-                    <a:ln>
-                      <a:noFill/>
-                    </a:ln>
-                  </pic:spPr>
-                </pic:pic>
-              </a:graphicData>
-            </a:graphic>
-          </wp:inline>
-        </w:drawing>
-      </w:r>
-    </w:p>
-    <w:p>
-      <w:r>
-        <w:rPr>
-          <w:b/>
-          <w:bCs/>
-        </w:rPr>
-        <w:t>Nota:</w:t>
-      </w:r>
-      <w:r>
-        <w:t xml:space="preserve"> Muestra la cantidad de personas que han dejado de desayunar por falta de tiempo.</w:t>
-      </w:r>
-    </w:p>
-    <w:p>
-      <w:pPr>
-        <w:jc w:val="left"/>
-        <w:rPr>
-          <w:i/>
-          <w:iCs/>
-        </w:rPr>
-      </w:pPr>
-      <w:bookmarkStart w:id="57" w:name="_Toc224490738"/>
-      <w:r>
-        <w:rPr>
-          <w:b/>
-          <w:bCs/>
-        </w:rPr>
-        <w:t xml:space="preserve">Anexo </w:t>
-      </w:r>
-      <w:r>
-        <w:rPr>
-          <w:b/>
-          <w:bCs/>
-        </w:rPr>
-        <w:fldChar w:fldCharType="begin"/>
-      </w:r>
-      <w:r>
-        <w:rPr>
-          <w:b/>
-          <w:bCs/>
-        </w:rPr>
-        <w:instrText xml:space="preserve"> SEQ Anexo \* ARABIC </w:instrText>
-      </w:r>
-      <w:r>
-        <w:rPr>
-          <w:b/>
-          <w:bCs/>
-        </w:rPr>
-        <w:fldChar w:fldCharType="separate"/>
-      </w:r>
-      <w:r>
-        <w:rPr>
-          <w:b/>
-          <w:bCs/>
-          <w:noProof/>
-        </w:rPr>
-        <w:t>6</w:t>
-      </w:r>
-      <w:r>
-        <w:rPr>
-          <w:b/>
-          <w:bCs/>
-        </w:rPr>
-        <w:fldChar w:fldCharType="end"/>
-      </w:r>
-      <w:r>
-        <w:rPr>
-          <w:i/>
-          <w:iCs/>
-        </w:rPr>
-        <w:br/>
-      </w:r>
-      <w:r>
-        <w:rPr>
-          <w:i/>
-          <w:iCs/>
-        </w:rPr>
-        <w:t>Disposición a invertir en un</w:t>
-      </w:r>
-      <w:r>
-        <w:rPr>
-          <w:i/>
-          <w:iCs/>
-        </w:rPr>
-        <w:t xml:space="preserve"> desayun</w:t>
-      </w:r>
-      <w:r>
-        <w:rPr>
-          <w:i/>
-          <w:iCs/>
-        </w:rPr>
-        <w:t>o</w:t>
-      </w:r>
-      <w:r>
-        <w:rPr>
-          <w:i/>
-          <w:iCs/>
-        </w:rPr>
-        <w:t xml:space="preserve"> saludable.</w:t>
-      </w:r>
-      <w:bookmarkEnd w:id="57"/>
-    </w:p>
-    <w:p>
-      <w:r>
-        <w:rPr>
-          <w:noProof/>
-        </w:rPr>
-        <w:drawing>
-          <wp:inline distT="0" distB="0" distL="0" distR="0" wp14:anchorId="67F42547" wp14:editId="46187E55">
-            <wp:extent cx="5255895" cy="2212340"/>
-            <wp:effectExtent l="0" t="0" r="1905" b="0"/>
-            <wp:docPr id="27" name="Imagen 27" descr="Gráfico de las respuestas de Formularios. Título de la pregunta: 6. ¿Estaría dispuesto a invertir entre $4 y $6 en un desayuno saludable?. Número de respuestas: 52 respuestas."/>
-            <wp:cNvGraphicFramePr>
-              <a:graphicFrameLocks xmlns:a="http://schemas.openxmlformats.org/drawingml/2006/main" noChangeAspect="1"/>
-            </wp:cNvGraphicFramePr>
-            <a:graphic xmlns:a="http://schemas.openxmlformats.org/drawingml/2006/main">
-              <a:graphicData uri="http://schemas.openxmlformats.org/drawingml/2006/picture">
-                <pic:pic xmlns:pic="http://schemas.openxmlformats.org/drawingml/2006/picture">
-                  <pic:nvPicPr>
-                    <pic:cNvPr id="0" name="Picture 18" descr="Gráfico de las respuestas de Formularios. Título de la pregunta: 6. ¿Estaría dispuesto a invertir entre $4 y $6 en un desayuno saludable?. Número de respuestas: 52 respuestas."/>
-                    <pic:cNvPicPr>
-                      <a:picLocks noChangeAspect="1" noChangeArrowheads="1"/>
-                    </pic:cNvPicPr>
-                  </pic:nvPicPr>
-                  <pic:blipFill>
-                    <a:blip r:embed="rId22" cstate="print">
-                      <a:extLst>
-                        <a:ext uri="{28A0092B-C50C-407E-A947-70E740481C1C}">
-                          <a14:useLocalDpi xmlns:a14="http://schemas.microsoft.com/office/drawing/2010/main" val="0"/>
-                        </a:ext>
-                      </a:extLst>
-                    </a:blip>
-                    <a:srcRect/>
-                    <a:stretch>
-                      <a:fillRect/>
-                    </a:stretch>
-                  </pic:blipFill>
-                  <pic:spPr bwMode="auto">
-                    <a:xfrm>
-                      <a:off x="0" y="0"/>
-                      <a:ext cx="5255895" cy="2212340"/>
-                    </a:xfrm>
-                    <a:prstGeom prst="rect">
-                      <a:avLst/>
-                    </a:prstGeom>
-                    <a:noFill/>
-                    <a:ln>
-                      <a:noFill/>
-                    </a:ln>
-                  </pic:spPr>
-                </pic:pic>
-              </a:graphicData>
-            </a:graphic>
-          </wp:inline>
-        </w:drawing>
-      </w:r>
-    </w:p>
-    <w:p>
-      <w:r>
-        <w:rPr>
-          <w:b/>
-          <w:bCs/>
-        </w:rPr>
-        <w:t>Nota:</w:t>
-      </w:r>
-      <w:r>
-        <w:t xml:space="preserve"> Muestra la </w:t>
-      </w:r>
-      <w:r>
-        <w:t>cantidad de dinero que se está dispuesto a invertir en</w:t>
-      </w:r>
-      <w:r>
-        <w:t xml:space="preserve"> desayunar de </w:t>
-      </w:r>
-      <w:r>
-        <w:lastRenderedPageBreak/>
-        <w:t>forma saludable.</w:t>
-      </w:r>
-    </w:p>
-    <w:p>
-      <w:pPr>
-        <w:jc w:val="left"/>
-        <w:rPr>
-          <w:i/>
-          <w:iCs/>
-        </w:rPr>
-      </w:pPr>
-      <w:bookmarkStart w:id="58" w:name="_Toc224490739"/>
-      <w:r>
-        <w:rPr>
-          <w:b/>
-          <w:bCs/>
-        </w:rPr>
-        <w:t xml:space="preserve">Anexo </w:t>
-      </w:r>
-      <w:r>
-        <w:rPr>
-          <w:b/>
-          <w:bCs/>
-        </w:rPr>
-        <w:fldChar w:fldCharType="begin"/>
-      </w:r>
-      <w:r>
-        <w:rPr>
-          <w:b/>
-          <w:bCs/>
-        </w:rPr>
-        <w:instrText xml:space="preserve"> SEQ Anexo \* ARABIC </w:instrText>
-      </w:r>
-      <w:r>
-        <w:rPr>
-          <w:b/>
-          <w:bCs/>
-        </w:rPr>
-        <w:fldChar w:fldCharType="separate"/>
-      </w:r>
-      <w:r>
-        <w:rPr>
-          <w:b/>
-          <w:bCs/>
-          <w:noProof/>
-        </w:rPr>
-        <w:t>7</w:t>
-      </w:r>
-      <w:r>
-        <w:rPr>
-          <w:b/>
-          <w:bCs/>
-        </w:rPr>
-        <w:fldChar w:fldCharType="end"/>
-      </w:r>
-      <w:r>
-        <w:rPr>
-          <w:i/>
-          <w:iCs/>
-        </w:rPr>
-        <w:br/>
-      </w:r>
-      <w:r>
-        <w:rPr>
-          <w:i/>
-          <w:iCs/>
-        </w:rPr>
-        <w:t>Elección de desayunos saludables</w:t>
-      </w:r>
-      <w:r>
-        <w:rPr>
-          <w:i/>
-          <w:iCs/>
-        </w:rPr>
-        <w:t>.</w:t>
-      </w:r>
-      <w:bookmarkEnd w:id="58"/>
-    </w:p>
-    <w:p>
-      <w:r>
-        <w:rPr>
-          <w:noProof/>
-        </w:rPr>
-        <w:drawing>
-          <wp:inline distT="0" distB="0" distL="0" distR="0" wp14:anchorId="0523C617" wp14:editId="57738371">
-            <wp:extent cx="5255895" cy="2212340"/>
-            <wp:effectExtent l="0" t="0" r="1905" b="0"/>
-            <wp:docPr id="28" name="Imagen 28" descr="Gráfico de las respuestas de Formularios. Título de la pregunta: 7. Si tuviera que elegir un desayuno saludable, ¿Cuál preferiría?  . Número de respuestas: 53 respuestas."/>
-            <wp:cNvGraphicFramePr>
-              <a:graphicFrameLocks xmlns:a="http://schemas.openxmlformats.org/drawingml/2006/main" noChangeAspect="1"/>
-            </wp:cNvGraphicFramePr>
-            <a:graphic xmlns:a="http://schemas.openxmlformats.org/drawingml/2006/main">
-              <a:graphicData uri="http://schemas.openxmlformats.org/drawingml/2006/picture">
-                <pic:pic xmlns:pic="http://schemas.openxmlformats.org/drawingml/2006/picture">
-                  <pic:nvPicPr>
-                    <pic:cNvPr id="0" name="Picture 20" descr="Gráfico de las respuestas de Formularios. Título de la pregunta: 7. Si tuviera que elegir un desayuno saludable, ¿Cuál preferiría?  . Número de respuestas: 53 respuestas."/>
-                    <pic:cNvPicPr>
-                      <a:picLocks noChangeAspect="1" noChangeArrowheads="1"/>
-                    </pic:cNvPicPr>
-                  </pic:nvPicPr>
-                  <pic:blipFill>
-                    <a:blip r:embed="rId23" cstate="print">
-                      <a:extLst>
-                        <a:ext uri="{28A0092B-C50C-407E-A947-70E740481C1C}">
-                          <a14:useLocalDpi xmlns:a14="http://schemas.microsoft.com/office/drawing/2010/main" val="0"/>
-                        </a:ext>
-                      </a:extLst>
-                    </a:blip>
-                    <a:srcRect/>
-                    <a:stretch>
-                      <a:fillRect/>
-                    </a:stretch>
-                  </pic:blipFill>
-                  <pic:spPr bwMode="auto">
-                    <a:xfrm>
-                      <a:off x="0" y="0"/>
-                      <a:ext cx="5255895" cy="2212340"/>
-                    </a:xfrm>
-                    <a:prstGeom prst="rect">
-                      <a:avLst/>
-                    </a:prstGeom>
-                    <a:noFill/>
-                    <a:ln>
-                      <a:noFill/>
-                    </a:ln>
-                  </pic:spPr>
-                </pic:pic>
-              </a:graphicData>
-            </a:graphic>
-          </wp:inline>
-        </w:drawing>
-      </w:r>
-    </w:p>
-    <w:p>
-      <w:r>
-        <w:rPr>
-          <w:b/>
-          <w:bCs/>
-        </w:rPr>
-        <w:t>Nota:</w:t>
-      </w:r>
-      <w:r>
-        <w:t xml:space="preserve"> Muestra la</w:t>
-      </w:r>
-      <w:r>
-        <w:t xml:space="preserve"> elección y preferencias en cuanto a </w:t>
-      </w:r>
-      <w:r>
-        <w:t>desayunos saludables</w:t>
-      </w:r>
-      <w:r>
-        <w:t xml:space="preserve"> ofrecidos por Easy </w:t>
-      </w:r>
-      <w:proofErr w:type="spellStart"/>
-      <w:r>
-        <w:t>Breakfast</w:t>
-      </w:r>
-      <w:proofErr w:type="spellEnd"/>
-      <w:r>
-        <w:t>.</w:t>
-      </w:r>
-    </w:p>
-    <w:p>
-      <w:pPr>
-        <w:jc w:val="left"/>
-        <w:rPr>
-          <w:b/>
-          <w:bCs/>
-        </w:rPr>
-      </w:pPr>
-      <w:r>
-        <w:rPr>
-          <w:b/>
-          <w:bCs/>
-        </w:rPr>
-        <w:br w:type="page"/>
-      </w:r>
-    </w:p>
-    <w:p>
-      <w:pPr>
-        <w:jc w:val="left"/>
-        <w:rPr>
-          <w:i/>
-          <w:iCs/>
-        </w:rPr>
-      </w:pPr>
-      <w:bookmarkStart w:id="59" w:name="_Toc224490740"/>
-      <w:r>
-        <w:rPr>
-          <w:b/>
-          <w:bCs/>
-        </w:rPr>
-        <w:lastRenderedPageBreak/>
-        <w:t xml:space="preserve">Anexo </w:t>
-      </w:r>
-      <w:r>
-        <w:rPr>
-          <w:b/>
-          <w:bCs/>
-        </w:rPr>
-        <w:fldChar w:fldCharType="begin"/>
-      </w:r>
-      <w:r>
-        <w:rPr>
-          <w:b/>
-          <w:bCs/>
-        </w:rPr>
-        <w:instrText xml:space="preserve"> SEQ Anexo \* ARABIC </w:instrText>
-      </w:r>
-      <w:r>
-        <w:rPr>
-          <w:b/>
-          <w:bCs/>
-        </w:rPr>
-        <w:fldChar w:fldCharType="separate"/>
-      </w:r>
-      <w:r>
-        <w:rPr>
-          <w:b/>
-          <w:bCs/>
-          <w:noProof/>
-        </w:rPr>
-        <w:t>8</w:t>
-      </w:r>
-      <w:r>
-        <w:rPr>
-          <w:b/>
-          <w:bCs/>
-        </w:rPr>
-        <w:fldChar w:fldCharType="end"/>
-      </w:r>
-      <w:r>
-        <w:rPr>
-          <w:i/>
-          <w:iCs/>
-        </w:rPr>
-        <w:br/>
-      </w:r>
-      <w:r>
-        <w:rPr>
-          <w:i/>
-          <w:iCs/>
-        </w:rPr>
-        <w:t xml:space="preserve">Valor otorgado por los potenciales clientes de Easy </w:t>
-      </w:r>
-      <w:proofErr w:type="spellStart"/>
-      <w:r>
-        <w:rPr>
-          <w:i/>
-          <w:iCs/>
-        </w:rPr>
-        <w:t>Breakfast</w:t>
-      </w:r>
-      <w:proofErr w:type="spellEnd"/>
-      <w:r>
-        <w:rPr>
-          <w:i/>
-          <w:iCs/>
-        </w:rPr>
-        <w:t>.</w:t>
-      </w:r>
-      <w:bookmarkEnd w:id="59"/>
-    </w:p>
-    <w:p>
-      <w:r>
-        <w:rPr>
-          <w:noProof/>
-        </w:rPr>
-        <w:drawing>
-          <wp:inline distT="0" distB="0" distL="0" distR="0" wp14:anchorId="3EDED5C1" wp14:editId="01FCB9E0">
-            <wp:extent cx="5255895" cy="2212340"/>
-            <wp:effectExtent l="0" t="0" r="1905" b="0"/>
-            <wp:docPr id="29" name="Imagen 29" descr="Gráfico de las respuestas de Formularios. Título de la pregunta: 8. ¿Qué valoraría más en un servicio de desayuno como Easy Breakfast?  . Número de respuestas: 53 respuestas."/>
-            <wp:cNvGraphicFramePr>
-              <a:graphicFrameLocks xmlns:a="http://schemas.openxmlformats.org/drawingml/2006/main" noChangeAspect="1"/>
-            </wp:cNvGraphicFramePr>
-            <a:graphic xmlns:a="http://schemas.openxmlformats.org/drawingml/2006/main">
-              <a:graphicData uri="http://schemas.openxmlformats.org/drawingml/2006/picture">
-                <pic:pic xmlns:pic="http://schemas.openxmlformats.org/drawingml/2006/picture">
-                  <pic:nvPicPr>
-                    <pic:cNvPr id="0" name="Picture 22" descr="Gráfico de las respuestas de Formularios. Título de la pregunta: 8. ¿Qué valoraría más en un servicio de desayuno como Easy Breakfast?  . Número de respuestas: 53 respuestas."/>
-                    <pic:cNvPicPr>
-                      <a:picLocks noChangeAspect="1" noChangeArrowheads="1"/>
-                    </pic:cNvPicPr>
-                  </pic:nvPicPr>
-                  <pic:blipFill>
-                    <a:blip r:embed="rId24" cstate="print">
-                      <a:extLst>
-                        <a:ext uri="{28A0092B-C50C-407E-A947-70E740481C1C}">
-                          <a14:useLocalDpi xmlns:a14="http://schemas.microsoft.com/office/drawing/2010/main" val="0"/>
-                        </a:ext>
-                      </a:extLst>
-                    </a:blip>
-                    <a:srcRect/>
-                    <a:stretch>
-                      <a:fillRect/>
-                    </a:stretch>
-                  </pic:blipFill>
-                  <pic:spPr bwMode="auto">
-                    <a:xfrm>
-                      <a:off x="0" y="0"/>
-                      <a:ext cx="5255895" cy="2212340"/>
-                    </a:xfrm>
-                    <a:prstGeom prst="rect">
-                      <a:avLst/>
-                    </a:prstGeom>
-                    <a:noFill/>
-                    <a:ln>
-                      <a:noFill/>
-                    </a:ln>
-                  </pic:spPr>
-                </pic:pic>
-              </a:graphicData>
-            </a:graphic>
-          </wp:inline>
-        </w:drawing>
-      </w:r>
-    </w:p>
-    <w:p>
-      <w:r>
-        <w:rPr>
-          <w:b/>
-          <w:bCs/>
-        </w:rPr>
-        <w:t>Nota:</w:t>
-      </w:r>
-      <w:r>
-        <w:t xml:space="preserve"> </w:t>
-      </w:r>
-      <w:r>
-        <w:t>Muestra lo que las</w:t>
-      </w:r>
-      <w:r>
-        <w:t xml:space="preserve"> personas</w:t>
-      </w:r>
-      <w:r>
-        <w:t xml:space="preserve"> valoran más de</w:t>
-      </w:r>
-      <w:r>
-        <w:t xml:space="preserve"> un servicio de desayunos saludables.</w:t>
-      </w:r>
-    </w:p>
-    <w:p>
-      <w:pPr>
-        <w:pStyle w:val="FigureStyle"/>
         <w:rPr>
           <w:lang w:val="es-PE"/>
         </w:rPr>
       </w:pPr>
-      <w:bookmarkStart w:id="60" w:name="_Toc224490741"/>
       <w:r>
         <w:rPr>
           <w:b/>
@@ -17006,7 +14898,7 @@
           <w:noProof/>
           <w:lang w:val="es-PE"/>
         </w:rPr>
-        <w:t>9</w:t>
+        <w:t>2</w:t>
       </w:r>
       <w:r>
         <w:rPr>
@@ -17030,7 +14922,7 @@
         </w:rPr>
         <w:t>Cocina 360°</w:t>
       </w:r>
-      <w:bookmarkEnd w:id="60"/>
+      <w:bookmarkEnd w:id="56"/>
     </w:p>
     <w:p>
       <w:pPr>
@@ -17039,7 +14931,7 @@
           <w:lang w:val="es-PE"/>
         </w:rPr>
       </w:pPr>
-      <w:hyperlink r:id="rId25" w:history="1">
+      <w:hyperlink r:id="rId18" w:history="1">
         <w:r>
           <w:rPr>
             <w:rStyle w:val="Hipervnculo"/>
@@ -23324,6 +21216,7 @@
   <w:style w:type="character" w:default="1" w:styleId="Fuentedeprrafopredeter">
     <w:name w:val="Default Paragraph Font"/>
     <w:uiPriority w:val="1"/>
+    <w:semiHidden/>
     <w:unhideWhenUsed/>
   </w:style>
   <w:style w:type="table" w:default="1" w:styleId="Tablanormal">

--- a/project/Otro/Proyecto_Mayra_Carolina_Rivadeneira_Viteri.docx
+++ b/project/Otro/Proyecto_Mayra_Carolina_Rivadeneira_Viteri.docx
@@ -608,7 +608,7 @@
                                         </pic:cNvPicPr>
                                       </pic:nvPicPr>
                                       <pic:blipFill>
-                                        <a:blip r:embed="rId8" cstate="print"/>
+                                        <a:blip r:embed="rId9" cstate="print"/>
                                         <a:stretch>
                                           <a:fillRect/>
                                         </a:stretch>
@@ -4862,7 +4862,12 @@
           <w:tab w:val="right" w:leader="dot" w:pos="8270"/>
         </w:tabs>
         <w:rPr>
+          <w:rFonts w:asciiTheme="minorHAnsi" w:eastAsiaTheme="minorEastAsia" w:hAnsiTheme="minorHAnsi" w:cstheme="minorBidi"/>
           <w:noProof/>
+          <w:kern w:val="2"/>
+          <w:szCs w:val="24"/>
+          <w:lang w:val="es-PE" w:eastAsia="es-PE"/>
+          <w14:ligatures w14:val="standardContextual"/>
         </w:rPr>
       </w:pPr>
       <w:r>
@@ -4886,7 +4891,7 @@
         </w:rPr>
         <w:fldChar w:fldCharType="separate"/>
       </w:r>
-      <w:hyperlink w:anchor="_Toc224490252" w:history="1">
+      <w:hyperlink w:anchor="_Toc225609279" w:history="1">
         <w:r>
           <w:rPr>
             <w:rStyle w:val="Hipervnculo"/>
@@ -4925,7 +4930,7 @@
             <w:noProof/>
             <w:webHidden/>
           </w:rPr>
-          <w:instrText xml:space="preserve"> PAGEREF _Toc224490252 \h </w:instrText>
+          <w:instrText xml:space="preserve"> PAGEREF _Toc225609279 \h </w:instrText>
         </w:r>
         <w:r>
           <w:rPr>
@@ -4945,7 +4950,7 @@
             <w:noProof/>
             <w:webHidden/>
           </w:rPr>
-          <w:t>7</w:t>
+          <w:t>4</w:t>
         </w:r>
         <w:r>
           <w:rPr>
@@ -4963,10 +4968,15 @@
           <w:tab w:val="right" w:leader="dot" w:pos="8270"/>
         </w:tabs>
         <w:rPr>
+          <w:rFonts w:asciiTheme="minorHAnsi" w:eastAsiaTheme="minorEastAsia" w:hAnsiTheme="minorHAnsi" w:cstheme="minorBidi"/>
           <w:noProof/>
-        </w:rPr>
-      </w:pPr>
-      <w:hyperlink w:anchor="_Toc224490253" w:history="1">
+          <w:kern w:val="2"/>
+          <w:szCs w:val="24"/>
+          <w:lang w:val="es-PE" w:eastAsia="es-PE"/>
+          <w14:ligatures w14:val="standardContextual"/>
+        </w:rPr>
+      </w:pPr>
+      <w:hyperlink w:anchor="_Toc225609280" w:history="1">
         <w:r>
           <w:rPr>
             <w:rStyle w:val="Hipervnculo"/>
@@ -5005,7 +5015,7 @@
             <w:noProof/>
             <w:webHidden/>
           </w:rPr>
-          <w:instrText xml:space="preserve"> PAGEREF _Toc224490253 \h </w:instrText>
+          <w:instrText xml:space="preserve"> PAGEREF _Toc225609280 \h </w:instrText>
         </w:r>
         <w:r>
           <w:rPr>
@@ -5025,7 +5035,7 @@
             <w:noProof/>
             <w:webHidden/>
           </w:rPr>
-          <w:t>16</w:t>
+          <w:t>9</w:t>
         </w:r>
         <w:r>
           <w:rPr>
@@ -5043,10 +5053,15 @@
           <w:tab w:val="right" w:leader="dot" w:pos="8270"/>
         </w:tabs>
         <w:rPr>
+          <w:rFonts w:asciiTheme="minorHAnsi" w:eastAsiaTheme="minorEastAsia" w:hAnsiTheme="minorHAnsi" w:cstheme="minorBidi"/>
           <w:noProof/>
-        </w:rPr>
-      </w:pPr>
-      <w:hyperlink w:anchor="_Toc224490254" w:history="1">
+          <w:kern w:val="2"/>
+          <w:szCs w:val="24"/>
+          <w:lang w:val="es-PE" w:eastAsia="es-PE"/>
+          <w14:ligatures w14:val="standardContextual"/>
+        </w:rPr>
+      </w:pPr>
+      <w:hyperlink w:anchor="_Toc225609281" w:history="1">
         <w:r>
           <w:rPr>
             <w:rStyle w:val="Hipervnculo"/>
@@ -5085,7 +5100,7 @@
             <w:noProof/>
             <w:webHidden/>
           </w:rPr>
-          <w:instrText xml:space="preserve"> PAGEREF _Toc224490254 \h </w:instrText>
+          <w:instrText xml:space="preserve"> PAGEREF _Toc225609281 \h </w:instrText>
         </w:r>
         <w:r>
           <w:rPr>
@@ -5105,7 +5120,7 @@
             <w:noProof/>
             <w:webHidden/>
           </w:rPr>
-          <w:t>20</w:t>
+          <w:t>12</w:t>
         </w:r>
         <w:r>
           <w:rPr>
@@ -5123,10 +5138,15 @@
           <w:tab w:val="right" w:leader="dot" w:pos="8270"/>
         </w:tabs>
         <w:rPr>
+          <w:rFonts w:asciiTheme="minorHAnsi" w:eastAsiaTheme="minorEastAsia" w:hAnsiTheme="minorHAnsi" w:cstheme="minorBidi"/>
           <w:noProof/>
-        </w:rPr>
-      </w:pPr>
-      <w:hyperlink w:anchor="_Toc224490255" w:history="1">
+          <w:kern w:val="2"/>
+          <w:szCs w:val="24"/>
+          <w:lang w:val="es-PE" w:eastAsia="es-PE"/>
+          <w14:ligatures w14:val="standardContextual"/>
+        </w:rPr>
+      </w:pPr>
+      <w:hyperlink w:anchor="_Toc225609282" w:history="1">
         <w:r>
           <w:rPr>
             <w:rStyle w:val="Hipervnculo"/>
@@ -5165,7 +5185,7 @@
             <w:noProof/>
             <w:webHidden/>
           </w:rPr>
-          <w:instrText xml:space="preserve"> PAGEREF _Toc224490255 \h </w:instrText>
+          <w:instrText xml:space="preserve"> PAGEREF _Toc225609282 \h </w:instrText>
         </w:r>
         <w:r>
           <w:rPr>
@@ -5185,7 +5205,7 @@
             <w:noProof/>
             <w:webHidden/>
           </w:rPr>
-          <w:t>21</w:t>
+          <w:t>12</w:t>
         </w:r>
         <w:r>
           <w:rPr>
@@ -5203,10 +5223,15 @@
           <w:tab w:val="right" w:leader="dot" w:pos="8270"/>
         </w:tabs>
         <w:rPr>
+          <w:rFonts w:asciiTheme="minorHAnsi" w:eastAsiaTheme="minorEastAsia" w:hAnsiTheme="minorHAnsi" w:cstheme="minorBidi"/>
           <w:noProof/>
-        </w:rPr>
-      </w:pPr>
-      <w:hyperlink w:anchor="_Toc224490256" w:history="1">
+          <w:kern w:val="2"/>
+          <w:szCs w:val="24"/>
+          <w:lang w:val="es-PE" w:eastAsia="es-PE"/>
+          <w14:ligatures w14:val="standardContextual"/>
+        </w:rPr>
+      </w:pPr>
+      <w:hyperlink w:anchor="_Toc225609283" w:history="1">
         <w:r>
           <w:rPr>
             <w:rStyle w:val="Hipervnculo"/>
@@ -5245,7 +5270,7 @@
             <w:noProof/>
             <w:webHidden/>
           </w:rPr>
-          <w:instrText xml:space="preserve"> PAGEREF _Toc224490256 \h </w:instrText>
+          <w:instrText xml:space="preserve"> PAGEREF _Toc225609283 \h </w:instrText>
         </w:r>
         <w:r>
           <w:rPr>
@@ -5265,7 +5290,7 @@
             <w:noProof/>
             <w:webHidden/>
           </w:rPr>
-          <w:t>23</w:t>
+          <w:t>14</w:t>
         </w:r>
         <w:r>
           <w:rPr>
@@ -5283,10 +5308,15 @@
           <w:tab w:val="right" w:leader="dot" w:pos="8270"/>
         </w:tabs>
         <w:rPr>
+          <w:rFonts w:asciiTheme="minorHAnsi" w:eastAsiaTheme="minorEastAsia" w:hAnsiTheme="minorHAnsi" w:cstheme="minorBidi"/>
           <w:noProof/>
-        </w:rPr>
-      </w:pPr>
-      <w:hyperlink w:anchor="_Toc224490257" w:history="1">
+          <w:kern w:val="2"/>
+          <w:szCs w:val="24"/>
+          <w:lang w:val="es-PE" w:eastAsia="es-PE"/>
+          <w14:ligatures w14:val="standardContextual"/>
+        </w:rPr>
+      </w:pPr>
+      <w:hyperlink w:anchor="_Toc225609284" w:history="1">
         <w:r>
           <w:rPr>
             <w:rStyle w:val="Hipervnculo"/>
@@ -5325,7 +5355,7 @@
             <w:noProof/>
             <w:webHidden/>
           </w:rPr>
-          <w:instrText xml:space="preserve"> PAGEREF _Toc224490257 \h </w:instrText>
+          <w:instrText xml:space="preserve"> PAGEREF _Toc225609284 \h </w:instrText>
         </w:r>
         <w:r>
           <w:rPr>
@@ -5345,7 +5375,7 @@
             <w:noProof/>
             <w:webHidden/>
           </w:rPr>
-          <w:t>23</w:t>
+          <w:t>14</w:t>
         </w:r>
         <w:r>
           <w:rPr>
@@ -5363,10 +5393,15 @@
           <w:tab w:val="right" w:leader="dot" w:pos="8270"/>
         </w:tabs>
         <w:rPr>
+          <w:rFonts w:asciiTheme="minorHAnsi" w:eastAsiaTheme="minorEastAsia" w:hAnsiTheme="minorHAnsi" w:cstheme="minorBidi"/>
           <w:noProof/>
-        </w:rPr>
-      </w:pPr>
-      <w:hyperlink w:anchor="_Toc224490258" w:history="1">
+          <w:kern w:val="2"/>
+          <w:szCs w:val="24"/>
+          <w:lang w:val="es-PE" w:eastAsia="es-PE"/>
+          <w14:ligatures w14:val="standardContextual"/>
+        </w:rPr>
+      </w:pPr>
+      <w:hyperlink w:anchor="_Toc225609285" w:history="1">
         <w:r>
           <w:rPr>
             <w:rStyle w:val="Hipervnculo"/>
@@ -5384,7 +5419,7 @@
             <w:rFonts w:eastAsiaTheme="majorEastAsia"/>
             <w:noProof/>
           </w:rPr>
-          <w:t xml:space="preserve"> Precio de Venta Unitario</w:t>
+          <w:t xml:space="preserve"> Precio del Servicio</w:t>
         </w:r>
         <w:r>
           <w:rPr>
@@ -5405,7 +5440,7 @@
             <w:noProof/>
             <w:webHidden/>
           </w:rPr>
-          <w:instrText xml:space="preserve"> PAGEREF _Toc224490258 \h </w:instrText>
+          <w:instrText xml:space="preserve"> PAGEREF _Toc225609285 \h </w:instrText>
         </w:r>
         <w:r>
           <w:rPr>
@@ -5425,7 +5460,7 @@
             <w:noProof/>
             <w:webHidden/>
           </w:rPr>
-          <w:t>24</w:t>
+          <w:t>15</w:t>
         </w:r>
         <w:r>
           <w:rPr>
@@ -5443,10 +5478,15 @@
           <w:tab w:val="right" w:leader="dot" w:pos="8270"/>
         </w:tabs>
         <w:rPr>
+          <w:rFonts w:asciiTheme="minorHAnsi" w:eastAsiaTheme="minorEastAsia" w:hAnsiTheme="minorHAnsi" w:cstheme="minorBidi"/>
           <w:noProof/>
-        </w:rPr>
-      </w:pPr>
-      <w:hyperlink w:anchor="_Toc224490259" w:history="1">
+          <w:kern w:val="2"/>
+          <w:szCs w:val="24"/>
+          <w:lang w:val="es-PE" w:eastAsia="es-PE"/>
+          <w14:ligatures w14:val="standardContextual"/>
+        </w:rPr>
+      </w:pPr>
+      <w:hyperlink w:anchor="_Toc225609286" w:history="1">
         <w:r>
           <w:rPr>
             <w:rStyle w:val="Hipervnculo"/>
@@ -5457,6 +5497,91 @@
             <w:noProof/>
           </w:rPr>
           <w:t>Tabla 8</w:t>
+        </w:r>
+        <w:r>
+          <w:rPr>
+            <w:rStyle w:val="Hipervnculo"/>
+            <w:rFonts w:eastAsiaTheme="majorEastAsia"/>
+            <w:noProof/>
+          </w:rPr>
+          <w:t xml:space="preserve"> Cantidad e Ingreso de Equilibrio</w:t>
+        </w:r>
+        <w:r>
+          <w:rPr>
+            <w:noProof/>
+            <w:webHidden/>
+          </w:rPr>
+          <w:tab/>
+        </w:r>
+        <w:r>
+          <w:rPr>
+            <w:noProof/>
+            <w:webHidden/>
+          </w:rPr>
+          <w:fldChar w:fldCharType="begin"/>
+        </w:r>
+        <w:r>
+          <w:rPr>
+            <w:noProof/>
+            <w:webHidden/>
+          </w:rPr>
+          <w:instrText xml:space="preserve"> PAGEREF _Toc225609286 \h </w:instrText>
+        </w:r>
+        <w:r>
+          <w:rPr>
+            <w:noProof/>
+            <w:webHidden/>
+          </w:rPr>
+        </w:r>
+        <w:r>
+          <w:rPr>
+            <w:noProof/>
+            <w:webHidden/>
+          </w:rPr>
+          <w:fldChar w:fldCharType="separate"/>
+        </w:r>
+        <w:r>
+          <w:rPr>
+            <w:noProof/>
+            <w:webHidden/>
+          </w:rPr>
+          <w:t>15</w:t>
+        </w:r>
+        <w:r>
+          <w:rPr>
+            <w:noProof/>
+            <w:webHidden/>
+          </w:rPr>
+          <w:fldChar w:fldCharType="end"/>
+        </w:r>
+      </w:hyperlink>
+    </w:p>
+    <w:p>
+      <w:pPr>
+        <w:pStyle w:val="Tabladeilustraciones"/>
+        <w:tabs>
+          <w:tab w:val="right" w:leader="dot" w:pos="8270"/>
+        </w:tabs>
+        <w:rPr>
+          <w:rFonts w:asciiTheme="minorHAnsi" w:eastAsiaTheme="minorEastAsia" w:hAnsiTheme="minorHAnsi" w:cstheme="minorBidi"/>
+          <w:noProof/>
+          <w:kern w:val="2"/>
+          <w:szCs w:val="24"/>
+          <w:lang w:val="es-PE" w:eastAsia="es-PE"/>
+          <w14:ligatures w14:val="standardContextual"/>
+        </w:rPr>
+      </w:pPr>
+      <w:hyperlink w:anchor="_Toc225609287" w:history="1">
+        <w:r>
+          <w:rPr>
+            <w:rStyle w:val="Hipervnculo"/>
+            <w:rFonts w:eastAsiaTheme="majorEastAsia"/>
+            <w:b/>
+            <w:bCs/>
+            <w:iCs/>
+            <w:noProof/>
+          </w:rPr>
+          <w:t>Tabla 9</w:t>
         </w:r>
         <w:r>
           <w:rPr>
@@ -5485,7 +5610,7 @@
             <w:noProof/>
             <w:webHidden/>
           </w:rPr>
-          <w:instrText xml:space="preserve"> PAGEREF _Toc224490259 \h </w:instrText>
+          <w:instrText xml:space="preserve"> PAGEREF _Toc225609287 \h </w:instrText>
         </w:r>
         <w:r>
           <w:rPr>
@@ -5505,7 +5630,7 @@
             <w:noProof/>
             <w:webHidden/>
           </w:rPr>
-          <w:t>29</w:t>
+          <w:t>20</w:t>
         </w:r>
         <w:r>
           <w:rPr>
@@ -5614,7 +5739,7 @@
         </w:rPr>
         <w:fldChar w:fldCharType="separate"/>
       </w:r>
-      <w:hyperlink w:anchor="_Toc224490346" w:history="1">
+      <w:hyperlink w:anchor="_Toc225609316" w:history="1">
         <w:r>
           <w:rPr>
             <w:rStyle w:val="Hipervnculo"/>
@@ -5653,7 +5778,7 @@
             <w:noProof/>
             <w:webHidden/>
           </w:rPr>
-          <w:instrText xml:space="preserve"> PAGEREF _Toc224490346 \h </w:instrText>
+          <w:instrText xml:space="preserve"> PAGEREF _Toc225609316 \h </w:instrText>
         </w:r>
         <w:r>
           <w:rPr>
@@ -5673,7 +5798,7 @@
             <w:noProof/>
             <w:webHidden/>
           </w:rPr>
-          <w:t>24</w:t>
+          <w:t>16</w:t>
         </w:r>
         <w:r>
           <w:rPr>
@@ -5699,7 +5824,7 @@
           <w14:ligatures w14:val="standardContextual"/>
         </w:rPr>
       </w:pPr>
-      <w:hyperlink w:anchor="_Toc224490347" w:history="1">
+      <w:hyperlink w:anchor="_Toc225609317" w:history="1">
         <w:r>
           <w:rPr>
             <w:rStyle w:val="Hipervnculo"/>
@@ -5717,7 +5842,7 @@
             <w:rFonts w:eastAsiaTheme="majorEastAsia"/>
             <w:noProof/>
           </w:rPr>
-          <w:t xml:space="preserve"> Logo de Easy Breakfast</w:t>
+          <w:t xml:space="preserve"> Logo de Cocina 360°</w:t>
         </w:r>
         <w:r>
           <w:rPr>
@@ -5738,7 +5863,7 @@
             <w:noProof/>
             <w:webHidden/>
           </w:rPr>
-          <w:instrText xml:space="preserve"> PAGEREF _Toc224490347 \h </w:instrText>
+          <w:instrText xml:space="preserve"> PAGEREF _Toc225609317 \h </w:instrText>
         </w:r>
         <w:r>
           <w:rPr>
@@ -5758,7 +5883,7 @@
             <w:noProof/>
             <w:webHidden/>
           </w:rPr>
-          <w:t>30</w:t>
+          <w:t>21</w:t>
         </w:r>
         <w:r>
           <w:rPr>
@@ -6538,10 +6663,10 @@
           <w:noProof/>
         </w:rPr>
         <w:sectPr>
-          <w:headerReference w:type="default" r:id="rId9"/>
-          <w:footerReference w:type="default" r:id="rId10"/>
-          <w:headerReference w:type="first" r:id="rId11"/>
-          <w:footerReference w:type="first" r:id="rId12"/>
+          <w:headerReference w:type="default" r:id="rId10"/>
+          <w:footerReference w:type="default" r:id="rId11"/>
+          <w:headerReference w:type="first" r:id="rId12"/>
+          <w:footerReference w:type="first" r:id="rId13"/>
           <w:pgSz w:w="12240" w:h="15840"/>
           <w:pgMar w:top="1699" w:right="1699" w:bottom="1699" w:left="2261" w:header="720" w:footer="720" w:gutter="0"/>
           <w:pgNumType w:fmt="upperRoman" w:start="0"/>
@@ -6793,8 +6918,8 @@
           <w:numId w:val="1"/>
         </w:numPr>
         <w:sectPr>
-          <w:headerReference w:type="first" r:id="rId13"/>
-          <w:footerReference w:type="first" r:id="rId14"/>
+          <w:headerReference w:type="first" r:id="rId14"/>
+          <w:footerReference w:type="first" r:id="rId15"/>
           <w:pgSz w:w="12240" w:h="15840"/>
           <w:pgMar w:top="1701" w:right="1701" w:bottom="1701" w:left="2262" w:header="720" w:footer="720" w:gutter="0"/>
           <w:pgNumType w:start="1"/>
@@ -6825,7 +6950,7 @@
       <w:pPr>
         <w:pStyle w:val="FigureStyle"/>
       </w:pPr>
-      <w:bookmarkStart w:id="6" w:name="_Toc224490252"/>
+      <w:bookmarkStart w:id="6" w:name="_Toc225609279"/>
       <w:r>
         <w:rPr>
           <w:b/>
@@ -9214,7 +9339,7 @@
       <w:pPr>
         <w:pStyle w:val="FigureStyle"/>
       </w:pPr>
-      <w:bookmarkStart w:id="22" w:name="_Toc224490253"/>
+      <w:bookmarkStart w:id="22" w:name="_Toc225609280"/>
       <w:r>
         <w:rPr>
           <w:b/>
@@ -10631,6 +10756,7 @@
           <w:rFonts w:eastAsiaTheme="majorEastAsia"/>
           <w:b/>
         </w:rPr>
+        <w:lastRenderedPageBreak/>
         <w:t>Nota:</w:t>
       </w:r>
       <w:r>
@@ -10658,7 +10784,7 @@
       <w:pPr>
         <w:pStyle w:val="FigureStyle"/>
       </w:pPr>
-      <w:bookmarkStart w:id="24" w:name="_Toc224490254"/>
+      <w:bookmarkStart w:id="24" w:name="_Toc225609281"/>
       <w:r>
         <w:rPr>
           <w:b/>
@@ -10987,7 +11113,7 @@
       <w:pPr>
         <w:pStyle w:val="FigureStyle"/>
       </w:pPr>
-      <w:bookmarkStart w:id="25" w:name="_Toc224490255"/>
+      <w:bookmarkStart w:id="25" w:name="_Toc225609282"/>
       <w:r>
         <w:rPr>
           <w:b/>
@@ -11262,6 +11388,7 @@
           <w:rFonts w:eastAsiaTheme="majorEastAsia"/>
           <w:b/>
         </w:rPr>
+        <w:lastRenderedPageBreak/>
         <w:t>Nota:</w:t>
       </w:r>
       <w:r>
@@ -11302,7 +11429,7 @@
       <w:pPr>
         <w:pStyle w:val="FigureStyle"/>
       </w:pPr>
-      <w:bookmarkStart w:id="28" w:name="_Toc224490256"/>
+      <w:bookmarkStart w:id="28" w:name="_Toc225609283"/>
       <w:r>
         <w:rPr>
           <w:b/>
@@ -11837,7 +11964,7 @@
       <w:pPr>
         <w:pStyle w:val="FigureStyle"/>
       </w:pPr>
-      <w:bookmarkStart w:id="29" w:name="_Toc224490257"/>
+      <w:bookmarkStart w:id="29" w:name="_Toc225609284"/>
       <w:r>
         <w:rPr>
           <w:b/>
@@ -12220,7 +12347,7 @@
       <w:pPr>
         <w:pStyle w:val="FigureStyle"/>
       </w:pPr>
-      <w:bookmarkStart w:id="30" w:name="_Toc224490258"/>
+      <w:bookmarkStart w:id="30" w:name="_Toc225609285"/>
       <w:r>
         <w:rPr>
           <w:b/>
@@ -12422,6 +12549,7 @@
       <w:pPr>
         <w:pStyle w:val="FigureStyle"/>
       </w:pPr>
+      <w:bookmarkStart w:id="31" w:name="_Toc225609286"/>
       <w:r>
         <w:rPr>
           <w:b/>
@@ -12484,6 +12612,7 @@
       <w:r>
         <w:t>Equilibrio</w:t>
       </w:r>
+      <w:bookmarkEnd w:id="31"/>
     </w:p>
     <w:tbl>
       <w:tblPr>
@@ -12631,7 +12760,6 @@
           <w:iCs/>
         </w:rPr>
       </w:pPr>
-      <w:bookmarkStart w:id="31" w:name="_Toc224490346"/>
       <w:r>
         <w:rPr>
           <w:b/>
@@ -12646,6 +12774,7 @@
       <w:pPr>
         <w:pStyle w:val="FigureStyle"/>
       </w:pPr>
+      <w:bookmarkStart w:id="32" w:name="_Toc225609316"/>
       <w:r>
         <w:rPr>
           <w:b/>
@@ -12706,7 +12835,7 @@
         <w:br/>
         <w:t>Punto de Equilibrio</w:t>
       </w:r>
-      <w:bookmarkEnd w:id="31"/>
+      <w:bookmarkEnd w:id="32"/>
     </w:p>
     <w:p>
       <w:r>
@@ -12731,7 +12860,7 @@
                     </pic:cNvPicPr>
                   </pic:nvPicPr>
                   <pic:blipFill>
-                    <a:blip r:embed="rId15">
+                    <a:blip r:embed="rId16">
                       <a:extLst>
                         <a:ext uri="{28A0092B-C50C-407E-A947-70E740481C1C}">
                           <a14:useLocalDpi xmlns:a14="http://schemas.microsoft.com/office/drawing/2010/main" val="0"/>
@@ -12791,22 +12920,22 @@
       <w:pPr>
         <w:pStyle w:val="Ttulo1"/>
       </w:pPr>
-      <w:bookmarkStart w:id="32" w:name="_Toc225609059"/>
+      <w:bookmarkStart w:id="33" w:name="_Toc225609059"/>
       <w:r>
         <w:lastRenderedPageBreak/>
         <w:t>MARCA / BRANDING</w:t>
       </w:r>
-      <w:bookmarkEnd w:id="32"/>
+      <w:bookmarkEnd w:id="33"/>
     </w:p>
     <w:p>
       <w:pPr>
         <w:pStyle w:val="Ttulo2"/>
       </w:pPr>
-      <w:bookmarkStart w:id="33" w:name="_Toc225609060"/>
+      <w:bookmarkStart w:id="34" w:name="_Toc225609060"/>
       <w:r>
         <w:t>Datos generales del proyecto</w:t>
       </w:r>
-      <w:bookmarkEnd w:id="33"/>
+      <w:bookmarkEnd w:id="34"/>
     </w:p>
     <w:p>
       <w:pPr>
@@ -12903,12 +13032,12 @@
       <w:pPr>
         <w:pStyle w:val="Ttulo1"/>
       </w:pPr>
-      <w:bookmarkStart w:id="34" w:name="_Toc225609061"/>
+      <w:bookmarkStart w:id="35" w:name="_Toc225609061"/>
       <w:r>
         <w:lastRenderedPageBreak/>
         <w:t>ARQUETIPOS</w:t>
       </w:r>
-      <w:bookmarkEnd w:id="34"/>
+      <w:bookmarkEnd w:id="35"/>
     </w:p>
     <w:p>
       <w:pPr>
@@ -12927,14 +13056,14 @@
       <w:pPr>
         <w:pStyle w:val="Ttulo2"/>
       </w:pPr>
-      <w:bookmarkStart w:id="35" w:name="_Toc225609062"/>
+      <w:bookmarkStart w:id="36" w:name="_Toc225609062"/>
       <w:r>
         <w:t xml:space="preserve">Arquetipo Principal: El </w:t>
       </w:r>
       <w:r>
         <w:t>Mentor</w:t>
       </w:r>
-      <w:bookmarkEnd w:id="35"/>
+      <w:bookmarkEnd w:id="36"/>
     </w:p>
     <w:p>
       <w:pPr>
@@ -12978,14 +13107,14 @@
       <w:pPr>
         <w:pStyle w:val="Ttulo2"/>
       </w:pPr>
-      <w:bookmarkStart w:id="36" w:name="_Toc225609063"/>
+      <w:bookmarkStart w:id="37" w:name="_Toc225609063"/>
       <w:r>
         <w:t xml:space="preserve">Arquetipo Secundario: El </w:t>
       </w:r>
       <w:r>
         <w:t>Creador</w:t>
       </w:r>
-      <w:bookmarkEnd w:id="36"/>
+      <w:bookmarkEnd w:id="37"/>
     </w:p>
     <w:p>
       <w:pPr>
@@ -13042,18 +13171,18 @@
       <w:pPr>
         <w:pStyle w:val="Ttulo1"/>
       </w:pPr>
-      <w:bookmarkStart w:id="37" w:name="_Toc225609064"/>
+      <w:bookmarkStart w:id="38" w:name="_Toc225609064"/>
       <w:r>
         <w:lastRenderedPageBreak/>
         <w:t>PERSONALIDAD DE MARCA</w:t>
       </w:r>
-      <w:bookmarkEnd w:id="37"/>
+      <w:bookmarkEnd w:id="38"/>
     </w:p>
     <w:p>
       <w:pPr>
         <w:pStyle w:val="FigureStyle"/>
       </w:pPr>
-      <w:bookmarkStart w:id="38" w:name="_Toc224490259"/>
+      <w:bookmarkStart w:id="39" w:name="_Toc225609287"/>
       <w:r>
         <w:rPr>
           <w:b/>
@@ -13113,7 +13242,7 @@
         <w:br/>
         <w:t>Elementos y Descripción</w:t>
       </w:r>
-      <w:bookmarkEnd w:id="38"/>
+      <w:bookmarkEnd w:id="39"/>
     </w:p>
     <w:tbl>
       <w:tblPr>
@@ -13474,18 +13603,18 @@
       <w:pPr>
         <w:pStyle w:val="Ttulo1"/>
       </w:pPr>
-      <w:bookmarkStart w:id="39" w:name="_Toc225609065"/>
+      <w:bookmarkStart w:id="40" w:name="_Toc225609065"/>
       <w:r>
         <w:lastRenderedPageBreak/>
         <w:t>LOGOTIPO</w:t>
       </w:r>
-      <w:bookmarkEnd w:id="39"/>
+      <w:bookmarkEnd w:id="40"/>
     </w:p>
     <w:p>
       <w:pPr>
         <w:pStyle w:val="FigureStyle"/>
       </w:pPr>
-      <w:bookmarkStart w:id="40" w:name="_Toc224490347"/>
+      <w:bookmarkStart w:id="41" w:name="_Toc225609317"/>
       <w:r>
         <w:rPr>
           <w:b/>
@@ -13547,10 +13676,10 @@
       <w:r>
         <w:t>Logo de</w:t>
       </w:r>
-      <w:bookmarkEnd w:id="40"/>
       <w:r>
         <w:t xml:space="preserve"> Cocina 360°</w:t>
       </w:r>
+      <w:bookmarkEnd w:id="41"/>
     </w:p>
     <w:p>
       <w:r>
@@ -13575,7 +13704,7 @@
                     </pic:cNvPicPr>
                   </pic:nvPicPr>
                   <pic:blipFill>
-                    <a:blip r:embed="rId16" cstate="print">
+                    <a:blip r:embed="rId17" cstate="print">
                       <a:extLst>
                         <a:ext uri="{28A0092B-C50C-407E-A947-70E740481C1C}">
                           <a14:useLocalDpi xmlns:a14="http://schemas.microsoft.com/office/drawing/2010/main" val="0"/>
@@ -13641,12 +13770,12 @@
       <w:pPr>
         <w:pStyle w:val="Ttulo1"/>
       </w:pPr>
-      <w:bookmarkStart w:id="41" w:name="_Toc225609066"/>
+      <w:bookmarkStart w:id="42" w:name="_Toc225609066"/>
       <w:r>
         <w:lastRenderedPageBreak/>
         <w:t>ESLOGAN</w:t>
       </w:r>
-      <w:bookmarkEnd w:id="41"/>
+      <w:bookmarkEnd w:id="42"/>
     </w:p>
     <w:p>
       <w:pPr>
@@ -13724,103 +13853,103 @@
           <w:lang w:val="es-PE" w:eastAsia="es-PE"/>
         </w:rPr>
       </w:pPr>
-      <w:bookmarkStart w:id="42" w:name="_Toc225609067"/>
+      <w:bookmarkStart w:id="43" w:name="_Toc225609067"/>
       <w:r>
         <w:rPr>
           <w:lang w:val="es-PE" w:eastAsia="es-PE"/>
         </w:rPr>
         <w:lastRenderedPageBreak/>
         <w:t>MARCO TEORICO</w:t>
-      </w:r>
-      <w:bookmarkEnd w:id="42"/>
-    </w:p>
-    <w:p>
-      <w:pPr>
-        <w:rPr>
-          <w:lang w:val="es-PE" w:eastAsia="es-PE"/>
-        </w:rPr>
-      </w:pPr>
-      <w:r>
-        <w:rPr>
-          <w:lang w:eastAsia="es-PE"/>
-        </w:rPr>
-        <w:t>La gastronomía es una disciplina que integra conocimientos culinarios, culturales, sociales y económicos. No se limita únicamente a la preparación de alimentos, sino que abarca la comprensión del acto de alimentarse y su impacto en la sociedad. Desde una perspectiva clásica, se considera que la gastronomía estudia la relación entre el ser humano y su alimentación (</w:t>
-      </w:r>
-      <w:proofErr w:type="spellStart"/>
-      <w:r>
-        <w:rPr>
-          <w:lang w:eastAsia="es-PE"/>
-        </w:rPr>
-        <w:t>Brillat-Savarin</w:t>
-      </w:r>
-      <w:proofErr w:type="spellEnd"/>
-      <w:r>
-        <w:rPr>
-          <w:lang w:eastAsia="es-PE"/>
-        </w:rPr>
-        <w:t>, 1825). En la actualidad, la gastronomía ha evolucionado hacia un enfoque estratégico, donde se vincula con la innovación, la experiencia del cliente y el desarrollo de negocios. En este contexto, la gastronomía se convierte en un motor de emprendimiento, especialmente en pequeños y medianos negocios de alimentos, donde la calidad del producto debe ir acompañada de estrategias de gestión y comercialización. El concepto de Cocina 360° se basa en una visión integral del negocio gastronómico, donde se consideran todos los factores que influyen en su éxito. No solo se enfoca en la producción culinaria, sino también en la gestión administrativa, el marketing, la experiencia del cliente y la innovación. Este modelo busca integrar todas las áreas del negocio para lograr eficiencia, competitividad y sostenibilidad en el mercado gastronómico, alineándose con enfoques modernos de gestión empresarial.</w:t>
-      </w:r>
-    </w:p>
-    <w:p>
-      <w:pPr>
-        <w:pStyle w:val="Ttulo2"/>
-        <w:rPr>
-          <w:lang w:val="es-PE" w:eastAsia="es-PE"/>
-        </w:rPr>
-      </w:pPr>
-      <w:bookmarkStart w:id="43" w:name="_Toc225609068"/>
-      <w:r>
-        <w:rPr>
-          <w:lang w:val="es-PE" w:eastAsia="es-PE"/>
-        </w:rPr>
-        <w:t>Metodología de la Investigación</w:t>
       </w:r>
       <w:bookmarkEnd w:id="43"/>
     </w:p>
     <w:p>
       <w:pPr>
         <w:rPr>
+          <w:lang w:val="es-PE" w:eastAsia="es-PE"/>
+        </w:rPr>
+      </w:pPr>
+      <w:r>
+        <w:rPr>
           <w:lang w:eastAsia="es-PE"/>
         </w:rPr>
-      </w:pPr>
+        <w:t>La gastronomía es una disciplina que integra conocimientos culinarios, culturales, sociales y económicos. No se limita únicamente a la preparación de alimentos, sino que abarca la comprensión del acto de alimentarse y su impacto en la sociedad. Desde una perspectiva clásica, se considera que la gastronomía estudia la relación entre el ser humano y su alimentación (</w:t>
+      </w:r>
+      <w:proofErr w:type="spellStart"/>
       <w:r>
         <w:rPr>
           <w:lang w:eastAsia="es-PE"/>
         </w:rPr>
-        <w:t>La presente investigación se desarrolla bajo un enfoque cualitativo, ya que permite analizar y comprender las necesidades, problemáticas y oportunidades de los emprendimientos gastronómicos en relación con la aplicación de asesorías integrales. Este enfoque facilita la interpretación de la realidad desde la perspectiva de los actores involucrados.</w:t>
+        <w:t>Brillat-Savarin</w:t>
+      </w:r>
+      <w:proofErr w:type="spellEnd"/>
+      <w:r>
+        <w:rPr>
+          <w:lang w:eastAsia="es-PE"/>
+        </w:rPr>
+        <w:t>, 1825). En la actualidad, la gastronomía ha evolucionado hacia un enfoque estratégico, donde se vincula con la innovación, la experiencia del cliente y el desarrollo de negocios. En este contexto, la gastronomía se convierte en un motor de emprendimiento, especialmente en pequeños y medianos negocios de alimentos, donde la calidad del producto debe ir acompañada de estrategias de gestión y comercialización. El concepto de Cocina 360° se basa en una visión integral del negocio gastronómico, donde se consideran todos los factores que influyen en su éxito. No solo se enfoca en la producción culinaria, sino también en la gestión administrativa, el marketing, la experiencia del cliente y la innovación. Este modelo busca integrar todas las áreas del negocio para lograr eficiencia, competitividad y sostenibilidad en el mercado gastronómico, alineándose con enfoques modernos de gestión empresarial.</w:t>
       </w:r>
     </w:p>
     <w:p>
       <w:pPr>
         <w:pStyle w:val="Ttulo2"/>
-      </w:pPr>
-      <w:bookmarkStart w:id="44" w:name="_Toc225609069"/>
-      <w:r>
-        <w:lastRenderedPageBreak/>
-        <w:t>Modalidad de la investigación</w:t>
+        <w:rPr>
+          <w:lang w:val="es-PE" w:eastAsia="es-PE"/>
+        </w:rPr>
+      </w:pPr>
+      <w:bookmarkStart w:id="44" w:name="_Toc225609068"/>
+      <w:r>
+        <w:rPr>
+          <w:lang w:val="es-PE" w:eastAsia="es-PE"/>
+        </w:rPr>
+        <w:t>Metodología de la Investigación</w:t>
       </w:r>
       <w:bookmarkEnd w:id="44"/>
     </w:p>
     <w:p>
-      <w:r>
-        <w:t>La investigación es de modalidad aplicada, debido a que busca resolver un problema práctico: la falta de integración entre gastronomía y marketing en los negocios de alimentos. Su finalidad es desarrollar una propuesta funcional denominada Cocina 360°.</w:t>
+      <w:pPr>
+        <w:rPr>
+          <w:lang w:eastAsia="es-PE"/>
+        </w:rPr>
+      </w:pPr>
+      <w:r>
+        <w:rPr>
+          <w:lang w:eastAsia="es-PE"/>
+        </w:rPr>
+        <w:t>La presente investigación se desarrolla bajo un enfoque cualitativo, ya que permite analizar y comprender las necesidades, problemáticas y oportunidades de los emprendimientos gastronómicos en relación con la aplicación de asesorías integrales. Este enfoque facilita la interpretación de la realidad desde la perspectiva de los actores involucrados.</w:t>
       </w:r>
     </w:p>
     <w:p>
       <w:pPr>
         <w:pStyle w:val="Ttulo2"/>
+      </w:pPr>
+      <w:bookmarkStart w:id="45" w:name="_Toc225609069"/>
+      <w:r>
+        <w:lastRenderedPageBreak/>
+        <w:t>Modalidad de la investigación</w:t>
+      </w:r>
+      <w:bookmarkEnd w:id="45"/>
+    </w:p>
+    <w:p>
+      <w:r>
+        <w:t>La investigación es de modalidad aplicada, debido a que busca resolver un problema práctico: la falta de integración entre gastronomía y marketing en los negocios de alimentos. Su finalidad es desarrollar una propuesta funcional denominada Cocina 360°.</w:t>
+      </w:r>
+    </w:p>
+    <w:p>
+      <w:pPr>
+        <w:pStyle w:val="Ttulo2"/>
         <w:rPr>
           <w:lang w:eastAsia="es-PE"/>
         </w:rPr>
       </w:pPr>
-      <w:bookmarkStart w:id="45" w:name="_Toc225609070"/>
+      <w:bookmarkStart w:id="46" w:name="_Toc225609070"/>
       <w:r>
         <w:rPr>
           <w:lang w:eastAsia="es-PE"/>
         </w:rPr>
         <w:t>Tipo de investigación</w:t>
       </w:r>
-      <w:bookmarkEnd w:id="45"/>
+      <w:bookmarkEnd w:id="46"/>
     </w:p>
     <w:p>
       <w:pPr>
@@ -13884,14 +14013,14 @@
           <w:lang w:eastAsia="es-PE"/>
         </w:rPr>
       </w:pPr>
-      <w:bookmarkStart w:id="46" w:name="_Toc225609071"/>
+      <w:bookmarkStart w:id="47" w:name="_Toc225609071"/>
       <w:r>
         <w:rPr>
           <w:lang w:eastAsia="es-PE"/>
         </w:rPr>
         <w:t>Métodos de investigación</w:t>
       </w:r>
-      <w:bookmarkEnd w:id="46"/>
+      <w:bookmarkEnd w:id="47"/>
     </w:p>
     <w:p>
       <w:pPr>
@@ -13980,14 +14109,14 @@
           <w:lang w:eastAsia="es-PE"/>
         </w:rPr>
       </w:pPr>
-      <w:bookmarkStart w:id="47" w:name="_Toc225609072"/>
+      <w:bookmarkStart w:id="48" w:name="_Toc225609072"/>
       <w:r>
         <w:rPr>
           <w:lang w:eastAsia="es-PE"/>
         </w:rPr>
         <w:t>Técnicas de investigación</w:t>
       </w:r>
-      <w:bookmarkEnd w:id="47"/>
+      <w:bookmarkEnd w:id="48"/>
     </w:p>
     <w:p>
       <w:pPr>
@@ -14064,14 +14193,14 @@
           <w:lang w:eastAsia="es-PE"/>
         </w:rPr>
       </w:pPr>
-      <w:bookmarkStart w:id="48" w:name="_Toc225609073"/>
+      <w:bookmarkStart w:id="49" w:name="_Toc225609073"/>
       <w:r>
         <w:rPr>
           <w:lang w:eastAsia="es-PE"/>
         </w:rPr>
         <w:t>Población y muestra</w:t>
       </w:r>
-      <w:bookmarkEnd w:id="48"/>
+      <w:bookmarkEnd w:id="49"/>
     </w:p>
     <w:p>
       <w:pPr>
@@ -14093,14 +14222,14 @@
           <w:lang w:eastAsia="es-PE"/>
         </w:rPr>
       </w:pPr>
-      <w:bookmarkStart w:id="49" w:name="_Toc225609074"/>
+      <w:bookmarkStart w:id="50" w:name="_Toc225609074"/>
       <w:r>
         <w:rPr>
           <w:lang w:eastAsia="es-PE"/>
         </w:rPr>
         <w:t>Delimitación de la investigación</w:t>
       </w:r>
-      <w:bookmarkEnd w:id="49"/>
+      <w:bookmarkEnd w:id="50"/>
     </w:p>
     <w:p>
       <w:pPr>
@@ -14194,7 +14323,7 @@
           <w:lang w:eastAsia="es-PE"/>
         </w:rPr>
       </w:pPr>
-      <w:bookmarkStart w:id="50" w:name="_Toc225609075"/>
+      <w:bookmarkStart w:id="51" w:name="_Toc225609075"/>
       <w:r>
         <w:rPr>
           <w:lang w:val="es-PE" w:eastAsia="es-PE"/>
@@ -14207,144 +14336,43 @@
           <w:lang w:eastAsia="es-PE"/>
         </w:rPr>
         <w:t>ARCO METODOLÓGICO</w:t>
-      </w:r>
-      <w:bookmarkEnd w:id="50"/>
-    </w:p>
-    <w:p>
-      <w:pPr>
-        <w:rPr>
-          <w:lang w:val="es-PE" w:eastAsia="es-PE"/>
-        </w:rPr>
-      </w:pPr>
-    </w:p>
-    <w:p>
-      <w:pPr>
-        <w:rPr>
-          <w:lang w:val="es-PE" w:eastAsia="es-PE"/>
-        </w:rPr>
-      </w:pPr>
-      <w:r>
-        <w:rPr>
-          <w:lang w:val="es-PE" w:eastAsia="es-PE"/>
-        </w:rPr>
-        <w:t>.</w:t>
-      </w:r>
-      <w:r>
-        <w:rPr>
-          <w:lang w:val="es-PE" w:eastAsia="es-PE"/>
-        </w:rPr>
-        <w:br w:type="page"/>
-      </w:r>
-    </w:p>
-    <w:p>
-      <w:pPr>
-        <w:pStyle w:val="Ttulo1"/>
-      </w:pPr>
-      <w:bookmarkStart w:id="51" w:name="_Toc225609076"/>
-      <w:r>
-        <w:lastRenderedPageBreak/>
-        <w:t>CONCLUSIONES</w:t>
       </w:r>
       <w:bookmarkEnd w:id="51"/>
     </w:p>
     <w:p>
       <w:pPr>
         <w:rPr>
-          <w:lang w:eastAsia="es-PE"/>
-        </w:rPr>
-      </w:pPr>
-      <w:r>
-        <w:rPr>
-          <w:lang w:eastAsia="es-PE"/>
-        </w:rPr>
-        <w:t>La investigación permitió evidenciar que los emprendimientos gastronómicos presentan debilidades en la gestión administrativa, el control de costos y la aplicación de estrategias de marketing, lo cual afecta directamente su rentabilidad y permanencia en el mercado.</w:t>
-      </w:r>
+          <w:lang w:val="es-PE" w:eastAsia="es-PE"/>
+        </w:rPr>
+      </w:pPr>
     </w:p>
     <w:p>
       <w:pPr>
         <w:rPr>
-          <w:lang w:eastAsia="es-PE"/>
-        </w:rPr>
-      </w:pPr>
-      <w:r>
-        <w:rPr>
-          <w:lang w:eastAsia="es-PE"/>
-        </w:rPr>
-        <w:t>Se determinó que existe un uso limitado y poco estratégico de herramientas digitales como Instagram y TikTok, lo que reduce las oportunidades de posicionamiento y captación de clientes en un entorno altamente competitivo.</w:t>
+          <w:lang w:val="es-PE" w:eastAsia="es-PE"/>
+        </w:rPr>
+      </w:pPr>
+      <w:r>
+        <w:rPr>
+          <w:lang w:val="es-PE" w:eastAsia="es-PE"/>
+        </w:rPr>
+        <w:t>.</w:t>
+      </w:r>
+      <w:r>
+        <w:rPr>
+          <w:lang w:val="es-PE" w:eastAsia="es-PE"/>
+        </w:rPr>
+        <w:br w:type="page"/>
       </w:r>
     </w:p>
     <w:p>
       <w:pPr>
-        <w:rPr>
-          <w:lang w:eastAsia="es-PE"/>
-        </w:rPr>
-      </w:pPr>
-      <w:r>
-        <w:rPr>
-          <w:lang w:eastAsia="es-PE"/>
-        </w:rPr>
-        <w:t>Asimismo,</w:t>
-      </w:r>
-      <w:r>
-        <w:rPr>
-          <w:lang w:eastAsia="es-PE"/>
-        </w:rPr>
-        <w:t xml:space="preserve"> </w:t>
-      </w:r>
-      <w:r>
-        <w:rPr>
-          <w:lang w:eastAsia="es-PE"/>
-        </w:rPr>
-        <w:t>se identificó que la falta de asesoría especializada incide en la desorganización de los procesos internos, la ausencia de estandarización y la baja calidad en la experiencia del cliente.</w:t>
-      </w:r>
-    </w:p>
-    <w:p>
-      <w:pPr>
-        <w:rPr>
-          <w:lang w:eastAsia="es-PE"/>
-        </w:rPr>
-      </w:pPr>
-      <w:r>
-        <w:rPr>
-          <w:lang w:eastAsia="es-PE"/>
-        </w:rPr>
-        <w:t>En función de los resultados obtenidos, se concluye que la integración de la gastronomía con el marketing, a través de un modelo de asesoría como Cocina 360°, constituye una alternativa efectiva para mejorar la gestión de los negocios gastronómicos.</w:t>
-      </w:r>
-    </w:p>
-    <w:p>
-      <w:pPr>
-        <w:rPr>
-          <w:lang w:val="es-PE" w:eastAsia="es-PE"/>
-        </w:rPr>
-      </w:pPr>
-      <w:r>
-        <w:rPr>
-          <w:lang w:eastAsia="es-PE"/>
-        </w:rPr>
-        <w:t>Finalmente, se demuestra que el objetivo general de la investigación se cumplió, al proponer un modelo integral que responde a las necesidades reales del sector, contribuyendo al fortalecimiento, crecimiento y sostenibilidad de los emprendimientos gastronómicos.</w:t>
-      </w:r>
-    </w:p>
-    <w:p>
-      <w:pPr>
-        <w:rPr>
-          <w:lang w:val="es-PE" w:eastAsia="es-PE"/>
-        </w:rPr>
-      </w:pPr>
-      <w:r>
-        <w:rPr>
-          <w:lang w:val="es-PE" w:eastAsia="es-PE"/>
-        </w:rPr>
-        <w:br w:type="page"/>
-      </w:r>
-    </w:p>
-    <w:p>
-      <w:pPr>
         <w:pStyle w:val="Ttulo1"/>
       </w:pPr>
-      <w:bookmarkStart w:id="52" w:name="_Toc225609077"/>
+      <w:bookmarkStart w:id="52" w:name="_Toc225609076"/>
       <w:r>
         <w:lastRenderedPageBreak/>
-        <w:t>RECOMENDACIONES</w:t>
+        <w:t>CONCLUSIONES</w:t>
       </w:r>
       <w:bookmarkEnd w:id="52"/>
     </w:p>
@@ -14358,7 +14386,7 @@
         <w:rPr>
           <w:lang w:eastAsia="es-PE"/>
         </w:rPr>
-        <w:t>Se recomienda a los emprendimientos gastronómicos adoptar un enfoque integral en la gestión de sus negocios, considerando no solo la calidad de los productos ofrecidos, sino también la implementación de estrategias de marketing que permitan mejorar su posicionamiento en el mercado. La aplicación del modelo Cocina 360° puede contribuir significativamente a optimizar los procesos internos y fortalecer la competitividad.</w:t>
+        <w:t>La investigación permitió evidenciar que los emprendimientos gastronómicos presentan debilidades en la gestión administrativa, el control de costos y la aplicación de estrategias de marketing, lo cual afecta directamente su rentabilidad y permanencia en el mercado.</w:t>
       </w:r>
     </w:p>
     <w:p>
@@ -14371,7 +14399,7 @@
         <w:rPr>
           <w:lang w:eastAsia="es-PE"/>
         </w:rPr>
-        <w:t>Asimismo, es fundamental que los propietarios de negocios gastronómicos busquen asesorías especializadas que les permitan identificar debilidades en áreas como costos, diseño de menú, servicio al cliente y promoción. La asesoría profesional facilita la toma de decisiones estratégicas basadas en análisis reales del negocio.</w:t>
+        <w:t>Se determinó que existe un uso limitado y poco estratégico de herramientas digitales como Instagram y TikTok, lo que reduce las oportunidades de posicionamiento y captación de clientes en un entorno altamente competitivo.</w:t>
       </w:r>
     </w:p>
     <w:p>
@@ -14384,7 +14412,19 @@
         <w:rPr>
           <w:lang w:eastAsia="es-PE"/>
         </w:rPr>
-        <w:t>Se recomienda también el uso constante de herramientas digitales, especialmente redes sociales como Instagram y TikTok, para promocionar productos y generar interacción con los clientes. Estas plataformas permiten aumentar la visibilidad del negocio y atraer nuevos consumidores.</w:t>
+        <w:t>Asimismo,</w:t>
+      </w:r>
+      <w:r>
+        <w:rPr>
+          <w:lang w:eastAsia="es-PE"/>
+        </w:rPr>
+        <w:t xml:space="preserve"> </w:t>
+      </w:r>
+      <w:r>
+        <w:rPr>
+          <w:lang w:eastAsia="es-PE"/>
+        </w:rPr>
+        <w:t>se identificó que la falta de asesoría especializada incide en la desorganización de los procesos internos, la ausencia de estandarización y la baja calidad en la experiencia del cliente.</w:t>
       </w:r>
     </w:p>
     <w:p>
@@ -14397,7 +14437,7 @@
         <w:rPr>
           <w:lang w:eastAsia="es-PE"/>
         </w:rPr>
-        <w:t>De igual manera, es importante capacitar continuamente al personal en áreas tanto técnicas como de atención al cliente, ya que la experiencia del consumidor es un factor clave en la fidelización y recomendación del negocio.</w:t>
+        <w:t>En función de los resultados obtenidos, se concluye que la integración de la gastronomía con el marketing, a través de un modelo de asesoría como Cocina 360°, constituye una alternativa efectiva para mejorar la gestión de los negocios gastronómicos.</w:t>
       </w:r>
     </w:p>
     <w:p>
@@ -14410,7 +14450,7 @@
         <w:rPr>
           <w:lang w:eastAsia="es-PE"/>
         </w:rPr>
-        <w:t>Finalmente, se recomienda a futuros investigadores profundizar en el estudio de la relación entre gastronomía y marketing, así como en el impacto de las asesorías gastronómicas en la rentabilidad de los emprendimientos, con el fin de fortalecer modelos como Cocina 360° y adaptarlos a diferentes contextos.</w:t>
+        <w:t>Finalmente, se demuestra que el objetivo general de la investigación se cumplió, al proponer un modelo integral que responde a las necesidades reales del sector, contribuyendo al fortalecimiento, crecimiento y sostenibilidad de los emprendimientos gastronómicos.</w:t>
       </w:r>
     </w:p>
     <w:p>
@@ -14430,12 +14470,101 @@
       <w:pPr>
         <w:pStyle w:val="Ttulo1"/>
       </w:pPr>
-      <w:bookmarkStart w:id="53" w:name="_Toc225609078"/>
+      <w:bookmarkStart w:id="53" w:name="_Toc225609077"/>
+      <w:r>
+        <w:lastRenderedPageBreak/>
+        <w:t>RECOMENDACIONES</w:t>
+      </w:r>
+      <w:bookmarkEnd w:id="53"/>
+    </w:p>
+    <w:p>
+      <w:pPr>
+        <w:rPr>
+          <w:lang w:eastAsia="es-PE"/>
+        </w:rPr>
+      </w:pPr>
+      <w:r>
+        <w:rPr>
+          <w:lang w:eastAsia="es-PE"/>
+        </w:rPr>
+        <w:t>Se recomienda a los emprendimientos gastronómicos adoptar un enfoque integral en la gestión de sus negocios, considerando no solo la calidad de los productos ofrecidos, sino también la implementación de estrategias de marketing que permitan mejorar su posicionamiento en el mercado. La aplicación del modelo Cocina 360° puede contribuir significativamente a optimizar los procesos internos y fortalecer la competitividad.</w:t>
+      </w:r>
+    </w:p>
+    <w:p>
+      <w:pPr>
+        <w:rPr>
+          <w:lang w:eastAsia="es-PE"/>
+        </w:rPr>
+      </w:pPr>
+      <w:r>
+        <w:rPr>
+          <w:lang w:eastAsia="es-PE"/>
+        </w:rPr>
+        <w:t>Asimismo, es fundamental que los propietarios de negocios gastronómicos busquen asesorías especializadas que les permitan identificar debilidades en áreas como costos, diseño de menú, servicio al cliente y promoción. La asesoría profesional facilita la toma de decisiones estratégicas basadas en análisis reales del negocio.</w:t>
+      </w:r>
+    </w:p>
+    <w:p>
+      <w:pPr>
+        <w:rPr>
+          <w:lang w:eastAsia="es-PE"/>
+        </w:rPr>
+      </w:pPr>
+      <w:r>
+        <w:rPr>
+          <w:lang w:eastAsia="es-PE"/>
+        </w:rPr>
+        <w:t>Se recomienda también el uso constante de herramientas digitales, especialmente redes sociales como Instagram y TikTok, para promocionar productos y generar interacción con los clientes. Estas plataformas permiten aumentar la visibilidad del negocio y atraer nuevos consumidores.</w:t>
+      </w:r>
+    </w:p>
+    <w:p>
+      <w:pPr>
+        <w:rPr>
+          <w:lang w:eastAsia="es-PE"/>
+        </w:rPr>
+      </w:pPr>
+      <w:r>
+        <w:rPr>
+          <w:lang w:eastAsia="es-PE"/>
+        </w:rPr>
+        <w:t>De igual manera, es importante capacitar continuamente al personal en áreas tanto técnicas como de atención al cliente, ya que la experiencia del consumidor es un factor clave en la fidelización y recomendación del negocio.</w:t>
+      </w:r>
+    </w:p>
+    <w:p>
+      <w:pPr>
+        <w:rPr>
+          <w:lang w:val="es-PE" w:eastAsia="es-PE"/>
+        </w:rPr>
+      </w:pPr>
+      <w:r>
+        <w:rPr>
+          <w:lang w:eastAsia="es-PE"/>
+        </w:rPr>
+        <w:t>Finalmente, se recomienda a futuros investigadores profundizar en el estudio de la relación entre gastronomía y marketing, así como en el impacto de las asesorías gastronómicas en la rentabilidad de los emprendimientos, con el fin de fortalecer modelos como Cocina 360° y adaptarlos a diferentes contextos.</w:t>
+      </w:r>
+    </w:p>
+    <w:p>
+      <w:pPr>
+        <w:rPr>
+          <w:lang w:val="es-PE" w:eastAsia="es-PE"/>
+        </w:rPr>
+      </w:pPr>
+      <w:r>
+        <w:rPr>
+          <w:lang w:val="es-PE" w:eastAsia="es-PE"/>
+        </w:rPr>
+        <w:br w:type="page"/>
+      </w:r>
+    </w:p>
+    <w:p>
+      <w:pPr>
+        <w:pStyle w:val="Ttulo1"/>
+      </w:pPr>
+      <w:bookmarkStart w:id="54" w:name="_Toc225609078"/>
       <w:r>
         <w:lastRenderedPageBreak/>
         <w:t>REFERENCIAS BIBLIOGRÁFICAS</w:t>
       </w:r>
-      <w:bookmarkEnd w:id="53"/>
+      <w:bookmarkEnd w:id="54"/>
     </w:p>
     <w:sdt>
       <w:sdtPr>
@@ -14491,12 +14620,12 @@
           <w:numId w:val="45"/>
         </w:numPr>
       </w:pPr>
-      <w:bookmarkStart w:id="54" w:name="_Toc225609079"/>
+      <w:bookmarkStart w:id="55" w:name="_Toc225609079"/>
       <w:r>
         <w:lastRenderedPageBreak/>
         <w:t>ANEXOS</w:t>
       </w:r>
-      <w:bookmarkEnd w:id="54"/>
+      <w:bookmarkEnd w:id="55"/>
     </w:p>
     <w:p>
       <w:pPr>
@@ -14652,7 +14781,7 @@
       <w:pPr>
         <w:pStyle w:val="FigureStyle"/>
       </w:pPr>
-      <w:bookmarkStart w:id="55" w:name="_Toc224490733"/>
+      <w:bookmarkStart w:id="56" w:name="_Toc224490733"/>
       <w:r>
         <w:rPr>
           <w:b/>
@@ -14718,7 +14847,7 @@
       <w:r>
         <w:t>referencias del consumidor</w:t>
       </w:r>
-      <w:bookmarkEnd w:id="55"/>
+      <w:bookmarkEnd w:id="56"/>
     </w:p>
     <w:p>
       <w:pPr>
@@ -14748,7 +14877,7 @@
                     </pic:cNvPicPr>
                   </pic:nvPicPr>
                   <pic:blipFill>
-                    <a:blip r:embed="rId17" cstate="print">
+                    <a:blip r:embed="rId18" cstate="print">
                       <a:extLst>
                         <a:ext uri="{28A0092B-C50C-407E-A947-70E740481C1C}">
                           <a14:useLocalDpi xmlns:a14="http://schemas.microsoft.com/office/drawing/2010/main" val="0"/>
@@ -14805,7 +14934,7 @@
           <w:iCs/>
         </w:rPr>
       </w:pPr>
-      <w:bookmarkStart w:id="56" w:name="_Toc224490741"/>
+      <w:bookmarkStart w:id="57" w:name="_Toc224490741"/>
     </w:p>
     <w:p>
       <w:pPr>
@@ -14922,7 +15051,7 @@
         </w:rPr>
         <w:t>Cocina 360°</w:t>
       </w:r>
-      <w:bookmarkEnd w:id="56"/>
+      <w:bookmarkEnd w:id="57"/>
     </w:p>
     <w:p>
       <w:pPr>
@@ -14931,7 +15060,7 @@
           <w:lang w:val="es-PE"/>
         </w:rPr>
       </w:pPr>
-      <w:hyperlink r:id="rId18" w:history="1">
+      <w:hyperlink r:id="rId19" w:history="1">
         <w:r>
           <w:rPr>
             <w:rStyle w:val="Hipervnculo"/>
@@ -15012,7 +15141,7 @@
               <wp:extent cx="7384415" cy="621665"/>
               <wp:effectExtent l="0" t="0" r="6985" b="6985"/>
               <wp:wrapNone/>
-              <wp:docPr id="2" name="Image 4"/>
+              <wp:docPr id="28" name="Image 4"/>
               <wp:cNvGraphicFramePr>
                 <a:graphicFrameLocks xmlns:a="http://schemas.openxmlformats.org/drawingml/2006/main"/>
               </wp:cNvGraphicFramePr>
@@ -15109,7 +15238,7 @@
               <wp:extent cx="7384415" cy="621665"/>
               <wp:effectExtent l="0" t="0" r="6985" b="6985"/>
               <wp:wrapNone/>
-              <wp:docPr id="1" name="Image 4"/>
+              <wp:docPr id="30" name="Image 4"/>
               <wp:cNvGraphicFramePr>
                 <a:graphicFrameLocks xmlns:a="http://schemas.openxmlformats.org/drawingml/2006/main"/>
               </wp:cNvGraphicFramePr>
@@ -15204,7 +15333,7 @@
               <wp:extent cx="7384415" cy="621665"/>
               <wp:effectExtent l="0" t="0" r="6985" b="6985"/>
               <wp:wrapNone/>
-              <wp:docPr id="11" name="Image 4"/>
+              <wp:docPr id="32" name="Image 4"/>
               <wp:cNvGraphicFramePr>
                 <a:graphicFrameLocks xmlns:a="http://schemas.openxmlformats.org/drawingml/2006/main"/>
               </wp:cNvGraphicFramePr>
@@ -15316,7 +15445,7 @@
               <wp:lineTo x="0" y="0"/>
             </wp:wrapPolygon>
           </wp:wrapTight>
-          <wp:docPr id="155" name="Image 1"/>
+          <wp:docPr id="27" name="Image 1"/>
           <wp:cNvGraphicFramePr>
             <a:graphicFrameLocks xmlns:a="http://schemas.openxmlformats.org/drawingml/2006/main"/>
           </wp:cNvGraphicFramePr>
@@ -15395,7 +15524,7 @@
               <wp:lineTo x="0" y="0"/>
             </wp:wrapPolygon>
           </wp:wrapTight>
-          <wp:docPr id="156" name="Image 1"/>
+          <wp:docPr id="29" name="Image 1"/>
           <wp:cNvGraphicFramePr>
             <a:graphicFrameLocks xmlns:a="http://schemas.openxmlformats.org/drawingml/2006/main"/>
           </wp:cNvGraphicFramePr>
@@ -15474,7 +15603,7 @@
               <wp:lineTo x="0" y="0"/>
             </wp:wrapPolygon>
           </wp:wrapTight>
-          <wp:docPr id="10" name="Image 1"/>
+          <wp:docPr id="31" name="Image 1"/>
           <wp:cNvGraphicFramePr>
             <a:graphicFrameLocks xmlns:a="http://schemas.openxmlformats.org/drawingml/2006/main"/>
           </wp:cNvGraphicFramePr>
@@ -22351,280 +22480,11 @@
 </file>
 
 <file path=customXml/item1.xml><?xml version="1.0" encoding="utf-8"?>
-<b:Sources xmlns:b="http://schemas.openxmlformats.org/officeDocument/2006/bibliography" xmlns="http://schemas.openxmlformats.org/officeDocument/2006/bibliography" SelectedStyle="\APASixthEditionOfficeOnline.xsl" StyleName="APA" Version="6">
-  <b:Source>
-    <b:Tag>Gar13</b:Tag>
-    <b:SourceType>Book</b:SourceType>
-    <b:Guid>{9276A50E-F0F9-4525-BBE0-9660A33AEC39}</b:Guid>
-    <b:Author>
-      <b:Author>
-        <b:NameList>
-          <b:Person>
-            <b:Last>Gary</b:Last>
-            <b:First>Armstrong</b:First>
-          </b:Person>
-          <b:Person>
-            <b:Last>Philip</b:Last>
-            <b:First>Kother</b:First>
-          </b:Person>
-        </b:NameList>
-      </b:Author>
-    </b:Author>
-    <b:Title>Fundamentos de Marketing</b:Title>
-    <b:Year>2013</b:Year>
-    <b:City>México</b:City>
-    <b:Publisher>Pearson Educación</b:Publisher>
-    <b:RefOrder>1</b:RefOrder>
-  </b:Source>
-  <b:Source>
-    <b:Tag>FAO16</b:Tag>
-    <b:SourceType>InternetSite</b:SourceType>
-    <b:Guid>{3B8C1426-278B-4F32-8EF2-644872CC575B}</b:Guid>
-    <b:Title>Food and Agriculture Organization</b:Title>
-    <b:Year>2016</b:Year>
-    <b:Author>
-      <b:Author>
-        <b:NameList>
-          <b:Person>
-            <b:Last>FAO</b:Last>
-          </b:Person>
-        </b:NameList>
-      </b:Author>
-    </b:Author>
-    <b:URL>https://www.fao.org/home/en/</b:URL>
-    <b:RefOrder>2</b:RefOrder>
-  </b:Source>
-  <b:Source>
-    <b:Tag>Gei17</b:Tag>
-    <b:SourceType>JournalArticle</b:SourceType>
-    <b:Guid>{7FF0793D-C929-4137-8753-ECAB56EA4FEE}</b:Guid>
-    <b:Title>The Circular Economy – A new sustainability paradigm?</b:Title>
-    <b:Year>2017</b:Year>
-    <b:Author>
-      <b:Author>
-        <b:NameList>
-          <b:Person>
-            <b:Last>Geissdoerfer</b:Last>
-            <b:First>Martin</b:First>
-          </b:Person>
-          <b:Person>
-            <b:Last>Savaget</b:Last>
-            <b:First>Paulo</b:First>
-          </b:Person>
-          <b:Person>
-            <b:Last>Bocken</b:Last>
-            <b:First>Nancy</b:First>
-          </b:Person>
-          <b:Person>
-            <b:Last>Jan Hultink</b:Last>
-            <b:First>Erik</b:First>
-          </b:Person>
-        </b:NameList>
-      </b:Author>
-    </b:Author>
-    <b:JournalName> Journal of Cleaner</b:JournalName>
-    <b:RefOrder>3</b:RefOrder>
-  </b:Source>
-  <b:Source>
-    <b:Tag>Ost09</b:Tag>
-    <b:SourceType>Book</b:SourceType>
-    <b:Guid>{5BDB9159-0DA1-4459-BBA6-E1B4B71A1B02}</b:Guid>
-    <b:Title>Business Model Generation</b:Title>
-    <b:Year>2009</b:Year>
-    <b:Author>
-      <b:Author>
-        <b:NameList>
-          <b:Person>
-            <b:Last>Osterwalder</b:Last>
-            <b:First>Alexander</b:First>
-          </b:Person>
-          <b:Person>
-            <b:Last>Pigneur</b:Last>
-            <b:First>Yves</b:First>
-          </b:Person>
-        </b:NameList>
-      </b:Author>
-    </b:Author>
-    <b:Publisher>Clark</b:Publisher>
-    <b:RefOrder>4</b:RefOrder>
-  </b:Source>
-  <b:Source>
-    <b:Tag>Esc23</b:Tag>
-    <b:SourceType>InternetSite</b:SourceType>
-    <b:Guid>{8A87D6F4-E837-452F-8E8E-998EE4A38197}</b:Guid>
-    <b:Title>Ventana EBC</b:Title>
-    <b:Year>2023</b:Year>
-    <b:Author>
-      <b:Author>
-        <b:NameList>
-          <b:Person>
-            <b:Last>Comercial</b:Last>
-            <b:First>Escuela</b:First>
-            <b:Middle>Bancaria y</b:Middle>
-          </b:Person>
-        </b:NameList>
-      </b:Author>
-    </b:Author>
-    <b:Month>Marzo</b:Month>
-    <b:Day>31</b:Day>
-    <b:URL>https://www.ebc.mx/ventana/emprendimiento-que-es-y-para-que-sirve/</b:URL>
-    <b:RefOrder>5</b:RefOrder>
-  </b:Source>
-  <b:Source>
-    <b:Tag>Dru85</b:Tag>
-    <b:SourceType>Book</b:SourceType>
-    <b:Guid>{85216070-D5E3-4A1F-821B-67DE9F6240D6}</b:Guid>
-    <b:Title>Innovation and Entrepreneurship</b:Title>
-    <b:Year>1985</b:Year>
-    <b:Author>
-      <b:Author>
-        <b:NameList>
-          <b:Person>
-            <b:Last>Drucker</b:Last>
-            <b:First>Peter</b:First>
-          </b:Person>
-        </b:NameList>
-      </b:Author>
-    </b:Author>
-    <b:City>Nueva York</b:City>
-    <b:Publisher>Harper &amp; Row</b:Publisher>
-    <b:RefOrder>6</b:RefOrder>
-  </b:Source>
-  <b:Source>
-    <b:Tag>Sch34</b:Tag>
-    <b:SourceType>Book</b:SourceType>
-    <b:Guid>{8F883BAD-6A84-4F2A-8A02-C3DA39915992}</b:Guid>
-    <b:Author>
-      <b:Author>
-        <b:NameList>
-          <b:Person>
-            <b:Last>Schumpeter</b:Last>
-            <b:First>Joseph</b:First>
-          </b:Person>
-        </b:NameList>
-      </b:Author>
-    </b:Author>
-    <b:Title>Theory of Economic Development</b:Title>
-    <b:Year>1934</b:Year>
-    <b:City>Alemania</b:City>
-    <b:Publisher>Harvard University Press</b:Publisher>
-    <b:RefOrder>7</b:RefOrder>
-  </b:Source>
-  <b:Source>
-    <b:Tag>Ent16</b:Tag>
-    <b:SourceType>Book</b:SourceType>
-    <b:Guid>{FBBB1B7E-159A-476E-AE2E-B591AF8342DF}</b:Guid>
-    <b:Author>
-      <b:Author>
-        <b:NameList>
-          <b:Person>
-            <b:Last>Ventures</b:Last>
-            <b:First>Entrepreneurship:</b:First>
-            <b:Middle>Successfully Launching New</b:Middle>
-          </b:Person>
-        </b:NameList>
-      </b:Author>
-    </b:Author>
-    <b:Title>Barringer, Bruce; Ireland, R</b:Title>
-    <b:Year>2016</b:Year>
-    <b:Publisher>Pearson College Div</b:Publisher>
-    <b:RefOrder>8</b:RefOrder>
-  </b:Source>
-  <b:Source>
-    <b:Tag>WHO24</b:Tag>
-    <b:SourceType>InternetSite</b:SourceType>
-    <b:Guid>{D612ADCF-581E-4B06-B994-B2EA7BD87331}</b:Guid>
-    <b:Title>Organización Mundial de la Salud</b:Title>
-    <b:Year>2024</b:Year>
-    <b:Author>
-      <b:Author>
-        <b:NameList>
-          <b:Person>
-            <b:Last>WHO</b:Last>
-          </b:Person>
-        </b:NameList>
-      </b:Author>
-    </b:Author>
-    <b:URL>https://www.who.int/es</b:URL>
-    <b:RefOrder>9</b:RefOrder>
-  </b:Source>
-  <b:Source>
-    <b:Tag>Kot12</b:Tag>
-    <b:SourceType>Book</b:SourceType>
-    <b:Guid>{20B9BA52-13C0-4C72-A16F-2F4DCE49C0DA}</b:Guid>
-    <b:Title>Marketing</b:Title>
-    <b:Year>2012</b:Year>
-    <b:Author>
-      <b:Author>
-        <b:NameList>
-          <b:Person>
-            <b:Last>Kotler</b:Last>
-            <b:First>Philip</b:First>
-          </b:Person>
-          <b:Person>
-            <b:Last>Armstrong</b:Last>
-            <b:First>Gary</b:First>
-          </b:Person>
-        </b:NameList>
-      </b:Author>
-    </b:Author>
-    <b:City>México</b:City>
-    <b:Publisher>Pearson Educación</b:Publisher>
-    <b:RefOrder>10</b:RefOrder>
-  </b:Source>
-  <b:Source>
-    <b:Tag>Her14</b:Tag>
-    <b:SourceType>Book</b:SourceType>
-    <b:Guid>{18658A05-FC0F-4277-BBD6-31F39A7BC7B0}</b:Guid>
-    <b:Author>
-      <b:Author>
-        <b:NameList>
-          <b:Person>
-            <b:Last>Hernández</b:Last>
-            <b:First>Roberto</b:First>
-          </b:Person>
-          <b:Person>
-            <b:Last>Fernández</b:Last>
-            <b:First>Carlos</b:First>
-          </b:Person>
-          <b:Person>
-            <b:Last>Baptista</b:Last>
-            <b:First>Pilar</b:First>
-          </b:Person>
-        </b:NameList>
-      </b:Author>
-    </b:Author>
-    <b:Title>Metodología de la Investigación</b:Title>
-    <b:Year>2014</b:Year>
-    <b:City>México</b:City>
-    <b:Publisher>MC Graw Hill Education</b:Publisher>
-    <b:RefOrder>11</b:RefOrder>
-  </b:Source>
-  <b:Source>
-    <b:Tag>Tam03</b:Tag>
-    <b:SourceType>Book</b:SourceType>
-    <b:Guid>{15C77CD5-8464-4FF0-A237-1BD6698369B8}</b:Guid>
-    <b:Author>
-      <b:Author>
-        <b:NameList>
-          <b:Person>
-            <b:Last>Tamayo</b:Last>
-            <b:First>Mario</b:First>
-          </b:Person>
-        </b:NameList>
-      </b:Author>
-    </b:Author>
-    <b:Title>El Proceso de la Investigación Científica</b:Title>
-    <b:Year>2003</b:Year>
-    <b:City>México</b:City>
-    <b:Publisher>Limusa</b:Publisher>
-    <b:RefOrder>12</b:RefOrder>
-  </b:Source>
-</b:Sources>
+<b:Sources xmlns:b="http://schemas.openxmlformats.org/officeDocument/2006/bibliography" xmlns="http://schemas.openxmlformats.org/officeDocument/2006/bibliography" SelectedStyle="\APASixthEditionOfficeOnline.xsl" StyleName="APA" Version="6"/>
 </file>
 
 <file path=customXml/itemProps1.xml><?xml version="1.0" encoding="utf-8"?>
-<ds:datastoreItem xmlns:ds="http://schemas.openxmlformats.org/officeDocument/2006/customXml" ds:itemID="{678AC9C8-26A2-4866-9A95-C17A56C4B203}">
+<ds:datastoreItem xmlns:ds="http://schemas.openxmlformats.org/officeDocument/2006/customXml" ds:itemID="{D9CD2E5C-C25A-48A7-88A9-319A0BD18AD2}">
   <ds:schemaRefs>
     <ds:schemaRef ds:uri="http://schemas.openxmlformats.org/officeDocument/2006/bibliography"/>
   </ds:schemaRefs>

--- a/project/Otro/Proyecto_Mayra_Carolina_Rivadeneira_Viteri.docx
+++ b/project/Otro/Proyecto_Mayra_Carolina_Rivadeneira_Viteri.docx
@@ -608,7 +608,7 @@
                                         </pic:cNvPicPr>
                                       </pic:nvPicPr>
                                       <pic:blipFill>
-                                        <a:blip r:embed="rId9" cstate="print"/>
+                                        <a:blip r:embed="rId8" cstate="print"/>
                                         <a:stretch>
                                           <a:fillRect/>
                                         </a:stretch>
@@ -6663,10 +6663,10 @@
           <w:noProof/>
         </w:rPr>
         <w:sectPr>
-          <w:headerReference w:type="default" r:id="rId10"/>
-          <w:footerReference w:type="default" r:id="rId11"/>
-          <w:headerReference w:type="first" r:id="rId12"/>
-          <w:footerReference w:type="first" r:id="rId13"/>
+          <w:headerReference w:type="default" r:id="rId9"/>
+          <w:footerReference w:type="default" r:id="rId10"/>
+          <w:headerReference w:type="first" r:id="rId11"/>
+          <w:footerReference w:type="first" r:id="rId12"/>
           <w:pgSz w:w="12240" w:h="15840"/>
           <w:pgMar w:top="1699" w:right="1699" w:bottom="1699" w:left="2261" w:header="720" w:footer="720" w:gutter="0"/>
           <w:pgNumType w:fmt="upperRoman" w:start="0"/>
@@ -6771,17 +6771,145 @@
     </w:p>
     <w:p>
       <w:r>
-        <w:t>La gastronomía ha evolucionado significativamente a lo largo del tiempo, pasando de ser una actividad básica de subsistencia a convertirse en una expresión cultural, artística y económica. En la actualidad, no solo se valora el sabor de los alimentos, sino también la experiencia que rodea su consumo.</w:t>
+        <w:t>La gastronomía ha evolucionado significativamente a lo largo del tiempo, pasando de ser una actividad básica de subsistencia a convertirse en una expresión cultural, artística y económica</w:t>
+      </w:r>
+      <w:r>
+        <w:t xml:space="preserve"> </w:t>
+      </w:r>
+      <w:sdt>
+        <w:sdtPr>
+          <w:id w:val="474333580"/>
+          <w:citation/>
+        </w:sdtPr>
+        <w:sdtContent>
+          <w:r>
+            <w:fldChar w:fldCharType="begin"/>
+          </w:r>
+          <w:r>
+            <w:instrText xml:space="preserve"> CITATION Cla88 \l 3082 </w:instrText>
+          </w:r>
+          <w:r>
+            <w:fldChar w:fldCharType="separate"/>
+          </w:r>
+          <w:r>
+            <w:rPr>
+              <w:noProof/>
+            </w:rPr>
+            <w:t>(Claude, 1988)</w:t>
+          </w:r>
+          <w:r>
+            <w:fldChar w:fldCharType="end"/>
+          </w:r>
+        </w:sdtContent>
+      </w:sdt>
+      <w:r>
+        <w:t>. En la actualidad, no solo se valora el sabor de los alimentos, sino también la experiencia que rodea su consumo</w:t>
+      </w:r>
+      <w:r>
+        <w:t xml:space="preserve"> </w:t>
+      </w:r>
+      <w:sdt>
+        <w:sdtPr>
+          <w:id w:val="635840736"/>
+          <w:citation/>
+        </w:sdtPr>
+        <w:sdtContent>
+          <w:r>
+            <w:fldChar w:fldCharType="begin"/>
+          </w:r>
+          <w:r>
+            <w:instrText xml:space="preserve"> CITATION Pin99 \l 3082 </w:instrText>
+          </w:r>
+          <w:r>
+            <w:fldChar w:fldCharType="separate"/>
+          </w:r>
+          <w:r>
+            <w:rPr>
+              <w:noProof/>
+            </w:rPr>
+            <w:t>(Pine &amp; Gilmore, 1999)</w:t>
+          </w:r>
+          <w:r>
+            <w:fldChar w:fldCharType="end"/>
+          </w:r>
+        </w:sdtContent>
+      </w:sdt>
+      <w:r>
+        <w:t>.</w:t>
       </w:r>
     </w:p>
     <w:p>
       <w:r>
-        <w:t>En este contexto surge Cocina 360°, una propuesta innovadora que busca integrar la formación gastronómica con conocimientos de marketing y estrategias digitales, con el objetivo de ofrecer una visión integral para el desarrollo de emprendimientos gastronómicos. Este enfoque parte de la premisa de que el éxito de un negocio gastronómico no depende únicamente del talento culinario, sino también de la capacidad para gestionar adecuadamente su imagen, comunicar su propuesta de valor y conectar con su público objetivo.</w:t>
+        <w:t>En este contexto surge Cocina 360°, una propuesta innovadora que busca integrar la formación gastronómica con conocimientos de marketing y estrategias digitales, con el objetivo de ofrecer una visión integral para el desarrollo de emprendimientos gastronómicos. Este enfoque parte de la premisa de que el éxito de un negocio gastronómico no depende únicamente del talento culinario, sino también de la capacidad para gestionar adecuadamente su imagen, comunicar su propuesta de valor y conectar con su público objetivo</w:t>
+      </w:r>
+      <w:r>
+        <w:t xml:space="preserve"> </w:t>
+      </w:r>
+      <w:sdt>
+        <w:sdtPr>
+          <w:id w:val="-1566486633"/>
+          <w:citation/>
+        </w:sdtPr>
+        <w:sdtContent>
+          <w:r>
+            <w:fldChar w:fldCharType="begin"/>
+          </w:r>
+          <w:r>
+            <w:instrText xml:space="preserve"> CITATION Kot16 \l 3082 </w:instrText>
+          </w:r>
+          <w:r>
+            <w:fldChar w:fldCharType="separate"/>
+          </w:r>
+          <w:r>
+            <w:rPr>
+              <w:noProof/>
+            </w:rPr>
+            <w:t>(Kotler P. &amp;., 2016)</w:t>
+          </w:r>
+          <w:r>
+            <w:fldChar w:fldCharType="end"/>
+          </w:r>
+        </w:sdtContent>
+      </w:sdt>
+      <w:r>
+        <w:t>.</w:t>
       </w:r>
     </w:p>
     <w:p>
       <w:r>
-        <w:t>La propuesta de Cocina 360° plantea un modelo de aprendizaje y desarrollo que combina la creatividad culinaria con herramientas de marketing, branding y comunicación digital, permitiendo a los emprendedores fortalecer sus habilidades no solo en la cocina, sino también en la gestión y promoción de sus negocios. De esta manera, se busca brindar mayores oportunidades de crecimiento y sostenibilidad para nuevos emprendimientos gastronómicos, reduciendo el riesgo de fracaso empresarial y fomentando el uso estratégico de plataformas digitales para alcanzar nuevos mercados.</w:t>
+        <w:t>La propuesta de Cocina 360° plantea un modelo de aprendizaje y desarrollo que combina la creatividad culinaria con herramientas de marketing, branding y comunicación digital, permitiendo a los emprendedores fortalecer sus habilidades no solo en la cocina, sino también en la gestión y promoción de sus negocios. De esta manera, se busca brindar mayores oportunidades de crecimiento y sostenibilidad para nuevos emprendimientos gastronómicos, reduciendo el riesgo de fracaso empresarial y fomentando el uso estratégico de plataformas digitales para alcanzar nuevos mercados</w:t>
+      </w:r>
+      <w:r>
+        <w:t xml:space="preserve"> </w:t>
+      </w:r>
+      <w:sdt>
+        <w:sdtPr>
+          <w:id w:val="-736933949"/>
+          <w:citation/>
+        </w:sdtPr>
+        <w:sdtContent>
+          <w:r>
+            <w:fldChar w:fldCharType="begin"/>
+          </w:r>
+          <w:r>
+            <w:instrText xml:space="preserve"> CITATION Rie11 \l 3082 </w:instrText>
+          </w:r>
+          <w:r>
+            <w:fldChar w:fldCharType="separate"/>
+          </w:r>
+          <w:r>
+            <w:rPr>
+              <w:noProof/>
+            </w:rPr>
+            <w:t>(Ries, 2011)</w:t>
+          </w:r>
+          <w:r>
+            <w:fldChar w:fldCharType="end"/>
+          </w:r>
+        </w:sdtContent>
+      </w:sdt>
+      <w:r>
+        <w:t>.</w:t>
       </w:r>
       <w:r>
         <w:br w:type="page"/>
@@ -6918,8 +7046,8 @@
           <w:numId w:val="1"/>
         </w:numPr>
         <w:sectPr>
-          <w:headerReference w:type="first" r:id="rId14"/>
-          <w:footerReference w:type="first" r:id="rId15"/>
+          <w:headerReference w:type="first" r:id="rId13"/>
+          <w:footerReference w:type="first" r:id="rId14"/>
           <w:pgSz w:w="12240" w:h="15840"/>
           <w:pgMar w:top="1701" w:right="1701" w:bottom="1701" w:left="2262" w:header="720" w:footer="720" w:gutter="0"/>
           <w:pgNumType w:start="1"/>
@@ -12860,7 +12988,7 @@
                     </pic:cNvPicPr>
                   </pic:nvPicPr>
                   <pic:blipFill>
-                    <a:blip r:embed="rId16">
+                    <a:blip r:embed="rId15">
                       <a:extLst>
                         <a:ext uri="{28A0092B-C50C-407E-A947-70E740481C1C}">
                           <a14:useLocalDpi xmlns:a14="http://schemas.microsoft.com/office/drawing/2010/main" val="0"/>
@@ -13704,7 +13832,7 @@
                     </pic:cNvPicPr>
                   </pic:nvPicPr>
                   <pic:blipFill>
-                    <a:blip r:embed="rId17" cstate="print">
+                    <a:blip r:embed="rId16" cstate="print">
                       <a:extLst>
                         <a:ext uri="{28A0092B-C50C-407E-A947-70E740481C1C}">
                           <a14:useLocalDpi xmlns:a14="http://schemas.microsoft.com/office/drawing/2010/main" val="0"/>
@@ -14555,26 +14683,32 @@
         <w:br w:type="page"/>
       </w:r>
     </w:p>
-    <w:p>
-      <w:pPr>
-        <w:pStyle w:val="Ttulo1"/>
-      </w:pPr>
-      <w:bookmarkStart w:id="54" w:name="_Toc225609078"/>
-      <w:r>
-        <w:lastRenderedPageBreak/>
-        <w:t>REFERENCIAS BIBLIOGRÁFICAS</w:t>
-      </w:r>
-      <w:bookmarkEnd w:id="54"/>
-    </w:p>
     <w:sdt>
       <w:sdtPr>
-        <w:id w:val="-1186674403"/>
+        <w:id w:val="649021492"/>
         <w:docPartObj>
           <w:docPartGallery w:val="Bibliographies"/>
           <w:docPartUnique/>
         </w:docPartObj>
       </w:sdtPr>
+      <w:sdtEndPr>
+        <w:rPr>
+          <w:rFonts w:eastAsia="Times New Roman" w:cs="Times New Roman"/>
+          <w:b w:val="0"/>
+          <w:spacing w:val="0"/>
+          <w:kern w:val="0"/>
+          <w:szCs w:val="22"/>
+        </w:rPr>
+      </w:sdtEndPr>
       <w:sdtContent>
+        <w:p>
+          <w:pPr>
+            <w:pStyle w:val="Ttulo1"/>
+          </w:pPr>
+          <w:r>
+            <w:t>REFERENCIAS BIBLIOGRÁFICAS</w:t>
+          </w:r>
+        </w:p>
         <w:sdt>
           <w:sdtPr>
             <w:id w:val="111145805"/>
@@ -14584,17 +14718,190 @@
             <w:p>
               <w:pPr>
                 <w:pStyle w:val="Bibliografa"/>
-                <w:spacing w:line="276" w:lineRule="auto"/>
                 <w:ind w:left="720" w:hanging="720"/>
+                <w:rPr>
+                  <w:noProof/>
+                  <w:szCs w:val="24"/>
+                  <w:lang w:val="en-US"/>
+                </w:rPr>
               </w:pPr>
+              <w:r>
+                <w:fldChar w:fldCharType="begin"/>
+              </w:r>
+              <w:r>
+                <w:rPr>
+                  <w:lang w:val="en-US"/>
+                </w:rPr>
+                <w:instrText>BIBLIOGRAPHY</w:instrText>
+              </w:r>
+              <w:r>
+                <w:fldChar w:fldCharType="separate"/>
+              </w:r>
+              <w:r>
+                <w:rPr>
+                  <w:noProof/>
+                  <w:lang w:val="en-US"/>
+                </w:rPr>
+                <w:t xml:space="preserve">Claude, F. (1988). </w:t>
+              </w:r>
+              <w:r>
+                <w:rPr>
+                  <w:i/>
+                  <w:iCs/>
+                  <w:noProof/>
+                  <w:lang w:val="en-US"/>
+                </w:rPr>
+                <w:t>Food, self and identity.</w:t>
+              </w:r>
+              <w:r>
+                <w:rPr>
+                  <w:noProof/>
+                  <w:lang w:val="en-US"/>
+                </w:rPr>
+                <w:t xml:space="preserve"> Social Science Information.</w:t>
+              </w:r>
             </w:p>
             <w:p>
               <w:pPr>
-                <w:tabs>
-                  <w:tab w:val="left" w:pos="5620"/>
-                </w:tabs>
-                <w:spacing w:line="276" w:lineRule="auto"/>
+                <w:pStyle w:val="Bibliografa"/>
+                <w:ind w:left="720" w:hanging="720"/>
+                <w:rPr>
+                  <w:noProof/>
+                  <w:lang w:val="en-US"/>
+                </w:rPr>
               </w:pPr>
+              <w:r>
+                <w:rPr>
+                  <w:noProof/>
+                  <w:lang w:val="en-US"/>
+                </w:rPr>
+                <w:t xml:space="preserve">Kotler, P. &amp;. (2016). </w:t>
+              </w:r>
+              <w:r>
+                <w:rPr>
+                  <w:i/>
+                  <w:iCs/>
+                  <w:noProof/>
+                  <w:lang w:val="en-US"/>
+                </w:rPr>
+                <w:t>Marketing management.</w:t>
+              </w:r>
+              <w:r>
+                <w:rPr>
+                  <w:noProof/>
+                  <w:lang w:val="en-US"/>
+                </w:rPr>
+                <w:t xml:space="preserve"> Pearson Education.</w:t>
+              </w:r>
+            </w:p>
+            <w:p>
+              <w:pPr>
+                <w:pStyle w:val="Bibliografa"/>
+                <w:ind w:left="720" w:hanging="720"/>
+                <w:rPr>
+                  <w:noProof/>
+                </w:rPr>
+              </w:pPr>
+              <w:r>
+                <w:rPr>
+                  <w:noProof/>
+                  <w:lang w:val="en-US"/>
+                </w:rPr>
+                <w:t xml:space="preserve">Kotler, P., &amp; Armstrong, G. (2012). </w:t>
+              </w:r>
+              <w:r>
+                <w:rPr>
+                  <w:i/>
+                  <w:iCs/>
+                  <w:noProof/>
+                </w:rPr>
+                <w:t>Marketing.</w:t>
+              </w:r>
+              <w:r>
+                <w:rPr>
+                  <w:noProof/>
+                </w:rPr>
+                <w:t xml:space="preserve"> México: Pearson Educación.</w:t>
+              </w:r>
+            </w:p>
+            <w:p>
+              <w:pPr>
+                <w:pStyle w:val="Bibliografa"/>
+                <w:ind w:left="720" w:hanging="720"/>
+                <w:rPr>
+                  <w:noProof/>
+                  <w:lang w:val="en-US"/>
+                </w:rPr>
+              </w:pPr>
+              <w:r>
+                <w:rPr>
+                  <w:noProof/>
+                </w:rPr>
+                <w:t xml:space="preserve">Pine, J., &amp; Gilmore, J. (1999). </w:t>
+              </w:r>
+              <w:r>
+                <w:rPr>
+                  <w:i/>
+                  <w:iCs/>
+                  <w:noProof/>
+                  <w:lang w:val="en-US"/>
+                </w:rPr>
+                <w:t>The experience economy.</w:t>
+              </w:r>
+              <w:r>
+                <w:rPr>
+                  <w:noProof/>
+                  <w:lang w:val="en-US"/>
+                </w:rPr>
+                <w:t xml:space="preserve"> Harvard Business School Press.</w:t>
+              </w:r>
+            </w:p>
+            <w:p>
+              <w:pPr>
+                <w:pStyle w:val="Bibliografa"/>
+                <w:ind w:left="720" w:hanging="720"/>
+                <w:rPr>
+                  <w:noProof/>
+                </w:rPr>
+              </w:pPr>
+              <w:r>
+                <w:rPr>
+                  <w:noProof/>
+                  <w:lang w:val="en-US"/>
+                </w:rPr>
+                <w:t xml:space="preserve">Ries, E. (2011). </w:t>
+              </w:r>
+              <w:r>
+                <w:rPr>
+                  <w:i/>
+                  <w:iCs/>
+                  <w:noProof/>
+                  <w:lang w:val="en-US"/>
+                </w:rPr>
+                <w:t>The lean startup.</w:t>
+              </w:r>
+              <w:r>
+                <w:rPr>
+                  <w:noProof/>
+                  <w:lang w:val="en-US"/>
+                </w:rPr>
+                <w:t xml:space="preserve"> </w:t>
+              </w:r>
+              <w:r>
+                <w:rPr>
+                  <w:noProof/>
+                </w:rPr>
+                <w:t>Crown Business.</w:t>
+              </w:r>
+            </w:p>
+            <w:p>
+              <w:r>
+                <w:rPr>
+                  <w:b/>
+                  <w:bCs/>
+                </w:rPr>
+                <w:fldChar w:fldCharType="end"/>
+              </w:r>
             </w:p>
           </w:sdtContent>
         </w:sdt>
@@ -14602,6 +14909,14 @@
     </w:sdt>
     <w:p>
       <w:pPr>
+        <w:tabs>
+          <w:tab w:val="left" w:pos="5620"/>
+        </w:tabs>
+        <w:spacing w:line="276" w:lineRule="auto"/>
+      </w:pPr>
+    </w:p>
+    <w:p>
+      <w:pPr>
         <w:pStyle w:val="Ttulo1"/>
         <w:numPr>
           <w:ilvl w:val="0"/>
@@ -14620,12 +14935,12 @@
           <w:numId w:val="45"/>
         </w:numPr>
       </w:pPr>
-      <w:bookmarkStart w:id="55" w:name="_Toc225609079"/>
+      <w:bookmarkStart w:id="54" w:name="_Toc225609079"/>
       <w:r>
         <w:lastRenderedPageBreak/>
         <w:t>ANEXOS</w:t>
       </w:r>
-      <w:bookmarkEnd w:id="55"/>
+      <w:bookmarkEnd w:id="54"/>
     </w:p>
     <w:p>
       <w:pPr>
@@ -14781,7 +15096,7 @@
       <w:pPr>
         <w:pStyle w:val="FigureStyle"/>
       </w:pPr>
-      <w:bookmarkStart w:id="56" w:name="_Toc224490733"/>
+      <w:bookmarkStart w:id="55" w:name="_Toc224490733"/>
       <w:r>
         <w:rPr>
           <w:b/>
@@ -14847,7 +15162,7 @@
       <w:r>
         <w:t>referencias del consumidor</w:t>
       </w:r>
-      <w:bookmarkEnd w:id="56"/>
+      <w:bookmarkEnd w:id="55"/>
     </w:p>
     <w:p>
       <w:pPr>
@@ -14877,7 +15192,7 @@
                     </pic:cNvPicPr>
                   </pic:nvPicPr>
                   <pic:blipFill>
-                    <a:blip r:embed="rId18" cstate="print">
+                    <a:blip r:embed="rId17" cstate="print">
                       <a:extLst>
                         <a:ext uri="{28A0092B-C50C-407E-A947-70E740481C1C}">
                           <a14:useLocalDpi xmlns:a14="http://schemas.microsoft.com/office/drawing/2010/main" val="0"/>
@@ -14934,7 +15249,7 @@
           <w:iCs/>
         </w:rPr>
       </w:pPr>
-      <w:bookmarkStart w:id="57" w:name="_Toc224490741"/>
+      <w:bookmarkStart w:id="56" w:name="_Toc224490741"/>
     </w:p>
     <w:p>
       <w:pPr>
@@ -15051,7 +15366,7 @@
         </w:rPr>
         <w:t>Cocina 360°</w:t>
       </w:r>
-      <w:bookmarkEnd w:id="57"/>
+      <w:bookmarkEnd w:id="56"/>
     </w:p>
     <w:p>
       <w:pPr>
@@ -15060,7 +15375,7 @@
           <w:lang w:val="es-PE"/>
         </w:rPr>
       </w:pPr>
-      <w:hyperlink r:id="rId19" w:history="1">
+      <w:hyperlink r:id="rId18" w:history="1">
         <w:r>
           <w:rPr>
             <w:rStyle w:val="Hipervnculo"/>
@@ -21345,7 +21660,6 @@
   <w:style w:type="character" w:default="1" w:styleId="Fuentedeprrafopredeter">
     <w:name w:val="Default Paragraph Font"/>
     <w:uiPriority w:val="1"/>
-    <w:semiHidden/>
     <w:unhideWhenUsed/>
   </w:style>
   <w:style w:type="table" w:default="1" w:styleId="Tablanormal">
@@ -22480,11 +22794,117 @@
 </file>
 
 <file path=customXml/item1.xml><?xml version="1.0" encoding="utf-8"?>
-<b:Sources xmlns:b="http://schemas.openxmlformats.org/officeDocument/2006/bibliography" xmlns="http://schemas.openxmlformats.org/officeDocument/2006/bibliography" SelectedStyle="\APASixthEditionOfficeOnline.xsl" StyleName="APA" Version="6"/>
+<b:Sources xmlns:b="http://schemas.openxmlformats.org/officeDocument/2006/bibliography" xmlns="http://schemas.openxmlformats.org/officeDocument/2006/bibliography" SelectedStyle="\APASixthEditionOfficeOnline.xsl" StyleName="APA" Version="6">
+  <b:Source>
+    <b:Tag>Cla88</b:Tag>
+    <b:SourceType>Book</b:SourceType>
+    <b:Guid>{A3FB916A-D12B-48F8-961C-A55F5AA2D83D}</b:Guid>
+    <b:Author>
+      <b:Author>
+        <b:NameList>
+          <b:Person>
+            <b:Last>Claude</b:Last>
+            <b:First>Fischler</b:First>
+          </b:Person>
+        </b:NameList>
+      </b:Author>
+    </b:Author>
+    <b:Title>Food, self and identity</b:Title>
+    <b:Year>1988</b:Year>
+    <b:Publisher>Social Science Information</b:Publisher>
+    <b:RefOrder>1</b:RefOrder>
+  </b:Source>
+  <b:Source>
+    <b:Tag>Pin99</b:Tag>
+    <b:SourceType>Book</b:SourceType>
+    <b:Guid>{EC2FE858-DDE0-4CE6-8836-8866CA201C84}</b:Guid>
+    <b:Author>
+      <b:Author>
+        <b:NameList>
+          <b:Person>
+            <b:Last>Pine</b:Last>
+            <b:First>Joseph</b:First>
+          </b:Person>
+          <b:Person>
+            <b:Last>Gilmore</b:Last>
+            <b:First>James</b:First>
+          </b:Person>
+        </b:NameList>
+      </b:Author>
+    </b:Author>
+    <b:Title>The experience economy</b:Title>
+    <b:Year>1999</b:Year>
+    <b:Publisher>Harvard Business School Press</b:Publisher>
+    <b:RefOrder>2</b:RefOrder>
+  </b:Source>
+  <b:Source>
+    <b:Tag>Kot12</b:Tag>
+    <b:SourceType>Book</b:SourceType>
+    <b:Guid>{20B9BA52-13C0-4C72-A16F-2F4DCE49C0DA}</b:Guid>
+    <b:Title>Marketing</b:Title>
+    <b:Year>2012</b:Year>
+    <b:Author>
+      <b:Author>
+        <b:NameList>
+          <b:Person>
+            <b:Last>Kotler</b:Last>
+            <b:First>Philip</b:First>
+          </b:Person>
+          <b:Person>
+            <b:Last>Armstrong</b:Last>
+            <b:First>Gary</b:First>
+          </b:Person>
+        </b:NameList>
+      </b:Author>
+    </b:Author>
+    <b:City>México</b:City>
+    <b:Publisher>Pearson Educación</b:Publisher>
+    <b:RefOrder>5</b:RefOrder>
+  </b:Source>
+  <b:Source>
+    <b:Tag>Kot16</b:Tag>
+    <b:SourceType>Book</b:SourceType>
+    <b:Guid>{42E9149B-377D-4FA3-87C9-2C921C19B67B}</b:Guid>
+    <b:Author>
+      <b:Author>
+        <b:NameList>
+          <b:Person>
+            <b:Last>Kotler</b:Last>
+            <b:First>Philip,</b:First>
+            <b:Middle>&amp; Keller, Kevin</b:Middle>
+          </b:Person>
+        </b:NameList>
+      </b:Author>
+    </b:Author>
+    <b:Title>Marketing management</b:Title>
+    <b:Year>2016</b:Year>
+    <b:Publisher>Pearson Education</b:Publisher>
+    <b:RefOrder>3</b:RefOrder>
+  </b:Source>
+  <b:Source>
+    <b:Tag>Rie11</b:Tag>
+    <b:SourceType>Book</b:SourceType>
+    <b:Guid>{DFBD1D45-FDA0-447C-B2D1-7C83A9FFB89B}</b:Guid>
+    <b:Author>
+      <b:Author>
+        <b:NameList>
+          <b:Person>
+            <b:Last>Ries</b:Last>
+            <b:First>Eric</b:First>
+          </b:Person>
+        </b:NameList>
+      </b:Author>
+    </b:Author>
+    <b:Title>The lean startup</b:Title>
+    <b:Year>2011</b:Year>
+    <b:Publisher>Crown Business</b:Publisher>
+    <b:RefOrder>4</b:RefOrder>
+  </b:Source>
+</b:Sources>
 </file>
 
 <file path=customXml/itemProps1.xml><?xml version="1.0" encoding="utf-8"?>
-<ds:datastoreItem xmlns:ds="http://schemas.openxmlformats.org/officeDocument/2006/customXml" ds:itemID="{D9CD2E5C-C25A-48A7-88A9-319A0BD18AD2}">
+<ds:datastoreItem xmlns:ds="http://schemas.openxmlformats.org/officeDocument/2006/customXml" ds:itemID="{C30701B0-4CB7-471D-BFD7-8EC52B270EE5}">
   <ds:schemaRefs>
     <ds:schemaRef ds:uri="http://schemas.openxmlformats.org/officeDocument/2006/bibliography"/>
   </ds:schemaRefs>

--- a/project/Otro/Proyecto_Mayra_Carolina_Rivadeneira_Viteri.docx
+++ b/project/Otro/Proyecto_Mayra_Carolina_Rivadeneira_Viteri.docx
@@ -608,7 +608,7 @@
                                         </pic:cNvPicPr>
                                       </pic:nvPicPr>
                                       <pic:blipFill>
-                                        <a:blip r:embed="rId8" cstate="print"/>
+                                        <a:blip r:embed="rId9" cstate="print"/>
                                         <a:stretch>
                                           <a:fillRect/>
                                         </a:stretch>
@@ -6663,10 +6663,10 @@
           <w:noProof/>
         </w:rPr>
         <w:sectPr>
-          <w:headerReference w:type="default" r:id="rId9"/>
-          <w:footerReference w:type="default" r:id="rId10"/>
-          <w:headerReference w:type="first" r:id="rId11"/>
-          <w:footerReference w:type="first" r:id="rId12"/>
+          <w:headerReference w:type="default" r:id="rId10"/>
+          <w:footerReference w:type="default" r:id="rId11"/>
+          <w:headerReference w:type="first" r:id="rId12"/>
+          <w:footerReference w:type="first" r:id="rId13"/>
           <w:pgSz w:w="12240" w:h="15840"/>
           <w:pgMar w:top="1699" w:right="1699" w:bottom="1699" w:left="2261" w:header="720" w:footer="720" w:gutter="0"/>
           <w:pgNumType w:fmt="upperRoman" w:start="0"/>
@@ -6928,15 +6928,7 @@
     </w:p>
     <w:p>
       <w:r>
-        <w:t xml:space="preserve">En la actualidad, el Ecuador se caracteriza por presentar una alta actividad emprendedora en comparación con otros países de la región. De acuerdo con el informe del Global </w:t>
-      </w:r>
-      <w:proofErr w:type="spellStart"/>
-      <w:r>
-        <w:t>Entrepreneurship</w:t>
-      </w:r>
-      <w:proofErr w:type="spellEnd"/>
-      <w:r>
-        <w:t xml:space="preserve"> Monitor (GEM) Ecuador 2024, la Tasa de Actividad Emprendedora Temprana (TEA) alcanza aproximadamente el 33,4 %, posicionando al país como uno de los que registra mayor número de personas involucradas en la creación de nuevos negocios en América Latina.  </w:t>
+        <w:t>En la actualidad, el Ecuador se caracteriza por presentar una alta actividad emprendedora en comparación con otros países de la región. De acuerdo con el informe del Global Entrepreneurship Monitor (GEM) Ecuador 2024, la Tasa de Actividad Emprendedora Temprana (TEA) alcanza aproximadamente el 33,4 %, posicionando al país como uno de los que registra mayor número de personas involucradas en la creación de nuevos negocios en América Latina.</w:t>
       </w:r>
     </w:p>
     <w:p>
@@ -7046,8 +7038,8 @@
           <w:numId w:val="1"/>
         </w:numPr>
         <w:sectPr>
-          <w:headerReference w:type="first" r:id="rId13"/>
-          <w:footerReference w:type="first" r:id="rId14"/>
+          <w:headerReference w:type="first" r:id="rId14"/>
+          <w:footerReference w:type="first" r:id="rId15"/>
           <w:pgSz w:w="12240" w:h="15840"/>
           <w:pgMar w:top="1701" w:right="1701" w:bottom="1701" w:left="2262" w:header="720" w:footer="720" w:gutter="0"/>
           <w:pgNumType w:start="1"/>
@@ -7136,14 +7128,7 @@
       </w:r>
       <w:r>
         <w:br/>
-      </w:r>
-      <w:proofErr w:type="spellStart"/>
-      <w:r>
-        <w:t>Model</w:t>
-      </w:r>
-      <w:proofErr w:type="spellEnd"/>
-      <w:r>
-        <w:t xml:space="preserve"> CANVAS</w:t>
+        <w:t>Model CANVAS</w:t>
       </w:r>
       <w:bookmarkEnd w:id="6"/>
     </w:p>
@@ -7237,6 +7222,39 @@
               </w:rPr>
               <w:t>Proveedores de insumos y servicios</w:t>
             </w:r>
+            <w:r>
+              <w:rPr>
+                <w:b w:val="0"/>
+                <w:bCs w:val="0"/>
+                <w:color w:val="000000"/>
+                <w:sz w:val="18"/>
+                <w:szCs w:val="18"/>
+                <w:lang w:val="es-PE" w:eastAsia="es-PE"/>
+              </w:rPr>
+              <w:t xml:space="preserve"> (Montero, </w:t>
+            </w:r>
+            <w:r>
+              <w:rPr>
+                <w:b w:val="0"/>
+                <w:bCs w:val="0"/>
+                <w:color w:val="000000"/>
+                <w:sz w:val="18"/>
+                <w:szCs w:val="18"/>
+                <w:lang w:eastAsia="es-PE"/>
+              </w:rPr>
+              <w:t>Tramontina</w:t>
+            </w:r>
+            <w:r>
+              <w:rPr>
+                <w:b w:val="0"/>
+                <w:bCs w:val="0"/>
+                <w:color w:val="000000"/>
+                <w:sz w:val="18"/>
+                <w:szCs w:val="18"/>
+                <w:lang w:eastAsia="es-PE"/>
+              </w:rPr>
+              <w:t>)</w:t>
+            </w:r>
           </w:p>
           <w:p>
             <w:pPr>
@@ -7265,6 +7283,17 @@
               </w:rPr>
               <w:t>Diseñadores gráficos y de marca</w:t>
             </w:r>
+            <w:r>
+              <w:rPr>
+                <w:b w:val="0"/>
+                <w:bCs w:val="0"/>
+                <w:color w:val="000000"/>
+                <w:sz w:val="18"/>
+                <w:szCs w:val="18"/>
+                <w:lang w:val="es-PE" w:eastAsia="es-PE"/>
+              </w:rPr>
+              <w:t xml:space="preserve"> (Dragon Print)</w:t>
+            </w:r>
           </w:p>
           <w:p>
             <w:pPr>
@@ -7292,6 +7321,17 @@
                 <w:lang w:val="es-PE" w:eastAsia="es-PE"/>
               </w:rPr>
               <w:t>Agencias de marketing digital</w:t>
+            </w:r>
+            <w:r>
+              <w:rPr>
+                <w:b w:val="0"/>
+                <w:bCs w:val="0"/>
+                <w:color w:val="000000"/>
+                <w:sz w:val="18"/>
+                <w:szCs w:val="18"/>
+                <w:lang w:val="es-PE" w:eastAsia="es-PE"/>
+              </w:rPr>
+              <w:t xml:space="preserve"> (Hello 360)</w:t>
             </w:r>
           </w:p>
           <w:p>
@@ -8006,7 +8046,6 @@
                 <w:lang w:val="es-PE" w:eastAsia="es-PE"/>
               </w:rPr>
             </w:pPr>
-            <w:proofErr w:type="spellStart"/>
             <w:r>
               <w:rPr>
                 <w:color w:val="000000"/>
@@ -8014,29 +8053,8 @@
                 <w:szCs w:val="18"/>
                 <w:lang w:val="es-PE" w:eastAsia="es-PE"/>
               </w:rPr>
-              <w:t>Dark</w:t>
-            </w:r>
-            <w:proofErr w:type="spellEnd"/>
-            <w:r>
-              <w:rPr>
-                <w:color w:val="000000"/>
-                <w:sz w:val="18"/>
-                <w:szCs w:val="18"/>
-                <w:lang w:val="es-PE" w:eastAsia="es-PE"/>
-              </w:rPr>
-              <w:t xml:space="preserve"> </w:t>
-            </w:r>
-            <w:proofErr w:type="spellStart"/>
-            <w:r>
-              <w:rPr>
-                <w:color w:val="000000"/>
-                <w:sz w:val="18"/>
-                <w:szCs w:val="18"/>
-                <w:lang w:val="es-PE" w:eastAsia="es-PE"/>
-              </w:rPr>
-              <w:t>kitchens</w:t>
-            </w:r>
-            <w:proofErr w:type="spellEnd"/>
+              <w:t>Dark kitchens</w:t>
+            </w:r>
           </w:p>
           <w:p>
             <w:pPr>
@@ -8978,6 +8996,9 @@
         <w:t>El presente Modelo CANVAS resume los principales elementos estratégicos del plan de negocios</w:t>
       </w:r>
       <w:r>
+        <w:t xml:space="preserve"> de Cocina 360°</w:t>
+      </w:r>
+      <w:r>
         <w:t>.</w:t>
       </w:r>
     </w:p>
@@ -9023,35 +9044,7 @@
         <w:rPr>
           <w:lang w:val="es-PE" w:eastAsia="es-PE"/>
         </w:rPr>
-        <w:t xml:space="preserve">Nuestro emprendimiento “Cocina 360°” está dirigido a emprendedores gastronómicos, restaurantes, </w:t>
-      </w:r>
-      <w:proofErr w:type="spellStart"/>
-      <w:r>
-        <w:rPr>
-          <w:lang w:val="es-PE" w:eastAsia="es-PE"/>
-        </w:rPr>
-        <w:t>dark</w:t>
-      </w:r>
-      <w:proofErr w:type="spellEnd"/>
-      <w:r>
-        <w:rPr>
-          <w:lang w:val="es-PE" w:eastAsia="es-PE"/>
-        </w:rPr>
-        <w:t xml:space="preserve"> </w:t>
-      </w:r>
-      <w:proofErr w:type="spellStart"/>
-      <w:r>
-        <w:rPr>
-          <w:lang w:val="es-PE" w:eastAsia="es-PE"/>
-        </w:rPr>
-        <w:t>kitchens</w:t>
-      </w:r>
-      <w:proofErr w:type="spellEnd"/>
-      <w:r>
-        <w:rPr>
-          <w:lang w:val="es-PE" w:eastAsia="es-PE"/>
-        </w:rPr>
-        <w:t>, estudiantes de gastronomía y personas apasionadas por la cocina que buscan desarrollar o fortalecer sus negocios. Asimismo, se consideran clientes potenciales aquellos interesados en profesionalizar sus conocimientos y mejorar la gestión y posicionamiento de sus marcas dentro del mercado gastronómico.</w:t>
+        <w:t>Nuestro emprendimiento “Cocina 360°” está dirigido a emprendedores gastronómicos, restaurantes, dark kitchens, estudiantes de gastronomía y personas apasionadas por la cocina que buscan desarrollar o fortalecer sus negocios. Asimismo, se consideran clientes potenciales aquellos interesados en profesionalizar sus conocimientos y mejorar la gestión y posicionamiento de sus marcas dentro del mercado gastronómico.</w:t>
       </w:r>
     </w:p>
     <w:p>
@@ -9214,7 +9207,7 @@
         <w:rPr>
           <w:rFonts w:eastAsiaTheme="majorEastAsia"/>
         </w:rPr>
-        <w:t>El emprendimiento contará con aliados estratégicos como proveedores, diseñadores gráficos, agencias digitales, instituciones educativas y plataformas tecnológicas, los cuales contribuirán al desarrollo, posicionamiento y crecimiento del proyecto.</w:t>
+        <w:t>El emprendimiento contará con aliados estratégicos que contribuirán al desarrollo, posicionamiento y crecimiento del proyecto, entre los cuales se incluyen proveedores de insumos y equipamiento gastronómico como Montero y Tramontina, así como servicios especializados en diseño gráfico y desarrollo de marca como Dragon Print, y agencias de marketing digital como Hello 360. Asimismo, se considerarán alianzas con instituciones educativas que aporten en la formación y capacitación continua, junto con el uso de plataformas tecnológicas que faciliten la gestión, promoción y comercialización de los servicios, permitiendo así fortalecer la propuesta de valor y garantizar la sostenibilidad del emprendimiento.</w:t>
       </w:r>
     </w:p>
     <w:p>
@@ -12022,19 +12015,11 @@
                 <w:lang w:val="es-PE" w:eastAsia="es-PE"/>
               </w:rPr>
             </w:pPr>
-            <w:proofErr w:type="gramStart"/>
-            <w:r>
-              <w:rPr>
-                <w:lang w:val="es-PE" w:eastAsia="es-PE"/>
-              </w:rPr>
-              <w:t>Total</w:t>
-            </w:r>
-            <w:proofErr w:type="gramEnd"/>
-            <w:r>
-              <w:rPr>
-                <w:lang w:val="es-PE" w:eastAsia="es-PE"/>
-              </w:rPr>
-              <w:t xml:space="preserve"> Costos Fijos </w:t>
+            <w:r>
+              <w:rPr>
+                <w:lang w:val="es-PE" w:eastAsia="es-PE"/>
+              </w:rPr>
+              <w:t xml:space="preserve">Total Costos Fijos </w:t>
             </w:r>
           </w:p>
         </w:tc>
@@ -12413,20 +12398,12 @@
                 <w:lang w:val="es-PE" w:eastAsia="es-PE"/>
               </w:rPr>
             </w:pPr>
-            <w:proofErr w:type="gramStart"/>
             <w:r>
               <w:rPr>
                 <w:lang w:val="es-PE" w:eastAsia="es-PE"/>
               </w:rPr>
               <w:lastRenderedPageBreak/>
-              <w:t>Total</w:t>
-            </w:r>
-            <w:proofErr w:type="gramEnd"/>
-            <w:r>
-              <w:rPr>
-                <w:lang w:val="es-PE" w:eastAsia="es-PE"/>
-              </w:rPr>
-              <w:t xml:space="preserve"> Costo Variable</w:t>
+              <w:t>Total Costo Variable</w:t>
             </w:r>
           </w:p>
         </w:tc>
@@ -12988,7 +12965,7 @@
                     </pic:cNvPicPr>
                   </pic:nvPicPr>
                   <pic:blipFill>
-                    <a:blip r:embed="rId15">
+                    <a:blip r:embed="rId16">
                       <a:extLst>
                         <a:ext uri="{28A0092B-C50C-407E-A947-70E740481C1C}">
                           <a14:useLocalDpi xmlns:a14="http://schemas.microsoft.com/office/drawing/2010/main" val="0"/>
@@ -13706,7 +13683,6 @@
         </w:rPr>
         <w:t xml:space="preserve"> Elementos que definen la identidad y personalidad de la marca</w:t>
       </w:r>
-      <w:proofErr w:type="gramStart"/>
       <w:r>
         <w:rPr>
           <w:rFonts w:eastAsiaTheme="majorEastAsia"/>
@@ -13719,7 +13695,6 @@
         </w:rPr>
         <w:t>.</w:t>
       </w:r>
-      <w:proofErr w:type="gramEnd"/>
       <w:r>
         <w:rPr>
           <w:rFonts w:eastAsiaTheme="majorEastAsia"/>
@@ -13832,7 +13807,7 @@
                     </pic:cNvPicPr>
                   </pic:nvPicPr>
                   <pic:blipFill>
-                    <a:blip r:embed="rId16" cstate="print">
+                    <a:blip r:embed="rId17" cstate="print">
                       <a:extLst>
                         <a:ext uri="{28A0092B-C50C-407E-A947-70E740481C1C}">
                           <a14:useLocalDpi xmlns:a14="http://schemas.microsoft.com/office/drawing/2010/main" val="0"/>
@@ -14001,21 +13976,7 @@
         <w:rPr>
           <w:lang w:eastAsia="es-PE"/>
         </w:rPr>
-        <w:t>La gastronomía es una disciplina que integra conocimientos culinarios, culturales, sociales y económicos. No se limita únicamente a la preparación de alimentos, sino que abarca la comprensión del acto de alimentarse y su impacto en la sociedad. Desde una perspectiva clásica, se considera que la gastronomía estudia la relación entre el ser humano y su alimentación (</w:t>
-      </w:r>
-      <w:proofErr w:type="spellStart"/>
-      <w:r>
-        <w:rPr>
-          <w:lang w:eastAsia="es-PE"/>
-        </w:rPr>
-        <w:t>Brillat-Savarin</w:t>
-      </w:r>
-      <w:proofErr w:type="spellEnd"/>
-      <w:r>
-        <w:rPr>
-          <w:lang w:eastAsia="es-PE"/>
-        </w:rPr>
-        <w:t>, 1825). En la actualidad, la gastronomía ha evolucionado hacia un enfoque estratégico, donde se vincula con la innovación, la experiencia del cliente y el desarrollo de negocios. En este contexto, la gastronomía se convierte en un motor de emprendimiento, especialmente en pequeños y medianos negocios de alimentos, donde la calidad del producto debe ir acompañada de estrategias de gestión y comercialización. El concepto de Cocina 360° se basa en una visión integral del negocio gastronómico, donde se consideran todos los factores que influyen en su éxito. No solo se enfoca en la producción culinaria, sino también en la gestión administrativa, el marketing, la experiencia del cliente y la innovación. Este modelo busca integrar todas las áreas del negocio para lograr eficiencia, competitividad y sostenibilidad en el mercado gastronómico, alineándose con enfoques modernos de gestión empresarial.</w:t>
+        <w:t>La gastronomía es una disciplina que integra conocimientos culinarios, culturales, sociales y económicos. No se limita únicamente a la preparación de alimentos, sino que abarca la comprensión del acto de alimentarse y su impacto en la sociedad. Desde una perspectiva clásica, se considera que la gastronomía estudia la relación entre el ser humano y su alimentación (Brillat-Savarin, 1825). En la actualidad, la gastronomía ha evolucionado hacia un enfoque estratégico, donde se vincula con la innovación, la experiencia del cliente y el desarrollo de negocios. En este contexto, la gastronomía se convierte en un motor de emprendimiento, especialmente en pequeños y medianos negocios de alimentos, donde la calidad del producto debe ir acompañada de estrategias de gestión y comercialización. El concepto de Cocina 360° se basa en una visión integral del negocio gastronómico, donde se consideran todos los factores que influyen en su éxito. No solo se enfoca en la producción culinaria, sino también en la gestión administrativa, el marketing, la experiencia del cliente y la innovación. Este modelo busca integrar todas las áreas del negocio para lograr eficiencia, competitividad y sostenibilidad en el mercado gastronómico, alineándose con enfoques modernos de gestión empresarial.</w:t>
       </w:r>
     </w:p>
     <w:p>
@@ -14685,21 +14646,19 @@
     </w:p>
     <w:sdt>
       <w:sdtPr>
+        <w:rPr>
+          <w:rFonts w:eastAsia="Times New Roman" w:cs="Times New Roman"/>
+          <w:b w:val="0"/>
+          <w:spacing w:val="0"/>
+          <w:kern w:val="0"/>
+          <w:szCs w:val="22"/>
+        </w:rPr>
         <w:id w:val="649021492"/>
         <w:docPartObj>
           <w:docPartGallery w:val="Bibliographies"/>
           <w:docPartUnique/>
         </w:docPartObj>
       </w:sdtPr>
-      <w:sdtEndPr>
-        <w:rPr>
-          <w:rFonts w:eastAsia="Times New Roman" w:cs="Times New Roman"/>
-          <w:b w:val="0"/>
-          <w:spacing w:val="0"/>
-          <w:kern w:val="0"/>
-          <w:szCs w:val="22"/>
-        </w:rPr>
-      </w:sdtEndPr>
       <w:sdtContent>
         <w:p>
           <w:pPr>
@@ -14722,7 +14681,6 @@
                 <w:rPr>
                   <w:noProof/>
                   <w:szCs w:val="24"/>
-                  <w:lang w:val="en-US"/>
                 </w:rPr>
               </w:pPr>
               <w:r>
@@ -14758,7 +14716,50 @@
                   <w:noProof/>
                   <w:lang w:val="en-US"/>
                 </w:rPr>
-                <w:t xml:space="preserve"> Social Science Information.</w:t>
+                <w:t xml:space="preserve"> </w:t>
+              </w:r>
+              <w:r>
+                <w:rPr>
+                  <w:noProof/>
+                </w:rPr>
+                <w:t>Social Science Information.</w:t>
+              </w:r>
+            </w:p>
+            <w:p>
+              <w:pPr>
+                <w:pStyle w:val="Bibliografa"/>
+                <w:ind w:left="720" w:hanging="720"/>
+                <w:rPr>
+                  <w:noProof/>
+                  <w:lang w:val="en-US"/>
+                </w:rPr>
+              </w:pPr>
+              <w:r>
+                <w:rPr>
+                  <w:noProof/>
+                </w:rPr>
+                <w:t xml:space="preserve">Espinosa, M. P., Armas, R., &amp; Fernández, M. F. (2024). </w:t>
+              </w:r>
+              <w:r>
+                <w:rPr>
+                  <w:i/>
+                  <w:iCs/>
+                  <w:noProof/>
+                </w:rPr>
+                <w:t>Global Entrepreneurship Monitor.</w:t>
+              </w:r>
+              <w:r>
+                <w:rPr>
+                  <w:noProof/>
+                </w:rPr>
+                <w:t xml:space="preserve"> Ediloja Cía. </w:t>
+              </w:r>
+              <w:r>
+                <w:rPr>
+                  <w:noProof/>
+                  <w:lang w:val="en-US"/>
+                </w:rPr>
+                <w:t>Ltda.</w:t>
               </w:r>
             </w:p>
             <w:p>
@@ -14909,18 +14910,10 @@
     </w:sdt>
     <w:p>
       <w:pPr>
-        <w:tabs>
-          <w:tab w:val="left" w:pos="5620"/>
-        </w:tabs>
-        <w:spacing w:line="276" w:lineRule="auto"/>
-      </w:pPr>
-    </w:p>
-    <w:p>
-      <w:pPr>
         <w:pStyle w:val="Ttulo1"/>
         <w:numPr>
           <w:ilvl w:val="0"/>
-          <w:numId w:val="34"/>
+          <w:numId w:val="0"/>
         </w:numPr>
       </w:pPr>
       <w:r>
@@ -14995,30 +14988,14 @@
           <w:rFonts w:eastAsiaTheme="majorEastAsia"/>
           <w:szCs w:val="24"/>
         </w:rPr>
-        <w:t>¿Le gustaría adquirir</w:t>
-      </w:r>
-      <w:proofErr w:type="gramStart"/>
+        <w:t xml:space="preserve">¿Le gustaría adquirir </w:t>
+      </w:r>
       <w:r>
         <w:rPr>
           <w:rFonts w:eastAsiaTheme="majorEastAsia"/>
           <w:szCs w:val="24"/>
         </w:rPr>
-        <w:t xml:space="preserve"> </w:t>
-      </w:r>
-      <w:r>
-        <w:rPr>
-          <w:rFonts w:eastAsiaTheme="majorEastAsia"/>
-          <w:szCs w:val="24"/>
-        </w:rPr>
-        <w:t>….</w:t>
-      </w:r>
-      <w:proofErr w:type="gramEnd"/>
-      <w:r>
-        <w:rPr>
-          <w:rFonts w:eastAsiaTheme="majorEastAsia"/>
-          <w:szCs w:val="24"/>
-        </w:rPr>
-        <w:t>.</w:t>
+        <w:t>…..</w:t>
       </w:r>
       <w:r>
         <w:rPr>
@@ -15192,7 +15169,7 @@
                     </pic:cNvPicPr>
                   </pic:nvPicPr>
                   <pic:blipFill>
-                    <a:blip r:embed="rId17" cstate="print">
+                    <a:blip r:embed="rId18" cstate="print">
                       <a:extLst>
                         <a:ext uri="{28A0092B-C50C-407E-A947-70E740481C1C}">
                           <a14:useLocalDpi xmlns:a14="http://schemas.microsoft.com/office/drawing/2010/main" val="0"/>
@@ -15375,7 +15352,7 @@
           <w:lang w:val="es-PE"/>
         </w:rPr>
       </w:pPr>
-      <w:hyperlink r:id="rId18" w:history="1">
+      <w:hyperlink r:id="rId19" w:history="1">
         <w:r>
           <w:rPr>
             <w:rStyle w:val="Hipervnculo"/>
@@ -22900,11 +22877,40 @@
     <b:Publisher>Crown Business</b:Publisher>
     <b:RefOrder>4</b:RefOrder>
   </b:Source>
+  <b:Source>
+    <b:Tag>Esp24</b:Tag>
+    <b:SourceType>Book</b:SourceType>
+    <b:Guid>{ED25E6F5-7594-4EE4-9A2F-1A88E9E32BA4}</b:Guid>
+    <b:Author>
+      <b:Author>
+        <b:NameList>
+          <b:Person>
+            <b:Last>Espinosa</b:Last>
+            <b:First>María</b:First>
+            <b:Middle>Paula</b:Middle>
+          </b:Person>
+          <b:Person>
+            <b:Last>Armas</b:Last>
+            <b:First>Reinaldo</b:First>
+          </b:Person>
+          <b:Person>
+            <b:Last>Fernández</b:Last>
+            <b:First>María</b:First>
+            <b:Middle>Francisca</b:Middle>
+          </b:Person>
+        </b:NameList>
+      </b:Author>
+    </b:Author>
+    <b:Title>Global Entrepreneurship Monitor</b:Title>
+    <b:Year>2024</b:Year>
+    <b:Publisher>Ediloja Cía. Ltda</b:Publisher>
+    <b:RefOrder>6</b:RefOrder>
+  </b:Source>
 </b:Sources>
 </file>
 
 <file path=customXml/itemProps1.xml><?xml version="1.0" encoding="utf-8"?>
-<ds:datastoreItem xmlns:ds="http://schemas.openxmlformats.org/officeDocument/2006/customXml" ds:itemID="{C30701B0-4CB7-471D-BFD7-8EC52B270EE5}">
+<ds:datastoreItem xmlns:ds="http://schemas.openxmlformats.org/officeDocument/2006/customXml" ds:itemID="{2D426A86-43B4-4DF2-B4D6-05F6C8C36C41}">
   <ds:schemaRefs>
     <ds:schemaRef ds:uri="http://schemas.openxmlformats.org/officeDocument/2006/bibliography"/>
   </ds:schemaRefs>

--- a/project/Otro/Proyecto_Mayra_Carolina_Rivadeneira_Viteri.docx
+++ b/project/Otro/Proyecto_Mayra_Carolina_Rivadeneira_Viteri.docx
@@ -608,7 +608,7 @@
                                         </pic:cNvPicPr>
                                       </pic:nvPicPr>
                                       <pic:blipFill>
-                                        <a:blip r:embed="rId9" cstate="print"/>
+                                        <a:blip r:embed="rId8" cstate="print"/>
                                         <a:stretch>
                                           <a:fillRect/>
                                         </a:stretch>
@@ -6663,10 +6663,10 @@
           <w:noProof/>
         </w:rPr>
         <w:sectPr>
-          <w:headerReference w:type="default" r:id="rId10"/>
-          <w:footerReference w:type="default" r:id="rId11"/>
-          <w:headerReference w:type="first" r:id="rId12"/>
-          <w:footerReference w:type="first" r:id="rId13"/>
+          <w:headerReference w:type="default" r:id="rId9"/>
+          <w:footerReference w:type="default" r:id="rId10"/>
+          <w:headerReference w:type="first" r:id="rId11"/>
+          <w:footerReference w:type="first" r:id="rId12"/>
           <w:pgSz w:w="12240" w:h="15840"/>
           <w:pgMar w:top="1699" w:right="1699" w:bottom="1699" w:left="2261" w:header="720" w:footer="720" w:gutter="0"/>
           <w:pgNumType w:fmt="upperRoman" w:start="0"/>
@@ -6928,7 +6928,15 @@
     </w:p>
     <w:p>
       <w:r>
-        <w:t>En la actualidad, el Ecuador se caracteriza por presentar una alta actividad emprendedora en comparación con otros países de la región. De acuerdo con el informe del Global Entrepreneurship Monitor (GEM) Ecuador 2024, la Tasa de Actividad Emprendedora Temprana (TEA) alcanza aproximadamente el 33,4 %, posicionando al país como uno de los que registra mayor número de personas involucradas en la creación de nuevos negocios en América Latina.</w:t>
+        <w:t xml:space="preserve">En la actualidad, el Ecuador se caracteriza por presentar una alta actividad emprendedora en comparación con otros países de la región. De acuerdo con el informe del Global </w:t>
+      </w:r>
+      <w:proofErr w:type="spellStart"/>
+      <w:r>
+        <w:t>Entrepreneurship</w:t>
+      </w:r>
+      <w:proofErr w:type="spellEnd"/>
+      <w:r>
+        <w:t xml:space="preserve"> Monitor (GEM) Ecuador 2024, la Tasa de Actividad Emprendedora Temprana (TEA) alcanza aproximadamente el 33,4 %, posicionando al país como uno de los que registra mayor número de personas involucradas en la creación de nuevos negocios en América Latina.</w:t>
       </w:r>
     </w:p>
     <w:p>
@@ -7038,8 +7046,8 @@
           <w:numId w:val="1"/>
         </w:numPr>
         <w:sectPr>
-          <w:headerReference w:type="first" r:id="rId14"/>
-          <w:footerReference w:type="first" r:id="rId15"/>
+          <w:headerReference w:type="first" r:id="rId13"/>
+          <w:footerReference w:type="first" r:id="rId14"/>
           <w:pgSz w:w="12240" w:h="15840"/>
           <w:pgMar w:top="1701" w:right="1701" w:bottom="1701" w:left="2262" w:header="720" w:footer="720" w:gutter="0"/>
           <w:pgNumType w:start="1"/>
@@ -7128,7 +7136,14 @@
       </w:r>
       <w:r>
         <w:br/>
-        <w:t>Model CANVAS</w:t>
+      </w:r>
+      <w:proofErr w:type="spellStart"/>
+      <w:r>
+        <w:t>Model</w:t>
+      </w:r>
+      <w:proofErr w:type="spellEnd"/>
+      <w:r>
+        <w:t xml:space="preserve"> CANVAS</w:t>
       </w:r>
       <w:bookmarkEnd w:id="6"/>
     </w:p>
@@ -7292,7 +7307,31 @@
                 <w:szCs w:val="18"/>
                 <w:lang w:val="es-PE" w:eastAsia="es-PE"/>
               </w:rPr>
-              <w:t xml:space="preserve"> (Dragon Print)</w:t>
+              <w:t xml:space="preserve"> (Dragon </w:t>
+            </w:r>
+            <w:proofErr w:type="spellStart"/>
+            <w:r>
+              <w:rPr>
+                <w:b w:val="0"/>
+                <w:bCs w:val="0"/>
+                <w:color w:val="000000"/>
+                <w:sz w:val="18"/>
+                <w:szCs w:val="18"/>
+                <w:lang w:val="es-PE" w:eastAsia="es-PE"/>
+              </w:rPr>
+              <w:t>Print</w:t>
+            </w:r>
+            <w:proofErr w:type="spellEnd"/>
+            <w:r>
+              <w:rPr>
+                <w:b w:val="0"/>
+                <w:bCs w:val="0"/>
+                <w:color w:val="000000"/>
+                <w:sz w:val="18"/>
+                <w:szCs w:val="18"/>
+                <w:lang w:val="es-PE" w:eastAsia="es-PE"/>
+              </w:rPr>
+              <w:t>)</w:t>
             </w:r>
           </w:p>
           <w:p>
@@ -7331,7 +7370,31 @@
                 <w:szCs w:val="18"/>
                 <w:lang w:val="es-PE" w:eastAsia="es-PE"/>
               </w:rPr>
-              <w:t xml:space="preserve"> (Hello 360)</w:t>
+              <w:t xml:space="preserve"> (</w:t>
+            </w:r>
+            <w:proofErr w:type="spellStart"/>
+            <w:r>
+              <w:rPr>
+                <w:b w:val="0"/>
+                <w:bCs w:val="0"/>
+                <w:color w:val="000000"/>
+                <w:sz w:val="18"/>
+                <w:szCs w:val="18"/>
+                <w:lang w:val="es-PE" w:eastAsia="es-PE"/>
+              </w:rPr>
+              <w:t>Hello</w:t>
+            </w:r>
+            <w:proofErr w:type="spellEnd"/>
+            <w:r>
+              <w:rPr>
+                <w:b w:val="0"/>
+                <w:bCs w:val="0"/>
+                <w:color w:val="000000"/>
+                <w:sz w:val="18"/>
+                <w:szCs w:val="18"/>
+                <w:lang w:val="es-PE" w:eastAsia="es-PE"/>
+              </w:rPr>
+              <w:t xml:space="preserve"> 360)</w:t>
             </w:r>
           </w:p>
           <w:p>
@@ -8046,6 +8109,7 @@
                 <w:lang w:val="es-PE" w:eastAsia="es-PE"/>
               </w:rPr>
             </w:pPr>
+            <w:proofErr w:type="spellStart"/>
             <w:r>
               <w:rPr>
                 <w:color w:val="000000"/>
@@ -8053,8 +8117,29 @@
                 <w:szCs w:val="18"/>
                 <w:lang w:val="es-PE" w:eastAsia="es-PE"/>
               </w:rPr>
-              <w:t>Dark kitchens</w:t>
-            </w:r>
+              <w:t>Dark</w:t>
+            </w:r>
+            <w:proofErr w:type="spellEnd"/>
+            <w:r>
+              <w:rPr>
+                <w:color w:val="000000"/>
+                <w:sz w:val="18"/>
+                <w:szCs w:val="18"/>
+                <w:lang w:val="es-PE" w:eastAsia="es-PE"/>
+              </w:rPr>
+              <w:t xml:space="preserve"> </w:t>
+            </w:r>
+            <w:proofErr w:type="spellStart"/>
+            <w:r>
+              <w:rPr>
+                <w:color w:val="000000"/>
+                <w:sz w:val="18"/>
+                <w:szCs w:val="18"/>
+                <w:lang w:val="es-PE" w:eastAsia="es-PE"/>
+              </w:rPr>
+              <w:t>kitchens</w:t>
+            </w:r>
+            <w:proofErr w:type="spellEnd"/>
           </w:p>
           <w:p>
             <w:pPr>
@@ -9044,7 +9129,35 @@
         <w:rPr>
           <w:lang w:val="es-PE" w:eastAsia="es-PE"/>
         </w:rPr>
-        <w:t>Nuestro emprendimiento “Cocina 360°” está dirigido a emprendedores gastronómicos, restaurantes, dark kitchens, estudiantes de gastronomía y personas apasionadas por la cocina que buscan desarrollar o fortalecer sus negocios. Asimismo, se consideran clientes potenciales aquellos interesados en profesionalizar sus conocimientos y mejorar la gestión y posicionamiento de sus marcas dentro del mercado gastronómico.</w:t>
+        <w:t xml:space="preserve">Nuestro emprendimiento “Cocina 360°” está dirigido a emprendedores gastronómicos, restaurantes, </w:t>
+      </w:r>
+      <w:proofErr w:type="spellStart"/>
+      <w:r>
+        <w:rPr>
+          <w:lang w:val="es-PE" w:eastAsia="es-PE"/>
+        </w:rPr>
+        <w:t>dark</w:t>
+      </w:r>
+      <w:proofErr w:type="spellEnd"/>
+      <w:r>
+        <w:rPr>
+          <w:lang w:val="es-PE" w:eastAsia="es-PE"/>
+        </w:rPr>
+        <w:t xml:space="preserve"> </w:t>
+      </w:r>
+      <w:proofErr w:type="spellStart"/>
+      <w:r>
+        <w:rPr>
+          <w:lang w:val="es-PE" w:eastAsia="es-PE"/>
+        </w:rPr>
+        <w:t>kitchens</w:t>
+      </w:r>
+      <w:proofErr w:type="spellEnd"/>
+      <w:r>
+        <w:rPr>
+          <w:lang w:val="es-PE" w:eastAsia="es-PE"/>
+        </w:rPr>
+        <w:t>, estudiantes de gastronomía y personas apasionadas por la cocina que buscan desarrollar o fortalecer sus negocios. Asimismo, se consideran clientes potenciales aquellos interesados en profesionalizar sus conocimientos y mejorar la gestión y posicionamiento de sus marcas dentro del mercado gastronómico.</w:t>
       </w:r>
     </w:p>
     <w:p>
@@ -9207,7 +9320,35 @@
         <w:rPr>
           <w:rFonts w:eastAsiaTheme="majorEastAsia"/>
         </w:rPr>
-        <w:t>El emprendimiento contará con aliados estratégicos que contribuirán al desarrollo, posicionamiento y crecimiento del proyecto, entre los cuales se incluyen proveedores de insumos y equipamiento gastronómico como Montero y Tramontina, así como servicios especializados en diseño gráfico y desarrollo de marca como Dragon Print, y agencias de marketing digital como Hello 360. Asimismo, se considerarán alianzas con instituciones educativas que aporten en la formación y capacitación continua, junto con el uso de plataformas tecnológicas que faciliten la gestión, promoción y comercialización de los servicios, permitiendo así fortalecer la propuesta de valor y garantizar la sostenibilidad del emprendimiento.</w:t>
+        <w:t xml:space="preserve">El emprendimiento contará con aliados estratégicos que contribuirán al desarrollo, posicionamiento y crecimiento del proyecto, entre los cuales se incluyen proveedores de insumos y equipamiento gastronómico como Montero y Tramontina, así como servicios especializados en diseño gráfico y desarrollo de marca como Dragon </w:t>
+      </w:r>
+      <w:proofErr w:type="spellStart"/>
+      <w:r>
+        <w:rPr>
+          <w:rFonts w:eastAsiaTheme="majorEastAsia"/>
+        </w:rPr>
+        <w:t>Print</w:t>
+      </w:r>
+      <w:proofErr w:type="spellEnd"/>
+      <w:r>
+        <w:rPr>
+          <w:rFonts w:eastAsiaTheme="majorEastAsia"/>
+        </w:rPr>
+        <w:t xml:space="preserve">, y agencias de marketing digital como </w:t>
+      </w:r>
+      <w:proofErr w:type="spellStart"/>
+      <w:r>
+        <w:rPr>
+          <w:rFonts w:eastAsiaTheme="majorEastAsia"/>
+        </w:rPr>
+        <w:t>Hello</w:t>
+      </w:r>
+      <w:proofErr w:type="spellEnd"/>
+      <w:r>
+        <w:rPr>
+          <w:rFonts w:eastAsiaTheme="majorEastAsia"/>
+        </w:rPr>
+        <w:t xml:space="preserve"> 360. Asimismo, se considerarán alianzas con instituciones educativas que aporten en la formación y capacitación continua, junto con el uso de plataformas tecnológicas que faciliten la gestión, promoción y comercialización de los servicios, permitiendo así fortalecer la propuesta de valor y garantizar la sostenibilidad del emprendimiento.</w:t>
       </w:r>
     </w:p>
     <w:p>
@@ -11619,8 +11760,8 @@
         <w:tblLook w:val="04E0" w:firstRow="1" w:lastRow="1" w:firstColumn="1" w:lastColumn="0" w:noHBand="0" w:noVBand="1"/>
       </w:tblPr>
       <w:tblGrid>
-        <w:gridCol w:w="4504"/>
-        <w:gridCol w:w="2496"/>
+        <w:gridCol w:w="4962"/>
+        <w:gridCol w:w="2038"/>
       </w:tblGrid>
       <w:tr>
         <w:trPr>
@@ -11658,14 +11799,14 @@
         </w:trPr>
         <w:tc>
           <w:tcPr>
-            <w:tcW w:w="4504" w:type="dxa"/>
+            <w:tcW w:w="4962" w:type="dxa"/>
             <w:noWrap/>
             <w:hideMark/>
           </w:tcPr>
           <w:p>
             <w:pPr>
               <w:spacing w:before="0" w:after="0"/>
-              <w:jc w:val="center"/>
+              <w:jc w:val="left"/>
               <w:rPr>
                 <w:b/>
                 <w:bCs/>
@@ -11684,14 +11825,14 @@
         </w:tc>
         <w:tc>
           <w:tcPr>
-            <w:tcW w:w="2496" w:type="dxa"/>
+            <w:tcW w:w="2038" w:type="dxa"/>
             <w:noWrap/>
             <w:hideMark/>
           </w:tcPr>
           <w:p>
             <w:pPr>
               <w:spacing w:before="0" w:after="0"/>
-              <w:jc w:val="center"/>
+              <w:jc w:val="left"/>
               <w:rPr>
                 <w:b/>
                 <w:bCs/>
@@ -11716,7 +11857,7 @@
         </w:trPr>
         <w:tc>
           <w:tcPr>
-            <w:tcW w:w="4504" w:type="dxa"/>
+            <w:tcW w:w="4962" w:type="dxa"/>
             <w:noWrap/>
             <w:hideMark/>
           </w:tcPr>
@@ -11737,7 +11878,7 @@
         </w:tc>
         <w:tc>
           <w:tcPr>
-            <w:tcW w:w="2496" w:type="dxa"/>
+            <w:tcW w:w="2038" w:type="dxa"/>
             <w:noWrap/>
             <w:hideMark/>
           </w:tcPr>
@@ -11764,7 +11905,7 @@
         </w:trPr>
         <w:tc>
           <w:tcPr>
-            <w:tcW w:w="4504" w:type="dxa"/>
+            <w:tcW w:w="4962" w:type="dxa"/>
             <w:noWrap/>
             <w:hideMark/>
           </w:tcPr>
@@ -11785,7 +11926,7 @@
         </w:tc>
         <w:tc>
           <w:tcPr>
-            <w:tcW w:w="2496" w:type="dxa"/>
+            <w:tcW w:w="2038" w:type="dxa"/>
             <w:noWrap/>
             <w:hideMark/>
           </w:tcPr>
@@ -11812,7 +11953,7 @@
         </w:trPr>
         <w:tc>
           <w:tcPr>
-            <w:tcW w:w="4504" w:type="dxa"/>
+            <w:tcW w:w="4962" w:type="dxa"/>
             <w:noWrap/>
             <w:hideMark/>
           </w:tcPr>
@@ -11833,7 +11974,7 @@
         </w:tc>
         <w:tc>
           <w:tcPr>
-            <w:tcW w:w="2496" w:type="dxa"/>
+            <w:tcW w:w="2038" w:type="dxa"/>
             <w:noWrap/>
             <w:hideMark/>
           </w:tcPr>
@@ -11860,7 +12001,7 @@
         </w:trPr>
         <w:tc>
           <w:tcPr>
-            <w:tcW w:w="4504" w:type="dxa"/>
+            <w:tcW w:w="4962" w:type="dxa"/>
             <w:noWrap/>
             <w:hideMark/>
           </w:tcPr>
@@ -11881,7 +12022,7 @@
         </w:tc>
         <w:tc>
           <w:tcPr>
-            <w:tcW w:w="2496" w:type="dxa"/>
+            <w:tcW w:w="2038" w:type="dxa"/>
             <w:noWrap/>
             <w:hideMark/>
           </w:tcPr>
@@ -11908,7 +12049,7 @@
         </w:trPr>
         <w:tc>
           <w:tcPr>
-            <w:tcW w:w="4504" w:type="dxa"/>
+            <w:tcW w:w="4962" w:type="dxa"/>
             <w:noWrap/>
             <w:hideMark/>
           </w:tcPr>
@@ -11929,7 +12070,7 @@
         </w:tc>
         <w:tc>
           <w:tcPr>
-            <w:tcW w:w="2496" w:type="dxa"/>
+            <w:tcW w:w="2038" w:type="dxa"/>
             <w:noWrap/>
             <w:hideMark/>
           </w:tcPr>
@@ -11956,7 +12097,7 @@
         </w:trPr>
         <w:tc>
           <w:tcPr>
-            <w:tcW w:w="4504" w:type="dxa"/>
+            <w:tcW w:w="4962" w:type="dxa"/>
             <w:noWrap/>
             <w:hideMark/>
           </w:tcPr>
@@ -11977,7 +12118,7 @@
         </w:tc>
         <w:tc>
           <w:tcPr>
-            <w:tcW w:w="2496" w:type="dxa"/>
+            <w:tcW w:w="2038" w:type="dxa"/>
             <w:noWrap/>
             <w:hideMark/>
           </w:tcPr>
@@ -12004,7 +12145,7 @@
         </w:trPr>
         <w:tc>
           <w:tcPr>
-            <w:tcW w:w="4504" w:type="dxa"/>
+            <w:tcW w:w="4962" w:type="dxa"/>
             <w:noWrap/>
             <w:hideMark/>
           </w:tcPr>
@@ -12015,17 +12156,25 @@
                 <w:lang w:val="es-PE" w:eastAsia="es-PE"/>
               </w:rPr>
             </w:pPr>
-            <w:r>
-              <w:rPr>
-                <w:lang w:val="es-PE" w:eastAsia="es-PE"/>
-              </w:rPr>
-              <w:t xml:space="preserve">Total Costos Fijos </w:t>
+            <w:proofErr w:type="gramStart"/>
+            <w:r>
+              <w:rPr>
+                <w:lang w:val="es-PE" w:eastAsia="es-PE"/>
+              </w:rPr>
+              <w:t>Total</w:t>
+            </w:r>
+            <w:proofErr w:type="gramEnd"/>
+            <w:r>
+              <w:rPr>
+                <w:lang w:val="es-PE" w:eastAsia="es-PE"/>
+              </w:rPr>
+              <w:t xml:space="preserve"> Costos Fijos </w:t>
             </w:r>
           </w:p>
         </w:tc>
         <w:tc>
           <w:tcPr>
-            <w:tcW w:w="2496" w:type="dxa"/>
+            <w:tcW w:w="2038" w:type="dxa"/>
             <w:noWrap/>
             <w:hideMark/>
           </w:tcPr>
@@ -12070,7 +12219,13 @@
         <w:t>n</w:t>
       </w:r>
       <w:r>
-        <w:t xml:space="preserve"> cubrir independientemente del volumen de ventas.</w:t>
+        <w:t xml:space="preserve"> cubrir independientemente del volumen de </w:t>
+      </w:r>
+      <w:r>
+        <w:t>clientes</w:t>
+      </w:r>
+      <w:r>
+        <w:t>.</w:t>
       </w:r>
     </w:p>
     <w:p>
@@ -12142,12 +12297,12 @@
     <w:tbl>
       <w:tblPr>
         <w:tblStyle w:val="TablaAPA"/>
-        <w:tblW w:w="7000" w:type="dxa"/>
+        <w:tblW w:w="7088" w:type="dxa"/>
         <w:tblLook w:val="04E0" w:firstRow="1" w:lastRow="1" w:firstColumn="1" w:lastColumn="0" w:noHBand="0" w:noVBand="1"/>
       </w:tblPr>
       <w:tblGrid>
-        <w:gridCol w:w="4104"/>
-        <w:gridCol w:w="2896"/>
+        <w:gridCol w:w="5103"/>
+        <w:gridCol w:w="1985"/>
       </w:tblGrid>
       <w:tr>
         <w:trPr>
@@ -12156,7 +12311,7 @@
         </w:trPr>
         <w:tc>
           <w:tcPr>
-            <w:tcW w:w="7000" w:type="dxa"/>
+            <w:tcW w:w="7088" w:type="dxa"/>
             <w:gridSpan w:val="2"/>
             <w:noWrap/>
             <w:hideMark/>
@@ -12185,14 +12340,13 @@
         </w:trPr>
         <w:tc>
           <w:tcPr>
-            <w:tcW w:w="4104" w:type="dxa"/>
+            <w:tcW w:w="5103" w:type="dxa"/>
             <w:noWrap/>
             <w:hideMark/>
           </w:tcPr>
           <w:p>
             <w:pPr>
               <w:spacing w:before="0" w:after="0"/>
-              <w:jc w:val="center"/>
               <w:rPr>
                 <w:b/>
                 <w:bCs/>
@@ -12211,14 +12365,13 @@
         </w:tc>
         <w:tc>
           <w:tcPr>
-            <w:tcW w:w="2896" w:type="dxa"/>
+            <w:tcW w:w="1985" w:type="dxa"/>
             <w:noWrap/>
             <w:hideMark/>
           </w:tcPr>
           <w:p>
             <w:pPr>
               <w:spacing w:before="0" w:after="0"/>
-              <w:jc w:val="center"/>
               <w:rPr>
                 <w:b/>
                 <w:bCs/>
@@ -12243,7 +12396,7 @@
         </w:trPr>
         <w:tc>
           <w:tcPr>
-            <w:tcW w:w="4104" w:type="dxa"/>
+            <w:tcW w:w="5103" w:type="dxa"/>
             <w:noWrap/>
             <w:hideMark/>
           </w:tcPr>
@@ -12264,7 +12417,7 @@
         </w:tc>
         <w:tc>
           <w:tcPr>
-            <w:tcW w:w="2896" w:type="dxa"/>
+            <w:tcW w:w="1985" w:type="dxa"/>
             <w:noWrap/>
             <w:hideMark/>
           </w:tcPr>
@@ -12291,7 +12444,7 @@
         </w:trPr>
         <w:tc>
           <w:tcPr>
-            <w:tcW w:w="4104" w:type="dxa"/>
+            <w:tcW w:w="5103" w:type="dxa"/>
             <w:noWrap/>
             <w:hideMark/>
           </w:tcPr>
@@ -12312,7 +12465,7 @@
         </w:tc>
         <w:tc>
           <w:tcPr>
-            <w:tcW w:w="2896" w:type="dxa"/>
+            <w:tcW w:w="1985" w:type="dxa"/>
             <w:noWrap/>
             <w:hideMark/>
           </w:tcPr>
@@ -12339,7 +12492,7 @@
         </w:trPr>
         <w:tc>
           <w:tcPr>
-            <w:tcW w:w="4104" w:type="dxa"/>
+            <w:tcW w:w="5103" w:type="dxa"/>
             <w:noWrap/>
             <w:hideMark/>
           </w:tcPr>
@@ -12360,7 +12513,7 @@
         </w:tc>
         <w:tc>
           <w:tcPr>
-            <w:tcW w:w="2896" w:type="dxa"/>
+            <w:tcW w:w="1985" w:type="dxa"/>
             <w:noWrap/>
             <w:hideMark/>
           </w:tcPr>
@@ -12387,7 +12540,7 @@
         </w:trPr>
         <w:tc>
           <w:tcPr>
-            <w:tcW w:w="4104" w:type="dxa"/>
+            <w:tcW w:w="5103" w:type="dxa"/>
             <w:noWrap/>
             <w:hideMark/>
           </w:tcPr>
@@ -12398,18 +12551,26 @@
                 <w:lang w:val="es-PE" w:eastAsia="es-PE"/>
               </w:rPr>
             </w:pPr>
+            <w:proofErr w:type="gramStart"/>
             <w:r>
               <w:rPr>
                 <w:lang w:val="es-PE" w:eastAsia="es-PE"/>
               </w:rPr>
               <w:lastRenderedPageBreak/>
-              <w:t>Total Costo Variable</w:t>
+              <w:t>Total</w:t>
+            </w:r>
+            <w:proofErr w:type="gramEnd"/>
+            <w:r>
+              <w:rPr>
+                <w:lang w:val="es-PE" w:eastAsia="es-PE"/>
+              </w:rPr>
+              <w:t xml:space="preserve"> Costo Variable</w:t>
             </w:r>
           </w:p>
         </w:tc>
         <w:tc>
           <w:tcPr>
-            <w:tcW w:w="2896" w:type="dxa"/>
+            <w:tcW w:w="1985" w:type="dxa"/>
             <w:noWrap/>
             <w:hideMark/>
           </w:tcPr>
@@ -12442,10 +12603,10 @@
         <w:t xml:space="preserve"> </w:t>
       </w:r>
       <w:r>
-        <w:t>Los costos variables por unidad representan los gastos directamente asociados a la</w:t>
-      </w:r>
-      <w:r>
-        <w:t>…</w:t>
+        <w:t>Los costos variables por unidad representan los gastos directamente asociados a</w:t>
+      </w:r>
+      <w:r>
+        <w:t>l servicio que ofrece Cocina 360°.</w:t>
       </w:r>
     </w:p>
     <w:p>
@@ -12641,13 +12802,13 @@
         <w:t>l servicio</w:t>
       </w:r>
       <w:r>
-        <w:t xml:space="preserve"> unitario fue establecido considerando los costos </w:t>
+        <w:t xml:space="preserve"> fue establecido considerando los costos </w:t>
       </w:r>
       <w:r>
         <w:t>fijos, costos variables</w:t>
       </w:r>
       <w:r>
-        <w:t xml:space="preserve"> y el valor percibido por el cliente en el mercado de desayunos saludables.</w:t>
+        <w:t xml:space="preserve"> y el valor percibido por el cliente en el mercado.</w:t>
       </w:r>
     </w:p>
     <w:p>
@@ -12722,12 +12883,12 @@
     <w:tbl>
       <w:tblPr>
         <w:tblStyle w:val="TablaAPA"/>
-        <w:tblW w:w="5812" w:type="dxa"/>
+        <w:tblW w:w="7088" w:type="dxa"/>
         <w:tblLook w:val="04A0" w:firstRow="1" w:lastRow="0" w:firstColumn="1" w:lastColumn="0" w:noHBand="0" w:noVBand="1"/>
       </w:tblPr>
       <w:tblGrid>
-        <w:gridCol w:w="3119"/>
-        <w:gridCol w:w="2693"/>
+        <w:gridCol w:w="5245"/>
+        <w:gridCol w:w="1843"/>
       </w:tblGrid>
       <w:tr>
         <w:trPr>
@@ -12736,7 +12897,7 @@
         </w:trPr>
         <w:tc>
           <w:tcPr>
-            <w:tcW w:w="3119" w:type="dxa"/>
+            <w:tcW w:w="5245" w:type="dxa"/>
             <w:noWrap/>
             <w:hideMark/>
           </w:tcPr>
@@ -12757,7 +12918,7 @@
         </w:tc>
         <w:tc>
           <w:tcPr>
-            <w:tcW w:w="2693" w:type="dxa"/>
+            <w:tcW w:w="1843" w:type="dxa"/>
             <w:noWrap/>
             <w:hideMark/>
           </w:tcPr>
@@ -12794,7 +12955,7 @@
         </w:trPr>
         <w:tc>
           <w:tcPr>
-            <w:tcW w:w="3119" w:type="dxa"/>
+            <w:tcW w:w="5245" w:type="dxa"/>
             <w:noWrap/>
             <w:hideMark/>
           </w:tcPr>
@@ -12819,7 +12980,7 @@
         </w:tc>
         <w:tc>
           <w:tcPr>
-            <w:tcW w:w="2693" w:type="dxa"/>
+            <w:tcW w:w="1843" w:type="dxa"/>
             <w:noWrap/>
             <w:hideMark/>
           </w:tcPr>
@@ -12965,7 +13126,7 @@
                     </pic:cNvPicPr>
                   </pic:nvPicPr>
                   <pic:blipFill>
-                    <a:blip r:embed="rId16">
+                    <a:blip r:embed="rId15">
                       <a:extLst>
                         <a:ext uri="{28A0092B-C50C-407E-A947-70E740481C1C}">
                           <a14:useLocalDpi xmlns:a14="http://schemas.microsoft.com/office/drawing/2010/main" val="0"/>
@@ -13006,16 +13167,114 @@
         <w:t xml:space="preserve"> </w:t>
       </w:r>
       <w:r>
-        <w:t>El punto de equilibrio se alcanza aproximadamente en 20 asesorías o capacitaciones mensuales, con ingresos de $2.000, considerando costos fijos de $1.200 y un costo variable de $60 por servicio.</w:t>
+        <w:t>El punto de equilibrio se alcanza aproximadamente en 2</w:t>
+      </w:r>
+      <w:r>
+        <w:t>3</w:t>
+      </w:r>
+      <w:r>
+        <w:t xml:space="preserve"> asesorías o capacitaciones mensuales, con ingresos </w:t>
+      </w:r>
+      <w:r>
+        <w:t>cercanos a</w:t>
+      </w:r>
+      <w:r>
+        <w:t xml:space="preserve"> $2.</w:t>
+      </w:r>
+      <w:r>
+        <w:t>3</w:t>
+      </w:r>
+      <w:r>
+        <w:t>00, considerando costos fijos de $1.</w:t>
+      </w:r>
+      <w:r>
+        <w:t>3</w:t>
+      </w:r>
+      <w:r>
+        <w:t>9</w:t>
+      </w:r>
+      <w:r>
+        <w:t>0 y un costo variable de $</w:t>
+      </w:r>
+      <w:r>
+        <w:t>4</w:t>
+      </w:r>
+      <w:r>
+        <w:t>0 por servicio</w:t>
+      </w:r>
+      <w:r>
+        <w:t xml:space="preserve">, con un precio de venta de </w:t>
+      </w:r>
+      <w:r>
+        <w:rPr>
+          <w:rFonts w:eastAsiaTheme="majorEastAsia"/>
+        </w:rPr>
+        <w:t>$100 por asesoría</w:t>
+      </w:r>
+      <w:r>
+        <w:t>.</w:t>
       </w:r>
     </w:p>
     <w:p>
       <w:r>
-        <w:t xml:space="preserve">El punto de equilibrio del proyecto Cocina 360° se alcanza cuando los ingresos generados por las asesorías igualan los costos fijos mensuales, estimados en $1,200. De acuerdo con el análisis financiero, este nivel se logra con aproximadamente 20 clientes al mes, considerando un precio promedio de $60 por servicio. En el gráfico se observa que, a partir de este punto, los ingresos comienzan a superar los costos, </w:t>
+        <w:t>El punto de equilibrio del proyecto Cocina 360° se alcanza cuando los ingresos generados por las asesorías igualan los costos fijos mensuales, estimados en $1,</w:t>
+      </w:r>
+      <w:r>
+        <w:t>3</w:t>
+      </w:r>
+      <w:r>
+        <w:t>00. De acuerdo con el análisis financiero, este nivel se logra con aproximadamente 2</w:t>
+      </w:r>
+      <w:r>
+        <w:t>3</w:t>
+      </w:r>
+      <w:r>
+        <w:t xml:space="preserve"> clientes al mes, considerando un precio de $</w:t>
+      </w:r>
+      <w:r>
+        <w:t>10</w:t>
+      </w:r>
+      <w:r>
+        <w:t>0 por servicio</w:t>
+      </w:r>
+      <w:r>
+        <w:t xml:space="preserve"> </w:t>
+      </w:r>
+      <w:r>
+        <w:t xml:space="preserve">y un margen de </w:t>
       </w:r>
       <w:r>
         <w:lastRenderedPageBreak/>
-        <w:t>generando utilidades para el negocio. Además, la proyección muestra una tendencia creciente en la demanda, lo que permite evidenciar un margen de seguridad favorable. Este resultado confirma que el modelo de negocio es sostenible, ya que no requiere un volumen elevado de clientes para cubrir sus costos operativos, reduciendo el riesgo financiero y facilitando su crecimiento progresivo.</w:t>
+        <w:t>contribución de $60 por asesoría</w:t>
+      </w:r>
+      <w:r>
+        <w:t>.</w:t>
+      </w:r>
+    </w:p>
+    <w:p>
+      <w:pPr>
+        <w:rPr>
+          <w:lang w:val="es-PE"/>
+        </w:rPr>
+      </w:pPr>
+      <w:r>
+        <w:rPr>
+          <w:lang w:val="es-PE"/>
+        </w:rPr>
+        <w:t>En el gráfico se observa que, a partir de este punto, la línea de ingresos supera a la de costos totales, lo que indica el inicio de la generación de utilidades. Además, la proyección muestra que no se requiere un volumen excesivamente alto de clientes para cubrir los costos, lo que refleja un riesgo financiero moderado.</w:t>
+      </w:r>
+    </w:p>
+    <w:p>
+      <w:pPr>
+        <w:rPr>
+          <w:lang w:val="es-PE"/>
+        </w:rPr>
+      </w:pPr>
+      <w:r>
+        <w:rPr>
+          <w:lang w:val="es-PE"/>
+        </w:rPr>
+        <w:t>Este resultado confirma que el modelo de negocio es viable y sostenible, ya que permite alcanzar el equilibrio con una demanda manejable, facilitando el crecimiento progresivo del proyecto a medida que aumentan las asesorías mensuales.</w:t>
       </w:r>
       <w:r>
         <w:br w:type="page"/>
@@ -13683,6 +13942,7 @@
         </w:rPr>
         <w:t xml:space="preserve"> Elementos que definen la identidad y personalidad de la marca</w:t>
       </w:r>
+      <w:proofErr w:type="gramStart"/>
       <w:r>
         <w:rPr>
           <w:rFonts w:eastAsiaTheme="majorEastAsia"/>
@@ -13695,6 +13955,7 @@
         </w:rPr>
         <w:t>.</w:t>
       </w:r>
+      <w:proofErr w:type="gramEnd"/>
       <w:r>
         <w:rPr>
           <w:rFonts w:eastAsiaTheme="majorEastAsia"/>
@@ -13807,7 +14068,7 @@
                     </pic:cNvPicPr>
                   </pic:nvPicPr>
                   <pic:blipFill>
-                    <a:blip r:embed="rId17" cstate="print">
+                    <a:blip r:embed="rId16" cstate="print">
                       <a:extLst>
                         <a:ext uri="{28A0092B-C50C-407E-A947-70E740481C1C}">
                           <a14:useLocalDpi xmlns:a14="http://schemas.microsoft.com/office/drawing/2010/main" val="0"/>
@@ -13976,7 +14237,21 @@
         <w:rPr>
           <w:lang w:eastAsia="es-PE"/>
         </w:rPr>
-        <w:t>La gastronomía es una disciplina que integra conocimientos culinarios, culturales, sociales y económicos. No se limita únicamente a la preparación de alimentos, sino que abarca la comprensión del acto de alimentarse y su impacto en la sociedad. Desde una perspectiva clásica, se considera que la gastronomía estudia la relación entre el ser humano y su alimentación (Brillat-Savarin, 1825). En la actualidad, la gastronomía ha evolucionado hacia un enfoque estratégico, donde se vincula con la innovación, la experiencia del cliente y el desarrollo de negocios. En este contexto, la gastronomía se convierte en un motor de emprendimiento, especialmente en pequeños y medianos negocios de alimentos, donde la calidad del producto debe ir acompañada de estrategias de gestión y comercialización. El concepto de Cocina 360° se basa en una visión integral del negocio gastronómico, donde se consideran todos los factores que influyen en su éxito. No solo se enfoca en la producción culinaria, sino también en la gestión administrativa, el marketing, la experiencia del cliente y la innovación. Este modelo busca integrar todas las áreas del negocio para lograr eficiencia, competitividad y sostenibilidad en el mercado gastronómico, alineándose con enfoques modernos de gestión empresarial.</w:t>
+        <w:t>La gastronomía es una disciplina que integra conocimientos culinarios, culturales, sociales y económicos. No se limita únicamente a la preparación de alimentos, sino que abarca la comprensión del acto de alimentarse y su impacto en la sociedad. Desde una perspectiva clásica, se considera que la gastronomía estudia la relación entre el ser humano y su alimentación (</w:t>
+      </w:r>
+      <w:proofErr w:type="spellStart"/>
+      <w:r>
+        <w:rPr>
+          <w:lang w:eastAsia="es-PE"/>
+        </w:rPr>
+        <w:t>Brillat-Savarin</w:t>
+      </w:r>
+      <w:proofErr w:type="spellEnd"/>
+      <w:r>
+        <w:rPr>
+          <w:lang w:eastAsia="es-PE"/>
+        </w:rPr>
+        <w:t>, 1825). En la actualidad, la gastronomía ha evolucionado hacia un enfoque estratégico, donde se vincula con la innovación, la experiencia del cliente y el desarrollo de negocios. En este contexto, la gastronomía se convierte en un motor de emprendimiento, especialmente en pequeños y medianos negocios de alimentos, donde la calidad del producto debe ir acompañada de estrategias de gestión y comercialización. El concepto de Cocina 360° se basa en una visión integral del negocio gastronómico, donde se consideran todos los factores que influyen en su éxito. No solo se enfoca en la producción culinaria, sino también en la gestión administrativa, el marketing, la experiencia del cliente y la innovación. Este modelo busca integrar todas las áreas del negocio para lograr eficiencia, competitividad y sostenibilidad en el mercado gastronómico, alineándose con enfoques modernos de gestión empresarial.</w:t>
       </w:r>
     </w:p>
     <w:p>
@@ -14988,14 +15263,30 @@
           <w:rFonts w:eastAsiaTheme="majorEastAsia"/>
           <w:szCs w:val="24"/>
         </w:rPr>
-        <w:t xml:space="preserve">¿Le gustaría adquirir </w:t>
-      </w:r>
+        <w:t>¿Le gustaría adquirir</w:t>
+      </w:r>
+      <w:proofErr w:type="gramStart"/>
       <w:r>
         <w:rPr>
           <w:rFonts w:eastAsiaTheme="majorEastAsia"/>
           <w:szCs w:val="24"/>
         </w:rPr>
-        <w:t>…..</w:t>
+        <w:t xml:space="preserve"> </w:t>
+      </w:r>
+      <w:r>
+        <w:rPr>
+          <w:rFonts w:eastAsiaTheme="majorEastAsia"/>
+          <w:szCs w:val="24"/>
+        </w:rPr>
+        <w:t>….</w:t>
+      </w:r>
+      <w:proofErr w:type="gramEnd"/>
+      <w:r>
+        <w:rPr>
+          <w:rFonts w:eastAsiaTheme="majorEastAsia"/>
+          <w:szCs w:val="24"/>
+        </w:rPr>
+        <w:t>.</w:t>
       </w:r>
       <w:r>
         <w:rPr>
@@ -15169,7 +15460,7 @@
                     </pic:cNvPicPr>
                   </pic:nvPicPr>
                   <pic:blipFill>
-                    <a:blip r:embed="rId18" cstate="print">
+                    <a:blip r:embed="rId17" cstate="print">
                       <a:extLst>
                         <a:ext uri="{28A0092B-C50C-407E-A947-70E740481C1C}">
                           <a14:useLocalDpi xmlns:a14="http://schemas.microsoft.com/office/drawing/2010/main" val="0"/>
@@ -15352,7 +15643,7 @@
           <w:lang w:val="es-PE"/>
         </w:rPr>
       </w:pPr>
-      <w:hyperlink r:id="rId19" w:history="1">
+      <w:hyperlink r:id="rId18" w:history="1">
         <w:r>
           <w:rPr>
             <w:rStyle w:val="Hipervnculo"/>
